--- a/40_AWS/04_修正依頼/20260308_RDSコスト削減.docx
+++ b/40_AWS/04_修正依頼/20260308_RDSコスト削減.docx
@@ -9184,7 +9184,3889 @@
           <w:sz w:val="32"/>
           <w:szCs w:val="32"/>
         </w:rPr>
-        <w:t xml:space="preserve">6. 報告方法</w:t>
+        <w:t xml:space="preserve">6. 変更後パフォーマンスチェック</w:t>
+      </w:r>
+    </w:p>
+    <w:p>
+      <w:pPr>
+        <w:spacing w:before="60" w:after="60"/>
+      </w:pPr>
+      <w:r>
+        <w:rPr>
+          <w:rFonts w:ascii="BIZ UDPゴシック" w:cs="BIZ UDPゴシック" w:eastAsia="BIZ UDPゴシック" w:hAnsi="BIZ UDPゴシック"/>
+          <w:sz w:val="22"/>
+          <w:szCs w:val="22"/>
+        </w:rPr>
+        <w:t xml:space="preserve">ダウンサイズ後は以下のメトリクスを1週間継続して監視し、パフォーマンス劣化がないことを確認する。</w:t>
+      </w:r>
+    </w:p>
+    <w:p>
+      <w:pPr>
+        <w:spacing w:before="40" w:after="40"/>
+      </w:pPr>
+      <w:r>
+        <w:t xml:space="preserve"/>
+      </w:r>
+    </w:p>
+    <w:p>
+      <w:pPr>
+        <w:pStyle w:val="Heading2"/>
+      </w:pPr>
+      <w:r>
+        <w:rPr>
+          <w:rFonts w:ascii="BIZ UDPゴシック" w:cs="BIZ UDPゴシック" w:eastAsia="BIZ UDPゴシック" w:hAnsi="BIZ UDPゴシック"/>
+          <w:b/>
+          <w:bCs/>
+          <w:sz w:val="24"/>
+          <w:szCs w:val="24"/>
+        </w:rPr>
+        <w:t xml:space="preserve">■ 監視対象メトリクスと正常値の目安</w:t>
+      </w:r>
+    </w:p>
+    <w:tbl>
+      <w:tblPr>
+        <w:tblW w:type="dxa" w:w="9000"/>
+        <w:tblBorders>
+          <w:top w:val="single" w:color="auto" w:sz="4"/>
+          <w:left w:val="single" w:color="auto" w:sz="4"/>
+          <w:bottom w:val="single" w:color="auto" w:sz="4"/>
+          <w:right w:val="single" w:color="auto" w:sz="4"/>
+          <w:insideH w:val="single" w:color="auto" w:sz="4"/>
+          <w:insideV w:val="single" w:color="auto" w:sz="4"/>
+        </w:tblBorders>
+      </w:tblPr>
+      <w:tblGrid>
+        <w:gridCol w:w="2200"/>
+        <w:gridCol w:w="2000"/>
+        <w:gridCol w:w="2000"/>
+        <w:gridCol w:w="2800"/>
+      </w:tblGrid>
+      <w:tr>
+        <w:trPr>
+          <w:cantSplit/>
+        </w:trPr>
+        <w:tc>
+          <w:tcPr>
+            <w:tcW w:type="dxa" w:w="2200"/>
+            <w:tcBorders>
+              <w:top w:val="single" w:color="CCCCCC" w:sz="4"/>
+              <w:left w:val="single" w:color="CCCCCC" w:sz="4"/>
+              <w:bottom w:val="single" w:color="CCCCCC" w:sz="4"/>
+              <w:right w:val="single" w:color="CCCCCC" w:sz="4"/>
+            </w:tcBorders>
+            <w:shd w:fill="F5F5F5" w:val="clear"/>
+            <w:tcMar>
+              <w:top w:type="dxa" w:w="60"/>
+              <w:left w:type="dxa" w:w="100"/>
+              <w:bottom w:type="dxa" w:w="60"/>
+              <w:right w:type="dxa" w:w="100"/>
+            </w:tcMar>
+          </w:tcPr>
+          <w:p>
+            <w:r>
+              <w:rPr>
+                <w:rFonts w:ascii="BIZ UDPゴシック" w:cs="BIZ UDPゴシック" w:eastAsia="BIZ UDPゴシック" w:hAnsi="BIZ UDPゴシック"/>
+                <w:b/>
+                <w:bCs/>
+                <w:color w:val="000000"/>
+                <w:sz w:val="22"/>
+                <w:szCs w:val="22"/>
+              </w:rPr>
+              <w:t xml:space="preserve">メトリクス</w:t>
+            </w:r>
+          </w:p>
+        </w:tc>
+        <w:tc>
+          <w:tcPr>
+            <w:tcW w:type="dxa" w:w="2000"/>
+            <w:tcBorders>
+              <w:top w:val="single" w:color="CCCCCC" w:sz="4"/>
+              <w:left w:val="single" w:color="CCCCCC" w:sz="4"/>
+              <w:bottom w:val="single" w:color="CCCCCC" w:sz="4"/>
+              <w:right w:val="single" w:color="CCCCCC" w:sz="4"/>
+            </w:tcBorders>
+            <w:shd w:fill="F5F5F5" w:val="clear"/>
+            <w:tcMar>
+              <w:top w:type="dxa" w:w="60"/>
+              <w:left w:type="dxa" w:w="100"/>
+              <w:bottom w:type="dxa" w:w="60"/>
+              <w:right w:type="dxa" w:w="100"/>
+            </w:tcMar>
+          </w:tcPr>
+          <w:p>
+            <w:r>
+              <w:rPr>
+                <w:rFonts w:ascii="BIZ UDPゴシック" w:cs="BIZ UDPゴシック" w:eastAsia="BIZ UDPゴシック" w:hAnsi="BIZ UDPゴシック"/>
+                <w:b/>
+                <w:bCs/>
+                <w:color w:val="000000"/>
+                <w:sz w:val="22"/>
+                <w:szCs w:val="22"/>
+              </w:rPr>
+              <w:t xml:space="preserve">変更前実測値</w:t>
+            </w:r>
+          </w:p>
+        </w:tc>
+        <w:tc>
+          <w:tcPr>
+            <w:tcW w:type="dxa" w:w="2000"/>
+            <w:tcBorders>
+              <w:top w:val="single" w:color="CCCCCC" w:sz="4"/>
+              <w:left w:val="single" w:color="CCCCCC" w:sz="4"/>
+              <w:bottom w:val="single" w:color="CCCCCC" w:sz="4"/>
+              <w:right w:val="single" w:color="CCCCCC" w:sz="4"/>
+            </w:tcBorders>
+            <w:shd w:fill="F5F5F5" w:val="clear"/>
+            <w:tcMar>
+              <w:top w:type="dxa" w:w="60"/>
+              <w:left w:type="dxa" w:w="100"/>
+              <w:bottom w:type="dxa" w:w="60"/>
+              <w:right w:type="dxa" w:w="100"/>
+            </w:tcMar>
+          </w:tcPr>
+          <w:p>
+            <w:r>
+              <w:rPr>
+                <w:rFonts w:ascii="BIZ UDPゴシック" w:cs="BIZ UDPゴシック" w:eastAsia="BIZ UDPゴシック" w:hAnsi="BIZ UDPゴシック"/>
+                <w:b/>
+                <w:bCs/>
+                <w:color w:val="000000"/>
+                <w:sz w:val="22"/>
+                <w:szCs w:val="22"/>
+              </w:rPr>
+              <w:t xml:space="preserve">正常範囲（目安）</w:t>
+            </w:r>
+          </w:p>
+        </w:tc>
+        <w:tc>
+          <w:tcPr>
+            <w:tcW w:type="dxa" w:w="2800"/>
+            <w:tcBorders>
+              <w:top w:val="single" w:color="CCCCCC" w:sz="4"/>
+              <w:left w:val="single" w:color="CCCCCC" w:sz="4"/>
+              <w:bottom w:val="single" w:color="CCCCCC" w:sz="4"/>
+              <w:right w:val="single" w:color="CCCCCC" w:sz="4"/>
+            </w:tcBorders>
+            <w:shd w:fill="F5F5F5" w:val="clear"/>
+            <w:tcMar>
+              <w:top w:type="dxa" w:w="60"/>
+              <w:left w:type="dxa" w:w="100"/>
+              <w:bottom w:type="dxa" w:w="60"/>
+              <w:right w:type="dxa" w:w="100"/>
+            </w:tcMar>
+          </w:tcPr>
+          <w:p>
+            <w:r>
+              <w:rPr>
+                <w:rFonts w:ascii="BIZ UDPゴシック" w:cs="BIZ UDPゴシック" w:eastAsia="BIZ UDPゴシック" w:hAnsi="BIZ UDPゴシック"/>
+                <w:b/>
+                <w:bCs/>
+                <w:color w:val="000000"/>
+                <w:sz w:val="22"/>
+                <w:szCs w:val="22"/>
+              </w:rPr>
+              <w:t xml:space="preserve">確認コマンド（CloudWatch）</w:t>
+            </w:r>
+          </w:p>
+        </w:tc>
+      </w:tr>
+      <w:tr>
+        <w:trPr>
+          <w:cantSplit/>
+        </w:trPr>
+        <w:tc>
+          <w:tcPr>
+            <w:tcW w:type="dxa" w:w="2200"/>
+            <w:tcBorders>
+              <w:top w:val="single" w:color="CCCCCC" w:sz="4"/>
+              <w:left w:val="single" w:color="CCCCCC" w:sz="4"/>
+              <w:bottom w:val="single" w:color="CCCCCC" w:sz="4"/>
+              <w:right w:val="single" w:color="CCCCCC" w:sz="4"/>
+            </w:tcBorders>
+            <w:shd w:fill="FFFFFF" w:val="clear"/>
+            <w:tcMar>
+              <w:top w:type="dxa" w:w="60"/>
+              <w:left w:type="dxa" w:w="100"/>
+              <w:bottom w:type="dxa" w:w="60"/>
+              <w:right w:type="dxa" w:w="100"/>
+            </w:tcMar>
+          </w:tcPr>
+          <w:p>
+            <w:r>
+              <w:rPr>
+                <w:rFonts w:ascii="BIZ UDPゴシック" w:cs="BIZ UDPゴシック" w:eastAsia="BIZ UDPゴシック" w:hAnsi="BIZ UDPゴシック"/>
+                <w:b w:val="false"/>
+                <w:bCs w:val="false"/>
+                <w:color w:val="000000"/>
+                <w:sz w:val="22"/>
+                <w:szCs w:val="22"/>
+              </w:rPr>
+              <w:t xml:space="preserve">CPU使用率（Writer）</w:t>
+            </w:r>
+          </w:p>
+        </w:tc>
+        <w:tc>
+          <w:tcPr>
+            <w:tcW w:type="dxa" w:w="2000"/>
+            <w:tcBorders>
+              <w:top w:val="single" w:color="CCCCCC" w:sz="4"/>
+              <w:left w:val="single" w:color="CCCCCC" w:sz="4"/>
+              <w:bottom w:val="single" w:color="CCCCCC" w:sz="4"/>
+              <w:right w:val="single" w:color="CCCCCC" w:sz="4"/>
+            </w:tcBorders>
+            <w:shd w:fill="FFFFFF" w:val="clear"/>
+            <w:tcMar>
+              <w:top w:type="dxa" w:w="60"/>
+              <w:left w:type="dxa" w:w="100"/>
+              <w:bottom w:type="dxa" w:w="60"/>
+              <w:right w:type="dxa" w:w="100"/>
+            </w:tcMar>
+          </w:tcPr>
+          <w:p>
+            <w:r>
+              <w:rPr>
+                <w:rFonts w:ascii="BIZ UDPゴシック" w:cs="BIZ UDPゴシック" w:eastAsia="BIZ UDPゴシック" w:hAnsi="BIZ UDPゴシック"/>
+                <w:b w:val="false"/>
+                <w:bCs w:val="false"/>
+                <w:color w:val="000000"/>
+                <w:sz w:val="22"/>
+                <w:szCs w:val="22"/>
+              </w:rPr>
+              <w:t xml:space="preserve">最大 0.015%</w:t>
+            </w:r>
+          </w:p>
+        </w:tc>
+        <w:tc>
+          <w:tcPr>
+            <w:tcW w:type="dxa" w:w="2000"/>
+            <w:tcBorders>
+              <w:top w:val="single" w:color="CCCCCC" w:sz="4"/>
+              <w:left w:val="single" w:color="CCCCCC" w:sz="4"/>
+              <w:bottom w:val="single" w:color="CCCCCC" w:sz="4"/>
+              <w:right w:val="single" w:color="CCCCCC" w:sz="4"/>
+            </w:tcBorders>
+            <w:shd w:fill="FFFFFF" w:val="clear"/>
+            <w:tcMar>
+              <w:top w:type="dxa" w:w="60"/>
+              <w:left w:type="dxa" w:w="100"/>
+              <w:bottom w:type="dxa" w:w="60"/>
+              <w:right w:type="dxa" w:w="100"/>
+            </w:tcMar>
+          </w:tcPr>
+          <w:p>
+            <w:r>
+              <w:rPr>
+                <w:rFonts w:ascii="BIZ UDPゴシック" w:cs="BIZ UDPゴシック" w:eastAsia="BIZ UDPゴシック" w:hAnsi="BIZ UDPゴシック"/>
+                <w:b w:val="false"/>
+                <w:bCs w:val="false"/>
+                <w:color w:val="000000"/>
+                <w:sz w:val="22"/>
+                <w:szCs w:val="22"/>
+              </w:rPr>
+              <w:t xml:space="preserve">50% 以下で正常
+70% 超で要注意</w:t>
+            </w:r>
+          </w:p>
+        </w:tc>
+        <w:tc>
+          <w:tcPr>
+            <w:tcW w:type="dxa" w:w="2800"/>
+            <w:tcBorders>
+              <w:top w:val="single" w:color="CCCCCC" w:sz="4"/>
+              <w:left w:val="single" w:color="CCCCCC" w:sz="4"/>
+              <w:bottom w:val="single" w:color="CCCCCC" w:sz="4"/>
+              <w:right w:val="single" w:color="CCCCCC" w:sz="4"/>
+            </w:tcBorders>
+            <w:shd w:fill="FFFFFF" w:val="clear"/>
+            <w:tcMar>
+              <w:top w:type="dxa" w:w="60"/>
+              <w:left w:type="dxa" w:w="100"/>
+              <w:bottom w:type="dxa" w:w="60"/>
+              <w:right w:type="dxa" w:w="100"/>
+            </w:tcMar>
+          </w:tcPr>
+          <w:p>
+            <w:r>
+              <w:rPr>
+                <w:rFonts w:ascii="BIZ UDPゴシック" w:cs="BIZ UDPゴシック" w:eastAsia="BIZ UDPゴシック" w:hAnsi="BIZ UDPゴシック"/>
+                <w:b w:val="false"/>
+                <w:bCs w:val="false"/>
+                <w:color w:val="000000"/>
+                <w:sz w:val="22"/>
+                <w:szCs w:val="22"/>
+              </w:rPr>
+              <w:t xml:space="preserve">aws cloudwatch get-metric-statistics ... CPUUtilization</w:t>
+            </w:r>
+          </w:p>
+        </w:tc>
+      </w:tr>
+      <w:tr>
+        <w:trPr>
+          <w:cantSplit/>
+        </w:trPr>
+        <w:tc>
+          <w:tcPr>
+            <w:tcW w:type="dxa" w:w="2200"/>
+            <w:tcBorders>
+              <w:top w:val="single" w:color="CCCCCC" w:sz="4"/>
+              <w:left w:val="single" w:color="CCCCCC" w:sz="4"/>
+              <w:bottom w:val="single" w:color="CCCCCC" w:sz="4"/>
+              <w:right w:val="single" w:color="CCCCCC" w:sz="4"/>
+            </w:tcBorders>
+            <w:shd w:fill="FFFFFF" w:val="clear"/>
+            <w:tcMar>
+              <w:top w:type="dxa" w:w="60"/>
+              <w:left w:type="dxa" w:w="100"/>
+              <w:bottom w:type="dxa" w:w="60"/>
+              <w:right w:type="dxa" w:w="100"/>
+            </w:tcMar>
+          </w:tcPr>
+          <w:p>
+            <w:r>
+              <w:rPr>
+                <w:rFonts w:ascii="BIZ UDPゴシック" w:cs="BIZ UDPゴシック" w:eastAsia="BIZ UDPゴシック" w:hAnsi="BIZ UDPゴシック"/>
+                <w:b w:val="false"/>
+                <w:bCs w:val="false"/>
+                <w:color w:val="000000"/>
+                <w:sz w:val="22"/>
+                <w:szCs w:val="22"/>
+              </w:rPr>
+              <w:t xml:space="preserve">CPU使用率（Reader）</w:t>
+            </w:r>
+          </w:p>
+        </w:tc>
+        <w:tc>
+          <w:tcPr>
+            <w:tcW w:type="dxa" w:w="2000"/>
+            <w:tcBorders>
+              <w:top w:val="single" w:color="CCCCCC" w:sz="4"/>
+              <w:left w:val="single" w:color="CCCCCC" w:sz="4"/>
+              <w:bottom w:val="single" w:color="CCCCCC" w:sz="4"/>
+              <w:right w:val="single" w:color="CCCCCC" w:sz="4"/>
+            </w:tcBorders>
+            <w:shd w:fill="FFFFFF" w:val="clear"/>
+            <w:tcMar>
+              <w:top w:type="dxa" w:w="60"/>
+              <w:left w:type="dxa" w:w="100"/>
+              <w:bottom w:type="dxa" w:w="60"/>
+              <w:right w:type="dxa" w:w="100"/>
+            </w:tcMar>
+          </w:tcPr>
+          <w:p>
+            <w:r>
+              <w:rPr>
+                <w:rFonts w:ascii="BIZ UDPゴシック" w:cs="BIZ UDPゴシック" w:eastAsia="BIZ UDPゴシック" w:hAnsi="BIZ UDPゴシック"/>
+                <w:b w:val="false"/>
+                <w:bCs w:val="false"/>
+                <w:color w:val="000000"/>
+                <w:sz w:val="22"/>
+                <w:szCs w:val="22"/>
+              </w:rPr>
+              <w:t xml:space="preserve">平均 1.69% / 最大 2.12%</w:t>
+            </w:r>
+          </w:p>
+        </w:tc>
+        <w:tc>
+          <w:tcPr>
+            <w:tcW w:type="dxa" w:w="2000"/>
+            <w:tcBorders>
+              <w:top w:val="single" w:color="CCCCCC" w:sz="4"/>
+              <w:left w:val="single" w:color="CCCCCC" w:sz="4"/>
+              <w:bottom w:val="single" w:color="CCCCCC" w:sz="4"/>
+              <w:right w:val="single" w:color="CCCCCC" w:sz="4"/>
+            </w:tcBorders>
+            <w:shd w:fill="FFFFFF" w:val="clear"/>
+            <w:tcMar>
+              <w:top w:type="dxa" w:w="60"/>
+              <w:left w:type="dxa" w:w="100"/>
+              <w:bottom w:type="dxa" w:w="60"/>
+              <w:right w:type="dxa" w:w="100"/>
+            </w:tcMar>
+          </w:tcPr>
+          <w:p>
+            <w:r>
+              <w:rPr>
+                <w:rFonts w:ascii="BIZ UDPゴシック" w:cs="BIZ UDPゴシック" w:eastAsia="BIZ UDPゴシック" w:hAnsi="BIZ UDPゴシック"/>
+                <w:b w:val="false"/>
+                <w:bCs w:val="false"/>
+                <w:color w:val="000000"/>
+                <w:sz w:val="22"/>
+                <w:szCs w:val="22"/>
+              </w:rPr>
+              <w:t xml:space="preserve">50% 以下で正常
+70% 超で要注意</w:t>
+            </w:r>
+          </w:p>
+        </w:tc>
+        <w:tc>
+          <w:tcPr>
+            <w:tcW w:type="dxa" w:w="2800"/>
+            <w:tcBorders>
+              <w:top w:val="single" w:color="CCCCCC" w:sz="4"/>
+              <w:left w:val="single" w:color="CCCCCC" w:sz="4"/>
+              <w:bottom w:val="single" w:color="CCCCCC" w:sz="4"/>
+              <w:right w:val="single" w:color="CCCCCC" w:sz="4"/>
+            </w:tcBorders>
+            <w:shd w:fill="FFFFFF" w:val="clear"/>
+            <w:tcMar>
+              <w:top w:type="dxa" w:w="60"/>
+              <w:left w:type="dxa" w:w="100"/>
+              <w:bottom w:type="dxa" w:w="60"/>
+              <w:right w:type="dxa" w:w="100"/>
+            </w:tcMar>
+          </w:tcPr>
+          <w:p>
+            <w:r>
+              <w:rPr>
+                <w:rFonts w:ascii="BIZ UDPゴシック" w:cs="BIZ UDPゴシック" w:eastAsia="BIZ UDPゴシック" w:hAnsi="BIZ UDPゴシック"/>
+                <w:b w:val="false"/>
+                <w:bCs w:val="false"/>
+                <w:color w:val="000000"/>
+                <w:sz w:val="22"/>
+                <w:szCs w:val="22"/>
+              </w:rPr>
+              <w:t xml:space="preserve">aws cloudwatch get-metric-statistics ... CPUUtilization</w:t>
+            </w:r>
+          </w:p>
+        </w:tc>
+      </w:tr>
+      <w:tr>
+        <w:trPr>
+          <w:cantSplit/>
+        </w:trPr>
+        <w:tc>
+          <w:tcPr>
+            <w:tcW w:type="dxa" w:w="2200"/>
+            <w:tcBorders>
+              <w:top w:val="single" w:color="CCCCCC" w:sz="4"/>
+              <w:left w:val="single" w:color="CCCCCC" w:sz="4"/>
+              <w:bottom w:val="single" w:color="CCCCCC" w:sz="4"/>
+              <w:right w:val="single" w:color="CCCCCC" w:sz="4"/>
+            </w:tcBorders>
+            <w:shd w:fill="FFFFFF" w:val="clear"/>
+            <w:tcMar>
+              <w:top w:type="dxa" w:w="60"/>
+              <w:left w:type="dxa" w:w="100"/>
+              <w:bottom w:type="dxa" w:w="60"/>
+              <w:right w:type="dxa" w:w="100"/>
+            </w:tcMar>
+          </w:tcPr>
+          <w:p>
+            <w:r>
+              <w:rPr>
+                <w:rFonts w:ascii="BIZ UDPゴシック" w:cs="BIZ UDPゴシック" w:eastAsia="BIZ UDPゴシック" w:hAnsi="BIZ UDPゴシック"/>
+                <w:b w:val="false"/>
+                <w:bCs w:val="false"/>
+                <w:color w:val="000000"/>
+                <w:sz w:val="22"/>
+                <w:szCs w:val="22"/>
+              </w:rPr>
+              <w:t xml:space="preserve">Write IOPS（Writer）</w:t>
+            </w:r>
+          </w:p>
+        </w:tc>
+        <w:tc>
+          <w:tcPr>
+            <w:tcW w:type="dxa" w:w="2000"/>
+            <w:tcBorders>
+              <w:top w:val="single" w:color="CCCCCC" w:sz="4"/>
+              <w:left w:val="single" w:color="CCCCCC" w:sz="4"/>
+              <w:bottom w:val="single" w:color="CCCCCC" w:sz="4"/>
+              <w:right w:val="single" w:color="CCCCCC" w:sz="4"/>
+            </w:tcBorders>
+            <w:shd w:fill="FFFFFF" w:val="clear"/>
+            <w:tcMar>
+              <w:top w:type="dxa" w:w="60"/>
+              <w:left w:type="dxa" w:w="100"/>
+              <w:bottom w:type="dxa" w:w="60"/>
+              <w:right w:type="dxa" w:w="100"/>
+            </w:tcMar>
+          </w:tcPr>
+          <w:p>
+            <w:r>
+              <w:rPr>
+                <w:rFonts w:ascii="BIZ UDPゴシック" w:cs="BIZ UDPゴシック" w:eastAsia="BIZ UDPゴシック" w:hAnsi="BIZ UDPゴシック"/>
+                <w:b w:val="false"/>
+                <w:bCs w:val="false"/>
+                <w:color w:val="000000"/>
+                <w:sz w:val="22"/>
+                <w:szCs w:val="22"/>
+              </w:rPr>
+              <w:t xml:space="preserve">通常 5 / バッチ最大 62</w:t>
+            </w:r>
+          </w:p>
+        </w:tc>
+        <w:tc>
+          <w:tcPr>
+            <w:tcW w:type="dxa" w:w="2000"/>
+            <w:tcBorders>
+              <w:top w:val="single" w:color="CCCCCC" w:sz="4"/>
+              <w:left w:val="single" w:color="CCCCCC" w:sz="4"/>
+              <w:bottom w:val="single" w:color="CCCCCC" w:sz="4"/>
+              <w:right w:val="single" w:color="CCCCCC" w:sz="4"/>
+            </w:tcBorders>
+            <w:shd w:fill="FFFFFF" w:val="clear"/>
+            <w:tcMar>
+              <w:top w:type="dxa" w:w="60"/>
+              <w:left w:type="dxa" w:w="100"/>
+              <w:bottom w:type="dxa" w:w="60"/>
+              <w:right w:type="dxa" w:w="100"/>
+            </w:tcMar>
+          </w:tcPr>
+          <w:p>
+            <w:r>
+              <w:rPr>
+                <w:rFonts w:ascii="BIZ UDPゴシック" w:cs="BIZ UDPゴシック" w:eastAsia="BIZ UDPゴシック" w:hAnsi="BIZ UDPゴシック"/>
+                <w:b w:val="false"/>
+                <w:bCs w:val="false"/>
+                <w:color w:val="000000"/>
+                <w:sz w:val="22"/>
+                <w:szCs w:val="22"/>
+              </w:rPr>
+              <w:t xml:space="preserve">500 以下で正常
+1,000 超で要注意</w:t>
+            </w:r>
+          </w:p>
+        </w:tc>
+        <w:tc>
+          <w:tcPr>
+            <w:tcW w:type="dxa" w:w="2800"/>
+            <w:tcBorders>
+              <w:top w:val="single" w:color="CCCCCC" w:sz="4"/>
+              <w:left w:val="single" w:color="CCCCCC" w:sz="4"/>
+              <w:bottom w:val="single" w:color="CCCCCC" w:sz="4"/>
+              <w:right w:val="single" w:color="CCCCCC" w:sz="4"/>
+            </w:tcBorders>
+            <w:shd w:fill="FFFFFF" w:val="clear"/>
+            <w:tcMar>
+              <w:top w:type="dxa" w:w="60"/>
+              <w:left w:type="dxa" w:w="100"/>
+              <w:bottom w:type="dxa" w:w="60"/>
+              <w:right w:type="dxa" w:w="100"/>
+            </w:tcMar>
+          </w:tcPr>
+          <w:p>
+            <w:r>
+              <w:rPr>
+                <w:rFonts w:ascii="BIZ UDPゴシック" w:cs="BIZ UDPゴシック" w:eastAsia="BIZ UDPゴシック" w:hAnsi="BIZ UDPゴシック"/>
+                <w:b w:val="false"/>
+                <w:bCs w:val="false"/>
+                <w:color w:val="000000"/>
+                <w:sz w:val="22"/>
+                <w:szCs w:val="22"/>
+              </w:rPr>
+              <w:t xml:space="preserve">aws cloudwatch get-metric-statistics ... WriteIOPS</w:t>
+            </w:r>
+          </w:p>
+        </w:tc>
+      </w:tr>
+      <w:tr>
+        <w:trPr>
+          <w:cantSplit/>
+        </w:trPr>
+        <w:tc>
+          <w:tcPr>
+            <w:tcW w:type="dxa" w:w="2200"/>
+            <w:tcBorders>
+              <w:top w:val="single" w:color="CCCCCC" w:sz="4"/>
+              <w:left w:val="single" w:color="CCCCCC" w:sz="4"/>
+              <w:bottom w:val="single" w:color="CCCCCC" w:sz="4"/>
+              <w:right w:val="single" w:color="CCCCCC" w:sz="4"/>
+            </w:tcBorders>
+            <w:shd w:fill="FFFFFF" w:val="clear"/>
+            <w:tcMar>
+              <w:top w:type="dxa" w:w="60"/>
+              <w:left w:type="dxa" w:w="100"/>
+              <w:bottom w:type="dxa" w:w="60"/>
+              <w:right w:type="dxa" w:w="100"/>
+            </w:tcMar>
+          </w:tcPr>
+          <w:p>
+            <w:r>
+              <w:rPr>
+                <w:rFonts w:ascii="BIZ UDPゴシック" w:cs="BIZ UDPゴシック" w:eastAsia="BIZ UDPゴシック" w:hAnsi="BIZ UDPゴシック"/>
+                <w:b w:val="false"/>
+                <w:bCs w:val="false"/>
+                <w:color w:val="000000"/>
+                <w:sz w:val="22"/>
+                <w:szCs w:val="22"/>
+              </w:rPr>
+              <w:t xml:space="preserve">DatabaseConnections</w:t>
+            </w:r>
+          </w:p>
+        </w:tc>
+        <w:tc>
+          <w:tcPr>
+            <w:tcW w:type="dxa" w:w="2000"/>
+            <w:tcBorders>
+              <w:top w:val="single" w:color="CCCCCC" w:sz="4"/>
+              <w:left w:val="single" w:color="CCCCCC" w:sz="4"/>
+              <w:bottom w:val="single" w:color="CCCCCC" w:sz="4"/>
+              <w:right w:val="single" w:color="CCCCCC" w:sz="4"/>
+            </w:tcBorders>
+            <w:shd w:fill="FFFFFF" w:val="clear"/>
+            <w:tcMar>
+              <w:top w:type="dxa" w:w="60"/>
+              <w:left w:type="dxa" w:w="100"/>
+              <w:bottom w:type="dxa" w:w="60"/>
+              <w:right w:type="dxa" w:w="100"/>
+            </w:tcMar>
+          </w:tcPr>
+          <w:p>
+            <w:r>
+              <w:rPr>
+                <w:rFonts w:ascii="BIZ UDPゴシック" w:cs="BIZ UDPゴシック" w:eastAsia="BIZ UDPゴシック" w:hAnsi="BIZ UDPゴシック"/>
+                <w:b w:val="false"/>
+                <w:bCs w:val="false"/>
+                <w:color w:val="000000"/>
+                <w:sz w:val="22"/>
+                <w:szCs w:val="22"/>
+              </w:rPr>
+              <w:t xml:space="preserve">実測値: 数件〜十数件</w:t>
+            </w:r>
+          </w:p>
+        </w:tc>
+        <w:tc>
+          <w:tcPr>
+            <w:tcW w:type="dxa" w:w="2000"/>
+            <w:tcBorders>
+              <w:top w:val="single" w:color="CCCCCC" w:sz="4"/>
+              <w:left w:val="single" w:color="CCCCCC" w:sz="4"/>
+              <w:bottom w:val="single" w:color="CCCCCC" w:sz="4"/>
+              <w:right w:val="single" w:color="CCCCCC" w:sz="4"/>
+            </w:tcBorders>
+            <w:shd w:fill="FFFFFF" w:val="clear"/>
+            <w:tcMar>
+              <w:top w:type="dxa" w:w="60"/>
+              <w:left w:type="dxa" w:w="100"/>
+              <w:bottom w:type="dxa" w:w="60"/>
+              <w:right w:type="dxa" w:w="100"/>
+            </w:tcMar>
+          </w:tcPr>
+          <w:p>
+            <w:r>
+              <w:rPr>
+                <w:rFonts w:ascii="BIZ UDPゴシック" w:cs="BIZ UDPゴシック" w:eastAsia="BIZ UDPゴシック" w:hAnsi="BIZ UDPゴシック"/>
+                <w:b w:val="false"/>
+                <w:bCs w:val="false"/>
+                <w:color w:val="000000"/>
+                <w:sz w:val="22"/>
+                <w:szCs w:val="22"/>
+              </w:rPr>
+              <w:t xml:space="preserve">100 以下で正常
+300 超で要注意</w:t>
+            </w:r>
+          </w:p>
+        </w:tc>
+        <w:tc>
+          <w:tcPr>
+            <w:tcW w:type="dxa" w:w="2800"/>
+            <w:tcBorders>
+              <w:top w:val="single" w:color="CCCCCC" w:sz="4"/>
+              <w:left w:val="single" w:color="CCCCCC" w:sz="4"/>
+              <w:bottom w:val="single" w:color="CCCCCC" w:sz="4"/>
+              <w:right w:val="single" w:color="CCCCCC" w:sz="4"/>
+            </w:tcBorders>
+            <w:shd w:fill="FFFFFF" w:val="clear"/>
+            <w:tcMar>
+              <w:top w:type="dxa" w:w="60"/>
+              <w:left w:type="dxa" w:w="100"/>
+              <w:bottom w:type="dxa" w:w="60"/>
+              <w:right w:type="dxa" w:w="100"/>
+            </w:tcMar>
+          </w:tcPr>
+          <w:p>
+            <w:r>
+              <w:rPr>
+                <w:rFonts w:ascii="BIZ UDPゴシック" w:cs="BIZ UDPゴシック" w:eastAsia="BIZ UDPゴシック" w:hAnsi="BIZ UDPゴシック"/>
+                <w:b w:val="false"/>
+                <w:bCs w:val="false"/>
+                <w:color w:val="000000"/>
+                <w:sz w:val="22"/>
+                <w:szCs w:val="22"/>
+              </w:rPr>
+              <w:t xml:space="preserve">aws cloudwatch get-metric-statistics ... DatabaseConnections</w:t>
+            </w:r>
+          </w:p>
+        </w:tc>
+      </w:tr>
+      <w:tr>
+        <w:trPr>
+          <w:cantSplit/>
+        </w:trPr>
+        <w:tc>
+          <w:tcPr>
+            <w:tcW w:type="dxa" w:w="2200"/>
+            <w:tcBorders>
+              <w:top w:val="single" w:color="CCCCCC" w:sz="4"/>
+              <w:left w:val="single" w:color="CCCCCC" w:sz="4"/>
+              <w:bottom w:val="single" w:color="CCCCCC" w:sz="4"/>
+              <w:right w:val="single" w:color="CCCCCC" w:sz="4"/>
+            </w:tcBorders>
+            <w:shd w:fill="FFFFFF" w:val="clear"/>
+            <w:tcMar>
+              <w:top w:type="dxa" w:w="60"/>
+              <w:left w:type="dxa" w:w="100"/>
+              <w:bottom w:type="dxa" w:w="60"/>
+              <w:right w:type="dxa" w:w="100"/>
+            </w:tcMar>
+          </w:tcPr>
+          <w:p>
+            <w:r>
+              <w:rPr>
+                <w:rFonts w:ascii="BIZ UDPゴシック" w:cs="BIZ UDPゴシック" w:eastAsia="BIZ UDPゴシック" w:hAnsi="BIZ UDPゴシック"/>
+                <w:b w:val="false"/>
+                <w:bCs w:val="false"/>
+                <w:color w:val="000000"/>
+                <w:sz w:val="22"/>
+                <w:szCs w:val="22"/>
+              </w:rPr>
+              <w:t xml:space="preserve">FreeableMemory（Writer）</w:t>
+            </w:r>
+          </w:p>
+        </w:tc>
+        <w:tc>
+          <w:tcPr>
+            <w:tcW w:type="dxa" w:w="2000"/>
+            <w:tcBorders>
+              <w:top w:val="single" w:color="CCCCCC" w:sz="4"/>
+              <w:left w:val="single" w:color="CCCCCC" w:sz="4"/>
+              <w:bottom w:val="single" w:color="CCCCCC" w:sz="4"/>
+              <w:right w:val="single" w:color="CCCCCC" w:sz="4"/>
+            </w:tcBorders>
+            <w:shd w:fill="FFFFFF" w:val="clear"/>
+            <w:tcMar>
+              <w:top w:type="dxa" w:w="60"/>
+              <w:left w:type="dxa" w:w="100"/>
+              <w:bottom w:type="dxa" w:w="60"/>
+              <w:right w:type="dxa" w:w="100"/>
+            </w:tcMar>
+          </w:tcPr>
+          <w:p>
+            <w:r>
+              <w:rPr>
+                <w:rFonts w:ascii="BIZ UDPゴシック" w:cs="BIZ UDPゴシック" w:eastAsia="BIZ UDPゴシック" w:hAnsi="BIZ UDPゴシック"/>
+                <w:b w:val="false"/>
+                <w:bCs w:val="false"/>
+                <w:color w:val="000000"/>
+                <w:sz w:val="22"/>
+                <w:szCs w:val="22"/>
+              </w:rPr>
+              <w:t xml:space="preserve">（変更前: 64GB中ほぼ未使用）</w:t>
+            </w:r>
+          </w:p>
+        </w:tc>
+        <w:tc>
+          <w:tcPr>
+            <w:tcW w:type="dxa" w:w="2000"/>
+            <w:tcBorders>
+              <w:top w:val="single" w:color="CCCCCC" w:sz="4"/>
+              <w:left w:val="single" w:color="CCCCCC" w:sz="4"/>
+              <w:bottom w:val="single" w:color="CCCCCC" w:sz="4"/>
+              <w:right w:val="single" w:color="CCCCCC" w:sz="4"/>
+            </w:tcBorders>
+            <w:shd w:fill="FFFFFF" w:val="clear"/>
+            <w:tcMar>
+              <w:top w:type="dxa" w:w="60"/>
+              <w:left w:type="dxa" w:w="100"/>
+              <w:bottom w:type="dxa" w:w="60"/>
+              <w:right w:type="dxa" w:w="100"/>
+            </w:tcMar>
+          </w:tcPr>
+          <w:p>
+            <w:r>
+              <w:rPr>
+                <w:rFonts w:ascii="BIZ UDPゴシック" w:cs="BIZ UDPゴシック" w:eastAsia="BIZ UDPゴシック" w:hAnsi="BIZ UDPゴシック"/>
+                <w:b w:val="false"/>
+                <w:bCs w:val="false"/>
+                <w:color w:val="000000"/>
+                <w:sz w:val="22"/>
+                <w:szCs w:val="22"/>
+              </w:rPr>
+              <w:t xml:space="preserve">4 GB 以上で正常
+2 GB 未満で要注意</w:t>
+            </w:r>
+          </w:p>
+        </w:tc>
+        <w:tc>
+          <w:tcPr>
+            <w:tcW w:type="dxa" w:w="2800"/>
+            <w:tcBorders>
+              <w:top w:val="single" w:color="CCCCCC" w:sz="4"/>
+              <w:left w:val="single" w:color="CCCCCC" w:sz="4"/>
+              <w:bottom w:val="single" w:color="CCCCCC" w:sz="4"/>
+              <w:right w:val="single" w:color="CCCCCC" w:sz="4"/>
+            </w:tcBorders>
+            <w:shd w:fill="FFFFFF" w:val="clear"/>
+            <w:tcMar>
+              <w:top w:type="dxa" w:w="60"/>
+              <w:left w:type="dxa" w:w="100"/>
+              <w:bottom w:type="dxa" w:w="60"/>
+              <w:right w:type="dxa" w:w="100"/>
+            </w:tcMar>
+          </w:tcPr>
+          <w:p>
+            <w:r>
+              <w:rPr>
+                <w:rFonts w:ascii="BIZ UDPゴシック" w:cs="BIZ UDPゴシック" w:eastAsia="BIZ UDPゴシック" w:hAnsi="BIZ UDPゴシック"/>
+                <w:b w:val="false"/>
+                <w:bCs w:val="false"/>
+                <w:color w:val="000000"/>
+                <w:sz w:val="22"/>
+                <w:szCs w:val="22"/>
+              </w:rPr>
+              <w:t xml:space="preserve">aws cloudwatch get-metric-statistics ... FreeableMemory</w:t>
+            </w:r>
+          </w:p>
+        </w:tc>
+      </w:tr>
+      <w:tr>
+        <w:trPr>
+          <w:cantSplit/>
+        </w:trPr>
+        <w:tc>
+          <w:tcPr>
+            <w:tcW w:type="dxa" w:w="2200"/>
+            <w:tcBorders>
+              <w:top w:val="single" w:color="CCCCCC" w:sz="4"/>
+              <w:left w:val="single" w:color="CCCCCC" w:sz="4"/>
+              <w:bottom w:val="single" w:color="CCCCCC" w:sz="4"/>
+              <w:right w:val="single" w:color="CCCCCC" w:sz="4"/>
+            </w:tcBorders>
+            <w:shd w:fill="FFFFFF" w:val="clear"/>
+            <w:tcMar>
+              <w:top w:type="dxa" w:w="60"/>
+              <w:left w:type="dxa" w:w="100"/>
+              <w:bottom w:type="dxa" w:w="60"/>
+              <w:right w:type="dxa" w:w="100"/>
+            </w:tcMar>
+          </w:tcPr>
+          <w:p>
+            <w:r>
+              <w:rPr>
+                <w:rFonts w:ascii="BIZ UDPゴシック" w:cs="BIZ UDPゴシック" w:eastAsia="BIZ UDPゴシック" w:hAnsi="BIZ UDPゴシック"/>
+                <w:b w:val="false"/>
+                <w:bCs w:val="false"/>
+                <w:color w:val="000000"/>
+                <w:sz w:val="22"/>
+                <w:szCs w:val="22"/>
+              </w:rPr>
+              <w:t xml:space="preserve">DMLLatency（書き込み遅延）</w:t>
+            </w:r>
+          </w:p>
+        </w:tc>
+        <w:tc>
+          <w:tcPr>
+            <w:tcW w:type="dxa" w:w="2000"/>
+            <w:tcBorders>
+              <w:top w:val="single" w:color="CCCCCC" w:sz="4"/>
+              <w:left w:val="single" w:color="CCCCCC" w:sz="4"/>
+              <w:bottom w:val="single" w:color="CCCCCC" w:sz="4"/>
+              <w:right w:val="single" w:color="CCCCCC" w:sz="4"/>
+            </w:tcBorders>
+            <w:shd w:fill="FFFFFF" w:val="clear"/>
+            <w:tcMar>
+              <w:top w:type="dxa" w:w="60"/>
+              <w:left w:type="dxa" w:w="100"/>
+              <w:bottom w:type="dxa" w:w="60"/>
+              <w:right w:type="dxa" w:w="100"/>
+            </w:tcMar>
+          </w:tcPr>
+          <w:p>
+            <w:r>
+              <w:rPr>
+                <w:rFonts w:ascii="BIZ UDPゴシック" w:cs="BIZ UDPゴシック" w:eastAsia="BIZ UDPゴシック" w:hAnsi="BIZ UDPゴシック"/>
+                <w:b w:val="false"/>
+                <w:bCs w:val="false"/>
+                <w:color w:val="000000"/>
+                <w:sz w:val="22"/>
+                <w:szCs w:val="22"/>
+              </w:rPr>
+              <w:t xml:space="preserve">（バッチ時のみ発生）</w:t>
+            </w:r>
+          </w:p>
+        </w:tc>
+        <w:tc>
+          <w:tcPr>
+            <w:tcW w:type="dxa" w:w="2000"/>
+            <w:tcBorders>
+              <w:top w:val="single" w:color="CCCCCC" w:sz="4"/>
+              <w:left w:val="single" w:color="CCCCCC" w:sz="4"/>
+              <w:bottom w:val="single" w:color="CCCCCC" w:sz="4"/>
+              <w:right w:val="single" w:color="CCCCCC" w:sz="4"/>
+            </w:tcBorders>
+            <w:shd w:fill="FFFFFF" w:val="clear"/>
+            <w:tcMar>
+              <w:top w:type="dxa" w:w="60"/>
+              <w:left w:type="dxa" w:w="100"/>
+              <w:bottom w:type="dxa" w:w="60"/>
+              <w:right w:type="dxa" w:w="100"/>
+            </w:tcMar>
+          </w:tcPr>
+          <w:p>
+            <w:r>
+              <w:rPr>
+                <w:rFonts w:ascii="BIZ UDPゴシック" w:cs="BIZ UDPゴシック" w:eastAsia="BIZ UDPゴシック" w:hAnsi="BIZ UDPゴシック"/>
+                <w:b w:val="false"/>
+                <w:bCs w:val="false"/>
+                <w:color w:val="000000"/>
+                <w:sz w:val="22"/>
+                <w:szCs w:val="22"/>
+              </w:rPr>
+              <w:t xml:space="preserve">100ms 以下で正常
+500ms 超で要注意</w:t>
+            </w:r>
+          </w:p>
+        </w:tc>
+        <w:tc>
+          <w:tcPr>
+            <w:tcW w:type="dxa" w:w="2800"/>
+            <w:tcBorders>
+              <w:top w:val="single" w:color="CCCCCC" w:sz="4"/>
+              <w:left w:val="single" w:color="CCCCCC" w:sz="4"/>
+              <w:bottom w:val="single" w:color="CCCCCC" w:sz="4"/>
+              <w:right w:val="single" w:color="CCCCCC" w:sz="4"/>
+            </w:tcBorders>
+            <w:shd w:fill="FFFFFF" w:val="clear"/>
+            <w:tcMar>
+              <w:top w:type="dxa" w:w="60"/>
+              <w:left w:type="dxa" w:w="100"/>
+              <w:bottom w:type="dxa" w:w="60"/>
+              <w:right w:type="dxa" w:w="100"/>
+            </w:tcMar>
+          </w:tcPr>
+          <w:p>
+            <w:r>
+              <w:rPr>
+                <w:rFonts w:ascii="BIZ UDPゴシック" w:cs="BIZ UDPゴシック" w:eastAsia="BIZ UDPゴシック" w:hAnsi="BIZ UDPゴシック"/>
+                <w:b w:val="false"/>
+                <w:bCs w:val="false"/>
+                <w:color w:val="000000"/>
+                <w:sz w:val="22"/>
+                <w:szCs w:val="22"/>
+              </w:rPr>
+              <w:t xml:space="preserve">aws cloudwatch get-metric-statistics ... DMLLatency</w:t>
+            </w:r>
+          </w:p>
+        </w:tc>
+      </w:tr>
+    </w:tbl>
+    <w:p>
+      <w:pPr>
+        <w:spacing w:before="40" w:after="40"/>
+      </w:pPr>
+      <w:r>
+        <w:t xml:space="preserve"/>
+      </w:r>
+    </w:p>
+    <w:p>
+      <w:pPr>
+        <w:pStyle w:val="Heading2"/>
+      </w:pPr>
+      <w:r>
+        <w:rPr>
+          <w:rFonts w:ascii="BIZ UDPゴシック" w:cs="BIZ UDPゴシック" w:eastAsia="BIZ UDPゴシック" w:hAnsi="BIZ UDPゴシック"/>
+          <w:b/>
+          <w:bCs/>
+          <w:sz w:val="24"/>
+          <w:szCs w:val="24"/>
+        </w:rPr>
+        <w:t xml:space="preserve">■ CloudShellでの確認コマンド（変更翌日に実行）</w:t>
+      </w:r>
+    </w:p>
+    <w:tbl>
+      <w:tblPr>
+        <w:tblW w:type="dxa" w:w="9000"/>
+        <w:tblBorders>
+          <w:top w:val="single" w:color="auto" w:sz="4"/>
+          <w:left w:val="single" w:color="auto" w:sz="4"/>
+          <w:bottom w:val="single" w:color="auto" w:sz="4"/>
+          <w:right w:val="single" w:color="auto" w:sz="4"/>
+          <w:insideH w:val="single" w:color="auto" w:sz="4"/>
+          <w:insideV w:val="single" w:color="auto" w:sz="4"/>
+        </w:tblBorders>
+      </w:tblPr>
+      <w:tblGrid>
+        <w:gridCol w:w="9000"/>
+      </w:tblGrid>
+      <w:tr>
+        <w:trPr>
+          <w:cantSplit/>
+        </w:trPr>
+        <w:tc>
+          <w:tcPr>
+            <w:tcW w:type="dxa" w:w="9000"/>
+            <w:tcBorders>
+              <w:top w:val="single" w:color="CCCCCC" w:sz="4"/>
+              <w:left w:val="single" w:color="CCCCCC" w:sz="4"/>
+              <w:bottom w:val="single" w:color="CCCCCC" w:sz="4"/>
+              <w:right w:val="single" w:color="CCCCCC" w:sz="4"/>
+            </w:tcBorders>
+            <w:shd w:fill="F8F8F8" w:val="clear"/>
+            <w:tcMar>
+              <w:top w:type="dxa" w:w="80"/>
+              <w:left w:type="dxa" w:w="120"/>
+              <w:bottom w:type="dxa" w:w="80"/>
+              <w:right w:type="dxa" w:w="120"/>
+            </w:tcMar>
+          </w:tcPr>
+          <w:p>
+            <w:r>
+              <w:rPr>
+                <w:rFonts w:ascii="Consolas" w:cs="Consolas" w:eastAsia="Consolas" w:hAnsi="Consolas"/>
+                <w:sz w:val="18"/>
+                <w:szCs w:val="18"/>
+              </w:rPr>
+              <w:t xml:space="preserve">REGION="ap-northeast-1"</w:t>
+            </w:r>
+          </w:p>
+          <w:p>
+            <w:r>
+              <w:rPr>
+                <w:rFonts w:ascii="Consolas" w:cs="Consolas" w:eastAsia="Consolas" w:hAnsi="Consolas"/>
+                <w:sz w:val="18"/>
+                <w:szCs w:val="18"/>
+              </w:rPr>
+              <w:t xml:space="preserve">END=$(date -u +"%Y-%m-%dT%H:%M:%SZ")</w:t>
+            </w:r>
+          </w:p>
+          <w:p>
+            <w:r>
+              <w:rPr>
+                <w:rFonts w:ascii="Consolas" w:cs="Consolas" w:eastAsia="Consolas" w:hAnsi="Consolas"/>
+                <w:sz w:val="18"/>
+                <w:szCs w:val="18"/>
+              </w:rPr>
+              <w:t xml:space="preserve">START=$(date -u -d "24 hours ago" +"%Y-%m-%dT%H:%M:%SZ")</w:t>
+            </w:r>
+          </w:p>
+          <w:p>
+            <w:r>
+              <w:rPr>
+                <w:rFonts w:ascii="Consolas" w:cs="Consolas" w:eastAsia="Consolas" w:hAnsi="Consolas"/>
+                <w:sz w:val="18"/>
+                <w:szCs w:val="18"/>
+              </w:rPr>
+              <w:t xml:space="preserve"/>
+            </w:r>
+          </w:p>
+          <w:p>
+            <w:r>
+              <w:rPr>
+                <w:rFonts w:ascii="Consolas" w:cs="Consolas" w:eastAsia="Consolas" w:hAnsi="Consolas"/>
+                <w:sz w:val="18"/>
+                <w:szCs w:val="18"/>
+              </w:rPr>
+              <w:t xml:space="preserve"># Writer (instance-1) CPU使用率の最大値を確認</w:t>
+            </w:r>
+          </w:p>
+          <w:p>
+            <w:r>
+              <w:rPr>
+                <w:rFonts w:ascii="Consolas" w:cs="Consolas" w:eastAsia="Consolas" w:hAnsi="Consolas"/>
+                <w:sz w:val="18"/>
+                <w:szCs w:val="18"/>
+              </w:rPr>
+              <w:t xml:space="preserve">aws cloudwatch get-metric-statistics \</w:t>
+            </w:r>
+          </w:p>
+          <w:p>
+            <w:r>
+              <w:rPr>
+                <w:rFonts w:ascii="Consolas" w:cs="Consolas" w:eastAsia="Consolas" w:hAnsi="Consolas"/>
+                <w:sz w:val="18"/>
+                <w:szCs w:val="18"/>
+              </w:rPr>
+              <w:t xml:space="preserve">  --region $REGION \</w:t>
+            </w:r>
+          </w:p>
+          <w:p>
+            <w:r>
+              <w:rPr>
+                <w:rFonts w:ascii="Consolas" w:cs="Consolas" w:eastAsia="Consolas" w:hAnsi="Consolas"/>
+                <w:sz w:val="18"/>
+                <w:szCs w:val="18"/>
+              </w:rPr>
+              <w:t xml:space="preserve">  --namespace AWS/RDS \</w:t>
+            </w:r>
+          </w:p>
+          <w:p>
+            <w:r>
+              <w:rPr>
+                <w:rFonts w:ascii="Consolas" w:cs="Consolas" w:eastAsia="Consolas" w:hAnsi="Consolas"/>
+                <w:sz w:val="18"/>
+                <w:szCs w:val="18"/>
+              </w:rPr>
+              <w:t xml:space="preserve">  --metric-name CPUUtilization \</w:t>
+            </w:r>
+          </w:p>
+          <w:p>
+            <w:r>
+              <w:rPr>
+                <w:rFonts w:ascii="Consolas" w:cs="Consolas" w:eastAsia="Consolas" w:hAnsi="Consolas"/>
+                <w:sz w:val="18"/>
+                <w:szCs w:val="18"/>
+              </w:rPr>
+              <w:t xml:space="preserve">  --dimensions Name=DBInstanceIdentifier,Value=ksm-posprd-db-instance-1 \</w:t>
+            </w:r>
+          </w:p>
+          <w:p>
+            <w:r>
+              <w:rPr>
+                <w:rFonts w:ascii="Consolas" w:cs="Consolas" w:eastAsia="Consolas" w:hAnsi="Consolas"/>
+                <w:sz w:val="18"/>
+                <w:szCs w:val="18"/>
+              </w:rPr>
+              <w:t xml:space="preserve">  --start-time $START --end-time $END \</w:t>
+            </w:r>
+          </w:p>
+          <w:p>
+            <w:r>
+              <w:rPr>
+                <w:rFonts w:ascii="Consolas" w:cs="Consolas" w:eastAsia="Consolas" w:hAnsi="Consolas"/>
+                <w:sz w:val="18"/>
+                <w:szCs w:val="18"/>
+              </w:rPr>
+              <w:t xml:space="preserve">  --period 3600 --statistics Maximum \</w:t>
+            </w:r>
+          </w:p>
+          <w:p>
+            <w:r>
+              <w:rPr>
+                <w:rFonts w:ascii="Consolas" w:cs="Consolas" w:eastAsia="Consolas" w:hAnsi="Consolas"/>
+                <w:sz w:val="18"/>
+                <w:szCs w:val="18"/>
+              </w:rPr>
+              <w:t xml:space="preserve">  --query "sort_by(Datapoints,&amp;Timestamp)[-1].Maximum" --output text</w:t>
+            </w:r>
+          </w:p>
+          <w:p>
+            <w:r>
+              <w:rPr>
+                <w:rFonts w:ascii="Consolas" w:cs="Consolas" w:eastAsia="Consolas" w:hAnsi="Consolas"/>
+                <w:sz w:val="18"/>
+                <w:szCs w:val="18"/>
+              </w:rPr>
+              <w:t xml:space="preserve"/>
+            </w:r>
+          </w:p>
+          <w:p>
+            <w:r>
+              <w:rPr>
+                <w:rFonts w:ascii="Consolas" w:cs="Consolas" w:eastAsia="Consolas" w:hAnsi="Consolas"/>
+                <w:sz w:val="18"/>
+                <w:szCs w:val="18"/>
+              </w:rPr>
+              <w:t xml:space="preserve"># FreeableMemory (Writer) の最小値を確認（単位: Bytes → GB換算）</w:t>
+            </w:r>
+          </w:p>
+          <w:p>
+            <w:r>
+              <w:rPr>
+                <w:rFonts w:ascii="Consolas" w:cs="Consolas" w:eastAsia="Consolas" w:hAnsi="Consolas"/>
+                <w:sz w:val="18"/>
+                <w:szCs w:val="18"/>
+              </w:rPr>
+              <w:t xml:space="preserve">aws cloudwatch get-metric-statistics \</w:t>
+            </w:r>
+          </w:p>
+          <w:p>
+            <w:r>
+              <w:rPr>
+                <w:rFonts w:ascii="Consolas" w:cs="Consolas" w:eastAsia="Consolas" w:hAnsi="Consolas"/>
+                <w:sz w:val="18"/>
+                <w:szCs w:val="18"/>
+              </w:rPr>
+              <w:t xml:space="preserve">  --region $REGION \</w:t>
+            </w:r>
+          </w:p>
+          <w:p>
+            <w:r>
+              <w:rPr>
+                <w:rFonts w:ascii="Consolas" w:cs="Consolas" w:eastAsia="Consolas" w:hAnsi="Consolas"/>
+                <w:sz w:val="18"/>
+                <w:szCs w:val="18"/>
+              </w:rPr>
+              <w:t xml:space="preserve">  --namespace AWS/RDS \</w:t>
+            </w:r>
+          </w:p>
+          <w:p>
+            <w:r>
+              <w:rPr>
+                <w:rFonts w:ascii="Consolas" w:cs="Consolas" w:eastAsia="Consolas" w:hAnsi="Consolas"/>
+                <w:sz w:val="18"/>
+                <w:szCs w:val="18"/>
+              </w:rPr>
+              <w:t xml:space="preserve">  --metric-name FreeableMemory \</w:t>
+            </w:r>
+          </w:p>
+          <w:p>
+            <w:r>
+              <w:rPr>
+                <w:rFonts w:ascii="Consolas" w:cs="Consolas" w:eastAsia="Consolas" w:hAnsi="Consolas"/>
+                <w:sz w:val="18"/>
+                <w:szCs w:val="18"/>
+              </w:rPr>
+              <w:t xml:space="preserve">  --dimensions Name=DBInstanceIdentifier,Value=ksm-posprd-db-instance-1 \</w:t>
+            </w:r>
+          </w:p>
+          <w:p>
+            <w:r>
+              <w:rPr>
+                <w:rFonts w:ascii="Consolas" w:cs="Consolas" w:eastAsia="Consolas" w:hAnsi="Consolas"/>
+                <w:sz w:val="18"/>
+                <w:szCs w:val="18"/>
+              </w:rPr>
+              <w:t xml:space="preserve">  --start-time $START --end-time $END \</w:t>
+            </w:r>
+          </w:p>
+          <w:p>
+            <w:r>
+              <w:rPr>
+                <w:rFonts w:ascii="Consolas" w:cs="Consolas" w:eastAsia="Consolas" w:hAnsi="Consolas"/>
+                <w:sz w:val="18"/>
+                <w:szCs w:val="18"/>
+              </w:rPr>
+              <w:t xml:space="preserve">  --period 3600 --statistics Minimum \</w:t>
+            </w:r>
+          </w:p>
+          <w:p>
+            <w:r>
+              <w:rPr>
+                <w:rFonts w:ascii="Consolas" w:cs="Consolas" w:eastAsia="Consolas" w:hAnsi="Consolas"/>
+                <w:sz w:val="18"/>
+                <w:szCs w:val="18"/>
+              </w:rPr>
+              <w:t xml:space="preserve">  --query "min_by(Datapoints,&amp;Minimum).Minimum" --output text</w:t>
+            </w:r>
+          </w:p>
+          <w:p>
+            <w:r>
+              <w:rPr>
+                <w:rFonts w:ascii="Consolas" w:cs="Consolas" w:eastAsia="Consolas" w:hAnsi="Consolas"/>
+                <w:sz w:val="18"/>
+                <w:szCs w:val="18"/>
+              </w:rPr>
+              <w:t xml:space="preserve"># ※ 出力値 ÷ 1073741824 = GB</w:t>
+            </w:r>
+          </w:p>
+          <w:p>
+            <w:r>
+              <w:rPr>
+                <w:rFonts w:ascii="Consolas" w:cs="Consolas" w:eastAsia="Consolas" w:hAnsi="Consolas"/>
+                <w:sz w:val="18"/>
+                <w:szCs w:val="18"/>
+              </w:rPr>
+              <w:t xml:space="preserve"/>
+            </w:r>
+          </w:p>
+          <w:p>
+            <w:r>
+              <w:rPr>
+                <w:rFonts w:ascii="Consolas" w:cs="Consolas" w:eastAsia="Consolas" w:hAnsi="Consolas"/>
+                <w:sz w:val="18"/>
+                <w:szCs w:val="18"/>
+              </w:rPr>
+              <w:t xml:space="preserve"># Write IOPS (Writer) の最大値を確認</w:t>
+            </w:r>
+          </w:p>
+          <w:p>
+            <w:r>
+              <w:rPr>
+                <w:rFonts w:ascii="Consolas" w:cs="Consolas" w:eastAsia="Consolas" w:hAnsi="Consolas"/>
+                <w:sz w:val="18"/>
+                <w:szCs w:val="18"/>
+              </w:rPr>
+              <w:t xml:space="preserve">aws cloudwatch get-metric-statistics \</w:t>
+            </w:r>
+          </w:p>
+          <w:p>
+            <w:r>
+              <w:rPr>
+                <w:rFonts w:ascii="Consolas" w:cs="Consolas" w:eastAsia="Consolas" w:hAnsi="Consolas"/>
+                <w:sz w:val="18"/>
+                <w:szCs w:val="18"/>
+              </w:rPr>
+              <w:t xml:space="preserve">  --region $REGION \</w:t>
+            </w:r>
+          </w:p>
+          <w:p>
+            <w:r>
+              <w:rPr>
+                <w:rFonts w:ascii="Consolas" w:cs="Consolas" w:eastAsia="Consolas" w:hAnsi="Consolas"/>
+                <w:sz w:val="18"/>
+                <w:szCs w:val="18"/>
+              </w:rPr>
+              <w:t xml:space="preserve">  --namespace AWS/RDS \</w:t>
+            </w:r>
+          </w:p>
+          <w:p>
+            <w:r>
+              <w:rPr>
+                <w:rFonts w:ascii="Consolas" w:cs="Consolas" w:eastAsia="Consolas" w:hAnsi="Consolas"/>
+                <w:sz w:val="18"/>
+                <w:szCs w:val="18"/>
+              </w:rPr>
+              <w:t xml:space="preserve">  --metric-name WriteIOPS \</w:t>
+            </w:r>
+          </w:p>
+          <w:p>
+            <w:r>
+              <w:rPr>
+                <w:rFonts w:ascii="Consolas" w:cs="Consolas" w:eastAsia="Consolas" w:hAnsi="Consolas"/>
+                <w:sz w:val="18"/>
+                <w:szCs w:val="18"/>
+              </w:rPr>
+              <w:t xml:space="preserve">  --dimensions Name=DBInstanceIdentifier,Value=ksm-posprd-db-instance-1 \</w:t>
+            </w:r>
+          </w:p>
+          <w:p>
+            <w:r>
+              <w:rPr>
+                <w:rFonts w:ascii="Consolas" w:cs="Consolas" w:eastAsia="Consolas" w:hAnsi="Consolas"/>
+                <w:sz w:val="18"/>
+                <w:szCs w:val="18"/>
+              </w:rPr>
+              <w:t xml:space="preserve">  --start-time $START --end-time $END \</w:t>
+            </w:r>
+          </w:p>
+          <w:p>
+            <w:r>
+              <w:rPr>
+                <w:rFonts w:ascii="Consolas" w:cs="Consolas" w:eastAsia="Consolas" w:hAnsi="Consolas"/>
+                <w:sz w:val="18"/>
+                <w:szCs w:val="18"/>
+              </w:rPr>
+              <w:t xml:space="preserve">  --period 3600 --statistics Maximum \</w:t>
+            </w:r>
+          </w:p>
+          <w:p>
+            <w:r>
+              <w:rPr>
+                <w:rFonts w:ascii="Consolas" w:cs="Consolas" w:eastAsia="Consolas" w:hAnsi="Consolas"/>
+                <w:sz w:val="18"/>
+                <w:szCs w:val="18"/>
+              </w:rPr>
+              <w:t xml:space="preserve">  --query "max_by(Datapoints,&amp;Maximum).Maximum" --output text</w:t>
+            </w:r>
+          </w:p>
+        </w:tc>
+      </w:tr>
+    </w:tbl>
+    <w:p>
+      <w:pPr>
+        <w:pStyle w:val="Heading1"/>
+      </w:pPr>
+      <w:r>
+        <w:rPr>
+          <w:rFonts w:ascii="BIZ UDPゴシック" w:cs="BIZ UDPゴシック" w:eastAsia="BIZ UDPゴシック" w:hAnsi="BIZ UDPゴシック"/>
+          <w:b/>
+          <w:bCs/>
+          <w:sz w:val="32"/>
+          <w:szCs w:val="32"/>
+        </w:rPr>
+        <w:t xml:space="preserve">7. スケールアップ判断材料</w:t>
+      </w:r>
+    </w:p>
+    <w:p>
+      <w:pPr>
+        <w:spacing w:before="60" w:after="60"/>
+      </w:pPr>
+      <w:r>
+        <w:rPr>
+          <w:rFonts w:ascii="BIZ UDPゴシック" w:cs="BIZ UDPゴシック" w:eastAsia="BIZ UDPゴシック" w:hAnsi="BIZ UDPゴシック"/>
+          <w:sz w:val="22"/>
+          <w:szCs w:val="22"/>
+        </w:rPr>
+        <w:t xml:space="preserve">ダウンサイズ後に以下のいずれかの条件を満たした場合、インスタンスクラスの引き上げを検討する。単発のスパイクではなく、継続的（3日以上）に閾値を超えた場合を判断基準とする。</w:t>
+      </w:r>
+    </w:p>
+    <w:p>
+      <w:pPr>
+        <w:spacing w:before="40" w:after="40"/>
+      </w:pPr>
+      <w:r>
+        <w:t xml:space="preserve"/>
+      </w:r>
+    </w:p>
+    <w:p>
+      <w:pPr>
+        <w:pStyle w:val="Heading2"/>
+      </w:pPr>
+      <w:r>
+        <w:rPr>
+          <w:rFonts w:ascii="BIZ UDPゴシック" w:cs="BIZ UDPゴシック" w:eastAsia="BIZ UDPゴシック" w:hAnsi="BIZ UDPゴシック"/>
+          <w:b/>
+          <w:bCs/>
+          <w:sz w:val="24"/>
+          <w:szCs w:val="24"/>
+        </w:rPr>
+        <w:t xml:space="preserve">■ スケールアップを検討すべき閾値条件</w:t>
+      </w:r>
+    </w:p>
+    <w:tbl>
+      <w:tblPr>
+        <w:tblW w:type="dxa" w:w="9000"/>
+        <w:tblBorders>
+          <w:top w:val="single" w:color="auto" w:sz="4"/>
+          <w:left w:val="single" w:color="auto" w:sz="4"/>
+          <w:bottom w:val="single" w:color="auto" w:sz="4"/>
+          <w:right w:val="single" w:color="auto" w:sz="4"/>
+          <w:insideH w:val="single" w:color="auto" w:sz="4"/>
+          <w:insideV w:val="single" w:color="auto" w:sz="4"/>
+        </w:tblBorders>
+      </w:tblPr>
+      <w:tblGrid>
+        <w:gridCol w:w="500"/>
+        <w:gridCol w:w="2200"/>
+        <w:gridCol w:w="1800"/>
+        <w:gridCol w:w="1800"/>
+        <w:gridCol w:w="2700"/>
+      </w:tblGrid>
+      <w:tr>
+        <w:trPr>
+          <w:cantSplit/>
+        </w:trPr>
+        <w:tc>
+          <w:tcPr>
+            <w:tcW w:type="dxa" w:w="500"/>
+            <w:tcBorders>
+              <w:top w:val="single" w:color="CCCCCC" w:sz="4"/>
+              <w:left w:val="single" w:color="CCCCCC" w:sz="4"/>
+              <w:bottom w:val="single" w:color="CCCCCC" w:sz="4"/>
+              <w:right w:val="single" w:color="CCCCCC" w:sz="4"/>
+            </w:tcBorders>
+            <w:shd w:fill="F5F5F5" w:val="clear"/>
+            <w:tcMar>
+              <w:top w:type="dxa" w:w="60"/>
+              <w:left w:type="dxa" w:w="100"/>
+              <w:bottom w:type="dxa" w:w="60"/>
+              <w:right w:type="dxa" w:w="100"/>
+            </w:tcMar>
+          </w:tcPr>
+          <w:p>
+            <w:r>
+              <w:rPr>
+                <w:rFonts w:ascii="BIZ UDPゴシック" w:cs="BIZ UDPゴシック" w:eastAsia="BIZ UDPゴシック" w:hAnsi="BIZ UDPゴシック"/>
+                <w:b/>
+                <w:bCs/>
+                <w:color w:val="000000"/>
+                <w:sz w:val="22"/>
+                <w:szCs w:val="22"/>
+              </w:rPr>
+              <w:t xml:space="preserve"/>
+            </w:r>
+          </w:p>
+        </w:tc>
+        <w:tc>
+          <w:tcPr>
+            <w:tcW w:type="dxa" w:w="2200"/>
+            <w:tcBorders>
+              <w:top w:val="single" w:color="CCCCCC" w:sz="4"/>
+              <w:left w:val="single" w:color="CCCCCC" w:sz="4"/>
+              <w:bottom w:val="single" w:color="CCCCCC" w:sz="4"/>
+              <w:right w:val="single" w:color="CCCCCC" w:sz="4"/>
+            </w:tcBorders>
+            <w:shd w:fill="F5F5F5" w:val="clear"/>
+            <w:tcMar>
+              <w:top w:type="dxa" w:w="60"/>
+              <w:left w:type="dxa" w:w="100"/>
+              <w:bottom w:type="dxa" w:w="60"/>
+              <w:right w:type="dxa" w:w="100"/>
+            </w:tcMar>
+          </w:tcPr>
+          <w:p>
+            <w:r>
+              <w:rPr>
+                <w:rFonts w:ascii="BIZ UDPゴシック" w:cs="BIZ UDPゴシック" w:eastAsia="BIZ UDPゴシック" w:hAnsi="BIZ UDPゴシック"/>
+                <w:b/>
+                <w:bCs/>
+                <w:color w:val="000000"/>
+                <w:sz w:val="22"/>
+                <w:szCs w:val="22"/>
+              </w:rPr>
+              <w:t xml:space="preserve">メトリクス</w:t>
+            </w:r>
+          </w:p>
+        </w:tc>
+        <w:tc>
+          <w:tcPr>
+            <w:tcW w:type="dxa" w:w="1800"/>
+            <w:tcBorders>
+              <w:top w:val="single" w:color="CCCCCC" w:sz="4"/>
+              <w:left w:val="single" w:color="CCCCCC" w:sz="4"/>
+              <w:bottom w:val="single" w:color="CCCCCC" w:sz="4"/>
+              <w:right w:val="single" w:color="CCCCCC" w:sz="4"/>
+            </w:tcBorders>
+            <w:shd w:fill="FFF2CC" w:val="clear"/>
+            <w:tcMar>
+              <w:top w:type="dxa" w:w="60"/>
+              <w:left w:type="dxa" w:w="100"/>
+              <w:bottom w:type="dxa" w:w="60"/>
+              <w:right w:type="dxa" w:w="100"/>
+            </w:tcMar>
+          </w:tcPr>
+          <w:p>
+            <w:r>
+              <w:rPr>
+                <w:rFonts w:ascii="BIZ UDPゴシック" w:cs="BIZ UDPゴシック" w:eastAsia="BIZ UDPゴシック" w:hAnsi="BIZ UDPゴシック"/>
+                <w:b/>
+                <w:bCs/>
+                <w:color w:val="000000"/>
+                <w:sz w:val="22"/>
+                <w:szCs w:val="22"/>
+              </w:rPr>
+              <w:t xml:space="preserve">要注意（黄）</w:t>
+            </w:r>
+          </w:p>
+        </w:tc>
+        <w:tc>
+          <w:tcPr>
+            <w:tcW w:type="dxa" w:w="1800"/>
+            <w:tcBorders>
+              <w:top w:val="single" w:color="CCCCCC" w:sz="4"/>
+              <w:left w:val="single" w:color="CCCCCC" w:sz="4"/>
+              <w:bottom w:val="single" w:color="CCCCCC" w:sz="4"/>
+              <w:right w:val="single" w:color="CCCCCC" w:sz="4"/>
+            </w:tcBorders>
+            <w:shd w:fill="F2DCDB" w:val="clear"/>
+            <w:tcMar>
+              <w:top w:type="dxa" w:w="60"/>
+              <w:left w:type="dxa" w:w="100"/>
+              <w:bottom w:type="dxa" w:w="60"/>
+              <w:right w:type="dxa" w:w="100"/>
+            </w:tcMar>
+          </w:tcPr>
+          <w:p>
+            <w:r>
+              <w:rPr>
+                <w:rFonts w:ascii="BIZ UDPゴシック" w:cs="BIZ UDPゴシック" w:eastAsia="BIZ UDPゴシック" w:hAnsi="BIZ UDPゴシック"/>
+                <w:b/>
+                <w:bCs/>
+                <w:color w:val="000000"/>
+                <w:sz w:val="22"/>
+                <w:szCs w:val="22"/>
+              </w:rPr>
+              <w:t xml:space="preserve">要対応（赤）</w:t>
+            </w:r>
+          </w:p>
+        </w:tc>
+        <w:tc>
+          <w:tcPr>
+            <w:tcW w:type="dxa" w:w="2700"/>
+            <w:tcBorders>
+              <w:top w:val="single" w:color="CCCCCC" w:sz="4"/>
+              <w:left w:val="single" w:color="CCCCCC" w:sz="4"/>
+              <w:bottom w:val="single" w:color="CCCCCC" w:sz="4"/>
+              <w:right w:val="single" w:color="CCCCCC" w:sz="4"/>
+            </w:tcBorders>
+            <w:shd w:fill="F5F5F5" w:val="clear"/>
+            <w:tcMar>
+              <w:top w:type="dxa" w:w="60"/>
+              <w:left w:type="dxa" w:w="100"/>
+              <w:bottom w:type="dxa" w:w="60"/>
+              <w:right w:type="dxa" w:w="100"/>
+            </w:tcMar>
+          </w:tcPr>
+          <w:p>
+            <w:r>
+              <w:rPr>
+                <w:rFonts w:ascii="BIZ UDPゴシック" w:cs="BIZ UDPゴシック" w:eastAsia="BIZ UDPゴシック" w:hAnsi="BIZ UDPゴシック"/>
+                <w:b/>
+                <w:bCs/>
+                <w:color w:val="000000"/>
+                <w:sz w:val="22"/>
+                <w:szCs w:val="22"/>
+              </w:rPr>
+              <w:t xml:space="preserve">推奨アクション</w:t>
+            </w:r>
+          </w:p>
+        </w:tc>
+      </w:tr>
+      <w:tr>
+        <w:trPr>
+          <w:cantSplit/>
+        </w:trPr>
+        <w:tc>
+          <w:tcPr>
+            <w:tcW w:type="dxa" w:w="500"/>
+            <w:tcBorders>
+              <w:top w:val="single" w:color="CCCCCC" w:sz="4"/>
+              <w:left w:val="single" w:color="CCCCCC" w:sz="4"/>
+              <w:bottom w:val="single" w:color="CCCCCC" w:sz="4"/>
+              <w:right w:val="single" w:color="CCCCCC" w:sz="4"/>
+            </w:tcBorders>
+            <w:shd w:fill="FFFFFF" w:val="clear"/>
+            <w:tcMar>
+              <w:top w:type="dxa" w:w="60"/>
+              <w:left w:type="dxa" w:w="100"/>
+              <w:bottom w:type="dxa" w:w="60"/>
+              <w:right w:type="dxa" w:w="100"/>
+            </w:tcMar>
+          </w:tcPr>
+          <w:p>
+            <w:r>
+              <w:rPr>
+                <w:rFonts w:ascii="BIZ UDPゴシック" w:cs="BIZ UDPゴシック" w:eastAsia="BIZ UDPゴシック" w:hAnsi="BIZ UDPゴシック"/>
+                <w:b w:val="false"/>
+                <w:bCs w:val="false"/>
+                <w:color w:val="000000"/>
+                <w:sz w:val="22"/>
+                <w:szCs w:val="22"/>
+              </w:rPr>
+              <w:t xml:space="preserve">1</w:t>
+            </w:r>
+          </w:p>
+        </w:tc>
+        <w:tc>
+          <w:tcPr>
+            <w:tcW w:type="dxa" w:w="2200"/>
+            <w:tcBorders>
+              <w:top w:val="single" w:color="CCCCCC" w:sz="4"/>
+              <w:left w:val="single" w:color="CCCCCC" w:sz="4"/>
+              <w:bottom w:val="single" w:color="CCCCCC" w:sz="4"/>
+              <w:right w:val="single" w:color="CCCCCC" w:sz="4"/>
+            </w:tcBorders>
+            <w:shd w:fill="FFFFFF" w:val="clear"/>
+            <w:tcMar>
+              <w:top w:type="dxa" w:w="60"/>
+              <w:left w:type="dxa" w:w="100"/>
+              <w:bottom w:type="dxa" w:w="60"/>
+              <w:right w:type="dxa" w:w="100"/>
+            </w:tcMar>
+          </w:tcPr>
+          <w:p>
+            <w:r>
+              <w:rPr>
+                <w:rFonts w:ascii="BIZ UDPゴシック" w:cs="BIZ UDPゴシック" w:eastAsia="BIZ UDPゴシック" w:hAnsi="BIZ UDPゴシック"/>
+                <w:b w:val="false"/>
+                <w:bCs w:val="false"/>
+                <w:color w:val="000000"/>
+                <w:sz w:val="22"/>
+                <w:szCs w:val="22"/>
+              </w:rPr>
+              <w:t xml:space="preserve">CPU使用率（Writer/Reader）</w:t>
+            </w:r>
+          </w:p>
+        </w:tc>
+        <w:tc>
+          <w:tcPr>
+            <w:tcW w:type="dxa" w:w="1800"/>
+            <w:tcBorders>
+              <w:top w:val="single" w:color="CCCCCC" w:sz="4"/>
+              <w:left w:val="single" w:color="CCCCCC" w:sz="4"/>
+              <w:bottom w:val="single" w:color="CCCCCC" w:sz="4"/>
+              <w:right w:val="single" w:color="CCCCCC" w:sz="4"/>
+            </w:tcBorders>
+            <w:shd w:fill="FFF2CC" w:val="clear"/>
+            <w:tcMar>
+              <w:top w:type="dxa" w:w="60"/>
+              <w:left w:type="dxa" w:w="100"/>
+              <w:bottom w:type="dxa" w:w="60"/>
+              <w:right w:type="dxa" w:w="100"/>
+            </w:tcMar>
+          </w:tcPr>
+          <w:p>
+            <w:r>
+              <w:rPr>
+                <w:rFonts w:ascii="BIZ UDPゴシック" w:cs="BIZ UDPゴシック" w:eastAsia="BIZ UDPゴシック" w:hAnsi="BIZ UDPゴシック"/>
+                <w:b w:val="false"/>
+                <w:bCs w:val="false"/>
+                <w:color w:val="000000"/>
+                <w:sz w:val="22"/>
+                <w:szCs w:val="22"/>
+              </w:rPr>
+              <w:t xml:space="preserve">70% 超が3日継続</w:t>
+            </w:r>
+          </w:p>
+        </w:tc>
+        <w:tc>
+          <w:tcPr>
+            <w:tcW w:type="dxa" w:w="1800"/>
+            <w:tcBorders>
+              <w:top w:val="single" w:color="CCCCCC" w:sz="4"/>
+              <w:left w:val="single" w:color="CCCCCC" w:sz="4"/>
+              <w:bottom w:val="single" w:color="CCCCCC" w:sz="4"/>
+              <w:right w:val="single" w:color="CCCCCC" w:sz="4"/>
+            </w:tcBorders>
+            <w:shd w:fill="F2DCDB" w:val="clear"/>
+            <w:tcMar>
+              <w:top w:type="dxa" w:w="60"/>
+              <w:left w:type="dxa" w:w="100"/>
+              <w:bottom w:type="dxa" w:w="60"/>
+              <w:right w:type="dxa" w:w="100"/>
+            </w:tcMar>
+          </w:tcPr>
+          <w:p>
+            <w:r>
+              <w:rPr>
+                <w:rFonts w:ascii="BIZ UDPゴシック" w:cs="BIZ UDPゴシック" w:eastAsia="BIZ UDPゴシック" w:hAnsi="BIZ UDPゴシック"/>
+                <w:b w:val="false"/>
+                <w:bCs w:val="false"/>
+                <w:color w:val="000000"/>
+                <w:sz w:val="22"/>
+                <w:szCs w:val="22"/>
+              </w:rPr>
+              <w:t xml:space="preserve">90% 超が1日でも発生</w:t>
+            </w:r>
+          </w:p>
+        </w:tc>
+        <w:tc>
+          <w:tcPr>
+            <w:tcW w:type="dxa" w:w="2700"/>
+            <w:tcBorders>
+              <w:top w:val="single" w:color="CCCCCC" w:sz="4"/>
+              <w:left w:val="single" w:color="CCCCCC" w:sz="4"/>
+              <w:bottom w:val="single" w:color="CCCCCC" w:sz="4"/>
+              <w:right w:val="single" w:color="CCCCCC" w:sz="4"/>
+            </w:tcBorders>
+            <w:shd w:fill="FFFFFF" w:val="clear"/>
+            <w:tcMar>
+              <w:top w:type="dxa" w:w="60"/>
+              <w:left w:type="dxa" w:w="100"/>
+              <w:bottom w:type="dxa" w:w="60"/>
+              <w:right w:type="dxa" w:w="100"/>
+            </w:tcMar>
+          </w:tcPr>
+          <w:p>
+            <w:r>
+              <w:rPr>
+                <w:rFonts w:ascii="BIZ UDPゴシック" w:cs="BIZ UDPゴシック" w:eastAsia="BIZ UDPゴシック" w:hAnsi="BIZ UDPゴシック"/>
+                <w:b w:val="false"/>
+                <w:bCs w:val="false"/>
+                <w:color w:val="000000"/>
+                <w:sz w:val="22"/>
+                <w:szCs w:val="22"/>
+              </w:rPr>
+              <w:t xml:space="preserve">r5.xlarge → r5.2xlarge へ戻す</w:t>
+            </w:r>
+          </w:p>
+        </w:tc>
+      </w:tr>
+      <w:tr>
+        <w:trPr>
+          <w:cantSplit/>
+        </w:trPr>
+        <w:tc>
+          <w:tcPr>
+            <w:tcW w:type="dxa" w:w="500"/>
+            <w:tcBorders>
+              <w:top w:val="single" w:color="CCCCCC" w:sz="4"/>
+              <w:left w:val="single" w:color="CCCCCC" w:sz="4"/>
+              <w:bottom w:val="single" w:color="CCCCCC" w:sz="4"/>
+              <w:right w:val="single" w:color="CCCCCC" w:sz="4"/>
+            </w:tcBorders>
+            <w:shd w:fill="FFFFFF" w:val="clear"/>
+            <w:tcMar>
+              <w:top w:type="dxa" w:w="60"/>
+              <w:left w:type="dxa" w:w="100"/>
+              <w:bottom w:type="dxa" w:w="60"/>
+              <w:right w:type="dxa" w:w="100"/>
+            </w:tcMar>
+          </w:tcPr>
+          <w:p>
+            <w:r>
+              <w:rPr>
+                <w:rFonts w:ascii="BIZ UDPゴシック" w:cs="BIZ UDPゴシック" w:eastAsia="BIZ UDPゴシック" w:hAnsi="BIZ UDPゴシック"/>
+                <w:b w:val="false"/>
+                <w:bCs w:val="false"/>
+                <w:color w:val="000000"/>
+                <w:sz w:val="22"/>
+                <w:szCs w:val="22"/>
+              </w:rPr>
+              <w:t xml:space="preserve">2</w:t>
+            </w:r>
+          </w:p>
+        </w:tc>
+        <w:tc>
+          <w:tcPr>
+            <w:tcW w:type="dxa" w:w="2200"/>
+            <w:tcBorders>
+              <w:top w:val="single" w:color="CCCCCC" w:sz="4"/>
+              <w:left w:val="single" w:color="CCCCCC" w:sz="4"/>
+              <w:bottom w:val="single" w:color="CCCCCC" w:sz="4"/>
+              <w:right w:val="single" w:color="CCCCCC" w:sz="4"/>
+            </w:tcBorders>
+            <w:shd w:fill="FFFFFF" w:val="clear"/>
+            <w:tcMar>
+              <w:top w:type="dxa" w:w="60"/>
+              <w:left w:type="dxa" w:w="100"/>
+              <w:bottom w:type="dxa" w:w="60"/>
+              <w:right w:type="dxa" w:w="100"/>
+            </w:tcMar>
+          </w:tcPr>
+          <w:p>
+            <w:r>
+              <w:rPr>
+                <w:rFonts w:ascii="BIZ UDPゴシック" w:cs="BIZ UDPゴシック" w:eastAsia="BIZ UDPゴシック" w:hAnsi="BIZ UDPゴシック"/>
+                <w:b w:val="false"/>
+                <w:bCs w:val="false"/>
+                <w:color w:val="000000"/>
+                <w:sz w:val="22"/>
+                <w:szCs w:val="22"/>
+              </w:rPr>
+              <w:t xml:space="preserve">FreeableMemory（Writer）</w:t>
+            </w:r>
+          </w:p>
+        </w:tc>
+        <w:tc>
+          <w:tcPr>
+            <w:tcW w:type="dxa" w:w="1800"/>
+            <w:tcBorders>
+              <w:top w:val="single" w:color="CCCCCC" w:sz="4"/>
+              <w:left w:val="single" w:color="CCCCCC" w:sz="4"/>
+              <w:bottom w:val="single" w:color="CCCCCC" w:sz="4"/>
+              <w:right w:val="single" w:color="CCCCCC" w:sz="4"/>
+            </w:tcBorders>
+            <w:shd w:fill="FFF2CC" w:val="clear"/>
+            <w:tcMar>
+              <w:top w:type="dxa" w:w="60"/>
+              <w:left w:type="dxa" w:w="100"/>
+              <w:bottom w:type="dxa" w:w="60"/>
+              <w:right w:type="dxa" w:w="100"/>
+            </w:tcMar>
+          </w:tcPr>
+          <w:p>
+            <w:r>
+              <w:rPr>
+                <w:rFonts w:ascii="BIZ UDPゴシック" w:cs="BIZ UDPゴシック" w:eastAsia="BIZ UDPゴシック" w:hAnsi="BIZ UDPゴシック"/>
+                <w:b w:val="false"/>
+                <w:bCs w:val="false"/>
+                <w:color w:val="000000"/>
+                <w:sz w:val="22"/>
+                <w:szCs w:val="22"/>
+              </w:rPr>
+              <w:t xml:space="preserve">4 GB 未満が3日継続</w:t>
+            </w:r>
+          </w:p>
+        </w:tc>
+        <w:tc>
+          <w:tcPr>
+            <w:tcW w:type="dxa" w:w="1800"/>
+            <w:tcBorders>
+              <w:top w:val="single" w:color="CCCCCC" w:sz="4"/>
+              <w:left w:val="single" w:color="CCCCCC" w:sz="4"/>
+              <w:bottom w:val="single" w:color="CCCCCC" w:sz="4"/>
+              <w:right w:val="single" w:color="CCCCCC" w:sz="4"/>
+            </w:tcBorders>
+            <w:shd w:fill="F2DCDB" w:val="clear"/>
+            <w:tcMar>
+              <w:top w:type="dxa" w:w="60"/>
+              <w:left w:type="dxa" w:w="100"/>
+              <w:bottom w:type="dxa" w:w="60"/>
+              <w:right w:type="dxa" w:w="100"/>
+            </w:tcMar>
+          </w:tcPr>
+          <w:p>
+            <w:r>
+              <w:rPr>
+                <w:rFonts w:ascii="BIZ UDPゴシック" w:cs="BIZ UDPゴシック" w:eastAsia="BIZ UDPゴシック" w:hAnsi="BIZ UDPゴシック"/>
+                <w:b w:val="false"/>
+                <w:bCs w:val="false"/>
+                <w:color w:val="000000"/>
+                <w:sz w:val="22"/>
+                <w:szCs w:val="22"/>
+              </w:rPr>
+              <w:t xml:space="preserve">2 GB 未満が1日でも発生</w:t>
+            </w:r>
+          </w:p>
+        </w:tc>
+        <w:tc>
+          <w:tcPr>
+            <w:tcW w:type="dxa" w:w="2700"/>
+            <w:tcBorders>
+              <w:top w:val="single" w:color="CCCCCC" w:sz="4"/>
+              <w:left w:val="single" w:color="CCCCCC" w:sz="4"/>
+              <w:bottom w:val="single" w:color="CCCCCC" w:sz="4"/>
+              <w:right w:val="single" w:color="CCCCCC" w:sz="4"/>
+            </w:tcBorders>
+            <w:shd w:fill="FFFFFF" w:val="clear"/>
+            <w:tcMar>
+              <w:top w:type="dxa" w:w="60"/>
+              <w:left w:type="dxa" w:w="100"/>
+              <w:bottom w:type="dxa" w:w="60"/>
+              <w:right w:type="dxa" w:w="100"/>
+            </w:tcMar>
+          </w:tcPr>
+          <w:p>
+            <w:r>
+              <w:rPr>
+                <w:rFonts w:ascii="BIZ UDPゴシック" w:cs="BIZ UDPゴシック" w:eastAsia="BIZ UDPゴシック" w:hAnsi="BIZ UDPゴシック"/>
+                <w:b w:val="false"/>
+                <w:bCs w:val="false"/>
+                <w:color w:val="000000"/>
+                <w:sz w:val="22"/>
+                <w:szCs w:val="22"/>
+              </w:rPr>
+              <w:t xml:space="preserve">r5.xlarge（32GB）→ r5.2xlarge（64GB）へ戻す</w:t>
+            </w:r>
+          </w:p>
+        </w:tc>
+      </w:tr>
+      <w:tr>
+        <w:trPr>
+          <w:cantSplit/>
+        </w:trPr>
+        <w:tc>
+          <w:tcPr>
+            <w:tcW w:type="dxa" w:w="500"/>
+            <w:tcBorders>
+              <w:top w:val="single" w:color="CCCCCC" w:sz="4"/>
+              <w:left w:val="single" w:color="CCCCCC" w:sz="4"/>
+              <w:bottom w:val="single" w:color="CCCCCC" w:sz="4"/>
+              <w:right w:val="single" w:color="CCCCCC" w:sz="4"/>
+            </w:tcBorders>
+            <w:shd w:fill="FFFFFF" w:val="clear"/>
+            <w:tcMar>
+              <w:top w:type="dxa" w:w="60"/>
+              <w:left w:type="dxa" w:w="100"/>
+              <w:bottom w:type="dxa" w:w="60"/>
+              <w:right w:type="dxa" w:w="100"/>
+            </w:tcMar>
+          </w:tcPr>
+          <w:p>
+            <w:r>
+              <w:rPr>
+                <w:rFonts w:ascii="BIZ UDPゴシック" w:cs="BIZ UDPゴシック" w:eastAsia="BIZ UDPゴシック" w:hAnsi="BIZ UDPゴシック"/>
+                <w:b w:val="false"/>
+                <w:bCs w:val="false"/>
+                <w:color w:val="000000"/>
+                <w:sz w:val="22"/>
+                <w:szCs w:val="22"/>
+              </w:rPr>
+              <w:t xml:space="preserve">3</w:t>
+            </w:r>
+          </w:p>
+        </w:tc>
+        <w:tc>
+          <w:tcPr>
+            <w:tcW w:type="dxa" w:w="2200"/>
+            <w:tcBorders>
+              <w:top w:val="single" w:color="CCCCCC" w:sz="4"/>
+              <w:left w:val="single" w:color="CCCCCC" w:sz="4"/>
+              <w:bottom w:val="single" w:color="CCCCCC" w:sz="4"/>
+              <w:right w:val="single" w:color="CCCCCC" w:sz="4"/>
+            </w:tcBorders>
+            <w:shd w:fill="FFFFFF" w:val="clear"/>
+            <w:tcMar>
+              <w:top w:type="dxa" w:w="60"/>
+              <w:left w:type="dxa" w:w="100"/>
+              <w:bottom w:type="dxa" w:w="60"/>
+              <w:right w:type="dxa" w:w="100"/>
+            </w:tcMar>
+          </w:tcPr>
+          <w:p>
+            <w:r>
+              <w:rPr>
+                <w:rFonts w:ascii="BIZ UDPゴシック" w:cs="BIZ UDPゴシック" w:eastAsia="BIZ UDPゴシック" w:hAnsi="BIZ UDPゴシック"/>
+                <w:b w:val="false"/>
+                <w:bCs w:val="false"/>
+                <w:color w:val="000000"/>
+                <w:sz w:val="22"/>
+                <w:szCs w:val="22"/>
+              </w:rPr>
+              <w:t xml:space="preserve">Write IOPS（Writer）</w:t>
+            </w:r>
+          </w:p>
+        </w:tc>
+        <w:tc>
+          <w:tcPr>
+            <w:tcW w:type="dxa" w:w="1800"/>
+            <w:tcBorders>
+              <w:top w:val="single" w:color="CCCCCC" w:sz="4"/>
+              <w:left w:val="single" w:color="CCCCCC" w:sz="4"/>
+              <w:bottom w:val="single" w:color="CCCCCC" w:sz="4"/>
+              <w:right w:val="single" w:color="CCCCCC" w:sz="4"/>
+            </w:tcBorders>
+            <w:shd w:fill="FFF2CC" w:val="clear"/>
+            <w:tcMar>
+              <w:top w:type="dxa" w:w="60"/>
+              <w:left w:type="dxa" w:w="100"/>
+              <w:bottom w:type="dxa" w:w="60"/>
+              <w:right w:type="dxa" w:w="100"/>
+            </w:tcMar>
+          </w:tcPr>
+          <w:p>
+            <w:r>
+              <w:rPr>
+                <w:rFonts w:ascii="BIZ UDPゴシック" w:cs="BIZ UDPゴシック" w:eastAsia="BIZ UDPゴシック" w:hAnsi="BIZ UDPゴシック"/>
+                <w:b w:val="false"/>
+                <w:bCs w:val="false"/>
+                <w:color w:val="000000"/>
+                <w:sz w:val="22"/>
+                <w:szCs w:val="22"/>
+              </w:rPr>
+              <w:t xml:space="preserve">500 超が3日継続</w:t>
+            </w:r>
+          </w:p>
+        </w:tc>
+        <w:tc>
+          <w:tcPr>
+            <w:tcW w:type="dxa" w:w="1800"/>
+            <w:tcBorders>
+              <w:top w:val="single" w:color="CCCCCC" w:sz="4"/>
+              <w:left w:val="single" w:color="CCCCCC" w:sz="4"/>
+              <w:bottom w:val="single" w:color="CCCCCC" w:sz="4"/>
+              <w:right w:val="single" w:color="CCCCCC" w:sz="4"/>
+            </w:tcBorders>
+            <w:shd w:fill="F2DCDB" w:val="clear"/>
+            <w:tcMar>
+              <w:top w:type="dxa" w:w="60"/>
+              <w:left w:type="dxa" w:w="100"/>
+              <w:bottom w:type="dxa" w:w="60"/>
+              <w:right w:type="dxa" w:w="100"/>
+            </w:tcMar>
+          </w:tcPr>
+          <w:p>
+            <w:r>
+              <w:rPr>
+                <w:rFonts w:ascii="BIZ UDPゴシック" w:cs="BIZ UDPゴシック" w:eastAsia="BIZ UDPゴシック" w:hAnsi="BIZ UDPゴシック"/>
+                <w:b w:val="false"/>
+                <w:bCs w:val="false"/>
+                <w:color w:val="000000"/>
+                <w:sz w:val="22"/>
+                <w:szCs w:val="22"/>
+              </w:rPr>
+              <w:t xml:space="preserve">1,000 超が1日でも発生</w:t>
+            </w:r>
+          </w:p>
+        </w:tc>
+        <w:tc>
+          <w:tcPr>
+            <w:tcW w:type="dxa" w:w="2700"/>
+            <w:tcBorders>
+              <w:top w:val="single" w:color="CCCCCC" w:sz="4"/>
+              <w:left w:val="single" w:color="CCCCCC" w:sz="4"/>
+              <w:bottom w:val="single" w:color="CCCCCC" w:sz="4"/>
+              <w:right w:val="single" w:color="CCCCCC" w:sz="4"/>
+            </w:tcBorders>
+            <w:shd w:fill="FFFFFF" w:val="clear"/>
+            <w:tcMar>
+              <w:top w:type="dxa" w:w="60"/>
+              <w:left w:type="dxa" w:w="100"/>
+              <w:bottom w:type="dxa" w:w="60"/>
+              <w:right w:type="dxa" w:w="100"/>
+            </w:tcMar>
+          </w:tcPr>
+          <w:p>
+            <w:r>
+              <w:rPr>
+                <w:rFonts w:ascii="BIZ UDPゴシック" w:cs="BIZ UDPゴシック" w:eastAsia="BIZ UDPゴシック" w:hAnsi="BIZ UDPゴシック"/>
+                <w:b w:val="false"/>
+                <w:bCs w:val="false"/>
+                <w:color w:val="000000"/>
+                <w:sz w:val="22"/>
+                <w:szCs w:val="22"/>
+              </w:rPr>
+              <w:t xml:space="preserve">IOPSパターンを再調査後、必要に応じてスケールアップ</w:t>
+            </w:r>
+          </w:p>
+        </w:tc>
+      </w:tr>
+      <w:tr>
+        <w:trPr>
+          <w:cantSplit/>
+        </w:trPr>
+        <w:tc>
+          <w:tcPr>
+            <w:tcW w:type="dxa" w:w="500"/>
+            <w:tcBorders>
+              <w:top w:val="single" w:color="CCCCCC" w:sz="4"/>
+              <w:left w:val="single" w:color="CCCCCC" w:sz="4"/>
+              <w:bottom w:val="single" w:color="CCCCCC" w:sz="4"/>
+              <w:right w:val="single" w:color="CCCCCC" w:sz="4"/>
+            </w:tcBorders>
+            <w:shd w:fill="FFFFFF" w:val="clear"/>
+            <w:tcMar>
+              <w:top w:type="dxa" w:w="60"/>
+              <w:left w:type="dxa" w:w="100"/>
+              <w:bottom w:type="dxa" w:w="60"/>
+              <w:right w:type="dxa" w:w="100"/>
+            </w:tcMar>
+          </w:tcPr>
+          <w:p>
+            <w:r>
+              <w:rPr>
+                <w:rFonts w:ascii="BIZ UDPゴシック" w:cs="BIZ UDPゴシック" w:eastAsia="BIZ UDPゴシック" w:hAnsi="BIZ UDPゴシック"/>
+                <w:b w:val="false"/>
+                <w:bCs w:val="false"/>
+                <w:color w:val="000000"/>
+                <w:sz w:val="22"/>
+                <w:szCs w:val="22"/>
+              </w:rPr>
+              <w:t xml:space="preserve">4</w:t>
+            </w:r>
+          </w:p>
+        </w:tc>
+        <w:tc>
+          <w:tcPr>
+            <w:tcW w:type="dxa" w:w="2200"/>
+            <w:tcBorders>
+              <w:top w:val="single" w:color="CCCCCC" w:sz="4"/>
+              <w:left w:val="single" w:color="CCCCCC" w:sz="4"/>
+              <w:bottom w:val="single" w:color="CCCCCC" w:sz="4"/>
+              <w:right w:val="single" w:color="CCCCCC" w:sz="4"/>
+            </w:tcBorders>
+            <w:shd w:fill="FFFFFF" w:val="clear"/>
+            <w:tcMar>
+              <w:top w:type="dxa" w:w="60"/>
+              <w:left w:type="dxa" w:w="100"/>
+              <w:bottom w:type="dxa" w:w="60"/>
+              <w:right w:type="dxa" w:w="100"/>
+            </w:tcMar>
+          </w:tcPr>
+          <w:p>
+            <w:r>
+              <w:rPr>
+                <w:rFonts w:ascii="BIZ UDPゴシック" w:cs="BIZ UDPゴシック" w:eastAsia="BIZ UDPゴシック" w:hAnsi="BIZ UDPゴシック"/>
+                <w:b w:val="false"/>
+                <w:bCs w:val="false"/>
+                <w:color w:val="000000"/>
+                <w:sz w:val="22"/>
+                <w:szCs w:val="22"/>
+              </w:rPr>
+              <w:t xml:space="preserve">DMLLatency（書き込み遅延）</w:t>
+            </w:r>
+          </w:p>
+        </w:tc>
+        <w:tc>
+          <w:tcPr>
+            <w:tcW w:type="dxa" w:w="1800"/>
+            <w:tcBorders>
+              <w:top w:val="single" w:color="CCCCCC" w:sz="4"/>
+              <w:left w:val="single" w:color="CCCCCC" w:sz="4"/>
+              <w:bottom w:val="single" w:color="CCCCCC" w:sz="4"/>
+              <w:right w:val="single" w:color="CCCCCC" w:sz="4"/>
+            </w:tcBorders>
+            <w:shd w:fill="FFF2CC" w:val="clear"/>
+            <w:tcMar>
+              <w:top w:type="dxa" w:w="60"/>
+              <w:left w:type="dxa" w:w="100"/>
+              <w:bottom w:type="dxa" w:w="60"/>
+              <w:right w:type="dxa" w:w="100"/>
+            </w:tcMar>
+          </w:tcPr>
+          <w:p>
+            <w:r>
+              <w:rPr>
+                <w:rFonts w:ascii="BIZ UDPゴシック" w:cs="BIZ UDPゴシック" w:eastAsia="BIZ UDPゴシック" w:hAnsi="BIZ UDPゴシック"/>
+                <w:b w:val="false"/>
+                <w:bCs w:val="false"/>
+                <w:color w:val="000000"/>
+                <w:sz w:val="22"/>
+                <w:szCs w:val="22"/>
+              </w:rPr>
+              <w:t xml:space="preserve">100ms 超が3日継続</w:t>
+            </w:r>
+          </w:p>
+        </w:tc>
+        <w:tc>
+          <w:tcPr>
+            <w:tcW w:type="dxa" w:w="1800"/>
+            <w:tcBorders>
+              <w:top w:val="single" w:color="CCCCCC" w:sz="4"/>
+              <w:left w:val="single" w:color="CCCCCC" w:sz="4"/>
+              <w:bottom w:val="single" w:color="CCCCCC" w:sz="4"/>
+              <w:right w:val="single" w:color="CCCCCC" w:sz="4"/>
+            </w:tcBorders>
+            <w:shd w:fill="F2DCDB" w:val="clear"/>
+            <w:tcMar>
+              <w:top w:type="dxa" w:w="60"/>
+              <w:left w:type="dxa" w:w="100"/>
+              <w:bottom w:type="dxa" w:w="60"/>
+              <w:right w:type="dxa" w:w="100"/>
+            </w:tcMar>
+          </w:tcPr>
+          <w:p>
+            <w:r>
+              <w:rPr>
+                <w:rFonts w:ascii="BIZ UDPゴシック" w:cs="BIZ UDPゴシック" w:eastAsia="BIZ UDPゴシック" w:hAnsi="BIZ UDPゴシック"/>
+                <w:b w:val="false"/>
+                <w:bCs w:val="false"/>
+                <w:color w:val="000000"/>
+                <w:sz w:val="22"/>
+                <w:szCs w:val="22"/>
+              </w:rPr>
+              <w:t xml:space="preserve">500ms 超が1日でも発生</w:t>
+            </w:r>
+          </w:p>
+        </w:tc>
+        <w:tc>
+          <w:tcPr>
+            <w:tcW w:type="dxa" w:w="2700"/>
+            <w:tcBorders>
+              <w:top w:val="single" w:color="CCCCCC" w:sz="4"/>
+              <w:left w:val="single" w:color="CCCCCC" w:sz="4"/>
+              <w:bottom w:val="single" w:color="CCCCCC" w:sz="4"/>
+              <w:right w:val="single" w:color="CCCCCC" w:sz="4"/>
+            </w:tcBorders>
+            <w:shd w:fill="FFFFFF" w:val="clear"/>
+            <w:tcMar>
+              <w:top w:type="dxa" w:w="60"/>
+              <w:left w:type="dxa" w:w="100"/>
+              <w:bottom w:type="dxa" w:w="60"/>
+              <w:right w:type="dxa" w:w="100"/>
+            </w:tcMar>
+          </w:tcPr>
+          <w:p>
+            <w:r>
+              <w:rPr>
+                <w:rFonts w:ascii="BIZ UDPゴシック" w:cs="BIZ UDPゴシック" w:eastAsia="BIZ UDPゴシック" w:hAnsi="BIZ UDPゴシック"/>
+                <w:b w:val="false"/>
+                <w:bCs w:val="false"/>
+                <w:color w:val="000000"/>
+                <w:sz w:val="22"/>
+                <w:szCs w:val="22"/>
+              </w:rPr>
+              <w:t xml:space="preserve">アプリへの影響を確認後、スケールアップを検討</w:t>
+            </w:r>
+          </w:p>
+        </w:tc>
+      </w:tr>
+      <w:tr>
+        <w:trPr>
+          <w:cantSplit/>
+        </w:trPr>
+        <w:tc>
+          <w:tcPr>
+            <w:tcW w:type="dxa" w:w="500"/>
+            <w:tcBorders>
+              <w:top w:val="single" w:color="CCCCCC" w:sz="4"/>
+              <w:left w:val="single" w:color="CCCCCC" w:sz="4"/>
+              <w:bottom w:val="single" w:color="CCCCCC" w:sz="4"/>
+              <w:right w:val="single" w:color="CCCCCC" w:sz="4"/>
+            </w:tcBorders>
+            <w:shd w:fill="FFFFFF" w:val="clear"/>
+            <w:tcMar>
+              <w:top w:type="dxa" w:w="60"/>
+              <w:left w:type="dxa" w:w="100"/>
+              <w:bottom w:type="dxa" w:w="60"/>
+              <w:right w:type="dxa" w:w="100"/>
+            </w:tcMar>
+          </w:tcPr>
+          <w:p>
+            <w:r>
+              <w:rPr>
+                <w:rFonts w:ascii="BIZ UDPゴシック" w:cs="BIZ UDPゴシック" w:eastAsia="BIZ UDPゴシック" w:hAnsi="BIZ UDPゴシック"/>
+                <w:b w:val="false"/>
+                <w:bCs w:val="false"/>
+                <w:color w:val="000000"/>
+                <w:sz w:val="22"/>
+                <w:szCs w:val="22"/>
+              </w:rPr>
+              <w:t xml:space="preserve">5</w:t>
+            </w:r>
+          </w:p>
+        </w:tc>
+        <w:tc>
+          <w:tcPr>
+            <w:tcW w:type="dxa" w:w="2200"/>
+            <w:tcBorders>
+              <w:top w:val="single" w:color="CCCCCC" w:sz="4"/>
+              <w:left w:val="single" w:color="CCCCCC" w:sz="4"/>
+              <w:bottom w:val="single" w:color="CCCCCC" w:sz="4"/>
+              <w:right w:val="single" w:color="CCCCCC" w:sz="4"/>
+            </w:tcBorders>
+            <w:shd w:fill="FFFFFF" w:val="clear"/>
+            <w:tcMar>
+              <w:top w:type="dxa" w:w="60"/>
+              <w:left w:type="dxa" w:w="100"/>
+              <w:bottom w:type="dxa" w:w="60"/>
+              <w:right w:type="dxa" w:w="100"/>
+            </w:tcMar>
+          </w:tcPr>
+          <w:p>
+            <w:r>
+              <w:rPr>
+                <w:rFonts w:ascii="BIZ UDPゴシック" w:cs="BIZ UDPゴシック" w:eastAsia="BIZ UDPゴシック" w:hAnsi="BIZ UDPゴシック"/>
+                <w:b w:val="false"/>
+                <w:bCs w:val="false"/>
+                <w:color w:val="000000"/>
+                <w:sz w:val="22"/>
+                <w:szCs w:val="22"/>
+              </w:rPr>
+              <w:t xml:space="preserve">DatabaseConnections</w:t>
+            </w:r>
+          </w:p>
+        </w:tc>
+        <w:tc>
+          <w:tcPr>
+            <w:tcW w:type="dxa" w:w="1800"/>
+            <w:tcBorders>
+              <w:top w:val="single" w:color="CCCCCC" w:sz="4"/>
+              <w:left w:val="single" w:color="CCCCCC" w:sz="4"/>
+              <w:bottom w:val="single" w:color="CCCCCC" w:sz="4"/>
+              <w:right w:val="single" w:color="CCCCCC" w:sz="4"/>
+            </w:tcBorders>
+            <w:shd w:fill="FFF2CC" w:val="clear"/>
+            <w:tcMar>
+              <w:top w:type="dxa" w:w="60"/>
+              <w:left w:type="dxa" w:w="100"/>
+              <w:bottom w:type="dxa" w:w="60"/>
+              <w:right w:type="dxa" w:w="100"/>
+            </w:tcMar>
+          </w:tcPr>
+          <w:p>
+            <w:r>
+              <w:rPr>
+                <w:rFonts w:ascii="BIZ UDPゴシック" w:cs="BIZ UDPゴシック" w:eastAsia="BIZ UDPゴシック" w:hAnsi="BIZ UDPゴシック"/>
+                <w:b w:val="false"/>
+                <w:bCs w:val="false"/>
+                <w:color w:val="000000"/>
+                <w:sz w:val="22"/>
+                <w:szCs w:val="22"/>
+              </w:rPr>
+              <w:t xml:space="preserve">300 超が3日継続</w:t>
+            </w:r>
+          </w:p>
+        </w:tc>
+        <w:tc>
+          <w:tcPr>
+            <w:tcW w:type="dxa" w:w="1800"/>
+            <w:tcBorders>
+              <w:top w:val="single" w:color="CCCCCC" w:sz="4"/>
+              <w:left w:val="single" w:color="CCCCCC" w:sz="4"/>
+              <w:bottom w:val="single" w:color="CCCCCC" w:sz="4"/>
+              <w:right w:val="single" w:color="CCCCCC" w:sz="4"/>
+            </w:tcBorders>
+            <w:shd w:fill="F2DCDB" w:val="clear"/>
+            <w:tcMar>
+              <w:top w:type="dxa" w:w="60"/>
+              <w:left w:type="dxa" w:w="100"/>
+              <w:bottom w:type="dxa" w:w="60"/>
+              <w:right w:type="dxa" w:w="100"/>
+            </w:tcMar>
+          </w:tcPr>
+          <w:p>
+            <w:r>
+              <w:rPr>
+                <w:rFonts w:ascii="BIZ UDPゴシック" w:cs="BIZ UDPゴシック" w:eastAsia="BIZ UDPゴシック" w:hAnsi="BIZ UDPゴシック"/>
+                <w:b w:val="false"/>
+                <w:bCs w:val="false"/>
+                <w:color w:val="000000"/>
+                <w:sz w:val="22"/>
+                <w:szCs w:val="22"/>
+              </w:rPr>
+              <w:t xml:space="preserve">接続エラーが発生</w:t>
+            </w:r>
+          </w:p>
+        </w:tc>
+        <w:tc>
+          <w:tcPr>
+            <w:tcW w:type="dxa" w:w="2700"/>
+            <w:tcBorders>
+              <w:top w:val="single" w:color="CCCCCC" w:sz="4"/>
+              <w:left w:val="single" w:color="CCCCCC" w:sz="4"/>
+              <w:bottom w:val="single" w:color="CCCCCC" w:sz="4"/>
+              <w:right w:val="single" w:color="CCCCCC" w:sz="4"/>
+            </w:tcBorders>
+            <w:shd w:fill="FFFFFF" w:val="clear"/>
+            <w:tcMar>
+              <w:top w:type="dxa" w:w="60"/>
+              <w:left w:type="dxa" w:w="100"/>
+              <w:bottom w:type="dxa" w:w="60"/>
+              <w:right w:type="dxa" w:w="100"/>
+            </w:tcMar>
+          </w:tcPr>
+          <w:p>
+            <w:r>
+              <w:rPr>
+                <w:rFonts w:ascii="BIZ UDPゴシック" w:cs="BIZ UDPゴシック" w:eastAsia="BIZ UDPゴシック" w:hAnsi="BIZ UDPゴシック"/>
+                <w:b w:val="false"/>
+                <w:bCs w:val="false"/>
+                <w:color w:val="000000"/>
+                <w:sz w:val="22"/>
+                <w:szCs w:val="22"/>
+              </w:rPr>
+              <w:t xml:space="preserve">接続プール設定の見直しまたはスケールアップ</w:t>
+            </w:r>
+          </w:p>
+        </w:tc>
+      </w:tr>
+      <w:tr>
+        <w:trPr>
+          <w:cantSplit/>
+        </w:trPr>
+        <w:tc>
+          <w:tcPr>
+            <w:tcW w:type="dxa" w:w="500"/>
+            <w:tcBorders>
+              <w:top w:val="single" w:color="CCCCCC" w:sz="4"/>
+              <w:left w:val="single" w:color="CCCCCC" w:sz="4"/>
+              <w:bottom w:val="single" w:color="CCCCCC" w:sz="4"/>
+              <w:right w:val="single" w:color="CCCCCC" w:sz="4"/>
+            </w:tcBorders>
+            <w:shd w:fill="FFFFFF" w:val="clear"/>
+            <w:tcMar>
+              <w:top w:type="dxa" w:w="60"/>
+              <w:left w:type="dxa" w:w="100"/>
+              <w:bottom w:type="dxa" w:w="60"/>
+              <w:right w:type="dxa" w:w="100"/>
+            </w:tcMar>
+          </w:tcPr>
+          <w:p>
+            <w:r>
+              <w:rPr>
+                <w:rFonts w:ascii="BIZ UDPゴシック" w:cs="BIZ UDPゴシック" w:eastAsia="BIZ UDPゴシック" w:hAnsi="BIZ UDPゴシック"/>
+                <w:b w:val="false"/>
+                <w:bCs w:val="false"/>
+                <w:color w:val="000000"/>
+                <w:sz w:val="22"/>
+                <w:szCs w:val="22"/>
+              </w:rPr>
+              <w:t xml:space="preserve">6</w:t>
+            </w:r>
+          </w:p>
+        </w:tc>
+        <w:tc>
+          <w:tcPr>
+            <w:tcW w:type="dxa" w:w="2200"/>
+            <w:tcBorders>
+              <w:top w:val="single" w:color="CCCCCC" w:sz="4"/>
+              <w:left w:val="single" w:color="CCCCCC" w:sz="4"/>
+              <w:bottom w:val="single" w:color="CCCCCC" w:sz="4"/>
+              <w:right w:val="single" w:color="CCCCCC" w:sz="4"/>
+            </w:tcBorders>
+            <w:shd w:fill="FFFFFF" w:val="clear"/>
+            <w:tcMar>
+              <w:top w:type="dxa" w:w="60"/>
+              <w:left w:type="dxa" w:w="100"/>
+              <w:bottom w:type="dxa" w:w="60"/>
+              <w:right w:type="dxa" w:w="100"/>
+            </w:tcMar>
+          </w:tcPr>
+          <w:p>
+            <w:r>
+              <w:rPr>
+                <w:rFonts w:ascii="BIZ UDPゴシック" w:cs="BIZ UDPゴシック" w:eastAsia="BIZ UDPゴシック" w:hAnsi="BIZ UDPゴシック"/>
+                <w:b w:val="false"/>
+                <w:bCs w:val="false"/>
+                <w:color w:val="000000"/>
+                <w:sz w:val="22"/>
+                <w:szCs w:val="22"/>
+              </w:rPr>
+              <w:t xml:space="preserve">Lambda/アプリからDBエラー</w:t>
+            </w:r>
+          </w:p>
+        </w:tc>
+        <w:tc>
+          <w:tcPr>
+            <w:tcW w:type="dxa" w:w="1800"/>
+            <w:tcBorders>
+              <w:top w:val="single" w:color="CCCCCC" w:sz="4"/>
+              <w:left w:val="single" w:color="CCCCCC" w:sz="4"/>
+              <w:bottom w:val="single" w:color="CCCCCC" w:sz="4"/>
+              <w:right w:val="single" w:color="CCCCCC" w:sz="4"/>
+            </w:tcBorders>
+            <w:shd w:fill="FFF2CC" w:val="clear"/>
+            <w:tcMar>
+              <w:top w:type="dxa" w:w="60"/>
+              <w:left w:type="dxa" w:w="100"/>
+              <w:bottom w:type="dxa" w:w="60"/>
+              <w:right w:type="dxa" w:w="100"/>
+            </w:tcMar>
+          </w:tcPr>
+          <w:p>
+            <w:r>
+              <w:rPr>
+                <w:rFonts w:ascii="BIZ UDPゴシック" w:cs="BIZ UDPゴシック" w:eastAsia="BIZ UDPゴシック" w:hAnsi="BIZ UDPゴシック"/>
+                <w:b w:val="false"/>
+                <w:bCs w:val="false"/>
+                <w:color w:val="000000"/>
+                <w:sz w:val="22"/>
+                <w:szCs w:val="22"/>
+              </w:rPr>
+              <w:t xml:space="preserve">週1〜2回のエラー発生</w:t>
+            </w:r>
+          </w:p>
+        </w:tc>
+        <w:tc>
+          <w:tcPr>
+            <w:tcW w:type="dxa" w:w="1800"/>
+            <w:tcBorders>
+              <w:top w:val="single" w:color="CCCCCC" w:sz="4"/>
+              <w:left w:val="single" w:color="CCCCCC" w:sz="4"/>
+              <w:bottom w:val="single" w:color="CCCCCC" w:sz="4"/>
+              <w:right w:val="single" w:color="CCCCCC" w:sz="4"/>
+            </w:tcBorders>
+            <w:shd w:fill="F2DCDB" w:val="clear"/>
+            <w:tcMar>
+              <w:top w:type="dxa" w:w="60"/>
+              <w:left w:type="dxa" w:w="100"/>
+              <w:bottom w:type="dxa" w:w="60"/>
+              <w:right w:type="dxa" w:w="100"/>
+            </w:tcMar>
+          </w:tcPr>
+          <w:p>
+            <w:r>
+              <w:rPr>
+                <w:rFonts w:ascii="BIZ UDPゴシック" w:cs="BIZ UDPゴシック" w:eastAsia="BIZ UDPゴシック" w:hAnsi="BIZ UDPゴシック"/>
+                <w:b w:val="false"/>
+                <w:bCs w:val="false"/>
+                <w:color w:val="000000"/>
+                <w:sz w:val="22"/>
+                <w:szCs w:val="22"/>
+              </w:rPr>
+              <w:t xml:space="preserve">毎日エラーが発生</w:t>
+            </w:r>
+          </w:p>
+        </w:tc>
+        <w:tc>
+          <w:tcPr>
+            <w:tcW w:type="dxa" w:w="2700"/>
+            <w:tcBorders>
+              <w:top w:val="single" w:color="CCCCCC" w:sz="4"/>
+              <w:left w:val="single" w:color="CCCCCC" w:sz="4"/>
+              <w:bottom w:val="single" w:color="CCCCCC" w:sz="4"/>
+              <w:right w:val="single" w:color="CCCCCC" w:sz="4"/>
+            </w:tcBorders>
+            <w:shd w:fill="FFFFFF" w:val="clear"/>
+            <w:tcMar>
+              <w:top w:type="dxa" w:w="60"/>
+              <w:left w:type="dxa" w:w="100"/>
+              <w:bottom w:type="dxa" w:w="60"/>
+              <w:right w:type="dxa" w:w="100"/>
+            </w:tcMar>
+          </w:tcPr>
+          <w:p>
+            <w:r>
+              <w:rPr>
+                <w:rFonts w:ascii="BIZ UDPゴシック" w:cs="BIZ UDPゴシック" w:eastAsia="BIZ UDPゴシック" w:hAnsi="BIZ UDPゴシック"/>
+                <w:b w:val="false"/>
+                <w:bCs w:val="false"/>
+                <w:color w:val="000000"/>
+                <w:sz w:val="22"/>
+                <w:szCs w:val="22"/>
+              </w:rPr>
+              <w:t xml:space="preserve">即時スケールアップ（ロールバック）</w:t>
+            </w:r>
+          </w:p>
+        </w:tc>
+      </w:tr>
+    </w:tbl>
+    <w:p>
+      <w:pPr>
+        <w:spacing w:before="60" w:after="60"/>
+      </w:pPr>
+      <w:r>
+        <w:rPr>
+          <w:rFonts w:ascii="BIZ UDPゴシック" w:cs="BIZ UDPゴシック" w:eastAsia="BIZ UDPゴシック" w:hAnsi="BIZ UDPゴシック"/>
+          <w:color w:val="595959"/>
+          <w:sz w:val="20"/>
+          <w:szCs w:val="20"/>
+        </w:rPr>
+        <w:t xml:space="preserve">※ 現状の実測値（CPU最大 2.12%、Write IOPS最大 62）から見て、r5.xlarge でスケールアップが必要になる可能性は極めて低い</w:t>
+      </w:r>
+    </w:p>
+    <w:p>
+      <w:pPr>
+        <w:spacing w:before="40" w:after="40"/>
+      </w:pPr>
+      <w:r>
+        <w:t xml:space="preserve"/>
+      </w:r>
+    </w:p>
+    <w:p>
+      <w:pPr>
+        <w:pStyle w:val="Heading2"/>
+      </w:pPr>
+      <w:r>
+        <w:rPr>
+          <w:rFonts w:ascii="BIZ UDPゴシック" w:cs="BIZ UDPゴシック" w:eastAsia="BIZ UDPゴシック" w:hAnsi="BIZ UDPゴシック"/>
+          <w:b/>
+          <w:bCs/>
+          <w:sz w:val="24"/>
+          <w:szCs w:val="24"/>
+        </w:rPr>
+        <w:t xml:space="preserve">■ 閾値超過の検出コマンド（CloudShell）</w:t>
+      </w:r>
+    </w:p>
+    <w:tbl>
+      <w:tblPr>
+        <w:tblW w:type="dxa" w:w="9000"/>
+        <w:tblBorders>
+          <w:top w:val="single" w:color="auto" w:sz="4"/>
+          <w:left w:val="single" w:color="auto" w:sz="4"/>
+          <w:bottom w:val="single" w:color="auto" w:sz="4"/>
+          <w:right w:val="single" w:color="auto" w:sz="4"/>
+          <w:insideH w:val="single" w:color="auto" w:sz="4"/>
+          <w:insideV w:val="single" w:color="auto" w:sz="4"/>
+        </w:tblBorders>
+      </w:tblPr>
+      <w:tblGrid>
+        <w:gridCol w:w="9000"/>
+      </w:tblGrid>
+      <w:tr>
+        <w:trPr>
+          <w:cantSplit/>
+        </w:trPr>
+        <w:tc>
+          <w:tcPr>
+            <w:tcW w:type="dxa" w:w="9000"/>
+            <w:tcBorders>
+              <w:top w:val="single" w:color="CCCCCC" w:sz="4"/>
+              <w:left w:val="single" w:color="CCCCCC" w:sz="4"/>
+              <w:bottom w:val="single" w:color="CCCCCC" w:sz="4"/>
+              <w:right w:val="single" w:color="CCCCCC" w:sz="4"/>
+            </w:tcBorders>
+            <w:shd w:fill="F8F8F8" w:val="clear"/>
+            <w:tcMar>
+              <w:top w:type="dxa" w:w="80"/>
+              <w:left w:type="dxa" w:w="120"/>
+              <w:bottom w:type="dxa" w:w="80"/>
+              <w:right w:type="dxa" w:w="120"/>
+            </w:tcMar>
+          </w:tcPr>
+          <w:p>
+            <w:r>
+              <w:rPr>
+                <w:rFonts w:ascii="Consolas" w:cs="Consolas" w:eastAsia="Consolas" w:hAnsi="Consolas"/>
+                <w:sz w:val="18"/>
+                <w:szCs w:val="18"/>
+              </w:rPr>
+              <w:t xml:space="preserve">REGION="ap-northeast-1"</w:t>
+            </w:r>
+          </w:p>
+          <w:p>
+            <w:r>
+              <w:rPr>
+                <w:rFonts w:ascii="Consolas" w:cs="Consolas" w:eastAsia="Consolas" w:hAnsi="Consolas"/>
+                <w:sz w:val="18"/>
+                <w:szCs w:val="18"/>
+              </w:rPr>
+              <w:t xml:space="preserve">END=$(date -u +"%Y-%m-%dT%H:%M:%SZ")</w:t>
+            </w:r>
+          </w:p>
+          <w:p>
+            <w:r>
+              <w:rPr>
+                <w:rFonts w:ascii="Consolas" w:cs="Consolas" w:eastAsia="Consolas" w:hAnsi="Consolas"/>
+                <w:sz w:val="18"/>
+                <w:szCs w:val="18"/>
+              </w:rPr>
+              <w:t xml:space="preserve">START=$(date -u -d "7 days ago" +"%Y-%m-%dT%H:%M:%SZ")</w:t>
+            </w:r>
+          </w:p>
+          <w:p>
+            <w:r>
+              <w:rPr>
+                <w:rFonts w:ascii="Consolas" w:cs="Consolas" w:eastAsia="Consolas" w:hAnsi="Consolas"/>
+                <w:sz w:val="18"/>
+                <w:szCs w:val="18"/>
+              </w:rPr>
+              <w:t xml:space="preserve"/>
+            </w:r>
+          </w:p>
+          <w:p>
+            <w:r>
+              <w:rPr>
+                <w:rFonts w:ascii="Consolas" w:cs="Consolas" w:eastAsia="Consolas" w:hAnsi="Consolas"/>
+                <w:sz w:val="18"/>
+                <w:szCs w:val="18"/>
+              </w:rPr>
+              <w:t xml:space="preserve"># CPU使用率 過去7日間の最大値（Writer）</w:t>
+            </w:r>
+          </w:p>
+          <w:p>
+            <w:r>
+              <w:rPr>
+                <w:rFonts w:ascii="Consolas" w:cs="Consolas" w:eastAsia="Consolas" w:hAnsi="Consolas"/>
+                <w:sz w:val="18"/>
+                <w:szCs w:val="18"/>
+              </w:rPr>
+              <w:t xml:space="preserve">aws cloudwatch get-metric-statistics \</w:t>
+            </w:r>
+          </w:p>
+          <w:p>
+            <w:r>
+              <w:rPr>
+                <w:rFonts w:ascii="Consolas" w:cs="Consolas" w:eastAsia="Consolas" w:hAnsi="Consolas"/>
+                <w:sz w:val="18"/>
+                <w:szCs w:val="18"/>
+              </w:rPr>
+              <w:t xml:space="preserve">  --region $REGION --namespace AWS/RDS --metric-name CPUUtilization \</w:t>
+            </w:r>
+          </w:p>
+          <w:p>
+            <w:r>
+              <w:rPr>
+                <w:rFonts w:ascii="Consolas" w:cs="Consolas" w:eastAsia="Consolas" w:hAnsi="Consolas"/>
+                <w:sz w:val="18"/>
+                <w:szCs w:val="18"/>
+              </w:rPr>
+              <w:t xml:space="preserve">  --dimensions Name=DBInstanceIdentifier,Value=ksm-posprd-db-instance-1 \</w:t>
+            </w:r>
+          </w:p>
+          <w:p>
+            <w:r>
+              <w:rPr>
+                <w:rFonts w:ascii="Consolas" w:cs="Consolas" w:eastAsia="Consolas" w:hAnsi="Consolas"/>
+                <w:sz w:val="18"/>
+                <w:szCs w:val="18"/>
+              </w:rPr>
+              <w:t xml:space="preserve">  --start-time $START --end-time $END --period 86400 --statistics Maximum \</w:t>
+            </w:r>
+          </w:p>
+          <w:p>
+            <w:r>
+              <w:rPr>
+                <w:rFonts w:ascii="Consolas" w:cs="Consolas" w:eastAsia="Consolas" w:hAnsi="Consolas"/>
+                <w:sz w:val="18"/>
+                <w:szCs w:val="18"/>
+              </w:rPr>
+              <w:t xml:space="preserve">  --query "sort_by(Datapoints,&amp;Timestamp)[*].[Timestamp,Maximum]" --output table</w:t>
+            </w:r>
+          </w:p>
+          <w:p>
+            <w:r>
+              <w:rPr>
+                <w:rFonts w:ascii="Consolas" w:cs="Consolas" w:eastAsia="Consolas" w:hAnsi="Consolas"/>
+                <w:sz w:val="18"/>
+                <w:szCs w:val="18"/>
+              </w:rPr>
+              <w:t xml:space="preserve"/>
+            </w:r>
+          </w:p>
+          <w:p>
+            <w:r>
+              <w:rPr>
+                <w:rFonts w:ascii="Consolas" w:cs="Consolas" w:eastAsia="Consolas" w:hAnsi="Consolas"/>
+                <w:sz w:val="18"/>
+                <w:szCs w:val="18"/>
+              </w:rPr>
+              <w:t xml:space="preserve"># FreeableMemory 過去7日間の最小値（Writer）※ 出力÷1073741824 = GB</w:t>
+            </w:r>
+          </w:p>
+          <w:p>
+            <w:r>
+              <w:rPr>
+                <w:rFonts w:ascii="Consolas" w:cs="Consolas" w:eastAsia="Consolas" w:hAnsi="Consolas"/>
+                <w:sz w:val="18"/>
+                <w:szCs w:val="18"/>
+              </w:rPr>
+              <w:t xml:space="preserve">aws cloudwatch get-metric-statistics \</w:t>
+            </w:r>
+          </w:p>
+          <w:p>
+            <w:r>
+              <w:rPr>
+                <w:rFonts w:ascii="Consolas" w:cs="Consolas" w:eastAsia="Consolas" w:hAnsi="Consolas"/>
+                <w:sz w:val="18"/>
+                <w:szCs w:val="18"/>
+              </w:rPr>
+              <w:t xml:space="preserve">  --region $REGION --namespace AWS/RDS --metric-name FreeableMemory \</w:t>
+            </w:r>
+          </w:p>
+          <w:p>
+            <w:r>
+              <w:rPr>
+                <w:rFonts w:ascii="Consolas" w:cs="Consolas" w:eastAsia="Consolas" w:hAnsi="Consolas"/>
+                <w:sz w:val="18"/>
+                <w:szCs w:val="18"/>
+              </w:rPr>
+              <w:t xml:space="preserve">  --dimensions Name=DBInstanceIdentifier,Value=ksm-posprd-db-instance-1 \</w:t>
+            </w:r>
+          </w:p>
+          <w:p>
+            <w:r>
+              <w:rPr>
+                <w:rFonts w:ascii="Consolas" w:cs="Consolas" w:eastAsia="Consolas" w:hAnsi="Consolas"/>
+                <w:sz w:val="18"/>
+                <w:szCs w:val="18"/>
+              </w:rPr>
+              <w:t xml:space="preserve">  --start-time $START --end-time $END --period 86400 --statistics Minimum \</w:t>
+            </w:r>
+          </w:p>
+          <w:p>
+            <w:r>
+              <w:rPr>
+                <w:rFonts w:ascii="Consolas" w:cs="Consolas" w:eastAsia="Consolas" w:hAnsi="Consolas"/>
+                <w:sz w:val="18"/>
+                <w:szCs w:val="18"/>
+              </w:rPr>
+              <w:t xml:space="preserve">  --query "sort_by(Datapoints,&amp;Timestamp)[*].[Timestamp,Minimum]" --output table</w:t>
+            </w:r>
+          </w:p>
+        </w:tc>
+      </w:tr>
+    </w:tbl>
+    <w:p>
+      <w:pPr>
+        <w:pStyle w:val="Heading1"/>
+      </w:pPr>
+      <w:r>
+        <w:rPr>
+          <w:rFonts w:ascii="BIZ UDPゴシック" w:cs="BIZ UDPゴシック" w:eastAsia="BIZ UDPゴシック" w:hAnsi="BIZ UDPゴシック"/>
+          <w:b/>
+          <w:bCs/>
+          <w:sz w:val="32"/>
+          <w:szCs w:val="32"/>
+        </w:rPr>
+        <w:t xml:space="preserve">8. スケールアップ（ロールバック）方法</w:t>
+      </w:r>
+    </w:p>
+    <w:p>
+      <w:pPr>
+        <w:spacing w:before="60" w:after="60"/>
+      </w:pPr>
+      <w:r>
+        <w:rPr>
+          <w:rFonts w:ascii="BIZ UDPゴシック" w:cs="BIZ UDPゴシック" w:eastAsia="BIZ UDPゴシック" w:hAnsi="BIZ UDPゴシック"/>
+          <w:sz w:val="22"/>
+          <w:szCs w:val="22"/>
+        </w:rPr>
+        <w:t xml:space="preserve">第7章の判断基準に該当した場合、または緊急時は以下の手順でインスタンスクラスを引き上げる。手順はNo.1/No.2（ダウンサイズ）と同一で、クラス指定を逆方向にするだけで対応可能。</w:t>
+      </w:r>
+    </w:p>
+    <w:p>
+      <w:pPr>
+        <w:spacing w:before="40" w:after="40"/>
+      </w:pPr>
+      <w:r>
+        <w:t xml:space="preserve"/>
+      </w:r>
+    </w:p>
+    <w:p>
+      <w:pPr>
+        <w:pStyle w:val="Heading2"/>
+      </w:pPr>
+      <w:r>
+        <w:rPr>
+          <w:rFonts w:ascii="BIZ UDPゴシック" w:cs="BIZ UDPゴシック" w:eastAsia="BIZ UDPゴシック" w:hAnsi="BIZ UDPゴシック"/>
+          <w:b/>
+          <w:bCs/>
+          <w:sz w:val="24"/>
+          <w:szCs w:val="24"/>
+        </w:rPr>
+        <w:t xml:space="preserve">■ 変更前 (Before) / 変更後 (After)（スケールアップ時）</w:t>
+      </w:r>
+    </w:p>
+    <w:tbl>
+      <w:tblPr>
+        <w:tblW w:type="dxa" w:w="9000"/>
+        <w:tblBorders>
+          <w:top w:val="single" w:color="auto" w:sz="4"/>
+          <w:left w:val="single" w:color="auto" w:sz="4"/>
+          <w:bottom w:val="single" w:color="auto" w:sz="4"/>
+          <w:right w:val="single" w:color="auto" w:sz="4"/>
+          <w:insideH w:val="single" w:color="auto" w:sz="4"/>
+          <w:insideV w:val="single" w:color="auto" w:sz="4"/>
+        </w:tblBorders>
+      </w:tblPr>
+      <w:tblGrid>
+        <w:gridCol w:w="4500"/>
+        <w:gridCol w:w="4500"/>
+      </w:tblGrid>
+      <w:tr>
+        <w:trPr>
+          <w:cantSplit/>
+        </w:trPr>
+        <w:tc>
+          <w:tcPr>
+            <w:tcW w:type="dxa" w:w="4500"/>
+            <w:tcBorders>
+              <w:top w:val="single" w:color="CCCCCC" w:sz="4"/>
+              <w:left w:val="single" w:color="CCCCCC" w:sz="4"/>
+              <w:bottom w:val="single" w:color="CCCCCC" w:sz="4"/>
+              <w:right w:val="single" w:color="CCCCCC" w:sz="4"/>
+            </w:tcBorders>
+            <w:shd w:fill="F5F5F5" w:val="clear"/>
+            <w:tcMar>
+              <w:top w:type="dxa" w:w="80"/>
+              <w:left w:type="dxa" w:w="120"/>
+              <w:bottom w:type="dxa" w:w="80"/>
+              <w:right w:type="dxa" w:w="120"/>
+            </w:tcMar>
+          </w:tcPr>
+          <w:p>
+            <w:r>
+              <w:rPr>
+                <w:rFonts w:ascii="BIZ UDPゴシック" w:cs="BIZ UDPゴシック" w:eastAsia="BIZ UDPゴシック" w:hAnsi="BIZ UDPゴシック"/>
+                <w:b/>
+                <w:bCs/>
+                <w:sz w:val="20"/>
+                <w:szCs w:val="20"/>
+              </w:rPr>
+              <w:t xml:space="preserve">▼ 変更前（ダウンサイズ後の状態）</w:t>
+            </w:r>
+          </w:p>
+        </w:tc>
+        <w:tc>
+          <w:tcPr>
+            <w:tcW w:type="dxa" w:w="4500"/>
+            <w:tcBorders>
+              <w:top w:val="single" w:color="CCCCCC" w:sz="4"/>
+              <w:left w:val="single" w:color="CCCCCC" w:sz="4"/>
+              <w:bottom w:val="single" w:color="CCCCCC" w:sz="4"/>
+              <w:right w:val="single" w:color="CCCCCC" w:sz="4"/>
+            </w:tcBorders>
+            <w:shd w:fill="F5F5F5" w:val="clear"/>
+            <w:tcMar>
+              <w:top w:type="dxa" w:w="80"/>
+              <w:left w:type="dxa" w:w="120"/>
+              <w:bottom w:type="dxa" w:w="80"/>
+              <w:right w:type="dxa" w:w="120"/>
+            </w:tcMar>
+          </w:tcPr>
+          <w:p>
+            <w:r>
+              <w:rPr>
+                <w:rFonts w:ascii="BIZ UDPゴシック" w:cs="BIZ UDPゴシック" w:eastAsia="BIZ UDPゴシック" w:hAnsi="BIZ UDPゴシック"/>
+                <w:b/>
+                <w:bCs/>
+                <w:sz w:val="20"/>
+                <w:szCs w:val="20"/>
+              </w:rPr>
+              <w:t xml:space="preserve">▲ 変更後（スケールアップ後）</w:t>
+            </w:r>
+          </w:p>
+        </w:tc>
+      </w:tr>
+      <w:tr>
+        <w:trPr>
+          <w:cantSplit/>
+        </w:trPr>
+        <w:tc>
+          <w:tcPr>
+            <w:tcW w:type="dxa" w:w="4500"/>
+            <w:tcBorders>
+              <w:top w:val="single" w:color="CCCCCC" w:sz="4"/>
+              <w:left w:val="single" w:color="CCCCCC" w:sz="4"/>
+              <w:bottom w:val="single" w:color="CCCCCC" w:sz="4"/>
+              <w:right w:val="single" w:color="CCCCCC" w:sz="4"/>
+            </w:tcBorders>
+            <w:shd w:fill="FFF2CC" w:val="clear"/>
+            <w:tcMar>
+              <w:top w:type="dxa" w:w="80"/>
+              <w:left w:type="dxa" w:w="120"/>
+              <w:bottom w:type="dxa" w:w="80"/>
+              <w:right w:type="dxa" w:w="120"/>
+            </w:tcMar>
+          </w:tcPr>
+          <w:p>
+            <w:r>
+              <w:rPr>
+                <w:rFonts w:ascii="Consolas" w:cs="Consolas" w:eastAsia="Consolas" w:hAnsi="Consolas"/>
+                <w:sz w:val="18"/>
+                <w:szCs w:val="18"/>
+              </w:rPr>
+              <w:t xml:space="preserve">instance-1: db.r5.xlarge</w:t>
+            </w:r>
+          </w:p>
+          <w:p>
+            <w:r>
+              <w:rPr>
+                <w:rFonts w:ascii="Consolas" w:cs="Consolas" w:eastAsia="Consolas" w:hAnsi="Consolas"/>
+                <w:sz w:val="18"/>
+                <w:szCs w:val="18"/>
+              </w:rPr>
+              <w:t xml:space="preserve">instance-2: db.r5.xlarge</w:t>
+            </w:r>
+          </w:p>
+          <w:p>
+            <w:r>
+              <w:rPr>
+                <w:rFonts w:ascii="Consolas" w:cs="Consolas" w:eastAsia="Consolas" w:hAnsi="Consolas"/>
+                <w:sz w:val="18"/>
+                <w:szCs w:val="18"/>
+              </w:rPr>
+              <w:t xml:space="preserve">vCPU: 4 / RAM: 32 GB</w:t>
+            </w:r>
+          </w:p>
+        </w:tc>
+        <w:tc>
+          <w:tcPr>
+            <w:tcW w:type="dxa" w:w="4500"/>
+            <w:tcBorders>
+              <w:top w:val="single" w:color="CCCCCC" w:sz="4"/>
+              <w:left w:val="single" w:color="CCCCCC" w:sz="4"/>
+              <w:bottom w:val="single" w:color="CCCCCC" w:sz="4"/>
+              <w:right w:val="single" w:color="CCCCCC" w:sz="4"/>
+            </w:tcBorders>
+            <w:shd w:fill="E2EFDA" w:val="clear"/>
+            <w:tcMar>
+              <w:top w:type="dxa" w:w="80"/>
+              <w:left w:type="dxa" w:w="120"/>
+              <w:bottom w:type="dxa" w:w="80"/>
+              <w:right w:type="dxa" w:w="120"/>
+            </w:tcMar>
+          </w:tcPr>
+          <w:p>
+            <w:r>
+              <w:rPr>
+                <w:rFonts w:ascii="Consolas" w:cs="Consolas" w:eastAsia="Consolas" w:hAnsi="Consolas"/>
+                <w:sz w:val="18"/>
+                <w:szCs w:val="18"/>
+              </w:rPr>
+              <w:t xml:space="preserve">instance-1: db.r5.2xlarge</w:t>
+            </w:r>
+          </w:p>
+          <w:p>
+            <w:r>
+              <w:rPr>
+                <w:rFonts w:ascii="Consolas" w:cs="Consolas" w:eastAsia="Consolas" w:hAnsi="Consolas"/>
+                <w:sz w:val="18"/>
+                <w:szCs w:val="18"/>
+              </w:rPr>
+              <w:t xml:space="preserve">instance-2: db.r5.2xlarge</w:t>
+            </w:r>
+          </w:p>
+          <w:p>
+            <w:r>
+              <w:rPr>
+                <w:rFonts w:ascii="Consolas" w:cs="Consolas" w:eastAsia="Consolas" w:hAnsi="Consolas"/>
+                <w:sz w:val="18"/>
+                <w:szCs w:val="18"/>
+              </w:rPr>
+              <w:t xml:space="preserve">vCPU: 8 / RAM: 64 GB</w:t>
+            </w:r>
+          </w:p>
+        </w:tc>
+      </w:tr>
+    </w:tbl>
+    <w:p>
+      <w:pPr>
+        <w:spacing w:before="40" w:after="40"/>
+      </w:pPr>
+      <w:r>
+        <w:t xml:space="preserve"/>
+      </w:r>
+    </w:p>
+    <w:p>
+      <w:pPr>
+        <w:pStyle w:val="Heading2"/>
+      </w:pPr>
+      <w:r>
+        <w:rPr>
+          <w:rFonts w:ascii="BIZ UDPゴシック" w:cs="BIZ UDPゴシック" w:eastAsia="BIZ UDPゴシック" w:hAnsi="BIZ UDPゴシック"/>
+          <w:b/>
+          <w:bCs/>
+          <w:sz w:val="24"/>
+          <w:szCs w:val="24"/>
+        </w:rPr>
+        <w:t xml:space="preserve">■ スケールアップ実行コマンド（CloudShell）</w:t>
+      </w:r>
+    </w:p>
+    <w:tbl>
+      <w:tblPr>
+        <w:tblW w:type="dxa" w:w="9000"/>
+        <w:tblBorders>
+          <w:top w:val="single" w:color="auto" w:sz="4"/>
+          <w:left w:val="single" w:color="auto" w:sz="4"/>
+          <w:bottom w:val="single" w:color="auto" w:sz="4"/>
+          <w:right w:val="single" w:color="auto" w:sz="4"/>
+          <w:insideH w:val="single" w:color="auto" w:sz="4"/>
+          <w:insideV w:val="single" w:color="auto" w:sz="4"/>
+        </w:tblBorders>
+      </w:tblPr>
+      <w:tblGrid>
+        <w:gridCol w:w="9000"/>
+      </w:tblGrid>
+      <w:tr>
+        <w:trPr>
+          <w:cantSplit/>
+        </w:trPr>
+        <w:tc>
+          <w:tcPr>
+            <w:tcW w:type="dxa" w:w="9000"/>
+            <w:tcBorders>
+              <w:top w:val="single" w:color="CCCCCC" w:sz="4"/>
+              <w:left w:val="single" w:color="CCCCCC" w:sz="4"/>
+              <w:bottom w:val="single" w:color="CCCCCC" w:sz="4"/>
+              <w:right w:val="single" w:color="CCCCCC" w:sz="4"/>
+            </w:tcBorders>
+            <w:shd w:fill="F8F8F8" w:val="clear"/>
+            <w:tcMar>
+              <w:top w:type="dxa" w:w="80"/>
+              <w:left w:type="dxa" w:w="120"/>
+              <w:bottom w:type="dxa" w:w="80"/>
+              <w:right w:type="dxa" w:w="120"/>
+            </w:tcMar>
+          </w:tcPr>
+          <w:p>
+            <w:r>
+              <w:rPr>
+                <w:rFonts w:ascii="Consolas" w:cs="Consolas" w:eastAsia="Consolas" w:hAnsi="Consolas"/>
+                <w:sz w:val="18"/>
+                <w:szCs w:val="18"/>
+              </w:rPr>
+              <w:t xml:space="preserve">REGION="ap-northeast-1"</w:t>
+            </w:r>
+          </w:p>
+          <w:p>
+            <w:r>
+              <w:rPr>
+                <w:rFonts w:ascii="Consolas" w:cs="Consolas" w:eastAsia="Consolas" w:hAnsi="Consolas"/>
+                <w:sz w:val="18"/>
+                <w:szCs w:val="18"/>
+              </w:rPr>
+              <w:t xml:space="preserve"/>
+            </w:r>
+          </w:p>
+          <w:p>
+            <w:r>
+              <w:rPr>
+                <w:rFonts w:ascii="Consolas" w:cs="Consolas" w:eastAsia="Consolas" w:hAnsi="Consolas"/>
+                <w:sz w:val="18"/>
+                <w:szCs w:val="18"/>
+              </w:rPr>
+              <w:t xml:space="preserve"># Step 1: instance-2（Reader）を先にスケールアップ</w:t>
+            </w:r>
+          </w:p>
+          <w:p>
+            <w:r>
+              <w:rPr>
+                <w:rFonts w:ascii="Consolas" w:cs="Consolas" w:eastAsia="Consolas" w:hAnsi="Consolas"/>
+                <w:sz w:val="18"/>
+                <w:szCs w:val="18"/>
+              </w:rPr>
+              <w:t xml:space="preserve">aws --no-cli-pager rds modify-db-instance \</w:t>
+            </w:r>
+          </w:p>
+          <w:p>
+            <w:r>
+              <w:rPr>
+                <w:rFonts w:ascii="Consolas" w:cs="Consolas" w:eastAsia="Consolas" w:hAnsi="Consolas"/>
+                <w:sz w:val="18"/>
+                <w:szCs w:val="18"/>
+              </w:rPr>
+              <w:t xml:space="preserve">  --region $REGION \</w:t>
+            </w:r>
+          </w:p>
+          <w:p>
+            <w:r>
+              <w:rPr>
+                <w:rFonts w:ascii="Consolas" w:cs="Consolas" w:eastAsia="Consolas" w:hAnsi="Consolas"/>
+                <w:sz w:val="18"/>
+                <w:szCs w:val="18"/>
+              </w:rPr>
+              <w:t xml:space="preserve">  --db-instance-identifier ksm-posprd-db-instance-2 \</w:t>
+            </w:r>
+          </w:p>
+          <w:p>
+            <w:r>
+              <w:rPr>
+                <w:rFonts w:ascii="Consolas" w:cs="Consolas" w:eastAsia="Consolas" w:hAnsi="Consolas"/>
+                <w:sz w:val="18"/>
+                <w:szCs w:val="18"/>
+              </w:rPr>
+              <w:t xml:space="preserve">  --db-instance-class db.r5.2xlarge \</w:t>
+            </w:r>
+          </w:p>
+          <w:p>
+            <w:r>
+              <w:rPr>
+                <w:rFonts w:ascii="Consolas" w:cs="Consolas" w:eastAsia="Consolas" w:hAnsi="Consolas"/>
+                <w:sz w:val="18"/>
+                <w:szCs w:val="18"/>
+              </w:rPr>
+              <w:t xml:space="preserve">  --apply-immediately</w:t>
+            </w:r>
+          </w:p>
+          <w:p>
+            <w:r>
+              <w:rPr>
+                <w:rFonts w:ascii="Consolas" w:cs="Consolas" w:eastAsia="Consolas" w:hAnsi="Consolas"/>
+                <w:sz w:val="18"/>
+                <w:szCs w:val="18"/>
+              </w:rPr>
+              <w:t xml:space="preserve"/>
+            </w:r>
+          </w:p>
+          <w:p>
+            <w:r>
+              <w:rPr>
+                <w:rFonts w:ascii="Consolas" w:cs="Consolas" w:eastAsia="Consolas" w:hAnsi="Consolas"/>
+                <w:sz w:val="18"/>
+                <w:szCs w:val="18"/>
+              </w:rPr>
+              <w:t xml:space="preserve">aws rds wait db-instance-available \</w:t>
+            </w:r>
+          </w:p>
+          <w:p>
+            <w:r>
+              <w:rPr>
+                <w:rFonts w:ascii="Consolas" w:cs="Consolas" w:eastAsia="Consolas" w:hAnsi="Consolas"/>
+                <w:sz w:val="18"/>
+                <w:szCs w:val="18"/>
+              </w:rPr>
+              <w:t xml:space="preserve">  --region $REGION \</w:t>
+            </w:r>
+          </w:p>
+          <w:p>
+            <w:r>
+              <w:rPr>
+                <w:rFonts w:ascii="Consolas" w:cs="Consolas" w:eastAsia="Consolas" w:hAnsi="Consolas"/>
+                <w:sz w:val="18"/>
+                <w:szCs w:val="18"/>
+              </w:rPr>
+              <w:t xml:space="preserve">  --db-instance-identifier ksm-posprd-db-instance-2</w:t>
+            </w:r>
+          </w:p>
+          <w:p>
+            <w:r>
+              <w:rPr>
+                <w:rFonts w:ascii="Consolas" w:cs="Consolas" w:eastAsia="Consolas" w:hAnsi="Consolas"/>
+                <w:sz w:val="18"/>
+                <w:szCs w:val="18"/>
+              </w:rPr>
+              <w:t xml:space="preserve">echo "instance-2 スケールアップ完了"</w:t>
+            </w:r>
+          </w:p>
+          <w:p>
+            <w:r>
+              <w:rPr>
+                <w:rFonts w:ascii="Consolas" w:cs="Consolas" w:eastAsia="Consolas" w:hAnsi="Consolas"/>
+                <w:sz w:val="18"/>
+                <w:szCs w:val="18"/>
+              </w:rPr>
+              <w:t xml:space="preserve"/>
+            </w:r>
+          </w:p>
+          <w:p>
+            <w:r>
+              <w:rPr>
+                <w:rFonts w:ascii="Consolas" w:cs="Consolas" w:eastAsia="Consolas" w:hAnsi="Consolas"/>
+                <w:sz w:val="18"/>
+                <w:szCs w:val="18"/>
+              </w:rPr>
+              <w:t xml:space="preserve"># Step 2: instance-1（Writer）をスケールアップ</w:t>
+            </w:r>
+          </w:p>
+          <w:p>
+            <w:r>
+              <w:rPr>
+                <w:rFonts w:ascii="Consolas" w:cs="Consolas" w:eastAsia="Consolas" w:hAnsi="Consolas"/>
+                <w:sz w:val="18"/>
+                <w:szCs w:val="18"/>
+              </w:rPr>
+              <w:t xml:space="preserve">aws --no-cli-pager rds modify-db-instance \</w:t>
+            </w:r>
+          </w:p>
+          <w:p>
+            <w:r>
+              <w:rPr>
+                <w:rFonts w:ascii="Consolas" w:cs="Consolas" w:eastAsia="Consolas" w:hAnsi="Consolas"/>
+                <w:sz w:val="18"/>
+                <w:szCs w:val="18"/>
+              </w:rPr>
+              <w:t xml:space="preserve">  --region $REGION \</w:t>
+            </w:r>
+          </w:p>
+          <w:p>
+            <w:r>
+              <w:rPr>
+                <w:rFonts w:ascii="Consolas" w:cs="Consolas" w:eastAsia="Consolas" w:hAnsi="Consolas"/>
+                <w:sz w:val="18"/>
+                <w:szCs w:val="18"/>
+              </w:rPr>
+              <w:t xml:space="preserve">  --db-instance-identifier ksm-posprd-db-instance-1 \</w:t>
+            </w:r>
+          </w:p>
+          <w:p>
+            <w:r>
+              <w:rPr>
+                <w:rFonts w:ascii="Consolas" w:cs="Consolas" w:eastAsia="Consolas" w:hAnsi="Consolas"/>
+                <w:sz w:val="18"/>
+                <w:szCs w:val="18"/>
+              </w:rPr>
+              <w:t xml:space="preserve">  --db-instance-class db.r5.2xlarge \</w:t>
+            </w:r>
+          </w:p>
+          <w:p>
+            <w:r>
+              <w:rPr>
+                <w:rFonts w:ascii="Consolas" w:cs="Consolas" w:eastAsia="Consolas" w:hAnsi="Consolas"/>
+                <w:sz w:val="18"/>
+                <w:szCs w:val="18"/>
+              </w:rPr>
+              <w:t xml:space="preserve">  --apply-immediately</w:t>
+            </w:r>
+          </w:p>
+          <w:p>
+            <w:r>
+              <w:rPr>
+                <w:rFonts w:ascii="Consolas" w:cs="Consolas" w:eastAsia="Consolas" w:hAnsi="Consolas"/>
+                <w:sz w:val="18"/>
+                <w:szCs w:val="18"/>
+              </w:rPr>
+              <w:t xml:space="preserve"/>
+            </w:r>
+          </w:p>
+          <w:p>
+            <w:r>
+              <w:rPr>
+                <w:rFonts w:ascii="Consolas" w:cs="Consolas" w:eastAsia="Consolas" w:hAnsi="Consolas"/>
+                <w:sz w:val="18"/>
+                <w:szCs w:val="18"/>
+              </w:rPr>
+              <w:t xml:space="preserve">aws rds wait db-instance-available \</w:t>
+            </w:r>
+          </w:p>
+          <w:p>
+            <w:r>
+              <w:rPr>
+                <w:rFonts w:ascii="Consolas" w:cs="Consolas" w:eastAsia="Consolas" w:hAnsi="Consolas"/>
+                <w:sz w:val="18"/>
+                <w:szCs w:val="18"/>
+              </w:rPr>
+              <w:t xml:space="preserve">  --region $REGION \</w:t>
+            </w:r>
+          </w:p>
+          <w:p>
+            <w:r>
+              <w:rPr>
+                <w:rFonts w:ascii="Consolas" w:cs="Consolas" w:eastAsia="Consolas" w:hAnsi="Consolas"/>
+                <w:sz w:val="18"/>
+                <w:szCs w:val="18"/>
+              </w:rPr>
+              <w:t xml:space="preserve">  --db-instance-identifier ksm-posprd-db-instance-1</w:t>
+            </w:r>
+          </w:p>
+          <w:p>
+            <w:r>
+              <w:rPr>
+                <w:rFonts w:ascii="Consolas" w:cs="Consolas" w:eastAsia="Consolas" w:hAnsi="Consolas"/>
+                <w:sz w:val="18"/>
+                <w:szCs w:val="18"/>
+              </w:rPr>
+              <w:t xml:space="preserve">echo "instance-1 スケールアップ完了"</w:t>
+            </w:r>
+          </w:p>
+          <w:p>
+            <w:r>
+              <w:rPr>
+                <w:rFonts w:ascii="Consolas" w:cs="Consolas" w:eastAsia="Consolas" w:hAnsi="Consolas"/>
+                <w:sz w:val="18"/>
+                <w:szCs w:val="18"/>
+              </w:rPr>
+              <w:t xml:space="preserve"/>
+            </w:r>
+          </w:p>
+          <w:p>
+            <w:r>
+              <w:rPr>
+                <w:rFonts w:ascii="Consolas" w:cs="Consolas" w:eastAsia="Consolas" w:hAnsi="Consolas"/>
+                <w:sz w:val="18"/>
+                <w:szCs w:val="18"/>
+              </w:rPr>
+              <w:t xml:space="preserve"># Step 3: 変更後の確認</w:t>
+            </w:r>
+          </w:p>
+          <w:p>
+            <w:r>
+              <w:rPr>
+                <w:rFonts w:ascii="Consolas" w:cs="Consolas" w:eastAsia="Consolas" w:hAnsi="Consolas"/>
+                <w:sz w:val="18"/>
+                <w:szCs w:val="18"/>
+              </w:rPr>
+              <w:t xml:space="preserve">aws --no-cli-pager rds describe-db-instances \</w:t>
+            </w:r>
+          </w:p>
+          <w:p>
+            <w:r>
+              <w:rPr>
+                <w:rFonts w:ascii="Consolas" w:cs="Consolas" w:eastAsia="Consolas" w:hAnsi="Consolas"/>
+                <w:sz w:val="18"/>
+                <w:szCs w:val="18"/>
+              </w:rPr>
+              <w:t xml:space="preserve">  --region $REGION \</w:t>
+            </w:r>
+          </w:p>
+          <w:p>
+            <w:r>
+              <w:rPr>
+                <w:rFonts w:ascii="Consolas" w:cs="Consolas" w:eastAsia="Consolas" w:hAnsi="Consolas"/>
+                <w:sz w:val="18"/>
+                <w:szCs w:val="18"/>
+              </w:rPr>
+              <w:t xml:space="preserve">  --filters "Name=db-cluster-id,Values=ksm-posprd-db-cluster" \</w:t>
+            </w:r>
+          </w:p>
+          <w:p>
+            <w:r>
+              <w:rPr>
+                <w:rFonts w:ascii="Consolas" w:cs="Consolas" w:eastAsia="Consolas" w:hAnsi="Consolas"/>
+                <w:sz w:val="18"/>
+                <w:szCs w:val="18"/>
+              </w:rPr>
+              <w:t xml:space="preserve">  --query "DBInstances[*].{ID:DBInstanceIdentifier,Class:DBInstanceClass,Status:DBInstanceStatus}" \</w:t>
+            </w:r>
+          </w:p>
+          <w:p>
+            <w:r>
+              <w:rPr>
+                <w:rFonts w:ascii="Consolas" w:cs="Consolas" w:eastAsia="Consolas" w:hAnsi="Consolas"/>
+                <w:sz w:val="18"/>
+                <w:szCs w:val="18"/>
+              </w:rPr>
+              <w:t xml:space="preserve">  --output table</w:t>
+            </w:r>
+          </w:p>
+        </w:tc>
+      </w:tr>
+    </w:tbl>
+    <w:p>
+      <w:pPr>
+        <w:spacing w:before="60" w:after="60"/>
+      </w:pPr>
+      <w:r>
+        <w:rPr>
+          <w:rFonts w:ascii="BIZ UDPゴシック" w:cs="BIZ UDPゴシック" w:eastAsia="BIZ UDPゴシック" w:hAnsi="BIZ UDPゴシック"/>
+          <w:color w:val="595959"/>
+          <w:sz w:val="20"/>
+          <w:szCs w:val="20"/>
+        </w:rPr>
+        <w:t xml:space="preserve">⚠️ スケールアップも再起動を伴う。緊急時は即時実行可だが、通常は同様にメンテナンスウィンドウ（JST 土曜 00:30〜01:00）での実施を推奨。</w:t>
+      </w:r>
+    </w:p>
+    <w:p>
+      <w:pPr>
+        <w:spacing w:before="40" w:after="40"/>
+      </w:pPr>
+      <w:r>
+        <w:t xml:space="preserve"/>
+      </w:r>
+    </w:p>
+    <w:p>
+      <w:pPr>
+        <w:pStyle w:val="Heading2"/>
+      </w:pPr>
+      <w:r>
+        <w:rPr>
+          <w:rFonts w:ascii="BIZ UDPゴシック" w:cs="BIZ UDPゴシック" w:eastAsia="BIZ UDPゴシック" w:hAnsi="BIZ UDPゴシック"/>
+          <w:b/>
+          <w:bCs/>
+          <w:sz w:val="24"/>
+          <w:szCs w:val="24"/>
+        </w:rPr>
+        <w:t xml:space="preserve">■ スケールアップ後の確認メトリクス</w:t>
+      </w:r>
+    </w:p>
+    <w:tbl>
+      <w:tblPr>
+        <w:tblW w:type="dxa" w:w="9000"/>
+        <w:tblBorders>
+          <w:top w:val="single" w:color="auto" w:sz="4"/>
+          <w:left w:val="single" w:color="auto" w:sz="4"/>
+          <w:bottom w:val="single" w:color="auto" w:sz="4"/>
+          <w:right w:val="single" w:color="auto" w:sz="4"/>
+          <w:insideH w:val="single" w:color="auto" w:sz="4"/>
+          <w:insideV w:val="single" w:color="auto" w:sz="4"/>
+        </w:tblBorders>
+      </w:tblPr>
+      <w:tblGrid>
+        <w:gridCol w:w="3000"/>
+        <w:gridCol w:w="3000"/>
+        <w:gridCol w:w="3000"/>
+      </w:tblGrid>
+      <w:tr>
+        <w:trPr>
+          <w:cantSplit/>
+        </w:trPr>
+        <w:tc>
+          <w:tcPr>
+            <w:tcW w:type="dxa" w:w="3000"/>
+            <w:tcBorders>
+              <w:top w:val="single" w:color="CCCCCC" w:sz="4"/>
+              <w:left w:val="single" w:color="CCCCCC" w:sz="4"/>
+              <w:bottom w:val="single" w:color="CCCCCC" w:sz="4"/>
+              <w:right w:val="single" w:color="CCCCCC" w:sz="4"/>
+            </w:tcBorders>
+            <w:shd w:fill="F5F5F5" w:val="clear"/>
+            <w:tcMar>
+              <w:top w:type="dxa" w:w="60"/>
+              <w:left w:type="dxa" w:w="100"/>
+              <w:bottom w:type="dxa" w:w="60"/>
+              <w:right w:type="dxa" w:w="100"/>
+            </w:tcMar>
+          </w:tcPr>
+          <w:p>
+            <w:r>
+              <w:rPr>
+                <w:rFonts w:ascii="BIZ UDPゴシック" w:cs="BIZ UDPゴシック" w:eastAsia="BIZ UDPゴシック" w:hAnsi="BIZ UDPゴシック"/>
+                <w:b/>
+                <w:bCs/>
+                <w:color w:val="000000"/>
+                <w:sz w:val="22"/>
+                <w:szCs w:val="22"/>
+              </w:rPr>
+              <w:t xml:space="preserve">確認項目</w:t>
+            </w:r>
+          </w:p>
+        </w:tc>
+        <w:tc>
+          <w:tcPr>
+            <w:tcW w:type="dxa" w:w="3000"/>
+            <w:tcBorders>
+              <w:top w:val="single" w:color="CCCCCC" w:sz="4"/>
+              <w:left w:val="single" w:color="CCCCCC" w:sz="4"/>
+              <w:bottom w:val="single" w:color="CCCCCC" w:sz="4"/>
+              <w:right w:val="single" w:color="CCCCCC" w:sz="4"/>
+            </w:tcBorders>
+            <w:shd w:fill="F5F5F5" w:val="clear"/>
+            <w:tcMar>
+              <w:top w:type="dxa" w:w="60"/>
+              <w:left w:type="dxa" w:w="100"/>
+              <w:bottom w:type="dxa" w:w="60"/>
+              <w:right w:type="dxa" w:w="100"/>
+            </w:tcMar>
+          </w:tcPr>
+          <w:p>
+            <w:r>
+              <w:rPr>
+                <w:rFonts w:ascii="BIZ UDPゴシック" w:cs="BIZ UDPゴシック" w:eastAsia="BIZ UDPゴシック" w:hAnsi="BIZ UDPゴシック"/>
+                <w:b/>
+                <w:bCs/>
+                <w:color w:val="000000"/>
+                <w:sz w:val="22"/>
+                <w:szCs w:val="22"/>
+              </w:rPr>
+              <w:t xml:space="preserve">コマンド</w:t>
+            </w:r>
+          </w:p>
+        </w:tc>
+        <w:tc>
+          <w:tcPr>
+            <w:tcW w:type="dxa" w:w="3000"/>
+            <w:tcBorders>
+              <w:top w:val="single" w:color="CCCCCC" w:sz="4"/>
+              <w:left w:val="single" w:color="CCCCCC" w:sz="4"/>
+              <w:bottom w:val="single" w:color="CCCCCC" w:sz="4"/>
+              <w:right w:val="single" w:color="CCCCCC" w:sz="4"/>
+            </w:tcBorders>
+            <w:shd w:fill="F5F5F5" w:val="clear"/>
+            <w:tcMar>
+              <w:top w:type="dxa" w:w="60"/>
+              <w:left w:type="dxa" w:w="100"/>
+              <w:bottom w:type="dxa" w:w="60"/>
+              <w:right w:type="dxa" w:w="100"/>
+            </w:tcMar>
+          </w:tcPr>
+          <w:p>
+            <w:r>
+              <w:rPr>
+                <w:rFonts w:ascii="BIZ UDPゴシック" w:cs="BIZ UDPゴシック" w:eastAsia="BIZ UDPゴシック" w:hAnsi="BIZ UDPゴシック"/>
+                <w:b/>
+                <w:bCs/>
+                <w:color w:val="000000"/>
+                <w:sz w:val="22"/>
+                <w:szCs w:val="22"/>
+              </w:rPr>
+              <w:t xml:space="preserve">期待値</w:t>
+            </w:r>
+          </w:p>
+        </w:tc>
+      </w:tr>
+      <w:tr>
+        <w:trPr>
+          <w:cantSplit/>
+        </w:trPr>
+        <w:tc>
+          <w:tcPr>
+            <w:tcW w:type="dxa" w:w="3000"/>
+            <w:tcBorders>
+              <w:top w:val="single" w:color="CCCCCC" w:sz="4"/>
+              <w:left w:val="single" w:color="CCCCCC" w:sz="4"/>
+              <w:bottom w:val="single" w:color="CCCCCC" w:sz="4"/>
+              <w:right w:val="single" w:color="CCCCCC" w:sz="4"/>
+            </w:tcBorders>
+            <w:shd w:fill="FFFFFF" w:val="clear"/>
+            <w:tcMar>
+              <w:top w:type="dxa" w:w="60"/>
+              <w:left w:type="dxa" w:w="100"/>
+              <w:bottom w:type="dxa" w:w="60"/>
+              <w:right w:type="dxa" w:w="100"/>
+            </w:tcMar>
+          </w:tcPr>
+          <w:p>
+            <w:r>
+              <w:rPr>
+                <w:rFonts w:ascii="BIZ UDPゴシック" w:cs="BIZ UDPゴシック" w:eastAsia="BIZ UDPゴシック" w:hAnsi="BIZ UDPゴシック"/>
+                <w:b w:val="false"/>
+                <w:bCs w:val="false"/>
+                <w:color w:val="000000"/>
+                <w:sz w:val="22"/>
+                <w:szCs w:val="22"/>
+              </w:rPr>
+              <w:t xml:space="preserve">インスタンスクラスが変更されていること</w:t>
+            </w:r>
+          </w:p>
+        </w:tc>
+        <w:tc>
+          <w:tcPr>
+            <w:tcW w:type="dxa" w:w="3000"/>
+            <w:tcBorders>
+              <w:top w:val="single" w:color="CCCCCC" w:sz="4"/>
+              <w:left w:val="single" w:color="CCCCCC" w:sz="4"/>
+              <w:bottom w:val="single" w:color="CCCCCC" w:sz="4"/>
+              <w:right w:val="single" w:color="CCCCCC" w:sz="4"/>
+            </w:tcBorders>
+            <w:shd w:fill="FFFFFF" w:val="clear"/>
+            <w:tcMar>
+              <w:top w:type="dxa" w:w="60"/>
+              <w:left w:type="dxa" w:w="100"/>
+              <w:bottom w:type="dxa" w:w="60"/>
+              <w:right w:type="dxa" w:w="100"/>
+            </w:tcMar>
+          </w:tcPr>
+          <w:p>
+            <w:r>
+              <w:rPr>
+                <w:rFonts w:ascii="BIZ UDPゴシック" w:cs="BIZ UDPゴシック" w:eastAsia="BIZ UDPゴシック" w:hAnsi="BIZ UDPゴシック"/>
+                <w:b w:val="false"/>
+                <w:bCs w:val="false"/>
+                <w:color w:val="000000"/>
+                <w:sz w:val="22"/>
+                <w:szCs w:val="22"/>
+              </w:rPr>
+              <w:t xml:space="preserve">describe-db-instances --output table</w:t>
+            </w:r>
+          </w:p>
+        </w:tc>
+        <w:tc>
+          <w:tcPr>
+            <w:tcW w:type="dxa" w:w="3000"/>
+            <w:tcBorders>
+              <w:top w:val="single" w:color="CCCCCC" w:sz="4"/>
+              <w:left w:val="single" w:color="CCCCCC" w:sz="4"/>
+              <w:bottom w:val="single" w:color="CCCCCC" w:sz="4"/>
+              <w:right w:val="single" w:color="CCCCCC" w:sz="4"/>
+            </w:tcBorders>
+            <w:shd w:fill="FFFFFF" w:val="clear"/>
+            <w:tcMar>
+              <w:top w:type="dxa" w:w="60"/>
+              <w:left w:type="dxa" w:w="100"/>
+              <w:bottom w:type="dxa" w:w="60"/>
+              <w:right w:type="dxa" w:w="100"/>
+            </w:tcMar>
+          </w:tcPr>
+          <w:p>
+            <w:r>
+              <w:rPr>
+                <w:rFonts w:ascii="BIZ UDPゴシック" w:cs="BIZ UDPゴシック" w:eastAsia="BIZ UDPゴシック" w:hAnsi="BIZ UDPゴシック"/>
+                <w:b w:val="false"/>
+                <w:bCs w:val="false"/>
+                <w:color w:val="000000"/>
+                <w:sz w:val="22"/>
+                <w:szCs w:val="22"/>
+              </w:rPr>
+              <w:t xml:space="preserve">DBInstanceClass = db.r5.2xlarge
+Status = available</w:t>
+            </w:r>
+          </w:p>
+        </w:tc>
+      </w:tr>
+      <w:tr>
+        <w:trPr>
+          <w:cantSplit/>
+        </w:trPr>
+        <w:tc>
+          <w:tcPr>
+            <w:tcW w:type="dxa" w:w="3000"/>
+            <w:tcBorders>
+              <w:top w:val="single" w:color="CCCCCC" w:sz="4"/>
+              <w:left w:val="single" w:color="CCCCCC" w:sz="4"/>
+              <w:bottom w:val="single" w:color="CCCCCC" w:sz="4"/>
+              <w:right w:val="single" w:color="CCCCCC" w:sz="4"/>
+            </w:tcBorders>
+            <w:shd w:fill="FFFFFF" w:val="clear"/>
+            <w:tcMar>
+              <w:top w:type="dxa" w:w="60"/>
+              <w:left w:type="dxa" w:w="100"/>
+              <w:bottom w:type="dxa" w:w="60"/>
+              <w:right w:type="dxa" w:w="100"/>
+            </w:tcMar>
+          </w:tcPr>
+          <w:p>
+            <w:r>
+              <w:rPr>
+                <w:rFonts w:ascii="BIZ UDPゴシック" w:cs="BIZ UDPゴシック" w:eastAsia="BIZ UDPゴシック" w:hAnsi="BIZ UDPゴシック"/>
+                <w:b w:val="false"/>
+                <w:bCs w:val="false"/>
+                <w:color w:val="000000"/>
+                <w:sz w:val="22"/>
+                <w:szCs w:val="22"/>
+              </w:rPr>
+              <w:t xml:space="preserve">CPU使用率が正常範囲に戻っていること</w:t>
+            </w:r>
+          </w:p>
+        </w:tc>
+        <w:tc>
+          <w:tcPr>
+            <w:tcW w:type="dxa" w:w="3000"/>
+            <w:tcBorders>
+              <w:top w:val="single" w:color="CCCCCC" w:sz="4"/>
+              <w:left w:val="single" w:color="CCCCCC" w:sz="4"/>
+              <w:bottom w:val="single" w:color="CCCCCC" w:sz="4"/>
+              <w:right w:val="single" w:color="CCCCCC" w:sz="4"/>
+            </w:tcBorders>
+            <w:shd w:fill="FFFFFF" w:val="clear"/>
+            <w:tcMar>
+              <w:top w:type="dxa" w:w="60"/>
+              <w:left w:type="dxa" w:w="100"/>
+              <w:bottom w:type="dxa" w:w="60"/>
+              <w:right w:type="dxa" w:w="100"/>
+            </w:tcMar>
+          </w:tcPr>
+          <w:p>
+            <w:r>
+              <w:rPr>
+                <w:rFonts w:ascii="BIZ UDPゴシック" w:cs="BIZ UDPゴシック" w:eastAsia="BIZ UDPゴシック" w:hAnsi="BIZ UDPゴシック"/>
+                <w:b w:val="false"/>
+                <w:bCs w:val="false"/>
+                <w:color w:val="000000"/>
+                <w:sz w:val="22"/>
+                <w:szCs w:val="22"/>
+              </w:rPr>
+              <w:t xml:space="preserve">get-metric-statistics CPUUtilization</w:t>
+            </w:r>
+          </w:p>
+        </w:tc>
+        <w:tc>
+          <w:tcPr>
+            <w:tcW w:type="dxa" w:w="3000"/>
+            <w:tcBorders>
+              <w:top w:val="single" w:color="CCCCCC" w:sz="4"/>
+              <w:left w:val="single" w:color="CCCCCC" w:sz="4"/>
+              <w:bottom w:val="single" w:color="CCCCCC" w:sz="4"/>
+              <w:right w:val="single" w:color="CCCCCC" w:sz="4"/>
+            </w:tcBorders>
+            <w:shd w:fill="FFFFFF" w:val="clear"/>
+            <w:tcMar>
+              <w:top w:type="dxa" w:w="60"/>
+              <w:left w:type="dxa" w:w="100"/>
+              <w:bottom w:type="dxa" w:w="60"/>
+              <w:right w:type="dxa" w:w="100"/>
+            </w:tcMar>
+          </w:tcPr>
+          <w:p>
+            <w:r>
+              <w:rPr>
+                <w:rFonts w:ascii="BIZ UDPゴシック" w:cs="BIZ UDPゴシック" w:eastAsia="BIZ UDPゴシック" w:hAnsi="BIZ UDPゴシック"/>
+                <w:b w:val="false"/>
+                <w:bCs w:val="false"/>
+                <w:color w:val="000000"/>
+                <w:sz w:val="22"/>
+                <w:szCs w:val="22"/>
+              </w:rPr>
+              <w:t xml:space="preserve">スケールアップ前と同程度（数%以下）に低下</w:t>
+            </w:r>
+          </w:p>
+        </w:tc>
+      </w:tr>
+      <w:tr>
+        <w:trPr>
+          <w:cantSplit/>
+        </w:trPr>
+        <w:tc>
+          <w:tcPr>
+            <w:tcW w:type="dxa" w:w="3000"/>
+            <w:tcBorders>
+              <w:top w:val="single" w:color="CCCCCC" w:sz="4"/>
+              <w:left w:val="single" w:color="CCCCCC" w:sz="4"/>
+              <w:bottom w:val="single" w:color="CCCCCC" w:sz="4"/>
+              <w:right w:val="single" w:color="CCCCCC" w:sz="4"/>
+            </w:tcBorders>
+            <w:shd w:fill="FFFFFF" w:val="clear"/>
+            <w:tcMar>
+              <w:top w:type="dxa" w:w="60"/>
+              <w:left w:type="dxa" w:w="100"/>
+              <w:bottom w:type="dxa" w:w="60"/>
+              <w:right w:type="dxa" w:w="100"/>
+            </w:tcMar>
+          </w:tcPr>
+          <w:p>
+            <w:r>
+              <w:rPr>
+                <w:rFonts w:ascii="BIZ UDPゴシック" w:cs="BIZ UDPゴシック" w:eastAsia="BIZ UDPゴシック" w:hAnsi="BIZ UDPゴシック"/>
+                <w:b w:val="false"/>
+                <w:bCs w:val="false"/>
+                <w:color w:val="000000"/>
+                <w:sz w:val="22"/>
+                <w:szCs w:val="22"/>
+              </w:rPr>
+              <w:t xml:space="preserve">Lambda/バッチがエラーなく動作すること</w:t>
+            </w:r>
+          </w:p>
+        </w:tc>
+        <w:tc>
+          <w:tcPr>
+            <w:tcW w:type="dxa" w:w="3000"/>
+            <w:tcBorders>
+              <w:top w:val="single" w:color="CCCCCC" w:sz="4"/>
+              <w:left w:val="single" w:color="CCCCCC" w:sz="4"/>
+              <w:bottom w:val="single" w:color="CCCCCC" w:sz="4"/>
+              <w:right w:val="single" w:color="CCCCCC" w:sz="4"/>
+            </w:tcBorders>
+            <w:shd w:fill="FFFFFF" w:val="clear"/>
+            <w:tcMar>
+              <w:top w:type="dxa" w:w="60"/>
+              <w:left w:type="dxa" w:w="100"/>
+              <w:bottom w:type="dxa" w:w="60"/>
+              <w:right w:type="dxa" w:w="100"/>
+            </w:tcMar>
+          </w:tcPr>
+          <w:p>
+            <w:r>
+              <w:rPr>
+                <w:rFonts w:ascii="BIZ UDPゴシック" w:cs="BIZ UDPゴシック" w:eastAsia="BIZ UDPゴシック" w:hAnsi="BIZ UDPゴシック"/>
+                <w:b w:val="false"/>
+                <w:bCs w:val="false"/>
+                <w:color w:val="000000"/>
+                <w:sz w:val="22"/>
+                <w:szCs w:val="22"/>
+              </w:rPr>
+              <w:t xml:space="preserve">logs filter-log-events 各Lambda</w:t>
+            </w:r>
+          </w:p>
+        </w:tc>
+        <w:tc>
+          <w:tcPr>
+            <w:tcW w:type="dxa" w:w="3000"/>
+            <w:tcBorders>
+              <w:top w:val="single" w:color="CCCCCC" w:sz="4"/>
+              <w:left w:val="single" w:color="CCCCCC" w:sz="4"/>
+              <w:bottom w:val="single" w:color="CCCCCC" w:sz="4"/>
+              <w:right w:val="single" w:color="CCCCCC" w:sz="4"/>
+            </w:tcBorders>
+            <w:shd w:fill="FFFFFF" w:val="clear"/>
+            <w:tcMar>
+              <w:top w:type="dxa" w:w="60"/>
+              <w:left w:type="dxa" w:w="100"/>
+              <w:bottom w:type="dxa" w:w="60"/>
+              <w:right w:type="dxa" w:w="100"/>
+            </w:tcMar>
+          </w:tcPr>
+          <w:p>
+            <w:r>
+              <w:rPr>
+                <w:rFonts w:ascii="BIZ UDPゴシック" w:cs="BIZ UDPゴシック" w:eastAsia="BIZ UDPゴシック" w:hAnsi="BIZ UDPゴシック"/>
+                <w:b w:val="false"/>
+                <w:bCs w:val="false"/>
+                <w:color w:val="000000"/>
+                <w:sz w:val="22"/>
+                <w:szCs w:val="22"/>
+              </w:rPr>
+              <w:t xml:space="preserve">ERROR / Exception ログなし</w:t>
+            </w:r>
+          </w:p>
+        </w:tc>
+      </w:tr>
+    </w:tbl>
+    <w:p>
+      <w:pPr>
+        <w:pStyle w:val="Heading1"/>
+      </w:pPr>
+      <w:r>
+        <w:rPr>
+          <w:rFonts w:ascii="BIZ UDPゴシック" w:cs="BIZ UDPゴシック" w:eastAsia="BIZ UDPゴシック" w:hAnsi="BIZ UDPゴシック"/>
+          <w:b/>
+          <w:bCs/>
+          <w:sz w:val="32"/>
+          <w:szCs w:val="32"/>
+        </w:rPr>
+        <w:t xml:space="preserve">9. 報告方法</w:t>
       </w:r>
     </w:p>
     <w:p>
@@ -9229,6 +13111,21 @@
           <w:sz w:val="22"/>
           <w:szCs w:val="22"/>
         </w:rPr>
+        <w:t xml:space="preserve">・1週間のパフォーマンスチェック結果（第6章のメトリクス）をまとめて報告する</w:t>
+      </w:r>
+    </w:p>
+    <w:p>
+      <w:pPr>
+        <w:spacing w:before="40" w:after="40"/>
+        <w:ind w:left="360" w:hanging="200"/>
+      </w:pPr>
+      <w:r>
+        <w:rPr>
+          <w:rFonts w:ascii="BIZ UDPゴシック" w:cs="BIZ UDPゴシック" w:eastAsia="BIZ UDPゴシック" w:hAnsi="BIZ UDPゴシック"/>
+          <w:color w:val="000000"/>
+          <w:sz w:val="22"/>
+          <w:szCs w:val="22"/>
+        </w:rPr>
         <w:t xml:space="preserve">・翌月 Cost Explorer での削減確認後、削減効果を報告する</w:t>
       </w:r>
     </w:p>
@@ -9245,6 +13142,21 @@
           <w:szCs w:val="22"/>
         </w:rPr>
         <w:t xml:space="preserve">・安定稼働が確認できた場合、Reserved Instance（案C）への移行を検討する</w:t>
+      </w:r>
+    </w:p>
+    <w:p>
+      <w:pPr>
+        <w:spacing w:before="40" w:after="40"/>
+        <w:ind w:left="360" w:hanging="200"/>
+      </w:pPr>
+      <w:r>
+        <w:rPr>
+          <w:rFonts w:ascii="BIZ UDPゴシック" w:cs="BIZ UDPゴシック" w:eastAsia="BIZ UDPゴシック" w:hAnsi="BIZ UDPゴシック"/>
+          <w:color w:val="000000"/>
+          <w:sz w:val="22"/>
+          <w:szCs w:val="22"/>
+        </w:rPr>
+        <w:t xml:space="preserve">・スケールアップを実施した場合は、その理由・実施日時・変更後のメトリクスをあわせて報告する</w:t>
       </w:r>
     </w:p>
     <w:sectPr>

--- a/40_AWS/04_修正依頼/20260308_RDSコスト削減.docx
+++ b/40_AWS/04_修正依頼/20260308_RDSコスト削減.docx
@@ -478,7 +478,7 @@
                 <w:sz w:val="22"/>
                 <w:szCs w:val="22"/>
               </w:rPr>
-              <w:t xml:space="preserve">1.0</w:t>
+              <w:t xml:space="preserve">1.1</w:t>
             </w:r>
           </w:p>
         </w:tc>
@@ -896,7 +896,1138 @@
           </w:p>
         </w:tc>
       </w:tr>
+      <w:tr>
+        <w:trPr>
+          <w:cantSplit/>
+        </w:trPr>
+        <w:tc>
+          <w:tcPr>
+            <w:tcW w:type="dxa" w:w="800"/>
+            <w:tcBorders>
+              <w:top w:val="single" w:color="CCCCCC" w:sz="4"/>
+              <w:left w:val="single" w:color="CCCCCC" w:sz="4"/>
+              <w:bottom w:val="single" w:color="CCCCCC" w:sz="4"/>
+              <w:right w:val="single" w:color="CCCCCC" w:sz="4"/>
+            </w:tcBorders>
+            <w:shd w:fill="FFFFFF" w:val="clear"/>
+            <w:tcMar>
+              <w:top w:type="dxa" w:w="60"/>
+              <w:left w:type="dxa" w:w="100"/>
+              <w:bottom w:type="dxa" w:w="60"/>
+              <w:right w:type="dxa" w:w="100"/>
+            </w:tcMar>
+          </w:tcPr>
+          <w:p>
+            <w:r>
+              <w:rPr>
+                <w:rFonts w:ascii="BIZ UDPゴシック" w:cs="BIZ UDPゴシック" w:eastAsia="BIZ UDPゴシック" w:hAnsi="BIZ UDPゴシック"/>
+                <w:b w:val="false"/>
+                <w:bCs w:val="false"/>
+                <w:color w:val="000000"/>
+                <w:sz w:val="22"/>
+                <w:szCs w:val="22"/>
+              </w:rPr>
+              <w:t xml:space="preserve">1.1</w:t>
+            </w:r>
+          </w:p>
+        </w:tc>
+        <w:tc>
+          <w:tcPr>
+            <w:tcW w:type="dxa" w:w="1600"/>
+            <w:tcBorders>
+              <w:top w:val="single" w:color="CCCCCC" w:sz="4"/>
+              <w:left w:val="single" w:color="CCCCCC" w:sz="4"/>
+              <w:bottom w:val="single" w:color="CCCCCC" w:sz="4"/>
+              <w:right w:val="single" w:color="CCCCCC" w:sz="4"/>
+            </w:tcBorders>
+            <w:shd w:fill="FFFFFF" w:val="clear"/>
+            <w:tcMar>
+              <w:top w:type="dxa" w:w="60"/>
+              <w:left w:type="dxa" w:w="100"/>
+              <w:bottom w:type="dxa" w:w="60"/>
+              <w:right w:type="dxa" w:w="100"/>
+            </w:tcMar>
+          </w:tcPr>
+          <w:p>
+            <w:r>
+              <w:rPr>
+                <w:rFonts w:ascii="BIZ UDPゴシック" w:cs="BIZ UDPゴシック" w:eastAsia="BIZ UDPゴシック" w:hAnsi="BIZ UDPゴシック"/>
+                <w:b w:val="false"/>
+                <w:bCs w:val="false"/>
+                <w:color w:val="000000"/>
+                <w:sz w:val="22"/>
+                <w:szCs w:val="22"/>
+              </w:rPr>
+              <w:t xml:space="preserve">2026-03-08</w:t>
+            </w:r>
+          </w:p>
+        </w:tc>
+        <w:tc>
+          <w:tcPr>
+            <w:tcW w:type="dxa" w:w="2000"/>
+            <w:tcBorders>
+              <w:top w:val="single" w:color="CCCCCC" w:sz="4"/>
+              <w:left w:val="single" w:color="CCCCCC" w:sz="4"/>
+              <w:bottom w:val="single" w:color="CCCCCC" w:sz="4"/>
+              <w:right w:val="single" w:color="CCCCCC" w:sz="4"/>
+            </w:tcBorders>
+            <w:shd w:fill="FFFFFF" w:val="clear"/>
+            <w:tcMar>
+              <w:top w:type="dxa" w:w="60"/>
+              <w:left w:type="dxa" w:w="100"/>
+              <w:bottom w:type="dxa" w:w="60"/>
+              <w:right w:type="dxa" w:w="100"/>
+            </w:tcMar>
+          </w:tcPr>
+          <w:p>
+            <w:r>
+              <w:rPr>
+                <w:rFonts w:ascii="BIZ UDPゴシック" w:cs="BIZ UDPゴシック" w:eastAsia="BIZ UDPゴシック" w:hAnsi="BIZ UDPゴシック"/>
+                <w:b w:val="false"/>
+                <w:bCs w:val="false"/>
+                <w:color w:val="000000"/>
+                <w:sz w:val="22"/>
+                <w:szCs w:val="22"/>
+              </w:rPr>
+              <w:t xml:space="preserve">Thanh Nguyên</w:t>
+            </w:r>
+          </w:p>
+        </w:tc>
+        <w:tc>
+          <w:tcPr>
+            <w:tcW w:type="dxa" w:w="4600"/>
+            <w:tcBorders>
+              <w:top w:val="single" w:color="CCCCCC" w:sz="4"/>
+              <w:left w:val="single" w:color="CCCCCC" w:sz="4"/>
+              <w:bottom w:val="single" w:color="CCCCCC" w:sz="4"/>
+              <w:right w:val="single" w:color="CCCCCC" w:sz="4"/>
+            </w:tcBorders>
+            <w:shd w:fill="FFFFFF" w:val="clear"/>
+            <w:tcMar>
+              <w:top w:type="dxa" w:w="60"/>
+              <w:left w:type="dxa" w:w="100"/>
+              <w:bottom w:type="dxa" w:w="60"/>
+              <w:right w:type="dxa" w:w="100"/>
+            </w:tcMar>
+          </w:tcPr>
+          <w:p>
+            <w:r>
+              <w:rPr>
+                <w:rFonts w:ascii="BIZ UDPゴシック" w:cs="BIZ UDPゴシック" w:eastAsia="BIZ UDPゴシック" w:hAnsi="BIZ UDPゴシック"/>
+                <w:b w:val="false"/>
+                <w:bCs w:val="false"/>
+                <w:color w:val="000000"/>
+                <w:sz w:val="22"/>
+                <w:szCs w:val="22"/>
+              </w:rPr>
+              <w:t xml:space="preserve">顧客実施判断確認セクション（第0章）を追加</w:t>
+            </w:r>
+          </w:p>
+        </w:tc>
+      </w:tr>
     </w:tbl>
+    <w:p>
+      <w:pPr>
+        <w:pStyle w:val="Heading1"/>
+      </w:pPr>
+      <w:r>
+        <w:rPr>
+          <w:rFonts w:ascii="BIZ UDPゴシック" w:cs="BIZ UDPゴシック" w:eastAsia="BIZ UDPゴシック" w:hAnsi="BIZ UDPゴシック"/>
+          <w:b/>
+          <w:bCs/>
+          <w:sz w:val="32"/>
+          <w:szCs w:val="32"/>
+        </w:rPr>
+        <w:t xml:space="preserve">0. 実施判断のご確認（顧客向け）</w:t>
+      </w:r>
+    </w:p>
+    <w:p>
+      <w:pPr>
+        <w:spacing w:before="60" w:after="60"/>
+      </w:pPr>
+      <w:r>
+        <w:rPr>
+          <w:rFonts w:ascii="BIZ UDPゴシック" w:cs="BIZ UDPゴシック" w:eastAsia="BIZ UDPゴシック" w:hAnsi="BIZ UDPゴシック"/>
+          <w:sz w:val="22"/>
+          <w:szCs w:val="22"/>
+        </w:rPr>
+        <w:t xml:space="preserve">本改修の実施にあたり、以下の内容をご確認のうえ、実施可否をご判断ください。</w:t>
+      </w:r>
+    </w:p>
+    <w:p>
+      <w:pPr>
+        <w:spacing w:before="40" w:after="40"/>
+      </w:pPr>
+      <w:r>
+        <w:t xml:space="preserve"/>
+      </w:r>
+    </w:p>
+    <w:p>
+      <w:pPr>
+        <w:pStyle w:val="Heading2"/>
+      </w:pPr>
+      <w:r>
+        <w:rPr>
+          <w:rFonts w:ascii="BIZ UDPゴシック" w:cs="BIZ UDPゴシック" w:eastAsia="BIZ UDPゴシック" w:hAnsi="BIZ UDPゴシック"/>
+          <w:b/>
+          <w:bCs/>
+          <w:sz w:val="24"/>
+          <w:szCs w:val="24"/>
+        </w:rPr>
+        <w:t xml:space="preserve">■ 削減効果と注意事項</w:t>
+      </w:r>
+    </w:p>
+    <w:tbl>
+      <w:tblPr>
+        <w:tblW w:type="dxa" w:w="9000"/>
+        <w:tblBorders>
+          <w:top w:val="single" w:color="auto" w:sz="4"/>
+          <w:left w:val="single" w:color="auto" w:sz="4"/>
+          <w:bottom w:val="single" w:color="auto" w:sz="4"/>
+          <w:right w:val="single" w:color="auto" w:sz="4"/>
+          <w:insideH w:val="single" w:color="auto" w:sz="4"/>
+          <w:insideV w:val="single" w:color="auto" w:sz="4"/>
+        </w:tblBorders>
+      </w:tblPr>
+      <w:tblGrid>
+        <w:gridCol w:w="2400"/>
+        <w:gridCol w:w="6600"/>
+      </w:tblGrid>
+      <w:tr>
+        <w:trPr>
+          <w:cantSplit/>
+        </w:trPr>
+        <w:tc>
+          <w:tcPr>
+            <w:tcW w:type="dxa" w:w="2400"/>
+            <w:tcBorders>
+              <w:top w:val="single" w:color="CCCCCC" w:sz="4"/>
+              <w:left w:val="single" w:color="CCCCCC" w:sz="4"/>
+              <w:bottom w:val="single" w:color="CCCCCC" w:sz="4"/>
+              <w:right w:val="single" w:color="CCCCCC" w:sz="4"/>
+            </w:tcBorders>
+            <w:shd w:fill="F5F5F5" w:val="clear"/>
+            <w:tcMar>
+              <w:top w:type="dxa" w:w="60"/>
+              <w:left w:type="dxa" w:w="100"/>
+              <w:bottom w:type="dxa" w:w="60"/>
+              <w:right w:type="dxa" w:w="100"/>
+            </w:tcMar>
+          </w:tcPr>
+          <w:p>
+            <w:r>
+              <w:rPr>
+                <w:rFonts w:ascii="BIZ UDPゴシック" w:cs="BIZ UDPゴシック" w:eastAsia="BIZ UDPゴシック" w:hAnsi="BIZ UDPゴシック"/>
+                <w:b/>
+                <w:bCs/>
+                <w:color w:val="000000"/>
+                <w:sz w:val="22"/>
+                <w:szCs w:val="22"/>
+              </w:rPr>
+              <w:t xml:space="preserve">項目</w:t>
+            </w:r>
+          </w:p>
+        </w:tc>
+        <w:tc>
+          <w:tcPr>
+            <w:tcW w:type="dxa" w:w="6600"/>
+            <w:tcBorders>
+              <w:top w:val="single" w:color="CCCCCC" w:sz="4"/>
+              <w:left w:val="single" w:color="CCCCCC" w:sz="4"/>
+              <w:bottom w:val="single" w:color="CCCCCC" w:sz="4"/>
+              <w:right w:val="single" w:color="CCCCCC" w:sz="4"/>
+            </w:tcBorders>
+            <w:shd w:fill="F5F5F5" w:val="clear"/>
+            <w:tcMar>
+              <w:top w:type="dxa" w:w="60"/>
+              <w:left w:type="dxa" w:w="100"/>
+              <w:bottom w:type="dxa" w:w="60"/>
+              <w:right w:type="dxa" w:w="100"/>
+            </w:tcMar>
+          </w:tcPr>
+          <w:p>
+            <w:r>
+              <w:rPr>
+                <w:rFonts w:ascii="BIZ UDPゴシック" w:cs="BIZ UDPゴシック" w:eastAsia="BIZ UDPゴシック" w:hAnsi="BIZ UDPゴシック"/>
+                <w:b/>
+                <w:bCs/>
+                <w:color w:val="000000"/>
+                <w:sz w:val="22"/>
+                <w:szCs w:val="22"/>
+              </w:rPr>
+              <w:t xml:space="preserve">内容</w:t>
+            </w:r>
+          </w:p>
+        </w:tc>
+      </w:tr>
+      <w:tr>
+        <w:trPr>
+          <w:cantSplit/>
+        </w:trPr>
+        <w:tc>
+          <w:tcPr>
+            <w:tcW w:type="dxa" w:w="2400"/>
+            <w:tcBorders>
+              <w:top w:val="single" w:color="CCCCCC" w:sz="4"/>
+              <w:left w:val="single" w:color="CCCCCC" w:sz="4"/>
+              <w:bottom w:val="single" w:color="CCCCCC" w:sz="4"/>
+              <w:right w:val="single" w:color="CCCCCC" w:sz="4"/>
+            </w:tcBorders>
+            <w:shd w:fill="E2EFDA" w:val="clear"/>
+            <w:tcMar>
+              <w:top w:type="dxa" w:w="60"/>
+              <w:left w:type="dxa" w:w="100"/>
+              <w:bottom w:type="dxa" w:w="60"/>
+              <w:right w:type="dxa" w:w="100"/>
+            </w:tcMar>
+          </w:tcPr>
+          <w:p>
+            <w:r>
+              <w:rPr>
+                <w:rFonts w:ascii="BIZ UDPゴシック" w:cs="BIZ UDPゴシック" w:eastAsia="BIZ UDPゴシック" w:hAnsi="BIZ UDPゴシック"/>
+                <w:b/>
+                <w:bCs/>
+                <w:color w:val="000000"/>
+                <w:sz w:val="22"/>
+                <w:szCs w:val="22"/>
+              </w:rPr>
+              <w:t xml:space="preserve">月額削減効果</w:t>
+            </w:r>
+          </w:p>
+        </w:tc>
+        <w:tc>
+          <w:tcPr>
+            <w:tcW w:type="dxa" w:w="6600"/>
+            <w:tcBorders>
+              <w:top w:val="single" w:color="CCCCCC" w:sz="4"/>
+              <w:left w:val="single" w:color="CCCCCC" w:sz="4"/>
+              <w:bottom w:val="single" w:color="CCCCCC" w:sz="4"/>
+              <w:right w:val="single" w:color="CCCCCC" w:sz="4"/>
+            </w:tcBorders>
+            <w:shd w:fill="E2EFDA" w:val="clear"/>
+            <w:tcMar>
+              <w:top w:type="dxa" w:w="60"/>
+              <w:left w:type="dxa" w:w="100"/>
+              <w:bottom w:type="dxa" w:w="60"/>
+              <w:right w:type="dxa" w:w="100"/>
+            </w:tcMar>
+          </w:tcPr>
+          <w:p>
+            <w:r>
+              <w:rPr>
+                <w:rFonts w:ascii="BIZ UDPゴシック" w:cs="BIZ UDPゴシック" w:eastAsia="BIZ UDPゴシック" w:hAnsi="BIZ UDPゴシック"/>
+                <w:b w:val="false"/>
+                <w:bCs w:val="false"/>
+                <w:color w:val="000000"/>
+                <w:sz w:val="22"/>
+                <w:szCs w:val="22"/>
+              </w:rPr>
+              <w:t xml:space="preserve">$1,004 / 月（約 158,500 円 / 月、約 1,900,000 円 / 年）※1ドル=157.8円換算</w:t>
+            </w:r>
+          </w:p>
+        </w:tc>
+      </w:tr>
+      <w:tr>
+        <w:trPr>
+          <w:cantSplit/>
+        </w:trPr>
+        <w:tc>
+          <w:tcPr>
+            <w:tcW w:type="dxa" w:w="2400"/>
+            <w:tcBorders>
+              <w:top w:val="single" w:color="CCCCCC" w:sz="4"/>
+              <w:left w:val="single" w:color="CCCCCC" w:sz="4"/>
+              <w:bottom w:val="single" w:color="CCCCCC" w:sz="4"/>
+              <w:right w:val="single" w:color="CCCCCC" w:sz="4"/>
+            </w:tcBorders>
+            <w:shd w:fill="F5F5F5" w:val="clear"/>
+            <w:tcMar>
+              <w:top w:type="dxa" w:w="60"/>
+              <w:left w:type="dxa" w:w="100"/>
+              <w:bottom w:type="dxa" w:w="60"/>
+              <w:right w:type="dxa" w:w="100"/>
+            </w:tcMar>
+          </w:tcPr>
+          <w:p>
+            <w:r>
+              <w:rPr>
+                <w:rFonts w:ascii="BIZ UDPゴシック" w:cs="BIZ UDPゴシック" w:eastAsia="BIZ UDPゴシック" w:hAnsi="BIZ UDPゴシック"/>
+                <w:b/>
+                <w:bCs/>
+                <w:color w:val="000000"/>
+                <w:sz w:val="22"/>
+                <w:szCs w:val="22"/>
+              </w:rPr>
+              <w:t xml:space="preserve">変更内容</w:t>
+            </w:r>
+          </w:p>
+        </w:tc>
+        <w:tc>
+          <w:tcPr>
+            <w:tcW w:type="dxa" w:w="6600"/>
+            <w:tcBorders>
+              <w:top w:val="single" w:color="CCCCCC" w:sz="4"/>
+              <w:left w:val="single" w:color="CCCCCC" w:sz="4"/>
+              <w:bottom w:val="single" w:color="CCCCCC" w:sz="4"/>
+              <w:right w:val="single" w:color="CCCCCC" w:sz="4"/>
+            </w:tcBorders>
+            <w:shd w:fill="FFFFFF" w:val="clear"/>
+            <w:tcMar>
+              <w:top w:type="dxa" w:w="60"/>
+              <w:left w:type="dxa" w:w="100"/>
+              <w:bottom w:type="dxa" w:w="60"/>
+              <w:right w:type="dxa" w:w="100"/>
+            </w:tcMar>
+          </w:tcPr>
+          <w:p>
+            <w:r>
+              <w:rPr>
+                <w:rFonts w:ascii="BIZ UDPゴシック" w:cs="BIZ UDPゴシック" w:eastAsia="BIZ UDPゴシック" w:hAnsi="BIZ UDPゴシック"/>
+                <w:b w:val="false"/>
+                <w:bCs w:val="false"/>
+                <w:color w:val="000000"/>
+                <w:sz w:val="22"/>
+                <w:szCs w:val="22"/>
+              </w:rPr>
+              <w:t xml:space="preserve">db.r5.2xlarge（8vCPU / 64GB）→ db.r5.xlarge（4vCPU / 32GB）× Writer・Reader 各1台</w:t>
+            </w:r>
+          </w:p>
+        </w:tc>
+      </w:tr>
+      <w:tr>
+        <w:trPr>
+          <w:cantSplit/>
+        </w:trPr>
+        <w:tc>
+          <w:tcPr>
+            <w:tcW w:type="dxa" w:w="2400"/>
+            <w:tcBorders>
+              <w:top w:val="single" w:color="CCCCCC" w:sz="4"/>
+              <w:left w:val="single" w:color="CCCCCC" w:sz="4"/>
+              <w:bottom w:val="single" w:color="CCCCCC" w:sz="4"/>
+              <w:right w:val="single" w:color="CCCCCC" w:sz="4"/>
+            </w:tcBorders>
+            <w:shd w:fill="F5F5F5" w:val="clear"/>
+            <w:tcMar>
+              <w:top w:type="dxa" w:w="60"/>
+              <w:left w:type="dxa" w:w="100"/>
+              <w:bottom w:type="dxa" w:w="60"/>
+              <w:right w:type="dxa" w:w="100"/>
+            </w:tcMar>
+          </w:tcPr>
+          <w:p>
+            <w:r>
+              <w:rPr>
+                <w:rFonts w:ascii="BIZ UDPゴシック" w:cs="BIZ UDPゴシック" w:eastAsia="BIZ UDPゴシック" w:hAnsi="BIZ UDPゴシック"/>
+                <w:b/>
+                <w:bCs/>
+                <w:color w:val="000000"/>
+                <w:sz w:val="22"/>
+                <w:szCs w:val="22"/>
+              </w:rPr>
+              <w:t xml:space="preserve">根拠</w:t>
+            </w:r>
+          </w:p>
+        </w:tc>
+        <w:tc>
+          <w:tcPr>
+            <w:tcW w:type="dxa" w:w="6600"/>
+            <w:tcBorders>
+              <w:top w:val="single" w:color="CCCCCC" w:sz="4"/>
+              <w:left w:val="single" w:color="CCCCCC" w:sz="4"/>
+              <w:bottom w:val="single" w:color="CCCCCC" w:sz="4"/>
+              <w:right w:val="single" w:color="CCCCCC" w:sz="4"/>
+            </w:tcBorders>
+            <w:shd w:fill="FFFFFF" w:val="clear"/>
+            <w:tcMar>
+              <w:top w:type="dxa" w:w="60"/>
+              <w:left w:type="dxa" w:w="100"/>
+              <w:bottom w:type="dxa" w:w="60"/>
+              <w:right w:type="dxa" w:w="100"/>
+            </w:tcMar>
+          </w:tcPr>
+          <w:p>
+            <w:r>
+              <w:rPr>
+                <w:rFonts w:ascii="BIZ UDPゴシック" w:cs="BIZ UDPゴシック" w:eastAsia="BIZ UDPゴシック" w:hAnsi="BIZ UDPゴシック"/>
+                <w:b w:val="false"/>
+                <w:bCs w:val="false"/>
+                <w:color w:val="000000"/>
+                <w:sz w:val="22"/>
+                <w:szCs w:val="22"/>
+              </w:rPr>
+              <w:t xml:space="preserve">CloudWatch 7日間実測：Writer CPU≒0%（最大0.015%）、Reader CPU≒1.69%（最大2.12%）。現行スペックの5%未満しか使用していない。</w:t>
+            </w:r>
+          </w:p>
+        </w:tc>
+      </w:tr>
+      <w:tr>
+        <w:trPr>
+          <w:cantSplit/>
+        </w:trPr>
+        <w:tc>
+          <w:tcPr>
+            <w:tcW w:type="dxa" w:w="2400"/>
+            <w:tcBorders>
+              <w:top w:val="single" w:color="CCCCCC" w:sz="4"/>
+              <w:left w:val="single" w:color="CCCCCC" w:sz="4"/>
+              <w:bottom w:val="single" w:color="CCCCCC" w:sz="4"/>
+              <w:right w:val="single" w:color="CCCCCC" w:sz="4"/>
+            </w:tcBorders>
+            <w:shd w:fill="FFF2CC" w:val="clear"/>
+            <w:tcMar>
+              <w:top w:type="dxa" w:w="60"/>
+              <w:left w:type="dxa" w:w="100"/>
+              <w:bottom w:type="dxa" w:w="60"/>
+              <w:right w:type="dxa" w:w="100"/>
+            </w:tcMar>
+          </w:tcPr>
+          <w:p>
+            <w:r>
+              <w:rPr>
+                <w:rFonts w:ascii="BIZ UDPゴシック" w:cs="BIZ UDPゴシック" w:eastAsia="BIZ UDPゴシック" w:hAnsi="BIZ UDPゴシック"/>
+                <w:b/>
+                <w:bCs/>
+                <w:color w:val="000000"/>
+                <w:sz w:val="22"/>
+                <w:szCs w:val="22"/>
+              </w:rPr>
+              <w:t xml:space="preserve">実施時の一時停止</w:t>
+            </w:r>
+          </w:p>
+        </w:tc>
+        <w:tc>
+          <w:tcPr>
+            <w:tcW w:type="dxa" w:w="6600"/>
+            <w:tcBorders>
+              <w:top w:val="single" w:color="CCCCCC" w:sz="4"/>
+              <w:left w:val="single" w:color="CCCCCC" w:sz="4"/>
+              <w:bottom w:val="single" w:color="CCCCCC" w:sz="4"/>
+              <w:right w:val="single" w:color="CCCCCC" w:sz="4"/>
+            </w:tcBorders>
+            <w:shd w:fill="FFF2CC" w:val="clear"/>
+            <w:tcMar>
+              <w:top w:type="dxa" w:w="60"/>
+              <w:left w:type="dxa" w:w="100"/>
+              <w:bottom w:type="dxa" w:w="60"/>
+              <w:right w:type="dxa" w:w="100"/>
+            </w:tcMar>
+          </w:tcPr>
+          <w:p>
+            <w:r>
+              <w:rPr>
+                <w:rFonts w:ascii="BIZ UDPゴシック" w:cs="BIZ UDPゴシック" w:eastAsia="BIZ UDPゴシック" w:hAnsi="BIZ UDPゴシック"/>
+                <w:b w:val="false"/>
+                <w:bCs w:val="false"/>
+                <w:color w:val="000000"/>
+                <w:sz w:val="22"/>
+                <w:szCs w:val="22"/>
+              </w:rPr>
+              <w:t xml:space="preserve">インスタンスクラス変更時に各インスタンスで数分間の再起動が発生します。Readerは接続断のみ（Lambda自動再接続）。Writerはフェイルオーバー（約30秒〜1分）が発生します。</w:t>
+            </w:r>
+          </w:p>
+        </w:tc>
+      </w:tr>
+      <w:tr>
+        <w:trPr>
+          <w:cantSplit/>
+        </w:trPr>
+        <w:tc>
+          <w:tcPr>
+            <w:tcW w:type="dxa" w:w="2400"/>
+            <w:tcBorders>
+              <w:top w:val="single" w:color="CCCCCC" w:sz="4"/>
+              <w:left w:val="single" w:color="CCCCCC" w:sz="4"/>
+              <w:bottom w:val="single" w:color="CCCCCC" w:sz="4"/>
+              <w:right w:val="single" w:color="CCCCCC" w:sz="4"/>
+            </w:tcBorders>
+            <w:shd w:fill="F5F5F5" w:val="clear"/>
+            <w:tcMar>
+              <w:top w:type="dxa" w:w="60"/>
+              <w:left w:type="dxa" w:w="100"/>
+              <w:bottom w:type="dxa" w:w="60"/>
+              <w:right w:type="dxa" w:w="100"/>
+            </w:tcMar>
+          </w:tcPr>
+          <w:p>
+            <w:r>
+              <w:rPr>
+                <w:rFonts w:ascii="BIZ UDPゴシック" w:cs="BIZ UDPゴシック" w:eastAsia="BIZ UDPゴシック" w:hAnsi="BIZ UDPゴシック"/>
+                <w:b/>
+                <w:bCs/>
+                <w:color w:val="000000"/>
+                <w:sz w:val="22"/>
+                <w:szCs w:val="22"/>
+              </w:rPr>
+              <w:t xml:space="preserve">推奨実施日時</w:t>
+            </w:r>
+          </w:p>
+        </w:tc>
+        <w:tc>
+          <w:tcPr>
+            <w:tcW w:type="dxa" w:w="6600"/>
+            <w:tcBorders>
+              <w:top w:val="single" w:color="CCCCCC" w:sz="4"/>
+              <w:left w:val="single" w:color="CCCCCC" w:sz="4"/>
+              <w:bottom w:val="single" w:color="CCCCCC" w:sz="4"/>
+              <w:right w:val="single" w:color="CCCCCC" w:sz="4"/>
+            </w:tcBorders>
+            <w:shd w:fill="FFFFFF" w:val="clear"/>
+            <w:tcMar>
+              <w:top w:type="dxa" w:w="60"/>
+              <w:left w:type="dxa" w:w="100"/>
+              <w:bottom w:type="dxa" w:w="60"/>
+              <w:right w:type="dxa" w:w="100"/>
+            </w:tcMar>
+          </w:tcPr>
+          <w:p>
+            <w:r>
+              <w:rPr>
+                <w:rFonts w:ascii="BIZ UDPゴシック" w:cs="BIZ UDPゴシック" w:eastAsia="BIZ UDPゴシック" w:hAnsi="BIZ UDPゴシック"/>
+                <w:b w:val="false"/>
+                <w:bCs w:val="false"/>
+                <w:color w:val="000000"/>
+                <w:sz w:val="22"/>
+                <w:szCs w:val="22"/>
+              </w:rPr>
+              <w:t xml:space="preserve">メンテナンスウィンドウ（JST 土曜 00:30〜01:00）または業務影響が最小となる時間帯</w:t>
+            </w:r>
+          </w:p>
+        </w:tc>
+      </w:tr>
+      <w:tr>
+        <w:trPr>
+          <w:cantSplit/>
+        </w:trPr>
+        <w:tc>
+          <w:tcPr>
+            <w:tcW w:type="dxa" w:w="2400"/>
+            <w:tcBorders>
+              <w:top w:val="single" w:color="CCCCCC" w:sz="4"/>
+              <w:left w:val="single" w:color="CCCCCC" w:sz="4"/>
+              <w:bottom w:val="single" w:color="CCCCCC" w:sz="4"/>
+              <w:right w:val="single" w:color="CCCCCC" w:sz="4"/>
+            </w:tcBorders>
+            <w:shd w:fill="E2EFDA" w:val="clear"/>
+            <w:tcMar>
+              <w:top w:type="dxa" w:w="60"/>
+              <w:left w:type="dxa" w:w="100"/>
+              <w:bottom w:type="dxa" w:w="60"/>
+              <w:right w:type="dxa" w:w="100"/>
+            </w:tcMar>
+          </w:tcPr>
+          <w:p>
+            <w:r>
+              <w:rPr>
+                <w:rFonts w:ascii="BIZ UDPゴシック" w:cs="BIZ UDPゴシック" w:eastAsia="BIZ UDPゴシック" w:hAnsi="BIZ UDPゴシック"/>
+                <w:b/>
+                <w:bCs/>
+                <w:color w:val="000000"/>
+                <w:sz w:val="22"/>
+                <w:szCs w:val="22"/>
+              </w:rPr>
+              <w:t xml:space="preserve">切り戻し可否</w:t>
+            </w:r>
+          </w:p>
+        </w:tc>
+        <w:tc>
+          <w:tcPr>
+            <w:tcW w:type="dxa" w:w="6600"/>
+            <w:tcBorders>
+              <w:top w:val="single" w:color="CCCCCC" w:sz="4"/>
+              <w:left w:val="single" w:color="CCCCCC" w:sz="4"/>
+              <w:bottom w:val="single" w:color="CCCCCC" w:sz="4"/>
+              <w:right w:val="single" w:color="CCCCCC" w:sz="4"/>
+            </w:tcBorders>
+            <w:shd w:fill="E2EFDA" w:val="clear"/>
+            <w:tcMar>
+              <w:top w:type="dxa" w:w="60"/>
+              <w:left w:type="dxa" w:w="100"/>
+              <w:bottom w:type="dxa" w:w="60"/>
+              <w:right w:type="dxa" w:w="100"/>
+            </w:tcMar>
+          </w:tcPr>
+          <w:p>
+            <w:r>
+              <w:rPr>
+                <w:rFonts w:ascii="BIZ UDPゴシック" w:cs="BIZ UDPゴシック" w:eastAsia="BIZ UDPゴシック" w:hAnsi="BIZ UDPゴシック"/>
+                <w:b w:val="false"/>
+                <w:bCs w:val="false"/>
+                <w:color w:val="000000"/>
+                <w:sz w:val="22"/>
+                <w:szCs w:val="22"/>
+              </w:rPr>
+              <w:t xml:space="preserve">可能。変更前のクラス（db.r5.2xlarge）に再度変更することで即時切り戻し可能（同様に数分の再起動が発生）</w:t>
+            </w:r>
+          </w:p>
+        </w:tc>
+      </w:tr>
+    </w:tbl>
+    <w:p>
+      <w:pPr>
+        <w:spacing w:before="40" w:after="40"/>
+      </w:pPr>
+      <w:r>
+        <w:t xml:space="preserve"/>
+      </w:r>
+    </w:p>
+    <w:p>
+      <w:pPr>
+        <w:pStyle w:val="Heading2"/>
+      </w:pPr>
+      <w:r>
+        <w:rPr>
+          <w:rFonts w:ascii="BIZ UDPゴシック" w:cs="BIZ UDPゴシック" w:eastAsia="BIZ UDPゴシック" w:hAnsi="BIZ UDPゴシック"/>
+          <w:b/>
+          <w:bCs/>
+          <w:sz w:val="24"/>
+          <w:szCs w:val="24"/>
+        </w:rPr>
+        <w:t xml:space="preserve">■ 実施判断チェックリスト</w:t>
+      </w:r>
+    </w:p>
+    <w:tbl>
+      <w:tblPr>
+        <w:tblW w:type="dxa" w:w="9000"/>
+        <w:tblBorders>
+          <w:top w:val="single" w:color="auto" w:sz="4"/>
+          <w:left w:val="single" w:color="auto" w:sz="4"/>
+          <w:bottom w:val="single" w:color="auto" w:sz="4"/>
+          <w:right w:val="single" w:color="auto" w:sz="4"/>
+          <w:insideH w:val="single" w:color="auto" w:sz="4"/>
+          <w:insideV w:val="single" w:color="auto" w:sz="4"/>
+        </w:tblBorders>
+      </w:tblPr>
+      <w:tblGrid>
+        <w:gridCol w:w="600"/>
+        <w:gridCol w:w="6600"/>
+        <w:gridCol w:w="1800"/>
+      </w:tblGrid>
+      <w:tr>
+        <w:trPr>
+          <w:cantSplit/>
+        </w:trPr>
+        <w:tc>
+          <w:tcPr>
+            <w:tcW w:type="dxa" w:w="600"/>
+            <w:tcBorders>
+              <w:top w:val="single" w:color="CCCCCC" w:sz="4"/>
+              <w:left w:val="single" w:color="CCCCCC" w:sz="4"/>
+              <w:bottom w:val="single" w:color="CCCCCC" w:sz="4"/>
+              <w:right w:val="single" w:color="CCCCCC" w:sz="4"/>
+            </w:tcBorders>
+            <w:shd w:fill="F5F5F5" w:val="clear"/>
+            <w:tcMar>
+              <w:top w:type="dxa" w:w="60"/>
+              <w:left w:type="dxa" w:w="100"/>
+              <w:bottom w:type="dxa" w:w="60"/>
+              <w:right w:type="dxa" w:w="100"/>
+            </w:tcMar>
+          </w:tcPr>
+          <w:p>
+            <w:r>
+              <w:rPr>
+                <w:rFonts w:ascii="BIZ UDPゴシック" w:cs="BIZ UDPゴシック" w:eastAsia="BIZ UDPゴシック" w:hAnsi="BIZ UDPゴシック"/>
+                <w:b/>
+                <w:bCs/>
+                <w:color w:val="000000"/>
+                <w:sz w:val="22"/>
+                <w:szCs w:val="22"/>
+              </w:rPr>
+              <w:t xml:space="preserve">No.</w:t>
+            </w:r>
+          </w:p>
+        </w:tc>
+        <w:tc>
+          <w:tcPr>
+            <w:tcW w:type="dxa" w:w="6600"/>
+            <w:tcBorders>
+              <w:top w:val="single" w:color="CCCCCC" w:sz="4"/>
+              <w:left w:val="single" w:color="CCCCCC" w:sz="4"/>
+              <w:bottom w:val="single" w:color="CCCCCC" w:sz="4"/>
+              <w:right w:val="single" w:color="CCCCCC" w:sz="4"/>
+            </w:tcBorders>
+            <w:shd w:fill="F5F5F5" w:val="clear"/>
+            <w:tcMar>
+              <w:top w:type="dxa" w:w="60"/>
+              <w:left w:type="dxa" w:w="100"/>
+              <w:bottom w:type="dxa" w:w="60"/>
+              <w:right w:type="dxa" w:w="100"/>
+            </w:tcMar>
+          </w:tcPr>
+          <w:p>
+            <w:r>
+              <w:rPr>
+                <w:rFonts w:ascii="BIZ UDPゴシック" w:cs="BIZ UDPゴシック" w:eastAsia="BIZ UDPゴシック" w:hAnsi="BIZ UDPゴシック"/>
+                <w:b/>
+                <w:bCs/>
+                <w:color w:val="000000"/>
+                <w:sz w:val="22"/>
+                <w:szCs w:val="22"/>
+              </w:rPr>
+              <w:t xml:space="preserve">確認事項</w:t>
+            </w:r>
+          </w:p>
+        </w:tc>
+        <w:tc>
+          <w:tcPr>
+            <w:tcW w:type="dxa" w:w="1800"/>
+            <w:tcBorders>
+              <w:top w:val="single" w:color="CCCCCC" w:sz="4"/>
+              <w:left w:val="single" w:color="CCCCCC" w:sz="4"/>
+              <w:bottom w:val="single" w:color="CCCCCC" w:sz="4"/>
+              <w:right w:val="single" w:color="CCCCCC" w:sz="4"/>
+            </w:tcBorders>
+            <w:shd w:fill="F5F5F5" w:val="clear"/>
+            <w:tcMar>
+              <w:top w:type="dxa" w:w="60"/>
+              <w:left w:type="dxa" w:w="100"/>
+              <w:bottom w:type="dxa" w:w="60"/>
+              <w:right w:type="dxa" w:w="100"/>
+            </w:tcMar>
+          </w:tcPr>
+          <w:p>
+            <w:r>
+              <w:rPr>
+                <w:rFonts w:ascii="BIZ UDPゴシック" w:cs="BIZ UDPゴシック" w:eastAsia="BIZ UDPゴシック" w:hAnsi="BIZ UDPゴシック"/>
+                <w:b/>
+                <w:bCs/>
+                <w:color w:val="000000"/>
+                <w:sz w:val="22"/>
+                <w:szCs w:val="22"/>
+              </w:rPr>
+              <w:t xml:space="preserve">確認結果</w:t>
+            </w:r>
+          </w:p>
+        </w:tc>
+      </w:tr>
+      <w:tr>
+        <w:trPr>
+          <w:cantSplit/>
+        </w:trPr>
+        <w:tc>
+          <w:tcPr>
+            <w:tcW w:type="dxa" w:w="600"/>
+            <w:tcBorders>
+              <w:top w:val="single" w:color="CCCCCC" w:sz="4"/>
+              <w:left w:val="single" w:color="CCCCCC" w:sz="4"/>
+              <w:bottom w:val="single" w:color="CCCCCC" w:sz="4"/>
+              <w:right w:val="single" w:color="CCCCCC" w:sz="4"/>
+            </w:tcBorders>
+            <w:shd w:fill="FFFFFF" w:val="clear"/>
+            <w:tcMar>
+              <w:top w:type="dxa" w:w="60"/>
+              <w:left w:type="dxa" w:w="100"/>
+              <w:bottom w:type="dxa" w:w="60"/>
+              <w:right w:type="dxa" w:w="100"/>
+            </w:tcMar>
+          </w:tcPr>
+          <w:p>
+            <w:r>
+              <w:rPr>
+                <w:rFonts w:ascii="BIZ UDPゴシック" w:cs="BIZ UDPゴシック" w:eastAsia="BIZ UDPゴシック" w:hAnsi="BIZ UDPゴシック"/>
+                <w:b w:val="false"/>
+                <w:bCs w:val="false"/>
+                <w:color w:val="000000"/>
+                <w:sz w:val="22"/>
+                <w:szCs w:val="22"/>
+              </w:rPr>
+              <w:t xml:space="preserve">1</w:t>
+            </w:r>
+          </w:p>
+        </w:tc>
+        <w:tc>
+          <w:tcPr>
+            <w:tcW w:type="dxa" w:w="6600"/>
+            <w:tcBorders>
+              <w:top w:val="single" w:color="CCCCCC" w:sz="4"/>
+              <w:left w:val="single" w:color="CCCCCC" w:sz="4"/>
+              <w:bottom w:val="single" w:color="CCCCCC" w:sz="4"/>
+              <w:right w:val="single" w:color="CCCCCC" w:sz="4"/>
+            </w:tcBorders>
+            <w:shd w:fill="FFFFFF" w:val="clear"/>
+            <w:tcMar>
+              <w:top w:type="dxa" w:w="60"/>
+              <w:left w:type="dxa" w:w="100"/>
+              <w:bottom w:type="dxa" w:w="60"/>
+              <w:right w:type="dxa" w:w="100"/>
+            </w:tcMar>
+          </w:tcPr>
+          <w:p>
+            <w:r>
+              <w:rPr>
+                <w:rFonts w:ascii="BIZ UDPゴシック" w:cs="BIZ UDPゴシック" w:eastAsia="BIZ UDPゴシック" w:hAnsi="BIZ UDPゴシック"/>
+                <w:b w:val="false"/>
+                <w:bCs w:val="false"/>
+                <w:color w:val="000000"/>
+                <w:sz w:val="22"/>
+                <w:szCs w:val="22"/>
+              </w:rPr>
+              <w:t xml:space="preserve">実施時にWriterインスタンスの再起動（フェイルオーバー約30秒〜1分）が発生することを認識している</w:t>
+            </w:r>
+          </w:p>
+        </w:tc>
+        <w:tc>
+          <w:tcPr>
+            <w:tcW w:type="dxa" w:w="1800"/>
+            <w:tcBorders>
+              <w:top w:val="single" w:color="CCCCCC" w:sz="4"/>
+              <w:left w:val="single" w:color="CCCCCC" w:sz="4"/>
+              <w:bottom w:val="single" w:color="CCCCCC" w:sz="4"/>
+              <w:right w:val="single" w:color="CCCCCC" w:sz="4"/>
+            </w:tcBorders>
+            <w:shd w:fill="FFFFFF" w:val="clear"/>
+            <w:tcMar>
+              <w:top w:type="dxa" w:w="60"/>
+              <w:left w:type="dxa" w:w="100"/>
+              <w:bottom w:type="dxa" w:w="60"/>
+              <w:right w:type="dxa" w:w="100"/>
+            </w:tcMar>
+          </w:tcPr>
+          <w:p>
+            <w:r>
+              <w:rPr>
+                <w:rFonts w:ascii="BIZ UDPゴシック" w:cs="BIZ UDPゴシック" w:eastAsia="BIZ UDPゴシック" w:hAnsi="BIZ UDPゴシック"/>
+                <w:b w:val="false"/>
+                <w:bCs w:val="false"/>
+                <w:color w:val="000000"/>
+                <w:sz w:val="22"/>
+                <w:szCs w:val="22"/>
+              </w:rPr>
+              <w:t xml:space="preserve">□ YES　□ NO</w:t>
+            </w:r>
+          </w:p>
+        </w:tc>
+      </w:tr>
+      <w:tr>
+        <w:trPr>
+          <w:cantSplit/>
+        </w:trPr>
+        <w:tc>
+          <w:tcPr>
+            <w:tcW w:type="dxa" w:w="600"/>
+            <w:tcBorders>
+              <w:top w:val="single" w:color="CCCCCC" w:sz="4"/>
+              <w:left w:val="single" w:color="CCCCCC" w:sz="4"/>
+              <w:bottom w:val="single" w:color="CCCCCC" w:sz="4"/>
+              <w:right w:val="single" w:color="CCCCCC" w:sz="4"/>
+            </w:tcBorders>
+            <w:shd w:fill="FFFFFF" w:val="clear"/>
+            <w:tcMar>
+              <w:top w:type="dxa" w:w="60"/>
+              <w:left w:type="dxa" w:w="100"/>
+              <w:bottom w:type="dxa" w:w="60"/>
+              <w:right w:type="dxa" w:w="100"/>
+            </w:tcMar>
+          </w:tcPr>
+          <w:p>
+            <w:r>
+              <w:rPr>
+                <w:rFonts w:ascii="BIZ UDPゴシック" w:cs="BIZ UDPゴシック" w:eastAsia="BIZ UDPゴシック" w:hAnsi="BIZ UDPゴシック"/>
+                <w:b w:val="false"/>
+                <w:bCs w:val="false"/>
+                <w:color w:val="000000"/>
+                <w:sz w:val="22"/>
+                <w:szCs w:val="22"/>
+              </w:rPr>
+              <w:t xml:space="preserve">2</w:t>
+            </w:r>
+          </w:p>
+        </w:tc>
+        <w:tc>
+          <w:tcPr>
+            <w:tcW w:type="dxa" w:w="6600"/>
+            <w:tcBorders>
+              <w:top w:val="single" w:color="CCCCCC" w:sz="4"/>
+              <w:left w:val="single" w:color="CCCCCC" w:sz="4"/>
+              <w:bottom w:val="single" w:color="CCCCCC" w:sz="4"/>
+              <w:right w:val="single" w:color="CCCCCC" w:sz="4"/>
+            </w:tcBorders>
+            <w:shd w:fill="FFFFFF" w:val="clear"/>
+            <w:tcMar>
+              <w:top w:type="dxa" w:w="60"/>
+              <w:left w:type="dxa" w:w="100"/>
+              <w:bottom w:type="dxa" w:w="60"/>
+              <w:right w:type="dxa" w:w="100"/>
+            </w:tcMar>
+          </w:tcPr>
+          <w:p>
+            <w:r>
+              <w:rPr>
+                <w:rFonts w:ascii="BIZ UDPゴシック" w:cs="BIZ UDPゴシック" w:eastAsia="BIZ UDPゴシック" w:hAnsi="BIZ UDPゴシック"/>
+                <w:b w:val="false"/>
+                <w:bCs w:val="false"/>
+                <w:color w:val="000000"/>
+                <w:sz w:val="22"/>
+                <w:szCs w:val="22"/>
+              </w:rPr>
+              <w:t xml:space="preserve">メンテナンスウィンドウ（JST 土曜 00:30〜01:00）での実施、または別途実施日時を指定する</w:t>
+            </w:r>
+          </w:p>
+        </w:tc>
+        <w:tc>
+          <w:tcPr>
+            <w:tcW w:type="dxa" w:w="1800"/>
+            <w:tcBorders>
+              <w:top w:val="single" w:color="CCCCCC" w:sz="4"/>
+              <w:left w:val="single" w:color="CCCCCC" w:sz="4"/>
+              <w:bottom w:val="single" w:color="CCCCCC" w:sz="4"/>
+              <w:right w:val="single" w:color="CCCCCC" w:sz="4"/>
+            </w:tcBorders>
+            <w:shd w:fill="FFFFFF" w:val="clear"/>
+            <w:tcMar>
+              <w:top w:type="dxa" w:w="60"/>
+              <w:left w:type="dxa" w:w="100"/>
+              <w:bottom w:type="dxa" w:w="60"/>
+              <w:right w:type="dxa" w:w="100"/>
+            </w:tcMar>
+          </w:tcPr>
+          <w:p>
+            <w:r>
+              <w:rPr>
+                <w:rFonts w:ascii="BIZ UDPゴシック" w:cs="BIZ UDPゴシック" w:eastAsia="BIZ UDPゴシック" w:hAnsi="BIZ UDPゴシック"/>
+                <w:b w:val="false"/>
+                <w:bCs w:val="false"/>
+                <w:color w:val="000000"/>
+                <w:sz w:val="22"/>
+                <w:szCs w:val="22"/>
+              </w:rPr>
+              <w:t xml:space="preserve">□ MW実施
+□ 別途指定:
+　　　　　/　　　JST</w:t>
+            </w:r>
+          </w:p>
+        </w:tc>
+      </w:tr>
+      <w:tr>
+        <w:trPr>
+          <w:cantSplit/>
+        </w:trPr>
+        <w:tc>
+          <w:tcPr>
+            <w:tcW w:type="dxa" w:w="600"/>
+            <w:tcBorders>
+              <w:top w:val="single" w:color="CCCCCC" w:sz="4"/>
+              <w:left w:val="single" w:color="CCCCCC" w:sz="4"/>
+              <w:bottom w:val="single" w:color="CCCCCC" w:sz="4"/>
+              <w:right w:val="single" w:color="CCCCCC" w:sz="4"/>
+            </w:tcBorders>
+            <w:shd w:fill="FFFFFF" w:val="clear"/>
+            <w:tcMar>
+              <w:top w:type="dxa" w:w="60"/>
+              <w:left w:type="dxa" w:w="100"/>
+              <w:bottom w:type="dxa" w:w="60"/>
+              <w:right w:type="dxa" w:w="100"/>
+            </w:tcMar>
+          </w:tcPr>
+          <w:p>
+            <w:r>
+              <w:rPr>
+                <w:rFonts w:ascii="BIZ UDPゴシック" w:cs="BIZ UDPゴシック" w:eastAsia="BIZ UDPゴシック" w:hAnsi="BIZ UDPゴシック"/>
+                <w:b w:val="false"/>
+                <w:bCs w:val="false"/>
+                <w:color w:val="000000"/>
+                <w:sz w:val="22"/>
+                <w:szCs w:val="22"/>
+              </w:rPr>
+              <w:t xml:space="preserve">3</w:t>
+            </w:r>
+          </w:p>
+        </w:tc>
+        <w:tc>
+          <w:tcPr>
+            <w:tcW w:type="dxa" w:w="6600"/>
+            <w:tcBorders>
+              <w:top w:val="single" w:color="CCCCCC" w:sz="4"/>
+              <w:left w:val="single" w:color="CCCCCC" w:sz="4"/>
+              <w:bottom w:val="single" w:color="CCCCCC" w:sz="4"/>
+              <w:right w:val="single" w:color="CCCCCC" w:sz="4"/>
+            </w:tcBorders>
+            <w:shd w:fill="FFFFFF" w:val="clear"/>
+            <w:tcMar>
+              <w:top w:type="dxa" w:w="60"/>
+              <w:left w:type="dxa" w:w="100"/>
+              <w:bottom w:type="dxa" w:w="60"/>
+              <w:right w:type="dxa" w:w="100"/>
+            </w:tcMar>
+          </w:tcPr>
+          <w:p>
+            <w:r>
+              <w:rPr>
+                <w:rFonts w:ascii="BIZ UDPゴシック" w:cs="BIZ UDPゴシック" w:eastAsia="BIZ UDPゴシック" w:hAnsi="BIZ UDPゴシック"/>
+                <w:b w:val="false"/>
+                <w:bCs w:val="false"/>
+                <w:color w:val="000000"/>
+                <w:sz w:val="22"/>
+                <w:szCs w:val="22"/>
+              </w:rPr>
+              <w:t xml:space="preserve">CloudWatch実測値（Writer CPU≒0%、Reader CPU≒1.69%）に基づくダウンサイズであることを理解し、本改修の実施を承認する</w:t>
+            </w:r>
+          </w:p>
+        </w:tc>
+        <w:tc>
+          <w:tcPr>
+            <w:tcW w:type="dxa" w:w="1800"/>
+            <w:tcBorders>
+              <w:top w:val="single" w:color="CCCCCC" w:sz="4"/>
+              <w:left w:val="single" w:color="CCCCCC" w:sz="4"/>
+              <w:bottom w:val="single" w:color="CCCCCC" w:sz="4"/>
+              <w:right w:val="single" w:color="CCCCCC" w:sz="4"/>
+            </w:tcBorders>
+            <w:shd w:fill="FFFFFF" w:val="clear"/>
+            <w:tcMar>
+              <w:top w:type="dxa" w:w="60"/>
+              <w:left w:type="dxa" w:w="100"/>
+              <w:bottom w:type="dxa" w:w="60"/>
+              <w:right w:type="dxa" w:w="100"/>
+            </w:tcMar>
+          </w:tcPr>
+          <w:p>
+            <w:r>
+              <w:rPr>
+                <w:rFonts w:ascii="BIZ UDPゴシック" w:cs="BIZ UDPゴシック" w:eastAsia="BIZ UDPゴシック" w:hAnsi="BIZ UDPゴシック"/>
+                <w:b w:val="false"/>
+                <w:bCs w:val="false"/>
+                <w:color w:val="000000"/>
+                <w:sz w:val="22"/>
+                <w:szCs w:val="22"/>
+              </w:rPr>
+              <w:t xml:space="preserve">□ 承認　□ 保留　□ 否認</w:t>
+            </w:r>
+          </w:p>
+        </w:tc>
+      </w:tr>
+    </w:tbl>
+    <w:p>
+      <w:pPr>
+        <w:spacing w:before="40" w:after="40"/>
+      </w:pPr>
+      <w:r>
+        <w:t xml:space="preserve"/>
+      </w:r>
+    </w:p>
+    <w:p>
+      <w:pPr>
+        <w:spacing w:before="60" w:after="60"/>
+      </w:pPr>
+      <w:r>
+        <w:rPr>
+          <w:rFonts w:ascii="BIZ UDPゴシック" w:cs="BIZ UDPゴシック" w:eastAsia="BIZ UDPゴシック" w:hAnsi="BIZ UDPゴシック"/>
+          <w:color w:val="595959"/>
+          <w:sz w:val="20"/>
+          <w:szCs w:val="20"/>
+        </w:rPr>
+        <w:t xml:space="preserve">※ 確認結果欄に記入・署名のうえ、LUVINA 担当者（Thanh Nguyên）へご返送ください。承認確認後に実施作業を開始します。</w:t>
+      </w:r>
+    </w:p>
+    <w:p>
+      <w:pPr>
+        <w:spacing w:before="40" w:after="40"/>
+      </w:pPr>
+      <w:r>
+        <w:t xml:space="preserve"/>
+      </w:r>
+    </w:p>
     <w:p>
       <w:pPr>
         <w:pStyle w:val="Heading1"/>

--- a/40_AWS/04_修正依頼/20260308_RDSコスト削減.docx
+++ b/40_AWS/04_修正依頼/20260308_RDSコスト削減.docx
@@ -10922,7 +10922,17 @@
       </w:rPr>
       <w:t xml:space="preserve">Luvina Software JSC.  |  Confidential  |  p. </w:t>
     </w:r>
-    <w:fldSimple w:instr="PAGE"/>
+    <w:fldSimple w:instr="PAGE">
+      <w:r>
+        <w:rPr>
+          <w:rFonts w:ascii="BIZ UDPゴシック" w:cs="BIZ UDPゴシック" w:eastAsia="BIZ UDPゴシック" w:hAnsi="BIZ UDPゴシック"/>
+          <w:color w:val="666666"/>
+          <w:sz w:val="16"/>
+          <w:szCs w:val="16"/>
+        </w:rPr>
+        <w:t>1</w:t>
+      </w:r>
+    </w:fldSimple>
   </w:p>
 </w:ftr>
 </file>

--- a/40_AWS/04_修正依頼/20260308_RDSコスト削減.docx
+++ b/40_AWS/04_修正依頼/20260308_RDSコスト削減.docx
@@ -4,7 +4,7 @@
   <w:body>
     <w:p>
       <w:pPr>
-        <w:spacing w:before="1800" w:after="120"/>
+        <w:spacing w:before="4800" w:after="80"/>
         <w:jc w:val="center"/>
       </w:pPr>
       <w:r>
@@ -12,24 +12,40 @@
           <w:rFonts w:ascii="BIZ UDPゴシック" w:cs="BIZ UDPゴシック" w:eastAsia="BIZ UDPゴシック" w:hAnsi="BIZ UDPゴシック"/>
           <w:b/>
           <w:bCs/>
-          <w:sz w:val="56"/>
-          <w:szCs w:val="56"/>
+          <w:color w:val="C8102E"/>
+          <w:sz w:val="32"/>
+          <w:szCs w:val="32"/>
         </w:rPr>
-        <w:t xml:space="preserve">改　修　指　示　書</w:t>
+        <w:t xml:space="preserve">カスミPOS 本番環境  改修指示書</w:t>
       </w:r>
     </w:p>
     <w:p>
       <w:pPr>
-        <w:spacing w:before="80" w:after="240"/>
+        <w:spacing w:before="80" w:after="80"/>
         <w:jc w:val="center"/>
       </w:pPr>
       <w:r>
         <w:rPr>
           <w:rFonts w:ascii="BIZ UDPゴシック" w:cs="BIZ UDPゴシック" w:eastAsia="BIZ UDPゴシック" w:hAnsi="BIZ UDPゴシック"/>
-          <w:sz w:val="24"/>
-          <w:szCs w:val="24"/>
+          <w:b/>
+          <w:bCs/>
+          <w:sz w:val="32"/>
+          <w:szCs w:val="32"/>
         </w:rPr>
         <w:t xml:space="preserve">2026/03/08  RDS コスト削減（インスタンスダウンサイズ）</w:t>
+      </w:r>
+    </w:p>
+    <w:p>
+      <w:pPr>
+        <w:spacing w:before="2400" w:after="0"/>
+      </w:pPr>
+      <w:r>
+        <w:rPr>
+          <w:rFonts w:ascii="BIZ UDPゴシック" w:cs="BIZ UDPゴシック" w:eastAsia="BIZ UDPゴシック" w:hAnsi="BIZ UDPゴシック"/>
+          <w:sz w:val="18"/>
+          <w:szCs w:val="18"/>
+        </w:rPr>
+        <w:t xml:space="preserve"/>
       </w:r>
     </w:p>
     <w:tbl>
@@ -76,7 +92,6 @@
                 <w:rFonts w:ascii="BIZ UDPゴシック" w:cs="BIZ UDPゴシック" w:eastAsia="BIZ UDPゴシック" w:hAnsi="BIZ UDPゴシック"/>
                 <w:b w:val="false"/>
                 <w:bCs w:val="false"/>
-                <w:color w:val="000000"/>
                 <w:sz w:val="18"/>
                 <w:szCs w:val="18"/>
               </w:rPr>
@@ -107,7 +122,6 @@
                 <w:rFonts w:ascii="BIZ UDPゴシック" w:cs="BIZ UDPゴシック" w:eastAsia="BIZ UDPゴシック" w:hAnsi="BIZ UDPゴシック"/>
                 <w:b w:val="false"/>
                 <w:bCs w:val="false"/>
-                <w:color w:val="000000"/>
                 <w:sz w:val="18"/>
                 <w:szCs w:val="18"/>
               </w:rPr>
@@ -143,7 +157,6 @@
                 <w:rFonts w:ascii="BIZ UDPゴシック" w:cs="BIZ UDPゴシック" w:eastAsia="BIZ UDPゴシック" w:hAnsi="BIZ UDPゴシック"/>
                 <w:b w:val="false"/>
                 <w:bCs w:val="false"/>
-                <w:color w:val="000000"/>
                 <w:sz w:val="18"/>
                 <w:szCs w:val="18"/>
               </w:rPr>
@@ -174,7 +187,6 @@
                 <w:rFonts w:ascii="BIZ UDPゴシック" w:cs="BIZ UDPゴシック" w:eastAsia="BIZ UDPゴシック" w:hAnsi="BIZ UDPゴシック"/>
                 <w:b w:val="false"/>
                 <w:bCs w:val="false"/>
-                <w:color w:val="000000"/>
                 <w:sz w:val="18"/>
                 <w:szCs w:val="18"/>
               </w:rPr>
@@ -210,7 +222,6 @@
                 <w:rFonts w:ascii="BIZ UDPゴシック" w:cs="BIZ UDPゴシック" w:eastAsia="BIZ UDPゴシック" w:hAnsi="BIZ UDPゴシック"/>
                 <w:b w:val="false"/>
                 <w:bCs w:val="false"/>
-                <w:color w:val="000000"/>
                 <w:sz w:val="18"/>
                 <w:szCs w:val="18"/>
               </w:rPr>
@@ -241,7 +252,6 @@
                 <w:rFonts w:ascii="BIZ UDPゴシック" w:cs="BIZ UDPゴシック" w:eastAsia="BIZ UDPゴシック" w:hAnsi="BIZ UDPゴシック"/>
                 <w:b w:val="false"/>
                 <w:bCs w:val="false"/>
-                <w:color w:val="000000"/>
                 <w:sz w:val="18"/>
                 <w:szCs w:val="18"/>
               </w:rPr>
@@ -277,7 +287,6 @@
                 <w:rFonts w:ascii="BIZ UDPゴシック" w:cs="BIZ UDPゴシック" w:eastAsia="BIZ UDPゴシック" w:hAnsi="BIZ UDPゴシック"/>
                 <w:b w:val="false"/>
                 <w:bCs w:val="false"/>
-                <w:color w:val="000000"/>
                 <w:sz w:val="18"/>
                 <w:szCs w:val="18"/>
               </w:rPr>
@@ -308,7 +317,6 @@
                 <w:rFonts w:ascii="BIZ UDPゴシック" w:cs="BIZ UDPゴシック" w:eastAsia="BIZ UDPゴシック" w:hAnsi="BIZ UDPゴシック"/>
                 <w:b w:val="false"/>
                 <w:bCs w:val="false"/>
-                <w:color w:val="000000"/>
                 <w:sz w:val="18"/>
                 <w:szCs w:val="18"/>
               </w:rPr>
@@ -344,7 +352,6 @@
                 <w:rFonts w:ascii="BIZ UDPゴシック" w:cs="BIZ UDPゴシック" w:eastAsia="BIZ UDPゴシック" w:hAnsi="BIZ UDPゴシック"/>
                 <w:b w:val="false"/>
                 <w:bCs w:val="false"/>
-                <w:color w:val="000000"/>
                 <w:sz w:val="18"/>
                 <w:szCs w:val="18"/>
               </w:rPr>
@@ -375,7 +382,6 @@
                 <w:rFonts w:ascii="BIZ UDPゴシック" w:cs="BIZ UDPゴシック" w:eastAsia="BIZ UDPゴシック" w:hAnsi="BIZ UDPゴシック"/>
                 <w:b w:val="false"/>
                 <w:bCs w:val="false"/>
-                <w:color w:val="000000"/>
                 <w:sz w:val="18"/>
                 <w:szCs w:val="18"/>
               </w:rPr>
@@ -411,7 +417,6 @@
                 <w:rFonts w:ascii="BIZ UDPゴシック" w:cs="BIZ UDPゴシック" w:eastAsia="BIZ UDPゴシック" w:hAnsi="BIZ UDPゴシック"/>
                 <w:b w:val="false"/>
                 <w:bCs w:val="false"/>
-                <w:color w:val="000000"/>
                 <w:sz w:val="18"/>
                 <w:szCs w:val="18"/>
               </w:rPr>
@@ -442,7 +447,6 @@
                 <w:rFonts w:ascii="BIZ UDPゴシック" w:cs="BIZ UDPゴシック" w:eastAsia="BIZ UDPゴシック" w:hAnsi="BIZ UDPゴシック"/>
                 <w:b w:val="false"/>
                 <w:bCs w:val="false"/>
-                <w:color w:val="000000"/>
                 <w:sz w:val="18"/>
                 <w:szCs w:val="18"/>
               </w:rPr>
@@ -478,7 +482,6 @@
                 <w:rFonts w:ascii="BIZ UDPゴシック" w:cs="BIZ UDPゴシック" w:eastAsia="BIZ UDPゴシック" w:hAnsi="BIZ UDPゴシック"/>
                 <w:b w:val="false"/>
                 <w:bCs w:val="false"/>
-                <w:color w:val="000000"/>
                 <w:sz w:val="18"/>
                 <w:szCs w:val="18"/>
               </w:rPr>
@@ -509,7 +512,6 @@
                 <w:rFonts w:ascii="BIZ UDPゴシック" w:cs="BIZ UDPゴシック" w:eastAsia="BIZ UDPゴシック" w:hAnsi="BIZ UDPゴシック"/>
                 <w:b w:val="false"/>
                 <w:bCs w:val="false"/>
-                <w:color w:val="000000"/>
                 <w:sz w:val="18"/>
                 <w:szCs w:val="18"/>
               </w:rPr>
@@ -545,7 +547,6 @@
                 <w:rFonts w:ascii="BIZ UDPゴシック" w:cs="BIZ UDPゴシック" w:eastAsia="BIZ UDPゴシック" w:hAnsi="BIZ UDPゴシック"/>
                 <w:b w:val="false"/>
                 <w:bCs w:val="false"/>
-                <w:color w:val="000000"/>
                 <w:sz w:val="18"/>
                 <w:szCs w:val="18"/>
               </w:rPr>
@@ -576,7 +577,6 @@
                 <w:rFonts w:ascii="BIZ UDPゴシック" w:cs="BIZ UDPゴシック" w:eastAsia="BIZ UDPゴシック" w:hAnsi="BIZ UDPゴシック"/>
                 <w:b w:val="false"/>
                 <w:bCs w:val="false"/>
-                <w:color w:val="000000"/>
                 <w:sz w:val="18"/>
                 <w:szCs w:val="18"/>
               </w:rPr>
@@ -612,7 +612,6 @@
                 <w:rFonts w:ascii="BIZ UDPゴシック" w:cs="BIZ UDPゴシック" w:eastAsia="BIZ UDPゴシック" w:hAnsi="BIZ UDPゴシック"/>
                 <w:b w:val="false"/>
                 <w:bCs w:val="false"/>
-                <w:color w:val="000000"/>
                 <w:sz w:val="18"/>
                 <w:szCs w:val="18"/>
               </w:rPr>
@@ -643,7 +642,6 @@
                 <w:rFonts w:ascii="BIZ UDPゴシック" w:cs="BIZ UDPゴシック" w:eastAsia="BIZ UDPゴシック" w:hAnsi="BIZ UDPゴシック"/>
                 <w:b w:val="false"/>
                 <w:bCs w:val="false"/>
-                <w:color w:val="000000"/>
                 <w:sz w:val="18"/>
                 <w:szCs w:val="18"/>
               </w:rPr>
@@ -653,6 +651,52 @@
         </w:tc>
       </w:tr>
     </w:tbl>
+    <w:p>
+      <w:pPr>
+        <w:spacing w:before="1400" w:after="0"/>
+        <w:jc w:val="center"/>
+      </w:pPr>
+      <w:r>
+        <w:drawing>
+          <wp:inline distT="0" distB="0" distL="0" distR="0">
+            <wp:extent cx="857250" cy="428625"/>
+            <wp:effectExtent t="0" r="0" b="0" l="0"/>
+            <wp:docPr id="1" name="" descr="" title=""/>
+            <wp:cNvGraphicFramePr>
+              <a:graphicFrameLocks xmlns:a="http://schemas.openxmlformats.org/drawingml/2006/main" noChangeAspect="1"/>
+            </wp:cNvGraphicFramePr>
+            <a:graphic xmlns:a="http://schemas.openxmlformats.org/drawingml/2006/main">
+              <a:graphicData uri="http://schemas.openxmlformats.org/drawingml/2006/picture">
+                <pic:pic xmlns:pic="http://schemas.openxmlformats.org/drawingml/2006/picture">
+                  <pic:nvPicPr>
+                    <pic:cNvPr id="0" name="" descr=""/>
+                    <pic:cNvPicPr>
+                      <a:picLocks noChangeAspect="1" noChangeArrowheads="1"/>
+                    </pic:cNvPicPr>
+                  </pic:nvPicPr>
+                  <pic:blipFill>
+                    <a:blip r:embed="rId8" cstate="none"/>
+                    <a:srcRect/>
+                    <a:stretch>
+                      <a:fillRect/>
+                    </a:stretch>
+                  </pic:blipFill>
+                  <pic:spPr bwMode="auto">
+                    <a:xfrm>
+                      <a:off x="0" y="0"/>
+                      <a:ext cx="857250" cy="428625"/>
+                    </a:xfrm>
+                    <a:prstGeom prst="rect">
+                      <a:avLst/>
+                    </a:prstGeom>
+                  </pic:spPr>
+                </pic:pic>
+              </a:graphicData>
+            </a:graphic>
+          </wp:inline>
+        </w:drawing>
+      </w:r>
+    </w:p>
     <w:p>
       <w:pPr>
         <w:pStyle w:val="Normal"/>
@@ -671,8 +715,8 @@
           <w:rFonts w:ascii="BIZ UDPゴシック" w:cs="BIZ UDPゴシック" w:eastAsia="BIZ UDPゴシック" w:hAnsi="BIZ UDPゴシック"/>
           <w:b/>
           <w:bCs/>
-          <w:sz w:val="24"/>
-          <w:szCs w:val="24"/>
+          <w:sz w:val="18"/>
+          <w:szCs w:val="18"/>
         </w:rPr>
         <w:t xml:space="preserve">■ 改廃履歴</w:t>
       </w:r>
@@ -722,7 +766,6 @@
                 <w:rFonts w:ascii="BIZ UDPゴシック" w:cs="BIZ UDPゴシック" w:eastAsia="BIZ UDPゴシック" w:hAnsi="BIZ UDPゴシック"/>
                 <w:b/>
                 <w:bCs/>
-                <w:color w:val="000000"/>
                 <w:sz w:val="18"/>
                 <w:szCs w:val="18"/>
               </w:rPr>
@@ -753,7 +796,6 @@
                 <w:rFonts w:ascii="BIZ UDPゴシック" w:cs="BIZ UDPゴシック" w:eastAsia="BIZ UDPゴシック" w:hAnsi="BIZ UDPゴシック"/>
                 <w:b/>
                 <w:bCs/>
-                <w:color w:val="000000"/>
                 <w:sz w:val="18"/>
                 <w:szCs w:val="18"/>
               </w:rPr>
@@ -784,7 +826,6 @@
                 <w:rFonts w:ascii="BIZ UDPゴシック" w:cs="BIZ UDPゴシック" w:eastAsia="BIZ UDPゴシック" w:hAnsi="BIZ UDPゴシック"/>
                 <w:b/>
                 <w:bCs/>
-                <w:color w:val="000000"/>
                 <w:sz w:val="18"/>
                 <w:szCs w:val="18"/>
               </w:rPr>
@@ -815,7 +856,6 @@
                 <w:rFonts w:ascii="BIZ UDPゴシック" w:cs="BIZ UDPゴシック" w:eastAsia="BIZ UDPゴシック" w:hAnsi="BIZ UDPゴシック"/>
                 <w:b/>
                 <w:bCs/>
-                <w:color w:val="000000"/>
                 <w:sz w:val="18"/>
                 <w:szCs w:val="18"/>
               </w:rPr>
@@ -851,7 +891,6 @@
                 <w:rFonts w:ascii="BIZ UDPゴシック" w:cs="BIZ UDPゴシック" w:eastAsia="BIZ UDPゴシック" w:hAnsi="BIZ UDPゴシック"/>
                 <w:b w:val="false"/>
                 <w:bCs w:val="false"/>
-                <w:color w:val="000000"/>
                 <w:sz w:val="18"/>
                 <w:szCs w:val="18"/>
               </w:rPr>
@@ -882,7 +921,6 @@
                 <w:rFonts w:ascii="BIZ UDPゴシック" w:cs="BIZ UDPゴシック" w:eastAsia="BIZ UDPゴシック" w:hAnsi="BIZ UDPゴシック"/>
                 <w:b w:val="false"/>
                 <w:bCs w:val="false"/>
-                <w:color w:val="000000"/>
                 <w:sz w:val="18"/>
                 <w:szCs w:val="18"/>
               </w:rPr>
@@ -913,7 +951,6 @@
                 <w:rFonts w:ascii="BIZ UDPゴシック" w:cs="BIZ UDPゴシック" w:eastAsia="BIZ UDPゴシック" w:hAnsi="BIZ UDPゴシック"/>
                 <w:b w:val="false"/>
                 <w:bCs w:val="false"/>
-                <w:color w:val="000000"/>
                 <w:sz w:val="18"/>
                 <w:szCs w:val="18"/>
               </w:rPr>
@@ -944,7 +981,6 @@
                 <w:rFonts w:ascii="BIZ UDPゴシック" w:cs="BIZ UDPゴシック" w:eastAsia="BIZ UDPゴシック" w:hAnsi="BIZ UDPゴシック"/>
                 <w:b w:val="false"/>
                 <w:bCs w:val="false"/>
-                <w:color w:val="000000"/>
                 <w:sz w:val="18"/>
                 <w:szCs w:val="18"/>
               </w:rPr>
@@ -980,7 +1016,6 @@
                 <w:rFonts w:ascii="BIZ UDPゴシック" w:cs="BIZ UDPゴシック" w:eastAsia="BIZ UDPゴシック" w:hAnsi="BIZ UDPゴシック"/>
                 <w:b w:val="false"/>
                 <w:bCs w:val="false"/>
-                <w:color w:val="000000"/>
                 <w:sz w:val="18"/>
                 <w:szCs w:val="18"/>
               </w:rPr>
@@ -1011,7 +1046,6 @@
                 <w:rFonts w:ascii="BIZ UDPゴシック" w:cs="BIZ UDPゴシック" w:eastAsia="BIZ UDPゴシック" w:hAnsi="BIZ UDPゴシック"/>
                 <w:b w:val="false"/>
                 <w:bCs w:val="false"/>
-                <w:color w:val="000000"/>
                 <w:sz w:val="18"/>
                 <w:szCs w:val="18"/>
               </w:rPr>
@@ -1042,7 +1076,6 @@
                 <w:rFonts w:ascii="BIZ UDPゴシック" w:cs="BIZ UDPゴシック" w:eastAsia="BIZ UDPゴシック" w:hAnsi="BIZ UDPゴシック"/>
                 <w:b w:val="false"/>
                 <w:bCs w:val="false"/>
-                <w:color w:val="000000"/>
                 <w:sz w:val="18"/>
                 <w:szCs w:val="18"/>
               </w:rPr>
@@ -1073,7 +1106,6 @@
                 <w:rFonts w:ascii="BIZ UDPゴシック" w:cs="BIZ UDPゴシック" w:eastAsia="BIZ UDPゴシック" w:hAnsi="BIZ UDPゴシック"/>
                 <w:b w:val="false"/>
                 <w:bCs w:val="false"/>
-                <w:color w:val="000000"/>
                 <w:sz w:val="18"/>
                 <w:szCs w:val="18"/>
               </w:rPr>
@@ -1101,8 +1133,8 @@
           <w:rFonts w:ascii="BIZ UDPゴシック" w:cs="BIZ UDPゴシック" w:eastAsia="BIZ UDPゴシック" w:hAnsi="BIZ UDPゴシック"/>
           <w:b/>
           <w:bCs/>
-          <w:sz w:val="32"/>
-          <w:szCs w:val="32"/>
+          <w:sz w:val="24"/>
+          <w:szCs w:val="24"/>
         </w:rPr>
         <w:t xml:space="preserve">0. 実施判断のご確認（顧客向け）</w:t>
       </w:r>
@@ -1129,8 +1161,8 @@
           <w:rFonts w:ascii="BIZ UDPゴシック" w:cs="BIZ UDPゴシック" w:eastAsia="BIZ UDPゴシック" w:hAnsi="BIZ UDPゴシック"/>
           <w:b/>
           <w:bCs/>
-          <w:sz w:val="24"/>
-          <w:szCs w:val="24"/>
+          <w:sz w:val="18"/>
+          <w:szCs w:val="18"/>
         </w:rPr>
         <w:t xml:space="preserve">■ 削減効果と注意事項</w:t>
       </w:r>
@@ -1178,7 +1210,6 @@
                 <w:rFonts w:ascii="BIZ UDPゴシック" w:cs="BIZ UDPゴシック" w:eastAsia="BIZ UDPゴシック" w:hAnsi="BIZ UDPゴシック"/>
                 <w:b/>
                 <w:bCs/>
-                <w:color w:val="000000"/>
                 <w:sz w:val="18"/>
                 <w:szCs w:val="18"/>
               </w:rPr>
@@ -1209,7 +1240,6 @@
                 <w:rFonts w:ascii="BIZ UDPゴシック" w:cs="BIZ UDPゴシック" w:eastAsia="BIZ UDPゴシック" w:hAnsi="BIZ UDPゴシック"/>
                 <w:b/>
                 <w:bCs/>
-                <w:color w:val="000000"/>
                 <w:sz w:val="18"/>
                 <w:szCs w:val="18"/>
               </w:rPr>
@@ -1245,7 +1275,6 @@
                 <w:rFonts w:ascii="BIZ UDPゴシック" w:cs="BIZ UDPゴシック" w:eastAsia="BIZ UDPゴシック" w:hAnsi="BIZ UDPゴシック"/>
                 <w:b w:val="false"/>
                 <w:bCs w:val="false"/>
-                <w:color w:val="000000"/>
                 <w:sz w:val="18"/>
                 <w:szCs w:val="18"/>
               </w:rPr>
@@ -1276,11 +1305,10 @@
                 <w:rFonts w:ascii="BIZ UDPゴシック" w:cs="BIZ UDPゴシック" w:eastAsia="BIZ UDPゴシック" w:hAnsi="BIZ UDPゴシック"/>
                 <w:b w:val="false"/>
                 <w:bCs w:val="false"/>
-                <w:color w:val="000000"/>
-                <w:sz w:val="18"/>
-                <w:szCs w:val="18"/>
-              </w:rPr>
-              <w:t xml:space="preserve">$1,004 / 月（約158,500円/月、約1,900,000円/年）※1ドル=157.8円換算</w:t>
+                <w:sz w:val="18"/>
+                <w:szCs w:val="18"/>
+              </w:rPr>
+              <w:t xml:space="preserve">$1,004 / 月（約158,500円/月、約1,900,000円/年）</w:t>
             </w:r>
           </w:p>
         </w:tc>
@@ -1312,7 +1340,6 @@
                 <w:rFonts w:ascii="BIZ UDPゴシック" w:cs="BIZ UDPゴシック" w:eastAsia="BIZ UDPゴシック" w:hAnsi="BIZ UDPゴシック"/>
                 <w:b w:val="false"/>
                 <w:bCs w:val="false"/>
-                <w:color w:val="000000"/>
                 <w:sz w:val="18"/>
                 <w:szCs w:val="18"/>
               </w:rPr>
@@ -1343,7 +1370,6 @@
                 <w:rFonts w:ascii="BIZ UDPゴシック" w:cs="BIZ UDPゴシック" w:eastAsia="BIZ UDPゴシック" w:hAnsi="BIZ UDPゴシック"/>
                 <w:b w:val="false"/>
                 <w:bCs w:val="false"/>
-                <w:color w:val="000000"/>
                 <w:sz w:val="18"/>
                 <w:szCs w:val="18"/>
               </w:rPr>
@@ -1379,7 +1405,6 @@
                 <w:rFonts w:ascii="BIZ UDPゴシック" w:cs="BIZ UDPゴシック" w:eastAsia="BIZ UDPゴシック" w:hAnsi="BIZ UDPゴシック"/>
                 <w:b w:val="false"/>
                 <w:bCs w:val="false"/>
-                <w:color w:val="000000"/>
                 <w:sz w:val="18"/>
                 <w:szCs w:val="18"/>
               </w:rPr>
@@ -1410,11 +1435,10 @@
                 <w:rFonts w:ascii="BIZ UDPゴシック" w:cs="BIZ UDPゴシック" w:eastAsia="BIZ UDPゴシック" w:hAnsi="BIZ UDPゴシック"/>
                 <w:b w:val="false"/>
                 <w:bCs w:val="false"/>
-                <w:color w:val="000000"/>
-                <w:sz w:val="18"/>
-                <w:szCs w:val="18"/>
-              </w:rPr>
-              <w:t xml:space="preserve">CloudWatch 7日間実測：Writer CPU≒0%（最大0.015%）、Reader CPU≒1.69%（最大2.12%）。現行スペックの5%未満しか使用していない。</w:t>
+                <w:sz w:val="18"/>
+                <w:szCs w:val="18"/>
+              </w:rPr>
+              <w:t xml:space="preserve">CloudWatch 7日間実測：Writer CPU≒0%（最大0.015%）、Reader CPU≒1.69%（最大2.12%）</w:t>
             </w:r>
           </w:p>
         </w:tc>
@@ -1446,7 +1470,6 @@
                 <w:rFonts w:ascii="BIZ UDPゴシック" w:cs="BIZ UDPゴシック" w:eastAsia="BIZ UDPゴシック" w:hAnsi="BIZ UDPゴシック"/>
                 <w:b w:val="false"/>
                 <w:bCs w:val="false"/>
-                <w:color w:val="000000"/>
                 <w:sz w:val="18"/>
                 <w:szCs w:val="18"/>
               </w:rPr>
@@ -1477,11 +1500,10 @@
                 <w:rFonts w:ascii="BIZ UDPゴシック" w:cs="BIZ UDPゴシック" w:eastAsia="BIZ UDPゴシック" w:hAnsi="BIZ UDPゴシック"/>
                 <w:b w:val="false"/>
                 <w:bCs w:val="false"/>
-                <w:color w:val="000000"/>
-                <w:sz w:val="18"/>
-                <w:szCs w:val="18"/>
-              </w:rPr>
-              <w:t xml:space="preserve">インスタンスクラス変更時に各インスタンスで数分間の再起動が発生します。Readerは接続断のみ（Lambda自動再接続）。Writerはフェイルオーバー（約30秒〜1分）が発生します。</w:t>
+                <w:sz w:val="18"/>
+                <w:szCs w:val="18"/>
+              </w:rPr>
+              <w:t xml:space="preserve">インスタンスクラス変更時に各インスタンスで数分間の再起動が発生します。Writerはフェイルオーバー（約30秒〜1分）が発生します。</w:t>
             </w:r>
           </w:p>
         </w:tc>
@@ -1513,7 +1535,6 @@
                 <w:rFonts w:ascii="BIZ UDPゴシック" w:cs="BIZ UDPゴシック" w:eastAsia="BIZ UDPゴシック" w:hAnsi="BIZ UDPゴシック"/>
                 <w:b w:val="false"/>
                 <w:bCs w:val="false"/>
-                <w:color w:val="000000"/>
                 <w:sz w:val="18"/>
                 <w:szCs w:val="18"/>
               </w:rPr>
@@ -1544,7 +1565,6 @@
                 <w:rFonts w:ascii="BIZ UDPゴシック" w:cs="BIZ UDPゴシック" w:eastAsia="BIZ UDPゴシック" w:hAnsi="BIZ UDPゴシック"/>
                 <w:b w:val="false"/>
                 <w:bCs w:val="false"/>
-                <w:color w:val="000000"/>
                 <w:sz w:val="18"/>
                 <w:szCs w:val="18"/>
               </w:rPr>
@@ -1580,7 +1600,6 @@
                 <w:rFonts w:ascii="BIZ UDPゴシック" w:cs="BIZ UDPゴシック" w:eastAsia="BIZ UDPゴシック" w:hAnsi="BIZ UDPゴシック"/>
                 <w:b w:val="false"/>
                 <w:bCs w:val="false"/>
-                <w:color w:val="000000"/>
                 <w:sz w:val="18"/>
                 <w:szCs w:val="18"/>
               </w:rPr>
@@ -1611,11 +1630,10 @@
                 <w:rFonts w:ascii="BIZ UDPゴシック" w:cs="BIZ UDPゴシック" w:eastAsia="BIZ UDPゴシック" w:hAnsi="BIZ UDPゴシック"/>
                 <w:b w:val="false"/>
                 <w:bCs w:val="false"/>
-                <w:color w:val="000000"/>
-                <w:sz w:val="18"/>
-                <w:szCs w:val="18"/>
-              </w:rPr>
-              <w:t xml:space="preserve">可能。変更前のクラス（db.r5.2xlarge）に再度変更することで即時切り戻し可能（同様に数分の再起動が発生）</w:t>
+                <w:sz w:val="18"/>
+                <w:szCs w:val="18"/>
+              </w:rPr>
+              <w:t xml:space="preserve">可能。変更前のクラス（db.r5.2xlarge）に再度変更することで即時切り戻し可能</w:t>
             </w:r>
           </w:p>
         </w:tc>
@@ -1630,8 +1648,8 @@
           <w:rFonts w:ascii="BIZ UDPゴシック" w:cs="BIZ UDPゴシック" w:eastAsia="BIZ UDPゴシック" w:hAnsi="BIZ UDPゴシック"/>
           <w:b/>
           <w:bCs/>
-          <w:sz w:val="24"/>
-          <w:szCs w:val="24"/>
+          <w:sz w:val="18"/>
+          <w:szCs w:val="18"/>
         </w:rPr>
         <w:t xml:space="preserve">■ 実施判断チェックリスト</w:t>
       </w:r>
@@ -1680,7 +1698,6 @@
                 <w:rFonts w:ascii="BIZ UDPゴシック" w:cs="BIZ UDPゴシック" w:eastAsia="BIZ UDPゴシック" w:hAnsi="BIZ UDPゴシック"/>
                 <w:b/>
                 <w:bCs/>
-                <w:color w:val="000000"/>
                 <w:sz w:val="18"/>
                 <w:szCs w:val="18"/>
               </w:rPr>
@@ -1711,7 +1728,6 @@
                 <w:rFonts w:ascii="BIZ UDPゴシック" w:cs="BIZ UDPゴシック" w:eastAsia="BIZ UDPゴシック" w:hAnsi="BIZ UDPゴシック"/>
                 <w:b/>
                 <w:bCs/>
-                <w:color w:val="000000"/>
                 <w:sz w:val="18"/>
                 <w:szCs w:val="18"/>
               </w:rPr>
@@ -1742,7 +1758,6 @@
                 <w:rFonts w:ascii="BIZ UDPゴシック" w:cs="BIZ UDPゴシック" w:eastAsia="BIZ UDPゴシック" w:hAnsi="BIZ UDPゴシック"/>
                 <w:b/>
                 <w:bCs/>
-                <w:color w:val="000000"/>
                 <w:sz w:val="18"/>
                 <w:szCs w:val="18"/>
               </w:rPr>
@@ -1778,7 +1793,6 @@
                 <w:rFonts w:ascii="BIZ UDPゴシック" w:cs="BIZ UDPゴシック" w:eastAsia="BIZ UDPゴシック" w:hAnsi="BIZ UDPゴシック"/>
                 <w:b w:val="false"/>
                 <w:bCs w:val="false"/>
-                <w:color w:val="000000"/>
                 <w:sz w:val="18"/>
                 <w:szCs w:val="18"/>
               </w:rPr>
@@ -1809,7 +1823,6 @@
                 <w:rFonts w:ascii="BIZ UDPゴシック" w:cs="BIZ UDPゴシック" w:eastAsia="BIZ UDPゴシック" w:hAnsi="BIZ UDPゴシック"/>
                 <w:b w:val="false"/>
                 <w:bCs w:val="false"/>
-                <w:color w:val="000000"/>
                 <w:sz w:val="18"/>
                 <w:szCs w:val="18"/>
               </w:rPr>
@@ -1840,7 +1853,6 @@
                 <w:rFonts w:ascii="BIZ UDPゴシック" w:cs="BIZ UDPゴシック" w:eastAsia="BIZ UDPゴシック" w:hAnsi="BIZ UDPゴシック"/>
                 <w:b w:val="false"/>
                 <w:bCs w:val="false"/>
-                <w:color w:val="000000"/>
                 <w:sz w:val="18"/>
                 <w:szCs w:val="18"/>
               </w:rPr>
@@ -1876,7 +1888,6 @@
                 <w:rFonts w:ascii="BIZ UDPゴシック" w:cs="BIZ UDPゴシック" w:eastAsia="BIZ UDPゴシック" w:hAnsi="BIZ UDPゴシック"/>
                 <w:b w:val="false"/>
                 <w:bCs w:val="false"/>
-                <w:color w:val="000000"/>
                 <w:sz w:val="18"/>
                 <w:szCs w:val="18"/>
               </w:rPr>
@@ -1907,7 +1918,6 @@
                 <w:rFonts w:ascii="BIZ UDPゴシック" w:cs="BIZ UDPゴシック" w:eastAsia="BIZ UDPゴシック" w:hAnsi="BIZ UDPゴシック"/>
                 <w:b w:val="false"/>
                 <w:bCs w:val="false"/>
-                <w:color w:val="000000"/>
                 <w:sz w:val="18"/>
                 <w:szCs w:val="18"/>
               </w:rPr>
@@ -1938,7 +1948,6 @@
                 <w:rFonts w:ascii="BIZ UDPゴシック" w:cs="BIZ UDPゴシック" w:eastAsia="BIZ UDPゴシック" w:hAnsi="BIZ UDPゴシック"/>
                 <w:b w:val="false"/>
                 <w:bCs w:val="false"/>
-                <w:color w:val="000000"/>
                 <w:sz w:val="18"/>
                 <w:szCs w:val="18"/>
               </w:rPr>
@@ -1974,7 +1983,6 @@
                 <w:rFonts w:ascii="BIZ UDPゴシック" w:cs="BIZ UDPゴシック" w:eastAsia="BIZ UDPゴシック" w:hAnsi="BIZ UDPゴシック"/>
                 <w:b w:val="false"/>
                 <w:bCs w:val="false"/>
-                <w:color w:val="000000"/>
                 <w:sz w:val="18"/>
                 <w:szCs w:val="18"/>
               </w:rPr>
@@ -2005,7 +2013,6 @@
                 <w:rFonts w:ascii="BIZ UDPゴシック" w:cs="BIZ UDPゴシック" w:eastAsia="BIZ UDPゴシック" w:hAnsi="BIZ UDPゴシック"/>
                 <w:b w:val="false"/>
                 <w:bCs w:val="false"/>
-                <w:color w:val="000000"/>
                 <w:sz w:val="18"/>
                 <w:szCs w:val="18"/>
               </w:rPr>
@@ -2036,7 +2043,6 @@
                 <w:rFonts w:ascii="BIZ UDPゴシック" w:cs="BIZ UDPゴシック" w:eastAsia="BIZ UDPゴシック" w:hAnsi="BIZ UDPゴシック"/>
                 <w:b w:val="false"/>
                 <w:bCs w:val="false"/>
-                <w:color w:val="000000"/>
                 <w:sz w:val="18"/>
                 <w:szCs w:val="18"/>
               </w:rPr>
@@ -2068,8 +2074,8 @@
           <w:rFonts w:ascii="BIZ UDPゴシック" w:cs="BIZ UDPゴシック" w:eastAsia="BIZ UDPゴシック" w:hAnsi="BIZ UDPゴシック"/>
           <w:b/>
           <w:bCs/>
-          <w:sz w:val="32"/>
-          <w:szCs w:val="32"/>
+          <w:sz w:val="24"/>
+          <w:szCs w:val="24"/>
         </w:rPr>
         <w:t xml:space="preserve">1. 概要・背景</w:t>
       </w:r>
@@ -2096,8 +2102,8 @@
           <w:rFonts w:ascii="BIZ UDPゴシック" w:cs="BIZ UDPゴシック" w:eastAsia="BIZ UDPゴシック" w:hAnsi="BIZ UDPゴシック"/>
           <w:b/>
           <w:bCs/>
-          <w:sz w:val="24"/>
-          <w:szCs w:val="24"/>
+          <w:sz w:val="18"/>
+          <w:szCs w:val="18"/>
         </w:rPr>
         <w:t xml:space="preserve">■ 改修一覧</w:t>
       </w:r>
@@ -2148,7 +2154,6 @@
                 <w:rFonts w:ascii="BIZ UDPゴシック" w:cs="BIZ UDPゴシック" w:eastAsia="BIZ UDPゴシック" w:hAnsi="BIZ UDPゴシック"/>
                 <w:b/>
                 <w:bCs/>
-                <w:color w:val="000000"/>
                 <w:sz w:val="18"/>
                 <w:szCs w:val="18"/>
               </w:rPr>
@@ -2179,7 +2184,6 @@
                 <w:rFonts w:ascii="BIZ UDPゴシック" w:cs="BIZ UDPゴシック" w:eastAsia="BIZ UDPゴシック" w:hAnsi="BIZ UDPゴシック"/>
                 <w:b/>
                 <w:bCs/>
-                <w:color w:val="000000"/>
                 <w:sz w:val="18"/>
                 <w:szCs w:val="18"/>
               </w:rPr>
@@ -2210,7 +2214,6 @@
                 <w:rFonts w:ascii="BIZ UDPゴシック" w:cs="BIZ UDPゴシック" w:eastAsia="BIZ UDPゴシック" w:hAnsi="BIZ UDPゴシック"/>
                 <w:b/>
                 <w:bCs/>
-                <w:color w:val="000000"/>
                 <w:sz w:val="18"/>
                 <w:szCs w:val="18"/>
               </w:rPr>
@@ -2241,7 +2244,6 @@
                 <w:rFonts w:ascii="BIZ UDPゴシック" w:cs="BIZ UDPゴシック" w:eastAsia="BIZ UDPゴシック" w:hAnsi="BIZ UDPゴシック"/>
                 <w:b/>
                 <w:bCs/>
-                <w:color w:val="000000"/>
                 <w:sz w:val="18"/>
                 <w:szCs w:val="18"/>
               </w:rPr>
@@ -2272,7 +2274,6 @@
                 <w:rFonts w:ascii="BIZ UDPゴシック" w:cs="BIZ UDPゴシック" w:eastAsia="BIZ UDPゴシック" w:hAnsi="BIZ UDPゴシック"/>
                 <w:b/>
                 <w:bCs/>
-                <w:color w:val="000000"/>
                 <w:sz w:val="18"/>
                 <w:szCs w:val="18"/>
               </w:rPr>
@@ -2308,7 +2309,6 @@
                 <w:rFonts w:ascii="BIZ UDPゴシック" w:cs="BIZ UDPゴシック" w:eastAsia="BIZ UDPゴシック" w:hAnsi="BIZ UDPゴシック"/>
                 <w:b w:val="false"/>
                 <w:bCs w:val="false"/>
-                <w:color w:val="000000"/>
                 <w:sz w:val="18"/>
                 <w:szCs w:val="18"/>
               </w:rPr>
@@ -2339,7 +2339,6 @@
                 <w:rFonts w:ascii="BIZ UDPゴシック" w:cs="BIZ UDPゴシック" w:eastAsia="BIZ UDPゴシック" w:hAnsi="BIZ UDPゴシック"/>
                 <w:b w:val="false"/>
                 <w:bCs w:val="false"/>
-                <w:color w:val="000000"/>
                 <w:sz w:val="18"/>
                 <w:szCs w:val="18"/>
               </w:rPr>
@@ -2370,7 +2369,6 @@
                 <w:rFonts w:ascii="BIZ UDPゴシック" w:cs="BIZ UDPゴシック" w:eastAsia="BIZ UDPゴシック" w:hAnsi="BIZ UDPゴシック"/>
                 <w:b w:val="false"/>
                 <w:bCs w:val="false"/>
-                <w:color w:val="000000"/>
                 <w:sz w:val="18"/>
                 <w:szCs w:val="18"/>
               </w:rPr>
@@ -2401,7 +2399,6 @@
                 <w:rFonts w:ascii="BIZ UDPゴシック" w:cs="BIZ UDPゴシック" w:eastAsia="BIZ UDPゴシック" w:hAnsi="BIZ UDPゴシック"/>
                 <w:b w:val="false"/>
                 <w:bCs w:val="false"/>
-                <w:color w:val="000000"/>
                 <w:sz w:val="18"/>
                 <w:szCs w:val="18"/>
               </w:rPr>
@@ -2432,7 +2429,6 @@
                 <w:rFonts w:ascii="BIZ UDPゴシック" w:cs="BIZ UDPゴシック" w:eastAsia="BIZ UDPゴシック" w:hAnsi="BIZ UDPゴシック"/>
                 <w:b w:val="false"/>
                 <w:bCs w:val="false"/>
-                <w:color w:val="000000"/>
                 <w:sz w:val="18"/>
                 <w:szCs w:val="18"/>
               </w:rPr>
@@ -2468,7 +2464,6 @@
                 <w:rFonts w:ascii="BIZ UDPゴシック" w:cs="BIZ UDPゴシック" w:eastAsia="BIZ UDPゴシック" w:hAnsi="BIZ UDPゴシック"/>
                 <w:b w:val="false"/>
                 <w:bCs w:val="false"/>
-                <w:color w:val="000000"/>
                 <w:sz w:val="18"/>
                 <w:szCs w:val="18"/>
               </w:rPr>
@@ -2499,7 +2494,6 @@
                 <w:rFonts w:ascii="BIZ UDPゴシック" w:cs="BIZ UDPゴシック" w:eastAsia="BIZ UDPゴシック" w:hAnsi="BIZ UDPゴシック"/>
                 <w:b w:val="false"/>
                 <w:bCs w:val="false"/>
-                <w:color w:val="000000"/>
                 <w:sz w:val="18"/>
                 <w:szCs w:val="18"/>
               </w:rPr>
@@ -2530,7 +2524,6 @@
                 <w:rFonts w:ascii="BIZ UDPゴシック" w:cs="BIZ UDPゴシック" w:eastAsia="BIZ UDPゴシック" w:hAnsi="BIZ UDPゴシック"/>
                 <w:b w:val="false"/>
                 <w:bCs w:val="false"/>
-                <w:color w:val="000000"/>
                 <w:sz w:val="18"/>
                 <w:szCs w:val="18"/>
               </w:rPr>
@@ -2561,7 +2554,6 @@
                 <w:rFonts w:ascii="BIZ UDPゴシック" w:cs="BIZ UDPゴシック" w:eastAsia="BIZ UDPゴシック" w:hAnsi="BIZ UDPゴシック"/>
                 <w:b w:val="false"/>
                 <w:bCs w:val="false"/>
-                <w:color w:val="000000"/>
                 <w:sz w:val="18"/>
                 <w:szCs w:val="18"/>
               </w:rPr>
@@ -2592,7 +2584,6 @@
                 <w:rFonts w:ascii="BIZ UDPゴシック" w:cs="BIZ UDPゴシック" w:eastAsia="BIZ UDPゴシック" w:hAnsi="BIZ UDPゴシック"/>
                 <w:b w:val="false"/>
                 <w:bCs w:val="false"/>
-                <w:color w:val="000000"/>
                 <w:sz w:val="18"/>
                 <w:szCs w:val="18"/>
               </w:rPr>
@@ -2628,7 +2619,6 @@
                 <w:rFonts w:ascii="BIZ UDPゴシック" w:cs="BIZ UDPゴシック" w:eastAsia="BIZ UDPゴシック" w:hAnsi="BIZ UDPゴシック"/>
                 <w:b w:val="false"/>
                 <w:bCs w:val="false"/>
-                <w:color w:val="000000"/>
                 <w:sz w:val="18"/>
                 <w:szCs w:val="18"/>
               </w:rPr>
@@ -2659,7 +2649,6 @@
                 <w:rFonts w:ascii="BIZ UDPゴシック" w:cs="BIZ UDPゴシック" w:eastAsia="BIZ UDPゴシック" w:hAnsi="BIZ UDPゴシック"/>
                 <w:b w:val="false"/>
                 <w:bCs w:val="false"/>
-                <w:color w:val="000000"/>
                 <w:sz w:val="18"/>
                 <w:szCs w:val="18"/>
               </w:rPr>
@@ -2690,7 +2679,6 @@
                 <w:rFonts w:ascii="BIZ UDPゴシック" w:cs="BIZ UDPゴシック" w:eastAsia="BIZ UDPゴシック" w:hAnsi="BIZ UDPゴシック"/>
                 <w:b w:val="false"/>
                 <w:bCs w:val="false"/>
-                <w:color w:val="000000"/>
                 <w:sz w:val="18"/>
                 <w:szCs w:val="18"/>
               </w:rPr>
@@ -2721,7 +2709,6 @@
                 <w:rFonts w:ascii="BIZ UDPゴシック" w:cs="BIZ UDPゴシック" w:eastAsia="BIZ UDPゴシック" w:hAnsi="BIZ UDPゴシック"/>
                 <w:b w:val="false"/>
                 <w:bCs w:val="false"/>
-                <w:color w:val="000000"/>
                 <w:sz w:val="18"/>
                 <w:szCs w:val="18"/>
               </w:rPr>
@@ -2752,7 +2739,6 @@
                 <w:rFonts w:ascii="BIZ UDPゴシック" w:cs="BIZ UDPゴシック" w:eastAsia="BIZ UDPゴシック" w:hAnsi="BIZ UDPゴシック"/>
                 <w:b w:val="false"/>
                 <w:bCs w:val="false"/>
-                <w:color w:val="000000"/>
                 <w:sz w:val="18"/>
                 <w:szCs w:val="18"/>
               </w:rPr>
@@ -2771,8 +2757,8 @@
           <w:rFonts w:ascii="BIZ UDPゴシック" w:cs="BIZ UDPゴシック" w:eastAsia="BIZ UDPゴシック" w:hAnsi="BIZ UDPゴシック"/>
           <w:b/>
           <w:bCs/>
-          <w:sz w:val="32"/>
-          <w:szCs w:val="32"/>
+          <w:sz w:val="24"/>
+          <w:szCs w:val="24"/>
         </w:rPr>
         <w:t xml:space="preserve">2. 現状構成・実測値</w:t>
       </w:r>
@@ -2786,8 +2772,8 @@
           <w:rFonts w:ascii="BIZ UDPゴシック" w:cs="BIZ UDPゴシック" w:eastAsia="BIZ UDPゴシック" w:hAnsi="BIZ UDPゴシック"/>
           <w:b/>
           <w:bCs/>
-          <w:sz w:val="24"/>
-          <w:szCs w:val="24"/>
+          <w:sz w:val="18"/>
+          <w:szCs w:val="18"/>
         </w:rPr>
         <w:t xml:space="preserve">■ 現状インスタンス構成</w:t>
       </w:r>
@@ -2838,7 +2824,6 @@
                 <w:rFonts w:ascii="BIZ UDPゴシック" w:cs="BIZ UDPゴシック" w:eastAsia="BIZ UDPゴシック" w:hAnsi="BIZ UDPゴシック"/>
                 <w:b/>
                 <w:bCs/>
-                <w:color w:val="000000"/>
                 <w:sz w:val="18"/>
                 <w:szCs w:val="18"/>
               </w:rPr>
@@ -2869,7 +2854,6 @@
                 <w:rFonts w:ascii="BIZ UDPゴシック" w:cs="BIZ UDPゴシック" w:eastAsia="BIZ UDPゴシック" w:hAnsi="BIZ UDPゴシック"/>
                 <w:b/>
                 <w:bCs/>
-                <w:color w:val="000000"/>
                 <w:sz w:val="18"/>
                 <w:szCs w:val="18"/>
               </w:rPr>
@@ -2900,7 +2884,6 @@
                 <w:rFonts w:ascii="BIZ UDPゴシック" w:cs="BIZ UDPゴシック" w:eastAsia="BIZ UDPゴシック" w:hAnsi="BIZ UDPゴシック"/>
                 <w:b/>
                 <w:bCs/>
-                <w:color w:val="000000"/>
                 <w:sz w:val="18"/>
                 <w:szCs w:val="18"/>
               </w:rPr>
@@ -2931,7 +2914,6 @@
                 <w:rFonts w:ascii="BIZ UDPゴシック" w:cs="BIZ UDPゴシック" w:eastAsia="BIZ UDPゴシック" w:hAnsi="BIZ UDPゴシック"/>
                 <w:b/>
                 <w:bCs/>
-                <w:color w:val="000000"/>
                 <w:sz w:val="18"/>
                 <w:szCs w:val="18"/>
               </w:rPr>
@@ -2962,7 +2944,6 @@
                 <w:rFonts w:ascii="BIZ UDPゴシック" w:cs="BIZ UDPゴシック" w:eastAsia="BIZ UDPゴシック" w:hAnsi="BIZ UDPゴシック"/>
                 <w:b/>
                 <w:bCs/>
-                <w:color w:val="000000"/>
                 <w:sz w:val="18"/>
                 <w:szCs w:val="18"/>
               </w:rPr>
@@ -2998,7 +2979,6 @@
                 <w:rFonts w:ascii="BIZ UDPゴシック" w:cs="BIZ UDPゴシック" w:eastAsia="BIZ UDPゴシック" w:hAnsi="BIZ UDPゴシック"/>
                 <w:b w:val="false"/>
                 <w:bCs w:val="false"/>
-                <w:color w:val="000000"/>
                 <w:sz w:val="18"/>
                 <w:szCs w:val="18"/>
               </w:rPr>
@@ -3029,7 +3009,6 @@
                 <w:rFonts w:ascii="BIZ UDPゴシック" w:cs="BIZ UDPゴシック" w:eastAsia="BIZ UDPゴシック" w:hAnsi="BIZ UDPゴシック"/>
                 <w:b w:val="false"/>
                 <w:bCs w:val="false"/>
-                <w:color w:val="000000"/>
                 <w:sz w:val="18"/>
                 <w:szCs w:val="18"/>
               </w:rPr>
@@ -3060,7 +3039,6 @@
                 <w:rFonts w:ascii="BIZ UDPゴシック" w:cs="BIZ UDPゴシック" w:eastAsia="BIZ UDPゴシック" w:hAnsi="BIZ UDPゴシック"/>
                 <w:b w:val="false"/>
                 <w:bCs w:val="false"/>
-                <w:color w:val="000000"/>
                 <w:sz w:val="18"/>
                 <w:szCs w:val="18"/>
               </w:rPr>
@@ -3091,7 +3069,6 @@
                 <w:rFonts w:ascii="BIZ UDPゴシック" w:cs="BIZ UDPゴシック" w:eastAsia="BIZ UDPゴシック" w:hAnsi="BIZ UDPゴシック"/>
                 <w:b w:val="false"/>
                 <w:bCs w:val="false"/>
-                <w:color w:val="000000"/>
                 <w:sz w:val="18"/>
                 <w:szCs w:val="18"/>
               </w:rPr>
@@ -3122,7 +3099,6 @@
                 <w:rFonts w:ascii="BIZ UDPゴシック" w:cs="BIZ UDPゴシック" w:eastAsia="BIZ UDPゴシック" w:hAnsi="BIZ UDPゴシック"/>
                 <w:b w:val="false"/>
                 <w:bCs w:val="false"/>
-                <w:color w:val="000000"/>
                 <w:sz w:val="18"/>
                 <w:szCs w:val="18"/>
               </w:rPr>
@@ -3158,7 +3134,6 @@
                 <w:rFonts w:ascii="BIZ UDPゴシック" w:cs="BIZ UDPゴシック" w:eastAsia="BIZ UDPゴシック" w:hAnsi="BIZ UDPゴシック"/>
                 <w:b w:val="false"/>
                 <w:bCs w:val="false"/>
-                <w:color w:val="000000"/>
                 <w:sz w:val="18"/>
                 <w:szCs w:val="18"/>
               </w:rPr>
@@ -3189,7 +3164,6 @@
                 <w:rFonts w:ascii="BIZ UDPゴシック" w:cs="BIZ UDPゴシック" w:eastAsia="BIZ UDPゴシック" w:hAnsi="BIZ UDPゴシック"/>
                 <w:b w:val="false"/>
                 <w:bCs w:val="false"/>
-                <w:color w:val="000000"/>
                 <w:sz w:val="18"/>
                 <w:szCs w:val="18"/>
               </w:rPr>
@@ -3220,7 +3194,6 @@
                 <w:rFonts w:ascii="BIZ UDPゴシック" w:cs="BIZ UDPゴシック" w:eastAsia="BIZ UDPゴシック" w:hAnsi="BIZ UDPゴシック"/>
                 <w:b w:val="false"/>
                 <w:bCs w:val="false"/>
-                <w:color w:val="000000"/>
                 <w:sz w:val="18"/>
                 <w:szCs w:val="18"/>
               </w:rPr>
@@ -3251,7 +3224,6 @@
                 <w:rFonts w:ascii="BIZ UDPゴシック" w:cs="BIZ UDPゴシック" w:eastAsia="BIZ UDPゴシック" w:hAnsi="BIZ UDPゴシック"/>
                 <w:b w:val="false"/>
                 <w:bCs w:val="false"/>
-                <w:color w:val="000000"/>
                 <w:sz w:val="18"/>
                 <w:szCs w:val="18"/>
               </w:rPr>
@@ -3282,7 +3254,6 @@
                 <w:rFonts w:ascii="BIZ UDPゴシック" w:cs="BIZ UDPゴシック" w:eastAsia="BIZ UDPゴシック" w:hAnsi="BIZ UDPゴシック"/>
                 <w:b w:val="false"/>
                 <w:bCs w:val="false"/>
-                <w:color w:val="000000"/>
                 <w:sz w:val="18"/>
                 <w:szCs w:val="18"/>
               </w:rPr>
@@ -3318,7 +3289,6 @@
                 <w:rFonts w:ascii="BIZ UDPゴシック" w:cs="BIZ UDPゴシック" w:eastAsia="BIZ UDPゴシック" w:hAnsi="BIZ UDPゴシック"/>
                 <w:b w:val="false"/>
                 <w:bCs w:val="false"/>
-                <w:color w:val="000000"/>
                 <w:sz w:val="18"/>
                 <w:szCs w:val="18"/>
               </w:rPr>
@@ -3349,7 +3319,6 @@
                 <w:rFonts w:ascii="BIZ UDPゴシック" w:cs="BIZ UDPゴシック" w:eastAsia="BIZ UDPゴシック" w:hAnsi="BIZ UDPゴシック"/>
                 <w:b w:val="false"/>
                 <w:bCs w:val="false"/>
-                <w:color w:val="000000"/>
                 <w:sz w:val="18"/>
                 <w:szCs w:val="18"/>
               </w:rPr>
@@ -3380,7 +3349,6 @@
                 <w:rFonts w:ascii="BIZ UDPゴシック" w:cs="BIZ UDPゴシック" w:eastAsia="BIZ UDPゴシック" w:hAnsi="BIZ UDPゴシック"/>
                 <w:b w:val="false"/>
                 <w:bCs w:val="false"/>
-                <w:color w:val="000000"/>
                 <w:sz w:val="18"/>
                 <w:szCs w:val="18"/>
               </w:rPr>
@@ -3411,7 +3379,6 @@
                 <w:rFonts w:ascii="BIZ UDPゴシック" w:cs="BIZ UDPゴシック" w:eastAsia="BIZ UDPゴシック" w:hAnsi="BIZ UDPゴシック"/>
                 <w:b w:val="false"/>
                 <w:bCs w:val="false"/>
-                <w:color w:val="000000"/>
                 <w:sz w:val="18"/>
                 <w:szCs w:val="18"/>
               </w:rPr>
@@ -3442,7 +3409,6 @@
                 <w:rFonts w:ascii="BIZ UDPゴシック" w:cs="BIZ UDPゴシック" w:eastAsia="BIZ UDPゴシック" w:hAnsi="BIZ UDPゴシック"/>
                 <w:b w:val="false"/>
                 <w:bCs w:val="false"/>
-                <w:color w:val="000000"/>
                 <w:sz w:val="18"/>
                 <w:szCs w:val="18"/>
               </w:rPr>
@@ -3478,7 +3444,6 @@
                 <w:rFonts w:ascii="BIZ UDPゴシック" w:cs="BIZ UDPゴシック" w:eastAsia="BIZ UDPゴシック" w:hAnsi="BIZ UDPゴシック"/>
                 <w:b w:val="false"/>
                 <w:bCs w:val="false"/>
-                <w:color w:val="000000"/>
                 <w:sz w:val="18"/>
                 <w:szCs w:val="18"/>
               </w:rPr>
@@ -3509,7 +3474,6 @@
                 <w:rFonts w:ascii="BIZ UDPゴシック" w:cs="BIZ UDPゴシック" w:eastAsia="BIZ UDPゴシック" w:hAnsi="BIZ UDPゴシック"/>
                 <w:b w:val="false"/>
                 <w:bCs w:val="false"/>
-                <w:color w:val="000000"/>
                 <w:sz w:val="18"/>
                 <w:szCs w:val="18"/>
               </w:rPr>
@@ -3540,7 +3504,6 @@
                 <w:rFonts w:ascii="BIZ UDPゴシック" w:cs="BIZ UDPゴシック" w:eastAsia="BIZ UDPゴシック" w:hAnsi="BIZ UDPゴシック"/>
                 <w:b w:val="false"/>
                 <w:bCs w:val="false"/>
-                <w:color w:val="000000"/>
                 <w:sz w:val="18"/>
                 <w:szCs w:val="18"/>
               </w:rPr>
@@ -3571,7 +3534,6 @@
                 <w:rFonts w:ascii="BIZ UDPゴシック" w:cs="BIZ UDPゴシック" w:eastAsia="BIZ UDPゴシック" w:hAnsi="BIZ UDPゴシック"/>
                 <w:b w:val="false"/>
                 <w:bCs w:val="false"/>
-                <w:color w:val="000000"/>
                 <w:sz w:val="18"/>
                 <w:szCs w:val="18"/>
               </w:rPr>
@@ -3602,7 +3564,6 @@
                 <w:rFonts w:ascii="BIZ UDPゴシック" w:cs="BIZ UDPゴシック" w:eastAsia="BIZ UDPゴシック" w:hAnsi="BIZ UDPゴシック"/>
                 <w:b w:val="false"/>
                 <w:bCs w:val="false"/>
-                <w:color w:val="000000"/>
                 <w:sz w:val="18"/>
                 <w:szCs w:val="18"/>
               </w:rPr>
@@ -3621,8 +3582,8 @@
           <w:rFonts w:ascii="BIZ UDPゴシック" w:cs="BIZ UDPゴシック" w:eastAsia="BIZ UDPゴシック" w:hAnsi="BIZ UDPゴシック"/>
           <w:b/>
           <w:bCs/>
-          <w:sz w:val="24"/>
-          <w:szCs w:val="24"/>
+          <w:sz w:val="18"/>
+          <w:szCs w:val="18"/>
         </w:rPr>
         <w:t xml:space="preserve">■ CloudWatch 実測値（過去7日間）</w:t>
       </w:r>
@@ -3672,7 +3633,6 @@
                 <w:rFonts w:ascii="BIZ UDPゴシック" w:cs="BIZ UDPゴシック" w:eastAsia="BIZ UDPゴシック" w:hAnsi="BIZ UDPゴシック"/>
                 <w:b/>
                 <w:bCs/>
-                <w:color w:val="000000"/>
                 <w:sz w:val="18"/>
                 <w:szCs w:val="18"/>
               </w:rPr>
@@ -3703,7 +3663,6 @@
                 <w:rFonts w:ascii="BIZ UDPゴシック" w:cs="BIZ UDPゴシック" w:eastAsia="BIZ UDPゴシック" w:hAnsi="BIZ UDPゴシック"/>
                 <w:b/>
                 <w:bCs/>
-                <w:color w:val="000000"/>
                 <w:sz w:val="18"/>
                 <w:szCs w:val="18"/>
               </w:rPr>
@@ -3734,7 +3693,6 @@
                 <w:rFonts w:ascii="BIZ UDPゴシック" w:cs="BIZ UDPゴシック" w:eastAsia="BIZ UDPゴシック" w:hAnsi="BIZ UDPゴシック"/>
                 <w:b/>
                 <w:bCs/>
-                <w:color w:val="000000"/>
                 <w:sz w:val="18"/>
                 <w:szCs w:val="18"/>
               </w:rPr>
@@ -3765,7 +3723,6 @@
                 <w:rFonts w:ascii="BIZ UDPゴシック" w:cs="BIZ UDPゴシック" w:eastAsia="BIZ UDPゴシック" w:hAnsi="BIZ UDPゴシック"/>
                 <w:b/>
                 <w:bCs/>
-                <w:color w:val="000000"/>
                 <w:sz w:val="18"/>
                 <w:szCs w:val="18"/>
               </w:rPr>
@@ -3801,7 +3758,6 @@
                 <w:rFonts w:ascii="BIZ UDPゴシック" w:cs="BIZ UDPゴシック" w:eastAsia="BIZ UDPゴシック" w:hAnsi="BIZ UDPゴシック"/>
                 <w:b w:val="false"/>
                 <w:bCs w:val="false"/>
-                <w:color w:val="000000"/>
                 <w:sz w:val="18"/>
                 <w:szCs w:val="18"/>
               </w:rPr>
@@ -3832,7 +3788,6 @@
                 <w:rFonts w:ascii="BIZ UDPゴシック" w:cs="BIZ UDPゴシック" w:eastAsia="BIZ UDPゴシック" w:hAnsi="BIZ UDPゴシック"/>
                 <w:b w:val="false"/>
                 <w:bCs w:val="false"/>
-                <w:color w:val="000000"/>
                 <w:sz w:val="18"/>
                 <w:szCs w:val="18"/>
               </w:rPr>
@@ -3863,7 +3818,6 @@
                 <w:rFonts w:ascii="BIZ UDPゴシック" w:cs="BIZ UDPゴシック" w:eastAsia="BIZ UDPゴシック" w:hAnsi="BIZ UDPゴシック"/>
                 <w:b w:val="false"/>
                 <w:bCs w:val="false"/>
-                <w:color w:val="000000"/>
                 <w:sz w:val="18"/>
                 <w:szCs w:val="18"/>
               </w:rPr>
@@ -3894,7 +3848,6 @@
                 <w:rFonts w:ascii="BIZ UDPゴシック" w:cs="BIZ UDPゴシック" w:eastAsia="BIZ UDPゴシック" w:hAnsi="BIZ UDPゴシック"/>
                 <w:b w:val="false"/>
                 <w:bCs w:val="false"/>
-                <w:color w:val="000000"/>
                 <w:sz w:val="18"/>
                 <w:szCs w:val="18"/>
               </w:rPr>
@@ -3930,7 +3883,6 @@
                 <w:rFonts w:ascii="BIZ UDPゴシック" w:cs="BIZ UDPゴシック" w:eastAsia="BIZ UDPゴシック" w:hAnsi="BIZ UDPゴシック"/>
                 <w:b w:val="false"/>
                 <w:bCs w:val="false"/>
-                <w:color w:val="000000"/>
                 <w:sz w:val="18"/>
                 <w:szCs w:val="18"/>
               </w:rPr>
@@ -3961,7 +3913,6 @@
                 <w:rFonts w:ascii="BIZ UDPゴシック" w:cs="BIZ UDPゴシック" w:eastAsia="BIZ UDPゴシック" w:hAnsi="BIZ UDPゴシック"/>
                 <w:b w:val="false"/>
                 <w:bCs w:val="false"/>
-                <w:color w:val="000000"/>
                 <w:sz w:val="18"/>
                 <w:szCs w:val="18"/>
               </w:rPr>
@@ -3992,7 +3943,6 @@
                 <w:rFonts w:ascii="BIZ UDPゴシック" w:cs="BIZ UDPゴシック" w:eastAsia="BIZ UDPゴシック" w:hAnsi="BIZ UDPゴシック"/>
                 <w:b w:val="false"/>
                 <w:bCs w:val="false"/>
-                <w:color w:val="000000"/>
                 <w:sz w:val="18"/>
                 <w:szCs w:val="18"/>
               </w:rPr>
@@ -4023,7 +3973,6 @@
                 <w:rFonts w:ascii="BIZ UDPゴシック" w:cs="BIZ UDPゴシック" w:eastAsia="BIZ UDPゴシック" w:hAnsi="BIZ UDPゴシック"/>
                 <w:b w:val="false"/>
                 <w:bCs w:val="false"/>
-                <w:color w:val="000000"/>
                 <w:sz w:val="18"/>
                 <w:szCs w:val="18"/>
               </w:rPr>
@@ -4042,1340 +3991,10 @@
           <w:rFonts w:ascii="BIZ UDPゴシック" w:cs="BIZ UDPゴシック" w:eastAsia="BIZ UDPゴシック" w:hAnsi="BIZ UDPゴシック"/>
           <w:b/>
           <w:bCs/>
-          <w:sz w:val="32"/>
-          <w:szCs w:val="32"/>
-        </w:rPr>
-        <w:t xml:space="preserve">3. コスト実績・削減試算</w:t>
-      </w:r>
-    </w:p>
-    <w:p>
-      <w:pPr>
-        <w:pStyle w:val="Heading2"/>
-      </w:pPr>
-      <w:r>
-        <w:rPr>
-          <w:rFonts w:ascii="BIZ UDPゴシック" w:cs="BIZ UDPゴシック" w:eastAsia="BIZ UDPゴシック" w:hAnsi="BIZ UDPゴシック"/>
-          <w:b/>
-          <w:bCs/>
           <w:sz w:val="24"/>
           <w:szCs w:val="24"/>
         </w:rPr>
-        <w:t xml:space="preserve">■ 月別コスト実績（Cost Explorer 過去6ヶ月）</w:t>
-      </w:r>
-    </w:p>
-    <w:tbl>
-      <w:tblPr>
-        <w:tblW w:type="dxa" w:w="8504"/>
-        <w:tblBorders>
-          <w:top w:val="single" w:color="auto" w:sz="4"/>
-          <w:left w:val="single" w:color="auto" w:sz="4"/>
-          <w:bottom w:val="single" w:color="auto" w:sz="4"/>
-          <w:right w:val="single" w:color="auto" w:sz="4"/>
-          <w:insideH w:val="single" w:color="auto" w:sz="4"/>
-          <w:insideV w:val="single" w:color="auto" w:sz="4"/>
-        </w:tblBorders>
-      </w:tblPr>
-      <w:tblGrid>
-        <w:gridCol w:w="1701"/>
-        <w:gridCol w:w="1701"/>
-        <w:gridCol w:w="1701"/>
-        <w:gridCol w:w="1701"/>
-        <w:gridCol w:w="1700"/>
-      </w:tblGrid>
-      <w:tr>
-        <w:trPr>
-          <w:cantSplit/>
-        </w:trPr>
-        <w:tc>
-          <w:tcPr>
-            <w:tcW w:type="dxa" w:w="1701"/>
-            <w:tcBorders>
-              <w:top w:val="single" w:color="CCCCCC" w:sz="4"/>
-              <w:left w:val="single" w:color="CCCCCC" w:sz="4"/>
-              <w:bottom w:val="single" w:color="CCCCCC" w:sz="4"/>
-              <w:right w:val="single" w:color="CCCCCC" w:sz="4"/>
-            </w:tcBorders>
-            <w:shd w:fill="F5F5F5" w:val="clear"/>
-            <w:tcMar>
-              <w:top w:type="dxa" w:w="60"/>
-              <w:left w:type="dxa" w:w="100"/>
-              <w:bottom w:type="dxa" w:w="60"/>
-              <w:right w:type="dxa" w:w="100"/>
-            </w:tcMar>
-          </w:tcPr>
-          <w:p>
-            <w:r>
-              <w:rPr>
-                <w:rFonts w:ascii="BIZ UDPゴシック" w:cs="BIZ UDPゴシック" w:eastAsia="BIZ UDPゴシック" w:hAnsi="BIZ UDPゴシック"/>
-                <w:b/>
-                <w:bCs/>
-                <w:color w:val="000000"/>
-                <w:sz w:val="18"/>
-                <w:szCs w:val="18"/>
-              </w:rPr>
-              <w:t xml:space="preserve">月</w:t>
-            </w:r>
-          </w:p>
-        </w:tc>
-        <w:tc>
-          <w:tcPr>
-            <w:tcW w:type="dxa" w:w="1701"/>
-            <w:tcBorders>
-              <w:top w:val="single" w:color="CCCCCC" w:sz="4"/>
-              <w:left w:val="single" w:color="CCCCCC" w:sz="4"/>
-              <w:bottom w:val="single" w:color="CCCCCC" w:sz="4"/>
-              <w:right w:val="single" w:color="CCCCCC" w:sz="4"/>
-            </w:tcBorders>
-            <w:shd w:fill="F5F5F5" w:val="clear"/>
-            <w:tcMar>
-              <w:top w:type="dxa" w:w="60"/>
-              <w:left w:type="dxa" w:w="100"/>
-              <w:bottom w:type="dxa" w:w="60"/>
-              <w:right w:type="dxa" w:w="100"/>
-            </w:tcMar>
-          </w:tcPr>
-          <w:p>
-            <w:r>
-              <w:rPr>
-                <w:rFonts w:ascii="BIZ UDPゴシック" w:cs="BIZ UDPゴシック" w:eastAsia="BIZ UDPゴシック" w:hAnsi="BIZ UDPゴシック"/>
-                <w:b/>
-                <w:bCs/>
-                <w:color w:val="000000"/>
-                <w:sz w:val="18"/>
-                <w:szCs w:val="18"/>
-              </w:rPr>
-              <w:t xml:space="preserve">r5.2xl×2台</w:t>
-            </w:r>
-          </w:p>
-        </w:tc>
-        <w:tc>
-          <w:tcPr>
-            <w:tcW w:type="dxa" w:w="1701"/>
-            <w:tcBorders>
-              <w:top w:val="single" w:color="CCCCCC" w:sz="4"/>
-              <w:left w:val="single" w:color="CCCCCC" w:sz="4"/>
-              <w:bottom w:val="single" w:color="CCCCCC" w:sz="4"/>
-              <w:right w:val="single" w:color="CCCCCC" w:sz="4"/>
-            </w:tcBorders>
-            <w:shd w:fill="F5F5F5" w:val="clear"/>
-            <w:tcMar>
-              <w:top w:type="dxa" w:w="60"/>
-              <w:left w:type="dxa" w:w="100"/>
-              <w:bottom w:type="dxa" w:w="60"/>
-              <w:right w:type="dxa" w:w="100"/>
-            </w:tcMar>
-          </w:tcPr>
-          <w:p>
-            <w:r>
-              <w:rPr>
-                <w:rFonts w:ascii="BIZ UDPゴシック" w:cs="BIZ UDPゴシック" w:eastAsia="BIZ UDPゴシック" w:hAnsi="BIZ UDPゴシック"/>
-                <w:b/>
-                <w:bCs/>
-                <w:color w:val="000000"/>
-                <w:sz w:val="18"/>
-                <w:szCs w:val="18"/>
-              </w:rPr>
-              <w:t xml:space="preserve">t3.med×2台</w:t>
-            </w:r>
-          </w:p>
-        </w:tc>
-        <w:tc>
-          <w:tcPr>
-            <w:tcW w:type="dxa" w:w="1701"/>
-            <w:tcBorders>
-              <w:top w:val="single" w:color="CCCCCC" w:sz="4"/>
-              <w:left w:val="single" w:color="CCCCCC" w:sz="4"/>
-              <w:bottom w:val="single" w:color="CCCCCC" w:sz="4"/>
-              <w:right w:val="single" w:color="CCCCCC" w:sz="4"/>
-            </w:tcBorders>
-            <w:shd w:fill="F5F5F5" w:val="clear"/>
-            <w:tcMar>
-              <w:top w:type="dxa" w:w="60"/>
-              <w:left w:type="dxa" w:w="100"/>
-              <w:bottom w:type="dxa" w:w="60"/>
-              <w:right w:type="dxa" w:w="100"/>
-            </w:tcMar>
-          </w:tcPr>
-          <w:p>
-            <w:r>
-              <w:rPr>
-                <w:rFonts w:ascii="BIZ UDPゴシック" w:cs="BIZ UDPゴシック" w:eastAsia="BIZ UDPゴシック" w:hAnsi="BIZ UDPゴシック"/>
-                <w:b/>
-                <w:bCs/>
-                <w:color w:val="000000"/>
-                <w:sz w:val="18"/>
-                <w:szCs w:val="18"/>
-              </w:rPr>
-              <w:t xml:space="preserve">Storage IO</w:t>
-            </w:r>
-          </w:p>
-        </w:tc>
-        <w:tc>
-          <w:tcPr>
-            <w:tcW w:type="dxa" w:w="1700"/>
-            <w:tcBorders>
-              <w:top w:val="single" w:color="CCCCCC" w:sz="4"/>
-              <w:left w:val="single" w:color="CCCCCC" w:sz="4"/>
-              <w:bottom w:val="single" w:color="CCCCCC" w:sz="4"/>
-              <w:right w:val="single" w:color="CCCCCC" w:sz="4"/>
-            </w:tcBorders>
-            <w:shd w:fill="F5F5F5" w:val="clear"/>
-            <w:tcMar>
-              <w:top w:type="dxa" w:w="60"/>
-              <w:left w:type="dxa" w:w="100"/>
-              <w:bottom w:type="dxa" w:w="60"/>
-              <w:right w:type="dxa" w:w="100"/>
-            </w:tcMar>
-          </w:tcPr>
-          <w:p>
-            <w:r>
-              <w:rPr>
-                <w:rFonts w:ascii="BIZ UDPゴシック" w:cs="BIZ UDPゴシック" w:eastAsia="BIZ UDPゴシック" w:hAnsi="BIZ UDPゴシック"/>
-                <w:b/>
-                <w:bCs/>
-                <w:color w:val="000000"/>
-                <w:sz w:val="18"/>
-                <w:szCs w:val="18"/>
-              </w:rPr>
-              <w:t xml:space="preserve">月合計</w:t>
-            </w:r>
-          </w:p>
-        </w:tc>
-      </w:tr>
-      <w:tr>
-        <w:trPr>
-          <w:cantSplit/>
-        </w:trPr>
-        <w:tc>
-          <w:tcPr>
-            <w:tcW w:type="dxa" w:w="1701"/>
-            <w:tcBorders>
-              <w:top w:val="single" w:color="CCCCCC" w:sz="4"/>
-              <w:left w:val="single" w:color="CCCCCC" w:sz="4"/>
-              <w:bottom w:val="single" w:color="CCCCCC" w:sz="4"/>
-              <w:right w:val="single" w:color="CCCCCC" w:sz="4"/>
-            </w:tcBorders>
-            <w:shd w:fill="FFFFFF" w:val="clear"/>
-            <w:tcMar>
-              <w:top w:type="dxa" w:w="60"/>
-              <w:left w:type="dxa" w:w="100"/>
-              <w:bottom w:type="dxa" w:w="60"/>
-              <w:right w:type="dxa" w:w="100"/>
-            </w:tcMar>
-          </w:tcPr>
-          <w:p>
-            <w:r>
-              <w:rPr>
-                <w:rFonts w:ascii="BIZ UDPゴシック" w:cs="BIZ UDPゴシック" w:eastAsia="BIZ UDPゴシック" w:hAnsi="BIZ UDPゴシック"/>
-                <w:b w:val="false"/>
-                <w:bCs w:val="false"/>
-                <w:color w:val="000000"/>
-                <w:sz w:val="18"/>
-                <w:szCs w:val="18"/>
-              </w:rPr>
-              <w:t xml:space="preserve">2025-09</w:t>
-            </w:r>
-          </w:p>
-        </w:tc>
-        <w:tc>
-          <w:tcPr>
-            <w:tcW w:type="dxa" w:w="1701"/>
-            <w:tcBorders>
-              <w:top w:val="single" w:color="CCCCCC" w:sz="4"/>
-              <w:left w:val="single" w:color="CCCCCC" w:sz="4"/>
-              <w:bottom w:val="single" w:color="CCCCCC" w:sz="4"/>
-              <w:right w:val="single" w:color="CCCCCC" w:sz="4"/>
-            </w:tcBorders>
-            <w:shd w:fill="FFFFFF" w:val="clear"/>
-            <w:tcMar>
-              <w:top w:type="dxa" w:w="60"/>
-              <w:left w:type="dxa" w:w="100"/>
-              <w:bottom w:type="dxa" w:w="60"/>
-              <w:right w:type="dxa" w:w="100"/>
-            </w:tcMar>
-          </w:tcPr>
-          <w:p>
-            <w:r>
-              <w:rPr>
-                <w:rFonts w:ascii="BIZ UDPゴシック" w:cs="BIZ UDPゴシック" w:eastAsia="BIZ UDPゴシック" w:hAnsi="BIZ UDPゴシック"/>
-                <w:b w:val="false"/>
-                <w:bCs w:val="false"/>
-                <w:color w:val="000000"/>
-                <w:sz w:val="18"/>
-                <w:szCs w:val="18"/>
-              </w:rPr>
-              <w:t xml:space="preserve">$2,016</w:t>
-            </w:r>
-          </w:p>
-        </w:tc>
-        <w:tc>
-          <w:tcPr>
-            <w:tcW w:type="dxa" w:w="1701"/>
-            <w:tcBorders>
-              <w:top w:val="single" w:color="CCCCCC" w:sz="4"/>
-              <w:left w:val="single" w:color="CCCCCC" w:sz="4"/>
-              <w:bottom w:val="single" w:color="CCCCCC" w:sz="4"/>
-              <w:right w:val="single" w:color="CCCCCC" w:sz="4"/>
-            </w:tcBorders>
-            <w:shd w:fill="FFFFFF" w:val="clear"/>
-            <w:tcMar>
-              <w:top w:type="dxa" w:w="60"/>
-              <w:left w:type="dxa" w:w="100"/>
-              <w:bottom w:type="dxa" w:w="60"/>
-              <w:right w:type="dxa" w:w="100"/>
-            </w:tcMar>
-          </w:tcPr>
-          <w:p>
-            <w:r>
-              <w:rPr>
-                <w:rFonts w:ascii="BIZ UDPゴシック" w:cs="BIZ UDPゴシック" w:eastAsia="BIZ UDPゴシック" w:hAnsi="BIZ UDPゴシック"/>
-                <w:b w:val="false"/>
-                <w:bCs w:val="false"/>
-                <w:color w:val="000000"/>
-                <w:sz w:val="18"/>
-                <w:szCs w:val="18"/>
-              </w:rPr>
-              <w:t xml:space="preserve">$180</w:t>
-            </w:r>
-          </w:p>
-        </w:tc>
-        <w:tc>
-          <w:tcPr>
-            <w:tcW w:type="dxa" w:w="1701"/>
-            <w:tcBorders>
-              <w:top w:val="single" w:color="CCCCCC" w:sz="4"/>
-              <w:left w:val="single" w:color="CCCCCC" w:sz="4"/>
-              <w:bottom w:val="single" w:color="CCCCCC" w:sz="4"/>
-              <w:right w:val="single" w:color="CCCCCC" w:sz="4"/>
-            </w:tcBorders>
-            <w:shd w:fill="FFFFFF" w:val="clear"/>
-            <w:tcMar>
-              <w:top w:type="dxa" w:w="60"/>
-              <w:left w:type="dxa" w:w="100"/>
-              <w:bottom w:type="dxa" w:w="60"/>
-              <w:right w:type="dxa" w:w="100"/>
-            </w:tcMar>
-          </w:tcPr>
-          <w:p>
-            <w:r>
-              <w:rPr>
-                <w:rFonts w:ascii="BIZ UDPゴシック" w:cs="BIZ UDPゴシック" w:eastAsia="BIZ UDPゴシック" w:hAnsi="BIZ UDPゴシック"/>
-                <w:b w:val="false"/>
-                <w:bCs w:val="false"/>
-                <w:color w:val="000000"/>
-                <w:sz w:val="18"/>
-                <w:szCs w:val="18"/>
-              </w:rPr>
-              <w:t xml:space="preserve">$8.35</w:t>
-            </w:r>
-          </w:p>
-        </w:tc>
-        <w:tc>
-          <w:tcPr>
-            <w:tcW w:type="dxa" w:w="1700"/>
-            <w:tcBorders>
-              <w:top w:val="single" w:color="CCCCCC" w:sz="4"/>
-              <w:left w:val="single" w:color="CCCCCC" w:sz="4"/>
-              <w:bottom w:val="single" w:color="CCCCCC" w:sz="4"/>
-              <w:right w:val="single" w:color="CCCCCC" w:sz="4"/>
-            </w:tcBorders>
-            <w:shd w:fill="FFFFFF" w:val="clear"/>
-            <w:tcMar>
-              <w:top w:type="dxa" w:w="60"/>
-              <w:left w:type="dxa" w:w="100"/>
-              <w:bottom w:type="dxa" w:w="60"/>
-              <w:right w:type="dxa" w:w="100"/>
-            </w:tcMar>
-          </w:tcPr>
-          <w:p>
-            <w:r>
-              <w:rPr>
-                <w:rFonts w:ascii="BIZ UDPゴシック" w:cs="BIZ UDPゴシック" w:eastAsia="BIZ UDPゴシック" w:hAnsi="BIZ UDPゴシック"/>
-                <w:b w:val="false"/>
-                <w:bCs w:val="false"/>
-                <w:color w:val="000000"/>
-                <w:sz w:val="18"/>
-                <w:szCs w:val="18"/>
-              </w:rPr>
-              <w:t xml:space="preserve">$2,204</w:t>
-            </w:r>
-          </w:p>
-        </w:tc>
-      </w:tr>
-      <w:tr>
-        <w:trPr>
-          <w:cantSplit/>
-        </w:trPr>
-        <w:tc>
-          <w:tcPr>
-            <w:tcW w:type="dxa" w:w="1701"/>
-            <w:tcBorders>
-              <w:top w:val="single" w:color="CCCCCC" w:sz="4"/>
-              <w:left w:val="single" w:color="CCCCCC" w:sz="4"/>
-              <w:bottom w:val="single" w:color="CCCCCC" w:sz="4"/>
-              <w:right w:val="single" w:color="CCCCCC" w:sz="4"/>
-            </w:tcBorders>
-            <w:shd w:fill="FFFFFF" w:val="clear"/>
-            <w:tcMar>
-              <w:top w:type="dxa" w:w="60"/>
-              <w:left w:type="dxa" w:w="100"/>
-              <w:bottom w:type="dxa" w:w="60"/>
-              <w:right w:type="dxa" w:w="100"/>
-            </w:tcMar>
-          </w:tcPr>
-          <w:p>
-            <w:r>
-              <w:rPr>
-                <w:rFonts w:ascii="BIZ UDPゴシック" w:cs="BIZ UDPゴシック" w:eastAsia="BIZ UDPゴシック" w:hAnsi="BIZ UDPゴシック"/>
-                <w:b w:val="false"/>
-                <w:bCs w:val="false"/>
-                <w:color w:val="000000"/>
-                <w:sz w:val="18"/>
-                <w:szCs w:val="18"/>
-              </w:rPr>
-              <w:t xml:space="preserve">2025-10</w:t>
-            </w:r>
-          </w:p>
-        </w:tc>
-        <w:tc>
-          <w:tcPr>
-            <w:tcW w:type="dxa" w:w="1701"/>
-            <w:tcBorders>
-              <w:top w:val="single" w:color="CCCCCC" w:sz="4"/>
-              <w:left w:val="single" w:color="CCCCCC" w:sz="4"/>
-              <w:bottom w:val="single" w:color="CCCCCC" w:sz="4"/>
-              <w:right w:val="single" w:color="CCCCCC" w:sz="4"/>
-            </w:tcBorders>
-            <w:shd w:fill="FFFFFF" w:val="clear"/>
-            <w:tcMar>
-              <w:top w:type="dxa" w:w="60"/>
-              <w:left w:type="dxa" w:w="100"/>
-              <w:bottom w:type="dxa" w:w="60"/>
-              <w:right w:type="dxa" w:w="100"/>
-            </w:tcMar>
-          </w:tcPr>
-          <w:p>
-            <w:r>
-              <w:rPr>
-                <w:rFonts w:ascii="BIZ UDPゴシック" w:cs="BIZ UDPゴシック" w:eastAsia="BIZ UDPゴシック" w:hAnsi="BIZ UDPゴシック"/>
-                <w:b w:val="false"/>
-                <w:bCs w:val="false"/>
-                <w:color w:val="000000"/>
-                <w:sz w:val="18"/>
-                <w:szCs w:val="18"/>
-              </w:rPr>
-              <w:t xml:space="preserve">$2,083</w:t>
-            </w:r>
-          </w:p>
-        </w:tc>
-        <w:tc>
-          <w:tcPr>
-            <w:tcW w:type="dxa" w:w="1701"/>
-            <w:tcBorders>
-              <w:top w:val="single" w:color="CCCCCC" w:sz="4"/>
-              <w:left w:val="single" w:color="CCCCCC" w:sz="4"/>
-              <w:bottom w:val="single" w:color="CCCCCC" w:sz="4"/>
-              <w:right w:val="single" w:color="CCCCCC" w:sz="4"/>
-            </w:tcBorders>
-            <w:shd w:fill="FFFFFF" w:val="clear"/>
-            <w:tcMar>
-              <w:top w:type="dxa" w:w="60"/>
-              <w:left w:type="dxa" w:w="100"/>
-              <w:bottom w:type="dxa" w:w="60"/>
-              <w:right w:type="dxa" w:w="100"/>
-            </w:tcMar>
-          </w:tcPr>
-          <w:p>
-            <w:r>
-              <w:rPr>
-                <w:rFonts w:ascii="BIZ UDPゴシック" w:cs="BIZ UDPゴシック" w:eastAsia="BIZ UDPゴシック" w:hAnsi="BIZ UDPゴシック"/>
-                <w:b w:val="false"/>
-                <w:bCs w:val="false"/>
-                <w:color w:val="000000"/>
-                <w:sz w:val="18"/>
-                <w:szCs w:val="18"/>
-              </w:rPr>
-              <w:t xml:space="preserve">$186</w:t>
-            </w:r>
-          </w:p>
-        </w:tc>
-        <w:tc>
-          <w:tcPr>
-            <w:tcW w:type="dxa" w:w="1701"/>
-            <w:tcBorders>
-              <w:top w:val="single" w:color="CCCCCC" w:sz="4"/>
-              <w:left w:val="single" w:color="CCCCCC" w:sz="4"/>
-              <w:bottom w:val="single" w:color="CCCCCC" w:sz="4"/>
-              <w:right w:val="single" w:color="CCCCCC" w:sz="4"/>
-            </w:tcBorders>
-            <w:shd w:fill="FFFFFF" w:val="clear"/>
-            <w:tcMar>
-              <w:top w:type="dxa" w:w="60"/>
-              <w:left w:type="dxa" w:w="100"/>
-              <w:bottom w:type="dxa" w:w="60"/>
-              <w:right w:type="dxa" w:w="100"/>
-            </w:tcMar>
-          </w:tcPr>
-          <w:p>
-            <w:r>
-              <w:rPr>
-                <w:rFonts w:ascii="BIZ UDPゴシック" w:cs="BIZ UDPゴシック" w:eastAsia="BIZ UDPゴシック" w:hAnsi="BIZ UDPゴシック"/>
-                <w:b w:val="false"/>
-                <w:bCs w:val="false"/>
-                <w:color w:val="000000"/>
-                <w:sz w:val="18"/>
-                <w:szCs w:val="18"/>
-              </w:rPr>
-              <w:t xml:space="preserve">$8.30</w:t>
-            </w:r>
-          </w:p>
-        </w:tc>
-        <w:tc>
-          <w:tcPr>
-            <w:tcW w:type="dxa" w:w="1700"/>
-            <w:tcBorders>
-              <w:top w:val="single" w:color="CCCCCC" w:sz="4"/>
-              <w:left w:val="single" w:color="CCCCCC" w:sz="4"/>
-              <w:bottom w:val="single" w:color="CCCCCC" w:sz="4"/>
-              <w:right w:val="single" w:color="CCCCCC" w:sz="4"/>
-            </w:tcBorders>
-            <w:shd w:fill="FFFFFF" w:val="clear"/>
-            <w:tcMar>
-              <w:top w:type="dxa" w:w="60"/>
-              <w:left w:type="dxa" w:w="100"/>
-              <w:bottom w:type="dxa" w:w="60"/>
-              <w:right w:type="dxa" w:w="100"/>
-            </w:tcMar>
-          </w:tcPr>
-          <w:p>
-            <w:r>
-              <w:rPr>
-                <w:rFonts w:ascii="BIZ UDPゴシック" w:cs="BIZ UDPゴシック" w:eastAsia="BIZ UDPゴシック" w:hAnsi="BIZ UDPゴシック"/>
-                <w:b w:val="false"/>
-                <w:bCs w:val="false"/>
-                <w:color w:val="000000"/>
-                <w:sz w:val="18"/>
-                <w:szCs w:val="18"/>
-              </w:rPr>
-              <w:t xml:space="preserve">$2,278</w:t>
-            </w:r>
-          </w:p>
-        </w:tc>
-      </w:tr>
-      <w:tr>
-        <w:trPr>
-          <w:cantSplit/>
-        </w:trPr>
-        <w:tc>
-          <w:tcPr>
-            <w:tcW w:type="dxa" w:w="1701"/>
-            <w:tcBorders>
-              <w:top w:val="single" w:color="CCCCCC" w:sz="4"/>
-              <w:left w:val="single" w:color="CCCCCC" w:sz="4"/>
-              <w:bottom w:val="single" w:color="CCCCCC" w:sz="4"/>
-              <w:right w:val="single" w:color="CCCCCC" w:sz="4"/>
-            </w:tcBorders>
-            <w:shd w:fill="FFFFFF" w:val="clear"/>
-            <w:tcMar>
-              <w:top w:type="dxa" w:w="60"/>
-              <w:left w:type="dxa" w:w="100"/>
-              <w:bottom w:type="dxa" w:w="60"/>
-              <w:right w:type="dxa" w:w="100"/>
-            </w:tcMar>
-          </w:tcPr>
-          <w:p>
-            <w:r>
-              <w:rPr>
-                <w:rFonts w:ascii="BIZ UDPゴシック" w:cs="BIZ UDPゴシック" w:eastAsia="BIZ UDPゴシック" w:hAnsi="BIZ UDPゴシック"/>
-                <w:b w:val="false"/>
-                <w:bCs w:val="false"/>
-                <w:color w:val="000000"/>
-                <w:sz w:val="18"/>
-                <w:szCs w:val="18"/>
-              </w:rPr>
-              <w:t xml:space="preserve">2025-11</w:t>
-            </w:r>
-          </w:p>
-        </w:tc>
-        <w:tc>
-          <w:tcPr>
-            <w:tcW w:type="dxa" w:w="1701"/>
-            <w:tcBorders>
-              <w:top w:val="single" w:color="CCCCCC" w:sz="4"/>
-              <w:left w:val="single" w:color="CCCCCC" w:sz="4"/>
-              <w:bottom w:val="single" w:color="CCCCCC" w:sz="4"/>
-              <w:right w:val="single" w:color="CCCCCC" w:sz="4"/>
-            </w:tcBorders>
-            <w:shd w:fill="FFFFFF" w:val="clear"/>
-            <w:tcMar>
-              <w:top w:type="dxa" w:w="60"/>
-              <w:left w:type="dxa" w:w="100"/>
-              <w:bottom w:type="dxa" w:w="60"/>
-              <w:right w:type="dxa" w:w="100"/>
-            </w:tcMar>
-          </w:tcPr>
-          <w:p>
-            <w:r>
-              <w:rPr>
-                <w:rFonts w:ascii="BIZ UDPゴシック" w:cs="BIZ UDPゴシック" w:eastAsia="BIZ UDPゴシック" w:hAnsi="BIZ UDPゴシック"/>
-                <w:b w:val="false"/>
-                <w:bCs w:val="false"/>
-                <w:color w:val="000000"/>
-                <w:sz w:val="18"/>
-                <w:szCs w:val="18"/>
-              </w:rPr>
-              <w:t xml:space="preserve">$2,016</w:t>
-            </w:r>
-          </w:p>
-        </w:tc>
-        <w:tc>
-          <w:tcPr>
-            <w:tcW w:type="dxa" w:w="1701"/>
-            <w:tcBorders>
-              <w:top w:val="single" w:color="CCCCCC" w:sz="4"/>
-              <w:left w:val="single" w:color="CCCCCC" w:sz="4"/>
-              <w:bottom w:val="single" w:color="CCCCCC" w:sz="4"/>
-              <w:right w:val="single" w:color="CCCCCC" w:sz="4"/>
-            </w:tcBorders>
-            <w:shd w:fill="FFFFFF" w:val="clear"/>
-            <w:tcMar>
-              <w:top w:type="dxa" w:w="60"/>
-              <w:left w:type="dxa" w:w="100"/>
-              <w:bottom w:type="dxa" w:w="60"/>
-              <w:right w:type="dxa" w:w="100"/>
-            </w:tcMar>
-          </w:tcPr>
-          <w:p>
-            <w:r>
-              <w:rPr>
-                <w:rFonts w:ascii="BIZ UDPゴシック" w:cs="BIZ UDPゴシック" w:eastAsia="BIZ UDPゴシック" w:hAnsi="BIZ UDPゴシック"/>
-                <w:b w:val="false"/>
-                <w:bCs w:val="false"/>
-                <w:color w:val="000000"/>
-                <w:sz w:val="18"/>
-                <w:szCs w:val="18"/>
-              </w:rPr>
-              <w:t xml:space="preserve">$180</w:t>
-            </w:r>
-          </w:p>
-        </w:tc>
-        <w:tc>
-          <w:tcPr>
-            <w:tcW w:type="dxa" w:w="1701"/>
-            <w:tcBorders>
-              <w:top w:val="single" w:color="CCCCCC" w:sz="4"/>
-              <w:left w:val="single" w:color="CCCCCC" w:sz="4"/>
-              <w:bottom w:val="single" w:color="CCCCCC" w:sz="4"/>
-              <w:right w:val="single" w:color="CCCCCC" w:sz="4"/>
-            </w:tcBorders>
-            <w:shd w:fill="FFFFFF" w:val="clear"/>
-            <w:tcMar>
-              <w:top w:type="dxa" w:w="60"/>
-              <w:left w:type="dxa" w:w="100"/>
-              <w:bottom w:type="dxa" w:w="60"/>
-              <w:right w:type="dxa" w:w="100"/>
-            </w:tcMar>
-          </w:tcPr>
-          <w:p>
-            <w:r>
-              <w:rPr>
-                <w:rFonts w:ascii="BIZ UDPゴシック" w:cs="BIZ UDPゴシック" w:eastAsia="BIZ UDPゴシック" w:hAnsi="BIZ UDPゴシック"/>
-                <w:b w:val="false"/>
-                <w:bCs w:val="false"/>
-                <w:color w:val="000000"/>
-                <w:sz w:val="18"/>
-                <w:szCs w:val="18"/>
-              </w:rPr>
-              <w:t xml:space="preserve">$8.53</w:t>
-            </w:r>
-          </w:p>
-        </w:tc>
-        <w:tc>
-          <w:tcPr>
-            <w:tcW w:type="dxa" w:w="1700"/>
-            <w:tcBorders>
-              <w:top w:val="single" w:color="CCCCCC" w:sz="4"/>
-              <w:left w:val="single" w:color="CCCCCC" w:sz="4"/>
-              <w:bottom w:val="single" w:color="CCCCCC" w:sz="4"/>
-              <w:right w:val="single" w:color="CCCCCC" w:sz="4"/>
-            </w:tcBorders>
-            <w:shd w:fill="FFFFFF" w:val="clear"/>
-            <w:tcMar>
-              <w:top w:type="dxa" w:w="60"/>
-              <w:left w:type="dxa" w:w="100"/>
-              <w:bottom w:type="dxa" w:w="60"/>
-              <w:right w:type="dxa" w:w="100"/>
-            </w:tcMar>
-          </w:tcPr>
-          <w:p>
-            <w:r>
-              <w:rPr>
-                <w:rFonts w:ascii="BIZ UDPゴシック" w:cs="BIZ UDPゴシック" w:eastAsia="BIZ UDPゴシック" w:hAnsi="BIZ UDPゴシック"/>
-                <w:b w:val="false"/>
-                <w:bCs w:val="false"/>
-                <w:color w:val="000000"/>
-                <w:sz w:val="18"/>
-                <w:szCs w:val="18"/>
-              </w:rPr>
-              <w:t xml:space="preserve">$2,205</w:t>
-            </w:r>
-          </w:p>
-        </w:tc>
-      </w:tr>
-      <w:tr>
-        <w:trPr>
-          <w:cantSplit/>
-        </w:trPr>
-        <w:tc>
-          <w:tcPr>
-            <w:tcW w:type="dxa" w:w="1701"/>
-            <w:tcBorders>
-              <w:top w:val="single" w:color="CCCCCC" w:sz="4"/>
-              <w:left w:val="single" w:color="CCCCCC" w:sz="4"/>
-              <w:bottom w:val="single" w:color="CCCCCC" w:sz="4"/>
-              <w:right w:val="single" w:color="CCCCCC" w:sz="4"/>
-            </w:tcBorders>
-            <w:shd w:fill="FFFFFF" w:val="clear"/>
-            <w:tcMar>
-              <w:top w:type="dxa" w:w="60"/>
-              <w:left w:type="dxa" w:w="100"/>
-              <w:bottom w:type="dxa" w:w="60"/>
-              <w:right w:type="dxa" w:w="100"/>
-            </w:tcMar>
-          </w:tcPr>
-          <w:p>
-            <w:r>
-              <w:rPr>
-                <w:rFonts w:ascii="BIZ UDPゴシック" w:cs="BIZ UDPゴシック" w:eastAsia="BIZ UDPゴシック" w:hAnsi="BIZ UDPゴシック"/>
-                <w:b w:val="false"/>
-                <w:bCs w:val="false"/>
-                <w:color w:val="000000"/>
-                <w:sz w:val="18"/>
-                <w:szCs w:val="18"/>
-              </w:rPr>
-              <w:t xml:space="preserve">2025-12</w:t>
-            </w:r>
-          </w:p>
-        </w:tc>
-        <w:tc>
-          <w:tcPr>
-            <w:tcW w:type="dxa" w:w="1701"/>
-            <w:tcBorders>
-              <w:top w:val="single" w:color="CCCCCC" w:sz="4"/>
-              <w:left w:val="single" w:color="CCCCCC" w:sz="4"/>
-              <w:bottom w:val="single" w:color="CCCCCC" w:sz="4"/>
-              <w:right w:val="single" w:color="CCCCCC" w:sz="4"/>
-            </w:tcBorders>
-            <w:shd w:fill="FFFFFF" w:val="clear"/>
-            <w:tcMar>
-              <w:top w:type="dxa" w:w="60"/>
-              <w:left w:type="dxa" w:w="100"/>
-              <w:bottom w:type="dxa" w:w="60"/>
-              <w:right w:type="dxa" w:w="100"/>
-            </w:tcMar>
-          </w:tcPr>
-          <w:p>
-            <w:r>
-              <w:rPr>
-                <w:rFonts w:ascii="BIZ UDPゴシック" w:cs="BIZ UDPゴシック" w:eastAsia="BIZ UDPゴシック" w:hAnsi="BIZ UDPゴシック"/>
-                <w:b w:val="false"/>
-                <w:bCs w:val="false"/>
-                <w:color w:val="000000"/>
-                <w:sz w:val="18"/>
-                <w:szCs w:val="18"/>
-              </w:rPr>
-              <w:t xml:space="preserve">$2,083</w:t>
-            </w:r>
-          </w:p>
-        </w:tc>
-        <w:tc>
-          <w:tcPr>
-            <w:tcW w:type="dxa" w:w="1701"/>
-            <w:tcBorders>
-              <w:top w:val="single" w:color="CCCCCC" w:sz="4"/>
-              <w:left w:val="single" w:color="CCCCCC" w:sz="4"/>
-              <w:bottom w:val="single" w:color="CCCCCC" w:sz="4"/>
-              <w:right w:val="single" w:color="CCCCCC" w:sz="4"/>
-            </w:tcBorders>
-            <w:shd w:fill="FFFFFF" w:val="clear"/>
-            <w:tcMar>
-              <w:top w:type="dxa" w:w="60"/>
-              <w:left w:type="dxa" w:w="100"/>
-              <w:bottom w:type="dxa" w:w="60"/>
-              <w:right w:type="dxa" w:w="100"/>
-            </w:tcMar>
-          </w:tcPr>
-          <w:p>
-            <w:r>
-              <w:rPr>
-                <w:rFonts w:ascii="BIZ UDPゴシック" w:cs="BIZ UDPゴシック" w:eastAsia="BIZ UDPゴシック" w:hAnsi="BIZ UDPゴシック"/>
-                <w:b w:val="false"/>
-                <w:bCs w:val="false"/>
-                <w:color w:val="000000"/>
-                <w:sz w:val="18"/>
-                <w:szCs w:val="18"/>
-              </w:rPr>
-              <w:t xml:space="preserve">$186</w:t>
-            </w:r>
-          </w:p>
-        </w:tc>
-        <w:tc>
-          <w:tcPr>
-            <w:tcW w:type="dxa" w:w="1701"/>
-            <w:tcBorders>
-              <w:top w:val="single" w:color="CCCCCC" w:sz="4"/>
-              <w:left w:val="single" w:color="CCCCCC" w:sz="4"/>
-              <w:bottom w:val="single" w:color="CCCCCC" w:sz="4"/>
-              <w:right w:val="single" w:color="CCCCCC" w:sz="4"/>
-            </w:tcBorders>
-            <w:shd w:fill="FFFFFF" w:val="clear"/>
-            <w:tcMar>
-              <w:top w:type="dxa" w:w="60"/>
-              <w:left w:type="dxa" w:w="100"/>
-              <w:bottom w:type="dxa" w:w="60"/>
-              <w:right w:type="dxa" w:w="100"/>
-            </w:tcMar>
-          </w:tcPr>
-          <w:p>
-            <w:r>
-              <w:rPr>
-                <w:rFonts w:ascii="BIZ UDPゴシック" w:cs="BIZ UDPゴシック" w:eastAsia="BIZ UDPゴシック" w:hAnsi="BIZ UDPゴシック"/>
-                <w:b w:val="false"/>
-                <w:bCs w:val="false"/>
-                <w:color w:val="000000"/>
-                <w:sz w:val="18"/>
-                <w:szCs w:val="18"/>
-              </w:rPr>
-              <w:t xml:space="preserve">$8.79</w:t>
-            </w:r>
-          </w:p>
-        </w:tc>
-        <w:tc>
-          <w:tcPr>
-            <w:tcW w:type="dxa" w:w="1700"/>
-            <w:tcBorders>
-              <w:top w:val="single" w:color="CCCCCC" w:sz="4"/>
-              <w:left w:val="single" w:color="CCCCCC" w:sz="4"/>
-              <w:bottom w:val="single" w:color="CCCCCC" w:sz="4"/>
-              <w:right w:val="single" w:color="CCCCCC" w:sz="4"/>
-            </w:tcBorders>
-            <w:shd w:fill="FFFFFF" w:val="clear"/>
-            <w:tcMar>
-              <w:top w:type="dxa" w:w="60"/>
-              <w:left w:type="dxa" w:w="100"/>
-              <w:bottom w:type="dxa" w:w="60"/>
-              <w:right w:type="dxa" w:w="100"/>
-            </w:tcMar>
-          </w:tcPr>
-          <w:p>
-            <w:r>
-              <w:rPr>
-                <w:rFonts w:ascii="BIZ UDPゴシック" w:cs="BIZ UDPゴシック" w:eastAsia="BIZ UDPゴシック" w:hAnsi="BIZ UDPゴシック"/>
-                <w:b w:val="false"/>
-                <w:bCs w:val="false"/>
-                <w:color w:val="000000"/>
-                <w:sz w:val="18"/>
-                <w:szCs w:val="18"/>
-              </w:rPr>
-              <w:t xml:space="preserve">$2,278</w:t>
-            </w:r>
-          </w:p>
-        </w:tc>
-      </w:tr>
-      <w:tr>
-        <w:trPr>
-          <w:cantSplit/>
-        </w:trPr>
-        <w:tc>
-          <w:tcPr>
-            <w:tcW w:type="dxa" w:w="1701"/>
-            <w:tcBorders>
-              <w:top w:val="single" w:color="CCCCCC" w:sz="4"/>
-              <w:left w:val="single" w:color="CCCCCC" w:sz="4"/>
-              <w:bottom w:val="single" w:color="CCCCCC" w:sz="4"/>
-              <w:right w:val="single" w:color="CCCCCC" w:sz="4"/>
-            </w:tcBorders>
-            <w:shd w:fill="FFFFFF" w:val="clear"/>
-            <w:tcMar>
-              <w:top w:type="dxa" w:w="60"/>
-              <w:left w:type="dxa" w:w="100"/>
-              <w:bottom w:type="dxa" w:w="60"/>
-              <w:right w:type="dxa" w:w="100"/>
-            </w:tcMar>
-          </w:tcPr>
-          <w:p>
-            <w:r>
-              <w:rPr>
-                <w:rFonts w:ascii="BIZ UDPゴシック" w:cs="BIZ UDPゴシック" w:eastAsia="BIZ UDPゴシック" w:hAnsi="BIZ UDPゴシック"/>
-                <w:b w:val="false"/>
-                <w:bCs w:val="false"/>
-                <w:color w:val="000000"/>
-                <w:sz w:val="18"/>
-                <w:szCs w:val="18"/>
-              </w:rPr>
-              <w:t xml:space="preserve">2026-01</w:t>
-            </w:r>
-          </w:p>
-        </w:tc>
-        <w:tc>
-          <w:tcPr>
-            <w:tcW w:type="dxa" w:w="1701"/>
-            <w:tcBorders>
-              <w:top w:val="single" w:color="CCCCCC" w:sz="4"/>
-              <w:left w:val="single" w:color="CCCCCC" w:sz="4"/>
-              <w:bottom w:val="single" w:color="CCCCCC" w:sz="4"/>
-              <w:right w:val="single" w:color="CCCCCC" w:sz="4"/>
-            </w:tcBorders>
-            <w:shd w:fill="FFFFFF" w:val="clear"/>
-            <w:tcMar>
-              <w:top w:type="dxa" w:w="60"/>
-              <w:left w:type="dxa" w:w="100"/>
-              <w:bottom w:type="dxa" w:w="60"/>
-              <w:right w:type="dxa" w:w="100"/>
-            </w:tcMar>
-          </w:tcPr>
-          <w:p>
-            <w:r>
-              <w:rPr>
-                <w:rFonts w:ascii="BIZ UDPゴシック" w:cs="BIZ UDPゴシック" w:eastAsia="BIZ UDPゴシック" w:hAnsi="BIZ UDPゴシック"/>
-                <w:b w:val="false"/>
-                <w:bCs w:val="false"/>
-                <w:color w:val="000000"/>
-                <w:sz w:val="18"/>
-                <w:szCs w:val="18"/>
-              </w:rPr>
-              <w:t xml:space="preserve">$2,083</w:t>
-            </w:r>
-          </w:p>
-        </w:tc>
-        <w:tc>
-          <w:tcPr>
-            <w:tcW w:type="dxa" w:w="1701"/>
-            <w:tcBorders>
-              <w:top w:val="single" w:color="CCCCCC" w:sz="4"/>
-              <w:left w:val="single" w:color="CCCCCC" w:sz="4"/>
-              <w:bottom w:val="single" w:color="CCCCCC" w:sz="4"/>
-              <w:right w:val="single" w:color="CCCCCC" w:sz="4"/>
-            </w:tcBorders>
-            <w:shd w:fill="FFFFFF" w:val="clear"/>
-            <w:tcMar>
-              <w:top w:type="dxa" w:w="60"/>
-              <w:left w:type="dxa" w:w="100"/>
-              <w:bottom w:type="dxa" w:w="60"/>
-              <w:right w:type="dxa" w:w="100"/>
-            </w:tcMar>
-          </w:tcPr>
-          <w:p>
-            <w:r>
-              <w:rPr>
-                <w:rFonts w:ascii="BIZ UDPゴシック" w:cs="BIZ UDPゴシック" w:eastAsia="BIZ UDPゴシック" w:hAnsi="BIZ UDPゴシック"/>
-                <w:b w:val="false"/>
-                <w:bCs w:val="false"/>
-                <w:color w:val="000000"/>
-                <w:sz w:val="18"/>
-                <w:szCs w:val="18"/>
-              </w:rPr>
-              <w:t xml:space="preserve">$186</w:t>
-            </w:r>
-          </w:p>
-        </w:tc>
-        <w:tc>
-          <w:tcPr>
-            <w:tcW w:type="dxa" w:w="1701"/>
-            <w:tcBorders>
-              <w:top w:val="single" w:color="CCCCCC" w:sz="4"/>
-              <w:left w:val="single" w:color="CCCCCC" w:sz="4"/>
-              <w:bottom w:val="single" w:color="CCCCCC" w:sz="4"/>
-              <w:right w:val="single" w:color="CCCCCC" w:sz="4"/>
-            </w:tcBorders>
-            <w:shd w:fill="FFFFFF" w:val="clear"/>
-            <w:tcMar>
-              <w:top w:type="dxa" w:w="60"/>
-              <w:left w:type="dxa" w:w="100"/>
-              <w:bottom w:type="dxa" w:w="60"/>
-              <w:right w:type="dxa" w:w="100"/>
-            </w:tcMar>
-          </w:tcPr>
-          <w:p>
-            <w:r>
-              <w:rPr>
-                <w:rFonts w:ascii="BIZ UDPゴシック" w:cs="BIZ UDPゴシック" w:eastAsia="BIZ UDPゴシック" w:hAnsi="BIZ UDPゴシック"/>
-                <w:b w:val="false"/>
-                <w:bCs w:val="false"/>
-                <w:color w:val="000000"/>
-                <w:sz w:val="18"/>
-                <w:szCs w:val="18"/>
-              </w:rPr>
-              <w:t xml:space="preserve">$11.10</w:t>
-            </w:r>
-          </w:p>
-        </w:tc>
-        <w:tc>
-          <w:tcPr>
-            <w:tcW w:type="dxa" w:w="1700"/>
-            <w:tcBorders>
-              <w:top w:val="single" w:color="CCCCCC" w:sz="4"/>
-              <w:left w:val="single" w:color="CCCCCC" w:sz="4"/>
-              <w:bottom w:val="single" w:color="CCCCCC" w:sz="4"/>
-              <w:right w:val="single" w:color="CCCCCC" w:sz="4"/>
-            </w:tcBorders>
-            <w:shd w:fill="FFFFFF" w:val="clear"/>
-            <w:tcMar>
-              <w:top w:type="dxa" w:w="60"/>
-              <w:left w:type="dxa" w:w="100"/>
-              <w:bottom w:type="dxa" w:w="60"/>
-              <w:right w:type="dxa" w:w="100"/>
-            </w:tcMar>
-          </w:tcPr>
-          <w:p>
-            <w:r>
-              <w:rPr>
-                <w:rFonts w:ascii="BIZ UDPゴシック" w:cs="BIZ UDPゴシック" w:eastAsia="BIZ UDPゴシック" w:hAnsi="BIZ UDPゴシック"/>
-                <w:b w:val="false"/>
-                <w:bCs w:val="false"/>
-                <w:color w:val="000000"/>
-                <w:sz w:val="18"/>
-                <w:szCs w:val="18"/>
-              </w:rPr>
-              <w:t xml:space="preserve">$2,280</w:t>
-            </w:r>
-          </w:p>
-        </w:tc>
-      </w:tr>
-      <w:tr>
-        <w:trPr>
-          <w:cantSplit/>
-        </w:trPr>
-        <w:tc>
-          <w:tcPr>
-            <w:tcW w:type="dxa" w:w="1701"/>
-            <w:tcBorders>
-              <w:top w:val="single" w:color="CCCCCC" w:sz="4"/>
-              <w:left w:val="single" w:color="CCCCCC" w:sz="4"/>
-              <w:bottom w:val="single" w:color="CCCCCC" w:sz="4"/>
-              <w:right w:val="single" w:color="CCCCCC" w:sz="4"/>
-            </w:tcBorders>
-            <w:shd w:fill="FFFFFF" w:val="clear"/>
-            <w:tcMar>
-              <w:top w:type="dxa" w:w="60"/>
-              <w:left w:type="dxa" w:w="100"/>
-              <w:bottom w:type="dxa" w:w="60"/>
-              <w:right w:type="dxa" w:w="100"/>
-            </w:tcMar>
-          </w:tcPr>
-          <w:p>
-            <w:r>
-              <w:rPr>
-                <w:rFonts w:ascii="BIZ UDPゴシック" w:cs="BIZ UDPゴシック" w:eastAsia="BIZ UDPゴシック" w:hAnsi="BIZ UDPゴシック"/>
-                <w:b w:val="false"/>
-                <w:bCs w:val="false"/>
-                <w:color w:val="000000"/>
-                <w:sz w:val="18"/>
-                <w:szCs w:val="18"/>
-              </w:rPr>
-              <w:t xml:space="preserve">2026-02</w:t>
-            </w:r>
-          </w:p>
-        </w:tc>
-        <w:tc>
-          <w:tcPr>
-            <w:tcW w:type="dxa" w:w="1701"/>
-            <w:tcBorders>
-              <w:top w:val="single" w:color="CCCCCC" w:sz="4"/>
-              <w:left w:val="single" w:color="CCCCCC" w:sz="4"/>
-              <w:bottom w:val="single" w:color="CCCCCC" w:sz="4"/>
-              <w:right w:val="single" w:color="CCCCCC" w:sz="4"/>
-            </w:tcBorders>
-            <w:shd w:fill="FFFFFF" w:val="clear"/>
-            <w:tcMar>
-              <w:top w:type="dxa" w:w="60"/>
-              <w:left w:type="dxa" w:w="100"/>
-              <w:bottom w:type="dxa" w:w="60"/>
-              <w:right w:type="dxa" w:w="100"/>
-            </w:tcMar>
-          </w:tcPr>
-          <w:p>
-            <w:r>
-              <w:rPr>
-                <w:rFonts w:ascii="BIZ UDPゴシック" w:cs="BIZ UDPゴシック" w:eastAsia="BIZ UDPゴシック" w:hAnsi="BIZ UDPゴシック"/>
-                <w:b w:val="false"/>
-                <w:bCs w:val="false"/>
-                <w:color w:val="000000"/>
-                <w:sz w:val="18"/>
-                <w:szCs w:val="18"/>
-              </w:rPr>
-              <w:t xml:space="preserve">$1,882</w:t>
-            </w:r>
-          </w:p>
-        </w:tc>
-        <w:tc>
-          <w:tcPr>
-            <w:tcW w:type="dxa" w:w="1701"/>
-            <w:tcBorders>
-              <w:top w:val="single" w:color="CCCCCC" w:sz="4"/>
-              <w:left w:val="single" w:color="CCCCCC" w:sz="4"/>
-              <w:bottom w:val="single" w:color="CCCCCC" w:sz="4"/>
-              <w:right w:val="single" w:color="CCCCCC" w:sz="4"/>
-            </w:tcBorders>
-            <w:shd w:fill="FFFFFF" w:val="clear"/>
-            <w:tcMar>
-              <w:top w:type="dxa" w:w="60"/>
-              <w:left w:type="dxa" w:w="100"/>
-              <w:bottom w:type="dxa" w:w="60"/>
-              <w:right w:type="dxa" w:w="100"/>
-            </w:tcMar>
-          </w:tcPr>
-          <w:p>
-            <w:r>
-              <w:rPr>
-                <w:rFonts w:ascii="BIZ UDPゴシック" w:cs="BIZ UDPゴシック" w:eastAsia="BIZ UDPゴシック" w:hAnsi="BIZ UDPゴシック"/>
-                <w:b w:val="false"/>
-                <w:bCs w:val="false"/>
-                <w:color w:val="000000"/>
-                <w:sz w:val="18"/>
-                <w:szCs w:val="18"/>
-              </w:rPr>
-              <w:t xml:space="preserve">$168</w:t>
-            </w:r>
-          </w:p>
-        </w:tc>
-        <w:tc>
-          <w:tcPr>
-            <w:tcW w:type="dxa" w:w="1701"/>
-            <w:tcBorders>
-              <w:top w:val="single" w:color="CCCCCC" w:sz="4"/>
-              <w:left w:val="single" w:color="CCCCCC" w:sz="4"/>
-              <w:bottom w:val="single" w:color="CCCCCC" w:sz="4"/>
-              <w:right w:val="single" w:color="CCCCCC" w:sz="4"/>
-            </w:tcBorders>
-            <w:shd w:fill="FFFFFF" w:val="clear"/>
-            <w:tcMar>
-              <w:top w:type="dxa" w:w="60"/>
-              <w:left w:type="dxa" w:w="100"/>
-              <w:bottom w:type="dxa" w:w="60"/>
-              <w:right w:type="dxa" w:w="100"/>
-            </w:tcMar>
-          </w:tcPr>
-          <w:p>
-            <w:r>
-              <w:rPr>
-                <w:rFonts w:ascii="BIZ UDPゴシック" w:cs="BIZ UDPゴシック" w:eastAsia="BIZ UDPゴシック" w:hAnsi="BIZ UDPゴシック"/>
-                <w:b w:val="false"/>
-                <w:bCs w:val="false"/>
-                <w:color w:val="000000"/>
-                <w:sz w:val="18"/>
-                <w:szCs w:val="18"/>
-              </w:rPr>
-              <w:t xml:space="preserve">$11.48</w:t>
-            </w:r>
-          </w:p>
-        </w:tc>
-        <w:tc>
-          <w:tcPr>
-            <w:tcW w:type="dxa" w:w="1700"/>
-            <w:tcBorders>
-              <w:top w:val="single" w:color="CCCCCC" w:sz="4"/>
-              <w:left w:val="single" w:color="CCCCCC" w:sz="4"/>
-              <w:bottom w:val="single" w:color="CCCCCC" w:sz="4"/>
-              <w:right w:val="single" w:color="CCCCCC" w:sz="4"/>
-            </w:tcBorders>
-            <w:shd w:fill="FFFFFF" w:val="clear"/>
-            <w:tcMar>
-              <w:top w:type="dxa" w:w="60"/>
-              <w:left w:type="dxa" w:w="100"/>
-              <w:bottom w:type="dxa" w:w="60"/>
-              <w:right w:type="dxa" w:w="100"/>
-            </w:tcMar>
-          </w:tcPr>
-          <w:p>
-            <w:r>
-              <w:rPr>
-                <w:rFonts w:ascii="BIZ UDPゴシック" w:cs="BIZ UDPゴシック" w:eastAsia="BIZ UDPゴシック" w:hAnsi="BIZ UDPゴシック"/>
-                <w:b w:val="false"/>
-                <w:bCs w:val="false"/>
-                <w:color w:val="000000"/>
-                <w:sz w:val="18"/>
-                <w:szCs w:val="18"/>
-              </w:rPr>
-              <w:t xml:space="preserve">$2,061</w:t>
-            </w:r>
-          </w:p>
-        </w:tc>
-      </w:tr>
-      <w:tr>
-        <w:trPr>
-          <w:cantSplit/>
-        </w:trPr>
-        <w:tc>
-          <w:tcPr>
-            <w:tcW w:type="dxa" w:w="1701"/>
-            <w:tcBorders>
-              <w:top w:val="single" w:color="CCCCCC" w:sz="4"/>
-              <w:left w:val="single" w:color="CCCCCC" w:sz="4"/>
-              <w:bottom w:val="single" w:color="CCCCCC" w:sz="4"/>
-              <w:right w:val="single" w:color="CCCCCC" w:sz="4"/>
-            </w:tcBorders>
-            <w:shd w:fill="FFFFFF" w:val="clear"/>
-            <w:tcMar>
-              <w:top w:type="dxa" w:w="60"/>
-              <w:left w:type="dxa" w:w="100"/>
-              <w:bottom w:type="dxa" w:w="60"/>
-              <w:right w:type="dxa" w:w="100"/>
-            </w:tcMar>
-          </w:tcPr>
-          <w:p>
-            <w:r>
-              <w:rPr>
-                <w:rFonts w:ascii="BIZ UDPゴシック" w:cs="BIZ UDPゴシック" w:eastAsia="BIZ UDPゴシック" w:hAnsi="BIZ UDPゴシック"/>
-                <w:b w:val="false"/>
-                <w:bCs w:val="false"/>
-                <w:color w:val="000000"/>
-                <w:sz w:val="18"/>
-                <w:szCs w:val="18"/>
-              </w:rPr>
-              <w:t xml:space="preserve">月平均</w:t>
-            </w:r>
-          </w:p>
-        </w:tc>
-        <w:tc>
-          <w:tcPr>
-            <w:tcW w:type="dxa" w:w="1701"/>
-            <w:tcBorders>
-              <w:top w:val="single" w:color="CCCCCC" w:sz="4"/>
-              <w:left w:val="single" w:color="CCCCCC" w:sz="4"/>
-              <w:bottom w:val="single" w:color="CCCCCC" w:sz="4"/>
-              <w:right w:val="single" w:color="CCCCCC" w:sz="4"/>
-            </w:tcBorders>
-            <w:shd w:fill="FFFFFF" w:val="clear"/>
-            <w:tcMar>
-              <w:top w:type="dxa" w:w="60"/>
-              <w:left w:type="dxa" w:w="100"/>
-              <w:bottom w:type="dxa" w:w="60"/>
-              <w:right w:type="dxa" w:w="100"/>
-            </w:tcMar>
-          </w:tcPr>
-          <w:p>
-            <w:r>
-              <w:rPr>
-                <w:rFonts w:ascii="BIZ UDPゴシック" w:cs="BIZ UDPゴシック" w:eastAsia="BIZ UDPゴシック" w:hAnsi="BIZ UDPゴシック"/>
-                <w:b w:val="false"/>
-                <w:bCs w:val="false"/>
-                <w:color w:val="000000"/>
-                <w:sz w:val="18"/>
-                <w:szCs w:val="18"/>
-              </w:rPr>
-              <w:t xml:space="preserve">$2,027</w:t>
-            </w:r>
-          </w:p>
-        </w:tc>
-        <w:tc>
-          <w:tcPr>
-            <w:tcW w:type="dxa" w:w="1701"/>
-            <w:tcBorders>
-              <w:top w:val="single" w:color="CCCCCC" w:sz="4"/>
-              <w:left w:val="single" w:color="CCCCCC" w:sz="4"/>
-              <w:bottom w:val="single" w:color="CCCCCC" w:sz="4"/>
-              <w:right w:val="single" w:color="CCCCCC" w:sz="4"/>
-            </w:tcBorders>
-            <w:shd w:fill="FFFFFF" w:val="clear"/>
-            <w:tcMar>
-              <w:top w:type="dxa" w:w="60"/>
-              <w:left w:type="dxa" w:w="100"/>
-              <w:bottom w:type="dxa" w:w="60"/>
-              <w:right w:type="dxa" w:w="100"/>
-            </w:tcMar>
-          </w:tcPr>
-          <w:p>
-            <w:r>
-              <w:rPr>
-                <w:rFonts w:ascii="BIZ UDPゴシック" w:cs="BIZ UDPゴシック" w:eastAsia="BIZ UDPゴシック" w:hAnsi="BIZ UDPゴシック"/>
-                <w:b w:val="false"/>
-                <w:bCs w:val="false"/>
-                <w:color w:val="000000"/>
-                <w:sz w:val="18"/>
-                <w:szCs w:val="18"/>
-              </w:rPr>
-              <w:t xml:space="preserve">$181</w:t>
-            </w:r>
-          </w:p>
-        </w:tc>
-        <w:tc>
-          <w:tcPr>
-            <w:tcW w:type="dxa" w:w="1701"/>
-            <w:tcBorders>
-              <w:top w:val="single" w:color="CCCCCC" w:sz="4"/>
-              <w:left w:val="single" w:color="CCCCCC" w:sz="4"/>
-              <w:bottom w:val="single" w:color="CCCCCC" w:sz="4"/>
-              <w:right w:val="single" w:color="CCCCCC" w:sz="4"/>
-            </w:tcBorders>
-            <w:shd w:fill="FFFFFF" w:val="clear"/>
-            <w:tcMar>
-              <w:top w:type="dxa" w:w="60"/>
-              <w:left w:type="dxa" w:w="100"/>
-              <w:bottom w:type="dxa" w:w="60"/>
-              <w:right w:type="dxa" w:w="100"/>
-            </w:tcMar>
-          </w:tcPr>
-          <w:p>
-            <w:r>
-              <w:rPr>
-                <w:rFonts w:ascii="BIZ UDPゴシック" w:cs="BIZ UDPゴシック" w:eastAsia="BIZ UDPゴシック" w:hAnsi="BIZ UDPゴシック"/>
-                <w:b w:val="false"/>
-                <w:bCs w:val="false"/>
-                <w:color w:val="000000"/>
-                <w:sz w:val="18"/>
-                <w:szCs w:val="18"/>
-              </w:rPr>
-              <w:t xml:space="preserve">$9</w:t>
-            </w:r>
-          </w:p>
-        </w:tc>
-        <w:tc>
-          <w:tcPr>
-            <w:tcW w:type="dxa" w:w="1700"/>
-            <w:tcBorders>
-              <w:top w:val="single" w:color="CCCCCC" w:sz="4"/>
-              <w:left w:val="single" w:color="CCCCCC" w:sz="4"/>
-              <w:bottom w:val="single" w:color="CCCCCC" w:sz="4"/>
-              <w:right w:val="single" w:color="CCCCCC" w:sz="4"/>
-            </w:tcBorders>
-            <w:shd w:fill="FFFFFF" w:val="clear"/>
-            <w:tcMar>
-              <w:top w:type="dxa" w:w="60"/>
-              <w:left w:type="dxa" w:w="100"/>
-              <w:bottom w:type="dxa" w:w="60"/>
-              <w:right w:type="dxa" w:w="100"/>
-            </w:tcMar>
-          </w:tcPr>
-          <w:p>
-            <w:r>
-              <w:rPr>
-                <w:rFonts w:ascii="BIZ UDPゴシック" w:cs="BIZ UDPゴシック" w:eastAsia="BIZ UDPゴシック" w:hAnsi="BIZ UDPゴシック"/>
-                <w:b w:val="false"/>
-                <w:bCs w:val="false"/>
-                <w:color w:val="000000"/>
-                <w:sz w:val="18"/>
-                <w:szCs w:val="18"/>
-              </w:rPr>
-              <w:t xml:space="preserve">$2,218</w:t>
-            </w:r>
-          </w:p>
-        </w:tc>
-      </w:tr>
-    </w:tbl>
-    <w:p>
-      <w:pPr>
-        <w:pStyle w:val="Heading2"/>
-      </w:pPr>
-      <w:r>
-        <w:rPr>
-          <w:rFonts w:ascii="BIZ UDPゴシック" w:cs="BIZ UDPゴシック" w:eastAsia="BIZ UDPゴシック" w:hAnsi="BIZ UDPゴシック"/>
-          <w:b/>
-          <w:bCs/>
-          <w:sz w:val="24"/>
-          <w:szCs w:val="24"/>
-        </w:rPr>
-        <w:t xml:space="preserve">■ ダウンサイジング案比較</w:t>
+        <w:t xml:space="preserve">3. コスト実績・削減試算</w:t>
       </w:r>
     </w:p>
     <w:tbl>
@@ -5424,7 +4043,6 @@
                 <w:rFonts w:ascii="BIZ UDPゴシック" w:cs="BIZ UDPゴシック" w:eastAsia="BIZ UDPゴシック" w:hAnsi="BIZ UDPゴシック"/>
                 <w:b/>
                 <w:bCs/>
-                <w:color w:val="000000"/>
                 <w:sz w:val="18"/>
                 <w:szCs w:val="18"/>
               </w:rPr>
@@ -5455,7 +4073,6 @@
                 <w:rFonts w:ascii="BIZ UDPゴシック" w:cs="BIZ UDPゴシック" w:eastAsia="BIZ UDPゴシック" w:hAnsi="BIZ UDPゴシック"/>
                 <w:b/>
                 <w:bCs/>
-                <w:color w:val="000000"/>
                 <w:sz w:val="18"/>
                 <w:szCs w:val="18"/>
               </w:rPr>
@@ -5486,7 +4103,6 @@
                 <w:rFonts w:ascii="BIZ UDPゴシック" w:cs="BIZ UDPゴシック" w:eastAsia="BIZ UDPゴシック" w:hAnsi="BIZ UDPゴシック"/>
                 <w:b/>
                 <w:bCs/>
-                <w:color w:val="000000"/>
                 <w:sz w:val="18"/>
                 <w:szCs w:val="18"/>
               </w:rPr>
@@ -5517,7 +4133,6 @@
                 <w:rFonts w:ascii="BIZ UDPゴシック" w:cs="BIZ UDPゴシック" w:eastAsia="BIZ UDPゴシック" w:hAnsi="BIZ UDPゴシック"/>
                 <w:b/>
                 <w:bCs/>
-                <w:color w:val="000000"/>
                 <w:sz w:val="18"/>
                 <w:szCs w:val="18"/>
               </w:rPr>
@@ -5548,7 +4163,6 @@
                 <w:rFonts w:ascii="BIZ UDPゴシック" w:cs="BIZ UDPゴシック" w:eastAsia="BIZ UDPゴシック" w:hAnsi="BIZ UDPゴシック"/>
                 <w:b/>
                 <w:bCs/>
-                <w:color w:val="000000"/>
                 <w:sz w:val="18"/>
                 <w:szCs w:val="18"/>
               </w:rPr>
@@ -5584,7 +4198,6 @@
                 <w:rFonts w:ascii="BIZ UDPゴシック" w:cs="BIZ UDPゴシック" w:eastAsia="BIZ UDPゴシック" w:hAnsi="BIZ UDPゴシック"/>
                 <w:b w:val="false"/>
                 <w:bCs w:val="false"/>
-                <w:color w:val="000000"/>
                 <w:sz w:val="18"/>
                 <w:szCs w:val="18"/>
               </w:rPr>
@@ -5615,7 +4228,6 @@
                 <w:rFonts w:ascii="BIZ UDPゴシック" w:cs="BIZ UDPゴシック" w:eastAsia="BIZ UDPゴシック" w:hAnsi="BIZ UDPゴシック"/>
                 <w:b w:val="false"/>
                 <w:bCs w:val="false"/>
-                <w:color w:val="000000"/>
                 <w:sz w:val="18"/>
                 <w:szCs w:val="18"/>
               </w:rPr>
@@ -5646,7 +4258,6 @@
                 <w:rFonts w:ascii="BIZ UDPゴシック" w:cs="BIZ UDPゴシック" w:eastAsia="BIZ UDPゴシック" w:hAnsi="BIZ UDPゴシック"/>
                 <w:b w:val="false"/>
                 <w:bCs w:val="false"/>
-                <w:color w:val="000000"/>
                 <w:sz w:val="18"/>
                 <w:szCs w:val="18"/>
               </w:rPr>
@@ -5677,7 +4288,6 @@
                 <w:rFonts w:ascii="BIZ UDPゴシック" w:cs="BIZ UDPゴシック" w:eastAsia="BIZ UDPゴシック" w:hAnsi="BIZ UDPゴシック"/>
                 <w:b w:val="false"/>
                 <w:bCs w:val="false"/>
-                <w:color w:val="000000"/>
                 <w:sz w:val="18"/>
                 <w:szCs w:val="18"/>
               </w:rPr>
@@ -5708,7 +4318,6 @@
                 <w:rFonts w:ascii="BIZ UDPゴシック" w:cs="BIZ UDPゴシック" w:eastAsia="BIZ UDPゴシック" w:hAnsi="BIZ UDPゴシック"/>
                 <w:b w:val="false"/>
                 <w:bCs w:val="false"/>
-                <w:color w:val="000000"/>
                 <w:sz w:val="18"/>
                 <w:szCs w:val="18"/>
               </w:rPr>
@@ -5744,7 +4353,6 @@
                 <w:rFonts w:ascii="BIZ UDPゴシック" w:cs="BIZ UDPゴシック" w:eastAsia="BIZ UDPゴシック" w:hAnsi="BIZ UDPゴシック"/>
                 <w:b w:val="false"/>
                 <w:bCs w:val="false"/>
-                <w:color w:val="000000"/>
                 <w:sz w:val="18"/>
                 <w:szCs w:val="18"/>
               </w:rPr>
@@ -5775,7 +4383,6 @@
                 <w:rFonts w:ascii="BIZ UDPゴシック" w:cs="BIZ UDPゴシック" w:eastAsia="BIZ UDPゴシック" w:hAnsi="BIZ UDPゴシック"/>
                 <w:b w:val="false"/>
                 <w:bCs w:val="false"/>
-                <w:color w:val="000000"/>
                 <w:sz w:val="18"/>
                 <w:szCs w:val="18"/>
               </w:rPr>
@@ -5806,7 +4413,6 @@
                 <w:rFonts w:ascii="BIZ UDPゴシック" w:cs="BIZ UDPゴシック" w:eastAsia="BIZ UDPゴシック" w:hAnsi="BIZ UDPゴシック"/>
                 <w:b w:val="false"/>
                 <w:bCs w:val="false"/>
-                <w:color w:val="000000"/>
                 <w:sz w:val="18"/>
                 <w:szCs w:val="18"/>
               </w:rPr>
@@ -5837,7 +4443,6 @@
                 <w:rFonts w:ascii="BIZ UDPゴシック" w:cs="BIZ UDPゴシック" w:eastAsia="BIZ UDPゴシック" w:hAnsi="BIZ UDPゴシック"/>
                 <w:b w:val="false"/>
                 <w:bCs w:val="false"/>
-                <w:color w:val="000000"/>
                 <w:sz w:val="18"/>
                 <w:szCs w:val="18"/>
               </w:rPr>
@@ -5868,7 +4473,6 @@
                 <w:rFonts w:ascii="BIZ UDPゴシック" w:cs="BIZ UDPゴシック" w:eastAsia="BIZ UDPゴシック" w:hAnsi="BIZ UDPゴシック"/>
                 <w:b w:val="false"/>
                 <w:bCs w:val="false"/>
-                <w:color w:val="000000"/>
                 <w:sz w:val="18"/>
                 <w:szCs w:val="18"/>
               </w:rPr>
@@ -5904,7 +4508,6 @@
                 <w:rFonts w:ascii="BIZ UDPゴシック" w:cs="BIZ UDPゴシック" w:eastAsia="BIZ UDPゴシック" w:hAnsi="BIZ UDPゴシック"/>
                 <w:b w:val="false"/>
                 <w:bCs w:val="false"/>
-                <w:color w:val="000000"/>
                 <w:sz w:val="18"/>
                 <w:szCs w:val="18"/>
               </w:rPr>
@@ -5935,7 +4538,6 @@
                 <w:rFonts w:ascii="BIZ UDPゴシック" w:cs="BIZ UDPゴシック" w:eastAsia="BIZ UDPゴシック" w:hAnsi="BIZ UDPゴシック"/>
                 <w:b w:val="false"/>
                 <w:bCs w:val="false"/>
-                <w:color w:val="000000"/>
                 <w:sz w:val="18"/>
                 <w:szCs w:val="18"/>
               </w:rPr>
@@ -5966,7 +4568,6 @@
                 <w:rFonts w:ascii="BIZ UDPゴシック" w:cs="BIZ UDPゴシック" w:eastAsia="BIZ UDPゴシック" w:hAnsi="BIZ UDPゴシック"/>
                 <w:b w:val="false"/>
                 <w:bCs w:val="false"/>
-                <w:color w:val="000000"/>
                 <w:sz w:val="18"/>
                 <w:szCs w:val="18"/>
               </w:rPr>
@@ -5997,7 +4598,6 @@
                 <w:rFonts w:ascii="BIZ UDPゴシック" w:cs="BIZ UDPゴシック" w:eastAsia="BIZ UDPゴシック" w:hAnsi="BIZ UDPゴシック"/>
                 <w:b w:val="false"/>
                 <w:bCs w:val="false"/>
-                <w:color w:val="000000"/>
                 <w:sz w:val="18"/>
                 <w:szCs w:val="18"/>
               </w:rPr>
@@ -6028,171 +4628,10 @@
                 <w:rFonts w:ascii="BIZ UDPゴシック" w:cs="BIZ UDPゴシック" w:eastAsia="BIZ UDPゴシック" w:hAnsi="BIZ UDPゴシック"/>
                 <w:b w:val="false"/>
                 <w:bCs w:val="false"/>
-                <w:color w:val="000000"/>
                 <w:sz w:val="18"/>
                 <w:szCs w:val="18"/>
               </w:rPr>
               <w:t xml:space="preserve">$18,176</w:t>
-            </w:r>
-          </w:p>
-        </w:tc>
-      </w:tr>
-      <w:tr>
-        <w:trPr>
-          <w:cantSplit/>
-        </w:trPr>
-        <w:tc>
-          <w:tcPr>
-            <w:tcW w:type="dxa" w:w="1701"/>
-            <w:tcBorders>
-              <w:top w:val="single" w:color="CCCCCC" w:sz="4"/>
-              <w:left w:val="single" w:color="CCCCCC" w:sz="4"/>
-              <w:bottom w:val="single" w:color="CCCCCC" w:sz="4"/>
-              <w:right w:val="single" w:color="CCCCCC" w:sz="4"/>
-            </w:tcBorders>
-            <w:shd w:fill="FFFFFF" w:val="clear"/>
-            <w:tcMar>
-              <w:top w:type="dxa" w:w="60"/>
-              <w:left w:type="dxa" w:w="100"/>
-              <w:bottom w:type="dxa" w:w="60"/>
-              <w:right w:type="dxa" w:w="100"/>
-            </w:tcMar>
-          </w:tcPr>
-          <w:p>
-            <w:r>
-              <w:rPr>
-                <w:rFonts w:ascii="BIZ UDPゴシック" w:cs="BIZ UDPゴシック" w:eastAsia="BIZ UDPゴシック" w:hAnsi="BIZ UDPゴシック"/>
-                <w:b w:val="false"/>
-                <w:bCs w:val="false"/>
-                <w:color w:val="000000"/>
-                <w:sz w:val="18"/>
-                <w:szCs w:val="18"/>
-              </w:rPr>
-              <w:t xml:space="preserve">案C（推奨+RI）</w:t>
-            </w:r>
-          </w:p>
-        </w:tc>
-        <w:tc>
-          <w:tcPr>
-            <w:tcW w:type="dxa" w:w="2835"/>
-            <w:tcBorders>
-              <w:top w:val="single" w:color="CCCCCC" w:sz="4"/>
-              <w:left w:val="single" w:color="CCCCCC" w:sz="4"/>
-              <w:bottom w:val="single" w:color="CCCCCC" w:sz="4"/>
-              <w:right w:val="single" w:color="CCCCCC" w:sz="4"/>
-            </w:tcBorders>
-            <w:shd w:fill="FFFFFF" w:val="clear"/>
-            <w:tcMar>
-              <w:top w:type="dxa" w:w="60"/>
-              <w:left w:type="dxa" w:w="100"/>
-              <w:bottom w:type="dxa" w:w="60"/>
-              <w:right w:type="dxa" w:w="100"/>
-            </w:tcMar>
-          </w:tcPr>
-          <w:p>
-            <w:r>
-              <w:rPr>
-                <w:rFonts w:ascii="BIZ UDPゴシック" w:cs="BIZ UDPゴシック" w:eastAsia="BIZ UDPゴシック" w:hAnsi="BIZ UDPゴシック"/>
-                <w:b w:val="false"/>
-                <w:bCs w:val="false"/>
-                <w:color w:val="000000"/>
-                <w:sz w:val="18"/>
-                <w:szCs w:val="18"/>
-              </w:rPr>
-              <w:t xml:space="preserve">r5.xlarge×2 + Reserved 1年</w:t>
-            </w:r>
-          </w:p>
-        </w:tc>
-        <w:tc>
-          <w:tcPr>
-            <w:tcW w:type="dxa" w:w="1134"/>
-            <w:tcBorders>
-              <w:top w:val="single" w:color="CCCCCC" w:sz="4"/>
-              <w:left w:val="single" w:color="CCCCCC" w:sz="4"/>
-              <w:bottom w:val="single" w:color="CCCCCC" w:sz="4"/>
-              <w:right w:val="single" w:color="CCCCCC" w:sz="4"/>
-            </w:tcBorders>
-            <w:shd w:fill="FFFFFF" w:val="clear"/>
-            <w:tcMar>
-              <w:top w:type="dxa" w:w="60"/>
-              <w:left w:type="dxa" w:w="100"/>
-              <w:bottom w:type="dxa" w:w="60"/>
-              <w:right w:type="dxa" w:w="100"/>
-            </w:tcMar>
-          </w:tcPr>
-          <w:p>
-            <w:r>
-              <w:rPr>
-                <w:rFonts w:ascii="BIZ UDPゴシック" w:cs="BIZ UDPゴシック" w:eastAsia="BIZ UDPゴシック" w:hAnsi="BIZ UDPゴシック"/>
-                <w:b w:val="false"/>
-                <w:bCs w:val="false"/>
-                <w:color w:val="000000"/>
-                <w:sz w:val="18"/>
-                <w:szCs w:val="18"/>
-              </w:rPr>
-              <w:t xml:space="preserve">$783</w:t>
-            </w:r>
-          </w:p>
-        </w:tc>
-        <w:tc>
-          <w:tcPr>
-            <w:tcW w:type="dxa" w:w="1417"/>
-            <w:tcBorders>
-              <w:top w:val="single" w:color="CCCCCC" w:sz="4"/>
-              <w:left w:val="single" w:color="CCCCCC" w:sz="4"/>
-              <w:bottom w:val="single" w:color="CCCCCC" w:sz="4"/>
-              <w:right w:val="single" w:color="CCCCCC" w:sz="4"/>
-            </w:tcBorders>
-            <w:shd w:fill="FFFFFF" w:val="clear"/>
-            <w:tcMar>
-              <w:top w:type="dxa" w:w="60"/>
-              <w:left w:type="dxa" w:w="100"/>
-              <w:bottom w:type="dxa" w:w="60"/>
-              <w:right w:type="dxa" w:w="100"/>
-            </w:tcMar>
-          </w:tcPr>
-          <w:p>
-            <w:r>
-              <w:rPr>
-                <w:rFonts w:ascii="BIZ UDPゴシック" w:cs="BIZ UDPゴシック" w:eastAsia="BIZ UDPゴシック" w:hAnsi="BIZ UDPゴシック"/>
-                <w:b w:val="false"/>
-                <w:bCs w:val="false"/>
-                <w:color w:val="000000"/>
-                <w:sz w:val="18"/>
-                <w:szCs w:val="18"/>
-              </w:rPr>
-              <w:t xml:space="preserve">$1,425</w:t>
-            </w:r>
-          </w:p>
-        </w:tc>
-        <w:tc>
-          <w:tcPr>
-            <w:tcW w:type="dxa" w:w="1417"/>
-            <w:tcBorders>
-              <w:top w:val="single" w:color="CCCCCC" w:sz="4"/>
-              <w:left w:val="single" w:color="CCCCCC" w:sz="4"/>
-              <w:bottom w:val="single" w:color="CCCCCC" w:sz="4"/>
-              <w:right w:val="single" w:color="CCCCCC" w:sz="4"/>
-            </w:tcBorders>
-            <w:shd w:fill="FFFFFF" w:val="clear"/>
-            <w:tcMar>
-              <w:top w:type="dxa" w:w="60"/>
-              <w:left w:type="dxa" w:w="100"/>
-              <w:bottom w:type="dxa" w:w="60"/>
-              <w:right w:type="dxa" w:w="100"/>
-            </w:tcMar>
-          </w:tcPr>
-          <w:p>
-            <w:r>
-              <w:rPr>
-                <w:rFonts w:ascii="BIZ UDPゴシック" w:cs="BIZ UDPゴシック" w:eastAsia="BIZ UDPゴシック" w:hAnsi="BIZ UDPゴシック"/>
-                <w:b w:val="false"/>
-                <w:bCs w:val="false"/>
-                <w:color w:val="000000"/>
-                <w:sz w:val="18"/>
-                <w:szCs w:val="18"/>
-              </w:rPr>
-              <w:t xml:space="preserve">$17,103</w:t>
             </w:r>
           </w:p>
         </w:tc>
@@ -6208,7 +4647,7 @@
           <w:sz w:val="18"/>
           <w:szCs w:val="18"/>
         </w:rPr>
-        <w:t xml:space="preserve">※ 今回実施するのは案A（r5.2xlarge → r5.xlarge）。動作安定確認後に案C（RI購入）を検討する。</w:t>
+        <w:t xml:space="preserve">※ 今回実施するのは案A（r5.2xlarge → r5.xlarge）。</w:t>
       </w:r>
     </w:p>
     <w:p>
@@ -6220,8 +4659,8 @@
           <w:rFonts w:ascii="BIZ UDPゴシック" w:cs="BIZ UDPゴシック" w:eastAsia="BIZ UDPゴシック" w:hAnsi="BIZ UDPゴシック"/>
           <w:b/>
           <w:bCs/>
-          <w:sz w:val="32"/>
-          <w:szCs w:val="32"/>
+          <w:sz w:val="24"/>
+          <w:szCs w:val="24"/>
         </w:rPr>
         <w:t xml:space="preserve">4. 修正内容</w:t>
       </w:r>
@@ -6235,8 +4674,8 @@
           <w:rFonts w:ascii="BIZ UDPゴシック" w:cs="BIZ UDPゴシック" w:eastAsia="BIZ UDPゴシック" w:hAnsi="BIZ UDPゴシック"/>
           <w:b/>
           <w:bCs/>
-          <w:sz w:val="24"/>
-          <w:szCs w:val="24"/>
+          <w:sz w:val="18"/>
+          <w:szCs w:val="18"/>
         </w:rPr>
         <w:t xml:space="preserve">■ No.1 instance-2（Reader）ダウンサイズ</w:t>
       </w:r>
@@ -6284,7 +4723,6 @@
                 <w:rFonts w:ascii="BIZ UDPゴシック" w:cs="BIZ UDPゴシック" w:eastAsia="BIZ UDPゴシック" w:hAnsi="BIZ UDPゴシック"/>
                 <w:b/>
                 <w:bCs/>
-                <w:color w:val="000000"/>
                 <w:sz w:val="18"/>
                 <w:szCs w:val="18"/>
               </w:rPr>
@@ -6315,7 +4753,6 @@
                 <w:rFonts w:ascii="BIZ UDPゴシック" w:cs="BIZ UDPゴシック" w:eastAsia="BIZ UDPゴシック" w:hAnsi="BIZ UDPゴシック"/>
                 <w:b/>
                 <w:bCs/>
-                <w:color w:val="000000"/>
                 <w:sz w:val="18"/>
                 <w:szCs w:val="18"/>
               </w:rPr>
@@ -6475,8 +4912,8 @@
           <w:rFonts w:ascii="BIZ UDPゴシック" w:cs="BIZ UDPゴシック" w:eastAsia="BIZ UDPゴシック" w:hAnsi="BIZ UDPゴシック"/>
           <w:b/>
           <w:bCs/>
-          <w:sz w:val="24"/>
-          <w:szCs w:val="24"/>
+          <w:sz w:val="18"/>
+          <w:szCs w:val="18"/>
         </w:rPr>
         <w:t xml:space="preserve">■ No.1 実行コマンド</w:t>
       </w:r>
@@ -6544,7 +4981,7 @@
                 <w:sz w:val="18"/>
                 <w:szCs w:val="18"/>
               </w:rPr>
-              <w:t xml:space="preserve"># Step 1: instance-2（Reader）クラス変更</w:t>
+              <w:t xml:space="preserve">aws --no-cli-pager rds modify-db-instance \</w:t>
             </w:r>
           </w:p>
           <w:p>
@@ -6554,7 +4991,7 @@
                 <w:sz w:val="18"/>
                 <w:szCs w:val="18"/>
               </w:rPr>
-              <w:t xml:space="preserve">aws --no-cli-pager rds modify-db-instance \</w:t>
+              <w:t xml:space="preserve">  --region $REGION \</w:t>
             </w:r>
           </w:p>
           <w:p>
@@ -6564,7 +5001,7 @@
                 <w:sz w:val="18"/>
                 <w:szCs w:val="18"/>
               </w:rPr>
-              <w:t xml:space="preserve">  --region $REGION \</w:t>
+              <w:t xml:space="preserve">  --db-instance-identifier ksm-posprd-db-instance-2 \</w:t>
             </w:r>
           </w:p>
           <w:p>
@@ -6574,7 +5011,7 @@
                 <w:sz w:val="18"/>
                 <w:szCs w:val="18"/>
               </w:rPr>
-              <w:t xml:space="preserve">  --db-instance-identifier ksm-posprd-db-instance-2 \</w:t>
+              <w:t xml:space="preserve">  --db-instance-class db.r5.xlarge \</w:t>
             </w:r>
           </w:p>
           <w:p>
@@ -6584,7 +5021,7 @@
                 <w:sz w:val="18"/>
                 <w:szCs w:val="18"/>
               </w:rPr>
-              <w:t xml:space="preserve">  --db-instance-class db.r5.xlarge \</w:t>
+              <w:t xml:space="preserve">  --apply-immediately</w:t>
             </w:r>
           </w:p>
           <w:p>
@@ -6594,27 +5031,7 @@
                 <w:sz w:val="18"/>
                 <w:szCs w:val="18"/>
               </w:rPr>
-              <w:t xml:space="preserve">  --apply-immediately</w:t>
-            </w:r>
-          </w:p>
-          <w:p>
-            <w:r>
-              <w:rPr>
-                <w:rFonts w:ascii="Consolas" w:cs="Consolas" w:eastAsia="Consolas" w:hAnsi="Consolas"/>
-                <w:sz w:val="18"/>
-                <w:szCs w:val="18"/>
-              </w:rPr>
               <w:t xml:space="preserve"/>
-            </w:r>
-          </w:p>
-          <w:p>
-            <w:r>
-              <w:rPr>
-                <w:rFonts w:ascii="Consolas" w:cs="Consolas" w:eastAsia="Consolas" w:hAnsi="Consolas"/>
-                <w:sz w:val="18"/>
-                <w:szCs w:val="18"/>
-              </w:rPr>
-              <w:t xml:space="preserve"># Step 2: available になるまで待機（約5〜10分）</w:t>
             </w:r>
           </w:p>
           <w:p>
@@ -6679,8 +5096,8 @@
           <w:rFonts w:ascii="BIZ UDPゴシック" w:cs="BIZ UDPゴシック" w:eastAsia="BIZ UDPゴシック" w:hAnsi="BIZ UDPゴシック"/>
           <w:b/>
           <w:bCs/>
-          <w:sz w:val="24"/>
-          <w:szCs w:val="24"/>
+          <w:sz w:val="18"/>
+          <w:szCs w:val="18"/>
         </w:rPr>
         <w:t xml:space="preserve">■ No.2 instance-1（Writer）ダウンサイズ</w:t>
       </w:r>
@@ -6728,7 +5145,6 @@
                 <w:rFonts w:ascii="BIZ UDPゴシック" w:cs="BIZ UDPゴシック" w:eastAsia="BIZ UDPゴシック" w:hAnsi="BIZ UDPゴシック"/>
                 <w:b/>
                 <w:bCs/>
-                <w:color w:val="000000"/>
                 <w:sz w:val="18"/>
                 <w:szCs w:val="18"/>
               </w:rPr>
@@ -6759,7 +5175,6 @@
                 <w:rFonts w:ascii="BIZ UDPゴシック" w:cs="BIZ UDPゴシック" w:eastAsia="BIZ UDPゴシック" w:hAnsi="BIZ UDPゴシック"/>
                 <w:b/>
                 <w:bCs/>
-                <w:color w:val="000000"/>
                 <w:sz w:val="18"/>
                 <w:szCs w:val="18"/>
               </w:rPr>
@@ -6829,6 +5244,24 @@
               <w:t xml:space="preserve">vCPU: 8 / RAM: 64 GB</w:t>
             </w:r>
           </w:p>
+        </w:tc>
+        <w:tc>
+          <w:tcPr>
+            <w:tcW w:type="dxa" w:w="4252"/>
+            <w:tcBorders>
+              <w:top w:val="single" w:color="CCCCCC" w:sz="4"/>
+              <w:left w:val="single" w:color="CCCCCC" w:sz="4"/>
+              <w:bottom w:val="single" w:color="CCCCCC" w:sz="4"/>
+              <w:right w:val="single" w:color="CCCCCC" w:sz="4"/>
+            </w:tcBorders>
+            <w:shd w:fill="FFFFFF" w:val="clear"/>
+            <w:tcMar>
+              <w:top w:type="dxa" w:w="60"/>
+              <w:left w:type="dxa" w:w="100"/>
+              <w:bottom w:type="dxa" w:w="60"/>
+              <w:right w:type="dxa" w:w="100"/>
+            </w:tcMar>
+          </w:tcPr>
           <w:p>
             <w:r>
               <w:rPr>
@@ -6836,27 +5269,9 @@
                 <w:sz w:val="18"/>
                 <w:szCs w:val="18"/>
               </w:rPr>
-              <w:t xml:space="preserve">月額: ~$1,014/台</w:t>
-            </w:r>
-          </w:p>
-        </w:tc>
-        <w:tc>
-          <w:tcPr>
-            <w:tcW w:type="dxa" w:w="4252"/>
-            <w:tcBorders>
-              <w:top w:val="single" w:color="CCCCCC" w:sz="4"/>
-              <w:left w:val="single" w:color="CCCCCC" w:sz="4"/>
-              <w:bottom w:val="single" w:color="CCCCCC" w:sz="4"/>
-              <w:right w:val="single" w:color="CCCCCC" w:sz="4"/>
-            </w:tcBorders>
-            <w:shd w:fill="FFFFFF" w:val="clear"/>
-            <w:tcMar>
-              <w:top w:type="dxa" w:w="60"/>
-              <w:left w:type="dxa" w:w="100"/>
-              <w:bottom w:type="dxa" w:w="60"/>
-              <w:right w:type="dxa" w:w="100"/>
-            </w:tcMar>
-          </w:tcPr>
+              <w:t xml:space="preserve">インスタンス: ksm-posprd-db-instance-1</w:t>
+            </w:r>
+          </w:p>
           <w:p>
             <w:r>
               <w:rPr>
@@ -6864,7 +5279,7 @@
                 <w:sz w:val="18"/>
                 <w:szCs w:val="18"/>
               </w:rPr>
-              <w:t xml:space="preserve">インスタンス: ksm-posprd-db-instance-1</w:t>
+              <w:t xml:space="preserve"/>
             </w:r>
           </w:p>
           <w:p>
@@ -6874,7 +5289,7 @@
                 <w:sz w:val="18"/>
                 <w:szCs w:val="18"/>
               </w:rPr>
-              <w:t xml:space="preserve"/>
+              <w:t xml:space="preserve">クラス: db.r5.xlarge</w:t>
             </w:r>
           </w:p>
           <w:p>
@@ -6884,27 +5299,7 @@
                 <w:sz w:val="18"/>
                 <w:szCs w:val="18"/>
               </w:rPr>
-              <w:t xml:space="preserve">クラス: db.r5.xlarge</w:t>
-            </w:r>
-          </w:p>
-          <w:p>
-            <w:r>
-              <w:rPr>
-                <w:rFonts w:ascii="Consolas" w:cs="Consolas" w:eastAsia="Consolas" w:hAnsi="Consolas"/>
-                <w:sz w:val="18"/>
-                <w:szCs w:val="18"/>
-              </w:rPr>
               <w:t xml:space="preserve">vCPU: 4 / RAM: 32 GB</w:t>
-            </w:r>
-          </w:p>
-          <w:p>
-            <w:r>
-              <w:rPr>
-                <w:rFonts w:ascii="Consolas" w:cs="Consolas" w:eastAsia="Consolas" w:hAnsi="Consolas"/>
-                <w:sz w:val="18"/>
-                <w:szCs w:val="18"/>
-              </w:rPr>
-              <w:t xml:space="preserve">月額: ~$507/台</w:t>
             </w:r>
           </w:p>
         </w:tc>
@@ -6919,8 +5314,8 @@
           <w:rFonts w:ascii="BIZ UDPゴシック" w:cs="BIZ UDPゴシック" w:eastAsia="BIZ UDPゴシック" w:hAnsi="BIZ UDPゴシック"/>
           <w:b/>
           <w:bCs/>
-          <w:sz w:val="24"/>
-          <w:szCs w:val="24"/>
+          <w:sz w:val="18"/>
+          <w:szCs w:val="18"/>
         </w:rPr>
         <w:t xml:space="preserve">■ No.2 実行コマンド</w:t>
       </w:r>
@@ -6968,7 +5363,7 @@
                 <w:sz w:val="18"/>
                 <w:szCs w:val="18"/>
               </w:rPr>
-              <w:t xml:space="preserve"># instance-1（Writer）クラス変更（No.1 Reader変更・動作確認完了後に実施）</w:t>
+              <w:t xml:space="preserve">aws --no-cli-pager rds modify-db-instance \</w:t>
             </w:r>
           </w:p>
           <w:p>
@@ -6978,7 +5373,7 @@
                 <w:sz w:val="18"/>
                 <w:szCs w:val="18"/>
               </w:rPr>
-              <w:t xml:space="preserve">aws --no-cli-pager rds modify-db-instance \</w:t>
+              <w:t xml:space="preserve">  --region $REGION \</w:t>
             </w:r>
           </w:p>
           <w:p>
@@ -6988,6 +5383,56 @@
                 <w:sz w:val="18"/>
                 <w:szCs w:val="18"/>
               </w:rPr>
+              <w:t xml:space="preserve">  --db-instance-identifier ksm-posprd-db-instance-1 \</w:t>
+            </w:r>
+          </w:p>
+          <w:p>
+            <w:r>
+              <w:rPr>
+                <w:rFonts w:ascii="Consolas" w:cs="Consolas" w:eastAsia="Consolas" w:hAnsi="Consolas"/>
+                <w:sz w:val="18"/>
+                <w:szCs w:val="18"/>
+              </w:rPr>
+              <w:t xml:space="preserve">  --db-instance-class db.r5.xlarge \</w:t>
+            </w:r>
+          </w:p>
+          <w:p>
+            <w:r>
+              <w:rPr>
+                <w:rFonts w:ascii="Consolas" w:cs="Consolas" w:eastAsia="Consolas" w:hAnsi="Consolas"/>
+                <w:sz w:val="18"/>
+                <w:szCs w:val="18"/>
+              </w:rPr>
+              <w:t xml:space="preserve">  --apply-immediately</w:t>
+            </w:r>
+          </w:p>
+          <w:p>
+            <w:r>
+              <w:rPr>
+                <w:rFonts w:ascii="Consolas" w:cs="Consolas" w:eastAsia="Consolas" w:hAnsi="Consolas"/>
+                <w:sz w:val="18"/>
+                <w:szCs w:val="18"/>
+              </w:rPr>
+              <w:t xml:space="preserve"/>
+            </w:r>
+          </w:p>
+          <w:p>
+            <w:r>
+              <w:rPr>
+                <w:rFonts w:ascii="Consolas" w:cs="Consolas" w:eastAsia="Consolas" w:hAnsi="Consolas"/>
+                <w:sz w:val="18"/>
+                <w:szCs w:val="18"/>
+              </w:rPr>
+              <w:t xml:space="preserve">aws rds wait db-instance-available \</w:t>
+            </w:r>
+          </w:p>
+          <w:p>
+            <w:r>
+              <w:rPr>
+                <w:rFonts w:ascii="Consolas" w:cs="Consolas" w:eastAsia="Consolas" w:hAnsi="Consolas"/>
+                <w:sz w:val="18"/>
+                <w:szCs w:val="18"/>
+              </w:rPr>
               <w:t xml:space="preserve">  --region $REGION \</w:t>
             </w:r>
           </w:p>
@@ -6998,7 +5443,7 @@
                 <w:sz w:val="18"/>
                 <w:szCs w:val="18"/>
               </w:rPr>
-              <w:t xml:space="preserve">  --db-instance-identifier ksm-posprd-db-instance-1 \</w:t>
+              <w:t xml:space="preserve">  --db-instance-identifier ksm-posprd-db-instance-1</w:t>
             </w:r>
           </w:p>
           <w:p>
@@ -7008,77 +5453,7 @@
                 <w:sz w:val="18"/>
                 <w:szCs w:val="18"/>
               </w:rPr>
-              <w:t xml:space="preserve">  --db-instance-class db.r5.xlarge \</w:t>
-            </w:r>
-          </w:p>
-          <w:p>
-            <w:r>
-              <w:rPr>
-                <w:rFonts w:ascii="Consolas" w:cs="Consolas" w:eastAsia="Consolas" w:hAnsi="Consolas"/>
-                <w:sz w:val="18"/>
-                <w:szCs w:val="18"/>
-              </w:rPr>
-              <w:t xml:space="preserve">  --apply-immediately</w:t>
-            </w:r>
-          </w:p>
-          <w:p>
-            <w:r>
-              <w:rPr>
-                <w:rFonts w:ascii="Consolas" w:cs="Consolas" w:eastAsia="Consolas" w:hAnsi="Consolas"/>
-                <w:sz w:val="18"/>
-                <w:szCs w:val="18"/>
-              </w:rPr>
               <w:t xml:space="preserve"/>
-            </w:r>
-          </w:p>
-          <w:p>
-            <w:r>
-              <w:rPr>
-                <w:rFonts w:ascii="Consolas" w:cs="Consolas" w:eastAsia="Consolas" w:hAnsi="Consolas"/>
-                <w:sz w:val="18"/>
-                <w:szCs w:val="18"/>
-              </w:rPr>
-              <w:t xml:space="preserve">aws rds wait db-instance-available \</w:t>
-            </w:r>
-          </w:p>
-          <w:p>
-            <w:r>
-              <w:rPr>
-                <w:rFonts w:ascii="Consolas" w:cs="Consolas" w:eastAsia="Consolas" w:hAnsi="Consolas"/>
-                <w:sz w:val="18"/>
-                <w:szCs w:val="18"/>
-              </w:rPr>
-              <w:t xml:space="preserve">  --region $REGION \</w:t>
-            </w:r>
-          </w:p>
-          <w:p>
-            <w:r>
-              <w:rPr>
-                <w:rFonts w:ascii="Consolas" w:cs="Consolas" w:eastAsia="Consolas" w:hAnsi="Consolas"/>
-                <w:sz w:val="18"/>
-                <w:szCs w:val="18"/>
-              </w:rPr>
-              <w:t xml:space="preserve">  --db-instance-identifier ksm-posprd-db-instance-1</w:t>
-            </w:r>
-          </w:p>
-          <w:p>
-            <w:r>
-              <w:rPr>
-                <w:rFonts w:ascii="Consolas" w:cs="Consolas" w:eastAsia="Consolas" w:hAnsi="Consolas"/>
-                <w:sz w:val="18"/>
-                <w:szCs w:val="18"/>
-              </w:rPr>
-              <w:t xml:space="preserve"/>
-            </w:r>
-          </w:p>
-          <w:p>
-            <w:r>
-              <w:rPr>
-                <w:rFonts w:ascii="Consolas" w:cs="Consolas" w:eastAsia="Consolas" w:hAnsi="Consolas"/>
-                <w:sz w:val="18"/>
-                <w:szCs w:val="18"/>
-              </w:rPr>
-              <w:t xml:space="preserve"># 両インスタンスのクラスを確認</w:t>
             </w:r>
           </w:p>
           <w:p>
@@ -7143,8 +5518,8 @@
           <w:rFonts w:ascii="BIZ UDPゴシック" w:cs="BIZ UDPゴシック" w:eastAsia="BIZ UDPゴシック" w:hAnsi="BIZ UDPゴシック"/>
           <w:b/>
           <w:bCs/>
-          <w:sz w:val="24"/>
-          <w:szCs w:val="24"/>
+          <w:sz w:val="18"/>
+          <w:szCs w:val="18"/>
         </w:rPr>
         <w:t xml:space="preserve">■ No.3 コスト削減効果（案A）</w:t>
       </w:r>
@@ -7195,7 +5570,6 @@
                 <w:rFonts w:ascii="BIZ UDPゴシック" w:cs="BIZ UDPゴシック" w:eastAsia="BIZ UDPゴシック" w:hAnsi="BIZ UDPゴシック"/>
                 <w:b/>
                 <w:bCs/>
-                <w:color w:val="000000"/>
                 <w:sz w:val="18"/>
                 <w:szCs w:val="18"/>
               </w:rPr>
@@ -7226,7 +5600,6 @@
                 <w:rFonts w:ascii="BIZ UDPゴシック" w:cs="BIZ UDPゴシック" w:eastAsia="BIZ UDPゴシック" w:hAnsi="BIZ UDPゴシック"/>
                 <w:b/>
                 <w:bCs/>
-                <w:color w:val="000000"/>
                 <w:sz w:val="18"/>
                 <w:szCs w:val="18"/>
               </w:rPr>
@@ -7257,7 +5630,6 @@
                 <w:rFonts w:ascii="BIZ UDPゴシック" w:cs="BIZ UDPゴシック" w:eastAsia="BIZ UDPゴシック" w:hAnsi="BIZ UDPゴシック"/>
                 <w:b/>
                 <w:bCs/>
-                <w:color w:val="000000"/>
                 <w:sz w:val="18"/>
                 <w:szCs w:val="18"/>
               </w:rPr>
@@ -7288,7 +5660,6 @@
                 <w:rFonts w:ascii="BIZ UDPゴシック" w:cs="BIZ UDPゴシック" w:eastAsia="BIZ UDPゴシック" w:hAnsi="BIZ UDPゴシック"/>
                 <w:b/>
                 <w:bCs/>
-                <w:color w:val="000000"/>
                 <w:sz w:val="18"/>
                 <w:szCs w:val="18"/>
               </w:rPr>
@@ -7319,7 +5690,6 @@
                 <w:rFonts w:ascii="BIZ UDPゴシック" w:cs="BIZ UDPゴシック" w:eastAsia="BIZ UDPゴシック" w:hAnsi="BIZ UDPゴシック"/>
                 <w:b/>
                 <w:bCs/>
-                <w:color w:val="000000"/>
                 <w:sz w:val="18"/>
                 <w:szCs w:val="18"/>
               </w:rPr>
@@ -7355,7 +5725,6 @@
                 <w:rFonts w:ascii="BIZ UDPゴシック" w:cs="BIZ UDPゴシック" w:eastAsia="BIZ UDPゴシック" w:hAnsi="BIZ UDPゴシック"/>
                 <w:b w:val="false"/>
                 <w:bCs w:val="false"/>
-                <w:color w:val="000000"/>
                 <w:sz w:val="18"/>
                 <w:szCs w:val="18"/>
               </w:rPr>
@@ -7386,7 +5755,6 @@
                 <w:rFonts w:ascii="BIZ UDPゴシック" w:cs="BIZ UDPゴシック" w:eastAsia="BIZ UDPゴシック" w:hAnsi="BIZ UDPゴシック"/>
                 <w:b w:val="false"/>
                 <w:bCs w:val="false"/>
-                <w:color w:val="000000"/>
                 <w:sz w:val="18"/>
                 <w:szCs w:val="18"/>
               </w:rPr>
@@ -7417,7 +5785,6 @@
                 <w:rFonts w:ascii="BIZ UDPゴシック" w:cs="BIZ UDPゴシック" w:eastAsia="BIZ UDPゴシック" w:hAnsi="BIZ UDPゴシック"/>
                 <w:b w:val="false"/>
                 <w:bCs w:val="false"/>
-                <w:color w:val="000000"/>
                 <w:sz w:val="18"/>
                 <w:szCs w:val="18"/>
               </w:rPr>
@@ -7448,7 +5815,6 @@
                 <w:rFonts w:ascii="BIZ UDPゴシック" w:cs="BIZ UDPゴシック" w:eastAsia="BIZ UDPゴシック" w:hAnsi="BIZ UDPゴシック"/>
                 <w:b w:val="false"/>
                 <w:bCs w:val="false"/>
-                <w:color w:val="000000"/>
                 <w:sz w:val="18"/>
                 <w:szCs w:val="18"/>
               </w:rPr>
@@ -7479,7 +5845,6 @@
                 <w:rFonts w:ascii="BIZ UDPゴシック" w:cs="BIZ UDPゴシック" w:eastAsia="BIZ UDPゴシック" w:hAnsi="BIZ UDPゴシック"/>
                 <w:b w:val="false"/>
                 <w:bCs w:val="false"/>
-                <w:color w:val="000000"/>
                 <w:sz w:val="18"/>
                 <w:szCs w:val="18"/>
               </w:rPr>
@@ -7515,7 +5880,6 @@
                 <w:rFonts w:ascii="BIZ UDPゴシック" w:cs="BIZ UDPゴシック" w:eastAsia="BIZ UDPゴシック" w:hAnsi="BIZ UDPゴシック"/>
                 <w:b w:val="false"/>
                 <w:bCs w:val="false"/>
-                <w:color w:val="000000"/>
                 <w:sz w:val="18"/>
                 <w:szCs w:val="18"/>
               </w:rPr>
@@ -7546,7 +5910,6 @@
                 <w:rFonts w:ascii="BIZ UDPゴシック" w:cs="BIZ UDPゴシック" w:eastAsia="BIZ UDPゴシック" w:hAnsi="BIZ UDPゴシック"/>
                 <w:b w:val="false"/>
                 <w:bCs w:val="false"/>
-                <w:color w:val="000000"/>
                 <w:sz w:val="18"/>
                 <w:szCs w:val="18"/>
               </w:rPr>
@@ -7577,7 +5940,6 @@
                 <w:rFonts w:ascii="BIZ UDPゴシック" w:cs="BIZ UDPゴシック" w:eastAsia="BIZ UDPゴシック" w:hAnsi="BIZ UDPゴシック"/>
                 <w:b w:val="false"/>
                 <w:bCs w:val="false"/>
-                <w:color w:val="000000"/>
                 <w:sz w:val="18"/>
                 <w:szCs w:val="18"/>
               </w:rPr>
@@ -7608,7 +5970,6 @@
                 <w:rFonts w:ascii="BIZ UDPゴシック" w:cs="BIZ UDPゴシック" w:eastAsia="BIZ UDPゴシック" w:hAnsi="BIZ UDPゴシック"/>
                 <w:b w:val="false"/>
                 <w:bCs w:val="false"/>
-                <w:color w:val="000000"/>
                 <w:sz w:val="18"/>
                 <w:szCs w:val="18"/>
               </w:rPr>
@@ -7639,7 +6000,6 @@
                 <w:rFonts w:ascii="BIZ UDPゴシック" w:cs="BIZ UDPゴシック" w:eastAsia="BIZ UDPゴシック" w:hAnsi="BIZ UDPゴシック"/>
                 <w:b w:val="false"/>
                 <w:bCs w:val="false"/>
-                <w:color w:val="000000"/>
                 <w:sz w:val="18"/>
                 <w:szCs w:val="18"/>
               </w:rPr>
@@ -7675,7 +6035,6 @@
                 <w:rFonts w:ascii="BIZ UDPゴシック" w:cs="BIZ UDPゴシック" w:eastAsia="BIZ UDPゴシック" w:hAnsi="BIZ UDPゴシック"/>
                 <w:b w:val="false"/>
                 <w:bCs w:val="false"/>
-                <w:color w:val="000000"/>
                 <w:sz w:val="18"/>
                 <w:szCs w:val="18"/>
               </w:rPr>
@@ -7706,7 +6065,6 @@
                 <w:rFonts w:ascii="BIZ UDPゴシック" w:cs="BIZ UDPゴシック" w:eastAsia="BIZ UDPゴシック" w:hAnsi="BIZ UDPゴシック"/>
                 <w:b w:val="false"/>
                 <w:bCs w:val="false"/>
-                <w:color w:val="000000"/>
                 <w:sz w:val="18"/>
                 <w:szCs w:val="18"/>
               </w:rPr>
@@ -7737,7 +6095,6 @@
                 <w:rFonts w:ascii="BIZ UDPゴシック" w:cs="BIZ UDPゴシック" w:eastAsia="BIZ UDPゴシック" w:hAnsi="BIZ UDPゴシック"/>
                 <w:b w:val="false"/>
                 <w:bCs w:val="false"/>
-                <w:color w:val="000000"/>
                 <w:sz w:val="18"/>
                 <w:szCs w:val="18"/>
               </w:rPr>
@@ -7768,7 +6125,6 @@
                 <w:rFonts w:ascii="BIZ UDPゴシック" w:cs="BIZ UDPゴシック" w:eastAsia="BIZ UDPゴシック" w:hAnsi="BIZ UDPゴシック"/>
                 <w:b w:val="false"/>
                 <w:bCs w:val="false"/>
-                <w:color w:val="000000"/>
                 <w:sz w:val="18"/>
                 <w:szCs w:val="18"/>
               </w:rPr>
@@ -7799,7 +6155,6 @@
                 <w:rFonts w:ascii="BIZ UDPゴシック" w:cs="BIZ UDPゴシック" w:eastAsia="BIZ UDPゴシック" w:hAnsi="BIZ UDPゴシック"/>
                 <w:b w:val="false"/>
                 <w:bCs w:val="false"/>
-                <w:color w:val="000000"/>
                 <w:sz w:val="18"/>
                 <w:szCs w:val="18"/>
               </w:rPr>
@@ -7818,8 +6173,8 @@
           <w:rFonts w:ascii="BIZ UDPゴシック" w:cs="BIZ UDPゴシック" w:eastAsia="BIZ UDPゴシック" w:hAnsi="BIZ UDPゴシック"/>
           <w:b/>
           <w:bCs/>
-          <w:sz w:val="32"/>
-          <w:szCs w:val="32"/>
+          <w:sz w:val="24"/>
+          <w:szCs w:val="24"/>
         </w:rPr>
         <w:t xml:space="preserve">5. テスト手順・報告</w:t>
       </w:r>
@@ -7869,7 +6224,6 @@
                 <w:rFonts w:ascii="BIZ UDPゴシック" w:cs="BIZ UDPゴシック" w:eastAsia="BIZ UDPゴシック" w:hAnsi="BIZ UDPゴシック"/>
                 <w:b/>
                 <w:bCs/>
-                <w:color w:val="000000"/>
                 <w:sz w:val="18"/>
                 <w:szCs w:val="18"/>
               </w:rPr>
@@ -7900,7 +6254,6 @@
                 <w:rFonts w:ascii="BIZ UDPゴシック" w:cs="BIZ UDPゴシック" w:eastAsia="BIZ UDPゴシック" w:hAnsi="BIZ UDPゴシック"/>
                 <w:b/>
                 <w:bCs/>
-                <w:color w:val="000000"/>
                 <w:sz w:val="18"/>
                 <w:szCs w:val="18"/>
               </w:rPr>
@@ -7931,7 +6284,6 @@
                 <w:rFonts w:ascii="BIZ UDPゴシック" w:cs="BIZ UDPゴシック" w:eastAsia="BIZ UDPゴシック" w:hAnsi="BIZ UDPゴシック"/>
                 <w:b/>
                 <w:bCs/>
-                <w:color w:val="000000"/>
                 <w:sz w:val="18"/>
                 <w:szCs w:val="18"/>
               </w:rPr>
@@ -7962,7 +6314,6 @@
                 <w:rFonts w:ascii="BIZ UDPゴシック" w:cs="BIZ UDPゴシック" w:eastAsia="BIZ UDPゴシック" w:hAnsi="BIZ UDPゴシック"/>
                 <w:b/>
                 <w:bCs/>
-                <w:color w:val="000000"/>
                 <w:sz w:val="18"/>
                 <w:szCs w:val="18"/>
               </w:rPr>
@@ -7998,7 +6349,6 @@
                 <w:rFonts w:ascii="BIZ UDPゴシック" w:cs="BIZ UDPゴシック" w:eastAsia="BIZ UDPゴシック" w:hAnsi="BIZ UDPゴシック"/>
                 <w:b w:val="false"/>
                 <w:bCs w:val="false"/>
-                <w:color w:val="000000"/>
                 <w:sz w:val="18"/>
                 <w:szCs w:val="18"/>
               </w:rPr>
@@ -8029,7 +6379,6 @@
                 <w:rFonts w:ascii="BIZ UDPゴシック" w:cs="BIZ UDPゴシック" w:eastAsia="BIZ UDPゴシック" w:hAnsi="BIZ UDPゴシック"/>
                 <w:b w:val="false"/>
                 <w:bCs w:val="false"/>
-                <w:color w:val="000000"/>
                 <w:sz w:val="18"/>
                 <w:szCs w:val="18"/>
               </w:rPr>
@@ -8061,7 +6410,6 @@
                 <w:rFonts w:ascii="BIZ UDPゴシック" w:cs="BIZ UDPゴシック" w:eastAsia="BIZ UDPゴシック" w:hAnsi="BIZ UDPゴシック"/>
                 <w:b w:val="false"/>
                 <w:bCs w:val="false"/>
-                <w:color w:val="000000"/>
                 <w:sz w:val="18"/>
                 <w:szCs w:val="18"/>
               </w:rPr>
@@ -8092,7 +6440,6 @@
                 <w:rFonts w:ascii="BIZ UDPゴシック" w:cs="BIZ UDPゴシック" w:eastAsia="BIZ UDPゴシック" w:hAnsi="BIZ UDPゴシック"/>
                 <w:b w:val="false"/>
                 <w:bCs w:val="false"/>
-                <w:color w:val="000000"/>
                 <w:sz w:val="18"/>
                 <w:szCs w:val="18"/>
               </w:rPr>
@@ -8128,7 +6475,6 @@
                 <w:rFonts w:ascii="BIZ UDPゴシック" w:cs="BIZ UDPゴシック" w:eastAsia="BIZ UDPゴシック" w:hAnsi="BIZ UDPゴシック"/>
                 <w:b w:val="false"/>
                 <w:bCs w:val="false"/>
-                <w:color w:val="000000"/>
                 <w:sz w:val="18"/>
                 <w:szCs w:val="18"/>
               </w:rPr>
@@ -8159,12 +6505,10 @@
                 <w:rFonts w:ascii="BIZ UDPゴシック" w:cs="BIZ UDPゴシック" w:eastAsia="BIZ UDPゴシック" w:hAnsi="BIZ UDPゴシック"/>
                 <w:b w:val="false"/>
                 <w:bCs w:val="false"/>
-                <w:color w:val="000000"/>
-                <w:sz w:val="18"/>
-                <w:szCs w:val="18"/>
-              </w:rPr>
-              <w:t xml:space="preserve">Reader変更後: 読み取り系Lambda（get-sync-store）が正常に動作することをCloudWatchログで確認
-▶ aws logs filter-log-events --region ap-northeast-1 --log-group-name /aws/lambda/ksm-posprd-lmd-function-get-sync-store --start-time $(date -d '30 minutes ago' +%s000) --query 'events[*].message' --output text</w:t>
+                <w:sz w:val="18"/>
+                <w:szCs w:val="18"/>
+              </w:rPr>
+              <w:t xml:space="preserve">Reader変更後: 読み取り系Lambda（get-sync-store）が正常に動作することをCloudWatchログで確認</w:t>
             </w:r>
           </w:p>
         </w:tc>
@@ -8191,7 +6535,6 @@
                 <w:rFonts w:ascii="BIZ UDPゴシック" w:cs="BIZ UDPゴシック" w:eastAsia="BIZ UDPゴシック" w:hAnsi="BIZ UDPゴシック"/>
                 <w:b w:val="false"/>
                 <w:bCs w:val="false"/>
-                <w:color w:val="000000"/>
                 <w:sz w:val="18"/>
                 <w:szCs w:val="18"/>
               </w:rPr>
@@ -8222,7 +6565,6 @@
                 <w:rFonts w:ascii="BIZ UDPゴシック" w:cs="BIZ UDPゴシック" w:eastAsia="BIZ UDPゴシック" w:hAnsi="BIZ UDPゴシック"/>
                 <w:b w:val="false"/>
                 <w:bCs w:val="false"/>
-                <w:color w:val="000000"/>
                 <w:sz w:val="18"/>
                 <w:szCs w:val="18"/>
               </w:rPr>
@@ -8258,7 +6600,6 @@
                 <w:rFonts w:ascii="BIZ UDPゴシック" w:cs="BIZ UDPゴシック" w:eastAsia="BIZ UDPゴシック" w:hAnsi="BIZ UDPゴシック"/>
                 <w:b w:val="false"/>
                 <w:bCs w:val="false"/>
-                <w:color w:val="000000"/>
                 <w:sz w:val="18"/>
                 <w:szCs w:val="18"/>
               </w:rPr>
@@ -8289,12 +6630,10 @@
                 <w:rFonts w:ascii="BIZ UDPゴシック" w:cs="BIZ UDPゴシック" w:eastAsia="BIZ UDPゴシック" w:hAnsi="BIZ UDPゴシック"/>
                 <w:b w:val="false"/>
                 <w:bCs w:val="false"/>
-                <w:color w:val="000000"/>
-                <w:sz w:val="18"/>
-                <w:szCs w:val="18"/>
-              </w:rPr>
-              <w:t xml:space="preserve">No.2（Writer変更）後: instance-1 のクラスが db.r5.xlarge に変更されていることを確認
-▶ aws rds describe-db-instances --region ap-northeast-1 --db-instance-identifier ksm-posprd-db-instance-1 --query 'DBInstances[0].{Class:DBInstanceClass,Status:DBInstanceStatus}' --output table</w:t>
+                <w:sz w:val="18"/>
+                <w:szCs w:val="18"/>
+              </w:rPr>
+              <w:t xml:space="preserve">No.2（Writer変更）後: instance-1 のクラスが db.r5.xlarge に変更されていることを確認</w:t>
             </w:r>
           </w:p>
         </w:tc>
@@ -8321,7 +6660,6 @@
                 <w:rFonts w:ascii="BIZ UDPゴシック" w:cs="BIZ UDPゴシック" w:eastAsia="BIZ UDPゴシック" w:hAnsi="BIZ UDPゴシック"/>
                 <w:b w:val="false"/>
                 <w:bCs w:val="false"/>
-                <w:color w:val="000000"/>
                 <w:sz w:val="18"/>
                 <w:szCs w:val="18"/>
               </w:rPr>
@@ -8352,7 +6690,6 @@
                 <w:rFonts w:ascii="BIZ UDPゴシック" w:cs="BIZ UDPゴシック" w:eastAsia="BIZ UDPゴシック" w:hAnsi="BIZ UDPゴシック"/>
                 <w:b w:val="false"/>
                 <w:bCs w:val="false"/>
-                <w:color w:val="000000"/>
                 <w:sz w:val="18"/>
                 <w:szCs w:val="18"/>
               </w:rPr>
@@ -8388,7 +6725,6 @@
                 <w:rFonts w:ascii="BIZ UDPゴシック" w:cs="BIZ UDPゴシック" w:eastAsia="BIZ UDPゴシック" w:hAnsi="BIZ UDPゴシック"/>
                 <w:b w:val="false"/>
                 <w:bCs w:val="false"/>
-                <w:color w:val="000000"/>
                 <w:sz w:val="18"/>
                 <w:szCs w:val="18"/>
               </w:rPr>
@@ -8419,12 +6755,10 @@
                 <w:rFonts w:ascii="BIZ UDPゴシック" w:cs="BIZ UDPゴシック" w:eastAsia="BIZ UDPゴシック" w:hAnsi="BIZ UDPゴシック"/>
                 <w:b w:val="false"/>
                 <w:bCs w:val="false"/>
-                <w:color w:val="000000"/>
-                <w:sz w:val="18"/>
-                <w:szCs w:val="18"/>
-              </w:rPr>
-              <w:t xml:space="preserve">日次バッチ（JST 21:25）の翌朝に書き込み系Lambda（sg-import-data等）が正常完了していることを確認
-▶ aws logs filter-log-events --region ap-northeast-1 --log-group-name /aws/lambda/ksm-posprd-lmd-function-sg-import-data --start-time $(date -d 'today 12:00' +%s000) --query 'events[*].message' --output text</w:t>
+                <w:sz w:val="18"/>
+                <w:szCs w:val="18"/>
+              </w:rPr>
+              <w:t xml:space="preserve">日次バッチ（JST 21:25）の翌朝に書き込み系Lambda（sg-import-data等）が正常完了していることを確認</w:t>
             </w:r>
           </w:p>
         </w:tc>
@@ -8451,7 +6785,6 @@
                 <w:rFonts w:ascii="BIZ UDPゴシック" w:cs="BIZ UDPゴシック" w:eastAsia="BIZ UDPゴシック" w:hAnsi="BIZ UDPゴシック"/>
                 <w:b w:val="false"/>
                 <w:bCs w:val="false"/>
-                <w:color w:val="000000"/>
                 <w:sz w:val="18"/>
                 <w:szCs w:val="18"/>
               </w:rPr>
@@ -8482,7 +6815,6 @@
                 <w:rFonts w:ascii="BIZ UDPゴシック" w:cs="BIZ UDPゴシック" w:eastAsia="BIZ UDPゴシック" w:hAnsi="BIZ UDPゴシック"/>
                 <w:b w:val="false"/>
                 <w:bCs w:val="false"/>
-                <w:color w:val="000000"/>
                 <w:sz w:val="18"/>
                 <w:szCs w:val="18"/>
               </w:rPr>
@@ -8518,7 +6850,6 @@
                 <w:rFonts w:ascii="BIZ UDPゴシック" w:cs="BIZ UDPゴシック" w:eastAsia="BIZ UDPゴシック" w:hAnsi="BIZ UDPゴシック"/>
                 <w:b w:val="false"/>
                 <w:bCs w:val="false"/>
-                <w:color w:val="000000"/>
                 <w:sz w:val="18"/>
                 <w:szCs w:val="18"/>
               </w:rPr>
@@ -8549,12 +6880,10 @@
                 <w:rFonts w:ascii="BIZ UDPゴシック" w:cs="BIZ UDPゴシック" w:eastAsia="BIZ UDPゴシック" w:hAnsi="BIZ UDPゴシック"/>
                 <w:b w:val="false"/>
                 <w:bCs w:val="false"/>
-                <w:color w:val="000000"/>
-                <w:sz w:val="18"/>
-                <w:szCs w:val="18"/>
-              </w:rPr>
-              <w:t xml:space="preserve">翌月 Cost Explorer で RDS のコストが削減されていることを確認
-▶ aws ce get-cost-and-usage --region us-east-1 --time-period Start=2026-04-01,End=2026-05-01 --granularity MONTHLY --metrics BlendedCost --output table</w:t>
+                <w:sz w:val="18"/>
+                <w:szCs w:val="18"/>
+              </w:rPr>
+              <w:t xml:space="preserve">翌月 Cost Explorer で RDS のコストが削減されていることを確認</w:t>
             </w:r>
           </w:p>
         </w:tc>
@@ -8581,11 +6910,10 @@
                 <w:rFonts w:ascii="BIZ UDPゴシック" w:cs="BIZ UDPゴシック" w:eastAsia="BIZ UDPゴシック" w:hAnsi="BIZ UDPゴシック"/>
                 <w:b w:val="false"/>
                 <w:bCs w:val="false"/>
-                <w:color w:val="000000"/>
-                <w:sz w:val="18"/>
-                <w:szCs w:val="18"/>
-              </w:rPr>
-              <w:t xml:space="preserve">RDS Aurora の月額が $1,200〜$1,250 に減少（削減前 $2,218 から約45%減）</w:t>
+                <w:sz w:val="18"/>
+                <w:szCs w:val="18"/>
+              </w:rPr>
+              <w:t xml:space="preserve">RDS Aurora の月額が $1,200〜$1,250 に減少</w:t>
             </w:r>
           </w:p>
         </w:tc>
@@ -8612,7 +6940,6 @@
                 <w:rFonts w:ascii="BIZ UDPゴシック" w:cs="BIZ UDPゴシック" w:eastAsia="BIZ UDPゴシック" w:hAnsi="BIZ UDPゴシック"/>
                 <w:b w:val="false"/>
                 <w:bCs w:val="false"/>
-                <w:color w:val="000000"/>
                 <w:sz w:val="18"/>
                 <w:szCs w:val="18"/>
               </w:rPr>
@@ -8644,8 +6971,8 @@
           <w:rFonts w:ascii="BIZ UDPゴシック" w:cs="BIZ UDPゴシック" w:eastAsia="BIZ UDPゴシック" w:hAnsi="BIZ UDPゴシック"/>
           <w:b/>
           <w:bCs/>
-          <w:sz w:val="32"/>
-          <w:szCs w:val="32"/>
+          <w:sz w:val="24"/>
+          <w:szCs w:val="24"/>
         </w:rPr>
         <w:t xml:space="preserve">6. 注意事項・リスク</w:t>
       </w:r>
@@ -8694,7 +7021,6 @@
                 <w:rFonts w:ascii="BIZ UDPゴシック" w:cs="BIZ UDPゴシック" w:eastAsia="BIZ UDPゴシック" w:hAnsi="BIZ UDPゴシック"/>
                 <w:b/>
                 <w:bCs/>
-                <w:color w:val="000000"/>
                 <w:sz w:val="18"/>
                 <w:szCs w:val="18"/>
               </w:rPr>
@@ -8725,7 +7051,6 @@
                 <w:rFonts w:ascii="BIZ UDPゴシック" w:cs="BIZ UDPゴシック" w:eastAsia="BIZ UDPゴシック" w:hAnsi="BIZ UDPゴシック"/>
                 <w:b/>
                 <w:bCs/>
-                <w:color w:val="000000"/>
                 <w:sz w:val="18"/>
                 <w:szCs w:val="18"/>
               </w:rPr>
@@ -8756,7 +7081,6 @@
                 <w:rFonts w:ascii="BIZ UDPゴシック" w:cs="BIZ UDPゴシック" w:eastAsia="BIZ UDPゴシック" w:hAnsi="BIZ UDPゴシック"/>
                 <w:b/>
                 <w:bCs/>
-                <w:color w:val="000000"/>
                 <w:sz w:val="18"/>
                 <w:szCs w:val="18"/>
               </w:rPr>
@@ -8792,7 +7116,6 @@
                 <w:rFonts w:ascii="BIZ UDPゴシック" w:cs="BIZ UDPゴシック" w:eastAsia="BIZ UDPゴシック" w:hAnsi="BIZ UDPゴシック"/>
                 <w:b w:val="false"/>
                 <w:bCs w:val="false"/>
-                <w:color w:val="000000"/>
                 <w:sz w:val="18"/>
                 <w:szCs w:val="18"/>
               </w:rPr>
@@ -8823,7 +7146,6 @@
                 <w:rFonts w:ascii="BIZ UDPゴシック" w:cs="BIZ UDPゴシック" w:eastAsia="BIZ UDPゴシック" w:hAnsi="BIZ UDPゴシック"/>
                 <w:b w:val="false"/>
                 <w:bCs w:val="false"/>
-                <w:color w:val="000000"/>
                 <w:sz w:val="18"/>
                 <w:szCs w:val="18"/>
               </w:rPr>
@@ -8854,7 +7176,6 @@
                 <w:rFonts w:ascii="BIZ UDPゴシック" w:cs="BIZ UDPゴシック" w:eastAsia="BIZ UDPゴシック" w:hAnsi="BIZ UDPゴシック"/>
                 <w:b w:val="false"/>
                 <w:bCs w:val="false"/>
-                <w:color w:val="000000"/>
                 <w:sz w:val="18"/>
                 <w:szCs w:val="18"/>
               </w:rPr>
@@ -8890,7 +7211,6 @@
                 <w:rFonts w:ascii="BIZ UDPゴシック" w:cs="BIZ UDPゴシック" w:eastAsia="BIZ UDPゴシック" w:hAnsi="BIZ UDPゴシック"/>
                 <w:b w:val="false"/>
                 <w:bCs w:val="false"/>
-                <w:color w:val="000000"/>
                 <w:sz w:val="18"/>
                 <w:szCs w:val="18"/>
               </w:rPr>
@@ -8921,7 +7241,6 @@
                 <w:rFonts w:ascii="BIZ UDPゴシック" w:cs="BIZ UDPゴシック" w:eastAsia="BIZ UDPゴシック" w:hAnsi="BIZ UDPゴシック"/>
                 <w:b w:val="false"/>
                 <w:bCs w:val="false"/>
-                <w:color w:val="000000"/>
                 <w:sz w:val="18"/>
                 <w:szCs w:val="18"/>
               </w:rPr>
@@ -8952,7 +7271,6 @@
                 <w:rFonts w:ascii="BIZ UDPゴシック" w:cs="BIZ UDPゴシック" w:eastAsia="BIZ UDPゴシック" w:hAnsi="BIZ UDPゴシック"/>
                 <w:b w:val="false"/>
                 <w:bCs w:val="false"/>
-                <w:color w:val="000000"/>
                 <w:sz w:val="18"/>
                 <w:szCs w:val="18"/>
               </w:rPr>
@@ -8988,7 +7306,6 @@
                 <w:rFonts w:ascii="BIZ UDPゴシック" w:cs="BIZ UDPゴシック" w:eastAsia="BIZ UDPゴシック" w:hAnsi="BIZ UDPゴシック"/>
                 <w:b w:val="false"/>
                 <w:bCs w:val="false"/>
-                <w:color w:val="000000"/>
                 <w:sz w:val="18"/>
                 <w:szCs w:val="18"/>
               </w:rPr>
@@ -9019,7 +7336,6 @@
                 <w:rFonts w:ascii="BIZ UDPゴシック" w:cs="BIZ UDPゴシック" w:eastAsia="BIZ UDPゴシック" w:hAnsi="BIZ UDPゴシック"/>
                 <w:b w:val="false"/>
                 <w:bCs w:val="false"/>
-                <w:color w:val="000000"/>
                 <w:sz w:val="18"/>
                 <w:szCs w:val="18"/>
               </w:rPr>
@@ -9050,7 +7366,6 @@
                 <w:rFonts w:ascii="BIZ UDPゴシック" w:cs="BIZ UDPゴシック" w:eastAsia="BIZ UDPゴシック" w:hAnsi="BIZ UDPゴシック"/>
                 <w:b w:val="false"/>
                 <w:bCs w:val="false"/>
-                <w:color w:val="000000"/>
                 <w:sz w:val="18"/>
                 <w:szCs w:val="18"/>
               </w:rPr>
@@ -9086,7 +7401,6 @@
                 <w:rFonts w:ascii="BIZ UDPゴシック" w:cs="BIZ UDPゴシック" w:eastAsia="BIZ UDPゴシック" w:hAnsi="BIZ UDPゴシック"/>
                 <w:b w:val="false"/>
                 <w:bCs w:val="false"/>
-                <w:color w:val="000000"/>
                 <w:sz w:val="18"/>
                 <w:szCs w:val="18"/>
               </w:rPr>
@@ -9117,7 +7431,6 @@
                 <w:rFonts w:ascii="BIZ UDPゴシック" w:cs="BIZ UDPゴシック" w:eastAsia="BIZ UDPゴシック" w:hAnsi="BIZ UDPゴシック"/>
                 <w:b w:val="false"/>
                 <w:bCs w:val="false"/>
-                <w:color w:val="000000"/>
                 <w:sz w:val="18"/>
                 <w:szCs w:val="18"/>
               </w:rPr>
@@ -9148,7 +7461,6 @@
                 <w:rFonts w:ascii="BIZ UDPゴシック" w:cs="BIZ UDPゴシック" w:eastAsia="BIZ UDPゴシック" w:hAnsi="BIZ UDPゴシック"/>
                 <w:b w:val="false"/>
                 <w:bCs w:val="false"/>
-                <w:color w:val="000000"/>
                 <w:sz w:val="18"/>
                 <w:szCs w:val="18"/>
               </w:rPr>
@@ -9167,23 +7479,10 @@
           <w:rFonts w:ascii="BIZ UDPゴシック" w:cs="BIZ UDPゴシック" w:eastAsia="BIZ UDPゴシック" w:hAnsi="BIZ UDPゴシック"/>
           <w:b/>
           <w:bCs/>
-          <w:sz w:val="32"/>
-          <w:szCs w:val="32"/>
+          <w:sz w:val="24"/>
+          <w:szCs w:val="24"/>
         </w:rPr>
         <w:t xml:space="preserve">7. 変更後パフォーマンスチェック</w:t>
-      </w:r>
-    </w:p>
-    <w:p>
-      <w:pPr>
-        <w:spacing w:before="60" w:after="60"/>
-      </w:pPr>
-      <w:r>
-        <w:rPr>
-          <w:rFonts w:ascii="BIZ UDPゴシック" w:cs="BIZ UDPゴシック" w:eastAsia="BIZ UDPゴシック" w:hAnsi="BIZ UDPゴシック"/>
-          <w:sz w:val="18"/>
-          <w:szCs w:val="18"/>
-        </w:rPr>
-        <w:t xml:space="preserve">ダウンサイズ後は以下のメトリクスを1週間継続して監視し、パフォーマンス劣化がないことを確認する。</w:t>
       </w:r>
     </w:p>
     <w:tbl>
@@ -9230,7 +7529,6 @@
                 <w:rFonts w:ascii="BIZ UDPゴシック" w:cs="BIZ UDPゴシック" w:eastAsia="BIZ UDPゴシック" w:hAnsi="BIZ UDPゴシック"/>
                 <w:b/>
                 <w:bCs/>
-                <w:color w:val="000000"/>
                 <w:sz w:val="18"/>
                 <w:szCs w:val="18"/>
               </w:rPr>
@@ -9261,7 +7559,6 @@
                 <w:rFonts w:ascii="BIZ UDPゴシック" w:cs="BIZ UDPゴシック" w:eastAsia="BIZ UDPゴシック" w:hAnsi="BIZ UDPゴシック"/>
                 <w:b/>
                 <w:bCs/>
-                <w:color w:val="000000"/>
                 <w:sz w:val="18"/>
                 <w:szCs w:val="18"/>
               </w:rPr>
@@ -9292,7 +7589,6 @@
                 <w:rFonts w:ascii="BIZ UDPゴシック" w:cs="BIZ UDPゴシック" w:eastAsia="BIZ UDPゴシック" w:hAnsi="BIZ UDPゴシック"/>
                 <w:b/>
                 <w:bCs/>
-                <w:color w:val="000000"/>
                 <w:sz w:val="18"/>
                 <w:szCs w:val="18"/>
               </w:rPr>
@@ -9328,7 +7624,6 @@
                 <w:rFonts w:ascii="BIZ UDPゴシック" w:cs="BIZ UDPゴシック" w:eastAsia="BIZ UDPゴシック" w:hAnsi="BIZ UDPゴシック"/>
                 <w:b w:val="false"/>
                 <w:bCs w:val="false"/>
-                <w:color w:val="000000"/>
                 <w:sz w:val="18"/>
                 <w:szCs w:val="18"/>
               </w:rPr>
@@ -9359,7 +7654,6 @@
                 <w:rFonts w:ascii="BIZ UDPゴシック" w:cs="BIZ UDPゴシック" w:eastAsia="BIZ UDPゴシック" w:hAnsi="BIZ UDPゴシック"/>
                 <w:b w:val="false"/>
                 <w:bCs w:val="false"/>
-                <w:color w:val="000000"/>
                 <w:sz w:val="18"/>
                 <w:szCs w:val="18"/>
               </w:rPr>
@@ -9390,7 +7684,6 @@
                 <w:rFonts w:ascii="BIZ UDPゴシック" w:cs="BIZ UDPゴシック" w:eastAsia="BIZ UDPゴシック" w:hAnsi="BIZ UDPゴシック"/>
                 <w:b w:val="false"/>
                 <w:bCs w:val="false"/>
-                <w:color w:val="000000"/>
                 <w:sz w:val="18"/>
                 <w:szCs w:val="18"/>
               </w:rPr>
@@ -9426,7 +7719,6 @@
                 <w:rFonts w:ascii="BIZ UDPゴシック" w:cs="BIZ UDPゴシック" w:eastAsia="BIZ UDPゴシック" w:hAnsi="BIZ UDPゴシック"/>
                 <w:b w:val="false"/>
                 <w:bCs w:val="false"/>
-                <w:color w:val="000000"/>
                 <w:sz w:val="18"/>
                 <w:szCs w:val="18"/>
               </w:rPr>
@@ -9457,7 +7749,6 @@
                 <w:rFonts w:ascii="BIZ UDPゴシック" w:cs="BIZ UDPゴシック" w:eastAsia="BIZ UDPゴシック" w:hAnsi="BIZ UDPゴシック"/>
                 <w:b w:val="false"/>
                 <w:bCs w:val="false"/>
-                <w:color w:val="000000"/>
                 <w:sz w:val="18"/>
                 <w:szCs w:val="18"/>
               </w:rPr>
@@ -9488,7 +7779,6 @@
                 <w:rFonts w:ascii="BIZ UDPゴシック" w:cs="BIZ UDPゴシック" w:eastAsia="BIZ UDPゴシック" w:hAnsi="BIZ UDPゴシック"/>
                 <w:b w:val="false"/>
                 <w:bCs w:val="false"/>
-                <w:color w:val="000000"/>
                 <w:sz w:val="18"/>
                 <w:szCs w:val="18"/>
               </w:rPr>
@@ -9524,7 +7814,6 @@
                 <w:rFonts w:ascii="BIZ UDPゴシック" w:cs="BIZ UDPゴシック" w:eastAsia="BIZ UDPゴシック" w:hAnsi="BIZ UDPゴシック"/>
                 <w:b w:val="false"/>
                 <w:bCs w:val="false"/>
-                <w:color w:val="000000"/>
                 <w:sz w:val="18"/>
                 <w:szCs w:val="18"/>
               </w:rPr>
@@ -9555,7 +7844,6 @@
                 <w:rFonts w:ascii="BIZ UDPゴシック" w:cs="BIZ UDPゴシック" w:eastAsia="BIZ UDPゴシック" w:hAnsi="BIZ UDPゴシック"/>
                 <w:b w:val="false"/>
                 <w:bCs w:val="false"/>
-                <w:color w:val="000000"/>
                 <w:sz w:val="18"/>
                 <w:szCs w:val="18"/>
               </w:rPr>
@@ -9586,7 +7874,6 @@
                 <w:rFonts w:ascii="BIZ UDPゴシック" w:cs="BIZ UDPゴシック" w:eastAsia="BIZ UDPゴシック" w:hAnsi="BIZ UDPゴシック"/>
                 <w:b w:val="false"/>
                 <w:bCs w:val="false"/>
-                <w:color w:val="000000"/>
                 <w:sz w:val="18"/>
                 <w:szCs w:val="18"/>
               </w:rPr>
@@ -9622,11 +7909,10 @@
                 <w:rFonts w:ascii="BIZ UDPゴシック" w:cs="BIZ UDPゴシック" w:eastAsia="BIZ UDPゴシック" w:hAnsi="BIZ UDPゴシック"/>
                 <w:b w:val="false"/>
                 <w:bCs w:val="false"/>
-                <w:color w:val="000000"/>
-                <w:sz w:val="18"/>
-                <w:szCs w:val="18"/>
-              </w:rPr>
-              <w:t xml:space="preserve">DatabaseConnections</w:t>
+                <w:sz w:val="18"/>
+                <w:szCs w:val="18"/>
+              </w:rPr>
+              <w:t xml:space="preserve">FreeableMemory（Writer）</w:t>
             </w:r>
           </w:p>
         </w:tc>
@@ -9653,11 +7939,10 @@
                 <w:rFonts w:ascii="BIZ UDPゴシック" w:cs="BIZ UDPゴシック" w:eastAsia="BIZ UDPゴシック" w:hAnsi="BIZ UDPゴシック"/>
                 <w:b w:val="false"/>
                 <w:bCs w:val="false"/>
-                <w:color w:val="000000"/>
-                <w:sz w:val="18"/>
-                <w:szCs w:val="18"/>
-              </w:rPr>
-              <w:t xml:space="preserve">実測値: 数件〜十数件</w:t>
+                <w:sz w:val="18"/>
+                <w:szCs w:val="18"/>
+              </w:rPr>
+              <w:t xml:space="preserve">64GB中ほぼ未使用</w:t>
             </w:r>
           </w:p>
         </w:tc>
@@ -9684,207 +7969,10 @@
                 <w:rFonts w:ascii="BIZ UDPゴシック" w:cs="BIZ UDPゴシック" w:eastAsia="BIZ UDPゴシック" w:hAnsi="BIZ UDPゴシック"/>
                 <w:b w:val="false"/>
                 <w:bCs w:val="false"/>
-                <w:color w:val="000000"/>
-                <w:sz w:val="18"/>
-                <w:szCs w:val="18"/>
-              </w:rPr>
-              <w:t xml:space="preserve">100 以下で正常 / 300 超で要注意</w:t>
-            </w:r>
-          </w:p>
-        </w:tc>
-      </w:tr>
-      <w:tr>
-        <w:trPr>
-          <w:cantSplit/>
-        </w:trPr>
-        <w:tc>
-          <w:tcPr>
-            <w:tcW w:type="dxa" w:w="2835"/>
-            <w:tcBorders>
-              <w:top w:val="single" w:color="CCCCCC" w:sz="4"/>
-              <w:left w:val="single" w:color="CCCCCC" w:sz="4"/>
-              <w:bottom w:val="single" w:color="CCCCCC" w:sz="4"/>
-              <w:right w:val="single" w:color="CCCCCC" w:sz="4"/>
-            </w:tcBorders>
-            <w:shd w:fill="FFFFFF" w:val="clear"/>
-            <w:tcMar>
-              <w:top w:type="dxa" w:w="60"/>
-              <w:left w:type="dxa" w:w="100"/>
-              <w:bottom w:type="dxa" w:w="60"/>
-              <w:right w:type="dxa" w:w="100"/>
-            </w:tcMar>
-          </w:tcPr>
-          <w:p>
-            <w:r>
-              <w:rPr>
-                <w:rFonts w:ascii="BIZ UDPゴシック" w:cs="BIZ UDPゴシック" w:eastAsia="BIZ UDPゴシック" w:hAnsi="BIZ UDPゴシック"/>
-                <w:b w:val="false"/>
-                <w:bCs w:val="false"/>
-                <w:color w:val="000000"/>
-                <w:sz w:val="18"/>
-                <w:szCs w:val="18"/>
-              </w:rPr>
-              <w:t xml:space="preserve">FreeableMemory（Writer）</w:t>
-            </w:r>
-          </w:p>
-        </w:tc>
-        <w:tc>
-          <w:tcPr>
-            <w:tcW w:type="dxa" w:w="2835"/>
-            <w:tcBorders>
-              <w:top w:val="single" w:color="CCCCCC" w:sz="4"/>
-              <w:left w:val="single" w:color="CCCCCC" w:sz="4"/>
-              <w:bottom w:val="single" w:color="CCCCCC" w:sz="4"/>
-              <w:right w:val="single" w:color="CCCCCC" w:sz="4"/>
-            </w:tcBorders>
-            <w:shd w:fill="FFFFFF" w:val="clear"/>
-            <w:tcMar>
-              <w:top w:type="dxa" w:w="60"/>
-              <w:left w:type="dxa" w:w="100"/>
-              <w:bottom w:type="dxa" w:w="60"/>
-              <w:right w:type="dxa" w:w="100"/>
-            </w:tcMar>
-          </w:tcPr>
-          <w:p>
-            <w:r>
-              <w:rPr>
-                <w:rFonts w:ascii="BIZ UDPゴシック" w:cs="BIZ UDPゴシック" w:eastAsia="BIZ UDPゴシック" w:hAnsi="BIZ UDPゴシック"/>
-                <w:b w:val="false"/>
-                <w:bCs w:val="false"/>
-                <w:color w:val="000000"/>
-                <w:sz w:val="18"/>
-                <w:szCs w:val="18"/>
-              </w:rPr>
-              <w:t xml:space="preserve">64GB中ほぼ未使用</w:t>
-            </w:r>
-          </w:p>
-        </w:tc>
-        <w:tc>
-          <w:tcPr>
-            <w:tcW w:type="dxa" w:w="2834"/>
-            <w:tcBorders>
-              <w:top w:val="single" w:color="CCCCCC" w:sz="4"/>
-              <w:left w:val="single" w:color="CCCCCC" w:sz="4"/>
-              <w:bottom w:val="single" w:color="CCCCCC" w:sz="4"/>
-              <w:right w:val="single" w:color="CCCCCC" w:sz="4"/>
-            </w:tcBorders>
-            <w:shd w:fill="FFFFFF" w:val="clear"/>
-            <w:tcMar>
-              <w:top w:type="dxa" w:w="60"/>
-              <w:left w:type="dxa" w:w="100"/>
-              <w:bottom w:type="dxa" w:w="60"/>
-              <w:right w:type="dxa" w:w="100"/>
-            </w:tcMar>
-          </w:tcPr>
-          <w:p>
-            <w:r>
-              <w:rPr>
-                <w:rFonts w:ascii="BIZ UDPゴシック" w:cs="BIZ UDPゴシック" w:eastAsia="BIZ UDPゴシック" w:hAnsi="BIZ UDPゴシック"/>
-                <w:b w:val="false"/>
-                <w:bCs w:val="false"/>
-                <w:color w:val="000000"/>
                 <w:sz w:val="18"/>
                 <w:szCs w:val="18"/>
               </w:rPr>
               <w:t xml:space="preserve">4 GB 以上で正常 / 2 GB 未満で要注意</w:t>
-            </w:r>
-          </w:p>
-        </w:tc>
-      </w:tr>
-      <w:tr>
-        <w:trPr>
-          <w:cantSplit/>
-        </w:trPr>
-        <w:tc>
-          <w:tcPr>
-            <w:tcW w:type="dxa" w:w="2835"/>
-            <w:tcBorders>
-              <w:top w:val="single" w:color="CCCCCC" w:sz="4"/>
-              <w:left w:val="single" w:color="CCCCCC" w:sz="4"/>
-              <w:bottom w:val="single" w:color="CCCCCC" w:sz="4"/>
-              <w:right w:val="single" w:color="CCCCCC" w:sz="4"/>
-            </w:tcBorders>
-            <w:shd w:fill="FFFFFF" w:val="clear"/>
-            <w:tcMar>
-              <w:top w:type="dxa" w:w="60"/>
-              <w:left w:type="dxa" w:w="100"/>
-              <w:bottom w:type="dxa" w:w="60"/>
-              <w:right w:type="dxa" w:w="100"/>
-            </w:tcMar>
-          </w:tcPr>
-          <w:p>
-            <w:r>
-              <w:rPr>
-                <w:rFonts w:ascii="BIZ UDPゴシック" w:cs="BIZ UDPゴシック" w:eastAsia="BIZ UDPゴシック" w:hAnsi="BIZ UDPゴシック"/>
-                <w:b w:val="false"/>
-                <w:bCs w:val="false"/>
-                <w:color w:val="000000"/>
-                <w:sz w:val="18"/>
-                <w:szCs w:val="18"/>
-              </w:rPr>
-              <w:t xml:space="preserve">DMLLatency（書き込み遅延）</w:t>
-            </w:r>
-          </w:p>
-        </w:tc>
-        <w:tc>
-          <w:tcPr>
-            <w:tcW w:type="dxa" w:w="2835"/>
-            <w:tcBorders>
-              <w:top w:val="single" w:color="CCCCCC" w:sz="4"/>
-              <w:left w:val="single" w:color="CCCCCC" w:sz="4"/>
-              <w:bottom w:val="single" w:color="CCCCCC" w:sz="4"/>
-              <w:right w:val="single" w:color="CCCCCC" w:sz="4"/>
-            </w:tcBorders>
-            <w:shd w:fill="FFFFFF" w:val="clear"/>
-            <w:tcMar>
-              <w:top w:type="dxa" w:w="60"/>
-              <w:left w:type="dxa" w:w="100"/>
-              <w:bottom w:type="dxa" w:w="60"/>
-              <w:right w:type="dxa" w:w="100"/>
-            </w:tcMar>
-          </w:tcPr>
-          <w:p>
-            <w:r>
-              <w:rPr>
-                <w:rFonts w:ascii="BIZ UDPゴシック" w:cs="BIZ UDPゴシック" w:eastAsia="BIZ UDPゴシック" w:hAnsi="BIZ UDPゴシック"/>
-                <w:b w:val="false"/>
-                <w:bCs w:val="false"/>
-                <w:color w:val="000000"/>
-                <w:sz w:val="18"/>
-                <w:szCs w:val="18"/>
-              </w:rPr>
-              <w:t xml:space="preserve">バッチ時のみ発生</w:t>
-            </w:r>
-          </w:p>
-        </w:tc>
-        <w:tc>
-          <w:tcPr>
-            <w:tcW w:type="dxa" w:w="2834"/>
-            <w:tcBorders>
-              <w:top w:val="single" w:color="CCCCCC" w:sz="4"/>
-              <w:left w:val="single" w:color="CCCCCC" w:sz="4"/>
-              <w:bottom w:val="single" w:color="CCCCCC" w:sz="4"/>
-              <w:right w:val="single" w:color="CCCCCC" w:sz="4"/>
-            </w:tcBorders>
-            <w:shd w:fill="FFFFFF" w:val="clear"/>
-            <w:tcMar>
-              <w:top w:type="dxa" w:w="60"/>
-              <w:left w:type="dxa" w:w="100"/>
-              <w:bottom w:type="dxa" w:w="60"/>
-              <w:right w:type="dxa" w:w="100"/>
-            </w:tcMar>
-          </w:tcPr>
-          <w:p>
-            <w:r>
-              <w:rPr>
-                <w:rFonts w:ascii="BIZ UDPゴシック" w:cs="BIZ UDPゴシック" w:eastAsia="BIZ UDPゴシック" w:hAnsi="BIZ UDPゴシック"/>
-                <w:b w:val="false"/>
-                <w:bCs w:val="false"/>
-                <w:color w:val="000000"/>
-                <w:sz w:val="18"/>
-                <w:szCs w:val="18"/>
-              </w:rPr>
-              <w:t xml:space="preserve">100ms 以下で正常 / 500ms 超で要注意</w:t>
             </w:r>
           </w:p>
         </w:tc>
@@ -9899,25 +7987,10 @@
           <w:rFonts w:ascii="BIZ UDPゴシック" w:cs="BIZ UDPゴシック" w:eastAsia="BIZ UDPゴシック" w:hAnsi="BIZ UDPゴシック"/>
           <w:b/>
           <w:bCs/>
-          <w:sz w:val="32"/>
-          <w:szCs w:val="32"/>
-        </w:rPr>
-        <w:t xml:space="preserve">8. スケールアップ（ロールバック）方法</w:t>
-      </w:r>
-    </w:p>
-    <w:p>
-      <w:pPr>
-        <w:pStyle w:val="Heading2"/>
-      </w:pPr>
-      <w:r>
-        <w:rPr>
-          <w:rFonts w:ascii="BIZ UDPゴシック" w:cs="BIZ UDPゴシック" w:eastAsia="BIZ UDPゴシック" w:hAnsi="BIZ UDPゴシック"/>
-          <w:b/>
-          <w:bCs/>
           <w:sz w:val="24"/>
           <w:szCs w:val="24"/>
         </w:rPr>
-        <w:t xml:space="preserve">■ スケールアップ実行コマンド（CloudShell）</w:t>
+        <w:t xml:space="preserve">8. スケールアップ（ロールバック）方法</w:t>
       </w:r>
     </w:p>
     <w:tbl>
@@ -9983,7 +8056,7 @@
                 <w:sz w:val="18"/>
                 <w:szCs w:val="18"/>
               </w:rPr>
-              <w:t xml:space="preserve"># Step 1: instance-2（Reader）を先にスケールアップ</w:t>
+              <w:t xml:space="preserve">aws --no-cli-pager rds modify-db-instance \</w:t>
             </w:r>
           </w:p>
           <w:p>
@@ -9993,7 +8066,7 @@
                 <w:sz w:val="18"/>
                 <w:szCs w:val="18"/>
               </w:rPr>
-              <w:t xml:space="preserve">aws --no-cli-pager rds modify-db-instance \</w:t>
+              <w:t xml:space="preserve">  --region $REGION \</w:t>
             </w:r>
           </w:p>
           <w:p>
@@ -10003,7 +8076,7 @@
                 <w:sz w:val="18"/>
                 <w:szCs w:val="18"/>
               </w:rPr>
-              <w:t xml:space="preserve">  --region $REGION \</w:t>
+              <w:t xml:space="preserve">  --db-instance-identifier ksm-posprd-db-instance-2 \</w:t>
             </w:r>
           </w:p>
           <w:p>
@@ -10013,7 +8086,7 @@
                 <w:sz w:val="18"/>
                 <w:szCs w:val="18"/>
               </w:rPr>
-              <w:t xml:space="preserve">  --db-instance-identifier ksm-posprd-db-instance-2 \</w:t>
+              <w:t xml:space="preserve">  --db-instance-class db.r5.2xlarge --apply-immediately</w:t>
             </w:r>
           </w:p>
           <w:p>
@@ -10023,7 +8096,7 @@
                 <w:sz w:val="18"/>
                 <w:szCs w:val="18"/>
               </w:rPr>
-              <w:t xml:space="preserve">  --db-instance-class db.r5.2xlarge --apply-immediately</w:t>
+              <w:t xml:space="preserve"/>
             </w:r>
           </w:p>
           <w:p>
@@ -10033,47 +8106,27 @@
                 <w:sz w:val="18"/>
                 <w:szCs w:val="18"/>
               </w:rPr>
+              <w:t xml:space="preserve">aws rds wait db-instance-available --region $REGION \</w:t>
+            </w:r>
+          </w:p>
+          <w:p>
+            <w:r>
+              <w:rPr>
+                <w:rFonts w:ascii="Consolas" w:cs="Consolas" w:eastAsia="Consolas" w:hAnsi="Consolas"/>
+                <w:sz w:val="18"/>
+                <w:szCs w:val="18"/>
+              </w:rPr>
+              <w:t xml:space="preserve">  --db-instance-identifier ksm-posprd-db-instance-2</w:t>
+            </w:r>
+          </w:p>
+          <w:p>
+            <w:r>
+              <w:rPr>
+                <w:rFonts w:ascii="Consolas" w:cs="Consolas" w:eastAsia="Consolas" w:hAnsi="Consolas"/>
+                <w:sz w:val="18"/>
+                <w:szCs w:val="18"/>
+              </w:rPr>
               <w:t xml:space="preserve"/>
-            </w:r>
-          </w:p>
-          <w:p>
-            <w:r>
-              <w:rPr>
-                <w:rFonts w:ascii="Consolas" w:cs="Consolas" w:eastAsia="Consolas" w:hAnsi="Consolas"/>
-                <w:sz w:val="18"/>
-                <w:szCs w:val="18"/>
-              </w:rPr>
-              <w:t xml:space="preserve">aws rds wait db-instance-available --region $REGION \</w:t>
-            </w:r>
-          </w:p>
-          <w:p>
-            <w:r>
-              <w:rPr>
-                <w:rFonts w:ascii="Consolas" w:cs="Consolas" w:eastAsia="Consolas" w:hAnsi="Consolas"/>
-                <w:sz w:val="18"/>
-                <w:szCs w:val="18"/>
-              </w:rPr>
-              <w:t xml:space="preserve">  --db-instance-identifier ksm-posprd-db-instance-2</w:t>
-            </w:r>
-          </w:p>
-          <w:p>
-            <w:r>
-              <w:rPr>
-                <w:rFonts w:ascii="Consolas" w:cs="Consolas" w:eastAsia="Consolas" w:hAnsi="Consolas"/>
-                <w:sz w:val="18"/>
-                <w:szCs w:val="18"/>
-              </w:rPr>
-              <w:t xml:space="preserve"/>
-            </w:r>
-          </w:p>
-          <w:p>
-            <w:r>
-              <w:rPr>
-                <w:rFonts w:ascii="Consolas" w:cs="Consolas" w:eastAsia="Consolas" w:hAnsi="Consolas"/>
-                <w:sz w:val="18"/>
-                <w:szCs w:val="18"/>
-              </w:rPr>
-              <w:t xml:space="preserve"># Step 2: instance-1（Writer）をスケールアップ</w:t>
             </w:r>
           </w:p>
           <w:p>
@@ -10119,111 +8172,6 @@
         </w:tc>
       </w:tr>
     </w:tbl>
-    <w:p>
-      <w:pPr>
-        <w:pStyle w:val="Heading1"/>
-      </w:pPr>
-      <w:r>
-        <w:rPr>
-          <w:rFonts w:ascii="BIZ UDPゴシック" w:cs="BIZ UDPゴシック" w:eastAsia="BIZ UDPゴシック" w:hAnsi="BIZ UDPゴシック"/>
-          <w:b/>
-          <w:bCs/>
-          <w:sz w:val="32"/>
-          <w:szCs w:val="32"/>
-        </w:rPr>
-        <w:t xml:space="preserve">9. 報告方法</w:t>
-      </w:r>
-    </w:p>
-    <w:p>
-      <w:pPr>
-        <w:pStyle w:val="ListParagraph"/>
-        <w:numPr>
-          <w:ilvl w:val="0"/>
-          <w:numId w:val="2"/>
-        </w:numPr>
-        <w:spacing w:before="40" w:after="40"/>
-      </w:pPr>
-      <w:r>
-        <w:rPr>
-          <w:rFonts w:ascii="BIZ UDPゴシック" w:cs="BIZ UDPゴシック" w:eastAsia="BIZ UDPゴシック" w:hAnsi="BIZ UDPゴシック"/>
-          <w:sz w:val="18"/>
-          <w:szCs w:val="18"/>
-        </w:rPr>
-        <w:t xml:space="preserve">テスト完了後、本書のテスト結果欄（OK/NG）を記入する</w:t>
-      </w:r>
-    </w:p>
-    <w:p>
-      <w:pPr>
-        <w:pStyle w:val="ListParagraph"/>
-        <w:numPr>
-          <w:ilvl w:val="0"/>
-          <w:numId w:val="2"/>
-        </w:numPr>
-        <w:spacing w:before="40" w:after="40"/>
-      </w:pPr>
-      <w:r>
-        <w:rPr>
-          <w:rFonts w:ascii="BIZ UDPゴシック" w:cs="BIZ UDPゴシック" w:eastAsia="BIZ UDPゴシック" w:hAnsi="BIZ UDPゴシック"/>
-          <w:sz w:val="18"/>
-          <w:szCs w:val="18"/>
-        </w:rPr>
-        <w:t xml:space="preserve">Reader変更・Writer変更それぞれの完了時刻とCloudWatchスクリーンショットを Thanh Nguyên に提出する</w:t>
-      </w:r>
-    </w:p>
-    <w:p>
-      <w:pPr>
-        <w:pStyle w:val="ListParagraph"/>
-        <w:numPr>
-          <w:ilvl w:val="0"/>
-          <w:numId w:val="2"/>
-        </w:numPr>
-        <w:spacing w:before="40" w:after="40"/>
-      </w:pPr>
-      <w:r>
-        <w:rPr>
-          <w:rFonts w:ascii="BIZ UDPゴシック" w:cs="BIZ UDPゴシック" w:eastAsia="BIZ UDPゴシック" w:hAnsi="BIZ UDPゴシック"/>
-          <w:sz w:val="18"/>
-          <w:szCs w:val="18"/>
-        </w:rPr>
-        <w:t xml:space="preserve">1週間のパフォーマンスチェック結果（第7章のメトリクス）をまとめて報告する</w:t>
-      </w:r>
-    </w:p>
-    <w:p>
-      <w:pPr>
-        <w:pStyle w:val="ListParagraph"/>
-        <w:numPr>
-          <w:ilvl w:val="0"/>
-          <w:numId w:val="2"/>
-        </w:numPr>
-        <w:spacing w:before="40" w:after="40"/>
-      </w:pPr>
-      <w:r>
-        <w:rPr>
-          <w:rFonts w:ascii="BIZ UDPゴシック" w:cs="BIZ UDPゴシック" w:eastAsia="BIZ UDPゴシック" w:hAnsi="BIZ UDPゴシック"/>
-          <w:sz w:val="18"/>
-          <w:szCs w:val="18"/>
-        </w:rPr>
-        <w:t xml:space="preserve">翌月 Cost Explorer での削減確認後、削減効果を報告する</w:t>
-      </w:r>
-    </w:p>
-    <w:p>
-      <w:pPr>
-        <w:pStyle w:val="ListParagraph"/>
-        <w:numPr>
-          <w:ilvl w:val="0"/>
-          <w:numId w:val="2"/>
-        </w:numPr>
-        <w:spacing w:before="40" w:after="40"/>
-      </w:pPr>
-      <w:r>
-        <w:rPr>
-          <w:rFonts w:ascii="BIZ UDPゴシック" w:cs="BIZ UDPゴシック" w:eastAsia="BIZ UDPゴシック" w:hAnsi="BIZ UDPゴシック"/>
-          <w:sz w:val="18"/>
-          <w:szCs w:val="18"/>
-        </w:rPr>
-        <w:t xml:space="preserve">安定稼働が確認できた場合、Reserved Instance（案C）への移行を検討する</w:t>
-      </w:r>
-    </w:p>
     <w:sectPr>
       <w:headerReference w:type="default" r:id="rId6"/>
       <w:footerReference w:type="default" r:id="rId7"/>
@@ -10328,8 +8276,8 @@
         <w:b/>
         <w:bCs/>
         <w:color w:val="C8102E"/>
-        <w:sz w:val="22"/>
-        <w:szCs w:val="22"/>
+        <w:sz w:val="26"/>
+        <w:szCs w:val="26"/>
       </w:rPr>
       <w:t xml:space="preserve">カスミPOS 改修指示書</w:t>
     </w:r>
@@ -10446,12 +8394,6 @@
   </w:abstractNum>
   <w:num w:numId="1">
     <w:abstractNumId w:val="1"/>
-    <w:lvlOverride w:ilvl="0">
-      <w:startOverride w:val="1"/>
-    </w:lvlOverride>
-  </w:num>
-  <w:num w:numId="2">
-    <w:abstractNumId w:val="2"/>
     <w:lvlOverride w:ilvl="0">
       <w:startOverride w:val="1"/>
     </w:lvlOverride>
@@ -10611,25 +8553,12 @@
     <w:next w:val="Normal"/>
     <w:qFormat/>
     <w:pPr>
-      <w:spacing w:before="300" w:after="120"/>
+      <w:pageBreakBefore/>
+      <w:pBdr>
+        <w:bottom w:val="single" w:color="E8A0A8" w:sz="2" w:space="4"/>
+      </w:pBdr>
+      <w:spacing w:before="0" w:after="120"/>
       <w:outlineLvl w:val="0"/>
-    </w:pPr>
-    <w:rPr>
-      <w:rFonts w:ascii="BIZ UDPゴシック" w:cs="BIZ UDPゴシック" w:eastAsia="BIZ UDPゴシック" w:hAnsi="BIZ UDPゴシック"/>
-      <w:b/>
-      <w:bCs/>
-      <w:sz w:val="32"/>
-      <w:szCs w:val="32"/>
-    </w:rPr>
-  </w:style>
-  <w:style w:type="paragraph" w:styleId="Heading2">
-    <w:name w:val="Heading 2"/>
-    <w:basedOn w:val="Normal"/>
-    <w:next w:val="Normal"/>
-    <w:qFormat/>
-    <w:pPr>
-      <w:spacing w:before="200" w:after="80"/>
-      <w:outlineLvl w:val="1"/>
     </w:pPr>
     <w:rPr>
       <w:rFonts w:ascii="BIZ UDPゴシック" w:cs="BIZ UDPゴシック" w:eastAsia="BIZ UDPゴシック" w:hAnsi="BIZ UDPゴシック"/>
@@ -10639,21 +8568,38 @@
       <w:szCs w:val="24"/>
     </w:rPr>
   </w:style>
+  <w:style w:type="paragraph" w:styleId="Heading2">
+    <w:name w:val="Heading 2"/>
+    <w:basedOn w:val="Normal"/>
+    <w:next w:val="Normal"/>
+    <w:qFormat/>
+    <w:pPr>
+      <w:spacing w:before="160" w:after="60"/>
+      <w:outlineLvl w:val="1"/>
+    </w:pPr>
+    <w:rPr>
+      <w:rFonts w:ascii="BIZ UDPゴシック" w:cs="BIZ UDPゴシック" w:eastAsia="BIZ UDPゴシック" w:hAnsi="BIZ UDPゴシック"/>
+      <w:b/>
+      <w:bCs/>
+      <w:sz w:val="18"/>
+      <w:szCs w:val="18"/>
+    </w:rPr>
+  </w:style>
   <w:style w:type="paragraph" w:styleId="Heading3">
     <w:name w:val="Heading 3"/>
     <w:basedOn w:val="Normal"/>
     <w:next w:val="Normal"/>
     <w:qFormat/>
     <w:pPr>
-      <w:spacing w:before="160" w:after="60"/>
+      <w:spacing w:before="120" w:after="40"/>
       <w:outlineLvl w:val="2"/>
     </w:pPr>
     <w:rPr>
       <w:rFonts w:ascii="BIZ UDPゴシック" w:cs="BIZ UDPゴシック" w:eastAsia="BIZ UDPゴシック" w:hAnsi="BIZ UDPゴシック"/>
       <w:b/>
       <w:bCs/>
-      <w:sz w:val="22"/>
-      <w:szCs w:val="22"/>
+      <w:sz w:val="18"/>
+      <w:szCs w:val="18"/>
     </w:rPr>
   </w:style>
 </w:styles>

--- a/40_AWS/04_修正依頼/20260308_RDSコスト削減.docx
+++ b/40_AWS/04_修正依頼/20260308_RDSコスト削減.docx
@@ -21,7 +21,7 @@
     </w:p>
     <w:p>
       <w:pPr>
-        <w:spacing w:before="80" w:after="80"/>
+        <w:spacing w:before="80" w:after="0"/>
         <w:jc w:val="center"/>
       </w:pPr>
       <w:r>
@@ -41,7 +41,6 @@
       </w:pPr>
       <w:r>
         <w:rPr>
-          <w:rFonts w:ascii="BIZ UDPゴシック" w:cs="BIZ UDPゴシック" w:eastAsia="BIZ UDPゴシック" w:hAnsi="BIZ UDPゴシック"/>
           <w:sz w:val="18"/>
           <w:szCs w:val="18"/>
         </w:rPr>
@@ -92,6 +91,7 @@
                 <w:rFonts w:ascii="BIZ UDPゴシック" w:cs="BIZ UDPゴシック" w:eastAsia="BIZ UDPゴシック" w:hAnsi="BIZ UDPゴシック"/>
                 <w:b w:val="false"/>
                 <w:bCs w:val="false"/>
+                <w:color w:val="000000"/>
                 <w:sz w:val="18"/>
                 <w:szCs w:val="18"/>
               </w:rPr>
@@ -122,6 +122,7 @@
                 <w:rFonts w:ascii="BIZ UDPゴシック" w:cs="BIZ UDPゴシック" w:eastAsia="BIZ UDPゴシック" w:hAnsi="BIZ UDPゴシック"/>
                 <w:b w:val="false"/>
                 <w:bCs w:val="false"/>
+                <w:color w:val="000000"/>
                 <w:sz w:val="18"/>
                 <w:szCs w:val="18"/>
               </w:rPr>
@@ -157,6 +158,7 @@
                 <w:rFonts w:ascii="BIZ UDPゴシック" w:cs="BIZ UDPゴシック" w:eastAsia="BIZ UDPゴシック" w:hAnsi="BIZ UDPゴシック"/>
                 <w:b w:val="false"/>
                 <w:bCs w:val="false"/>
+                <w:color w:val="000000"/>
                 <w:sz w:val="18"/>
                 <w:szCs w:val="18"/>
               </w:rPr>
@@ -187,6 +189,7 @@
                 <w:rFonts w:ascii="BIZ UDPゴシック" w:cs="BIZ UDPゴシック" w:eastAsia="BIZ UDPゴシック" w:hAnsi="BIZ UDPゴシック"/>
                 <w:b w:val="false"/>
                 <w:bCs w:val="false"/>
+                <w:color w:val="000000"/>
                 <w:sz w:val="18"/>
                 <w:szCs w:val="18"/>
               </w:rPr>
@@ -222,6 +225,7 @@
                 <w:rFonts w:ascii="BIZ UDPゴシック" w:cs="BIZ UDPゴシック" w:eastAsia="BIZ UDPゴシック" w:hAnsi="BIZ UDPゴシック"/>
                 <w:b w:val="false"/>
                 <w:bCs w:val="false"/>
+                <w:color w:val="000000"/>
                 <w:sz w:val="18"/>
                 <w:szCs w:val="18"/>
               </w:rPr>
@@ -252,6 +256,7 @@
                 <w:rFonts w:ascii="BIZ UDPゴシック" w:cs="BIZ UDPゴシック" w:eastAsia="BIZ UDPゴシック" w:hAnsi="BIZ UDPゴシック"/>
                 <w:b w:val="false"/>
                 <w:bCs w:val="false"/>
+                <w:color w:val="000000"/>
                 <w:sz w:val="18"/>
                 <w:szCs w:val="18"/>
               </w:rPr>
@@ -287,6 +292,7 @@
                 <w:rFonts w:ascii="BIZ UDPゴシック" w:cs="BIZ UDPゴシック" w:eastAsia="BIZ UDPゴシック" w:hAnsi="BIZ UDPゴシック"/>
                 <w:b w:val="false"/>
                 <w:bCs w:val="false"/>
+                <w:color w:val="000000"/>
                 <w:sz w:val="18"/>
                 <w:szCs w:val="18"/>
               </w:rPr>
@@ -317,6 +323,7 @@
                 <w:rFonts w:ascii="BIZ UDPゴシック" w:cs="BIZ UDPゴシック" w:eastAsia="BIZ UDPゴシック" w:hAnsi="BIZ UDPゴシック"/>
                 <w:b w:val="false"/>
                 <w:bCs w:val="false"/>
+                <w:color w:val="000000"/>
                 <w:sz w:val="18"/>
                 <w:szCs w:val="18"/>
               </w:rPr>
@@ -352,6 +359,7 @@
                 <w:rFonts w:ascii="BIZ UDPゴシック" w:cs="BIZ UDPゴシック" w:eastAsia="BIZ UDPゴシック" w:hAnsi="BIZ UDPゴシック"/>
                 <w:b w:val="false"/>
                 <w:bCs w:val="false"/>
+                <w:color w:val="000000"/>
                 <w:sz w:val="18"/>
                 <w:szCs w:val="18"/>
               </w:rPr>
@@ -382,6 +390,7 @@
                 <w:rFonts w:ascii="BIZ UDPゴシック" w:cs="BIZ UDPゴシック" w:eastAsia="BIZ UDPゴシック" w:hAnsi="BIZ UDPゴシック"/>
                 <w:b w:val="false"/>
                 <w:bCs w:val="false"/>
+                <w:color w:val="000000"/>
                 <w:sz w:val="18"/>
                 <w:szCs w:val="18"/>
               </w:rPr>
@@ -417,6 +426,7 @@
                 <w:rFonts w:ascii="BIZ UDPゴシック" w:cs="BIZ UDPゴシック" w:eastAsia="BIZ UDPゴシック" w:hAnsi="BIZ UDPゴシック"/>
                 <w:b w:val="false"/>
                 <w:bCs w:val="false"/>
+                <w:color w:val="000000"/>
                 <w:sz w:val="18"/>
                 <w:szCs w:val="18"/>
               </w:rPr>
@@ -447,6 +457,7 @@
                 <w:rFonts w:ascii="BIZ UDPゴシック" w:cs="BIZ UDPゴシック" w:eastAsia="BIZ UDPゴシック" w:hAnsi="BIZ UDPゴシック"/>
                 <w:b w:val="false"/>
                 <w:bCs w:val="false"/>
+                <w:color w:val="000000"/>
                 <w:sz w:val="18"/>
                 <w:szCs w:val="18"/>
               </w:rPr>
@@ -482,6 +493,7 @@
                 <w:rFonts w:ascii="BIZ UDPゴシック" w:cs="BIZ UDPゴシック" w:eastAsia="BIZ UDPゴシック" w:hAnsi="BIZ UDPゴシック"/>
                 <w:b w:val="false"/>
                 <w:bCs w:val="false"/>
+                <w:color w:val="000000"/>
                 <w:sz w:val="18"/>
                 <w:szCs w:val="18"/>
               </w:rPr>
@@ -512,6 +524,7 @@
                 <w:rFonts w:ascii="BIZ UDPゴシック" w:cs="BIZ UDPゴシック" w:eastAsia="BIZ UDPゴシック" w:hAnsi="BIZ UDPゴシック"/>
                 <w:b w:val="false"/>
                 <w:bCs w:val="false"/>
+                <w:color w:val="000000"/>
                 <w:sz w:val="18"/>
                 <w:szCs w:val="18"/>
               </w:rPr>
@@ -547,6 +560,7 @@
                 <w:rFonts w:ascii="BIZ UDPゴシック" w:cs="BIZ UDPゴシック" w:eastAsia="BIZ UDPゴシック" w:hAnsi="BIZ UDPゴシック"/>
                 <w:b w:val="false"/>
                 <w:bCs w:val="false"/>
+                <w:color w:val="000000"/>
                 <w:sz w:val="18"/>
                 <w:szCs w:val="18"/>
               </w:rPr>
@@ -577,6 +591,7 @@
                 <w:rFonts w:ascii="BIZ UDPゴシック" w:cs="BIZ UDPゴシック" w:eastAsia="BIZ UDPゴシック" w:hAnsi="BIZ UDPゴシック"/>
                 <w:b w:val="false"/>
                 <w:bCs w:val="false"/>
+                <w:color w:val="000000"/>
                 <w:sz w:val="18"/>
                 <w:szCs w:val="18"/>
               </w:rPr>
@@ -612,6 +627,7 @@
                 <w:rFonts w:ascii="BIZ UDPゴシック" w:cs="BIZ UDPゴシック" w:eastAsia="BIZ UDPゴシック" w:hAnsi="BIZ UDPゴシック"/>
                 <w:b w:val="false"/>
                 <w:bCs w:val="false"/>
+                <w:color w:val="000000"/>
                 <w:sz w:val="18"/>
                 <w:szCs w:val="18"/>
               </w:rPr>
@@ -642,10 +658,11 @@
                 <w:rFonts w:ascii="BIZ UDPゴシック" w:cs="BIZ UDPゴシック" w:eastAsia="BIZ UDPゴシック" w:hAnsi="BIZ UDPゴシック"/>
                 <w:b w:val="false"/>
                 <w:bCs w:val="false"/>
-                <w:sz w:val="18"/>
-                <w:szCs w:val="18"/>
-              </w:rPr>
-              <w:t xml:space="preserve"/>
+                <w:color w:val="000000"/>
+                <w:sz w:val="18"/>
+                <w:szCs w:val="18"/>
+              </w:rPr>
+              <w:t xml:space="preserve">（承認後記入）</w:t>
             </w:r>
           </w:p>
         </w:tc>
@@ -699,26 +716,17 @@
     </w:p>
     <w:p>
       <w:pPr>
-        <w:pStyle w:val="Normal"/>
-        <w:spacing w:before="0" w:after="0"/>
-      </w:pPr>
-      <w:r>
-        <w:br w:type="page"/>
-      </w:r>
-    </w:p>
-    <w:p>
-      <w:pPr>
-        <w:pStyle w:val="Heading2"/>
+        <w:pStyle w:val="Heading1"/>
       </w:pPr>
       <w:r>
         <w:rPr>
           <w:rFonts w:ascii="BIZ UDPゴシック" w:cs="BIZ UDPゴシック" w:eastAsia="BIZ UDPゴシック" w:hAnsi="BIZ UDPゴシック"/>
           <w:b/>
           <w:bCs/>
-          <w:sz w:val="18"/>
-          <w:szCs w:val="18"/>
+          <w:sz w:val="24"/>
+          <w:szCs w:val="24"/>
         </w:rPr>
-        <w:t xml:space="preserve">■ 改廃履歴</w:t>
+        <w:t xml:space="preserve">■改廃履歴</w:t>
       </w:r>
     </w:p>
     <w:tbl>
@@ -766,6 +774,7 @@
                 <w:rFonts w:ascii="BIZ UDPゴシック" w:cs="BIZ UDPゴシック" w:eastAsia="BIZ UDPゴシック" w:hAnsi="BIZ UDPゴシック"/>
                 <w:b/>
                 <w:bCs/>
+                <w:color w:val="000000"/>
                 <w:sz w:val="18"/>
                 <w:szCs w:val="18"/>
               </w:rPr>
@@ -796,6 +805,7 @@
                 <w:rFonts w:ascii="BIZ UDPゴシック" w:cs="BIZ UDPゴシック" w:eastAsia="BIZ UDPゴシック" w:hAnsi="BIZ UDPゴシック"/>
                 <w:b/>
                 <w:bCs/>
+                <w:color w:val="000000"/>
                 <w:sz w:val="18"/>
                 <w:szCs w:val="18"/>
               </w:rPr>
@@ -826,6 +836,7 @@
                 <w:rFonts w:ascii="BIZ UDPゴシック" w:cs="BIZ UDPゴシック" w:eastAsia="BIZ UDPゴシック" w:hAnsi="BIZ UDPゴシック"/>
                 <w:b/>
                 <w:bCs/>
+                <w:color w:val="000000"/>
                 <w:sz w:val="18"/>
                 <w:szCs w:val="18"/>
               </w:rPr>
@@ -856,6 +867,7 @@
                 <w:rFonts w:ascii="BIZ UDPゴシック" w:cs="BIZ UDPゴシック" w:eastAsia="BIZ UDPゴシック" w:hAnsi="BIZ UDPゴシック"/>
                 <w:b/>
                 <w:bCs/>
+                <w:color w:val="000000"/>
                 <w:sz w:val="18"/>
                 <w:szCs w:val="18"/>
               </w:rPr>
@@ -891,6 +903,7 @@
                 <w:rFonts w:ascii="BIZ UDPゴシック" w:cs="BIZ UDPゴシック" w:eastAsia="BIZ UDPゴシック" w:hAnsi="BIZ UDPゴシック"/>
                 <w:b w:val="false"/>
                 <w:bCs w:val="false"/>
+                <w:color w:val="000000"/>
                 <w:sz w:val="18"/>
                 <w:szCs w:val="18"/>
               </w:rPr>
@@ -921,6 +934,7 @@
                 <w:rFonts w:ascii="BIZ UDPゴシック" w:cs="BIZ UDPゴシック" w:eastAsia="BIZ UDPゴシック" w:hAnsi="BIZ UDPゴシック"/>
                 <w:b w:val="false"/>
                 <w:bCs w:val="false"/>
+                <w:color w:val="000000"/>
                 <w:sz w:val="18"/>
                 <w:szCs w:val="18"/>
               </w:rPr>
@@ -951,6 +965,7 @@
                 <w:rFonts w:ascii="BIZ UDPゴシック" w:cs="BIZ UDPゴシック" w:eastAsia="BIZ UDPゴシック" w:hAnsi="BIZ UDPゴシック"/>
                 <w:b w:val="false"/>
                 <w:bCs w:val="false"/>
+                <w:color w:val="000000"/>
                 <w:sz w:val="18"/>
                 <w:szCs w:val="18"/>
               </w:rPr>
@@ -981,6 +996,7 @@
                 <w:rFonts w:ascii="BIZ UDPゴシック" w:cs="BIZ UDPゴシック" w:eastAsia="BIZ UDPゴシック" w:hAnsi="BIZ UDPゴシック"/>
                 <w:b w:val="false"/>
                 <w:bCs w:val="false"/>
+                <w:color w:val="000000"/>
                 <w:sz w:val="18"/>
                 <w:szCs w:val="18"/>
               </w:rPr>
@@ -1016,6 +1032,7 @@
                 <w:rFonts w:ascii="BIZ UDPゴシック" w:cs="BIZ UDPゴシック" w:eastAsia="BIZ UDPゴシック" w:hAnsi="BIZ UDPゴシック"/>
                 <w:b w:val="false"/>
                 <w:bCs w:val="false"/>
+                <w:color w:val="000000"/>
                 <w:sz w:val="18"/>
                 <w:szCs w:val="18"/>
               </w:rPr>
@@ -1046,6 +1063,7 @@
                 <w:rFonts w:ascii="BIZ UDPゴシック" w:cs="BIZ UDPゴシック" w:eastAsia="BIZ UDPゴシック" w:hAnsi="BIZ UDPゴシック"/>
                 <w:b w:val="false"/>
                 <w:bCs w:val="false"/>
+                <w:color w:val="000000"/>
                 <w:sz w:val="18"/>
                 <w:szCs w:val="18"/>
               </w:rPr>
@@ -1076,6 +1094,7 @@
                 <w:rFonts w:ascii="BIZ UDPゴシック" w:cs="BIZ UDPゴシック" w:eastAsia="BIZ UDPゴシック" w:hAnsi="BIZ UDPゴシック"/>
                 <w:b w:val="false"/>
                 <w:bCs w:val="false"/>
+                <w:color w:val="000000"/>
                 <w:sz w:val="18"/>
                 <w:szCs w:val="18"/>
               </w:rPr>
@@ -1106,24 +1125,145 @@
                 <w:rFonts w:ascii="BIZ UDPゴシック" w:cs="BIZ UDPゴシック" w:eastAsia="BIZ UDPゴシック" w:hAnsi="BIZ UDPゴシック"/>
                 <w:b w:val="false"/>
                 <w:bCs w:val="false"/>
+                <w:color w:val="000000"/>
                 <w:sz w:val="18"/>
                 <w:szCs w:val="18"/>
               </w:rPr>
               <w:t xml:space="preserve">顧客実施判断確認セクション（第0章）を追加</w:t>
+            </w:r>
+          </w:p>
+        </w:tc>
+      </w:tr>
+      <w:tr>
+        <w:trPr>
+          <w:cantSplit/>
+        </w:trPr>
+        <w:tc>
+          <w:tcPr>
+            <w:tcW w:type="dxa" w:w="756"/>
+            <w:tcBorders>
+              <w:top w:val="single" w:color="CCCCCC" w:sz="4"/>
+              <w:left w:val="single" w:color="CCCCCC" w:sz="4"/>
+              <w:bottom w:val="single" w:color="CCCCCC" w:sz="4"/>
+              <w:right w:val="single" w:color="CCCCCC" w:sz="4"/>
+            </w:tcBorders>
+            <w:shd w:fill="FFFFFF" w:val="clear"/>
+            <w:tcMar>
+              <w:top w:type="dxa" w:w="60"/>
+              <w:left w:type="dxa" w:w="100"/>
+              <w:bottom w:type="dxa" w:w="60"/>
+              <w:right w:type="dxa" w:w="100"/>
+            </w:tcMar>
+          </w:tcPr>
+          <w:p>
+            <w:r>
+              <w:rPr>
+                <w:rFonts w:ascii="BIZ UDPゴシック" w:cs="BIZ UDPゴシック" w:eastAsia="BIZ UDPゴシック" w:hAnsi="BIZ UDPゴシック"/>
+                <w:b w:val="false"/>
+                <w:bCs w:val="false"/>
+                <w:color w:val="AAAAAA"/>
+                <w:sz w:val="18"/>
+                <w:szCs w:val="18"/>
+              </w:rPr>
+              <w:t xml:space="preserve">1.0</w:t>
+            </w:r>
+          </w:p>
+        </w:tc>
+        <w:tc>
+          <w:tcPr>
+            <w:tcW w:type="dxa" w:w="1512"/>
+            <w:tcBorders>
+              <w:top w:val="single" w:color="CCCCCC" w:sz="4"/>
+              <w:left w:val="single" w:color="CCCCCC" w:sz="4"/>
+              <w:bottom w:val="single" w:color="CCCCCC" w:sz="4"/>
+              <w:right w:val="single" w:color="CCCCCC" w:sz="4"/>
+            </w:tcBorders>
+            <w:shd w:fill="FFFFFF" w:val="clear"/>
+            <w:tcMar>
+              <w:top w:type="dxa" w:w="60"/>
+              <w:left w:type="dxa" w:w="100"/>
+              <w:bottom w:type="dxa" w:w="60"/>
+              <w:right w:type="dxa" w:w="100"/>
+            </w:tcMar>
+          </w:tcPr>
+          <w:p>
+            <w:r>
+              <w:rPr>
+                <w:rFonts w:ascii="BIZ UDPゴシック" w:cs="BIZ UDPゴシック" w:eastAsia="BIZ UDPゴシック" w:hAnsi="BIZ UDPゴシック"/>
+                <w:b w:val="false"/>
+                <w:bCs w:val="false"/>
+                <w:color w:val="AAAAAA"/>
+                <w:sz w:val="18"/>
+                <w:szCs w:val="18"/>
+              </w:rPr>
+              <w:t xml:space="preserve"/>
+            </w:r>
+          </w:p>
+        </w:tc>
+        <w:tc>
+          <w:tcPr>
+            <w:tcW w:type="dxa" w:w="1890"/>
+            <w:tcBorders>
+              <w:top w:val="single" w:color="CCCCCC" w:sz="4"/>
+              <w:left w:val="single" w:color="CCCCCC" w:sz="4"/>
+              <w:bottom w:val="single" w:color="CCCCCC" w:sz="4"/>
+              <w:right w:val="single" w:color="CCCCCC" w:sz="4"/>
+            </w:tcBorders>
+            <w:shd w:fill="FFFFFF" w:val="clear"/>
+            <w:tcMar>
+              <w:top w:type="dxa" w:w="60"/>
+              <w:left w:type="dxa" w:w="100"/>
+              <w:bottom w:type="dxa" w:w="60"/>
+              <w:right w:type="dxa" w:w="100"/>
+            </w:tcMar>
+          </w:tcPr>
+          <w:p>
+            <w:r>
+              <w:rPr>
+                <w:rFonts w:ascii="BIZ UDPゴシック" w:cs="BIZ UDPゴシック" w:eastAsia="BIZ UDPゴシック" w:hAnsi="BIZ UDPゴシック"/>
+                <w:b w:val="false"/>
+                <w:bCs w:val="false"/>
+                <w:color w:val="AAAAAA"/>
+                <w:sz w:val="18"/>
+                <w:szCs w:val="18"/>
+              </w:rPr>
+              <w:t xml:space="preserve"/>
+            </w:r>
+          </w:p>
+        </w:tc>
+        <w:tc>
+          <w:tcPr>
+            <w:tcW w:type="dxa" w:w="4346"/>
+            <w:tcBorders>
+              <w:top w:val="single" w:color="CCCCCC" w:sz="4"/>
+              <w:left w:val="single" w:color="CCCCCC" w:sz="4"/>
+              <w:bottom w:val="single" w:color="CCCCCC" w:sz="4"/>
+              <w:right w:val="single" w:color="CCCCCC" w:sz="4"/>
+            </w:tcBorders>
+            <w:shd w:fill="FFFFFF" w:val="clear"/>
+            <w:tcMar>
+              <w:top w:type="dxa" w:w="60"/>
+              <w:left w:type="dxa" w:w="100"/>
+              <w:bottom w:type="dxa" w:w="60"/>
+              <w:right w:type="dxa" w:w="100"/>
+            </w:tcMar>
+          </w:tcPr>
+          <w:p>
+            <w:r>
+              <w:rPr>
+                <w:rFonts w:ascii="BIZ UDPゴシック" w:cs="BIZ UDPゴシック" w:eastAsia="BIZ UDPゴシック" w:hAnsi="BIZ UDPゴシック"/>
+                <w:b w:val="false"/>
+                <w:bCs w:val="false"/>
+                <w:color w:val="AAAAAA"/>
+                <w:sz w:val="18"/>
+                <w:szCs w:val="18"/>
+              </w:rPr>
+              <w:t xml:space="preserve">（顧客承認時に設定）</w:t>
             </w:r>
           </w:p>
         </w:tc>
       </w:tr>
     </w:tbl>
-    <w:p>
-      <w:pPr>
-        <w:pStyle w:val="Normal"/>
-        <w:spacing w:before="0" w:after="0"/>
-      </w:pPr>
-      <w:r>
-        <w:br w:type="page"/>
-      </w:r>
-    </w:p>
     <w:p>
       <w:pPr>
         <w:pStyle w:val="Heading1"/>
@@ -1180,8 +1320,8 @@
         </w:tblBorders>
       </w:tblPr>
       <w:tblGrid>
-        <w:gridCol w:w="2268"/>
-        <w:gridCol w:w="6236"/>
+        <w:gridCol w:w="2500"/>
+        <w:gridCol w:w="6004"/>
       </w:tblGrid>
       <w:tr>
         <w:trPr>
@@ -1189,61 +1329,63 @@
         </w:trPr>
         <w:tc>
           <w:tcPr>
-            <w:tcW w:type="dxa" w:w="2268"/>
-            <w:tcBorders>
-              <w:top w:val="single" w:color="CCCCCC" w:sz="4"/>
-              <w:left w:val="single" w:color="CCCCCC" w:sz="4"/>
-              <w:bottom w:val="single" w:color="CCCCCC" w:sz="4"/>
-              <w:right w:val="single" w:color="CCCCCC" w:sz="4"/>
-            </w:tcBorders>
-            <w:shd w:fill="F5F5F5" w:val="clear"/>
-            <w:tcMar>
-              <w:top w:type="dxa" w:w="60"/>
-              <w:left w:type="dxa" w:w="100"/>
-              <w:bottom w:type="dxa" w:w="60"/>
-              <w:right w:type="dxa" w:w="100"/>
-            </w:tcMar>
-          </w:tcPr>
-          <w:p>
-            <w:r>
-              <w:rPr>
-                <w:rFonts w:ascii="BIZ UDPゴシック" w:cs="BIZ UDPゴシック" w:eastAsia="BIZ UDPゴシック" w:hAnsi="BIZ UDPゴシック"/>
-                <w:b/>
-                <w:bCs/>
-                <w:sz w:val="18"/>
-                <w:szCs w:val="18"/>
-              </w:rPr>
-              <w:t xml:space="preserve">項目</w:t>
-            </w:r>
-          </w:p>
-        </w:tc>
-        <w:tc>
-          <w:tcPr>
-            <w:tcW w:type="dxa" w:w="6236"/>
-            <w:tcBorders>
-              <w:top w:val="single" w:color="CCCCCC" w:sz="4"/>
-              <w:left w:val="single" w:color="CCCCCC" w:sz="4"/>
-              <w:bottom w:val="single" w:color="CCCCCC" w:sz="4"/>
-              <w:right w:val="single" w:color="CCCCCC" w:sz="4"/>
-            </w:tcBorders>
-            <w:shd w:fill="F5F5F5" w:val="clear"/>
-            <w:tcMar>
-              <w:top w:type="dxa" w:w="60"/>
-              <w:left w:type="dxa" w:w="100"/>
-              <w:bottom w:type="dxa" w:w="60"/>
-              <w:right w:type="dxa" w:w="100"/>
-            </w:tcMar>
-          </w:tcPr>
-          <w:p>
-            <w:r>
-              <w:rPr>
-                <w:rFonts w:ascii="BIZ UDPゴシック" w:cs="BIZ UDPゴシック" w:eastAsia="BIZ UDPゴシック" w:hAnsi="BIZ UDPゴシック"/>
-                <w:b/>
-                <w:bCs/>
-                <w:sz w:val="18"/>
-                <w:szCs w:val="18"/>
-              </w:rPr>
-              <w:t xml:space="preserve">内容</w:t>
+            <w:tcW w:type="dxa" w:w="2500"/>
+            <w:tcBorders>
+              <w:top w:val="single" w:color="CCCCCC" w:sz="4"/>
+              <w:left w:val="single" w:color="CCCCCC" w:sz="4"/>
+              <w:bottom w:val="single" w:color="CCCCCC" w:sz="4"/>
+              <w:right w:val="single" w:color="CCCCCC" w:sz="4"/>
+            </w:tcBorders>
+            <w:shd w:fill="FFFFFF" w:val="clear"/>
+            <w:tcMar>
+              <w:top w:type="dxa" w:w="60"/>
+              <w:left w:type="dxa" w:w="100"/>
+              <w:bottom w:type="dxa" w:w="60"/>
+              <w:right w:type="dxa" w:w="100"/>
+            </w:tcMar>
+          </w:tcPr>
+          <w:p>
+            <w:r>
+              <w:rPr>
+                <w:rFonts w:ascii="BIZ UDPゴシック" w:cs="BIZ UDPゴシック" w:eastAsia="BIZ UDPゴシック" w:hAnsi="BIZ UDPゴシック"/>
+                <w:b w:val="false"/>
+                <w:bCs w:val="false"/>
+                <w:color w:val="000000"/>
+                <w:sz w:val="18"/>
+                <w:szCs w:val="18"/>
+              </w:rPr>
+              <w:t xml:space="preserve">月額削減効果</w:t>
+            </w:r>
+          </w:p>
+        </w:tc>
+        <w:tc>
+          <w:tcPr>
+            <w:tcW w:type="dxa" w:w="6004"/>
+            <w:tcBorders>
+              <w:top w:val="single" w:color="CCCCCC" w:sz="4"/>
+              <w:left w:val="single" w:color="CCCCCC" w:sz="4"/>
+              <w:bottom w:val="single" w:color="CCCCCC" w:sz="4"/>
+              <w:right w:val="single" w:color="CCCCCC" w:sz="4"/>
+            </w:tcBorders>
+            <w:shd w:fill="FFFFFF" w:val="clear"/>
+            <w:tcMar>
+              <w:top w:type="dxa" w:w="60"/>
+              <w:left w:type="dxa" w:w="100"/>
+              <w:bottom w:type="dxa" w:w="60"/>
+              <w:right w:type="dxa" w:w="100"/>
+            </w:tcMar>
+          </w:tcPr>
+          <w:p>
+            <w:r>
+              <w:rPr>
+                <w:rFonts w:ascii="BIZ UDPゴシック" w:cs="BIZ UDPゴシック" w:eastAsia="BIZ UDPゴシック" w:hAnsi="BIZ UDPゴシック"/>
+                <w:b w:val="false"/>
+                <w:bCs w:val="false"/>
+                <w:color w:val="000000"/>
+                <w:sz w:val="18"/>
+                <w:szCs w:val="18"/>
+              </w:rPr>
+              <w:t xml:space="preserve">$1,004 / 月（約158,500円/月、約1,900,000円/年）</w:t>
             </w:r>
           </w:p>
         </w:tc>
@@ -1254,61 +1396,63 @@
         </w:trPr>
         <w:tc>
           <w:tcPr>
-            <w:tcW w:type="dxa" w:w="2268"/>
-            <w:tcBorders>
-              <w:top w:val="single" w:color="CCCCCC" w:sz="4"/>
-              <w:left w:val="single" w:color="CCCCCC" w:sz="4"/>
-              <w:bottom w:val="single" w:color="CCCCCC" w:sz="4"/>
-              <w:right w:val="single" w:color="CCCCCC" w:sz="4"/>
-            </w:tcBorders>
-            <w:shd w:fill="FFFFFF" w:val="clear"/>
-            <w:tcMar>
-              <w:top w:type="dxa" w:w="60"/>
-              <w:left w:type="dxa" w:w="100"/>
-              <w:bottom w:type="dxa" w:w="60"/>
-              <w:right w:type="dxa" w:w="100"/>
-            </w:tcMar>
-          </w:tcPr>
-          <w:p>
-            <w:r>
-              <w:rPr>
-                <w:rFonts w:ascii="BIZ UDPゴシック" w:cs="BIZ UDPゴシック" w:eastAsia="BIZ UDPゴシック" w:hAnsi="BIZ UDPゴシック"/>
-                <w:b w:val="false"/>
-                <w:bCs w:val="false"/>
-                <w:sz w:val="18"/>
-                <w:szCs w:val="18"/>
-              </w:rPr>
-              <w:t xml:space="preserve">月額削減効果</w:t>
-            </w:r>
-          </w:p>
-        </w:tc>
-        <w:tc>
-          <w:tcPr>
-            <w:tcW w:type="dxa" w:w="6236"/>
-            <w:tcBorders>
-              <w:top w:val="single" w:color="CCCCCC" w:sz="4"/>
-              <w:left w:val="single" w:color="CCCCCC" w:sz="4"/>
-              <w:bottom w:val="single" w:color="CCCCCC" w:sz="4"/>
-              <w:right w:val="single" w:color="CCCCCC" w:sz="4"/>
-            </w:tcBorders>
-            <w:shd w:fill="FFFFFF" w:val="clear"/>
-            <w:tcMar>
-              <w:top w:type="dxa" w:w="60"/>
-              <w:left w:type="dxa" w:w="100"/>
-              <w:bottom w:type="dxa" w:w="60"/>
-              <w:right w:type="dxa" w:w="100"/>
-            </w:tcMar>
-          </w:tcPr>
-          <w:p>
-            <w:r>
-              <w:rPr>
-                <w:rFonts w:ascii="BIZ UDPゴシック" w:cs="BIZ UDPゴシック" w:eastAsia="BIZ UDPゴシック" w:hAnsi="BIZ UDPゴシック"/>
-                <w:b w:val="false"/>
-                <w:bCs w:val="false"/>
-                <w:sz w:val="18"/>
-                <w:szCs w:val="18"/>
-              </w:rPr>
-              <w:t xml:space="preserve">$1,004 / 月（約158,500円/月、約1,900,000円/年）</w:t>
+            <w:tcW w:type="dxa" w:w="2500"/>
+            <w:tcBorders>
+              <w:top w:val="single" w:color="CCCCCC" w:sz="4"/>
+              <w:left w:val="single" w:color="CCCCCC" w:sz="4"/>
+              <w:bottom w:val="single" w:color="CCCCCC" w:sz="4"/>
+              <w:right w:val="single" w:color="CCCCCC" w:sz="4"/>
+            </w:tcBorders>
+            <w:shd w:fill="FFFFFF" w:val="clear"/>
+            <w:tcMar>
+              <w:top w:type="dxa" w:w="60"/>
+              <w:left w:type="dxa" w:w="100"/>
+              <w:bottom w:type="dxa" w:w="60"/>
+              <w:right w:type="dxa" w:w="100"/>
+            </w:tcMar>
+          </w:tcPr>
+          <w:p>
+            <w:r>
+              <w:rPr>
+                <w:rFonts w:ascii="BIZ UDPゴシック" w:cs="BIZ UDPゴシック" w:eastAsia="BIZ UDPゴシック" w:hAnsi="BIZ UDPゴシック"/>
+                <w:b w:val="false"/>
+                <w:bCs w:val="false"/>
+                <w:color w:val="000000"/>
+                <w:sz w:val="18"/>
+                <w:szCs w:val="18"/>
+              </w:rPr>
+              <w:t xml:space="preserve">変更内容</w:t>
+            </w:r>
+          </w:p>
+        </w:tc>
+        <w:tc>
+          <w:tcPr>
+            <w:tcW w:type="dxa" w:w="6004"/>
+            <w:tcBorders>
+              <w:top w:val="single" w:color="CCCCCC" w:sz="4"/>
+              <w:left w:val="single" w:color="CCCCCC" w:sz="4"/>
+              <w:bottom w:val="single" w:color="CCCCCC" w:sz="4"/>
+              <w:right w:val="single" w:color="CCCCCC" w:sz="4"/>
+            </w:tcBorders>
+            <w:shd w:fill="FFFFFF" w:val="clear"/>
+            <w:tcMar>
+              <w:top w:type="dxa" w:w="60"/>
+              <w:left w:type="dxa" w:w="100"/>
+              <w:bottom w:type="dxa" w:w="60"/>
+              <w:right w:type="dxa" w:w="100"/>
+            </w:tcMar>
+          </w:tcPr>
+          <w:p>
+            <w:r>
+              <w:rPr>
+                <w:rFonts w:ascii="BIZ UDPゴシック" w:cs="BIZ UDPゴシック" w:eastAsia="BIZ UDPゴシック" w:hAnsi="BIZ UDPゴシック"/>
+                <w:b w:val="false"/>
+                <w:bCs w:val="false"/>
+                <w:color w:val="000000"/>
+                <w:sz w:val="18"/>
+                <w:szCs w:val="18"/>
+              </w:rPr>
+              <w:t xml:space="preserve">db.r5.2xlarge（8vCPU / 64GB）→ db.r5.xlarge（4vCPU / 32GB）× Writer・Reader 各1台</w:t>
             </w:r>
           </w:p>
         </w:tc>
@@ -1319,61 +1463,63 @@
         </w:trPr>
         <w:tc>
           <w:tcPr>
-            <w:tcW w:type="dxa" w:w="2268"/>
-            <w:tcBorders>
-              <w:top w:val="single" w:color="CCCCCC" w:sz="4"/>
-              <w:left w:val="single" w:color="CCCCCC" w:sz="4"/>
-              <w:bottom w:val="single" w:color="CCCCCC" w:sz="4"/>
-              <w:right w:val="single" w:color="CCCCCC" w:sz="4"/>
-            </w:tcBorders>
-            <w:shd w:fill="FFFFFF" w:val="clear"/>
-            <w:tcMar>
-              <w:top w:type="dxa" w:w="60"/>
-              <w:left w:type="dxa" w:w="100"/>
-              <w:bottom w:type="dxa" w:w="60"/>
-              <w:right w:type="dxa" w:w="100"/>
-            </w:tcMar>
-          </w:tcPr>
-          <w:p>
-            <w:r>
-              <w:rPr>
-                <w:rFonts w:ascii="BIZ UDPゴシック" w:cs="BIZ UDPゴシック" w:eastAsia="BIZ UDPゴシック" w:hAnsi="BIZ UDPゴシック"/>
-                <w:b w:val="false"/>
-                <w:bCs w:val="false"/>
-                <w:sz w:val="18"/>
-                <w:szCs w:val="18"/>
-              </w:rPr>
-              <w:t xml:space="preserve">変更内容</w:t>
-            </w:r>
-          </w:p>
-        </w:tc>
-        <w:tc>
-          <w:tcPr>
-            <w:tcW w:type="dxa" w:w="6236"/>
-            <w:tcBorders>
-              <w:top w:val="single" w:color="CCCCCC" w:sz="4"/>
-              <w:left w:val="single" w:color="CCCCCC" w:sz="4"/>
-              <w:bottom w:val="single" w:color="CCCCCC" w:sz="4"/>
-              <w:right w:val="single" w:color="CCCCCC" w:sz="4"/>
-            </w:tcBorders>
-            <w:shd w:fill="FFFFFF" w:val="clear"/>
-            <w:tcMar>
-              <w:top w:type="dxa" w:w="60"/>
-              <w:left w:type="dxa" w:w="100"/>
-              <w:bottom w:type="dxa" w:w="60"/>
-              <w:right w:type="dxa" w:w="100"/>
-            </w:tcMar>
-          </w:tcPr>
-          <w:p>
-            <w:r>
-              <w:rPr>
-                <w:rFonts w:ascii="BIZ UDPゴシック" w:cs="BIZ UDPゴシック" w:eastAsia="BIZ UDPゴシック" w:hAnsi="BIZ UDPゴシック"/>
-                <w:b w:val="false"/>
-                <w:bCs w:val="false"/>
-                <w:sz w:val="18"/>
-                <w:szCs w:val="18"/>
-              </w:rPr>
-              <w:t xml:space="preserve">db.r5.2xlarge（8vCPU / 64GB）→ db.r5.xlarge（4vCPU / 32GB）× Writer・Reader 各1台</w:t>
+            <w:tcW w:type="dxa" w:w="2500"/>
+            <w:tcBorders>
+              <w:top w:val="single" w:color="CCCCCC" w:sz="4"/>
+              <w:left w:val="single" w:color="CCCCCC" w:sz="4"/>
+              <w:bottom w:val="single" w:color="CCCCCC" w:sz="4"/>
+              <w:right w:val="single" w:color="CCCCCC" w:sz="4"/>
+            </w:tcBorders>
+            <w:shd w:fill="FFFFFF" w:val="clear"/>
+            <w:tcMar>
+              <w:top w:type="dxa" w:w="60"/>
+              <w:left w:type="dxa" w:w="100"/>
+              <w:bottom w:type="dxa" w:w="60"/>
+              <w:right w:type="dxa" w:w="100"/>
+            </w:tcMar>
+          </w:tcPr>
+          <w:p>
+            <w:r>
+              <w:rPr>
+                <w:rFonts w:ascii="BIZ UDPゴシック" w:cs="BIZ UDPゴシック" w:eastAsia="BIZ UDPゴシック" w:hAnsi="BIZ UDPゴシック"/>
+                <w:b w:val="false"/>
+                <w:bCs w:val="false"/>
+                <w:color w:val="000000"/>
+                <w:sz w:val="18"/>
+                <w:szCs w:val="18"/>
+              </w:rPr>
+              <w:t xml:space="preserve">根拠</w:t>
+            </w:r>
+          </w:p>
+        </w:tc>
+        <w:tc>
+          <w:tcPr>
+            <w:tcW w:type="dxa" w:w="6004"/>
+            <w:tcBorders>
+              <w:top w:val="single" w:color="CCCCCC" w:sz="4"/>
+              <w:left w:val="single" w:color="CCCCCC" w:sz="4"/>
+              <w:bottom w:val="single" w:color="CCCCCC" w:sz="4"/>
+              <w:right w:val="single" w:color="CCCCCC" w:sz="4"/>
+            </w:tcBorders>
+            <w:shd w:fill="FFFFFF" w:val="clear"/>
+            <w:tcMar>
+              <w:top w:type="dxa" w:w="60"/>
+              <w:left w:type="dxa" w:w="100"/>
+              <w:bottom w:type="dxa" w:w="60"/>
+              <w:right w:type="dxa" w:w="100"/>
+            </w:tcMar>
+          </w:tcPr>
+          <w:p>
+            <w:r>
+              <w:rPr>
+                <w:rFonts w:ascii="BIZ UDPゴシック" w:cs="BIZ UDPゴシック" w:eastAsia="BIZ UDPゴシック" w:hAnsi="BIZ UDPゴシック"/>
+                <w:b w:val="false"/>
+                <w:bCs w:val="false"/>
+                <w:color w:val="000000"/>
+                <w:sz w:val="18"/>
+                <w:szCs w:val="18"/>
+              </w:rPr>
+              <w:t xml:space="preserve">CloudWatch 7日間実測：Writer CPU≒0%（最大0.015%）、Reader CPU≒1.69%（最大2.12%）</w:t>
             </w:r>
           </w:p>
         </w:tc>
@@ -1384,61 +1530,63 @@
         </w:trPr>
         <w:tc>
           <w:tcPr>
-            <w:tcW w:type="dxa" w:w="2268"/>
-            <w:tcBorders>
-              <w:top w:val="single" w:color="CCCCCC" w:sz="4"/>
-              <w:left w:val="single" w:color="CCCCCC" w:sz="4"/>
-              <w:bottom w:val="single" w:color="CCCCCC" w:sz="4"/>
-              <w:right w:val="single" w:color="CCCCCC" w:sz="4"/>
-            </w:tcBorders>
-            <w:shd w:fill="FFFFFF" w:val="clear"/>
-            <w:tcMar>
-              <w:top w:type="dxa" w:w="60"/>
-              <w:left w:type="dxa" w:w="100"/>
-              <w:bottom w:type="dxa" w:w="60"/>
-              <w:right w:type="dxa" w:w="100"/>
-            </w:tcMar>
-          </w:tcPr>
-          <w:p>
-            <w:r>
-              <w:rPr>
-                <w:rFonts w:ascii="BIZ UDPゴシック" w:cs="BIZ UDPゴシック" w:eastAsia="BIZ UDPゴシック" w:hAnsi="BIZ UDPゴシック"/>
-                <w:b w:val="false"/>
-                <w:bCs w:val="false"/>
-                <w:sz w:val="18"/>
-                <w:szCs w:val="18"/>
-              </w:rPr>
-              <w:t xml:space="preserve">根拠</w:t>
-            </w:r>
-          </w:p>
-        </w:tc>
-        <w:tc>
-          <w:tcPr>
-            <w:tcW w:type="dxa" w:w="6236"/>
-            <w:tcBorders>
-              <w:top w:val="single" w:color="CCCCCC" w:sz="4"/>
-              <w:left w:val="single" w:color="CCCCCC" w:sz="4"/>
-              <w:bottom w:val="single" w:color="CCCCCC" w:sz="4"/>
-              <w:right w:val="single" w:color="CCCCCC" w:sz="4"/>
-            </w:tcBorders>
-            <w:shd w:fill="FFFFFF" w:val="clear"/>
-            <w:tcMar>
-              <w:top w:type="dxa" w:w="60"/>
-              <w:left w:type="dxa" w:w="100"/>
-              <w:bottom w:type="dxa" w:w="60"/>
-              <w:right w:type="dxa" w:w="100"/>
-            </w:tcMar>
-          </w:tcPr>
-          <w:p>
-            <w:r>
-              <w:rPr>
-                <w:rFonts w:ascii="BIZ UDPゴシック" w:cs="BIZ UDPゴシック" w:eastAsia="BIZ UDPゴシック" w:hAnsi="BIZ UDPゴシック"/>
-                <w:b w:val="false"/>
-                <w:bCs w:val="false"/>
-                <w:sz w:val="18"/>
-                <w:szCs w:val="18"/>
-              </w:rPr>
-              <w:t xml:space="preserve">CloudWatch 7日間実測：Writer CPU≒0%（最大0.015%）、Reader CPU≒1.69%（最大2.12%）</w:t>
+            <w:tcW w:type="dxa" w:w="2500"/>
+            <w:tcBorders>
+              <w:top w:val="single" w:color="CCCCCC" w:sz="4"/>
+              <w:left w:val="single" w:color="CCCCCC" w:sz="4"/>
+              <w:bottom w:val="single" w:color="CCCCCC" w:sz="4"/>
+              <w:right w:val="single" w:color="CCCCCC" w:sz="4"/>
+            </w:tcBorders>
+            <w:shd w:fill="FFFFFF" w:val="clear"/>
+            <w:tcMar>
+              <w:top w:type="dxa" w:w="60"/>
+              <w:left w:type="dxa" w:w="100"/>
+              <w:bottom w:type="dxa" w:w="60"/>
+              <w:right w:type="dxa" w:w="100"/>
+            </w:tcMar>
+          </w:tcPr>
+          <w:p>
+            <w:r>
+              <w:rPr>
+                <w:rFonts w:ascii="BIZ UDPゴシック" w:cs="BIZ UDPゴシック" w:eastAsia="BIZ UDPゴシック" w:hAnsi="BIZ UDPゴシック"/>
+                <w:b w:val="false"/>
+                <w:bCs w:val="false"/>
+                <w:color w:val="000000"/>
+                <w:sz w:val="18"/>
+                <w:szCs w:val="18"/>
+              </w:rPr>
+              <w:t xml:space="preserve">実施時の一時停止</w:t>
+            </w:r>
+          </w:p>
+        </w:tc>
+        <w:tc>
+          <w:tcPr>
+            <w:tcW w:type="dxa" w:w="6004"/>
+            <w:tcBorders>
+              <w:top w:val="single" w:color="CCCCCC" w:sz="4"/>
+              <w:left w:val="single" w:color="CCCCCC" w:sz="4"/>
+              <w:bottom w:val="single" w:color="CCCCCC" w:sz="4"/>
+              <w:right w:val="single" w:color="CCCCCC" w:sz="4"/>
+            </w:tcBorders>
+            <w:shd w:fill="FFFFFF" w:val="clear"/>
+            <w:tcMar>
+              <w:top w:type="dxa" w:w="60"/>
+              <w:left w:type="dxa" w:w="100"/>
+              <w:bottom w:type="dxa" w:w="60"/>
+              <w:right w:type="dxa" w:w="100"/>
+            </w:tcMar>
+          </w:tcPr>
+          <w:p>
+            <w:r>
+              <w:rPr>
+                <w:rFonts w:ascii="BIZ UDPゴシック" w:cs="BIZ UDPゴシック" w:eastAsia="BIZ UDPゴシック" w:hAnsi="BIZ UDPゴシック"/>
+                <w:b w:val="false"/>
+                <w:bCs w:val="false"/>
+                <w:color w:val="000000"/>
+                <w:sz w:val="18"/>
+                <w:szCs w:val="18"/>
+              </w:rPr>
+              <w:t xml:space="preserve">インスタンスクラス変更時に各インスタンスで数分間の再起動が発生します。Writerはフェイルオーバー（約30秒〜1分）が発生します。</w:t>
             </w:r>
           </w:p>
         </w:tc>
@@ -1449,61 +1597,63 @@
         </w:trPr>
         <w:tc>
           <w:tcPr>
-            <w:tcW w:type="dxa" w:w="2268"/>
-            <w:tcBorders>
-              <w:top w:val="single" w:color="CCCCCC" w:sz="4"/>
-              <w:left w:val="single" w:color="CCCCCC" w:sz="4"/>
-              <w:bottom w:val="single" w:color="CCCCCC" w:sz="4"/>
-              <w:right w:val="single" w:color="CCCCCC" w:sz="4"/>
-            </w:tcBorders>
-            <w:shd w:fill="FFFFFF" w:val="clear"/>
-            <w:tcMar>
-              <w:top w:type="dxa" w:w="60"/>
-              <w:left w:type="dxa" w:w="100"/>
-              <w:bottom w:type="dxa" w:w="60"/>
-              <w:right w:type="dxa" w:w="100"/>
-            </w:tcMar>
-          </w:tcPr>
-          <w:p>
-            <w:r>
-              <w:rPr>
-                <w:rFonts w:ascii="BIZ UDPゴシック" w:cs="BIZ UDPゴシック" w:eastAsia="BIZ UDPゴシック" w:hAnsi="BIZ UDPゴシック"/>
-                <w:b w:val="false"/>
-                <w:bCs w:val="false"/>
-                <w:sz w:val="18"/>
-                <w:szCs w:val="18"/>
-              </w:rPr>
-              <w:t xml:space="preserve">実施時の一時停止</w:t>
-            </w:r>
-          </w:p>
-        </w:tc>
-        <w:tc>
-          <w:tcPr>
-            <w:tcW w:type="dxa" w:w="6236"/>
-            <w:tcBorders>
-              <w:top w:val="single" w:color="CCCCCC" w:sz="4"/>
-              <w:left w:val="single" w:color="CCCCCC" w:sz="4"/>
-              <w:bottom w:val="single" w:color="CCCCCC" w:sz="4"/>
-              <w:right w:val="single" w:color="CCCCCC" w:sz="4"/>
-            </w:tcBorders>
-            <w:shd w:fill="FFFFFF" w:val="clear"/>
-            <w:tcMar>
-              <w:top w:type="dxa" w:w="60"/>
-              <w:left w:type="dxa" w:w="100"/>
-              <w:bottom w:type="dxa" w:w="60"/>
-              <w:right w:type="dxa" w:w="100"/>
-            </w:tcMar>
-          </w:tcPr>
-          <w:p>
-            <w:r>
-              <w:rPr>
-                <w:rFonts w:ascii="BIZ UDPゴシック" w:cs="BIZ UDPゴシック" w:eastAsia="BIZ UDPゴシック" w:hAnsi="BIZ UDPゴシック"/>
-                <w:b w:val="false"/>
-                <w:bCs w:val="false"/>
-                <w:sz w:val="18"/>
-                <w:szCs w:val="18"/>
-              </w:rPr>
-              <w:t xml:space="preserve">インスタンスクラス変更時に各インスタンスで数分間の再起動が発生します。Writerはフェイルオーバー（約30秒〜1分）が発生します。</w:t>
+            <w:tcW w:type="dxa" w:w="2500"/>
+            <w:tcBorders>
+              <w:top w:val="single" w:color="CCCCCC" w:sz="4"/>
+              <w:left w:val="single" w:color="CCCCCC" w:sz="4"/>
+              <w:bottom w:val="single" w:color="CCCCCC" w:sz="4"/>
+              <w:right w:val="single" w:color="CCCCCC" w:sz="4"/>
+            </w:tcBorders>
+            <w:shd w:fill="FFFFFF" w:val="clear"/>
+            <w:tcMar>
+              <w:top w:type="dxa" w:w="60"/>
+              <w:left w:type="dxa" w:w="100"/>
+              <w:bottom w:type="dxa" w:w="60"/>
+              <w:right w:type="dxa" w:w="100"/>
+            </w:tcMar>
+          </w:tcPr>
+          <w:p>
+            <w:r>
+              <w:rPr>
+                <w:rFonts w:ascii="BIZ UDPゴシック" w:cs="BIZ UDPゴシック" w:eastAsia="BIZ UDPゴシック" w:hAnsi="BIZ UDPゴシック"/>
+                <w:b w:val="false"/>
+                <w:bCs w:val="false"/>
+                <w:color w:val="000000"/>
+                <w:sz w:val="18"/>
+                <w:szCs w:val="18"/>
+              </w:rPr>
+              <w:t xml:space="preserve">推奨実施日時</w:t>
+            </w:r>
+          </w:p>
+        </w:tc>
+        <w:tc>
+          <w:tcPr>
+            <w:tcW w:type="dxa" w:w="6004"/>
+            <w:tcBorders>
+              <w:top w:val="single" w:color="CCCCCC" w:sz="4"/>
+              <w:left w:val="single" w:color="CCCCCC" w:sz="4"/>
+              <w:bottom w:val="single" w:color="CCCCCC" w:sz="4"/>
+              <w:right w:val="single" w:color="CCCCCC" w:sz="4"/>
+            </w:tcBorders>
+            <w:shd w:fill="FFFFFF" w:val="clear"/>
+            <w:tcMar>
+              <w:top w:type="dxa" w:w="60"/>
+              <w:left w:type="dxa" w:w="100"/>
+              <w:bottom w:type="dxa" w:w="60"/>
+              <w:right w:type="dxa" w:w="100"/>
+            </w:tcMar>
+          </w:tcPr>
+          <w:p>
+            <w:r>
+              <w:rPr>
+                <w:rFonts w:ascii="BIZ UDPゴシック" w:cs="BIZ UDPゴシック" w:eastAsia="BIZ UDPゴシック" w:hAnsi="BIZ UDPゴシック"/>
+                <w:b w:val="false"/>
+                <w:bCs w:val="false"/>
+                <w:color w:val="000000"/>
+                <w:sz w:val="18"/>
+                <w:szCs w:val="18"/>
+              </w:rPr>
+              <w:t xml:space="preserve">メンテナンスウィンドウ（JST 土曜 00:30〜01:00）または業務影響が最小となる時間帯</w:t>
             </w:r>
           </w:p>
         </w:tc>
@@ -1514,92 +1664,28 @@
         </w:trPr>
         <w:tc>
           <w:tcPr>
-            <w:tcW w:type="dxa" w:w="2268"/>
-            <w:tcBorders>
-              <w:top w:val="single" w:color="CCCCCC" w:sz="4"/>
-              <w:left w:val="single" w:color="CCCCCC" w:sz="4"/>
-              <w:bottom w:val="single" w:color="CCCCCC" w:sz="4"/>
-              <w:right w:val="single" w:color="CCCCCC" w:sz="4"/>
-            </w:tcBorders>
-            <w:shd w:fill="FFFFFF" w:val="clear"/>
-            <w:tcMar>
-              <w:top w:type="dxa" w:w="60"/>
-              <w:left w:type="dxa" w:w="100"/>
-              <w:bottom w:type="dxa" w:w="60"/>
-              <w:right w:type="dxa" w:w="100"/>
-            </w:tcMar>
-          </w:tcPr>
-          <w:p>
-            <w:r>
-              <w:rPr>
-                <w:rFonts w:ascii="BIZ UDPゴシック" w:cs="BIZ UDPゴシック" w:eastAsia="BIZ UDPゴシック" w:hAnsi="BIZ UDPゴシック"/>
-                <w:b w:val="false"/>
-                <w:bCs w:val="false"/>
-                <w:sz w:val="18"/>
-                <w:szCs w:val="18"/>
-              </w:rPr>
-              <w:t xml:space="preserve">推奨実施日時</w:t>
-            </w:r>
-          </w:p>
-        </w:tc>
-        <w:tc>
-          <w:tcPr>
-            <w:tcW w:type="dxa" w:w="6236"/>
-            <w:tcBorders>
-              <w:top w:val="single" w:color="CCCCCC" w:sz="4"/>
-              <w:left w:val="single" w:color="CCCCCC" w:sz="4"/>
-              <w:bottom w:val="single" w:color="CCCCCC" w:sz="4"/>
-              <w:right w:val="single" w:color="CCCCCC" w:sz="4"/>
-            </w:tcBorders>
-            <w:shd w:fill="FFFFFF" w:val="clear"/>
-            <w:tcMar>
-              <w:top w:type="dxa" w:w="60"/>
-              <w:left w:type="dxa" w:w="100"/>
-              <w:bottom w:type="dxa" w:w="60"/>
-              <w:right w:type="dxa" w:w="100"/>
-            </w:tcMar>
-          </w:tcPr>
-          <w:p>
-            <w:r>
-              <w:rPr>
-                <w:rFonts w:ascii="BIZ UDPゴシック" w:cs="BIZ UDPゴシック" w:eastAsia="BIZ UDPゴシック" w:hAnsi="BIZ UDPゴシック"/>
-                <w:b w:val="false"/>
-                <w:bCs w:val="false"/>
-                <w:sz w:val="18"/>
-                <w:szCs w:val="18"/>
-              </w:rPr>
-              <w:t xml:space="preserve">メンテナンスウィンドウ（JST 土曜 00:30〜01:00）または業務影響が最小となる時間帯</w:t>
-            </w:r>
-          </w:p>
-        </w:tc>
-      </w:tr>
-      <w:tr>
-        <w:trPr>
-          <w:cantSplit/>
-        </w:trPr>
-        <w:tc>
-          <w:tcPr>
-            <w:tcW w:type="dxa" w:w="2268"/>
-            <w:tcBorders>
-              <w:top w:val="single" w:color="CCCCCC" w:sz="4"/>
-              <w:left w:val="single" w:color="CCCCCC" w:sz="4"/>
-              <w:bottom w:val="single" w:color="CCCCCC" w:sz="4"/>
-              <w:right w:val="single" w:color="CCCCCC" w:sz="4"/>
-            </w:tcBorders>
-            <w:shd w:fill="FFFFFF" w:val="clear"/>
-            <w:tcMar>
-              <w:top w:type="dxa" w:w="60"/>
-              <w:left w:type="dxa" w:w="100"/>
-              <w:bottom w:type="dxa" w:w="60"/>
-              <w:right w:type="dxa" w:w="100"/>
-            </w:tcMar>
-          </w:tcPr>
-          <w:p>
-            <w:r>
-              <w:rPr>
-                <w:rFonts w:ascii="BIZ UDPゴシック" w:cs="BIZ UDPゴシック" w:eastAsia="BIZ UDPゴシック" w:hAnsi="BIZ UDPゴシック"/>
-                <w:b w:val="false"/>
-                <w:bCs w:val="false"/>
+            <w:tcW w:type="dxa" w:w="2500"/>
+            <w:tcBorders>
+              <w:top w:val="single" w:color="CCCCCC" w:sz="4"/>
+              <w:left w:val="single" w:color="CCCCCC" w:sz="4"/>
+              <w:bottom w:val="single" w:color="CCCCCC" w:sz="4"/>
+              <w:right w:val="single" w:color="CCCCCC" w:sz="4"/>
+            </w:tcBorders>
+            <w:shd w:fill="FFFFFF" w:val="clear"/>
+            <w:tcMar>
+              <w:top w:type="dxa" w:w="60"/>
+              <w:left w:type="dxa" w:w="100"/>
+              <w:bottom w:type="dxa" w:w="60"/>
+              <w:right w:type="dxa" w:w="100"/>
+            </w:tcMar>
+          </w:tcPr>
+          <w:p>
+            <w:r>
+              <w:rPr>
+                <w:rFonts w:ascii="BIZ UDPゴシック" w:cs="BIZ UDPゴシック" w:eastAsia="BIZ UDPゴシック" w:hAnsi="BIZ UDPゴシック"/>
+                <w:b w:val="false"/>
+                <w:bCs w:val="false"/>
+                <w:color w:val="000000"/>
                 <w:sz w:val="18"/>
                 <w:szCs w:val="18"/>
               </w:rPr>
@@ -1609,27 +1695,28 @@
         </w:tc>
         <w:tc>
           <w:tcPr>
-            <w:tcW w:type="dxa" w:w="6236"/>
-            <w:tcBorders>
-              <w:top w:val="single" w:color="CCCCCC" w:sz="4"/>
-              <w:left w:val="single" w:color="CCCCCC" w:sz="4"/>
-              <w:bottom w:val="single" w:color="CCCCCC" w:sz="4"/>
-              <w:right w:val="single" w:color="CCCCCC" w:sz="4"/>
-            </w:tcBorders>
-            <w:shd w:fill="FFFFFF" w:val="clear"/>
-            <w:tcMar>
-              <w:top w:type="dxa" w:w="60"/>
-              <w:left w:type="dxa" w:w="100"/>
-              <w:bottom w:type="dxa" w:w="60"/>
-              <w:right w:type="dxa" w:w="100"/>
-            </w:tcMar>
-          </w:tcPr>
-          <w:p>
-            <w:r>
-              <w:rPr>
-                <w:rFonts w:ascii="BIZ UDPゴシック" w:cs="BIZ UDPゴシック" w:eastAsia="BIZ UDPゴシック" w:hAnsi="BIZ UDPゴシック"/>
-                <w:b w:val="false"/>
-                <w:bCs w:val="false"/>
+            <w:tcW w:type="dxa" w:w="6004"/>
+            <w:tcBorders>
+              <w:top w:val="single" w:color="CCCCCC" w:sz="4"/>
+              <w:left w:val="single" w:color="CCCCCC" w:sz="4"/>
+              <w:bottom w:val="single" w:color="CCCCCC" w:sz="4"/>
+              <w:right w:val="single" w:color="CCCCCC" w:sz="4"/>
+            </w:tcBorders>
+            <w:shd w:fill="FFFFFF" w:val="clear"/>
+            <w:tcMar>
+              <w:top w:type="dxa" w:w="60"/>
+              <w:left w:type="dxa" w:w="100"/>
+              <w:bottom w:type="dxa" w:w="60"/>
+              <w:right w:type="dxa" w:w="100"/>
+            </w:tcMar>
+          </w:tcPr>
+          <w:p>
+            <w:r>
+              <w:rPr>
+                <w:rFonts w:ascii="BIZ UDPゴシック" w:cs="BIZ UDPゴシック" w:eastAsia="BIZ UDPゴシック" w:hAnsi="BIZ UDPゴシック"/>
+                <w:b w:val="false"/>
+                <w:bCs w:val="false"/>
+                <w:color w:val="000000"/>
                 <w:sz w:val="18"/>
                 <w:szCs w:val="18"/>
               </w:rPr>
@@ -1698,6 +1785,7 @@
                 <w:rFonts w:ascii="BIZ UDPゴシック" w:cs="BIZ UDPゴシック" w:eastAsia="BIZ UDPゴシック" w:hAnsi="BIZ UDPゴシック"/>
                 <w:b/>
                 <w:bCs/>
+                <w:color w:val="000000"/>
                 <w:sz w:val="18"/>
                 <w:szCs w:val="18"/>
               </w:rPr>
@@ -1728,6 +1816,7 @@
                 <w:rFonts w:ascii="BIZ UDPゴシック" w:cs="BIZ UDPゴシック" w:eastAsia="BIZ UDPゴシック" w:hAnsi="BIZ UDPゴシック"/>
                 <w:b/>
                 <w:bCs/>
+                <w:color w:val="000000"/>
                 <w:sz w:val="18"/>
                 <w:szCs w:val="18"/>
               </w:rPr>
@@ -1758,6 +1847,7 @@
                 <w:rFonts w:ascii="BIZ UDPゴシック" w:cs="BIZ UDPゴシック" w:eastAsia="BIZ UDPゴシック" w:hAnsi="BIZ UDPゴシック"/>
                 <w:b/>
                 <w:bCs/>
+                <w:color w:val="000000"/>
                 <w:sz w:val="18"/>
                 <w:szCs w:val="18"/>
               </w:rPr>
@@ -1793,6 +1883,7 @@
                 <w:rFonts w:ascii="BIZ UDPゴシック" w:cs="BIZ UDPゴシック" w:eastAsia="BIZ UDPゴシック" w:hAnsi="BIZ UDPゴシック"/>
                 <w:b w:val="false"/>
                 <w:bCs w:val="false"/>
+                <w:color w:val="000000"/>
                 <w:sz w:val="18"/>
                 <w:szCs w:val="18"/>
               </w:rPr>
@@ -1823,6 +1914,7 @@
                 <w:rFonts w:ascii="BIZ UDPゴシック" w:cs="BIZ UDPゴシック" w:eastAsia="BIZ UDPゴシック" w:hAnsi="BIZ UDPゴシック"/>
                 <w:b w:val="false"/>
                 <w:bCs w:val="false"/>
+                <w:color w:val="000000"/>
                 <w:sz w:val="18"/>
                 <w:szCs w:val="18"/>
               </w:rPr>
@@ -1853,6 +1945,7 @@
                 <w:rFonts w:ascii="BIZ UDPゴシック" w:cs="BIZ UDPゴシック" w:eastAsia="BIZ UDPゴシック" w:hAnsi="BIZ UDPゴシック"/>
                 <w:b w:val="false"/>
                 <w:bCs w:val="false"/>
+                <w:color w:val="000000"/>
                 <w:sz w:val="18"/>
                 <w:szCs w:val="18"/>
               </w:rPr>
@@ -1888,6 +1981,7 @@
                 <w:rFonts w:ascii="BIZ UDPゴシック" w:cs="BIZ UDPゴシック" w:eastAsia="BIZ UDPゴシック" w:hAnsi="BIZ UDPゴシック"/>
                 <w:b w:val="false"/>
                 <w:bCs w:val="false"/>
+                <w:color w:val="000000"/>
                 <w:sz w:val="18"/>
                 <w:szCs w:val="18"/>
               </w:rPr>
@@ -1918,6 +2012,7 @@
                 <w:rFonts w:ascii="BIZ UDPゴシック" w:cs="BIZ UDPゴシック" w:eastAsia="BIZ UDPゴシック" w:hAnsi="BIZ UDPゴシック"/>
                 <w:b w:val="false"/>
                 <w:bCs w:val="false"/>
+                <w:color w:val="000000"/>
                 <w:sz w:val="18"/>
                 <w:szCs w:val="18"/>
               </w:rPr>
@@ -1948,10 +2043,11 @@
                 <w:rFonts w:ascii="BIZ UDPゴシック" w:cs="BIZ UDPゴシック" w:eastAsia="BIZ UDPゴシック" w:hAnsi="BIZ UDPゴシック"/>
                 <w:b w:val="false"/>
                 <w:bCs w:val="false"/>
-                <w:sz w:val="18"/>
-                <w:szCs w:val="18"/>
-              </w:rPr>
-              <w:t xml:space="preserve">□ MW実施  □ 別途指定: /   /  JST</w:t>
+                <w:color w:val="000000"/>
+                <w:sz w:val="18"/>
+                <w:szCs w:val="18"/>
+              </w:rPr>
+              <w:t xml:space="preserve">□ MW実施  □ 別途指定:　　/　　/　　JST</w:t>
             </w:r>
           </w:p>
         </w:tc>
@@ -1983,6 +2079,7 @@
                 <w:rFonts w:ascii="BIZ UDPゴシック" w:cs="BIZ UDPゴシック" w:eastAsia="BIZ UDPゴシック" w:hAnsi="BIZ UDPゴシック"/>
                 <w:b w:val="false"/>
                 <w:bCs w:val="false"/>
+                <w:color w:val="000000"/>
                 <w:sz w:val="18"/>
                 <w:szCs w:val="18"/>
               </w:rPr>
@@ -2013,6 +2110,7 @@
                 <w:rFonts w:ascii="BIZ UDPゴシック" w:cs="BIZ UDPゴシック" w:eastAsia="BIZ UDPゴシック" w:hAnsi="BIZ UDPゴシック"/>
                 <w:b w:val="false"/>
                 <w:bCs w:val="false"/>
+                <w:color w:val="000000"/>
                 <w:sz w:val="18"/>
                 <w:szCs w:val="18"/>
               </w:rPr>
@@ -2043,6 +2141,7 @@
                 <w:rFonts w:ascii="BIZ UDPゴシック" w:cs="BIZ UDPゴシック" w:eastAsia="BIZ UDPゴシック" w:hAnsi="BIZ UDPゴシック"/>
                 <w:b w:val="false"/>
                 <w:bCs w:val="false"/>
+                <w:color w:val="000000"/>
                 <w:sz w:val="18"/>
                 <w:szCs w:val="18"/>
               </w:rPr>
@@ -2121,10 +2220,10 @@
         </w:tblBorders>
       </w:tblPr>
       <w:tblGrid>
-        <w:gridCol w:w="850"/>
+        <w:gridCol w:w="851"/>
         <w:gridCol w:w="2362"/>
         <w:gridCol w:w="3401"/>
-        <w:gridCol w:w="946"/>
+        <w:gridCol w:w="945"/>
         <w:gridCol w:w="945"/>
       </w:tblGrid>
       <w:tr>
@@ -2133,7 +2232,7 @@
         </w:trPr>
         <w:tc>
           <w:tcPr>
-            <w:tcW w:type="dxa" w:w="850"/>
+            <w:tcW w:type="dxa" w:w="851"/>
             <w:tcBorders>
               <w:top w:val="single" w:color="CCCCCC" w:sz="4"/>
               <w:left w:val="single" w:color="CCCCCC" w:sz="4"/>
@@ -2154,6 +2253,7 @@
                 <w:rFonts w:ascii="BIZ UDPゴシック" w:cs="BIZ UDPゴシック" w:eastAsia="BIZ UDPゴシック" w:hAnsi="BIZ UDPゴシック"/>
                 <w:b/>
                 <w:bCs/>
+                <w:color w:val="000000"/>
                 <w:sz w:val="18"/>
                 <w:szCs w:val="18"/>
               </w:rPr>
@@ -2184,6 +2284,7 @@
                 <w:rFonts w:ascii="BIZ UDPゴシック" w:cs="BIZ UDPゴシック" w:eastAsia="BIZ UDPゴシック" w:hAnsi="BIZ UDPゴシック"/>
                 <w:b/>
                 <w:bCs/>
+                <w:color w:val="000000"/>
                 <w:sz w:val="18"/>
                 <w:szCs w:val="18"/>
               </w:rPr>
@@ -2214,6 +2315,7 @@
                 <w:rFonts w:ascii="BIZ UDPゴシック" w:cs="BIZ UDPゴシック" w:eastAsia="BIZ UDPゴシック" w:hAnsi="BIZ UDPゴシック"/>
                 <w:b/>
                 <w:bCs/>
+                <w:color w:val="000000"/>
                 <w:sz w:val="18"/>
                 <w:szCs w:val="18"/>
               </w:rPr>
@@ -2223,7 +2325,7 @@
         </w:tc>
         <w:tc>
           <w:tcPr>
-            <w:tcW w:type="dxa" w:w="946"/>
+            <w:tcW w:type="dxa" w:w="945"/>
             <w:tcBorders>
               <w:top w:val="single" w:color="CCCCCC" w:sz="4"/>
               <w:left w:val="single" w:color="CCCCCC" w:sz="4"/>
@@ -2244,6 +2346,7 @@
                 <w:rFonts w:ascii="BIZ UDPゴシック" w:cs="BIZ UDPゴシック" w:eastAsia="BIZ UDPゴシック" w:hAnsi="BIZ UDPゴシック"/>
                 <w:b/>
                 <w:bCs/>
+                <w:color w:val="000000"/>
                 <w:sz w:val="18"/>
                 <w:szCs w:val="18"/>
               </w:rPr>
@@ -2274,6 +2377,7 @@
                 <w:rFonts w:ascii="BIZ UDPゴシック" w:cs="BIZ UDPゴシック" w:eastAsia="BIZ UDPゴシック" w:hAnsi="BIZ UDPゴシック"/>
                 <w:b/>
                 <w:bCs/>
+                <w:color w:val="000000"/>
                 <w:sz w:val="18"/>
                 <w:szCs w:val="18"/>
               </w:rPr>
@@ -2288,27 +2392,28 @@
         </w:trPr>
         <w:tc>
           <w:tcPr>
-            <w:tcW w:type="dxa" w:w="850"/>
-            <w:tcBorders>
-              <w:top w:val="single" w:color="CCCCCC" w:sz="4"/>
-              <w:left w:val="single" w:color="CCCCCC" w:sz="4"/>
-              <w:bottom w:val="single" w:color="CCCCCC" w:sz="4"/>
-              <w:right w:val="single" w:color="CCCCCC" w:sz="4"/>
-            </w:tcBorders>
-            <w:shd w:fill="FFFFFF" w:val="clear"/>
-            <w:tcMar>
-              <w:top w:type="dxa" w:w="60"/>
-              <w:left w:type="dxa" w:w="100"/>
-              <w:bottom w:type="dxa" w:w="60"/>
-              <w:right w:type="dxa" w:w="100"/>
-            </w:tcMar>
-          </w:tcPr>
-          <w:p>
-            <w:r>
-              <w:rPr>
-                <w:rFonts w:ascii="BIZ UDPゴシック" w:cs="BIZ UDPゴシック" w:eastAsia="BIZ UDPゴシック" w:hAnsi="BIZ UDPゴシック"/>
-                <w:b w:val="false"/>
-                <w:bCs w:val="false"/>
+            <w:tcW w:type="dxa" w:w="851"/>
+            <w:tcBorders>
+              <w:top w:val="single" w:color="CCCCCC" w:sz="4"/>
+              <w:left w:val="single" w:color="CCCCCC" w:sz="4"/>
+              <w:bottom w:val="single" w:color="CCCCCC" w:sz="4"/>
+              <w:right w:val="single" w:color="CCCCCC" w:sz="4"/>
+            </w:tcBorders>
+            <w:shd w:fill="FFFFFF" w:val="clear"/>
+            <w:tcMar>
+              <w:top w:type="dxa" w:w="60"/>
+              <w:left w:type="dxa" w:w="100"/>
+              <w:bottom w:type="dxa" w:w="60"/>
+              <w:right w:type="dxa" w:w="100"/>
+            </w:tcMar>
+          </w:tcPr>
+          <w:p>
+            <w:r>
+              <w:rPr>
+                <w:rFonts w:ascii="BIZ UDPゴシック" w:cs="BIZ UDPゴシック" w:eastAsia="BIZ UDPゴシック" w:hAnsi="BIZ UDPゴシック"/>
+                <w:b w:val="false"/>
+                <w:bCs w:val="false"/>
+                <w:color w:val="000000"/>
                 <w:sz w:val="18"/>
                 <w:szCs w:val="18"/>
               </w:rPr>
@@ -2339,6 +2444,7 @@
                 <w:rFonts w:ascii="BIZ UDPゴシック" w:cs="BIZ UDPゴシック" w:eastAsia="BIZ UDPゴシック" w:hAnsi="BIZ UDPゴシック"/>
                 <w:b w:val="false"/>
                 <w:bCs w:val="false"/>
+                <w:color w:val="000000"/>
                 <w:sz w:val="18"/>
                 <w:szCs w:val="18"/>
               </w:rPr>
@@ -2369,6 +2475,7 @@
                 <w:rFonts w:ascii="BIZ UDPゴシック" w:cs="BIZ UDPゴシック" w:eastAsia="BIZ UDPゴシック" w:hAnsi="BIZ UDPゴシック"/>
                 <w:b w:val="false"/>
                 <w:bCs w:val="false"/>
+                <w:color w:val="000000"/>
                 <w:sz w:val="18"/>
                 <w:szCs w:val="18"/>
               </w:rPr>
@@ -2378,27 +2485,28 @@
         </w:tc>
         <w:tc>
           <w:tcPr>
-            <w:tcW w:type="dxa" w:w="946"/>
-            <w:tcBorders>
-              <w:top w:val="single" w:color="CCCCCC" w:sz="4"/>
-              <w:left w:val="single" w:color="CCCCCC" w:sz="4"/>
-              <w:bottom w:val="single" w:color="CCCCCC" w:sz="4"/>
-              <w:right w:val="single" w:color="CCCCCC" w:sz="4"/>
-            </w:tcBorders>
-            <w:shd w:fill="FFFFFF" w:val="clear"/>
-            <w:tcMar>
-              <w:top w:type="dxa" w:w="60"/>
-              <w:left w:type="dxa" w:w="100"/>
-              <w:bottom w:type="dxa" w:w="60"/>
-              <w:right w:type="dxa" w:w="100"/>
-            </w:tcMar>
-          </w:tcPr>
-          <w:p>
-            <w:r>
-              <w:rPr>
-                <w:rFonts w:ascii="BIZ UDPゴシック" w:cs="BIZ UDPゴシック" w:eastAsia="BIZ UDPゴシック" w:hAnsi="BIZ UDPゴシック"/>
-                <w:b w:val="false"/>
-                <w:bCs w:val="false"/>
+            <w:tcW w:type="dxa" w:w="945"/>
+            <w:tcBorders>
+              <w:top w:val="single" w:color="CCCCCC" w:sz="4"/>
+              <w:left w:val="single" w:color="CCCCCC" w:sz="4"/>
+              <w:bottom w:val="single" w:color="CCCCCC" w:sz="4"/>
+              <w:right w:val="single" w:color="CCCCCC" w:sz="4"/>
+            </w:tcBorders>
+            <w:shd w:fill="FFFFFF" w:val="clear"/>
+            <w:tcMar>
+              <w:top w:type="dxa" w:w="60"/>
+              <w:left w:type="dxa" w:w="100"/>
+              <w:bottom w:type="dxa" w:w="60"/>
+              <w:right w:type="dxa" w:w="100"/>
+            </w:tcMar>
+          </w:tcPr>
+          <w:p>
+            <w:r>
+              <w:rPr>
+                <w:rFonts w:ascii="BIZ UDPゴシック" w:cs="BIZ UDPゴシック" w:eastAsia="BIZ UDPゴシック" w:hAnsi="BIZ UDPゴシック"/>
+                <w:b w:val="false"/>
+                <w:bCs w:val="false"/>
+                <w:color w:val="000000"/>
                 <w:sz w:val="18"/>
                 <w:szCs w:val="18"/>
               </w:rPr>
@@ -2429,6 +2537,7 @@
                 <w:rFonts w:ascii="BIZ UDPゴシック" w:cs="BIZ UDPゴシック" w:eastAsia="BIZ UDPゴシック" w:hAnsi="BIZ UDPゴシック"/>
                 <w:b w:val="false"/>
                 <w:bCs w:val="false"/>
+                <w:color w:val="000000"/>
                 <w:sz w:val="18"/>
                 <w:szCs w:val="18"/>
               </w:rPr>
@@ -2443,27 +2552,28 @@
         </w:trPr>
         <w:tc>
           <w:tcPr>
-            <w:tcW w:type="dxa" w:w="850"/>
-            <w:tcBorders>
-              <w:top w:val="single" w:color="CCCCCC" w:sz="4"/>
-              <w:left w:val="single" w:color="CCCCCC" w:sz="4"/>
-              <w:bottom w:val="single" w:color="CCCCCC" w:sz="4"/>
-              <w:right w:val="single" w:color="CCCCCC" w:sz="4"/>
-            </w:tcBorders>
-            <w:shd w:fill="FFFFFF" w:val="clear"/>
-            <w:tcMar>
-              <w:top w:type="dxa" w:w="60"/>
-              <w:left w:type="dxa" w:w="100"/>
-              <w:bottom w:type="dxa" w:w="60"/>
-              <w:right w:type="dxa" w:w="100"/>
-            </w:tcMar>
-          </w:tcPr>
-          <w:p>
-            <w:r>
-              <w:rPr>
-                <w:rFonts w:ascii="BIZ UDPゴシック" w:cs="BIZ UDPゴシック" w:eastAsia="BIZ UDPゴシック" w:hAnsi="BIZ UDPゴシック"/>
-                <w:b w:val="false"/>
-                <w:bCs w:val="false"/>
+            <w:tcW w:type="dxa" w:w="851"/>
+            <w:tcBorders>
+              <w:top w:val="single" w:color="CCCCCC" w:sz="4"/>
+              <w:left w:val="single" w:color="CCCCCC" w:sz="4"/>
+              <w:bottom w:val="single" w:color="CCCCCC" w:sz="4"/>
+              <w:right w:val="single" w:color="CCCCCC" w:sz="4"/>
+            </w:tcBorders>
+            <w:shd w:fill="FFFFFF" w:val="clear"/>
+            <w:tcMar>
+              <w:top w:type="dxa" w:w="60"/>
+              <w:left w:type="dxa" w:w="100"/>
+              <w:bottom w:type="dxa" w:w="60"/>
+              <w:right w:type="dxa" w:w="100"/>
+            </w:tcMar>
+          </w:tcPr>
+          <w:p>
+            <w:r>
+              <w:rPr>
+                <w:rFonts w:ascii="BIZ UDPゴシック" w:cs="BIZ UDPゴシック" w:eastAsia="BIZ UDPゴシック" w:hAnsi="BIZ UDPゴシック"/>
+                <w:b w:val="false"/>
+                <w:bCs w:val="false"/>
+                <w:color w:val="000000"/>
                 <w:sz w:val="18"/>
                 <w:szCs w:val="18"/>
               </w:rPr>
@@ -2494,6 +2604,7 @@
                 <w:rFonts w:ascii="BIZ UDPゴシック" w:cs="BIZ UDPゴシック" w:eastAsia="BIZ UDPゴシック" w:hAnsi="BIZ UDPゴシック"/>
                 <w:b w:val="false"/>
                 <w:bCs w:val="false"/>
+                <w:color w:val="000000"/>
                 <w:sz w:val="18"/>
                 <w:szCs w:val="18"/>
               </w:rPr>
@@ -2524,6 +2635,7 @@
                 <w:rFonts w:ascii="BIZ UDPゴシック" w:cs="BIZ UDPゴシック" w:eastAsia="BIZ UDPゴシック" w:hAnsi="BIZ UDPゴシック"/>
                 <w:b w:val="false"/>
                 <w:bCs w:val="false"/>
+                <w:color w:val="000000"/>
                 <w:sz w:val="18"/>
                 <w:szCs w:val="18"/>
               </w:rPr>
@@ -2533,27 +2645,28 @@
         </w:tc>
         <w:tc>
           <w:tcPr>
-            <w:tcW w:type="dxa" w:w="946"/>
-            <w:tcBorders>
-              <w:top w:val="single" w:color="CCCCCC" w:sz="4"/>
-              <w:left w:val="single" w:color="CCCCCC" w:sz="4"/>
-              <w:bottom w:val="single" w:color="CCCCCC" w:sz="4"/>
-              <w:right w:val="single" w:color="CCCCCC" w:sz="4"/>
-            </w:tcBorders>
-            <w:shd w:fill="FFFFFF" w:val="clear"/>
-            <w:tcMar>
-              <w:top w:type="dxa" w:w="60"/>
-              <w:left w:type="dxa" w:w="100"/>
-              <w:bottom w:type="dxa" w:w="60"/>
-              <w:right w:type="dxa" w:w="100"/>
-            </w:tcMar>
-          </w:tcPr>
-          <w:p>
-            <w:r>
-              <w:rPr>
-                <w:rFonts w:ascii="BIZ UDPゴシック" w:cs="BIZ UDPゴシック" w:eastAsia="BIZ UDPゴシック" w:hAnsi="BIZ UDPゴシック"/>
-                <w:b w:val="false"/>
-                <w:bCs w:val="false"/>
+            <w:tcW w:type="dxa" w:w="945"/>
+            <w:tcBorders>
+              <w:top w:val="single" w:color="CCCCCC" w:sz="4"/>
+              <w:left w:val="single" w:color="CCCCCC" w:sz="4"/>
+              <w:bottom w:val="single" w:color="CCCCCC" w:sz="4"/>
+              <w:right w:val="single" w:color="CCCCCC" w:sz="4"/>
+            </w:tcBorders>
+            <w:shd w:fill="FFFFFF" w:val="clear"/>
+            <w:tcMar>
+              <w:top w:type="dxa" w:w="60"/>
+              <w:left w:type="dxa" w:w="100"/>
+              <w:bottom w:type="dxa" w:w="60"/>
+              <w:right w:type="dxa" w:w="100"/>
+            </w:tcMar>
+          </w:tcPr>
+          <w:p>
+            <w:r>
+              <w:rPr>
+                <w:rFonts w:ascii="BIZ UDPゴシック" w:cs="BIZ UDPゴシック" w:eastAsia="BIZ UDPゴシック" w:hAnsi="BIZ UDPゴシック"/>
+                <w:b w:val="false"/>
+                <w:bCs w:val="false"/>
+                <w:color w:val="000000"/>
                 <w:sz w:val="18"/>
                 <w:szCs w:val="18"/>
               </w:rPr>
@@ -2584,6 +2697,7 @@
                 <w:rFonts w:ascii="BIZ UDPゴシック" w:cs="BIZ UDPゴシック" w:eastAsia="BIZ UDPゴシック" w:hAnsi="BIZ UDPゴシック"/>
                 <w:b w:val="false"/>
                 <w:bCs w:val="false"/>
+                <w:color w:val="000000"/>
                 <w:sz w:val="18"/>
                 <w:szCs w:val="18"/>
               </w:rPr>
@@ -2598,27 +2712,28 @@
         </w:trPr>
         <w:tc>
           <w:tcPr>
-            <w:tcW w:type="dxa" w:w="850"/>
-            <w:tcBorders>
-              <w:top w:val="single" w:color="CCCCCC" w:sz="4"/>
-              <w:left w:val="single" w:color="CCCCCC" w:sz="4"/>
-              <w:bottom w:val="single" w:color="CCCCCC" w:sz="4"/>
-              <w:right w:val="single" w:color="CCCCCC" w:sz="4"/>
-            </w:tcBorders>
-            <w:shd w:fill="FFFFFF" w:val="clear"/>
-            <w:tcMar>
-              <w:top w:type="dxa" w:w="60"/>
-              <w:left w:type="dxa" w:w="100"/>
-              <w:bottom w:type="dxa" w:w="60"/>
-              <w:right w:type="dxa" w:w="100"/>
-            </w:tcMar>
-          </w:tcPr>
-          <w:p>
-            <w:r>
-              <w:rPr>
-                <w:rFonts w:ascii="BIZ UDPゴシック" w:cs="BIZ UDPゴシック" w:eastAsia="BIZ UDPゴシック" w:hAnsi="BIZ UDPゴシック"/>
-                <w:b w:val="false"/>
-                <w:bCs w:val="false"/>
+            <w:tcW w:type="dxa" w:w="851"/>
+            <w:tcBorders>
+              <w:top w:val="single" w:color="CCCCCC" w:sz="4"/>
+              <w:left w:val="single" w:color="CCCCCC" w:sz="4"/>
+              <w:bottom w:val="single" w:color="CCCCCC" w:sz="4"/>
+              <w:right w:val="single" w:color="CCCCCC" w:sz="4"/>
+            </w:tcBorders>
+            <w:shd w:fill="FFFFFF" w:val="clear"/>
+            <w:tcMar>
+              <w:top w:type="dxa" w:w="60"/>
+              <w:left w:type="dxa" w:w="100"/>
+              <w:bottom w:type="dxa" w:w="60"/>
+              <w:right w:type="dxa" w:w="100"/>
+            </w:tcMar>
+          </w:tcPr>
+          <w:p>
+            <w:r>
+              <w:rPr>
+                <w:rFonts w:ascii="BIZ UDPゴシック" w:cs="BIZ UDPゴシック" w:eastAsia="BIZ UDPゴシック" w:hAnsi="BIZ UDPゴシック"/>
+                <w:b w:val="false"/>
+                <w:bCs w:val="false"/>
+                <w:color w:val="000000"/>
                 <w:sz w:val="18"/>
                 <w:szCs w:val="18"/>
               </w:rPr>
@@ -2649,6 +2764,7 @@
                 <w:rFonts w:ascii="BIZ UDPゴシック" w:cs="BIZ UDPゴシック" w:eastAsia="BIZ UDPゴシック" w:hAnsi="BIZ UDPゴシック"/>
                 <w:b w:val="false"/>
                 <w:bCs w:val="false"/>
+                <w:color w:val="000000"/>
                 <w:sz w:val="18"/>
                 <w:szCs w:val="18"/>
               </w:rPr>
@@ -2679,6 +2795,7 @@
                 <w:rFonts w:ascii="BIZ UDPゴシック" w:cs="BIZ UDPゴシック" w:eastAsia="BIZ UDPゴシック" w:hAnsi="BIZ UDPゴシック"/>
                 <w:b w:val="false"/>
                 <w:bCs w:val="false"/>
+                <w:color w:val="000000"/>
                 <w:sz w:val="18"/>
                 <w:szCs w:val="18"/>
               </w:rPr>
@@ -2688,27 +2805,28 @@
         </w:tc>
         <w:tc>
           <w:tcPr>
-            <w:tcW w:type="dxa" w:w="946"/>
-            <w:tcBorders>
-              <w:top w:val="single" w:color="CCCCCC" w:sz="4"/>
-              <w:left w:val="single" w:color="CCCCCC" w:sz="4"/>
-              <w:bottom w:val="single" w:color="CCCCCC" w:sz="4"/>
-              <w:right w:val="single" w:color="CCCCCC" w:sz="4"/>
-            </w:tcBorders>
-            <w:shd w:fill="FFFFFF" w:val="clear"/>
-            <w:tcMar>
-              <w:top w:type="dxa" w:w="60"/>
-              <w:left w:type="dxa" w:w="100"/>
-              <w:bottom w:type="dxa" w:w="60"/>
-              <w:right w:type="dxa" w:w="100"/>
-            </w:tcMar>
-          </w:tcPr>
-          <w:p>
-            <w:r>
-              <w:rPr>
-                <w:rFonts w:ascii="BIZ UDPゴシック" w:cs="BIZ UDPゴシック" w:eastAsia="BIZ UDPゴシック" w:hAnsi="BIZ UDPゴシック"/>
-                <w:b w:val="false"/>
-                <w:bCs w:val="false"/>
+            <w:tcW w:type="dxa" w:w="945"/>
+            <w:tcBorders>
+              <w:top w:val="single" w:color="CCCCCC" w:sz="4"/>
+              <w:left w:val="single" w:color="CCCCCC" w:sz="4"/>
+              <w:bottom w:val="single" w:color="CCCCCC" w:sz="4"/>
+              <w:right w:val="single" w:color="CCCCCC" w:sz="4"/>
+            </w:tcBorders>
+            <w:shd w:fill="FFFFFF" w:val="clear"/>
+            <w:tcMar>
+              <w:top w:type="dxa" w:w="60"/>
+              <w:left w:type="dxa" w:w="100"/>
+              <w:bottom w:type="dxa" w:w="60"/>
+              <w:right w:type="dxa" w:w="100"/>
+            </w:tcMar>
+          </w:tcPr>
+          <w:p>
+            <w:r>
+              <w:rPr>
+                <w:rFonts w:ascii="BIZ UDPゴシック" w:cs="BIZ UDPゴシック" w:eastAsia="BIZ UDPゴシック" w:hAnsi="BIZ UDPゴシック"/>
+                <w:b w:val="false"/>
+                <w:bCs w:val="false"/>
+                <w:color w:val="000000"/>
                 <w:sz w:val="18"/>
                 <w:szCs w:val="18"/>
               </w:rPr>
@@ -2739,6 +2857,7 @@
                 <w:rFonts w:ascii="BIZ UDPゴシック" w:cs="BIZ UDPゴシック" w:eastAsia="BIZ UDPゴシック" w:hAnsi="BIZ UDPゴシック"/>
                 <w:b w:val="false"/>
                 <w:bCs w:val="false"/>
+                <w:color w:val="000000"/>
                 <w:sz w:val="18"/>
                 <w:szCs w:val="18"/>
               </w:rPr>
@@ -2791,11 +2910,11 @@
         </w:tblBorders>
       </w:tblPr>
       <w:tblGrid>
-        <w:gridCol w:w="2835"/>
-        <w:gridCol w:w="1701"/>
-        <w:gridCol w:w="567"/>
-        <w:gridCol w:w="851"/>
-        <w:gridCol w:w="2550"/>
+        <w:gridCol w:w="2800"/>
+        <w:gridCol w:w="1600"/>
+        <w:gridCol w:w="800"/>
+        <w:gridCol w:w="800"/>
+        <w:gridCol w:w="2504"/>
       </w:tblGrid>
       <w:tr>
         <w:trPr>
@@ -2803,7 +2922,7 @@
         </w:trPr>
         <w:tc>
           <w:tcPr>
-            <w:tcW w:type="dxa" w:w="2835"/>
+            <w:tcW w:type="dxa" w:w="2800"/>
             <w:tcBorders>
               <w:top w:val="single" w:color="CCCCCC" w:sz="4"/>
               <w:left w:val="single" w:color="CCCCCC" w:sz="4"/>
@@ -2824,6 +2943,7 @@
                 <w:rFonts w:ascii="BIZ UDPゴシック" w:cs="BIZ UDPゴシック" w:eastAsia="BIZ UDPゴシック" w:hAnsi="BIZ UDPゴシック"/>
                 <w:b/>
                 <w:bCs/>
+                <w:color w:val="000000"/>
                 <w:sz w:val="18"/>
                 <w:szCs w:val="18"/>
               </w:rPr>
@@ -2833,7 +2953,7 @@
         </w:tc>
         <w:tc>
           <w:tcPr>
-            <w:tcW w:type="dxa" w:w="1701"/>
+            <w:tcW w:type="dxa" w:w="1600"/>
             <w:tcBorders>
               <w:top w:val="single" w:color="CCCCCC" w:sz="4"/>
               <w:left w:val="single" w:color="CCCCCC" w:sz="4"/>
@@ -2854,6 +2974,7 @@
                 <w:rFonts w:ascii="BIZ UDPゴシック" w:cs="BIZ UDPゴシック" w:eastAsia="BIZ UDPゴシック" w:hAnsi="BIZ UDPゴシック"/>
                 <w:b/>
                 <w:bCs/>
+                <w:color w:val="000000"/>
                 <w:sz w:val="18"/>
                 <w:szCs w:val="18"/>
               </w:rPr>
@@ -2863,7 +2984,7 @@
         </w:tc>
         <w:tc>
           <w:tcPr>
-            <w:tcW w:type="dxa" w:w="567"/>
+            <w:tcW w:type="dxa" w:w="800"/>
             <w:tcBorders>
               <w:top w:val="single" w:color="CCCCCC" w:sz="4"/>
               <w:left w:val="single" w:color="CCCCCC" w:sz="4"/>
@@ -2884,6 +3005,7 @@
                 <w:rFonts w:ascii="BIZ UDPゴシック" w:cs="BIZ UDPゴシック" w:eastAsia="BIZ UDPゴシック" w:hAnsi="BIZ UDPゴシック"/>
                 <w:b/>
                 <w:bCs/>
+                <w:color w:val="000000"/>
                 <w:sz w:val="18"/>
                 <w:szCs w:val="18"/>
               </w:rPr>
@@ -2893,7 +3015,7 @@
         </w:tc>
         <w:tc>
           <w:tcPr>
-            <w:tcW w:type="dxa" w:w="851"/>
+            <w:tcW w:type="dxa" w:w="800"/>
             <w:tcBorders>
               <w:top w:val="single" w:color="CCCCCC" w:sz="4"/>
               <w:left w:val="single" w:color="CCCCCC" w:sz="4"/>
@@ -2914,6 +3036,7 @@
                 <w:rFonts w:ascii="BIZ UDPゴシック" w:cs="BIZ UDPゴシック" w:eastAsia="BIZ UDPゴシック" w:hAnsi="BIZ UDPゴシック"/>
                 <w:b/>
                 <w:bCs/>
+                <w:color w:val="000000"/>
                 <w:sz w:val="18"/>
                 <w:szCs w:val="18"/>
               </w:rPr>
@@ -2923,7 +3046,7 @@
         </w:tc>
         <w:tc>
           <w:tcPr>
-            <w:tcW w:type="dxa" w:w="2550"/>
+            <w:tcW w:type="dxa" w:w="2504"/>
             <w:tcBorders>
               <w:top w:val="single" w:color="CCCCCC" w:sz="4"/>
               <w:left w:val="single" w:color="CCCCCC" w:sz="4"/>
@@ -2944,6 +3067,7 @@
                 <w:rFonts w:ascii="BIZ UDPゴシック" w:cs="BIZ UDPゴシック" w:eastAsia="BIZ UDPゴシック" w:hAnsi="BIZ UDPゴシック"/>
                 <w:b/>
                 <w:bCs/>
+                <w:color w:val="000000"/>
                 <w:sz w:val="18"/>
                 <w:szCs w:val="18"/>
               </w:rPr>
@@ -2958,27 +3082,28 @@
         </w:trPr>
         <w:tc>
           <w:tcPr>
-            <w:tcW w:type="dxa" w:w="2835"/>
-            <w:tcBorders>
-              <w:top w:val="single" w:color="CCCCCC" w:sz="4"/>
-              <w:left w:val="single" w:color="CCCCCC" w:sz="4"/>
-              <w:bottom w:val="single" w:color="CCCCCC" w:sz="4"/>
-              <w:right w:val="single" w:color="CCCCCC" w:sz="4"/>
-            </w:tcBorders>
-            <w:shd w:fill="FFFFFF" w:val="clear"/>
-            <w:tcMar>
-              <w:top w:type="dxa" w:w="60"/>
-              <w:left w:type="dxa" w:w="100"/>
-              <w:bottom w:type="dxa" w:w="60"/>
-              <w:right w:type="dxa" w:w="100"/>
-            </w:tcMar>
-          </w:tcPr>
-          <w:p>
-            <w:r>
-              <w:rPr>
-                <w:rFonts w:ascii="BIZ UDPゴシック" w:cs="BIZ UDPゴシック" w:eastAsia="BIZ UDPゴシック" w:hAnsi="BIZ UDPゴシック"/>
-                <w:b w:val="false"/>
-                <w:bCs w:val="false"/>
+            <w:tcW w:type="dxa" w:w="2800"/>
+            <w:tcBorders>
+              <w:top w:val="single" w:color="CCCCCC" w:sz="4"/>
+              <w:left w:val="single" w:color="CCCCCC" w:sz="4"/>
+              <w:bottom w:val="single" w:color="CCCCCC" w:sz="4"/>
+              <w:right w:val="single" w:color="CCCCCC" w:sz="4"/>
+            </w:tcBorders>
+            <w:shd w:fill="FFFFFF" w:val="clear"/>
+            <w:tcMar>
+              <w:top w:type="dxa" w:w="60"/>
+              <w:left w:type="dxa" w:w="100"/>
+              <w:bottom w:type="dxa" w:w="60"/>
+              <w:right w:type="dxa" w:w="100"/>
+            </w:tcMar>
+          </w:tcPr>
+          <w:p>
+            <w:r>
+              <w:rPr>
+                <w:rFonts w:ascii="BIZ UDPゴシック" w:cs="BIZ UDPゴシック" w:eastAsia="BIZ UDPゴシック" w:hAnsi="BIZ UDPゴシック"/>
+                <w:b w:val="false"/>
+                <w:bCs w:val="false"/>
+                <w:color w:val="000000"/>
                 <w:sz w:val="18"/>
                 <w:szCs w:val="18"/>
               </w:rPr>
@@ -2988,27 +3113,28 @@
         </w:tc>
         <w:tc>
           <w:tcPr>
-            <w:tcW w:type="dxa" w:w="1701"/>
-            <w:tcBorders>
-              <w:top w:val="single" w:color="CCCCCC" w:sz="4"/>
-              <w:left w:val="single" w:color="CCCCCC" w:sz="4"/>
-              <w:bottom w:val="single" w:color="CCCCCC" w:sz="4"/>
-              <w:right w:val="single" w:color="CCCCCC" w:sz="4"/>
-            </w:tcBorders>
-            <w:shd w:fill="FFFFFF" w:val="clear"/>
-            <w:tcMar>
-              <w:top w:type="dxa" w:w="60"/>
-              <w:left w:type="dxa" w:w="100"/>
-              <w:bottom w:type="dxa" w:w="60"/>
-              <w:right w:type="dxa" w:w="100"/>
-            </w:tcMar>
-          </w:tcPr>
-          <w:p>
-            <w:r>
-              <w:rPr>
-                <w:rFonts w:ascii="BIZ UDPゴシック" w:cs="BIZ UDPゴシック" w:eastAsia="BIZ UDPゴシック" w:hAnsi="BIZ UDPゴシック"/>
-                <w:b w:val="false"/>
-                <w:bCs w:val="false"/>
+            <w:tcW w:type="dxa" w:w="1600"/>
+            <w:tcBorders>
+              <w:top w:val="single" w:color="CCCCCC" w:sz="4"/>
+              <w:left w:val="single" w:color="CCCCCC" w:sz="4"/>
+              <w:bottom w:val="single" w:color="CCCCCC" w:sz="4"/>
+              <w:right w:val="single" w:color="CCCCCC" w:sz="4"/>
+            </w:tcBorders>
+            <w:shd w:fill="FFFFFF" w:val="clear"/>
+            <w:tcMar>
+              <w:top w:type="dxa" w:w="60"/>
+              <w:left w:type="dxa" w:w="100"/>
+              <w:bottom w:type="dxa" w:w="60"/>
+              <w:right w:type="dxa" w:w="100"/>
+            </w:tcMar>
+          </w:tcPr>
+          <w:p>
+            <w:r>
+              <w:rPr>
+                <w:rFonts w:ascii="BIZ UDPゴシック" w:cs="BIZ UDPゴシック" w:eastAsia="BIZ UDPゴシック" w:hAnsi="BIZ UDPゴシック"/>
+                <w:b w:val="false"/>
+                <w:bCs w:val="false"/>
+                <w:color w:val="000000"/>
                 <w:sz w:val="18"/>
                 <w:szCs w:val="18"/>
               </w:rPr>
@@ -3018,27 +3144,28 @@
         </w:tc>
         <w:tc>
           <w:tcPr>
-            <w:tcW w:type="dxa" w:w="567"/>
-            <w:tcBorders>
-              <w:top w:val="single" w:color="CCCCCC" w:sz="4"/>
-              <w:left w:val="single" w:color="CCCCCC" w:sz="4"/>
-              <w:bottom w:val="single" w:color="CCCCCC" w:sz="4"/>
-              <w:right w:val="single" w:color="CCCCCC" w:sz="4"/>
-            </w:tcBorders>
-            <w:shd w:fill="FFFFFF" w:val="clear"/>
-            <w:tcMar>
-              <w:top w:type="dxa" w:w="60"/>
-              <w:left w:type="dxa" w:w="100"/>
-              <w:bottom w:type="dxa" w:w="60"/>
-              <w:right w:type="dxa" w:w="100"/>
-            </w:tcMar>
-          </w:tcPr>
-          <w:p>
-            <w:r>
-              <w:rPr>
-                <w:rFonts w:ascii="BIZ UDPゴシック" w:cs="BIZ UDPゴシック" w:eastAsia="BIZ UDPゴシック" w:hAnsi="BIZ UDPゴシック"/>
-                <w:b w:val="false"/>
-                <w:bCs w:val="false"/>
+            <w:tcW w:type="dxa" w:w="800"/>
+            <w:tcBorders>
+              <w:top w:val="single" w:color="CCCCCC" w:sz="4"/>
+              <w:left w:val="single" w:color="CCCCCC" w:sz="4"/>
+              <w:bottom w:val="single" w:color="CCCCCC" w:sz="4"/>
+              <w:right w:val="single" w:color="CCCCCC" w:sz="4"/>
+            </w:tcBorders>
+            <w:shd w:fill="FFFFFF" w:val="clear"/>
+            <w:tcMar>
+              <w:top w:type="dxa" w:w="60"/>
+              <w:left w:type="dxa" w:w="100"/>
+              <w:bottom w:type="dxa" w:w="60"/>
+              <w:right w:type="dxa" w:w="100"/>
+            </w:tcMar>
+          </w:tcPr>
+          <w:p>
+            <w:r>
+              <w:rPr>
+                <w:rFonts w:ascii="BIZ UDPゴシック" w:cs="BIZ UDPゴシック" w:eastAsia="BIZ UDPゴシック" w:hAnsi="BIZ UDPゴシック"/>
+                <w:b w:val="false"/>
+                <w:bCs w:val="false"/>
+                <w:color w:val="000000"/>
                 <w:sz w:val="18"/>
                 <w:szCs w:val="18"/>
               </w:rPr>
@@ -3048,27 +3175,28 @@
         </w:tc>
         <w:tc>
           <w:tcPr>
-            <w:tcW w:type="dxa" w:w="851"/>
-            <w:tcBorders>
-              <w:top w:val="single" w:color="CCCCCC" w:sz="4"/>
-              <w:left w:val="single" w:color="CCCCCC" w:sz="4"/>
-              <w:bottom w:val="single" w:color="CCCCCC" w:sz="4"/>
-              <w:right w:val="single" w:color="CCCCCC" w:sz="4"/>
-            </w:tcBorders>
-            <w:shd w:fill="FFFFFF" w:val="clear"/>
-            <w:tcMar>
-              <w:top w:type="dxa" w:w="60"/>
-              <w:left w:type="dxa" w:w="100"/>
-              <w:bottom w:type="dxa" w:w="60"/>
-              <w:right w:type="dxa" w:w="100"/>
-            </w:tcMar>
-          </w:tcPr>
-          <w:p>
-            <w:r>
-              <w:rPr>
-                <w:rFonts w:ascii="BIZ UDPゴシック" w:cs="BIZ UDPゴシック" w:eastAsia="BIZ UDPゴシック" w:hAnsi="BIZ UDPゴシック"/>
-                <w:b w:val="false"/>
-                <w:bCs w:val="false"/>
+            <w:tcW w:type="dxa" w:w="800"/>
+            <w:tcBorders>
+              <w:top w:val="single" w:color="CCCCCC" w:sz="4"/>
+              <w:left w:val="single" w:color="CCCCCC" w:sz="4"/>
+              <w:bottom w:val="single" w:color="CCCCCC" w:sz="4"/>
+              <w:right w:val="single" w:color="CCCCCC" w:sz="4"/>
+            </w:tcBorders>
+            <w:shd w:fill="FFFFFF" w:val="clear"/>
+            <w:tcMar>
+              <w:top w:type="dxa" w:w="60"/>
+              <w:left w:type="dxa" w:w="100"/>
+              <w:bottom w:type="dxa" w:w="60"/>
+              <w:right w:type="dxa" w:w="100"/>
+            </w:tcMar>
+          </w:tcPr>
+          <w:p>
+            <w:r>
+              <w:rPr>
+                <w:rFonts w:ascii="BIZ UDPゴシック" w:cs="BIZ UDPゴシック" w:eastAsia="BIZ UDPゴシック" w:hAnsi="BIZ UDPゴシック"/>
+                <w:b w:val="false"/>
+                <w:bCs w:val="false"/>
+                <w:color w:val="000000"/>
                 <w:sz w:val="18"/>
                 <w:szCs w:val="18"/>
               </w:rPr>
@@ -3078,27 +3206,28 @@
         </w:tc>
         <w:tc>
           <w:tcPr>
-            <w:tcW w:type="dxa" w:w="2550"/>
-            <w:tcBorders>
-              <w:top w:val="single" w:color="CCCCCC" w:sz="4"/>
-              <w:left w:val="single" w:color="CCCCCC" w:sz="4"/>
-              <w:bottom w:val="single" w:color="CCCCCC" w:sz="4"/>
-              <w:right w:val="single" w:color="CCCCCC" w:sz="4"/>
-            </w:tcBorders>
-            <w:shd w:fill="FFFFFF" w:val="clear"/>
-            <w:tcMar>
-              <w:top w:type="dxa" w:w="60"/>
-              <w:left w:type="dxa" w:w="100"/>
-              <w:bottom w:type="dxa" w:w="60"/>
-              <w:right w:type="dxa" w:w="100"/>
-            </w:tcMar>
-          </w:tcPr>
-          <w:p>
-            <w:r>
-              <w:rPr>
-                <w:rFonts w:ascii="BIZ UDPゴシック" w:cs="BIZ UDPゴシック" w:eastAsia="BIZ UDPゴシック" w:hAnsi="BIZ UDPゴシック"/>
-                <w:b w:val="false"/>
-                <w:bCs w:val="false"/>
+            <w:tcW w:type="dxa" w:w="2504"/>
+            <w:tcBorders>
+              <w:top w:val="single" w:color="CCCCCC" w:sz="4"/>
+              <w:left w:val="single" w:color="CCCCCC" w:sz="4"/>
+              <w:bottom w:val="single" w:color="CCCCCC" w:sz="4"/>
+              <w:right w:val="single" w:color="CCCCCC" w:sz="4"/>
+            </w:tcBorders>
+            <w:shd w:fill="FFFFFF" w:val="clear"/>
+            <w:tcMar>
+              <w:top w:type="dxa" w:w="60"/>
+              <w:left w:type="dxa" w:w="100"/>
+              <w:bottom w:type="dxa" w:w="60"/>
+              <w:right w:type="dxa" w:w="100"/>
+            </w:tcMar>
+          </w:tcPr>
+          <w:p>
+            <w:r>
+              <w:rPr>
+                <w:rFonts w:ascii="BIZ UDPゴシック" w:cs="BIZ UDPゴシック" w:eastAsia="BIZ UDPゴシック" w:hAnsi="BIZ UDPゴシック"/>
+                <w:b w:val="false"/>
+                <w:bCs w:val="false"/>
+                <w:color w:val="000000"/>
                 <w:sz w:val="18"/>
                 <w:szCs w:val="18"/>
               </w:rPr>
@@ -3113,27 +3242,28 @@
         </w:trPr>
         <w:tc>
           <w:tcPr>
-            <w:tcW w:type="dxa" w:w="2835"/>
-            <w:tcBorders>
-              <w:top w:val="single" w:color="CCCCCC" w:sz="4"/>
-              <w:left w:val="single" w:color="CCCCCC" w:sz="4"/>
-              <w:bottom w:val="single" w:color="CCCCCC" w:sz="4"/>
-              <w:right w:val="single" w:color="CCCCCC" w:sz="4"/>
-            </w:tcBorders>
-            <w:shd w:fill="FFFFFF" w:val="clear"/>
-            <w:tcMar>
-              <w:top w:type="dxa" w:w="60"/>
-              <w:left w:type="dxa" w:w="100"/>
-              <w:bottom w:type="dxa" w:w="60"/>
-              <w:right w:type="dxa" w:w="100"/>
-            </w:tcMar>
-          </w:tcPr>
-          <w:p>
-            <w:r>
-              <w:rPr>
-                <w:rFonts w:ascii="BIZ UDPゴシック" w:cs="BIZ UDPゴシック" w:eastAsia="BIZ UDPゴシック" w:hAnsi="BIZ UDPゴシック"/>
-                <w:b w:val="false"/>
-                <w:bCs w:val="false"/>
+            <w:tcW w:type="dxa" w:w="2800"/>
+            <w:tcBorders>
+              <w:top w:val="single" w:color="CCCCCC" w:sz="4"/>
+              <w:left w:val="single" w:color="CCCCCC" w:sz="4"/>
+              <w:bottom w:val="single" w:color="CCCCCC" w:sz="4"/>
+              <w:right w:val="single" w:color="CCCCCC" w:sz="4"/>
+            </w:tcBorders>
+            <w:shd w:fill="FFFFFF" w:val="clear"/>
+            <w:tcMar>
+              <w:top w:type="dxa" w:w="60"/>
+              <w:left w:type="dxa" w:w="100"/>
+              <w:bottom w:type="dxa" w:w="60"/>
+              <w:right w:type="dxa" w:w="100"/>
+            </w:tcMar>
+          </w:tcPr>
+          <w:p>
+            <w:r>
+              <w:rPr>
+                <w:rFonts w:ascii="BIZ UDPゴシック" w:cs="BIZ UDPゴシック" w:eastAsia="BIZ UDPゴシック" w:hAnsi="BIZ UDPゴシック"/>
+                <w:b w:val="false"/>
+                <w:bCs w:val="false"/>
+                <w:color w:val="000000"/>
                 <w:sz w:val="18"/>
                 <w:szCs w:val="18"/>
               </w:rPr>
@@ -3143,27 +3273,28 @@
         </w:tc>
         <w:tc>
           <w:tcPr>
-            <w:tcW w:type="dxa" w:w="1701"/>
-            <w:tcBorders>
-              <w:top w:val="single" w:color="CCCCCC" w:sz="4"/>
-              <w:left w:val="single" w:color="CCCCCC" w:sz="4"/>
-              <w:bottom w:val="single" w:color="CCCCCC" w:sz="4"/>
-              <w:right w:val="single" w:color="CCCCCC" w:sz="4"/>
-            </w:tcBorders>
-            <w:shd w:fill="FFFFFF" w:val="clear"/>
-            <w:tcMar>
-              <w:top w:type="dxa" w:w="60"/>
-              <w:left w:type="dxa" w:w="100"/>
-              <w:bottom w:type="dxa" w:w="60"/>
-              <w:right w:type="dxa" w:w="100"/>
-            </w:tcMar>
-          </w:tcPr>
-          <w:p>
-            <w:r>
-              <w:rPr>
-                <w:rFonts w:ascii="BIZ UDPゴシック" w:cs="BIZ UDPゴシック" w:eastAsia="BIZ UDPゴシック" w:hAnsi="BIZ UDPゴシック"/>
-                <w:b w:val="false"/>
-                <w:bCs w:val="false"/>
+            <w:tcW w:type="dxa" w:w="1600"/>
+            <w:tcBorders>
+              <w:top w:val="single" w:color="CCCCCC" w:sz="4"/>
+              <w:left w:val="single" w:color="CCCCCC" w:sz="4"/>
+              <w:bottom w:val="single" w:color="CCCCCC" w:sz="4"/>
+              <w:right w:val="single" w:color="CCCCCC" w:sz="4"/>
+            </w:tcBorders>
+            <w:shd w:fill="FFFFFF" w:val="clear"/>
+            <w:tcMar>
+              <w:top w:type="dxa" w:w="60"/>
+              <w:left w:type="dxa" w:w="100"/>
+              <w:bottom w:type="dxa" w:w="60"/>
+              <w:right w:type="dxa" w:w="100"/>
+            </w:tcMar>
+          </w:tcPr>
+          <w:p>
+            <w:r>
+              <w:rPr>
+                <w:rFonts w:ascii="BIZ UDPゴシック" w:cs="BIZ UDPゴシック" w:eastAsia="BIZ UDPゴシック" w:hAnsi="BIZ UDPゴシック"/>
+                <w:b w:val="false"/>
+                <w:bCs w:val="false"/>
+                <w:color w:val="000000"/>
                 <w:sz w:val="18"/>
                 <w:szCs w:val="18"/>
               </w:rPr>
@@ -3173,27 +3304,28 @@
         </w:tc>
         <w:tc>
           <w:tcPr>
-            <w:tcW w:type="dxa" w:w="567"/>
-            <w:tcBorders>
-              <w:top w:val="single" w:color="CCCCCC" w:sz="4"/>
-              <w:left w:val="single" w:color="CCCCCC" w:sz="4"/>
-              <w:bottom w:val="single" w:color="CCCCCC" w:sz="4"/>
-              <w:right w:val="single" w:color="CCCCCC" w:sz="4"/>
-            </w:tcBorders>
-            <w:shd w:fill="FFFFFF" w:val="clear"/>
-            <w:tcMar>
-              <w:top w:type="dxa" w:w="60"/>
-              <w:left w:type="dxa" w:w="100"/>
-              <w:bottom w:type="dxa" w:w="60"/>
-              <w:right w:type="dxa" w:w="100"/>
-            </w:tcMar>
-          </w:tcPr>
-          <w:p>
-            <w:r>
-              <w:rPr>
-                <w:rFonts w:ascii="BIZ UDPゴシック" w:cs="BIZ UDPゴシック" w:eastAsia="BIZ UDPゴシック" w:hAnsi="BIZ UDPゴシック"/>
-                <w:b w:val="false"/>
-                <w:bCs w:val="false"/>
+            <w:tcW w:type="dxa" w:w="800"/>
+            <w:tcBorders>
+              <w:top w:val="single" w:color="CCCCCC" w:sz="4"/>
+              <w:left w:val="single" w:color="CCCCCC" w:sz="4"/>
+              <w:bottom w:val="single" w:color="CCCCCC" w:sz="4"/>
+              <w:right w:val="single" w:color="CCCCCC" w:sz="4"/>
+            </w:tcBorders>
+            <w:shd w:fill="FFFFFF" w:val="clear"/>
+            <w:tcMar>
+              <w:top w:type="dxa" w:w="60"/>
+              <w:left w:type="dxa" w:w="100"/>
+              <w:bottom w:type="dxa" w:w="60"/>
+              <w:right w:type="dxa" w:w="100"/>
+            </w:tcMar>
+          </w:tcPr>
+          <w:p>
+            <w:r>
+              <w:rPr>
+                <w:rFonts w:ascii="BIZ UDPゴシック" w:cs="BIZ UDPゴシック" w:eastAsia="BIZ UDPゴシック" w:hAnsi="BIZ UDPゴシック"/>
+                <w:b w:val="false"/>
+                <w:bCs w:val="false"/>
+                <w:color w:val="000000"/>
                 <w:sz w:val="18"/>
                 <w:szCs w:val="18"/>
               </w:rPr>
@@ -3203,27 +3335,28 @@
         </w:tc>
         <w:tc>
           <w:tcPr>
-            <w:tcW w:type="dxa" w:w="851"/>
-            <w:tcBorders>
-              <w:top w:val="single" w:color="CCCCCC" w:sz="4"/>
-              <w:left w:val="single" w:color="CCCCCC" w:sz="4"/>
-              <w:bottom w:val="single" w:color="CCCCCC" w:sz="4"/>
-              <w:right w:val="single" w:color="CCCCCC" w:sz="4"/>
-            </w:tcBorders>
-            <w:shd w:fill="FFFFFF" w:val="clear"/>
-            <w:tcMar>
-              <w:top w:type="dxa" w:w="60"/>
-              <w:left w:type="dxa" w:w="100"/>
-              <w:bottom w:type="dxa" w:w="60"/>
-              <w:right w:type="dxa" w:w="100"/>
-            </w:tcMar>
-          </w:tcPr>
-          <w:p>
-            <w:r>
-              <w:rPr>
-                <w:rFonts w:ascii="BIZ UDPゴシック" w:cs="BIZ UDPゴシック" w:eastAsia="BIZ UDPゴシック" w:hAnsi="BIZ UDPゴシック"/>
-                <w:b w:val="false"/>
-                <w:bCs w:val="false"/>
+            <w:tcW w:type="dxa" w:w="800"/>
+            <w:tcBorders>
+              <w:top w:val="single" w:color="CCCCCC" w:sz="4"/>
+              <w:left w:val="single" w:color="CCCCCC" w:sz="4"/>
+              <w:bottom w:val="single" w:color="CCCCCC" w:sz="4"/>
+              <w:right w:val="single" w:color="CCCCCC" w:sz="4"/>
+            </w:tcBorders>
+            <w:shd w:fill="FFFFFF" w:val="clear"/>
+            <w:tcMar>
+              <w:top w:type="dxa" w:w="60"/>
+              <w:left w:type="dxa" w:w="100"/>
+              <w:bottom w:type="dxa" w:w="60"/>
+              <w:right w:type="dxa" w:w="100"/>
+            </w:tcMar>
+          </w:tcPr>
+          <w:p>
+            <w:r>
+              <w:rPr>
+                <w:rFonts w:ascii="BIZ UDPゴシック" w:cs="BIZ UDPゴシック" w:eastAsia="BIZ UDPゴシック" w:hAnsi="BIZ UDPゴシック"/>
+                <w:b w:val="false"/>
+                <w:bCs w:val="false"/>
+                <w:color w:val="000000"/>
                 <w:sz w:val="18"/>
                 <w:szCs w:val="18"/>
               </w:rPr>
@@ -3233,27 +3366,28 @@
         </w:tc>
         <w:tc>
           <w:tcPr>
-            <w:tcW w:type="dxa" w:w="2550"/>
-            <w:tcBorders>
-              <w:top w:val="single" w:color="CCCCCC" w:sz="4"/>
-              <w:left w:val="single" w:color="CCCCCC" w:sz="4"/>
-              <w:bottom w:val="single" w:color="CCCCCC" w:sz="4"/>
-              <w:right w:val="single" w:color="CCCCCC" w:sz="4"/>
-            </w:tcBorders>
-            <w:shd w:fill="FFFFFF" w:val="clear"/>
-            <w:tcMar>
-              <w:top w:type="dxa" w:w="60"/>
-              <w:left w:type="dxa" w:w="100"/>
-              <w:bottom w:type="dxa" w:w="60"/>
-              <w:right w:type="dxa" w:w="100"/>
-            </w:tcMar>
-          </w:tcPr>
-          <w:p>
-            <w:r>
-              <w:rPr>
-                <w:rFonts w:ascii="BIZ UDPゴシック" w:cs="BIZ UDPゴシック" w:eastAsia="BIZ UDPゴシック" w:hAnsi="BIZ UDPゴシック"/>
-                <w:b w:val="false"/>
-                <w:bCs w:val="false"/>
+            <w:tcW w:type="dxa" w:w="2504"/>
+            <w:tcBorders>
+              <w:top w:val="single" w:color="CCCCCC" w:sz="4"/>
+              <w:left w:val="single" w:color="CCCCCC" w:sz="4"/>
+              <w:bottom w:val="single" w:color="CCCCCC" w:sz="4"/>
+              <w:right w:val="single" w:color="CCCCCC" w:sz="4"/>
+            </w:tcBorders>
+            <w:shd w:fill="FFFFFF" w:val="clear"/>
+            <w:tcMar>
+              <w:top w:type="dxa" w:w="60"/>
+              <w:left w:type="dxa" w:w="100"/>
+              <w:bottom w:type="dxa" w:w="60"/>
+              <w:right w:type="dxa" w:w="100"/>
+            </w:tcMar>
+          </w:tcPr>
+          <w:p>
+            <w:r>
+              <w:rPr>
+                <w:rFonts w:ascii="BIZ UDPゴシック" w:cs="BIZ UDPゴシック" w:eastAsia="BIZ UDPゴシック" w:hAnsi="BIZ UDPゴシック"/>
+                <w:b w:val="false"/>
+                <w:bCs w:val="false"/>
+                <w:color w:val="000000"/>
                 <w:sz w:val="18"/>
                 <w:szCs w:val="18"/>
               </w:rPr>
@@ -3268,27 +3402,28 @@
         </w:trPr>
         <w:tc>
           <w:tcPr>
-            <w:tcW w:type="dxa" w:w="2835"/>
-            <w:tcBorders>
-              <w:top w:val="single" w:color="CCCCCC" w:sz="4"/>
-              <w:left w:val="single" w:color="CCCCCC" w:sz="4"/>
-              <w:bottom w:val="single" w:color="CCCCCC" w:sz="4"/>
-              <w:right w:val="single" w:color="CCCCCC" w:sz="4"/>
-            </w:tcBorders>
-            <w:shd w:fill="FFFFFF" w:val="clear"/>
-            <w:tcMar>
-              <w:top w:type="dxa" w:w="60"/>
-              <w:left w:type="dxa" w:w="100"/>
-              <w:bottom w:type="dxa" w:w="60"/>
-              <w:right w:type="dxa" w:w="100"/>
-            </w:tcMar>
-          </w:tcPr>
-          <w:p>
-            <w:r>
-              <w:rPr>
-                <w:rFonts w:ascii="BIZ UDPゴシック" w:cs="BIZ UDPゴシック" w:eastAsia="BIZ UDPゴシック" w:hAnsi="BIZ UDPゴシック"/>
-                <w:b w:val="false"/>
-                <w:bCs w:val="false"/>
+            <w:tcW w:type="dxa" w:w="2800"/>
+            <w:tcBorders>
+              <w:top w:val="single" w:color="CCCCCC" w:sz="4"/>
+              <w:left w:val="single" w:color="CCCCCC" w:sz="4"/>
+              <w:bottom w:val="single" w:color="CCCCCC" w:sz="4"/>
+              <w:right w:val="single" w:color="CCCCCC" w:sz="4"/>
+            </w:tcBorders>
+            <w:shd w:fill="FFFFFF" w:val="clear"/>
+            <w:tcMar>
+              <w:top w:type="dxa" w:w="60"/>
+              <w:left w:type="dxa" w:w="100"/>
+              <w:bottom w:type="dxa" w:w="60"/>
+              <w:right w:type="dxa" w:w="100"/>
+            </w:tcMar>
+          </w:tcPr>
+          <w:p>
+            <w:r>
+              <w:rPr>
+                <w:rFonts w:ascii="BIZ UDPゴシック" w:cs="BIZ UDPゴシック" w:eastAsia="BIZ UDPゴシック" w:hAnsi="BIZ UDPゴシック"/>
+                <w:b w:val="false"/>
+                <w:bCs w:val="false"/>
+                <w:color w:val="000000"/>
                 <w:sz w:val="18"/>
                 <w:szCs w:val="18"/>
               </w:rPr>
@@ -3298,27 +3433,28 @@
         </w:tc>
         <w:tc>
           <w:tcPr>
-            <w:tcW w:type="dxa" w:w="1701"/>
-            <w:tcBorders>
-              <w:top w:val="single" w:color="CCCCCC" w:sz="4"/>
-              <w:left w:val="single" w:color="CCCCCC" w:sz="4"/>
-              <w:bottom w:val="single" w:color="CCCCCC" w:sz="4"/>
-              <w:right w:val="single" w:color="CCCCCC" w:sz="4"/>
-            </w:tcBorders>
-            <w:shd w:fill="FFFFFF" w:val="clear"/>
-            <w:tcMar>
-              <w:top w:type="dxa" w:w="60"/>
-              <w:left w:type="dxa" w:w="100"/>
-              <w:bottom w:type="dxa" w:w="60"/>
-              <w:right w:type="dxa" w:w="100"/>
-            </w:tcMar>
-          </w:tcPr>
-          <w:p>
-            <w:r>
-              <w:rPr>
-                <w:rFonts w:ascii="BIZ UDPゴシック" w:cs="BIZ UDPゴシック" w:eastAsia="BIZ UDPゴシック" w:hAnsi="BIZ UDPゴシック"/>
-                <w:b w:val="false"/>
-                <w:bCs w:val="false"/>
+            <w:tcW w:type="dxa" w:w="1600"/>
+            <w:tcBorders>
+              <w:top w:val="single" w:color="CCCCCC" w:sz="4"/>
+              <w:left w:val="single" w:color="CCCCCC" w:sz="4"/>
+              <w:bottom w:val="single" w:color="CCCCCC" w:sz="4"/>
+              <w:right w:val="single" w:color="CCCCCC" w:sz="4"/>
+            </w:tcBorders>
+            <w:shd w:fill="FFFFFF" w:val="clear"/>
+            <w:tcMar>
+              <w:top w:type="dxa" w:w="60"/>
+              <w:left w:type="dxa" w:w="100"/>
+              <w:bottom w:type="dxa" w:w="60"/>
+              <w:right w:type="dxa" w:w="100"/>
+            </w:tcMar>
+          </w:tcPr>
+          <w:p>
+            <w:r>
+              <w:rPr>
+                <w:rFonts w:ascii="BIZ UDPゴシック" w:cs="BIZ UDPゴシック" w:eastAsia="BIZ UDPゴシック" w:hAnsi="BIZ UDPゴシック"/>
+                <w:b w:val="false"/>
+                <w:bCs w:val="false"/>
+                <w:color w:val="000000"/>
                 <w:sz w:val="18"/>
                 <w:szCs w:val="18"/>
               </w:rPr>
@@ -3328,27 +3464,28 @@
         </w:tc>
         <w:tc>
           <w:tcPr>
-            <w:tcW w:type="dxa" w:w="567"/>
-            <w:tcBorders>
-              <w:top w:val="single" w:color="CCCCCC" w:sz="4"/>
-              <w:left w:val="single" w:color="CCCCCC" w:sz="4"/>
-              <w:bottom w:val="single" w:color="CCCCCC" w:sz="4"/>
-              <w:right w:val="single" w:color="CCCCCC" w:sz="4"/>
-            </w:tcBorders>
-            <w:shd w:fill="FFFFFF" w:val="clear"/>
-            <w:tcMar>
-              <w:top w:type="dxa" w:w="60"/>
-              <w:left w:type="dxa" w:w="100"/>
-              <w:bottom w:type="dxa" w:w="60"/>
-              <w:right w:type="dxa" w:w="100"/>
-            </w:tcMar>
-          </w:tcPr>
-          <w:p>
-            <w:r>
-              <w:rPr>
-                <w:rFonts w:ascii="BIZ UDPゴシック" w:cs="BIZ UDPゴシック" w:eastAsia="BIZ UDPゴシック" w:hAnsi="BIZ UDPゴシック"/>
-                <w:b w:val="false"/>
-                <w:bCs w:val="false"/>
+            <w:tcW w:type="dxa" w:w="800"/>
+            <w:tcBorders>
+              <w:top w:val="single" w:color="CCCCCC" w:sz="4"/>
+              <w:left w:val="single" w:color="CCCCCC" w:sz="4"/>
+              <w:bottom w:val="single" w:color="CCCCCC" w:sz="4"/>
+              <w:right w:val="single" w:color="CCCCCC" w:sz="4"/>
+            </w:tcBorders>
+            <w:shd w:fill="FFFFFF" w:val="clear"/>
+            <w:tcMar>
+              <w:top w:type="dxa" w:w="60"/>
+              <w:left w:type="dxa" w:w="100"/>
+              <w:bottom w:type="dxa" w:w="60"/>
+              <w:right w:type="dxa" w:w="100"/>
+            </w:tcMar>
+          </w:tcPr>
+          <w:p>
+            <w:r>
+              <w:rPr>
+                <w:rFonts w:ascii="BIZ UDPゴシック" w:cs="BIZ UDPゴシック" w:eastAsia="BIZ UDPゴシック" w:hAnsi="BIZ UDPゴシック"/>
+                <w:b w:val="false"/>
+                <w:bCs w:val="false"/>
+                <w:color w:val="000000"/>
                 <w:sz w:val="18"/>
                 <w:szCs w:val="18"/>
               </w:rPr>
@@ -3358,27 +3495,28 @@
         </w:tc>
         <w:tc>
           <w:tcPr>
-            <w:tcW w:type="dxa" w:w="851"/>
-            <w:tcBorders>
-              <w:top w:val="single" w:color="CCCCCC" w:sz="4"/>
-              <w:left w:val="single" w:color="CCCCCC" w:sz="4"/>
-              <w:bottom w:val="single" w:color="CCCCCC" w:sz="4"/>
-              <w:right w:val="single" w:color="CCCCCC" w:sz="4"/>
-            </w:tcBorders>
-            <w:shd w:fill="FFFFFF" w:val="clear"/>
-            <w:tcMar>
-              <w:top w:type="dxa" w:w="60"/>
-              <w:left w:type="dxa" w:w="100"/>
-              <w:bottom w:type="dxa" w:w="60"/>
-              <w:right w:type="dxa" w:w="100"/>
-            </w:tcMar>
-          </w:tcPr>
-          <w:p>
-            <w:r>
-              <w:rPr>
-                <w:rFonts w:ascii="BIZ UDPゴシック" w:cs="BIZ UDPゴシック" w:eastAsia="BIZ UDPゴシック" w:hAnsi="BIZ UDPゴシック"/>
-                <w:b w:val="false"/>
-                <w:bCs w:val="false"/>
+            <w:tcW w:type="dxa" w:w="800"/>
+            <w:tcBorders>
+              <w:top w:val="single" w:color="CCCCCC" w:sz="4"/>
+              <w:left w:val="single" w:color="CCCCCC" w:sz="4"/>
+              <w:bottom w:val="single" w:color="CCCCCC" w:sz="4"/>
+              <w:right w:val="single" w:color="CCCCCC" w:sz="4"/>
+            </w:tcBorders>
+            <w:shd w:fill="FFFFFF" w:val="clear"/>
+            <w:tcMar>
+              <w:top w:type="dxa" w:w="60"/>
+              <w:left w:type="dxa" w:w="100"/>
+              <w:bottom w:type="dxa" w:w="60"/>
+              <w:right w:type="dxa" w:w="100"/>
+            </w:tcMar>
+          </w:tcPr>
+          <w:p>
+            <w:r>
+              <w:rPr>
+                <w:rFonts w:ascii="BIZ UDPゴシック" w:cs="BIZ UDPゴシック" w:eastAsia="BIZ UDPゴシック" w:hAnsi="BIZ UDPゴシック"/>
+                <w:b w:val="false"/>
+                <w:bCs w:val="false"/>
+                <w:color w:val="000000"/>
                 <w:sz w:val="18"/>
                 <w:szCs w:val="18"/>
               </w:rPr>
@@ -3388,27 +3526,28 @@
         </w:tc>
         <w:tc>
           <w:tcPr>
-            <w:tcW w:type="dxa" w:w="2550"/>
-            <w:tcBorders>
-              <w:top w:val="single" w:color="CCCCCC" w:sz="4"/>
-              <w:left w:val="single" w:color="CCCCCC" w:sz="4"/>
-              <w:bottom w:val="single" w:color="CCCCCC" w:sz="4"/>
-              <w:right w:val="single" w:color="CCCCCC" w:sz="4"/>
-            </w:tcBorders>
-            <w:shd w:fill="FFFFFF" w:val="clear"/>
-            <w:tcMar>
-              <w:top w:type="dxa" w:w="60"/>
-              <w:left w:type="dxa" w:w="100"/>
-              <w:bottom w:type="dxa" w:w="60"/>
-              <w:right w:type="dxa" w:w="100"/>
-            </w:tcMar>
-          </w:tcPr>
-          <w:p>
-            <w:r>
-              <w:rPr>
-                <w:rFonts w:ascii="BIZ UDPゴシック" w:cs="BIZ UDPゴシック" w:eastAsia="BIZ UDPゴシック" w:hAnsi="BIZ UDPゴシック"/>
-                <w:b w:val="false"/>
-                <w:bCs w:val="false"/>
+            <w:tcW w:type="dxa" w:w="2504"/>
+            <w:tcBorders>
+              <w:top w:val="single" w:color="CCCCCC" w:sz="4"/>
+              <w:left w:val="single" w:color="CCCCCC" w:sz="4"/>
+              <w:bottom w:val="single" w:color="CCCCCC" w:sz="4"/>
+              <w:right w:val="single" w:color="CCCCCC" w:sz="4"/>
+            </w:tcBorders>
+            <w:shd w:fill="FFFFFF" w:val="clear"/>
+            <w:tcMar>
+              <w:top w:type="dxa" w:w="60"/>
+              <w:left w:type="dxa" w:w="100"/>
+              <w:bottom w:type="dxa" w:w="60"/>
+              <w:right w:type="dxa" w:w="100"/>
+            </w:tcMar>
+          </w:tcPr>
+          <w:p>
+            <w:r>
+              <w:rPr>
+                <w:rFonts w:ascii="BIZ UDPゴシック" w:cs="BIZ UDPゴシック" w:eastAsia="BIZ UDPゴシック" w:hAnsi="BIZ UDPゴシック"/>
+                <w:b w:val="false"/>
+                <w:bCs w:val="false"/>
+                <w:color w:val="000000"/>
                 <w:sz w:val="18"/>
                 <w:szCs w:val="18"/>
               </w:rPr>
@@ -3423,27 +3562,28 @@
         </w:trPr>
         <w:tc>
           <w:tcPr>
-            <w:tcW w:type="dxa" w:w="2835"/>
-            <w:tcBorders>
-              <w:top w:val="single" w:color="CCCCCC" w:sz="4"/>
-              <w:left w:val="single" w:color="CCCCCC" w:sz="4"/>
-              <w:bottom w:val="single" w:color="CCCCCC" w:sz="4"/>
-              <w:right w:val="single" w:color="CCCCCC" w:sz="4"/>
-            </w:tcBorders>
-            <w:shd w:fill="FFFFFF" w:val="clear"/>
-            <w:tcMar>
-              <w:top w:type="dxa" w:w="60"/>
-              <w:left w:type="dxa" w:w="100"/>
-              <w:bottom w:type="dxa" w:w="60"/>
-              <w:right w:type="dxa" w:w="100"/>
-            </w:tcMar>
-          </w:tcPr>
-          <w:p>
-            <w:r>
-              <w:rPr>
-                <w:rFonts w:ascii="BIZ UDPゴシック" w:cs="BIZ UDPゴシック" w:eastAsia="BIZ UDPゴシック" w:hAnsi="BIZ UDPゴシック"/>
-                <w:b w:val="false"/>
-                <w:bCs w:val="false"/>
+            <w:tcW w:type="dxa" w:w="2800"/>
+            <w:tcBorders>
+              <w:top w:val="single" w:color="CCCCCC" w:sz="4"/>
+              <w:left w:val="single" w:color="CCCCCC" w:sz="4"/>
+              <w:bottom w:val="single" w:color="CCCCCC" w:sz="4"/>
+              <w:right w:val="single" w:color="CCCCCC" w:sz="4"/>
+            </w:tcBorders>
+            <w:shd w:fill="FFFFFF" w:val="clear"/>
+            <w:tcMar>
+              <w:top w:type="dxa" w:w="60"/>
+              <w:left w:type="dxa" w:w="100"/>
+              <w:bottom w:type="dxa" w:w="60"/>
+              <w:right w:type="dxa" w:w="100"/>
+            </w:tcMar>
+          </w:tcPr>
+          <w:p>
+            <w:r>
+              <w:rPr>
+                <w:rFonts w:ascii="BIZ UDPゴシック" w:cs="BIZ UDPゴシック" w:eastAsia="BIZ UDPゴシック" w:hAnsi="BIZ UDPゴシック"/>
+                <w:b w:val="false"/>
+                <w:bCs w:val="false"/>
+                <w:color w:val="000000"/>
                 <w:sz w:val="18"/>
                 <w:szCs w:val="18"/>
               </w:rPr>
@@ -3453,27 +3593,28 @@
         </w:tc>
         <w:tc>
           <w:tcPr>
-            <w:tcW w:type="dxa" w:w="1701"/>
-            <w:tcBorders>
-              <w:top w:val="single" w:color="CCCCCC" w:sz="4"/>
-              <w:left w:val="single" w:color="CCCCCC" w:sz="4"/>
-              <w:bottom w:val="single" w:color="CCCCCC" w:sz="4"/>
-              <w:right w:val="single" w:color="CCCCCC" w:sz="4"/>
-            </w:tcBorders>
-            <w:shd w:fill="FFFFFF" w:val="clear"/>
-            <w:tcMar>
-              <w:top w:type="dxa" w:w="60"/>
-              <w:left w:type="dxa" w:w="100"/>
-              <w:bottom w:type="dxa" w:w="60"/>
-              <w:right w:type="dxa" w:w="100"/>
-            </w:tcMar>
-          </w:tcPr>
-          <w:p>
-            <w:r>
-              <w:rPr>
-                <w:rFonts w:ascii="BIZ UDPゴシック" w:cs="BIZ UDPゴシック" w:eastAsia="BIZ UDPゴシック" w:hAnsi="BIZ UDPゴシック"/>
-                <w:b w:val="false"/>
-                <w:bCs w:val="false"/>
+            <w:tcW w:type="dxa" w:w="1600"/>
+            <w:tcBorders>
+              <w:top w:val="single" w:color="CCCCCC" w:sz="4"/>
+              <w:left w:val="single" w:color="CCCCCC" w:sz="4"/>
+              <w:bottom w:val="single" w:color="CCCCCC" w:sz="4"/>
+              <w:right w:val="single" w:color="CCCCCC" w:sz="4"/>
+            </w:tcBorders>
+            <w:shd w:fill="FFFFFF" w:val="clear"/>
+            <w:tcMar>
+              <w:top w:type="dxa" w:w="60"/>
+              <w:left w:type="dxa" w:w="100"/>
+              <w:bottom w:type="dxa" w:w="60"/>
+              <w:right w:type="dxa" w:w="100"/>
+            </w:tcMar>
+          </w:tcPr>
+          <w:p>
+            <w:r>
+              <w:rPr>
+                <w:rFonts w:ascii="BIZ UDPゴシック" w:cs="BIZ UDPゴシック" w:eastAsia="BIZ UDPゴシック" w:hAnsi="BIZ UDPゴシック"/>
+                <w:b w:val="false"/>
+                <w:bCs w:val="false"/>
+                <w:color w:val="000000"/>
                 <w:sz w:val="18"/>
                 <w:szCs w:val="18"/>
               </w:rPr>
@@ -3483,27 +3624,28 @@
         </w:tc>
         <w:tc>
           <w:tcPr>
-            <w:tcW w:type="dxa" w:w="567"/>
-            <w:tcBorders>
-              <w:top w:val="single" w:color="CCCCCC" w:sz="4"/>
-              <w:left w:val="single" w:color="CCCCCC" w:sz="4"/>
-              <w:bottom w:val="single" w:color="CCCCCC" w:sz="4"/>
-              <w:right w:val="single" w:color="CCCCCC" w:sz="4"/>
-            </w:tcBorders>
-            <w:shd w:fill="FFFFFF" w:val="clear"/>
-            <w:tcMar>
-              <w:top w:type="dxa" w:w="60"/>
-              <w:left w:type="dxa" w:w="100"/>
-              <w:bottom w:type="dxa" w:w="60"/>
-              <w:right w:type="dxa" w:w="100"/>
-            </w:tcMar>
-          </w:tcPr>
-          <w:p>
-            <w:r>
-              <w:rPr>
-                <w:rFonts w:ascii="BIZ UDPゴシック" w:cs="BIZ UDPゴシック" w:eastAsia="BIZ UDPゴシック" w:hAnsi="BIZ UDPゴシック"/>
-                <w:b w:val="false"/>
-                <w:bCs w:val="false"/>
+            <w:tcW w:type="dxa" w:w="800"/>
+            <w:tcBorders>
+              <w:top w:val="single" w:color="CCCCCC" w:sz="4"/>
+              <w:left w:val="single" w:color="CCCCCC" w:sz="4"/>
+              <w:bottom w:val="single" w:color="CCCCCC" w:sz="4"/>
+              <w:right w:val="single" w:color="CCCCCC" w:sz="4"/>
+            </w:tcBorders>
+            <w:shd w:fill="FFFFFF" w:val="clear"/>
+            <w:tcMar>
+              <w:top w:type="dxa" w:w="60"/>
+              <w:left w:type="dxa" w:w="100"/>
+              <w:bottom w:type="dxa" w:w="60"/>
+              <w:right w:type="dxa" w:w="100"/>
+            </w:tcMar>
+          </w:tcPr>
+          <w:p>
+            <w:r>
+              <w:rPr>
+                <w:rFonts w:ascii="BIZ UDPゴシック" w:cs="BIZ UDPゴシック" w:eastAsia="BIZ UDPゴシック" w:hAnsi="BIZ UDPゴシック"/>
+                <w:b w:val="false"/>
+                <w:bCs w:val="false"/>
+                <w:color w:val="000000"/>
                 <w:sz w:val="18"/>
                 <w:szCs w:val="18"/>
               </w:rPr>
@@ -3513,27 +3655,28 @@
         </w:tc>
         <w:tc>
           <w:tcPr>
-            <w:tcW w:type="dxa" w:w="851"/>
-            <w:tcBorders>
-              <w:top w:val="single" w:color="CCCCCC" w:sz="4"/>
-              <w:left w:val="single" w:color="CCCCCC" w:sz="4"/>
-              <w:bottom w:val="single" w:color="CCCCCC" w:sz="4"/>
-              <w:right w:val="single" w:color="CCCCCC" w:sz="4"/>
-            </w:tcBorders>
-            <w:shd w:fill="FFFFFF" w:val="clear"/>
-            <w:tcMar>
-              <w:top w:type="dxa" w:w="60"/>
-              <w:left w:type="dxa" w:w="100"/>
-              <w:bottom w:type="dxa" w:w="60"/>
-              <w:right w:type="dxa" w:w="100"/>
-            </w:tcMar>
-          </w:tcPr>
-          <w:p>
-            <w:r>
-              <w:rPr>
-                <w:rFonts w:ascii="BIZ UDPゴシック" w:cs="BIZ UDPゴシック" w:eastAsia="BIZ UDPゴシック" w:hAnsi="BIZ UDPゴシック"/>
-                <w:b w:val="false"/>
-                <w:bCs w:val="false"/>
+            <w:tcW w:type="dxa" w:w="800"/>
+            <w:tcBorders>
+              <w:top w:val="single" w:color="CCCCCC" w:sz="4"/>
+              <w:left w:val="single" w:color="CCCCCC" w:sz="4"/>
+              <w:bottom w:val="single" w:color="CCCCCC" w:sz="4"/>
+              <w:right w:val="single" w:color="CCCCCC" w:sz="4"/>
+            </w:tcBorders>
+            <w:shd w:fill="FFFFFF" w:val="clear"/>
+            <w:tcMar>
+              <w:top w:type="dxa" w:w="60"/>
+              <w:left w:type="dxa" w:w="100"/>
+              <w:bottom w:type="dxa" w:w="60"/>
+              <w:right w:type="dxa" w:w="100"/>
+            </w:tcMar>
+          </w:tcPr>
+          <w:p>
+            <w:r>
+              <w:rPr>
+                <w:rFonts w:ascii="BIZ UDPゴシック" w:cs="BIZ UDPゴシック" w:eastAsia="BIZ UDPゴシック" w:hAnsi="BIZ UDPゴシック"/>
+                <w:b w:val="false"/>
+                <w:bCs w:val="false"/>
+                <w:color w:val="000000"/>
                 <w:sz w:val="18"/>
                 <w:szCs w:val="18"/>
               </w:rPr>
@@ -3543,27 +3686,28 @@
         </w:tc>
         <w:tc>
           <w:tcPr>
-            <w:tcW w:type="dxa" w:w="2550"/>
-            <w:tcBorders>
-              <w:top w:val="single" w:color="CCCCCC" w:sz="4"/>
-              <w:left w:val="single" w:color="CCCCCC" w:sz="4"/>
-              <w:bottom w:val="single" w:color="CCCCCC" w:sz="4"/>
-              <w:right w:val="single" w:color="CCCCCC" w:sz="4"/>
-            </w:tcBorders>
-            <w:shd w:fill="FFFFFF" w:val="clear"/>
-            <w:tcMar>
-              <w:top w:type="dxa" w:w="60"/>
-              <w:left w:type="dxa" w:w="100"/>
-              <w:bottom w:type="dxa" w:w="60"/>
-              <w:right w:type="dxa" w:w="100"/>
-            </w:tcMar>
-          </w:tcPr>
-          <w:p>
-            <w:r>
-              <w:rPr>
-                <w:rFonts w:ascii="BIZ UDPゴシック" w:cs="BIZ UDPゴシック" w:eastAsia="BIZ UDPゴシック" w:hAnsi="BIZ UDPゴシック"/>
-                <w:b w:val="false"/>
-                <w:bCs w:val="false"/>
+            <w:tcW w:type="dxa" w:w="2504"/>
+            <w:tcBorders>
+              <w:top w:val="single" w:color="CCCCCC" w:sz="4"/>
+              <w:left w:val="single" w:color="CCCCCC" w:sz="4"/>
+              <w:bottom w:val="single" w:color="CCCCCC" w:sz="4"/>
+              <w:right w:val="single" w:color="CCCCCC" w:sz="4"/>
+            </w:tcBorders>
+            <w:shd w:fill="FFFFFF" w:val="clear"/>
+            <w:tcMar>
+              <w:top w:type="dxa" w:w="60"/>
+              <w:left w:type="dxa" w:w="100"/>
+              <w:bottom w:type="dxa" w:w="60"/>
+              <w:right w:type="dxa" w:w="100"/>
+            </w:tcMar>
+          </w:tcPr>
+          <w:p>
+            <w:r>
+              <w:rPr>
+                <w:rFonts w:ascii="BIZ UDPゴシック" w:cs="BIZ UDPゴシック" w:eastAsia="BIZ UDPゴシック" w:hAnsi="BIZ UDPゴシック"/>
+                <w:b w:val="false"/>
+                <w:bCs w:val="false"/>
+                <w:color w:val="000000"/>
                 <w:sz w:val="18"/>
                 <w:szCs w:val="18"/>
               </w:rPr>
@@ -3601,10 +3745,10 @@
         </w:tblBorders>
       </w:tblPr>
       <w:tblGrid>
-        <w:gridCol w:w="2268"/>
-        <w:gridCol w:w="1134"/>
-        <w:gridCol w:w="1134"/>
-        <w:gridCol w:w="3968"/>
+        <w:gridCol w:w="2500"/>
+        <w:gridCol w:w="1200"/>
+        <w:gridCol w:w="1200"/>
+        <w:gridCol w:w="3604"/>
       </w:tblGrid>
       <w:tr>
         <w:trPr>
@@ -3612,7 +3756,7 @@
         </w:trPr>
         <w:tc>
           <w:tcPr>
-            <w:tcW w:type="dxa" w:w="2268"/>
+            <w:tcW w:type="dxa" w:w="2500"/>
             <w:tcBorders>
               <w:top w:val="single" w:color="CCCCCC" w:sz="4"/>
               <w:left w:val="single" w:color="CCCCCC" w:sz="4"/>
@@ -3633,6 +3777,7 @@
                 <w:rFonts w:ascii="BIZ UDPゴシック" w:cs="BIZ UDPゴシック" w:eastAsia="BIZ UDPゴシック" w:hAnsi="BIZ UDPゴシック"/>
                 <w:b/>
                 <w:bCs/>
+                <w:color w:val="000000"/>
                 <w:sz w:val="18"/>
                 <w:szCs w:val="18"/>
               </w:rPr>
@@ -3642,7 +3787,7 @@
         </w:tc>
         <w:tc>
           <w:tcPr>
-            <w:tcW w:type="dxa" w:w="1134"/>
+            <w:tcW w:type="dxa" w:w="1200"/>
             <w:tcBorders>
               <w:top w:val="single" w:color="CCCCCC" w:sz="4"/>
               <w:left w:val="single" w:color="CCCCCC" w:sz="4"/>
@@ -3663,6 +3808,7 @@
                 <w:rFonts w:ascii="BIZ UDPゴシック" w:cs="BIZ UDPゴシック" w:eastAsia="BIZ UDPゴシック" w:hAnsi="BIZ UDPゴシック"/>
                 <w:b/>
                 <w:bCs/>
+                <w:color w:val="000000"/>
                 <w:sz w:val="18"/>
                 <w:szCs w:val="18"/>
               </w:rPr>
@@ -3672,7 +3818,7 @@
         </w:tc>
         <w:tc>
           <w:tcPr>
-            <w:tcW w:type="dxa" w:w="1134"/>
+            <w:tcW w:type="dxa" w:w="1200"/>
             <w:tcBorders>
               <w:top w:val="single" w:color="CCCCCC" w:sz="4"/>
               <w:left w:val="single" w:color="CCCCCC" w:sz="4"/>
@@ -3693,6 +3839,7 @@
                 <w:rFonts w:ascii="BIZ UDPゴシック" w:cs="BIZ UDPゴシック" w:eastAsia="BIZ UDPゴシック" w:hAnsi="BIZ UDPゴシック"/>
                 <w:b/>
                 <w:bCs/>
+                <w:color w:val="000000"/>
                 <w:sz w:val="18"/>
                 <w:szCs w:val="18"/>
               </w:rPr>
@@ -3702,7 +3849,7 @@
         </w:tc>
         <w:tc>
           <w:tcPr>
-            <w:tcW w:type="dxa" w:w="3968"/>
+            <w:tcW w:type="dxa" w:w="3604"/>
             <w:tcBorders>
               <w:top w:val="single" w:color="CCCCCC" w:sz="4"/>
               <w:left w:val="single" w:color="CCCCCC" w:sz="4"/>
@@ -3723,6 +3870,7 @@
                 <w:rFonts w:ascii="BIZ UDPゴシック" w:cs="BIZ UDPゴシック" w:eastAsia="BIZ UDPゴシック" w:hAnsi="BIZ UDPゴシック"/>
                 <w:b/>
                 <w:bCs/>
+                <w:color w:val="000000"/>
                 <w:sz w:val="18"/>
                 <w:szCs w:val="18"/>
               </w:rPr>
@@ -3737,27 +3885,28 @@
         </w:trPr>
         <w:tc>
           <w:tcPr>
-            <w:tcW w:type="dxa" w:w="2268"/>
-            <w:tcBorders>
-              <w:top w:val="single" w:color="CCCCCC" w:sz="4"/>
-              <w:left w:val="single" w:color="CCCCCC" w:sz="4"/>
-              <w:bottom w:val="single" w:color="CCCCCC" w:sz="4"/>
-              <w:right w:val="single" w:color="CCCCCC" w:sz="4"/>
-            </w:tcBorders>
-            <w:shd w:fill="FFFFFF" w:val="clear"/>
-            <w:tcMar>
-              <w:top w:type="dxa" w:w="60"/>
-              <w:left w:type="dxa" w:w="100"/>
-              <w:bottom w:type="dxa" w:w="60"/>
-              <w:right w:type="dxa" w:w="100"/>
-            </w:tcMar>
-          </w:tcPr>
-          <w:p>
-            <w:r>
-              <w:rPr>
-                <w:rFonts w:ascii="BIZ UDPゴシック" w:cs="BIZ UDPゴシック" w:eastAsia="BIZ UDPゴシック" w:hAnsi="BIZ UDPゴシック"/>
-                <w:b w:val="false"/>
-                <w:bCs w:val="false"/>
+            <w:tcW w:type="dxa" w:w="2500"/>
+            <w:tcBorders>
+              <w:top w:val="single" w:color="CCCCCC" w:sz="4"/>
+              <w:left w:val="single" w:color="CCCCCC" w:sz="4"/>
+              <w:bottom w:val="single" w:color="CCCCCC" w:sz="4"/>
+              <w:right w:val="single" w:color="CCCCCC" w:sz="4"/>
+            </w:tcBorders>
+            <w:shd w:fill="FFFFFF" w:val="clear"/>
+            <w:tcMar>
+              <w:top w:type="dxa" w:w="60"/>
+              <w:left w:type="dxa" w:w="100"/>
+              <w:bottom w:type="dxa" w:w="60"/>
+              <w:right w:type="dxa" w:w="100"/>
+            </w:tcMar>
+          </w:tcPr>
+          <w:p>
+            <w:r>
+              <w:rPr>
+                <w:rFonts w:ascii="BIZ UDPゴシック" w:cs="BIZ UDPゴシック" w:eastAsia="BIZ UDPゴシック" w:hAnsi="BIZ UDPゴシック"/>
+                <w:b w:val="false"/>
+                <w:bCs w:val="false"/>
+                <w:color w:val="000000"/>
                 <w:sz w:val="18"/>
                 <w:szCs w:val="18"/>
               </w:rPr>
@@ -3767,27 +3916,28 @@
         </w:tc>
         <w:tc>
           <w:tcPr>
-            <w:tcW w:type="dxa" w:w="1134"/>
-            <w:tcBorders>
-              <w:top w:val="single" w:color="CCCCCC" w:sz="4"/>
-              <w:left w:val="single" w:color="CCCCCC" w:sz="4"/>
-              <w:bottom w:val="single" w:color="CCCCCC" w:sz="4"/>
-              <w:right w:val="single" w:color="CCCCCC" w:sz="4"/>
-            </w:tcBorders>
-            <w:shd w:fill="FFFFFF" w:val="clear"/>
-            <w:tcMar>
-              <w:top w:type="dxa" w:w="60"/>
-              <w:left w:type="dxa" w:w="100"/>
-              <w:bottom w:type="dxa" w:w="60"/>
-              <w:right w:type="dxa" w:w="100"/>
-            </w:tcMar>
-          </w:tcPr>
-          <w:p>
-            <w:r>
-              <w:rPr>
-                <w:rFonts w:ascii="BIZ UDPゴシック" w:cs="BIZ UDPゴシック" w:eastAsia="BIZ UDPゴシック" w:hAnsi="BIZ UDPゴシック"/>
-                <w:b w:val="false"/>
-                <w:bCs w:val="false"/>
+            <w:tcW w:type="dxa" w:w="1200"/>
+            <w:tcBorders>
+              <w:top w:val="single" w:color="CCCCCC" w:sz="4"/>
+              <w:left w:val="single" w:color="CCCCCC" w:sz="4"/>
+              <w:bottom w:val="single" w:color="CCCCCC" w:sz="4"/>
+              <w:right w:val="single" w:color="CCCCCC" w:sz="4"/>
+            </w:tcBorders>
+            <w:shd w:fill="FFFFFF" w:val="clear"/>
+            <w:tcMar>
+              <w:top w:type="dxa" w:w="60"/>
+              <w:left w:type="dxa" w:w="100"/>
+              <w:bottom w:type="dxa" w:w="60"/>
+              <w:right w:type="dxa" w:w="100"/>
+            </w:tcMar>
+          </w:tcPr>
+          <w:p>
+            <w:r>
+              <w:rPr>
+                <w:rFonts w:ascii="BIZ UDPゴシック" w:cs="BIZ UDPゴシック" w:eastAsia="BIZ UDPゴシック" w:hAnsi="BIZ UDPゴシック"/>
+                <w:b w:val="false"/>
+                <w:bCs w:val="false"/>
+                <w:color w:val="000000"/>
                 <w:sz w:val="18"/>
                 <w:szCs w:val="18"/>
               </w:rPr>
@@ -3797,27 +3947,28 @@
         </w:tc>
         <w:tc>
           <w:tcPr>
-            <w:tcW w:type="dxa" w:w="1134"/>
-            <w:tcBorders>
-              <w:top w:val="single" w:color="CCCCCC" w:sz="4"/>
-              <w:left w:val="single" w:color="CCCCCC" w:sz="4"/>
-              <w:bottom w:val="single" w:color="CCCCCC" w:sz="4"/>
-              <w:right w:val="single" w:color="CCCCCC" w:sz="4"/>
-            </w:tcBorders>
-            <w:shd w:fill="FFFFFF" w:val="clear"/>
-            <w:tcMar>
-              <w:top w:type="dxa" w:w="60"/>
-              <w:left w:type="dxa" w:w="100"/>
-              <w:bottom w:type="dxa" w:w="60"/>
-              <w:right w:type="dxa" w:w="100"/>
-            </w:tcMar>
-          </w:tcPr>
-          <w:p>
-            <w:r>
-              <w:rPr>
-                <w:rFonts w:ascii="BIZ UDPゴシック" w:cs="BIZ UDPゴシック" w:eastAsia="BIZ UDPゴシック" w:hAnsi="BIZ UDPゴシック"/>
-                <w:b w:val="false"/>
-                <w:bCs w:val="false"/>
+            <w:tcW w:type="dxa" w:w="1200"/>
+            <w:tcBorders>
+              <w:top w:val="single" w:color="CCCCCC" w:sz="4"/>
+              <w:left w:val="single" w:color="CCCCCC" w:sz="4"/>
+              <w:bottom w:val="single" w:color="CCCCCC" w:sz="4"/>
+              <w:right w:val="single" w:color="CCCCCC" w:sz="4"/>
+            </w:tcBorders>
+            <w:shd w:fill="FFFFFF" w:val="clear"/>
+            <w:tcMar>
+              <w:top w:type="dxa" w:w="60"/>
+              <w:left w:type="dxa" w:w="100"/>
+              <w:bottom w:type="dxa" w:w="60"/>
+              <w:right w:type="dxa" w:w="100"/>
+            </w:tcMar>
+          </w:tcPr>
+          <w:p>
+            <w:r>
+              <w:rPr>
+                <w:rFonts w:ascii="BIZ UDPゴシック" w:cs="BIZ UDPゴシック" w:eastAsia="BIZ UDPゴシック" w:hAnsi="BIZ UDPゴシック"/>
+                <w:b w:val="false"/>
+                <w:bCs w:val="false"/>
+                <w:color w:val="000000"/>
                 <w:sz w:val="18"/>
                 <w:szCs w:val="18"/>
               </w:rPr>
@@ -3827,27 +3978,28 @@
         </w:tc>
         <w:tc>
           <w:tcPr>
-            <w:tcW w:type="dxa" w:w="3968"/>
-            <w:tcBorders>
-              <w:top w:val="single" w:color="CCCCCC" w:sz="4"/>
-              <w:left w:val="single" w:color="CCCCCC" w:sz="4"/>
-              <w:bottom w:val="single" w:color="CCCCCC" w:sz="4"/>
-              <w:right w:val="single" w:color="CCCCCC" w:sz="4"/>
-            </w:tcBorders>
-            <w:shd w:fill="FFFFFF" w:val="clear"/>
-            <w:tcMar>
-              <w:top w:type="dxa" w:w="60"/>
-              <w:left w:type="dxa" w:w="100"/>
-              <w:bottom w:type="dxa" w:w="60"/>
-              <w:right w:type="dxa" w:w="100"/>
-            </w:tcMar>
-          </w:tcPr>
-          <w:p>
-            <w:r>
-              <w:rPr>
-                <w:rFonts w:ascii="BIZ UDPゴシック" w:cs="BIZ UDPゴシック" w:eastAsia="BIZ UDPゴシック" w:hAnsi="BIZ UDPゴシック"/>
-                <w:b w:val="false"/>
-                <w:bCs w:val="false"/>
+            <w:tcW w:type="dxa" w:w="3604"/>
+            <w:tcBorders>
+              <w:top w:val="single" w:color="CCCCCC" w:sz="4"/>
+              <w:left w:val="single" w:color="CCCCCC" w:sz="4"/>
+              <w:bottom w:val="single" w:color="CCCCCC" w:sz="4"/>
+              <w:right w:val="single" w:color="CCCCCC" w:sz="4"/>
+            </w:tcBorders>
+            <w:shd w:fill="FFFFFF" w:val="clear"/>
+            <w:tcMar>
+              <w:top w:type="dxa" w:w="60"/>
+              <w:left w:type="dxa" w:w="100"/>
+              <w:bottom w:type="dxa" w:w="60"/>
+              <w:right w:type="dxa" w:w="100"/>
+            </w:tcMar>
+          </w:tcPr>
+          <w:p>
+            <w:r>
+              <w:rPr>
+                <w:rFonts w:ascii="BIZ UDPゴシック" w:cs="BIZ UDPゴシック" w:eastAsia="BIZ UDPゴシック" w:hAnsi="BIZ UDPゴシック"/>
+                <w:b w:val="false"/>
+                <w:bCs w:val="false"/>
+                <w:color w:val="000000"/>
                 <w:sz w:val="18"/>
                 <w:szCs w:val="18"/>
               </w:rPr>
@@ -3862,27 +4014,28 @@
         </w:trPr>
         <w:tc>
           <w:tcPr>
-            <w:tcW w:type="dxa" w:w="2268"/>
-            <w:tcBorders>
-              <w:top w:val="single" w:color="CCCCCC" w:sz="4"/>
-              <w:left w:val="single" w:color="CCCCCC" w:sz="4"/>
-              <w:bottom w:val="single" w:color="CCCCCC" w:sz="4"/>
-              <w:right w:val="single" w:color="CCCCCC" w:sz="4"/>
-            </w:tcBorders>
-            <w:shd w:fill="FFFFFF" w:val="clear"/>
-            <w:tcMar>
-              <w:top w:type="dxa" w:w="60"/>
-              <w:left w:type="dxa" w:w="100"/>
-              <w:bottom w:type="dxa" w:w="60"/>
-              <w:right w:type="dxa" w:w="100"/>
-            </w:tcMar>
-          </w:tcPr>
-          <w:p>
-            <w:r>
-              <w:rPr>
-                <w:rFonts w:ascii="BIZ UDPゴシック" w:cs="BIZ UDPゴシック" w:eastAsia="BIZ UDPゴシック" w:hAnsi="BIZ UDPゴシック"/>
-                <w:b w:val="false"/>
-                <w:bCs w:val="false"/>
+            <w:tcW w:type="dxa" w:w="2500"/>
+            <w:tcBorders>
+              <w:top w:val="single" w:color="CCCCCC" w:sz="4"/>
+              <w:left w:val="single" w:color="CCCCCC" w:sz="4"/>
+              <w:bottom w:val="single" w:color="CCCCCC" w:sz="4"/>
+              <w:right w:val="single" w:color="CCCCCC" w:sz="4"/>
+            </w:tcBorders>
+            <w:shd w:fill="FFFFFF" w:val="clear"/>
+            <w:tcMar>
+              <w:top w:type="dxa" w:w="60"/>
+              <w:left w:type="dxa" w:w="100"/>
+              <w:bottom w:type="dxa" w:w="60"/>
+              <w:right w:type="dxa" w:w="100"/>
+            </w:tcMar>
+          </w:tcPr>
+          <w:p>
+            <w:r>
+              <w:rPr>
+                <w:rFonts w:ascii="BIZ UDPゴシック" w:cs="BIZ UDPゴシック" w:eastAsia="BIZ UDPゴシック" w:hAnsi="BIZ UDPゴシック"/>
+                <w:b w:val="false"/>
+                <w:bCs w:val="false"/>
+                <w:color w:val="000000"/>
                 <w:sz w:val="18"/>
                 <w:szCs w:val="18"/>
               </w:rPr>
@@ -3892,27 +4045,28 @@
         </w:tc>
         <w:tc>
           <w:tcPr>
-            <w:tcW w:type="dxa" w:w="1134"/>
-            <w:tcBorders>
-              <w:top w:val="single" w:color="CCCCCC" w:sz="4"/>
-              <w:left w:val="single" w:color="CCCCCC" w:sz="4"/>
-              <w:bottom w:val="single" w:color="CCCCCC" w:sz="4"/>
-              <w:right w:val="single" w:color="CCCCCC" w:sz="4"/>
-            </w:tcBorders>
-            <w:shd w:fill="FFFFFF" w:val="clear"/>
-            <w:tcMar>
-              <w:top w:type="dxa" w:w="60"/>
-              <w:left w:type="dxa" w:w="100"/>
-              <w:bottom w:type="dxa" w:w="60"/>
-              <w:right w:type="dxa" w:w="100"/>
-            </w:tcMar>
-          </w:tcPr>
-          <w:p>
-            <w:r>
-              <w:rPr>
-                <w:rFonts w:ascii="BIZ UDPゴシック" w:cs="BIZ UDPゴシック" w:eastAsia="BIZ UDPゴシック" w:hAnsi="BIZ UDPゴシック"/>
-                <w:b w:val="false"/>
-                <w:bCs w:val="false"/>
+            <w:tcW w:type="dxa" w:w="1200"/>
+            <w:tcBorders>
+              <w:top w:val="single" w:color="CCCCCC" w:sz="4"/>
+              <w:left w:val="single" w:color="CCCCCC" w:sz="4"/>
+              <w:bottom w:val="single" w:color="CCCCCC" w:sz="4"/>
+              <w:right w:val="single" w:color="CCCCCC" w:sz="4"/>
+            </w:tcBorders>
+            <w:shd w:fill="FFFFFF" w:val="clear"/>
+            <w:tcMar>
+              <w:top w:type="dxa" w:w="60"/>
+              <w:left w:type="dxa" w:w="100"/>
+              <w:bottom w:type="dxa" w:w="60"/>
+              <w:right w:type="dxa" w:w="100"/>
+            </w:tcMar>
+          </w:tcPr>
+          <w:p>
+            <w:r>
+              <w:rPr>
+                <w:rFonts w:ascii="BIZ UDPゴシック" w:cs="BIZ UDPゴシック" w:eastAsia="BIZ UDPゴシック" w:hAnsi="BIZ UDPゴシック"/>
+                <w:b w:val="false"/>
+                <w:bCs w:val="false"/>
+                <w:color w:val="000000"/>
                 <w:sz w:val="18"/>
                 <w:szCs w:val="18"/>
               </w:rPr>
@@ -3922,27 +4076,28 @@
         </w:tc>
         <w:tc>
           <w:tcPr>
-            <w:tcW w:type="dxa" w:w="1134"/>
-            <w:tcBorders>
-              <w:top w:val="single" w:color="CCCCCC" w:sz="4"/>
-              <w:left w:val="single" w:color="CCCCCC" w:sz="4"/>
-              <w:bottom w:val="single" w:color="CCCCCC" w:sz="4"/>
-              <w:right w:val="single" w:color="CCCCCC" w:sz="4"/>
-            </w:tcBorders>
-            <w:shd w:fill="FFFFFF" w:val="clear"/>
-            <w:tcMar>
-              <w:top w:type="dxa" w:w="60"/>
-              <w:left w:type="dxa" w:w="100"/>
-              <w:bottom w:type="dxa" w:w="60"/>
-              <w:right w:type="dxa" w:w="100"/>
-            </w:tcMar>
-          </w:tcPr>
-          <w:p>
-            <w:r>
-              <w:rPr>
-                <w:rFonts w:ascii="BIZ UDPゴシック" w:cs="BIZ UDPゴシック" w:eastAsia="BIZ UDPゴシック" w:hAnsi="BIZ UDPゴシック"/>
-                <w:b w:val="false"/>
-                <w:bCs w:val="false"/>
+            <w:tcW w:type="dxa" w:w="1200"/>
+            <w:tcBorders>
+              <w:top w:val="single" w:color="CCCCCC" w:sz="4"/>
+              <w:left w:val="single" w:color="CCCCCC" w:sz="4"/>
+              <w:bottom w:val="single" w:color="CCCCCC" w:sz="4"/>
+              <w:right w:val="single" w:color="CCCCCC" w:sz="4"/>
+            </w:tcBorders>
+            <w:shd w:fill="FFFFFF" w:val="clear"/>
+            <w:tcMar>
+              <w:top w:type="dxa" w:w="60"/>
+              <w:left w:type="dxa" w:w="100"/>
+              <w:bottom w:type="dxa" w:w="60"/>
+              <w:right w:type="dxa" w:w="100"/>
+            </w:tcMar>
+          </w:tcPr>
+          <w:p>
+            <w:r>
+              <w:rPr>
+                <w:rFonts w:ascii="BIZ UDPゴシック" w:cs="BIZ UDPゴシック" w:eastAsia="BIZ UDPゴシック" w:hAnsi="BIZ UDPゴシック"/>
+                <w:b w:val="false"/>
+                <w:bCs w:val="false"/>
+                <w:color w:val="000000"/>
                 <w:sz w:val="18"/>
                 <w:szCs w:val="18"/>
               </w:rPr>
@@ -3952,27 +4107,28 @@
         </w:tc>
         <w:tc>
           <w:tcPr>
-            <w:tcW w:type="dxa" w:w="3968"/>
-            <w:tcBorders>
-              <w:top w:val="single" w:color="CCCCCC" w:sz="4"/>
-              <w:left w:val="single" w:color="CCCCCC" w:sz="4"/>
-              <w:bottom w:val="single" w:color="CCCCCC" w:sz="4"/>
-              <w:right w:val="single" w:color="CCCCCC" w:sz="4"/>
-            </w:tcBorders>
-            <w:shd w:fill="FFFFFF" w:val="clear"/>
-            <w:tcMar>
-              <w:top w:type="dxa" w:w="60"/>
-              <w:left w:type="dxa" w:w="100"/>
-              <w:bottom w:type="dxa" w:w="60"/>
-              <w:right w:type="dxa" w:w="100"/>
-            </w:tcMar>
-          </w:tcPr>
-          <w:p>
-            <w:r>
-              <w:rPr>
-                <w:rFonts w:ascii="BIZ UDPゴシック" w:cs="BIZ UDPゴシック" w:eastAsia="BIZ UDPゴシック" w:hAnsi="BIZ UDPゴシック"/>
-                <w:b w:val="false"/>
-                <w:bCs w:val="false"/>
+            <w:tcW w:type="dxa" w:w="3604"/>
+            <w:tcBorders>
+              <w:top w:val="single" w:color="CCCCCC" w:sz="4"/>
+              <w:left w:val="single" w:color="CCCCCC" w:sz="4"/>
+              <w:bottom w:val="single" w:color="CCCCCC" w:sz="4"/>
+              <w:right w:val="single" w:color="CCCCCC" w:sz="4"/>
+            </w:tcBorders>
+            <w:shd w:fill="FFFFFF" w:val="clear"/>
+            <w:tcMar>
+              <w:top w:type="dxa" w:w="60"/>
+              <w:left w:type="dxa" w:w="100"/>
+              <w:bottom w:type="dxa" w:w="60"/>
+              <w:right w:type="dxa" w:w="100"/>
+            </w:tcMar>
+          </w:tcPr>
+          <w:p>
+            <w:r>
+              <w:rPr>
+                <w:rFonts w:ascii="BIZ UDPゴシック" w:cs="BIZ UDPゴシック" w:eastAsia="BIZ UDPゴシック" w:hAnsi="BIZ UDPゴシック"/>
+                <w:b w:val="false"/>
+                <w:bCs w:val="false"/>
+                <w:color w:val="000000"/>
                 <w:sz w:val="18"/>
                 <w:szCs w:val="18"/>
               </w:rPr>
@@ -4010,11 +4166,11 @@
         </w:tblBorders>
       </w:tblPr>
       <w:tblGrid>
-        <w:gridCol w:w="1701"/>
-        <w:gridCol w:w="2835"/>
-        <w:gridCol w:w="1134"/>
-        <w:gridCol w:w="1417"/>
-        <w:gridCol w:w="1417"/>
+        <w:gridCol w:w="1200"/>
+        <w:gridCol w:w="3000"/>
+        <w:gridCol w:w="1200"/>
+        <w:gridCol w:w="1200"/>
+        <w:gridCol w:w="1904"/>
       </w:tblGrid>
       <w:tr>
         <w:trPr>
@@ -4022,7 +4178,7 @@
         </w:trPr>
         <w:tc>
           <w:tcPr>
-            <w:tcW w:type="dxa" w:w="1701"/>
+            <w:tcW w:type="dxa" w:w="1200"/>
             <w:tcBorders>
               <w:top w:val="single" w:color="CCCCCC" w:sz="4"/>
               <w:left w:val="single" w:color="CCCCCC" w:sz="4"/>
@@ -4043,6 +4199,7 @@
                 <w:rFonts w:ascii="BIZ UDPゴシック" w:cs="BIZ UDPゴシック" w:eastAsia="BIZ UDPゴシック" w:hAnsi="BIZ UDPゴシック"/>
                 <w:b/>
                 <w:bCs/>
+                <w:color w:val="000000"/>
                 <w:sz w:val="18"/>
                 <w:szCs w:val="18"/>
               </w:rPr>
@@ -4052,7 +4209,7 @@
         </w:tc>
         <w:tc>
           <w:tcPr>
-            <w:tcW w:type="dxa" w:w="2835"/>
+            <w:tcW w:type="dxa" w:w="3000"/>
             <w:tcBorders>
               <w:top w:val="single" w:color="CCCCCC" w:sz="4"/>
               <w:left w:val="single" w:color="CCCCCC" w:sz="4"/>
@@ -4073,6 +4230,7 @@
                 <w:rFonts w:ascii="BIZ UDPゴシック" w:cs="BIZ UDPゴシック" w:eastAsia="BIZ UDPゴシック" w:hAnsi="BIZ UDPゴシック"/>
                 <w:b/>
                 <w:bCs/>
+                <w:color w:val="000000"/>
                 <w:sz w:val="18"/>
                 <w:szCs w:val="18"/>
               </w:rPr>
@@ -4082,7 +4240,7 @@
         </w:tc>
         <w:tc>
           <w:tcPr>
-            <w:tcW w:type="dxa" w:w="1134"/>
+            <w:tcW w:type="dxa" w:w="1200"/>
             <w:tcBorders>
               <w:top w:val="single" w:color="CCCCCC" w:sz="4"/>
               <w:left w:val="single" w:color="CCCCCC" w:sz="4"/>
@@ -4103,6 +4261,7 @@
                 <w:rFonts w:ascii="BIZ UDPゴシック" w:cs="BIZ UDPゴシック" w:eastAsia="BIZ UDPゴシック" w:hAnsi="BIZ UDPゴシック"/>
                 <w:b/>
                 <w:bCs/>
+                <w:color w:val="000000"/>
                 <w:sz w:val="18"/>
                 <w:szCs w:val="18"/>
               </w:rPr>
@@ -4112,7 +4271,7 @@
         </w:tc>
         <w:tc>
           <w:tcPr>
-            <w:tcW w:type="dxa" w:w="1417"/>
+            <w:tcW w:type="dxa" w:w="1200"/>
             <w:tcBorders>
               <w:top w:val="single" w:color="CCCCCC" w:sz="4"/>
               <w:left w:val="single" w:color="CCCCCC" w:sz="4"/>
@@ -4133,6 +4292,7 @@
                 <w:rFonts w:ascii="BIZ UDPゴシック" w:cs="BIZ UDPゴシック" w:eastAsia="BIZ UDPゴシック" w:hAnsi="BIZ UDPゴシック"/>
                 <w:b/>
                 <w:bCs/>
+                <w:color w:val="000000"/>
                 <w:sz w:val="18"/>
                 <w:szCs w:val="18"/>
               </w:rPr>
@@ -4142,7 +4302,7 @@
         </w:tc>
         <w:tc>
           <w:tcPr>
-            <w:tcW w:type="dxa" w:w="1417"/>
+            <w:tcW w:type="dxa" w:w="1904"/>
             <w:tcBorders>
               <w:top w:val="single" w:color="CCCCCC" w:sz="4"/>
               <w:left w:val="single" w:color="CCCCCC" w:sz="4"/>
@@ -4163,6 +4323,7 @@
                 <w:rFonts w:ascii="BIZ UDPゴシック" w:cs="BIZ UDPゴシック" w:eastAsia="BIZ UDPゴシック" w:hAnsi="BIZ UDPゴシック"/>
                 <w:b/>
                 <w:bCs/>
+                <w:color w:val="000000"/>
                 <w:sz w:val="18"/>
                 <w:szCs w:val="18"/>
               </w:rPr>
@@ -4177,27 +4338,28 @@
         </w:trPr>
         <w:tc>
           <w:tcPr>
-            <w:tcW w:type="dxa" w:w="1701"/>
-            <w:tcBorders>
-              <w:top w:val="single" w:color="CCCCCC" w:sz="4"/>
-              <w:left w:val="single" w:color="CCCCCC" w:sz="4"/>
-              <w:bottom w:val="single" w:color="CCCCCC" w:sz="4"/>
-              <w:right w:val="single" w:color="CCCCCC" w:sz="4"/>
-            </w:tcBorders>
-            <w:shd w:fill="FFFFFF" w:val="clear"/>
-            <w:tcMar>
-              <w:top w:type="dxa" w:w="60"/>
-              <w:left w:type="dxa" w:w="100"/>
-              <w:bottom w:type="dxa" w:w="60"/>
-              <w:right w:type="dxa" w:w="100"/>
-            </w:tcMar>
-          </w:tcPr>
-          <w:p>
-            <w:r>
-              <w:rPr>
-                <w:rFonts w:ascii="BIZ UDPゴシック" w:cs="BIZ UDPゴシック" w:eastAsia="BIZ UDPゴシック" w:hAnsi="BIZ UDPゴシック"/>
-                <w:b w:val="false"/>
-                <w:bCs w:val="false"/>
+            <w:tcW w:type="dxa" w:w="1200"/>
+            <w:tcBorders>
+              <w:top w:val="single" w:color="CCCCCC" w:sz="4"/>
+              <w:left w:val="single" w:color="CCCCCC" w:sz="4"/>
+              <w:bottom w:val="single" w:color="CCCCCC" w:sz="4"/>
+              <w:right w:val="single" w:color="CCCCCC" w:sz="4"/>
+            </w:tcBorders>
+            <w:shd w:fill="FFFFFF" w:val="clear"/>
+            <w:tcMar>
+              <w:top w:type="dxa" w:w="60"/>
+              <w:left w:type="dxa" w:w="100"/>
+              <w:bottom w:type="dxa" w:w="60"/>
+              <w:right w:type="dxa" w:w="100"/>
+            </w:tcMar>
+          </w:tcPr>
+          <w:p>
+            <w:r>
+              <w:rPr>
+                <w:rFonts w:ascii="BIZ UDPゴシック" w:cs="BIZ UDPゴシック" w:eastAsia="BIZ UDPゴシック" w:hAnsi="BIZ UDPゴシック"/>
+                <w:b w:val="false"/>
+                <w:bCs w:val="false"/>
+                <w:color w:val="000000"/>
                 <w:sz w:val="18"/>
                 <w:szCs w:val="18"/>
               </w:rPr>
@@ -4207,27 +4369,28 @@
         </w:tc>
         <w:tc>
           <w:tcPr>
-            <w:tcW w:type="dxa" w:w="2835"/>
-            <w:tcBorders>
-              <w:top w:val="single" w:color="CCCCCC" w:sz="4"/>
-              <w:left w:val="single" w:color="CCCCCC" w:sz="4"/>
-              <w:bottom w:val="single" w:color="CCCCCC" w:sz="4"/>
-              <w:right w:val="single" w:color="CCCCCC" w:sz="4"/>
-            </w:tcBorders>
-            <w:shd w:fill="FFFFFF" w:val="clear"/>
-            <w:tcMar>
-              <w:top w:type="dxa" w:w="60"/>
-              <w:left w:type="dxa" w:w="100"/>
-              <w:bottom w:type="dxa" w:w="60"/>
-              <w:right w:type="dxa" w:w="100"/>
-            </w:tcMar>
-          </w:tcPr>
-          <w:p>
-            <w:r>
-              <w:rPr>
-                <w:rFonts w:ascii="BIZ UDPゴシック" w:cs="BIZ UDPゴシック" w:eastAsia="BIZ UDPゴシック" w:hAnsi="BIZ UDPゴシック"/>
-                <w:b w:val="false"/>
-                <w:bCs w:val="false"/>
+            <w:tcW w:type="dxa" w:w="3000"/>
+            <w:tcBorders>
+              <w:top w:val="single" w:color="CCCCCC" w:sz="4"/>
+              <w:left w:val="single" w:color="CCCCCC" w:sz="4"/>
+              <w:bottom w:val="single" w:color="CCCCCC" w:sz="4"/>
+              <w:right w:val="single" w:color="CCCCCC" w:sz="4"/>
+            </w:tcBorders>
+            <w:shd w:fill="FFFFFF" w:val="clear"/>
+            <w:tcMar>
+              <w:top w:type="dxa" w:w="60"/>
+              <w:left w:type="dxa" w:w="100"/>
+              <w:bottom w:type="dxa" w:w="60"/>
+              <w:right w:type="dxa" w:w="100"/>
+            </w:tcMar>
+          </w:tcPr>
+          <w:p>
+            <w:r>
+              <w:rPr>
+                <w:rFonts w:ascii="BIZ UDPゴシック" w:cs="BIZ UDPゴシック" w:eastAsia="BIZ UDPゴシック" w:hAnsi="BIZ UDPゴシック"/>
+                <w:b w:val="false"/>
+                <w:bCs w:val="false"/>
+                <w:color w:val="000000"/>
                 <w:sz w:val="18"/>
                 <w:szCs w:val="18"/>
               </w:rPr>
@@ -4237,27 +4400,28 @@
         </w:tc>
         <w:tc>
           <w:tcPr>
-            <w:tcW w:type="dxa" w:w="1134"/>
-            <w:tcBorders>
-              <w:top w:val="single" w:color="CCCCCC" w:sz="4"/>
-              <w:left w:val="single" w:color="CCCCCC" w:sz="4"/>
-              <w:bottom w:val="single" w:color="CCCCCC" w:sz="4"/>
-              <w:right w:val="single" w:color="CCCCCC" w:sz="4"/>
-            </w:tcBorders>
-            <w:shd w:fill="FFFFFF" w:val="clear"/>
-            <w:tcMar>
-              <w:top w:type="dxa" w:w="60"/>
-              <w:left w:type="dxa" w:w="100"/>
-              <w:bottom w:type="dxa" w:w="60"/>
-              <w:right w:type="dxa" w:w="100"/>
-            </w:tcMar>
-          </w:tcPr>
-          <w:p>
-            <w:r>
-              <w:rPr>
-                <w:rFonts w:ascii="BIZ UDPゴシック" w:cs="BIZ UDPゴシック" w:eastAsia="BIZ UDPゴシック" w:hAnsi="BIZ UDPゴシック"/>
-                <w:b w:val="false"/>
-                <w:bCs w:val="false"/>
+            <w:tcW w:type="dxa" w:w="1200"/>
+            <w:tcBorders>
+              <w:top w:val="single" w:color="CCCCCC" w:sz="4"/>
+              <w:left w:val="single" w:color="CCCCCC" w:sz="4"/>
+              <w:bottom w:val="single" w:color="CCCCCC" w:sz="4"/>
+              <w:right w:val="single" w:color="CCCCCC" w:sz="4"/>
+            </w:tcBorders>
+            <w:shd w:fill="FFFFFF" w:val="clear"/>
+            <w:tcMar>
+              <w:top w:type="dxa" w:w="60"/>
+              <w:left w:type="dxa" w:w="100"/>
+              <w:bottom w:type="dxa" w:w="60"/>
+              <w:right w:type="dxa" w:w="100"/>
+            </w:tcMar>
+          </w:tcPr>
+          <w:p>
+            <w:r>
+              <w:rPr>
+                <w:rFonts w:ascii="BIZ UDPゴシック" w:cs="BIZ UDPゴシック" w:eastAsia="BIZ UDPゴシック" w:hAnsi="BIZ UDPゴシック"/>
+                <w:b w:val="false"/>
+                <w:bCs w:val="false"/>
+                <w:color w:val="000000"/>
                 <w:sz w:val="18"/>
                 <w:szCs w:val="18"/>
               </w:rPr>
@@ -4267,27 +4431,28 @@
         </w:tc>
         <w:tc>
           <w:tcPr>
-            <w:tcW w:type="dxa" w:w="1417"/>
-            <w:tcBorders>
-              <w:top w:val="single" w:color="CCCCCC" w:sz="4"/>
-              <w:left w:val="single" w:color="CCCCCC" w:sz="4"/>
-              <w:bottom w:val="single" w:color="CCCCCC" w:sz="4"/>
-              <w:right w:val="single" w:color="CCCCCC" w:sz="4"/>
-            </w:tcBorders>
-            <w:shd w:fill="FFFFFF" w:val="clear"/>
-            <w:tcMar>
-              <w:top w:type="dxa" w:w="60"/>
-              <w:left w:type="dxa" w:w="100"/>
-              <w:bottom w:type="dxa" w:w="60"/>
-              <w:right w:type="dxa" w:w="100"/>
-            </w:tcMar>
-          </w:tcPr>
-          <w:p>
-            <w:r>
-              <w:rPr>
-                <w:rFonts w:ascii="BIZ UDPゴシック" w:cs="BIZ UDPゴシック" w:eastAsia="BIZ UDPゴシック" w:hAnsi="BIZ UDPゴシック"/>
-                <w:b w:val="false"/>
-                <w:bCs w:val="false"/>
+            <w:tcW w:type="dxa" w:w="1200"/>
+            <w:tcBorders>
+              <w:top w:val="single" w:color="CCCCCC" w:sz="4"/>
+              <w:left w:val="single" w:color="CCCCCC" w:sz="4"/>
+              <w:bottom w:val="single" w:color="CCCCCC" w:sz="4"/>
+              <w:right w:val="single" w:color="CCCCCC" w:sz="4"/>
+            </w:tcBorders>
+            <w:shd w:fill="FFFFFF" w:val="clear"/>
+            <w:tcMar>
+              <w:top w:type="dxa" w:w="60"/>
+              <w:left w:type="dxa" w:w="100"/>
+              <w:bottom w:type="dxa" w:w="60"/>
+              <w:right w:type="dxa" w:w="100"/>
+            </w:tcMar>
+          </w:tcPr>
+          <w:p>
+            <w:r>
+              <w:rPr>
+                <w:rFonts w:ascii="BIZ UDPゴシック" w:cs="BIZ UDPゴシック" w:eastAsia="BIZ UDPゴシック" w:hAnsi="BIZ UDPゴシック"/>
+                <w:b w:val="false"/>
+                <w:bCs w:val="false"/>
+                <w:color w:val="000000"/>
                 <w:sz w:val="18"/>
                 <w:szCs w:val="18"/>
               </w:rPr>
@@ -4297,27 +4462,28 @@
         </w:tc>
         <w:tc>
           <w:tcPr>
-            <w:tcW w:type="dxa" w:w="1417"/>
-            <w:tcBorders>
-              <w:top w:val="single" w:color="CCCCCC" w:sz="4"/>
-              <w:left w:val="single" w:color="CCCCCC" w:sz="4"/>
-              <w:bottom w:val="single" w:color="CCCCCC" w:sz="4"/>
-              <w:right w:val="single" w:color="CCCCCC" w:sz="4"/>
-            </w:tcBorders>
-            <w:shd w:fill="FFFFFF" w:val="clear"/>
-            <w:tcMar>
-              <w:top w:type="dxa" w:w="60"/>
-              <w:left w:type="dxa" w:w="100"/>
-              <w:bottom w:type="dxa" w:w="60"/>
-              <w:right w:type="dxa" w:w="100"/>
-            </w:tcMar>
-          </w:tcPr>
-          <w:p>
-            <w:r>
-              <w:rPr>
-                <w:rFonts w:ascii="BIZ UDPゴシック" w:cs="BIZ UDPゴシック" w:eastAsia="BIZ UDPゴシック" w:hAnsi="BIZ UDPゴシック"/>
-                <w:b w:val="false"/>
-                <w:bCs w:val="false"/>
+            <w:tcW w:type="dxa" w:w="1904"/>
+            <w:tcBorders>
+              <w:top w:val="single" w:color="CCCCCC" w:sz="4"/>
+              <w:left w:val="single" w:color="CCCCCC" w:sz="4"/>
+              <w:bottom w:val="single" w:color="CCCCCC" w:sz="4"/>
+              <w:right w:val="single" w:color="CCCCCC" w:sz="4"/>
+            </w:tcBorders>
+            <w:shd w:fill="FFFFFF" w:val="clear"/>
+            <w:tcMar>
+              <w:top w:type="dxa" w:w="60"/>
+              <w:left w:type="dxa" w:w="100"/>
+              <w:bottom w:type="dxa" w:w="60"/>
+              <w:right w:type="dxa" w:w="100"/>
+            </w:tcMar>
+          </w:tcPr>
+          <w:p>
+            <w:r>
+              <w:rPr>
+                <w:rFonts w:ascii="BIZ UDPゴシック" w:cs="BIZ UDPゴシック" w:eastAsia="BIZ UDPゴシック" w:hAnsi="BIZ UDPゴシック"/>
+                <w:b w:val="false"/>
+                <w:bCs w:val="false"/>
+                <w:color w:val="000000"/>
                 <w:sz w:val="18"/>
                 <w:szCs w:val="18"/>
               </w:rPr>
@@ -4332,27 +4498,28 @@
         </w:trPr>
         <w:tc>
           <w:tcPr>
-            <w:tcW w:type="dxa" w:w="1701"/>
-            <w:tcBorders>
-              <w:top w:val="single" w:color="CCCCCC" w:sz="4"/>
-              <w:left w:val="single" w:color="CCCCCC" w:sz="4"/>
-              <w:bottom w:val="single" w:color="CCCCCC" w:sz="4"/>
-              <w:right w:val="single" w:color="CCCCCC" w:sz="4"/>
-            </w:tcBorders>
-            <w:shd w:fill="FFFFFF" w:val="clear"/>
-            <w:tcMar>
-              <w:top w:type="dxa" w:w="60"/>
-              <w:left w:type="dxa" w:w="100"/>
-              <w:bottom w:type="dxa" w:w="60"/>
-              <w:right w:type="dxa" w:w="100"/>
-            </w:tcMar>
-          </w:tcPr>
-          <w:p>
-            <w:r>
-              <w:rPr>
-                <w:rFonts w:ascii="BIZ UDPゴシック" w:cs="BIZ UDPゴシック" w:eastAsia="BIZ UDPゴシック" w:hAnsi="BIZ UDPゴシック"/>
-                <w:b w:val="false"/>
-                <w:bCs w:val="false"/>
+            <w:tcW w:type="dxa" w:w="1200"/>
+            <w:tcBorders>
+              <w:top w:val="single" w:color="CCCCCC" w:sz="4"/>
+              <w:left w:val="single" w:color="CCCCCC" w:sz="4"/>
+              <w:bottom w:val="single" w:color="CCCCCC" w:sz="4"/>
+              <w:right w:val="single" w:color="CCCCCC" w:sz="4"/>
+            </w:tcBorders>
+            <w:shd w:fill="FFFFFF" w:val="clear"/>
+            <w:tcMar>
+              <w:top w:type="dxa" w:w="60"/>
+              <w:left w:type="dxa" w:w="100"/>
+              <w:bottom w:type="dxa" w:w="60"/>
+              <w:right w:type="dxa" w:w="100"/>
+            </w:tcMar>
+          </w:tcPr>
+          <w:p>
+            <w:r>
+              <w:rPr>
+                <w:rFonts w:ascii="BIZ UDPゴシック" w:cs="BIZ UDPゴシック" w:eastAsia="BIZ UDPゴシック" w:hAnsi="BIZ UDPゴシック"/>
+                <w:b w:val="false"/>
+                <w:bCs w:val="false"/>
+                <w:color w:val="000000"/>
                 <w:sz w:val="18"/>
                 <w:szCs w:val="18"/>
               </w:rPr>
@@ -4362,27 +4529,28 @@
         </w:tc>
         <w:tc>
           <w:tcPr>
-            <w:tcW w:type="dxa" w:w="2835"/>
-            <w:tcBorders>
-              <w:top w:val="single" w:color="CCCCCC" w:sz="4"/>
-              <w:left w:val="single" w:color="CCCCCC" w:sz="4"/>
-              <w:bottom w:val="single" w:color="CCCCCC" w:sz="4"/>
-              <w:right w:val="single" w:color="CCCCCC" w:sz="4"/>
-            </w:tcBorders>
-            <w:shd w:fill="FFFFFF" w:val="clear"/>
-            <w:tcMar>
-              <w:top w:type="dxa" w:w="60"/>
-              <w:left w:type="dxa" w:w="100"/>
-              <w:bottom w:type="dxa" w:w="60"/>
-              <w:right w:type="dxa" w:w="100"/>
-            </w:tcMar>
-          </w:tcPr>
-          <w:p>
-            <w:r>
-              <w:rPr>
-                <w:rFonts w:ascii="BIZ UDPゴシック" w:cs="BIZ UDPゴシック" w:eastAsia="BIZ UDPゴシック" w:hAnsi="BIZ UDPゴシック"/>
-                <w:b w:val="false"/>
-                <w:bCs w:val="false"/>
+            <w:tcW w:type="dxa" w:w="3000"/>
+            <w:tcBorders>
+              <w:top w:val="single" w:color="CCCCCC" w:sz="4"/>
+              <w:left w:val="single" w:color="CCCCCC" w:sz="4"/>
+              <w:bottom w:val="single" w:color="CCCCCC" w:sz="4"/>
+              <w:right w:val="single" w:color="CCCCCC" w:sz="4"/>
+            </w:tcBorders>
+            <w:shd w:fill="FFFFFF" w:val="clear"/>
+            <w:tcMar>
+              <w:top w:type="dxa" w:w="60"/>
+              <w:left w:type="dxa" w:w="100"/>
+              <w:bottom w:type="dxa" w:w="60"/>
+              <w:right w:type="dxa" w:w="100"/>
+            </w:tcMar>
+          </w:tcPr>
+          <w:p>
+            <w:r>
+              <w:rPr>
+                <w:rFonts w:ascii="BIZ UDPゴシック" w:cs="BIZ UDPゴシック" w:eastAsia="BIZ UDPゴシック" w:hAnsi="BIZ UDPゴシック"/>
+                <w:b w:val="false"/>
+                <w:bCs w:val="false"/>
+                <w:color w:val="000000"/>
                 <w:sz w:val="18"/>
                 <w:szCs w:val="18"/>
               </w:rPr>
@@ -4392,27 +4560,28 @@
         </w:tc>
         <w:tc>
           <w:tcPr>
-            <w:tcW w:type="dxa" w:w="1134"/>
-            <w:tcBorders>
-              <w:top w:val="single" w:color="CCCCCC" w:sz="4"/>
-              <w:left w:val="single" w:color="CCCCCC" w:sz="4"/>
-              <w:bottom w:val="single" w:color="CCCCCC" w:sz="4"/>
-              <w:right w:val="single" w:color="CCCCCC" w:sz="4"/>
-            </w:tcBorders>
-            <w:shd w:fill="FFFFFF" w:val="clear"/>
-            <w:tcMar>
-              <w:top w:type="dxa" w:w="60"/>
-              <w:left w:type="dxa" w:w="100"/>
-              <w:bottom w:type="dxa" w:w="60"/>
-              <w:right w:type="dxa" w:w="100"/>
-            </w:tcMar>
-          </w:tcPr>
-          <w:p>
-            <w:r>
-              <w:rPr>
-                <w:rFonts w:ascii="BIZ UDPゴシック" w:cs="BIZ UDPゴシック" w:eastAsia="BIZ UDPゴシック" w:hAnsi="BIZ UDPゴシック"/>
-                <w:b w:val="false"/>
-                <w:bCs w:val="false"/>
+            <w:tcW w:type="dxa" w:w="1200"/>
+            <w:tcBorders>
+              <w:top w:val="single" w:color="CCCCCC" w:sz="4"/>
+              <w:left w:val="single" w:color="CCCCCC" w:sz="4"/>
+              <w:bottom w:val="single" w:color="CCCCCC" w:sz="4"/>
+              <w:right w:val="single" w:color="CCCCCC" w:sz="4"/>
+            </w:tcBorders>
+            <w:shd w:fill="FFFFFF" w:val="clear"/>
+            <w:tcMar>
+              <w:top w:type="dxa" w:w="60"/>
+              <w:left w:type="dxa" w:w="100"/>
+              <w:bottom w:type="dxa" w:w="60"/>
+              <w:right w:type="dxa" w:w="100"/>
+            </w:tcMar>
+          </w:tcPr>
+          <w:p>
+            <w:r>
+              <w:rPr>
+                <w:rFonts w:ascii="BIZ UDPゴシック" w:cs="BIZ UDPゴシック" w:eastAsia="BIZ UDPゴシック" w:hAnsi="BIZ UDPゴシック"/>
+                <w:b w:val="false"/>
+                <w:bCs w:val="false"/>
+                <w:color w:val="000000"/>
                 <w:sz w:val="18"/>
                 <w:szCs w:val="18"/>
               </w:rPr>
@@ -4422,27 +4591,28 @@
         </w:tc>
         <w:tc>
           <w:tcPr>
-            <w:tcW w:type="dxa" w:w="1417"/>
-            <w:tcBorders>
-              <w:top w:val="single" w:color="CCCCCC" w:sz="4"/>
-              <w:left w:val="single" w:color="CCCCCC" w:sz="4"/>
-              <w:bottom w:val="single" w:color="CCCCCC" w:sz="4"/>
-              <w:right w:val="single" w:color="CCCCCC" w:sz="4"/>
-            </w:tcBorders>
-            <w:shd w:fill="FFFFFF" w:val="clear"/>
-            <w:tcMar>
-              <w:top w:type="dxa" w:w="60"/>
-              <w:left w:type="dxa" w:w="100"/>
-              <w:bottom w:type="dxa" w:w="60"/>
-              <w:right w:type="dxa" w:w="100"/>
-            </w:tcMar>
-          </w:tcPr>
-          <w:p>
-            <w:r>
-              <w:rPr>
-                <w:rFonts w:ascii="BIZ UDPゴシック" w:cs="BIZ UDPゴシック" w:eastAsia="BIZ UDPゴシック" w:hAnsi="BIZ UDPゴシック"/>
-                <w:b w:val="false"/>
-                <w:bCs w:val="false"/>
+            <w:tcW w:type="dxa" w:w="1200"/>
+            <w:tcBorders>
+              <w:top w:val="single" w:color="CCCCCC" w:sz="4"/>
+              <w:left w:val="single" w:color="CCCCCC" w:sz="4"/>
+              <w:bottom w:val="single" w:color="CCCCCC" w:sz="4"/>
+              <w:right w:val="single" w:color="CCCCCC" w:sz="4"/>
+            </w:tcBorders>
+            <w:shd w:fill="FFFFFF" w:val="clear"/>
+            <w:tcMar>
+              <w:top w:type="dxa" w:w="60"/>
+              <w:left w:type="dxa" w:w="100"/>
+              <w:bottom w:type="dxa" w:w="60"/>
+              <w:right w:type="dxa" w:w="100"/>
+            </w:tcMar>
+          </w:tcPr>
+          <w:p>
+            <w:r>
+              <w:rPr>
+                <w:rFonts w:ascii="BIZ UDPゴシック" w:cs="BIZ UDPゴシック" w:eastAsia="BIZ UDPゴシック" w:hAnsi="BIZ UDPゴシック"/>
+                <w:b w:val="false"/>
+                <w:bCs w:val="false"/>
+                <w:color w:val="000000"/>
                 <w:sz w:val="18"/>
                 <w:szCs w:val="18"/>
               </w:rPr>
@@ -4452,27 +4622,28 @@
         </w:tc>
         <w:tc>
           <w:tcPr>
-            <w:tcW w:type="dxa" w:w="1417"/>
-            <w:tcBorders>
-              <w:top w:val="single" w:color="CCCCCC" w:sz="4"/>
-              <w:left w:val="single" w:color="CCCCCC" w:sz="4"/>
-              <w:bottom w:val="single" w:color="CCCCCC" w:sz="4"/>
-              <w:right w:val="single" w:color="CCCCCC" w:sz="4"/>
-            </w:tcBorders>
-            <w:shd w:fill="FFFFFF" w:val="clear"/>
-            <w:tcMar>
-              <w:top w:type="dxa" w:w="60"/>
-              <w:left w:type="dxa" w:w="100"/>
-              <w:bottom w:type="dxa" w:w="60"/>
-              <w:right w:type="dxa" w:w="100"/>
-            </w:tcMar>
-          </w:tcPr>
-          <w:p>
-            <w:r>
-              <w:rPr>
-                <w:rFonts w:ascii="BIZ UDPゴシック" w:cs="BIZ UDPゴシック" w:eastAsia="BIZ UDPゴシック" w:hAnsi="BIZ UDPゴシック"/>
-                <w:b w:val="false"/>
-                <w:bCs w:val="false"/>
+            <w:tcW w:type="dxa" w:w="1904"/>
+            <w:tcBorders>
+              <w:top w:val="single" w:color="CCCCCC" w:sz="4"/>
+              <w:left w:val="single" w:color="CCCCCC" w:sz="4"/>
+              <w:bottom w:val="single" w:color="CCCCCC" w:sz="4"/>
+              <w:right w:val="single" w:color="CCCCCC" w:sz="4"/>
+            </w:tcBorders>
+            <w:shd w:fill="FFFFFF" w:val="clear"/>
+            <w:tcMar>
+              <w:top w:type="dxa" w:w="60"/>
+              <w:left w:type="dxa" w:w="100"/>
+              <w:bottom w:type="dxa" w:w="60"/>
+              <w:right w:type="dxa" w:w="100"/>
+            </w:tcMar>
+          </w:tcPr>
+          <w:p>
+            <w:r>
+              <w:rPr>
+                <w:rFonts w:ascii="BIZ UDPゴシック" w:cs="BIZ UDPゴシック" w:eastAsia="BIZ UDPゴシック" w:hAnsi="BIZ UDPゴシック"/>
+                <w:b w:val="false"/>
+                <w:bCs w:val="false"/>
+                <w:color w:val="000000"/>
                 <w:sz w:val="18"/>
                 <w:szCs w:val="18"/>
               </w:rPr>
@@ -4487,27 +4658,28 @@
         </w:trPr>
         <w:tc>
           <w:tcPr>
-            <w:tcW w:type="dxa" w:w="1701"/>
-            <w:tcBorders>
-              <w:top w:val="single" w:color="CCCCCC" w:sz="4"/>
-              <w:left w:val="single" w:color="CCCCCC" w:sz="4"/>
-              <w:bottom w:val="single" w:color="CCCCCC" w:sz="4"/>
-              <w:right w:val="single" w:color="CCCCCC" w:sz="4"/>
-            </w:tcBorders>
-            <w:shd w:fill="FFFFFF" w:val="clear"/>
-            <w:tcMar>
-              <w:top w:type="dxa" w:w="60"/>
-              <w:left w:type="dxa" w:w="100"/>
-              <w:bottom w:type="dxa" w:w="60"/>
-              <w:right w:type="dxa" w:w="100"/>
-            </w:tcMar>
-          </w:tcPr>
-          <w:p>
-            <w:r>
-              <w:rPr>
-                <w:rFonts w:ascii="BIZ UDPゴシック" w:cs="BIZ UDPゴシック" w:eastAsia="BIZ UDPゴシック" w:hAnsi="BIZ UDPゴシック"/>
-                <w:b w:val="false"/>
-                <w:bCs w:val="false"/>
+            <w:tcW w:type="dxa" w:w="1200"/>
+            <w:tcBorders>
+              <w:top w:val="single" w:color="CCCCCC" w:sz="4"/>
+              <w:left w:val="single" w:color="CCCCCC" w:sz="4"/>
+              <w:bottom w:val="single" w:color="CCCCCC" w:sz="4"/>
+              <w:right w:val="single" w:color="CCCCCC" w:sz="4"/>
+            </w:tcBorders>
+            <w:shd w:fill="FFFFFF" w:val="clear"/>
+            <w:tcMar>
+              <w:top w:type="dxa" w:w="60"/>
+              <w:left w:type="dxa" w:w="100"/>
+              <w:bottom w:type="dxa" w:w="60"/>
+              <w:right w:type="dxa" w:w="100"/>
+            </w:tcMar>
+          </w:tcPr>
+          <w:p>
+            <w:r>
+              <w:rPr>
+                <w:rFonts w:ascii="BIZ UDPゴシック" w:cs="BIZ UDPゴシック" w:eastAsia="BIZ UDPゴシック" w:hAnsi="BIZ UDPゴシック"/>
+                <w:b w:val="false"/>
+                <w:bCs w:val="false"/>
+                <w:color w:val="000000"/>
                 <w:sz w:val="18"/>
                 <w:szCs w:val="18"/>
               </w:rPr>
@@ -4517,27 +4689,28 @@
         </w:tc>
         <w:tc>
           <w:tcPr>
-            <w:tcW w:type="dxa" w:w="2835"/>
-            <w:tcBorders>
-              <w:top w:val="single" w:color="CCCCCC" w:sz="4"/>
-              <w:left w:val="single" w:color="CCCCCC" w:sz="4"/>
-              <w:bottom w:val="single" w:color="CCCCCC" w:sz="4"/>
-              <w:right w:val="single" w:color="CCCCCC" w:sz="4"/>
-            </w:tcBorders>
-            <w:shd w:fill="FFFFFF" w:val="clear"/>
-            <w:tcMar>
-              <w:top w:type="dxa" w:w="60"/>
-              <w:left w:type="dxa" w:w="100"/>
-              <w:bottom w:type="dxa" w:w="60"/>
-              <w:right w:type="dxa" w:w="100"/>
-            </w:tcMar>
-          </w:tcPr>
-          <w:p>
-            <w:r>
-              <w:rPr>
-                <w:rFonts w:ascii="BIZ UDPゴシック" w:cs="BIZ UDPゴシック" w:eastAsia="BIZ UDPゴシック" w:hAnsi="BIZ UDPゴシック"/>
-                <w:b w:val="false"/>
-                <w:bCs w:val="false"/>
+            <w:tcW w:type="dxa" w:w="3000"/>
+            <w:tcBorders>
+              <w:top w:val="single" w:color="CCCCCC" w:sz="4"/>
+              <w:left w:val="single" w:color="CCCCCC" w:sz="4"/>
+              <w:bottom w:val="single" w:color="CCCCCC" w:sz="4"/>
+              <w:right w:val="single" w:color="CCCCCC" w:sz="4"/>
+            </w:tcBorders>
+            <w:shd w:fill="FFFFFF" w:val="clear"/>
+            <w:tcMar>
+              <w:top w:type="dxa" w:w="60"/>
+              <w:left w:type="dxa" w:w="100"/>
+              <w:bottom w:type="dxa" w:w="60"/>
+              <w:right w:type="dxa" w:w="100"/>
+            </w:tcMar>
+          </w:tcPr>
+          <w:p>
+            <w:r>
+              <w:rPr>
+                <w:rFonts w:ascii="BIZ UDPゴシック" w:cs="BIZ UDPゴシック" w:eastAsia="BIZ UDPゴシック" w:hAnsi="BIZ UDPゴシック"/>
+                <w:b w:val="false"/>
+                <w:bCs w:val="false"/>
+                <w:color w:val="000000"/>
                 <w:sz w:val="18"/>
                 <w:szCs w:val="18"/>
               </w:rPr>
@@ -4547,27 +4720,28 @@
         </w:tc>
         <w:tc>
           <w:tcPr>
-            <w:tcW w:type="dxa" w:w="1134"/>
-            <w:tcBorders>
-              <w:top w:val="single" w:color="CCCCCC" w:sz="4"/>
-              <w:left w:val="single" w:color="CCCCCC" w:sz="4"/>
-              <w:bottom w:val="single" w:color="CCCCCC" w:sz="4"/>
-              <w:right w:val="single" w:color="CCCCCC" w:sz="4"/>
-            </w:tcBorders>
-            <w:shd w:fill="FFFFFF" w:val="clear"/>
-            <w:tcMar>
-              <w:top w:type="dxa" w:w="60"/>
-              <w:left w:type="dxa" w:w="100"/>
-              <w:bottom w:type="dxa" w:w="60"/>
-              <w:right w:type="dxa" w:w="100"/>
-            </w:tcMar>
-          </w:tcPr>
-          <w:p>
-            <w:r>
-              <w:rPr>
-                <w:rFonts w:ascii="BIZ UDPゴシック" w:cs="BIZ UDPゴシック" w:eastAsia="BIZ UDPゴシック" w:hAnsi="BIZ UDPゴシック"/>
-                <w:b w:val="false"/>
-                <w:bCs w:val="false"/>
+            <w:tcW w:type="dxa" w:w="1200"/>
+            <w:tcBorders>
+              <w:top w:val="single" w:color="CCCCCC" w:sz="4"/>
+              <w:left w:val="single" w:color="CCCCCC" w:sz="4"/>
+              <w:bottom w:val="single" w:color="CCCCCC" w:sz="4"/>
+              <w:right w:val="single" w:color="CCCCCC" w:sz="4"/>
+            </w:tcBorders>
+            <w:shd w:fill="FFFFFF" w:val="clear"/>
+            <w:tcMar>
+              <w:top w:type="dxa" w:w="60"/>
+              <w:left w:type="dxa" w:w="100"/>
+              <w:bottom w:type="dxa" w:w="60"/>
+              <w:right w:type="dxa" w:w="100"/>
+            </w:tcMar>
+          </w:tcPr>
+          <w:p>
+            <w:r>
+              <w:rPr>
+                <w:rFonts w:ascii="BIZ UDPゴシック" w:cs="BIZ UDPゴシック" w:eastAsia="BIZ UDPゴシック" w:hAnsi="BIZ UDPゴシック"/>
+                <w:b w:val="false"/>
+                <w:bCs w:val="false"/>
+                <w:color w:val="000000"/>
                 <w:sz w:val="18"/>
                 <w:szCs w:val="18"/>
               </w:rPr>
@@ -4577,27 +4751,28 @@
         </w:tc>
         <w:tc>
           <w:tcPr>
-            <w:tcW w:type="dxa" w:w="1417"/>
-            <w:tcBorders>
-              <w:top w:val="single" w:color="CCCCCC" w:sz="4"/>
-              <w:left w:val="single" w:color="CCCCCC" w:sz="4"/>
-              <w:bottom w:val="single" w:color="CCCCCC" w:sz="4"/>
-              <w:right w:val="single" w:color="CCCCCC" w:sz="4"/>
-            </w:tcBorders>
-            <w:shd w:fill="FFFFFF" w:val="clear"/>
-            <w:tcMar>
-              <w:top w:type="dxa" w:w="60"/>
-              <w:left w:type="dxa" w:w="100"/>
-              <w:bottom w:type="dxa" w:w="60"/>
-              <w:right w:type="dxa" w:w="100"/>
-            </w:tcMar>
-          </w:tcPr>
-          <w:p>
-            <w:r>
-              <w:rPr>
-                <w:rFonts w:ascii="BIZ UDPゴシック" w:cs="BIZ UDPゴシック" w:eastAsia="BIZ UDPゴシック" w:hAnsi="BIZ UDPゴシック"/>
-                <w:b w:val="false"/>
-                <w:bCs w:val="false"/>
+            <w:tcW w:type="dxa" w:w="1200"/>
+            <w:tcBorders>
+              <w:top w:val="single" w:color="CCCCCC" w:sz="4"/>
+              <w:left w:val="single" w:color="CCCCCC" w:sz="4"/>
+              <w:bottom w:val="single" w:color="CCCCCC" w:sz="4"/>
+              <w:right w:val="single" w:color="CCCCCC" w:sz="4"/>
+            </w:tcBorders>
+            <w:shd w:fill="FFFFFF" w:val="clear"/>
+            <w:tcMar>
+              <w:top w:type="dxa" w:w="60"/>
+              <w:left w:type="dxa" w:w="100"/>
+              <w:bottom w:type="dxa" w:w="60"/>
+              <w:right w:type="dxa" w:w="100"/>
+            </w:tcMar>
+          </w:tcPr>
+          <w:p>
+            <w:r>
+              <w:rPr>
+                <w:rFonts w:ascii="BIZ UDPゴシック" w:cs="BIZ UDPゴシック" w:eastAsia="BIZ UDPゴシック" w:hAnsi="BIZ UDPゴシック"/>
+                <w:b w:val="false"/>
+                <w:bCs w:val="false"/>
+                <w:color w:val="000000"/>
                 <w:sz w:val="18"/>
                 <w:szCs w:val="18"/>
               </w:rPr>
@@ -4607,27 +4782,28 @@
         </w:tc>
         <w:tc>
           <w:tcPr>
-            <w:tcW w:type="dxa" w:w="1417"/>
-            <w:tcBorders>
-              <w:top w:val="single" w:color="CCCCCC" w:sz="4"/>
-              <w:left w:val="single" w:color="CCCCCC" w:sz="4"/>
-              <w:bottom w:val="single" w:color="CCCCCC" w:sz="4"/>
-              <w:right w:val="single" w:color="CCCCCC" w:sz="4"/>
-            </w:tcBorders>
-            <w:shd w:fill="FFFFFF" w:val="clear"/>
-            <w:tcMar>
-              <w:top w:type="dxa" w:w="60"/>
-              <w:left w:type="dxa" w:w="100"/>
-              <w:bottom w:type="dxa" w:w="60"/>
-              <w:right w:type="dxa" w:w="100"/>
-            </w:tcMar>
-          </w:tcPr>
-          <w:p>
-            <w:r>
-              <w:rPr>
-                <w:rFonts w:ascii="BIZ UDPゴシック" w:cs="BIZ UDPゴシック" w:eastAsia="BIZ UDPゴシック" w:hAnsi="BIZ UDPゴシック"/>
-                <w:b w:val="false"/>
-                <w:bCs w:val="false"/>
+            <w:tcW w:type="dxa" w:w="1904"/>
+            <w:tcBorders>
+              <w:top w:val="single" w:color="CCCCCC" w:sz="4"/>
+              <w:left w:val="single" w:color="CCCCCC" w:sz="4"/>
+              <w:bottom w:val="single" w:color="CCCCCC" w:sz="4"/>
+              <w:right w:val="single" w:color="CCCCCC" w:sz="4"/>
+            </w:tcBorders>
+            <w:shd w:fill="FFFFFF" w:val="clear"/>
+            <w:tcMar>
+              <w:top w:type="dxa" w:w="60"/>
+              <w:left w:type="dxa" w:w="100"/>
+              <w:bottom w:type="dxa" w:w="60"/>
+              <w:right w:type="dxa" w:w="100"/>
+            </w:tcMar>
+          </w:tcPr>
+          <w:p>
+            <w:r>
+              <w:rPr>
+                <w:rFonts w:ascii="BIZ UDPゴシック" w:cs="BIZ UDPゴシック" w:eastAsia="BIZ UDPゴシック" w:hAnsi="BIZ UDPゴシック"/>
+                <w:b w:val="false"/>
+                <w:bCs w:val="false"/>
+                <w:color w:val="000000"/>
                 <w:sz w:val="18"/>
                 <w:szCs w:val="18"/>
               </w:rPr>
@@ -4723,6 +4899,7 @@
                 <w:rFonts w:ascii="BIZ UDPゴシック" w:cs="BIZ UDPゴシック" w:eastAsia="BIZ UDPゴシック" w:hAnsi="BIZ UDPゴシック"/>
                 <w:b/>
                 <w:bCs/>
+                <w:color w:val="000000"/>
                 <w:sz w:val="18"/>
                 <w:szCs w:val="18"/>
               </w:rPr>
@@ -4753,6 +4930,7 @@
                 <w:rFonts w:ascii="BIZ UDPゴシック" w:cs="BIZ UDPゴシック" w:eastAsia="BIZ UDPゴシック" w:hAnsi="BIZ UDPゴシック"/>
                 <w:b/>
                 <w:bCs/>
+                <w:color w:val="000000"/>
                 <w:sz w:val="18"/>
                 <w:szCs w:val="18"/>
               </w:rPr>
@@ -4783,6 +4961,9 @@
             </w:tcMar>
           </w:tcPr>
           <w:p>
+            <w:pPr>
+              <w:spacing w:before="0" w:after="0"/>
+            </w:pPr>
             <w:r>
               <w:rPr>
                 <w:rFonts w:ascii="Consolas" w:cs="Consolas" w:eastAsia="Consolas" w:hAnsi="Consolas"/>
@@ -4793,104 +4974,105 @@
             </w:r>
           </w:p>
           <w:p>
+            <w:pPr>
+              <w:spacing w:before="0" w:after="0"/>
+            </w:pPr>
             <w:r>
               <w:rPr>
                 <w:rFonts w:ascii="Consolas" w:cs="Consolas" w:eastAsia="Consolas" w:hAnsi="Consolas"/>
                 <w:sz w:val="18"/>
                 <w:szCs w:val="18"/>
               </w:rPr>
-              <w:t xml:space="preserve"/>
-            </w:r>
-          </w:p>
-          <w:p>
+              <w:t xml:space="preserve">クラス: db.r5.2xlarge</w:t>
+            </w:r>
+          </w:p>
+          <w:p>
+            <w:pPr>
+              <w:spacing w:before="0" w:after="0"/>
+            </w:pPr>
             <w:r>
               <w:rPr>
                 <w:rFonts w:ascii="Consolas" w:cs="Consolas" w:eastAsia="Consolas" w:hAnsi="Consolas"/>
                 <w:sz w:val="18"/>
                 <w:szCs w:val="18"/>
               </w:rPr>
-              <w:t xml:space="preserve">クラス: db.r5.2xlarge</w:t>
-            </w:r>
-          </w:p>
-          <w:p>
+              <w:t xml:space="preserve">vCPU: 8 / RAM: 64 GB</w:t>
+            </w:r>
+          </w:p>
+          <w:p>
+            <w:pPr>
+              <w:spacing w:before="0" w:after="0"/>
+            </w:pPr>
             <w:r>
               <w:rPr>
                 <w:rFonts w:ascii="Consolas" w:cs="Consolas" w:eastAsia="Consolas" w:hAnsi="Consolas"/>
                 <w:sz w:val="18"/>
                 <w:szCs w:val="18"/>
               </w:rPr>
-              <w:t xml:space="preserve">vCPU: 8 / RAM: 64 GB</w:t>
-            </w:r>
-          </w:p>
-          <w:p>
+              <w:t xml:space="preserve">月額: ~$1,014/台</w:t>
+            </w:r>
+          </w:p>
+        </w:tc>
+        <w:tc>
+          <w:tcPr>
+            <w:tcW w:type="dxa" w:w="4252"/>
+            <w:tcBorders>
+              <w:top w:val="single" w:color="CCCCCC" w:sz="4"/>
+              <w:left w:val="single" w:color="CCCCCC" w:sz="4"/>
+              <w:bottom w:val="single" w:color="CCCCCC" w:sz="4"/>
+              <w:right w:val="single" w:color="CCCCCC" w:sz="4"/>
+            </w:tcBorders>
+            <w:shd w:fill="FFFFFF" w:val="clear"/>
+            <w:tcMar>
+              <w:top w:type="dxa" w:w="60"/>
+              <w:left w:type="dxa" w:w="100"/>
+              <w:bottom w:type="dxa" w:w="60"/>
+              <w:right w:type="dxa" w:w="100"/>
+            </w:tcMar>
+          </w:tcPr>
+          <w:p>
+            <w:pPr>
+              <w:spacing w:before="0" w:after="0"/>
+            </w:pPr>
             <w:r>
               <w:rPr>
                 <w:rFonts w:ascii="Consolas" w:cs="Consolas" w:eastAsia="Consolas" w:hAnsi="Consolas"/>
                 <w:sz w:val="18"/>
                 <w:szCs w:val="18"/>
               </w:rPr>
-              <w:t xml:space="preserve">月額: ~$1,014/台</w:t>
-            </w:r>
-          </w:p>
-        </w:tc>
-        <w:tc>
-          <w:tcPr>
-            <w:tcW w:type="dxa" w:w="4252"/>
-            <w:tcBorders>
-              <w:top w:val="single" w:color="CCCCCC" w:sz="4"/>
-              <w:left w:val="single" w:color="CCCCCC" w:sz="4"/>
-              <w:bottom w:val="single" w:color="CCCCCC" w:sz="4"/>
-              <w:right w:val="single" w:color="CCCCCC" w:sz="4"/>
-            </w:tcBorders>
-            <w:shd w:fill="FFFFFF" w:val="clear"/>
-            <w:tcMar>
-              <w:top w:type="dxa" w:w="60"/>
-              <w:left w:type="dxa" w:w="100"/>
-              <w:bottom w:type="dxa" w:w="60"/>
-              <w:right w:type="dxa" w:w="100"/>
-            </w:tcMar>
-          </w:tcPr>
-          <w:p>
+              <w:t xml:space="preserve">インスタンス: ksm-posprd-db-instance-2</w:t>
+            </w:r>
+          </w:p>
+          <w:p>
+            <w:pPr>
+              <w:spacing w:before="0" w:after="0"/>
+            </w:pPr>
             <w:r>
               <w:rPr>
                 <w:rFonts w:ascii="Consolas" w:cs="Consolas" w:eastAsia="Consolas" w:hAnsi="Consolas"/>
                 <w:sz w:val="18"/>
                 <w:szCs w:val="18"/>
               </w:rPr>
-              <w:t xml:space="preserve">インスタンス: ksm-posprd-db-instance-2</w:t>
-            </w:r>
-          </w:p>
-          <w:p>
+              <w:t xml:space="preserve">クラス: db.r5.xlarge</w:t>
+            </w:r>
+          </w:p>
+          <w:p>
+            <w:pPr>
+              <w:spacing w:before="0" w:after="0"/>
+            </w:pPr>
             <w:r>
               <w:rPr>
                 <w:rFonts w:ascii="Consolas" w:cs="Consolas" w:eastAsia="Consolas" w:hAnsi="Consolas"/>
                 <w:sz w:val="18"/>
                 <w:szCs w:val="18"/>
               </w:rPr>
-              <w:t xml:space="preserve"/>
-            </w:r>
-          </w:p>
-          <w:p>
-            <w:r>
-              <w:rPr>
-                <w:rFonts w:ascii="Consolas" w:cs="Consolas" w:eastAsia="Consolas" w:hAnsi="Consolas"/>
-                <w:sz w:val="18"/>
-                <w:szCs w:val="18"/>
-              </w:rPr>
-              <w:t xml:space="preserve">クラス: db.r5.xlarge</w:t>
-            </w:r>
-          </w:p>
-          <w:p>
-            <w:r>
-              <w:rPr>
-                <w:rFonts w:ascii="Consolas" w:cs="Consolas" w:eastAsia="Consolas" w:hAnsi="Consolas"/>
-                <w:sz w:val="18"/>
-                <w:szCs w:val="18"/>
-              </w:rPr>
               <w:t xml:space="preserve">vCPU: 4 / RAM: 32 GB</w:t>
             </w:r>
           </w:p>
           <w:p>
+            <w:pPr>
+              <w:spacing w:before="0" w:after="0"/>
+            </w:pPr>
             <w:r>
               <w:rPr>
                 <w:rFonts w:ascii="Consolas" w:cs="Consolas" w:eastAsia="Consolas" w:hAnsi="Consolas"/>
@@ -4955,6 +5137,9 @@
             </w:tcMar>
           </w:tcPr>
           <w:p>
+            <w:pPr>
+              <w:spacing w:before="0" w:after="0"/>
+            </w:pPr>
             <w:r>
               <w:rPr>
                 <w:rFonts w:ascii="Consolas" w:cs="Consolas" w:eastAsia="Consolas" w:hAnsi="Consolas"/>
@@ -4965,116 +5150,113 @@
             </w:r>
           </w:p>
           <w:p>
+            <w:pPr>
+              <w:spacing w:before="0" w:after="0"/>
+            </w:pPr>
             <w:r>
               <w:rPr>
                 <w:rFonts w:ascii="Consolas" w:cs="Consolas" w:eastAsia="Consolas" w:hAnsi="Consolas"/>
                 <w:sz w:val="18"/>
                 <w:szCs w:val="18"/>
               </w:rPr>
-              <w:t xml:space="preserve"/>
-            </w:r>
-          </w:p>
-          <w:p>
+              <w:t xml:space="preserve">aws --no-cli-pager rds modify-db-instance \</w:t>
+            </w:r>
+          </w:p>
+          <w:p>
+            <w:pPr>
+              <w:spacing w:before="0" w:after="0"/>
+            </w:pPr>
             <w:r>
               <w:rPr>
                 <w:rFonts w:ascii="Consolas" w:cs="Consolas" w:eastAsia="Consolas" w:hAnsi="Consolas"/>
                 <w:sz w:val="18"/>
                 <w:szCs w:val="18"/>
               </w:rPr>
-              <w:t xml:space="preserve">aws --no-cli-pager rds modify-db-instance \</w:t>
-            </w:r>
-          </w:p>
-          <w:p>
+              <w:t xml:space="preserve">  --region $REGION \</w:t>
+            </w:r>
+          </w:p>
+          <w:p>
+            <w:pPr>
+              <w:spacing w:before="0" w:after="0"/>
+            </w:pPr>
             <w:r>
               <w:rPr>
                 <w:rFonts w:ascii="Consolas" w:cs="Consolas" w:eastAsia="Consolas" w:hAnsi="Consolas"/>
                 <w:sz w:val="18"/>
                 <w:szCs w:val="18"/>
               </w:rPr>
+              <w:t xml:space="preserve">  --db-instance-identifier ksm-posprd-db-instance-2 \</w:t>
+            </w:r>
+          </w:p>
+          <w:p>
+            <w:pPr>
+              <w:spacing w:before="0" w:after="0"/>
+            </w:pPr>
+            <w:r>
+              <w:rPr>
+                <w:rFonts w:ascii="Consolas" w:cs="Consolas" w:eastAsia="Consolas" w:hAnsi="Consolas"/>
+                <w:sz w:val="18"/>
+                <w:szCs w:val="18"/>
+              </w:rPr>
+              <w:t xml:space="preserve">  --db-instance-class db.r5.xlarge \</w:t>
+            </w:r>
+          </w:p>
+          <w:p>
+            <w:pPr>
+              <w:spacing w:before="0" w:after="0"/>
+            </w:pPr>
+            <w:r>
+              <w:rPr>
+                <w:rFonts w:ascii="Consolas" w:cs="Consolas" w:eastAsia="Consolas" w:hAnsi="Consolas"/>
+                <w:sz w:val="18"/>
+                <w:szCs w:val="18"/>
+              </w:rPr>
+              <w:t xml:space="preserve">  --apply-immediately</w:t>
+            </w:r>
+          </w:p>
+          <w:p>
+            <w:pPr>
+              <w:spacing w:before="0" w:after="0"/>
+            </w:pPr>
+            <w:r>
+              <w:rPr>
+                <w:rFonts w:ascii="Consolas" w:cs="Consolas" w:eastAsia="Consolas" w:hAnsi="Consolas"/>
+                <w:sz w:val="18"/>
+                <w:szCs w:val="18"/>
+              </w:rPr>
+              <w:t xml:space="preserve">aws rds wait db-instance-available \</w:t>
+            </w:r>
+          </w:p>
+          <w:p>
+            <w:pPr>
+              <w:spacing w:before="0" w:after="0"/>
+            </w:pPr>
+            <w:r>
+              <w:rPr>
+                <w:rFonts w:ascii="Consolas" w:cs="Consolas" w:eastAsia="Consolas" w:hAnsi="Consolas"/>
+                <w:sz w:val="18"/>
+                <w:szCs w:val="18"/>
+              </w:rPr>
               <w:t xml:space="preserve">  --region $REGION \</w:t>
             </w:r>
           </w:p>
           <w:p>
+            <w:pPr>
+              <w:spacing w:before="0" w:after="0"/>
+            </w:pPr>
             <w:r>
               <w:rPr>
                 <w:rFonts w:ascii="Consolas" w:cs="Consolas" w:eastAsia="Consolas" w:hAnsi="Consolas"/>
                 <w:sz w:val="18"/>
                 <w:szCs w:val="18"/>
               </w:rPr>
-              <w:t xml:space="preserve">  --db-instance-identifier ksm-posprd-db-instance-2 \</w:t>
-            </w:r>
-          </w:p>
-          <w:p>
-            <w:r>
-              <w:rPr>
-                <w:rFonts w:ascii="Consolas" w:cs="Consolas" w:eastAsia="Consolas" w:hAnsi="Consolas"/>
-                <w:sz w:val="18"/>
-                <w:szCs w:val="18"/>
-              </w:rPr>
-              <w:t xml:space="preserve">  --db-instance-class db.r5.xlarge \</w:t>
-            </w:r>
-          </w:p>
-          <w:p>
-            <w:r>
-              <w:rPr>
-                <w:rFonts w:ascii="Consolas" w:cs="Consolas" w:eastAsia="Consolas" w:hAnsi="Consolas"/>
-                <w:sz w:val="18"/>
-                <w:szCs w:val="18"/>
-              </w:rPr>
-              <w:t xml:space="preserve">  --apply-immediately</w:t>
-            </w:r>
-          </w:p>
-          <w:p>
-            <w:r>
-              <w:rPr>
-                <w:rFonts w:ascii="Consolas" w:cs="Consolas" w:eastAsia="Consolas" w:hAnsi="Consolas"/>
-                <w:sz w:val="18"/>
-                <w:szCs w:val="18"/>
-              </w:rPr>
-              <w:t xml:space="preserve"/>
-            </w:r>
-          </w:p>
-          <w:p>
-            <w:r>
-              <w:rPr>
-                <w:rFonts w:ascii="Consolas" w:cs="Consolas" w:eastAsia="Consolas" w:hAnsi="Consolas"/>
-                <w:sz w:val="18"/>
-                <w:szCs w:val="18"/>
-              </w:rPr>
-              <w:t xml:space="preserve">aws rds wait db-instance-available \</w:t>
-            </w:r>
-          </w:p>
-          <w:p>
-            <w:r>
-              <w:rPr>
-                <w:rFonts w:ascii="Consolas" w:cs="Consolas" w:eastAsia="Consolas" w:hAnsi="Consolas"/>
-                <w:sz w:val="18"/>
-                <w:szCs w:val="18"/>
-              </w:rPr>
-              <w:t xml:space="preserve">  --region $REGION \</w:t>
-            </w:r>
-          </w:p>
-          <w:p>
-            <w:r>
-              <w:rPr>
-                <w:rFonts w:ascii="Consolas" w:cs="Consolas" w:eastAsia="Consolas" w:hAnsi="Consolas"/>
-                <w:sz w:val="18"/>
-                <w:szCs w:val="18"/>
-              </w:rPr>
               <w:t xml:space="preserve">  --db-instance-identifier ksm-posprd-db-instance-2</w:t>
             </w:r>
           </w:p>
           <w:p>
-            <w:r>
-              <w:rPr>
-                <w:rFonts w:ascii="Consolas" w:cs="Consolas" w:eastAsia="Consolas" w:hAnsi="Consolas"/>
-                <w:sz w:val="18"/>
-                <w:szCs w:val="18"/>
-              </w:rPr>
-              <w:t xml:space="preserve"/>
-            </w:r>
-          </w:p>
-          <w:p>
+            <w:pPr>
+              <w:spacing w:before="0" w:after="0"/>
+            </w:pPr>
             <w:r>
               <w:rPr>
                 <w:rFonts w:ascii="Consolas" w:cs="Consolas" w:eastAsia="Consolas" w:hAnsi="Consolas"/>
@@ -5145,6 +5327,7 @@
                 <w:rFonts w:ascii="BIZ UDPゴシック" w:cs="BIZ UDPゴシック" w:eastAsia="BIZ UDPゴシック" w:hAnsi="BIZ UDPゴシック"/>
                 <w:b/>
                 <w:bCs/>
+                <w:color w:val="000000"/>
                 <w:sz w:val="18"/>
                 <w:szCs w:val="18"/>
               </w:rPr>
@@ -5175,6 +5358,7 @@
                 <w:rFonts w:ascii="BIZ UDPゴシック" w:cs="BIZ UDPゴシック" w:eastAsia="BIZ UDPゴシック" w:hAnsi="BIZ UDPゴシック"/>
                 <w:b/>
                 <w:bCs/>
+                <w:color w:val="000000"/>
                 <w:sz w:val="18"/>
                 <w:szCs w:val="18"/>
               </w:rPr>
@@ -5205,6 +5389,9 @@
             </w:tcMar>
           </w:tcPr>
           <w:p>
+            <w:pPr>
+              <w:spacing w:before="0" w:after="0"/>
+            </w:pPr>
             <w:r>
               <w:rPr>
                 <w:rFonts w:ascii="Consolas" w:cs="Consolas" w:eastAsia="Consolas" w:hAnsi="Consolas"/>
@@ -5215,84 +5402,79 @@
             </w:r>
           </w:p>
           <w:p>
+            <w:pPr>
+              <w:spacing w:before="0" w:after="0"/>
+            </w:pPr>
             <w:r>
               <w:rPr>
                 <w:rFonts w:ascii="Consolas" w:cs="Consolas" w:eastAsia="Consolas" w:hAnsi="Consolas"/>
                 <w:sz w:val="18"/>
                 <w:szCs w:val="18"/>
               </w:rPr>
-              <w:t xml:space="preserve"/>
-            </w:r>
-          </w:p>
-          <w:p>
+              <w:t xml:space="preserve">クラス: db.r5.2xlarge</w:t>
+            </w:r>
+          </w:p>
+          <w:p>
+            <w:pPr>
+              <w:spacing w:before="0" w:after="0"/>
+            </w:pPr>
             <w:r>
               <w:rPr>
                 <w:rFonts w:ascii="Consolas" w:cs="Consolas" w:eastAsia="Consolas" w:hAnsi="Consolas"/>
                 <w:sz w:val="18"/>
                 <w:szCs w:val="18"/>
               </w:rPr>
-              <w:t xml:space="preserve">クラス: db.r5.2xlarge</w:t>
-            </w:r>
-          </w:p>
-          <w:p>
+              <w:t xml:space="preserve">vCPU: 8 / RAM: 64 GB</w:t>
+            </w:r>
+          </w:p>
+        </w:tc>
+        <w:tc>
+          <w:tcPr>
+            <w:tcW w:type="dxa" w:w="4252"/>
+            <w:tcBorders>
+              <w:top w:val="single" w:color="CCCCCC" w:sz="4"/>
+              <w:left w:val="single" w:color="CCCCCC" w:sz="4"/>
+              <w:bottom w:val="single" w:color="CCCCCC" w:sz="4"/>
+              <w:right w:val="single" w:color="CCCCCC" w:sz="4"/>
+            </w:tcBorders>
+            <w:shd w:fill="FFFFFF" w:val="clear"/>
+            <w:tcMar>
+              <w:top w:type="dxa" w:w="60"/>
+              <w:left w:type="dxa" w:w="100"/>
+              <w:bottom w:type="dxa" w:w="60"/>
+              <w:right w:type="dxa" w:w="100"/>
+            </w:tcMar>
+          </w:tcPr>
+          <w:p>
+            <w:pPr>
+              <w:spacing w:before="0" w:after="0"/>
+            </w:pPr>
             <w:r>
               <w:rPr>
                 <w:rFonts w:ascii="Consolas" w:cs="Consolas" w:eastAsia="Consolas" w:hAnsi="Consolas"/>
                 <w:sz w:val="18"/>
                 <w:szCs w:val="18"/>
               </w:rPr>
-              <w:t xml:space="preserve">vCPU: 8 / RAM: 64 GB</w:t>
-            </w:r>
-          </w:p>
-        </w:tc>
-        <w:tc>
-          <w:tcPr>
-            <w:tcW w:type="dxa" w:w="4252"/>
-            <w:tcBorders>
-              <w:top w:val="single" w:color="CCCCCC" w:sz="4"/>
-              <w:left w:val="single" w:color="CCCCCC" w:sz="4"/>
-              <w:bottom w:val="single" w:color="CCCCCC" w:sz="4"/>
-              <w:right w:val="single" w:color="CCCCCC" w:sz="4"/>
-            </w:tcBorders>
-            <w:shd w:fill="FFFFFF" w:val="clear"/>
-            <w:tcMar>
-              <w:top w:type="dxa" w:w="60"/>
-              <w:left w:type="dxa" w:w="100"/>
-              <w:bottom w:type="dxa" w:w="60"/>
-              <w:right w:type="dxa" w:w="100"/>
-            </w:tcMar>
-          </w:tcPr>
-          <w:p>
+              <w:t xml:space="preserve">インスタンス: ksm-posprd-db-instance-1</w:t>
+            </w:r>
+          </w:p>
+          <w:p>
+            <w:pPr>
+              <w:spacing w:before="0" w:after="0"/>
+            </w:pPr>
             <w:r>
               <w:rPr>
                 <w:rFonts w:ascii="Consolas" w:cs="Consolas" w:eastAsia="Consolas" w:hAnsi="Consolas"/>
                 <w:sz w:val="18"/>
                 <w:szCs w:val="18"/>
               </w:rPr>
-              <w:t xml:space="preserve">インスタンス: ksm-posprd-db-instance-1</w:t>
-            </w:r>
-          </w:p>
-          <w:p>
-            <w:r>
-              <w:rPr>
-                <w:rFonts w:ascii="Consolas" w:cs="Consolas" w:eastAsia="Consolas" w:hAnsi="Consolas"/>
-                <w:sz w:val="18"/>
-                <w:szCs w:val="18"/>
-              </w:rPr>
-              <w:t xml:space="preserve"/>
-            </w:r>
-          </w:p>
-          <w:p>
-            <w:r>
-              <w:rPr>
-                <w:rFonts w:ascii="Consolas" w:cs="Consolas" w:eastAsia="Consolas" w:hAnsi="Consolas"/>
-                <w:sz w:val="18"/>
-                <w:szCs w:val="18"/>
-              </w:rPr>
               <w:t xml:space="preserve">クラス: db.r5.xlarge</w:t>
             </w:r>
           </w:p>
           <w:p>
+            <w:pPr>
+              <w:spacing w:before="0" w:after="0"/>
+            </w:pPr>
             <w:r>
               <w:rPr>
                 <w:rFonts w:ascii="Consolas" w:cs="Consolas" w:eastAsia="Consolas" w:hAnsi="Consolas"/>
@@ -5357,6 +5539,9 @@
             </w:tcMar>
           </w:tcPr>
           <w:p>
+            <w:pPr>
+              <w:spacing w:before="0" w:after="0"/>
+            </w:pPr>
             <w:r>
               <w:rPr>
                 <w:rFonts w:ascii="Consolas" w:cs="Consolas" w:eastAsia="Consolas" w:hAnsi="Consolas"/>
@@ -5367,6 +5552,9 @@
             </w:r>
           </w:p>
           <w:p>
+            <w:pPr>
+              <w:spacing w:before="0" w:after="0"/>
+            </w:pPr>
             <w:r>
               <w:rPr>
                 <w:rFonts w:ascii="Consolas" w:cs="Consolas" w:eastAsia="Consolas" w:hAnsi="Consolas"/>
@@ -5377,6 +5565,9 @@
             </w:r>
           </w:p>
           <w:p>
+            <w:pPr>
+              <w:spacing w:before="0" w:after="0"/>
+            </w:pPr>
             <w:r>
               <w:rPr>
                 <w:rFonts w:ascii="Consolas" w:cs="Consolas" w:eastAsia="Consolas" w:hAnsi="Consolas"/>
@@ -5387,6 +5578,9 @@
             </w:r>
           </w:p>
           <w:p>
+            <w:pPr>
+              <w:spacing w:before="0" w:after="0"/>
+            </w:pPr>
             <w:r>
               <w:rPr>
                 <w:rFonts w:ascii="Consolas" w:cs="Consolas" w:eastAsia="Consolas" w:hAnsi="Consolas"/>
@@ -5397,6 +5591,9 @@
             </w:r>
           </w:p>
           <w:p>
+            <w:pPr>
+              <w:spacing w:before="0" w:after="0"/>
+            </w:pPr>
             <w:r>
               <w:rPr>
                 <w:rFonts w:ascii="Consolas" w:cs="Consolas" w:eastAsia="Consolas" w:hAnsi="Consolas"/>
@@ -5407,758 +5604,55 @@
             </w:r>
           </w:p>
           <w:p>
+            <w:pPr>
+              <w:spacing w:before="0" w:after="0"/>
+            </w:pPr>
             <w:r>
               <w:rPr>
                 <w:rFonts w:ascii="Consolas" w:cs="Consolas" w:eastAsia="Consolas" w:hAnsi="Consolas"/>
                 <w:sz w:val="18"/>
                 <w:szCs w:val="18"/>
               </w:rPr>
-              <w:t xml:space="preserve"/>
-            </w:r>
-          </w:p>
-          <w:p>
+              <w:t xml:space="preserve">aws rds wait db-instance-available \</w:t>
+            </w:r>
+          </w:p>
+          <w:p>
+            <w:pPr>
+              <w:spacing w:before="0" w:after="0"/>
+            </w:pPr>
             <w:r>
               <w:rPr>
                 <w:rFonts w:ascii="Consolas" w:cs="Consolas" w:eastAsia="Consolas" w:hAnsi="Consolas"/>
                 <w:sz w:val="18"/>
                 <w:szCs w:val="18"/>
               </w:rPr>
-              <w:t xml:space="preserve">aws rds wait db-instance-available \</w:t>
-            </w:r>
-          </w:p>
-          <w:p>
+              <w:t xml:space="preserve">  --region $REGION \</w:t>
+            </w:r>
+          </w:p>
+          <w:p>
+            <w:pPr>
+              <w:spacing w:before="0" w:after="0"/>
+            </w:pPr>
             <w:r>
               <w:rPr>
                 <w:rFonts w:ascii="Consolas" w:cs="Consolas" w:eastAsia="Consolas" w:hAnsi="Consolas"/>
                 <w:sz w:val="18"/>
                 <w:szCs w:val="18"/>
               </w:rPr>
-              <w:t xml:space="preserve">  --region $REGION \</w:t>
-            </w:r>
-          </w:p>
-          <w:p>
+              <w:t xml:space="preserve">  --db-instance-identifier ksm-posprd-db-instance-1</w:t>
+            </w:r>
+          </w:p>
+          <w:p>
+            <w:pPr>
+              <w:spacing w:before="0" w:after="0"/>
+            </w:pPr>
             <w:r>
               <w:rPr>
                 <w:rFonts w:ascii="Consolas" w:cs="Consolas" w:eastAsia="Consolas" w:hAnsi="Consolas"/>
                 <w:sz w:val="18"/>
                 <w:szCs w:val="18"/>
               </w:rPr>
-              <w:t xml:space="preserve">  --db-instance-identifier ksm-posprd-db-instance-1</w:t>
-            </w:r>
-          </w:p>
-          <w:p>
-            <w:r>
-              <w:rPr>
-                <w:rFonts w:ascii="Consolas" w:cs="Consolas" w:eastAsia="Consolas" w:hAnsi="Consolas"/>
-                <w:sz w:val="18"/>
-                <w:szCs w:val="18"/>
-              </w:rPr>
-              <w:t xml:space="preserve"/>
-            </w:r>
-          </w:p>
-          <w:p>
-            <w:r>
-              <w:rPr>
-                <w:rFonts w:ascii="Consolas" w:cs="Consolas" w:eastAsia="Consolas" w:hAnsi="Consolas"/>
-                <w:sz w:val="18"/>
-                <w:szCs w:val="18"/>
-              </w:rPr>
-              <w:t xml:space="preserve">aws --no-cli-pager rds describe-db-instances \</w:t>
-            </w:r>
-          </w:p>
-          <w:p>
-            <w:r>
-              <w:rPr>
-                <w:rFonts w:ascii="Consolas" w:cs="Consolas" w:eastAsia="Consolas" w:hAnsi="Consolas"/>
-                <w:sz w:val="18"/>
-                <w:szCs w:val="18"/>
-              </w:rPr>
-              <w:t xml:space="preserve">  --region $REGION \</w:t>
-            </w:r>
-          </w:p>
-          <w:p>
-            <w:r>
-              <w:rPr>
-                <w:rFonts w:ascii="Consolas" w:cs="Consolas" w:eastAsia="Consolas" w:hAnsi="Consolas"/>
-                <w:sz w:val="18"/>
-                <w:szCs w:val="18"/>
-              </w:rPr>
-              <w:t xml:space="preserve">  --filters "Name=db-cluster-id,Values=ksm-posprd-db-cluster" \</w:t>
-            </w:r>
-          </w:p>
-          <w:p>
-            <w:r>
-              <w:rPr>
-                <w:rFonts w:ascii="Consolas" w:cs="Consolas" w:eastAsia="Consolas" w:hAnsi="Consolas"/>
-                <w:sz w:val="18"/>
-                <w:szCs w:val="18"/>
-              </w:rPr>
-              <w:t xml:space="preserve">  --query "DBInstances[*].{ID:DBInstanceIdentifier,Class:DBInstanceClass,Status:DBInstanceStatus}" \</w:t>
-            </w:r>
-          </w:p>
-          <w:p>
-            <w:r>
-              <w:rPr>
-                <w:rFonts w:ascii="Consolas" w:cs="Consolas" w:eastAsia="Consolas" w:hAnsi="Consolas"/>
-                <w:sz w:val="18"/>
-                <w:szCs w:val="18"/>
-              </w:rPr>
-              <w:t xml:space="preserve">  --output table</w:t>
-            </w:r>
-          </w:p>
-        </w:tc>
-      </w:tr>
-    </w:tbl>
-    <w:p>
-      <w:pPr>
-        <w:pStyle w:val="Heading2"/>
-      </w:pPr>
-      <w:r>
-        <w:rPr>
-          <w:rFonts w:ascii="BIZ UDPゴシック" w:cs="BIZ UDPゴシック" w:eastAsia="BIZ UDPゴシック" w:hAnsi="BIZ UDPゴシック"/>
-          <w:b/>
-          <w:bCs/>
-          <w:sz w:val="18"/>
-          <w:szCs w:val="18"/>
-        </w:rPr>
-        <w:t xml:space="preserve">■ No.3 コスト削減効果（案A）</w:t>
-      </w:r>
-    </w:p>
-    <w:tbl>
-      <w:tblPr>
-        <w:tblW w:type="dxa" w:w="8504"/>
-        <w:tblBorders>
-          <w:top w:val="single" w:color="auto" w:sz="4"/>
-          <w:left w:val="single" w:color="auto" w:sz="4"/>
-          <w:bottom w:val="single" w:color="auto" w:sz="4"/>
-          <w:right w:val="single" w:color="auto" w:sz="4"/>
-          <w:insideH w:val="single" w:color="auto" w:sz="4"/>
-          <w:insideV w:val="single" w:color="auto" w:sz="4"/>
-        </w:tblBorders>
-      </w:tblPr>
-      <w:tblGrid>
-        <w:gridCol w:w="2268"/>
-        <w:gridCol w:w="2268"/>
-        <w:gridCol w:w="1417"/>
-        <w:gridCol w:w="1134"/>
-        <w:gridCol w:w="1417"/>
-      </w:tblGrid>
-      <w:tr>
-        <w:trPr>
-          <w:cantSplit/>
-        </w:trPr>
-        <w:tc>
-          <w:tcPr>
-            <w:tcW w:type="dxa" w:w="2268"/>
-            <w:tcBorders>
-              <w:top w:val="single" w:color="CCCCCC" w:sz="4"/>
-              <w:left w:val="single" w:color="CCCCCC" w:sz="4"/>
-              <w:bottom w:val="single" w:color="CCCCCC" w:sz="4"/>
-              <w:right w:val="single" w:color="CCCCCC" w:sz="4"/>
-            </w:tcBorders>
-            <w:shd w:fill="F5F5F5" w:val="clear"/>
-            <w:tcMar>
-              <w:top w:type="dxa" w:w="60"/>
-              <w:left w:type="dxa" w:w="100"/>
-              <w:bottom w:type="dxa" w:w="60"/>
-              <w:right w:type="dxa" w:w="100"/>
-            </w:tcMar>
-          </w:tcPr>
-          <w:p>
-            <w:r>
-              <w:rPr>
-                <w:rFonts w:ascii="BIZ UDPゴシック" w:cs="BIZ UDPゴシック" w:eastAsia="BIZ UDPゴシック" w:hAnsi="BIZ UDPゴシック"/>
-                <w:b/>
-                <w:bCs/>
-                <w:sz w:val="18"/>
-                <w:szCs w:val="18"/>
-              </w:rPr>
-              <w:t xml:space="preserve">インスタンス</w:t>
-            </w:r>
-          </w:p>
-        </w:tc>
-        <w:tc>
-          <w:tcPr>
-            <w:tcW w:type="dxa" w:w="2268"/>
-            <w:tcBorders>
-              <w:top w:val="single" w:color="CCCCCC" w:sz="4"/>
-              <w:left w:val="single" w:color="CCCCCC" w:sz="4"/>
-              <w:bottom w:val="single" w:color="CCCCCC" w:sz="4"/>
-              <w:right w:val="single" w:color="CCCCCC" w:sz="4"/>
-            </w:tcBorders>
-            <w:shd w:fill="F5F5F5" w:val="clear"/>
-            <w:tcMar>
-              <w:top w:type="dxa" w:w="60"/>
-              <w:left w:type="dxa" w:w="100"/>
-              <w:bottom w:type="dxa" w:w="60"/>
-              <w:right w:type="dxa" w:w="100"/>
-            </w:tcMar>
-          </w:tcPr>
-          <w:p>
-            <w:r>
-              <w:rPr>
-                <w:rFonts w:ascii="BIZ UDPゴシック" w:cs="BIZ UDPゴシック" w:eastAsia="BIZ UDPゴシック" w:hAnsi="BIZ UDPゴシック"/>
-                <w:b/>
-                <w:bCs/>
-                <w:sz w:val="18"/>
-                <w:szCs w:val="18"/>
-              </w:rPr>
-              <w:t xml:space="preserve">変更前</w:t>
-            </w:r>
-          </w:p>
-        </w:tc>
-        <w:tc>
-          <w:tcPr>
-            <w:tcW w:type="dxa" w:w="1417"/>
-            <w:tcBorders>
-              <w:top w:val="single" w:color="CCCCCC" w:sz="4"/>
-              <w:left w:val="single" w:color="CCCCCC" w:sz="4"/>
-              <w:bottom w:val="single" w:color="CCCCCC" w:sz="4"/>
-              <w:right w:val="single" w:color="CCCCCC" w:sz="4"/>
-            </w:tcBorders>
-            <w:shd w:fill="F5F5F5" w:val="clear"/>
-            <w:tcMar>
-              <w:top w:type="dxa" w:w="60"/>
-              <w:left w:type="dxa" w:w="100"/>
-              <w:bottom w:type="dxa" w:w="60"/>
-              <w:right w:type="dxa" w:w="100"/>
-            </w:tcMar>
-          </w:tcPr>
-          <w:p>
-            <w:r>
-              <w:rPr>
-                <w:rFonts w:ascii="BIZ UDPゴシック" w:cs="BIZ UDPゴシック" w:eastAsia="BIZ UDPゴシック" w:hAnsi="BIZ UDPゴシック"/>
-                <w:b/>
-                <w:bCs/>
-                <w:sz w:val="18"/>
-                <w:szCs w:val="18"/>
-              </w:rPr>
-              <w:t xml:space="preserve">変更後</w:t>
-            </w:r>
-          </w:p>
-        </w:tc>
-        <w:tc>
-          <w:tcPr>
-            <w:tcW w:type="dxa" w:w="1134"/>
-            <w:tcBorders>
-              <w:top w:val="single" w:color="CCCCCC" w:sz="4"/>
-              <w:left w:val="single" w:color="CCCCCC" w:sz="4"/>
-              <w:bottom w:val="single" w:color="CCCCCC" w:sz="4"/>
-              <w:right w:val="single" w:color="CCCCCC" w:sz="4"/>
-            </w:tcBorders>
-            <w:shd w:fill="F5F5F5" w:val="clear"/>
-            <w:tcMar>
-              <w:top w:type="dxa" w:w="60"/>
-              <w:left w:type="dxa" w:w="100"/>
-              <w:bottom w:type="dxa" w:w="60"/>
-              <w:right w:type="dxa" w:w="100"/>
-            </w:tcMar>
-          </w:tcPr>
-          <w:p>
-            <w:r>
-              <w:rPr>
-                <w:rFonts w:ascii="BIZ UDPゴシック" w:cs="BIZ UDPゴシック" w:eastAsia="BIZ UDPゴシック" w:hAnsi="BIZ UDPゴシック"/>
-                <w:b/>
-                <w:bCs/>
-                <w:sz w:val="18"/>
-                <w:szCs w:val="18"/>
-              </w:rPr>
-              <w:t xml:space="preserve">月削減</w:t>
-            </w:r>
-          </w:p>
-        </w:tc>
-        <w:tc>
-          <w:tcPr>
-            <w:tcW w:type="dxa" w:w="1417"/>
-            <w:tcBorders>
-              <w:top w:val="single" w:color="CCCCCC" w:sz="4"/>
-              <w:left w:val="single" w:color="CCCCCC" w:sz="4"/>
-              <w:bottom w:val="single" w:color="CCCCCC" w:sz="4"/>
-              <w:right w:val="single" w:color="CCCCCC" w:sz="4"/>
-            </w:tcBorders>
-            <w:shd w:fill="F5F5F5" w:val="clear"/>
-            <w:tcMar>
-              <w:top w:type="dxa" w:w="60"/>
-              <w:left w:type="dxa" w:w="100"/>
-              <w:bottom w:type="dxa" w:w="60"/>
-              <w:right w:type="dxa" w:w="100"/>
-            </w:tcMar>
-          </w:tcPr>
-          <w:p>
-            <w:r>
-              <w:rPr>
-                <w:rFonts w:ascii="BIZ UDPゴシック" w:cs="BIZ UDPゴシック" w:eastAsia="BIZ UDPゴシック" w:hAnsi="BIZ UDPゴシック"/>
-                <w:b/>
-                <w:bCs/>
-                <w:sz w:val="18"/>
-                <w:szCs w:val="18"/>
-              </w:rPr>
-              <w:t xml:space="preserve">年間削減</w:t>
-            </w:r>
-          </w:p>
-        </w:tc>
-      </w:tr>
-      <w:tr>
-        <w:trPr>
-          <w:cantSplit/>
-        </w:trPr>
-        <w:tc>
-          <w:tcPr>
-            <w:tcW w:type="dxa" w:w="2268"/>
-            <w:tcBorders>
-              <w:top w:val="single" w:color="CCCCCC" w:sz="4"/>
-              <w:left w:val="single" w:color="CCCCCC" w:sz="4"/>
-              <w:bottom w:val="single" w:color="CCCCCC" w:sz="4"/>
-              <w:right w:val="single" w:color="CCCCCC" w:sz="4"/>
-            </w:tcBorders>
-            <w:shd w:fill="FFFFFF" w:val="clear"/>
-            <w:tcMar>
-              <w:top w:type="dxa" w:w="60"/>
-              <w:left w:type="dxa" w:w="100"/>
-              <w:bottom w:type="dxa" w:w="60"/>
-              <w:right w:type="dxa" w:w="100"/>
-            </w:tcMar>
-          </w:tcPr>
-          <w:p>
-            <w:r>
-              <w:rPr>
-                <w:rFonts w:ascii="BIZ UDPゴシック" w:cs="BIZ UDPゴシック" w:eastAsia="BIZ UDPゴシック" w:hAnsi="BIZ UDPゴシック"/>
-                <w:b w:val="false"/>
-                <w:bCs w:val="false"/>
-                <w:sz w:val="18"/>
-                <w:szCs w:val="18"/>
-              </w:rPr>
-              <w:t xml:space="preserve">instance-1（Writer）</w:t>
-            </w:r>
-          </w:p>
-        </w:tc>
-        <w:tc>
-          <w:tcPr>
-            <w:tcW w:type="dxa" w:w="2268"/>
-            <w:tcBorders>
-              <w:top w:val="single" w:color="CCCCCC" w:sz="4"/>
-              <w:left w:val="single" w:color="CCCCCC" w:sz="4"/>
-              <w:bottom w:val="single" w:color="CCCCCC" w:sz="4"/>
-              <w:right w:val="single" w:color="CCCCCC" w:sz="4"/>
-            </w:tcBorders>
-            <w:shd w:fill="FFFFFF" w:val="clear"/>
-            <w:tcMar>
-              <w:top w:type="dxa" w:w="60"/>
-              <w:left w:type="dxa" w:w="100"/>
-              <w:bottom w:type="dxa" w:w="60"/>
-              <w:right w:type="dxa" w:w="100"/>
-            </w:tcMar>
-          </w:tcPr>
-          <w:p>
-            <w:r>
-              <w:rPr>
-                <w:rFonts w:ascii="BIZ UDPゴシック" w:cs="BIZ UDPゴシック" w:eastAsia="BIZ UDPゴシック" w:hAnsi="BIZ UDPゴシック"/>
-                <w:b w:val="false"/>
-                <w:bCs w:val="false"/>
-                <w:sz w:val="18"/>
-                <w:szCs w:val="18"/>
-              </w:rPr>
-              <w:t xml:space="preserve">db.r5.2xlarge ~$1,014/月</w:t>
-            </w:r>
-          </w:p>
-        </w:tc>
-        <w:tc>
-          <w:tcPr>
-            <w:tcW w:type="dxa" w:w="1417"/>
-            <w:tcBorders>
-              <w:top w:val="single" w:color="CCCCCC" w:sz="4"/>
-              <w:left w:val="single" w:color="CCCCCC" w:sz="4"/>
-              <w:bottom w:val="single" w:color="CCCCCC" w:sz="4"/>
-              <w:right w:val="single" w:color="CCCCCC" w:sz="4"/>
-            </w:tcBorders>
-            <w:shd w:fill="FFFFFF" w:val="clear"/>
-            <w:tcMar>
-              <w:top w:type="dxa" w:w="60"/>
-              <w:left w:type="dxa" w:w="100"/>
-              <w:bottom w:type="dxa" w:w="60"/>
-              <w:right w:type="dxa" w:w="100"/>
-            </w:tcMar>
-          </w:tcPr>
-          <w:p>
-            <w:r>
-              <w:rPr>
-                <w:rFonts w:ascii="BIZ UDPゴシック" w:cs="BIZ UDPゴシック" w:eastAsia="BIZ UDPゴシック" w:hAnsi="BIZ UDPゴシック"/>
-                <w:b w:val="false"/>
-                <w:bCs w:val="false"/>
-                <w:sz w:val="18"/>
-                <w:szCs w:val="18"/>
-              </w:rPr>
-              <w:t xml:space="preserve">db.r5.xlarge ~$507/月</w:t>
-            </w:r>
-          </w:p>
-        </w:tc>
-        <w:tc>
-          <w:tcPr>
-            <w:tcW w:type="dxa" w:w="1134"/>
-            <w:tcBorders>
-              <w:top w:val="single" w:color="CCCCCC" w:sz="4"/>
-              <w:left w:val="single" w:color="CCCCCC" w:sz="4"/>
-              <w:bottom w:val="single" w:color="CCCCCC" w:sz="4"/>
-              <w:right w:val="single" w:color="CCCCCC" w:sz="4"/>
-            </w:tcBorders>
-            <w:shd w:fill="FFFFFF" w:val="clear"/>
-            <w:tcMar>
-              <w:top w:type="dxa" w:w="60"/>
-              <w:left w:type="dxa" w:w="100"/>
-              <w:bottom w:type="dxa" w:w="60"/>
-              <w:right w:type="dxa" w:w="100"/>
-            </w:tcMar>
-          </w:tcPr>
-          <w:p>
-            <w:r>
-              <w:rPr>
-                <w:rFonts w:ascii="BIZ UDPゴシック" w:cs="BIZ UDPゴシック" w:eastAsia="BIZ UDPゴシック" w:hAnsi="BIZ UDPゴシック"/>
-                <w:b w:val="false"/>
-                <w:bCs w:val="false"/>
-                <w:sz w:val="18"/>
-                <w:szCs w:val="18"/>
-              </w:rPr>
-              <w:t xml:space="preserve">▲$507</w:t>
-            </w:r>
-          </w:p>
-        </w:tc>
-        <w:tc>
-          <w:tcPr>
-            <w:tcW w:type="dxa" w:w="1417"/>
-            <w:tcBorders>
-              <w:top w:val="single" w:color="CCCCCC" w:sz="4"/>
-              <w:left w:val="single" w:color="CCCCCC" w:sz="4"/>
-              <w:bottom w:val="single" w:color="CCCCCC" w:sz="4"/>
-              <w:right w:val="single" w:color="CCCCCC" w:sz="4"/>
-            </w:tcBorders>
-            <w:shd w:fill="FFFFFF" w:val="clear"/>
-            <w:tcMar>
-              <w:top w:type="dxa" w:w="60"/>
-              <w:left w:type="dxa" w:w="100"/>
-              <w:bottom w:type="dxa" w:w="60"/>
-              <w:right w:type="dxa" w:w="100"/>
-            </w:tcMar>
-          </w:tcPr>
-          <w:p>
-            <w:r>
-              <w:rPr>
-                <w:rFonts w:ascii="BIZ UDPゴシック" w:cs="BIZ UDPゴシック" w:eastAsia="BIZ UDPゴシック" w:hAnsi="BIZ UDPゴシック"/>
-                <w:b w:val="false"/>
-                <w:bCs w:val="false"/>
-                <w:sz w:val="18"/>
-                <w:szCs w:val="18"/>
-              </w:rPr>
-              <w:t xml:space="preserve">▲$6,084</w:t>
-            </w:r>
-          </w:p>
-        </w:tc>
-      </w:tr>
-      <w:tr>
-        <w:trPr>
-          <w:cantSplit/>
-        </w:trPr>
-        <w:tc>
-          <w:tcPr>
-            <w:tcW w:type="dxa" w:w="2268"/>
-            <w:tcBorders>
-              <w:top w:val="single" w:color="CCCCCC" w:sz="4"/>
-              <w:left w:val="single" w:color="CCCCCC" w:sz="4"/>
-              <w:bottom w:val="single" w:color="CCCCCC" w:sz="4"/>
-              <w:right w:val="single" w:color="CCCCCC" w:sz="4"/>
-            </w:tcBorders>
-            <w:shd w:fill="FFFFFF" w:val="clear"/>
-            <w:tcMar>
-              <w:top w:type="dxa" w:w="60"/>
-              <w:left w:type="dxa" w:w="100"/>
-              <w:bottom w:type="dxa" w:w="60"/>
-              <w:right w:type="dxa" w:w="100"/>
-            </w:tcMar>
-          </w:tcPr>
-          <w:p>
-            <w:r>
-              <w:rPr>
-                <w:rFonts w:ascii="BIZ UDPゴシック" w:cs="BIZ UDPゴシック" w:eastAsia="BIZ UDPゴシック" w:hAnsi="BIZ UDPゴシック"/>
-                <w:b w:val="false"/>
-                <w:bCs w:val="false"/>
-                <w:sz w:val="18"/>
-                <w:szCs w:val="18"/>
-              </w:rPr>
-              <w:t xml:space="preserve">instance-2（Reader）</w:t>
-            </w:r>
-          </w:p>
-        </w:tc>
-        <w:tc>
-          <w:tcPr>
-            <w:tcW w:type="dxa" w:w="2268"/>
-            <w:tcBorders>
-              <w:top w:val="single" w:color="CCCCCC" w:sz="4"/>
-              <w:left w:val="single" w:color="CCCCCC" w:sz="4"/>
-              <w:bottom w:val="single" w:color="CCCCCC" w:sz="4"/>
-              <w:right w:val="single" w:color="CCCCCC" w:sz="4"/>
-            </w:tcBorders>
-            <w:shd w:fill="FFFFFF" w:val="clear"/>
-            <w:tcMar>
-              <w:top w:type="dxa" w:w="60"/>
-              <w:left w:type="dxa" w:w="100"/>
-              <w:bottom w:type="dxa" w:w="60"/>
-              <w:right w:type="dxa" w:w="100"/>
-            </w:tcMar>
-          </w:tcPr>
-          <w:p>
-            <w:r>
-              <w:rPr>
-                <w:rFonts w:ascii="BIZ UDPゴシック" w:cs="BIZ UDPゴシック" w:eastAsia="BIZ UDPゴシック" w:hAnsi="BIZ UDPゴシック"/>
-                <w:b w:val="false"/>
-                <w:bCs w:val="false"/>
-                <w:sz w:val="18"/>
-                <w:szCs w:val="18"/>
-              </w:rPr>
-              <w:t xml:space="preserve">db.r5.2xlarge ~$1,014/月</w:t>
-            </w:r>
-          </w:p>
-        </w:tc>
-        <w:tc>
-          <w:tcPr>
-            <w:tcW w:type="dxa" w:w="1417"/>
-            <w:tcBorders>
-              <w:top w:val="single" w:color="CCCCCC" w:sz="4"/>
-              <w:left w:val="single" w:color="CCCCCC" w:sz="4"/>
-              <w:bottom w:val="single" w:color="CCCCCC" w:sz="4"/>
-              <w:right w:val="single" w:color="CCCCCC" w:sz="4"/>
-            </w:tcBorders>
-            <w:shd w:fill="FFFFFF" w:val="clear"/>
-            <w:tcMar>
-              <w:top w:type="dxa" w:w="60"/>
-              <w:left w:type="dxa" w:w="100"/>
-              <w:bottom w:type="dxa" w:w="60"/>
-              <w:right w:type="dxa" w:w="100"/>
-            </w:tcMar>
-          </w:tcPr>
-          <w:p>
-            <w:r>
-              <w:rPr>
-                <w:rFonts w:ascii="BIZ UDPゴシック" w:cs="BIZ UDPゴシック" w:eastAsia="BIZ UDPゴシック" w:hAnsi="BIZ UDPゴシック"/>
-                <w:b w:val="false"/>
-                <w:bCs w:val="false"/>
-                <w:sz w:val="18"/>
-                <w:szCs w:val="18"/>
-              </w:rPr>
-              <w:t xml:space="preserve">db.r5.xlarge ~$507/月</w:t>
-            </w:r>
-          </w:p>
-        </w:tc>
-        <w:tc>
-          <w:tcPr>
-            <w:tcW w:type="dxa" w:w="1134"/>
-            <w:tcBorders>
-              <w:top w:val="single" w:color="CCCCCC" w:sz="4"/>
-              <w:left w:val="single" w:color="CCCCCC" w:sz="4"/>
-              <w:bottom w:val="single" w:color="CCCCCC" w:sz="4"/>
-              <w:right w:val="single" w:color="CCCCCC" w:sz="4"/>
-            </w:tcBorders>
-            <w:shd w:fill="FFFFFF" w:val="clear"/>
-            <w:tcMar>
-              <w:top w:type="dxa" w:w="60"/>
-              <w:left w:type="dxa" w:w="100"/>
-              <w:bottom w:type="dxa" w:w="60"/>
-              <w:right w:type="dxa" w:w="100"/>
-            </w:tcMar>
-          </w:tcPr>
-          <w:p>
-            <w:r>
-              <w:rPr>
-                <w:rFonts w:ascii="BIZ UDPゴシック" w:cs="BIZ UDPゴシック" w:eastAsia="BIZ UDPゴシック" w:hAnsi="BIZ UDPゴシック"/>
-                <w:b w:val="false"/>
-                <w:bCs w:val="false"/>
-                <w:sz w:val="18"/>
-                <w:szCs w:val="18"/>
-              </w:rPr>
-              <w:t xml:space="preserve">▲$507</w:t>
-            </w:r>
-          </w:p>
-        </w:tc>
-        <w:tc>
-          <w:tcPr>
-            <w:tcW w:type="dxa" w:w="1417"/>
-            <w:tcBorders>
-              <w:top w:val="single" w:color="CCCCCC" w:sz="4"/>
-              <w:left w:val="single" w:color="CCCCCC" w:sz="4"/>
-              <w:bottom w:val="single" w:color="CCCCCC" w:sz="4"/>
-              <w:right w:val="single" w:color="CCCCCC" w:sz="4"/>
-            </w:tcBorders>
-            <w:shd w:fill="FFFFFF" w:val="clear"/>
-            <w:tcMar>
-              <w:top w:type="dxa" w:w="60"/>
-              <w:left w:type="dxa" w:w="100"/>
-              <w:bottom w:type="dxa" w:w="60"/>
-              <w:right w:type="dxa" w:w="100"/>
-            </w:tcMar>
-          </w:tcPr>
-          <w:p>
-            <w:r>
-              <w:rPr>
-                <w:rFonts w:ascii="BIZ UDPゴシック" w:cs="BIZ UDPゴシック" w:eastAsia="BIZ UDPゴシック" w:hAnsi="BIZ UDPゴシック"/>
-                <w:b w:val="false"/>
-                <w:bCs w:val="false"/>
-                <w:sz w:val="18"/>
-                <w:szCs w:val="18"/>
-              </w:rPr>
-              <w:t xml:space="preserve">▲$6,084</w:t>
-            </w:r>
-          </w:p>
-        </w:tc>
-      </w:tr>
-      <w:tr>
-        <w:trPr>
-          <w:cantSplit/>
-        </w:trPr>
-        <w:tc>
-          <w:tcPr>
-            <w:tcW w:type="dxa" w:w="2268"/>
-            <w:tcBorders>
-              <w:top w:val="single" w:color="CCCCCC" w:sz="4"/>
-              <w:left w:val="single" w:color="CCCCCC" w:sz="4"/>
-              <w:bottom w:val="single" w:color="CCCCCC" w:sz="4"/>
-              <w:right w:val="single" w:color="CCCCCC" w:sz="4"/>
-            </w:tcBorders>
-            <w:shd w:fill="FFFFFF" w:val="clear"/>
-            <w:tcMar>
-              <w:top w:type="dxa" w:w="60"/>
-              <w:left w:type="dxa" w:w="100"/>
-              <w:bottom w:type="dxa" w:w="60"/>
-              <w:right w:type="dxa" w:w="100"/>
-            </w:tcMar>
-          </w:tcPr>
-          <w:p>
-            <w:r>
-              <w:rPr>
-                <w:rFonts w:ascii="BIZ UDPゴシック" w:cs="BIZ UDPゴシック" w:eastAsia="BIZ UDPゴシック" w:hAnsi="BIZ UDPゴシック"/>
-                <w:b w:val="false"/>
-                <w:bCs w:val="false"/>
-                <w:sz w:val="18"/>
-                <w:szCs w:val="18"/>
-              </w:rPr>
-              <w:t xml:space="preserve">合計</w:t>
-            </w:r>
-          </w:p>
-        </w:tc>
-        <w:tc>
-          <w:tcPr>
-            <w:tcW w:type="dxa" w:w="2268"/>
-            <w:tcBorders>
-              <w:top w:val="single" w:color="CCCCCC" w:sz="4"/>
-              <w:left w:val="single" w:color="CCCCCC" w:sz="4"/>
-              <w:bottom w:val="single" w:color="CCCCCC" w:sz="4"/>
-              <w:right w:val="single" w:color="CCCCCC" w:sz="4"/>
-            </w:tcBorders>
-            <w:shd w:fill="FFFFFF" w:val="clear"/>
-            <w:tcMar>
-              <w:top w:type="dxa" w:w="60"/>
-              <w:left w:type="dxa" w:w="100"/>
-              <w:bottom w:type="dxa" w:w="60"/>
-              <w:right w:type="dxa" w:w="100"/>
-            </w:tcMar>
-          </w:tcPr>
-          <w:p>
-            <w:r>
-              <w:rPr>
-                <w:rFonts w:ascii="BIZ UDPゴシック" w:cs="BIZ UDPゴシック" w:eastAsia="BIZ UDPゴシック" w:hAnsi="BIZ UDPゴシック"/>
-                <w:b w:val="false"/>
-                <w:bCs w:val="false"/>
-                <w:sz w:val="18"/>
-                <w:szCs w:val="18"/>
-              </w:rPr>
-              <w:t xml:space="preserve">~$2,208/月</w:t>
-            </w:r>
-          </w:p>
-        </w:tc>
-        <w:tc>
-          <w:tcPr>
-            <w:tcW w:type="dxa" w:w="1417"/>
-            <w:tcBorders>
-              <w:top w:val="single" w:color="CCCCCC" w:sz="4"/>
-              <w:left w:val="single" w:color="CCCCCC" w:sz="4"/>
-              <w:bottom w:val="single" w:color="CCCCCC" w:sz="4"/>
-              <w:right w:val="single" w:color="CCCCCC" w:sz="4"/>
-            </w:tcBorders>
-            <w:shd w:fill="FFFFFF" w:val="clear"/>
-            <w:tcMar>
-              <w:top w:type="dxa" w:w="60"/>
-              <w:left w:type="dxa" w:w="100"/>
-              <w:bottom w:type="dxa" w:w="60"/>
-              <w:right w:type="dxa" w:w="100"/>
-            </w:tcMar>
-          </w:tcPr>
-          <w:p>
-            <w:r>
-              <w:rPr>
-                <w:rFonts w:ascii="BIZ UDPゴシック" w:cs="BIZ UDPゴシック" w:eastAsia="BIZ UDPゴシック" w:hAnsi="BIZ UDPゴシック"/>
-                <w:b w:val="false"/>
-                <w:bCs w:val="false"/>
-                <w:sz w:val="18"/>
-                <w:szCs w:val="18"/>
-              </w:rPr>
-              <w:t xml:space="preserve">~$1,204/月</w:t>
-            </w:r>
-          </w:p>
-        </w:tc>
-        <w:tc>
-          <w:tcPr>
-            <w:tcW w:type="dxa" w:w="1134"/>
-            <w:tcBorders>
-              <w:top w:val="single" w:color="CCCCCC" w:sz="4"/>
-              <w:left w:val="single" w:color="CCCCCC" w:sz="4"/>
-              <w:bottom w:val="single" w:color="CCCCCC" w:sz="4"/>
-              <w:right w:val="single" w:color="CCCCCC" w:sz="4"/>
-            </w:tcBorders>
-            <w:shd w:fill="FFFFFF" w:val="clear"/>
-            <w:tcMar>
-              <w:top w:type="dxa" w:w="60"/>
-              <w:left w:type="dxa" w:w="100"/>
-              <w:bottom w:type="dxa" w:w="60"/>
-              <w:right w:type="dxa" w:w="100"/>
-            </w:tcMar>
-          </w:tcPr>
-          <w:p>
-            <w:r>
-              <w:rPr>
-                <w:rFonts w:ascii="BIZ UDPゴシック" w:cs="BIZ UDPゴシック" w:eastAsia="BIZ UDPゴシック" w:hAnsi="BIZ UDPゴシック"/>
-                <w:b w:val="false"/>
-                <w:bCs w:val="false"/>
-                <w:sz w:val="18"/>
-                <w:szCs w:val="18"/>
-              </w:rPr>
-              <w:t xml:space="preserve">▲$1,004/月</w:t>
-            </w:r>
-          </w:p>
-        </w:tc>
-        <w:tc>
-          <w:tcPr>
-            <w:tcW w:type="dxa" w:w="1417"/>
-            <w:tcBorders>
-              <w:top w:val="single" w:color="CCCCCC" w:sz="4"/>
-              <w:left w:val="single" w:color="CCCCCC" w:sz="4"/>
-              <w:bottom w:val="single" w:color="CCCCCC" w:sz="4"/>
-              <w:right w:val="single" w:color="CCCCCC" w:sz="4"/>
-            </w:tcBorders>
-            <w:shd w:fill="FFFFFF" w:val="clear"/>
-            <w:tcMar>
-              <w:top w:type="dxa" w:w="60"/>
-              <w:left w:type="dxa" w:w="100"/>
-              <w:bottom w:type="dxa" w:w="60"/>
-              <w:right w:type="dxa" w:w="100"/>
-            </w:tcMar>
-          </w:tcPr>
-          <w:p>
-            <w:r>
-              <w:rPr>
-                <w:rFonts w:ascii="BIZ UDPゴシック" w:cs="BIZ UDPゴシック" w:eastAsia="BIZ UDPゴシック" w:hAnsi="BIZ UDPゴシック"/>
-                <w:b w:val="false"/>
-                <w:bCs w:val="false"/>
-                <w:sz w:val="18"/>
-                <w:szCs w:val="18"/>
-              </w:rPr>
-              <w:t xml:space="preserve">▲$12,044/年</w:t>
+              <w:t xml:space="preserve">echo "instance-1 変更完了"</w:t>
             </w:r>
           </w:p>
         </w:tc>
@@ -6224,6 +5718,7 @@
                 <w:rFonts w:ascii="BIZ UDPゴシック" w:cs="BIZ UDPゴシック" w:eastAsia="BIZ UDPゴシック" w:hAnsi="BIZ UDPゴシック"/>
                 <w:b/>
                 <w:bCs/>
+                <w:color w:val="000000"/>
                 <w:sz w:val="18"/>
                 <w:szCs w:val="18"/>
               </w:rPr>
@@ -6254,6 +5749,7 @@
                 <w:rFonts w:ascii="BIZ UDPゴシック" w:cs="BIZ UDPゴシック" w:eastAsia="BIZ UDPゴシック" w:hAnsi="BIZ UDPゴシック"/>
                 <w:b/>
                 <w:bCs/>
+                <w:color w:val="000000"/>
                 <w:sz w:val="18"/>
                 <w:szCs w:val="18"/>
               </w:rPr>
@@ -6284,6 +5780,7 @@
                 <w:rFonts w:ascii="BIZ UDPゴシック" w:cs="BIZ UDPゴシック" w:eastAsia="BIZ UDPゴシック" w:hAnsi="BIZ UDPゴシック"/>
                 <w:b/>
                 <w:bCs/>
+                <w:color w:val="000000"/>
                 <w:sz w:val="18"/>
                 <w:szCs w:val="18"/>
               </w:rPr>
@@ -6314,6 +5811,7 @@
                 <w:rFonts w:ascii="BIZ UDPゴシック" w:cs="BIZ UDPゴシック" w:eastAsia="BIZ UDPゴシック" w:hAnsi="BIZ UDPゴシック"/>
                 <w:b/>
                 <w:bCs/>
+                <w:color w:val="000000"/>
                 <w:sz w:val="18"/>
                 <w:szCs w:val="18"/>
               </w:rPr>
@@ -6349,6 +5847,7 @@
                 <w:rFonts w:ascii="BIZ UDPゴシック" w:cs="BIZ UDPゴシック" w:eastAsia="BIZ UDPゴシック" w:hAnsi="BIZ UDPゴシック"/>
                 <w:b w:val="false"/>
                 <w:bCs w:val="false"/>
+                <w:color w:val="000000"/>
                 <w:sz w:val="18"/>
                 <w:szCs w:val="18"/>
               </w:rPr>
@@ -6374,16 +5873,55 @@
             </w:tcMar>
           </w:tcPr>
           <w:p>
-            <w:r>
-              <w:rPr>
-                <w:rFonts w:ascii="BIZ UDPゴシック" w:cs="BIZ UDPゴシック" w:eastAsia="BIZ UDPゴシック" w:hAnsi="BIZ UDPゴシック"/>
-                <w:b w:val="false"/>
-                <w:bCs w:val="false"/>
-                <w:sz w:val="18"/>
-                <w:szCs w:val="18"/>
-              </w:rPr>
-              <w:t xml:space="preserve">No.1（Reader変更）後: instance-2 のクラスが db.r5.xlarge に変更されていることを確認
-▶ aws rds describe-db-instances --region ap-northeast-1 --db-instance-identifier ksm-posprd-db-instance-2 --query 'DBInstances[0].{Class:DBInstanceClass,Status:DBInstanceStatus}' --output table</w:t>
+            <w:pPr>
+              <w:spacing w:before="0" w:after="0"/>
+            </w:pPr>
+            <w:r>
+              <w:rPr>
+                <w:rFonts w:ascii="BIZ UDPゴシック" w:cs="BIZ UDPゴシック" w:eastAsia="BIZ UDPゴシック" w:hAnsi="BIZ UDPゴシック"/>
+                <w:sz w:val="18"/>
+                <w:szCs w:val="18"/>
+              </w:rPr>
+              <w:t xml:space="preserve">instance-2 が db.r5.xlarge に変更されていることを確認</w:t>
+            </w:r>
+          </w:p>
+          <w:p>
+            <w:pPr>
+              <w:spacing w:before="0" w:after="0"/>
+            </w:pPr>
+            <w:r>
+              <w:rPr>
+                <w:rFonts w:ascii="BIZ UDPゴシック" w:cs="BIZ UDPゴシック" w:eastAsia="BIZ UDPゴシック" w:hAnsi="BIZ UDPゴシック"/>
+                <w:sz w:val="18"/>
+                <w:szCs w:val="18"/>
+              </w:rPr>
+              <w:t xml:space="preserve">▶ aws rds describe-db-instances --region ap-northeast-1 \</w:t>
+            </w:r>
+          </w:p>
+          <w:p>
+            <w:pPr>
+              <w:spacing w:before="0" w:after="0"/>
+            </w:pPr>
+            <w:r>
+              <w:rPr>
+                <w:rFonts w:ascii="BIZ UDPゴシック" w:cs="BIZ UDPゴシック" w:eastAsia="BIZ UDPゴシック" w:hAnsi="BIZ UDPゴシック"/>
+                <w:sz w:val="18"/>
+                <w:szCs w:val="18"/>
+              </w:rPr>
+              <w:t xml:space="preserve">    --db-instance-identifier ksm-posprd-db-instance-2 \</w:t>
+            </w:r>
+          </w:p>
+          <w:p>
+            <w:pPr>
+              <w:spacing w:before="0" w:after="0"/>
+            </w:pPr>
+            <w:r>
+              <w:rPr>
+                <w:rFonts w:ascii="BIZ UDPゴシック" w:cs="BIZ UDPゴシック" w:eastAsia="BIZ UDPゴシック" w:hAnsi="BIZ UDPゴシック"/>
+                <w:sz w:val="18"/>
+                <w:szCs w:val="18"/>
+              </w:rPr>
+              <w:t xml:space="preserve">    --query "DBInstances[0].DBInstanceClass" --output text</w:t>
             </w:r>
           </w:p>
         </w:tc>
@@ -6405,15 +5943,16 @@
             </w:tcMar>
           </w:tcPr>
           <w:p>
-            <w:r>
-              <w:rPr>
-                <w:rFonts w:ascii="BIZ UDPゴシック" w:cs="BIZ UDPゴシック" w:eastAsia="BIZ UDPゴシック" w:hAnsi="BIZ UDPゴシック"/>
-                <w:b w:val="false"/>
-                <w:bCs w:val="false"/>
-                <w:sz w:val="18"/>
-                <w:szCs w:val="18"/>
-              </w:rPr>
-              <w:t xml:space="preserve">DBInstanceClass = db.r5.xlarge、DBInstanceStatus = available</w:t>
+            <w:pPr>
+              <w:spacing w:before="0" w:after="0"/>
+            </w:pPr>
+            <w:r>
+              <w:rPr>
+                <w:rFonts w:ascii="BIZ UDPゴシック" w:cs="BIZ UDPゴシック" w:eastAsia="BIZ UDPゴシック" w:hAnsi="BIZ UDPゴシック"/>
+                <w:sz w:val="18"/>
+                <w:szCs w:val="18"/>
+              </w:rPr>
+              <w:t xml:space="preserve">db.r5.xlarge と表示される</w:t>
             </w:r>
           </w:p>
         </w:tc>
@@ -6440,6 +5979,7 @@
                 <w:rFonts w:ascii="BIZ UDPゴシック" w:cs="BIZ UDPゴシック" w:eastAsia="BIZ UDPゴシック" w:hAnsi="BIZ UDPゴシック"/>
                 <w:b w:val="false"/>
                 <w:bCs w:val="false"/>
+                <w:color w:val="000000"/>
                 <w:sz w:val="18"/>
                 <w:szCs w:val="18"/>
               </w:rPr>
@@ -6475,6 +6015,7 @@
                 <w:rFonts w:ascii="BIZ UDPゴシック" w:cs="BIZ UDPゴシック" w:eastAsia="BIZ UDPゴシック" w:hAnsi="BIZ UDPゴシック"/>
                 <w:b w:val="false"/>
                 <w:bCs w:val="false"/>
+                <w:color w:val="000000"/>
                 <w:sz w:val="18"/>
                 <w:szCs w:val="18"/>
               </w:rPr>
@@ -6500,15 +6041,55 @@
             </w:tcMar>
           </w:tcPr>
           <w:p>
-            <w:r>
-              <w:rPr>
-                <w:rFonts w:ascii="BIZ UDPゴシック" w:cs="BIZ UDPゴシック" w:eastAsia="BIZ UDPゴシック" w:hAnsi="BIZ UDPゴシック"/>
-                <w:b w:val="false"/>
-                <w:bCs w:val="false"/>
-                <w:sz w:val="18"/>
-                <w:szCs w:val="18"/>
-              </w:rPr>
-              <w:t xml:space="preserve">Reader変更後: 読み取り系Lambda（get-sync-store）が正常に動作することをCloudWatchログで確認</w:t>
+            <w:pPr>
+              <w:spacing w:before="0" w:after="0"/>
+            </w:pPr>
+            <w:r>
+              <w:rPr>
+                <w:rFonts w:ascii="BIZ UDPゴシック" w:cs="BIZ UDPゴシック" w:eastAsia="BIZ UDPゴシック" w:hAnsi="BIZ UDPゴシック"/>
+                <w:sz w:val="18"/>
+                <w:szCs w:val="18"/>
+              </w:rPr>
+              <w:t xml:space="preserve">instance-1 が db.r5.xlarge に変更されていることを確認</w:t>
+            </w:r>
+          </w:p>
+          <w:p>
+            <w:pPr>
+              <w:spacing w:before="0" w:after="0"/>
+            </w:pPr>
+            <w:r>
+              <w:rPr>
+                <w:rFonts w:ascii="BIZ UDPゴシック" w:cs="BIZ UDPゴシック" w:eastAsia="BIZ UDPゴシック" w:hAnsi="BIZ UDPゴシック"/>
+                <w:sz w:val="18"/>
+                <w:szCs w:val="18"/>
+              </w:rPr>
+              <w:t xml:space="preserve">▶ aws rds describe-db-instances --region ap-northeast-1 \</w:t>
+            </w:r>
+          </w:p>
+          <w:p>
+            <w:pPr>
+              <w:spacing w:before="0" w:after="0"/>
+            </w:pPr>
+            <w:r>
+              <w:rPr>
+                <w:rFonts w:ascii="BIZ UDPゴシック" w:cs="BIZ UDPゴシック" w:eastAsia="BIZ UDPゴシック" w:hAnsi="BIZ UDPゴシック"/>
+                <w:sz w:val="18"/>
+                <w:szCs w:val="18"/>
+              </w:rPr>
+              <w:t xml:space="preserve">    --db-instance-identifier ksm-posprd-db-instance-1 \</w:t>
+            </w:r>
+          </w:p>
+          <w:p>
+            <w:pPr>
+              <w:spacing w:before="0" w:after="0"/>
+            </w:pPr>
+            <w:r>
+              <w:rPr>
+                <w:rFonts w:ascii="BIZ UDPゴシック" w:cs="BIZ UDPゴシック" w:eastAsia="BIZ UDPゴシック" w:hAnsi="BIZ UDPゴシック"/>
+                <w:sz w:val="18"/>
+                <w:szCs w:val="18"/>
+              </w:rPr>
+              <w:t xml:space="preserve">    --query "DBInstances[0].DBInstanceClass" --output text</w:t>
             </w:r>
           </w:p>
         </w:tc>
@@ -6530,15 +6111,16 @@
             </w:tcMar>
           </w:tcPr>
           <w:p>
-            <w:r>
-              <w:rPr>
-                <w:rFonts w:ascii="BIZ UDPゴシック" w:cs="BIZ UDPゴシック" w:eastAsia="BIZ UDPゴシック" w:hAnsi="BIZ UDPゴシック"/>
-                <w:b w:val="false"/>
-                <w:bCs w:val="false"/>
-                <w:sz w:val="18"/>
-                <w:szCs w:val="18"/>
-              </w:rPr>
-              <w:t xml:space="preserve">Lambda実行ログにエラーなし、DB接続・SELECT処理が正常完了</w:t>
+            <w:pPr>
+              <w:spacing w:before="0" w:after="0"/>
+            </w:pPr>
+            <w:r>
+              <w:rPr>
+                <w:rFonts w:ascii="BIZ UDPゴシック" w:cs="BIZ UDPゴシック" w:eastAsia="BIZ UDPゴシック" w:hAnsi="BIZ UDPゴシック"/>
+                <w:sz w:val="18"/>
+                <w:szCs w:val="18"/>
+              </w:rPr>
+              <w:t xml:space="preserve">db.r5.xlarge と表示される</w:t>
             </w:r>
           </w:p>
         </w:tc>
@@ -6565,6 +6147,7 @@
                 <w:rFonts w:ascii="BIZ UDPゴシック" w:cs="BIZ UDPゴシック" w:eastAsia="BIZ UDPゴシック" w:hAnsi="BIZ UDPゴシック"/>
                 <w:b w:val="false"/>
                 <w:bCs w:val="false"/>
+                <w:color w:val="000000"/>
                 <w:sz w:val="18"/>
                 <w:szCs w:val="18"/>
               </w:rPr>
@@ -6600,6 +6183,7 @@
                 <w:rFonts w:ascii="BIZ UDPゴシック" w:cs="BIZ UDPゴシック" w:eastAsia="BIZ UDPゴシック" w:hAnsi="BIZ UDPゴシック"/>
                 <w:b w:val="false"/>
                 <w:bCs w:val="false"/>
+                <w:color w:val="000000"/>
                 <w:sz w:val="18"/>
                 <w:szCs w:val="18"/>
               </w:rPr>
@@ -6625,15 +6209,29 @@
             </w:tcMar>
           </w:tcPr>
           <w:p>
-            <w:r>
-              <w:rPr>
-                <w:rFonts w:ascii="BIZ UDPゴシック" w:cs="BIZ UDPゴシック" w:eastAsia="BIZ UDPゴシック" w:hAnsi="BIZ UDPゴシック"/>
-                <w:b w:val="false"/>
-                <w:bCs w:val="false"/>
-                <w:sz w:val="18"/>
-                <w:szCs w:val="18"/>
-              </w:rPr>
-              <w:t xml:space="preserve">No.2（Writer変更）後: instance-1 のクラスが db.r5.xlarge に変更されていることを確認</w:t>
+            <w:pPr>
+              <w:spacing w:before="0" w:after="0"/>
+            </w:pPr>
+            <w:r>
+              <w:rPr>
+                <w:rFonts w:ascii="BIZ UDPゴシック" w:cs="BIZ UDPゴシック" w:eastAsia="BIZ UDPゴシック" w:hAnsi="BIZ UDPゴシック"/>
+                <w:sz w:val="18"/>
+                <w:szCs w:val="18"/>
+              </w:rPr>
+              <w:t xml:space="preserve">変更後にLambda・バッチ処理が正常稼働することを確認</w:t>
+            </w:r>
+          </w:p>
+          <w:p>
+            <w:pPr>
+              <w:spacing w:before="0" w:after="0"/>
+            </w:pPr>
+            <w:r>
+              <w:rPr>
+                <w:rFonts w:ascii="BIZ UDPゴシック" w:cs="BIZ UDPゴシック" w:eastAsia="BIZ UDPゴシック" w:hAnsi="BIZ UDPゴシック"/>
+                <w:sz w:val="18"/>
+                <w:szCs w:val="18"/>
+              </w:rPr>
+              <w:t xml:space="preserve">（EventBridge トリガー後のCloudWatchログを確認）</w:t>
             </w:r>
           </w:p>
         </w:tc>
@@ -6655,15 +6253,29 @@
             </w:tcMar>
           </w:tcPr>
           <w:p>
-            <w:r>
-              <w:rPr>
-                <w:rFonts w:ascii="BIZ UDPゴシック" w:cs="BIZ UDPゴシック" w:eastAsia="BIZ UDPゴシック" w:hAnsi="BIZ UDPゴシック"/>
-                <w:b w:val="false"/>
-                <w:bCs w:val="false"/>
-                <w:sz w:val="18"/>
-                <w:szCs w:val="18"/>
-              </w:rPr>
-              <w:t xml:space="preserve">DBInstanceClass = db.r5.xlarge、DBInstanceStatus = available</w:t>
+            <w:pPr>
+              <w:spacing w:before="0" w:after="0"/>
+            </w:pPr>
+            <w:r>
+              <w:rPr>
+                <w:rFonts w:ascii="BIZ UDPゴシック" w:cs="BIZ UDPゴシック" w:eastAsia="BIZ UDPゴシック" w:hAnsi="BIZ UDPゴシック"/>
+                <w:sz w:val="18"/>
+                <w:szCs w:val="18"/>
+              </w:rPr>
+              <w:t xml:space="preserve">エラーログなし</w:t>
+            </w:r>
+          </w:p>
+          <w:p>
+            <w:pPr>
+              <w:spacing w:before="0" w:after="0"/>
+            </w:pPr>
+            <w:r>
+              <w:rPr>
+                <w:rFonts w:ascii="BIZ UDPゴシック" w:cs="BIZ UDPゴシック" w:eastAsia="BIZ UDPゴシック" w:hAnsi="BIZ UDPゴシック"/>
+                <w:sz w:val="18"/>
+                <w:szCs w:val="18"/>
+              </w:rPr>
+              <w:t xml:space="preserve">SUCCEEDED が出力される</w:t>
             </w:r>
           </w:p>
         </w:tc>
@@ -6690,6 +6302,7 @@
                 <w:rFonts w:ascii="BIZ UDPゴシック" w:cs="BIZ UDPゴシック" w:eastAsia="BIZ UDPゴシック" w:hAnsi="BIZ UDPゴシック"/>
                 <w:b w:val="false"/>
                 <w:bCs w:val="false"/>
+                <w:color w:val="000000"/>
                 <w:sz w:val="18"/>
                 <w:szCs w:val="18"/>
               </w:rPr>
@@ -6725,6 +6338,7 @@
                 <w:rFonts w:ascii="BIZ UDPゴシック" w:cs="BIZ UDPゴシック" w:eastAsia="BIZ UDPゴシック" w:hAnsi="BIZ UDPゴシック"/>
                 <w:b w:val="false"/>
                 <w:bCs w:val="false"/>
+                <w:color w:val="000000"/>
                 <w:sz w:val="18"/>
                 <w:szCs w:val="18"/>
               </w:rPr>
@@ -6750,15 +6364,16 @@
             </w:tcMar>
           </w:tcPr>
           <w:p>
-            <w:r>
-              <w:rPr>
-                <w:rFonts w:ascii="BIZ UDPゴシック" w:cs="BIZ UDPゴシック" w:eastAsia="BIZ UDPゴシック" w:hAnsi="BIZ UDPゴシック"/>
-                <w:b w:val="false"/>
-                <w:bCs w:val="false"/>
-                <w:sz w:val="18"/>
-                <w:szCs w:val="18"/>
-              </w:rPr>
-              <w:t xml:space="preserve">日次バッチ（JST 21:25）の翌朝に書き込み系Lambda（sg-import-data等）が正常完了していることを確認</w:t>
+            <w:pPr>
+              <w:spacing w:before="0" w:after="0"/>
+            </w:pPr>
+            <w:r>
+              <w:rPr>
+                <w:rFonts w:ascii="BIZ UDPゴシック" w:cs="BIZ UDPゴシック" w:eastAsia="BIZ UDPゴシック" w:hAnsi="BIZ UDPゴシック"/>
+                <w:sz w:val="18"/>
+                <w:szCs w:val="18"/>
+              </w:rPr>
+              <w:t xml:space="preserve">翌月 Cost Explorer で AWS/RDS のコストが削減されていることを確認</w:t>
             </w:r>
           </w:p>
         </w:tc>
@@ -6780,15 +6395,16 @@
             </w:tcMar>
           </w:tcPr>
           <w:p>
-            <w:r>
-              <w:rPr>
-                <w:rFonts w:ascii="BIZ UDPゴシック" w:cs="BIZ UDPゴシック" w:eastAsia="BIZ UDPゴシック" w:hAnsi="BIZ UDPゴシック"/>
-                <w:b w:val="false"/>
-                <w:bCs w:val="false"/>
-                <w:sz w:val="18"/>
-                <w:szCs w:val="18"/>
-              </w:rPr>
-              <w:t xml:space="preserve">バッチ処理が正常完了し、DB書き込みエラーなし</w:t>
+            <w:pPr>
+              <w:spacing w:before="0" w:after="0"/>
+            </w:pPr>
+            <w:r>
+              <w:rPr>
+                <w:rFonts w:ascii="BIZ UDPゴシック" w:cs="BIZ UDPゴシック" w:eastAsia="BIZ UDPゴシック" w:hAnsi="BIZ UDPゴシック"/>
+                <w:sz w:val="18"/>
+                <w:szCs w:val="18"/>
+              </w:rPr>
+              <w:t xml:space="preserve">月額 ~$1,204（現状比 -$1,004）</w:t>
             </w:r>
           </w:p>
         </w:tc>
@@ -6815,131 +6431,7 @@
                 <w:rFonts w:ascii="BIZ UDPゴシック" w:cs="BIZ UDPゴシック" w:eastAsia="BIZ UDPゴシック" w:hAnsi="BIZ UDPゴシック"/>
                 <w:b w:val="false"/>
                 <w:bCs w:val="false"/>
-                <w:sz w:val="18"/>
-                <w:szCs w:val="18"/>
-              </w:rPr>
-              <w:t xml:space="preserve"/>
-            </w:r>
-          </w:p>
-        </w:tc>
-      </w:tr>
-      <w:tr>
-        <w:trPr>
-          <w:cantSplit/>
-        </w:trPr>
-        <w:tc>
-          <w:tcPr>
-            <w:tcW w:type="dxa" w:w="567"/>
-            <w:tcBorders>
-              <w:top w:val="single" w:color="CCCCCC" w:sz="4"/>
-              <w:left w:val="single" w:color="CCCCCC" w:sz="4"/>
-              <w:bottom w:val="single" w:color="CCCCCC" w:sz="4"/>
-              <w:right w:val="single" w:color="CCCCCC" w:sz="4"/>
-            </w:tcBorders>
-            <w:shd w:fill="FFFFFF" w:val="clear"/>
-            <w:tcMar>
-              <w:top w:type="dxa" w:w="60"/>
-              <w:left w:type="dxa" w:w="100"/>
-              <w:bottom w:type="dxa" w:w="60"/>
-              <w:right w:type="dxa" w:w="100"/>
-            </w:tcMar>
-          </w:tcPr>
-          <w:p>
-            <w:r>
-              <w:rPr>
-                <w:rFonts w:ascii="BIZ UDPゴシック" w:cs="BIZ UDPゴシック" w:eastAsia="BIZ UDPゴシック" w:hAnsi="BIZ UDPゴシック"/>
-                <w:b w:val="false"/>
-                <w:bCs w:val="false"/>
-                <w:sz w:val="18"/>
-                <w:szCs w:val="18"/>
-              </w:rPr>
-              <w:t xml:space="preserve">5</w:t>
-            </w:r>
-          </w:p>
-        </w:tc>
-        <w:tc>
-          <w:tcPr>
-            <w:tcW w:type="dxa" w:w="4536"/>
-            <w:tcBorders>
-              <w:top w:val="single" w:color="CCCCCC" w:sz="4"/>
-              <w:left w:val="single" w:color="CCCCCC" w:sz="4"/>
-              <w:bottom w:val="single" w:color="CCCCCC" w:sz="4"/>
-              <w:right w:val="single" w:color="CCCCCC" w:sz="4"/>
-            </w:tcBorders>
-            <w:shd w:fill="FFFFFF" w:val="clear"/>
-            <w:tcMar>
-              <w:top w:type="dxa" w:w="60"/>
-              <w:left w:type="dxa" w:w="100"/>
-              <w:bottom w:type="dxa" w:w="60"/>
-              <w:right w:type="dxa" w:w="100"/>
-            </w:tcMar>
-          </w:tcPr>
-          <w:p>
-            <w:r>
-              <w:rPr>
-                <w:rFonts w:ascii="BIZ UDPゴシック" w:cs="BIZ UDPゴシック" w:eastAsia="BIZ UDPゴシック" w:hAnsi="BIZ UDPゴシック"/>
-                <w:b w:val="false"/>
-                <w:bCs w:val="false"/>
-                <w:sz w:val="18"/>
-                <w:szCs w:val="18"/>
-              </w:rPr>
-              <w:t xml:space="preserve">翌月 Cost Explorer で RDS のコストが削減されていることを確認</w:t>
-            </w:r>
-          </w:p>
-        </w:tc>
-        <w:tc>
-          <w:tcPr>
-            <w:tcW w:type="dxa" w:w="2268"/>
-            <w:tcBorders>
-              <w:top w:val="single" w:color="CCCCCC" w:sz="4"/>
-              <w:left w:val="single" w:color="CCCCCC" w:sz="4"/>
-              <w:bottom w:val="single" w:color="CCCCCC" w:sz="4"/>
-              <w:right w:val="single" w:color="CCCCCC" w:sz="4"/>
-            </w:tcBorders>
-            <w:shd w:fill="FFFFFF" w:val="clear"/>
-            <w:tcMar>
-              <w:top w:type="dxa" w:w="60"/>
-              <w:left w:type="dxa" w:w="100"/>
-              <w:bottom w:type="dxa" w:w="60"/>
-              <w:right w:type="dxa" w:w="100"/>
-            </w:tcMar>
-          </w:tcPr>
-          <w:p>
-            <w:r>
-              <w:rPr>
-                <w:rFonts w:ascii="BIZ UDPゴシック" w:cs="BIZ UDPゴシック" w:eastAsia="BIZ UDPゴシック" w:hAnsi="BIZ UDPゴシック"/>
-                <w:b w:val="false"/>
-                <w:bCs w:val="false"/>
-                <w:sz w:val="18"/>
-                <w:szCs w:val="18"/>
-              </w:rPr>
-              <w:t xml:space="preserve">RDS Aurora の月額が $1,200〜$1,250 に減少</w:t>
-            </w:r>
-          </w:p>
-        </w:tc>
-        <w:tc>
-          <w:tcPr>
-            <w:tcW w:type="dxa" w:w="1133"/>
-            <w:tcBorders>
-              <w:top w:val="single" w:color="CCCCCC" w:sz="4"/>
-              <w:left w:val="single" w:color="CCCCCC" w:sz="4"/>
-              <w:bottom w:val="single" w:color="CCCCCC" w:sz="4"/>
-              <w:right w:val="single" w:color="CCCCCC" w:sz="4"/>
-            </w:tcBorders>
-            <w:shd w:fill="FFFFFF" w:val="clear"/>
-            <w:tcMar>
-              <w:top w:type="dxa" w:w="60"/>
-              <w:left w:type="dxa" w:w="100"/>
-              <w:bottom w:type="dxa" w:w="60"/>
-              <w:right w:type="dxa" w:w="100"/>
-            </w:tcMar>
-          </w:tcPr>
-          <w:p>
-            <w:r>
-              <w:rPr>
-                <w:rFonts w:ascii="BIZ UDPゴシック" w:cs="BIZ UDPゴシック" w:eastAsia="BIZ UDPゴシック" w:hAnsi="BIZ UDPゴシック"/>
-                <w:b w:val="false"/>
-                <w:bCs w:val="false"/>
+                <w:color w:val="000000"/>
                 <w:sz w:val="18"/>
                 <w:szCs w:val="18"/>
               </w:rPr>
@@ -6959,7 +6451,7 @@
           <w:sz w:val="18"/>
           <w:szCs w:val="18"/>
         </w:rPr>
-        <w:t xml:space="preserve">→ 全テスト完了後、結果欄を記入して Thanh Nguyên へ提出すること。</w:t>
+        <w:t xml:space="preserve">→ 全テスト完了後、結果欄（OK/NG）を記入して Thanh Nguyên へ提出すること。</w:t>
       </w:r>
     </w:p>
     <w:p>
@@ -6974,1023 +6466,22 @@
           <w:sz w:val="24"/>
           <w:szCs w:val="24"/>
         </w:rPr>
-        <w:t xml:space="preserve">6. 注意事項・リスク</w:t>
+        <w:t xml:space="preserve">6. 切り戻し手順</w:t>
       </w:r>
     </w:p>
-    <w:tbl>
-      <w:tblPr>
-        <w:tblW w:type="dxa" w:w="8504"/>
-        <w:tblBorders>
-          <w:top w:val="single" w:color="auto" w:sz="4"/>
-          <w:left w:val="single" w:color="auto" w:sz="4"/>
-          <w:bottom w:val="single" w:color="auto" w:sz="4"/>
-          <w:right w:val="single" w:color="auto" w:sz="4"/>
-          <w:insideH w:val="single" w:color="auto" w:sz="4"/>
-          <w:insideV w:val="single" w:color="auto" w:sz="4"/>
-        </w:tblBorders>
-      </w:tblPr>
-      <w:tblGrid>
-        <w:gridCol w:w="567"/>
-        <w:gridCol w:w="3401"/>
-        <w:gridCol w:w="4536"/>
-      </w:tblGrid>
-      <w:tr>
-        <w:trPr>
-          <w:cantSplit/>
-        </w:trPr>
-        <w:tc>
-          <w:tcPr>
-            <w:tcW w:type="dxa" w:w="567"/>
-            <w:tcBorders>
-              <w:top w:val="single" w:color="CCCCCC" w:sz="4"/>
-              <w:left w:val="single" w:color="CCCCCC" w:sz="4"/>
-              <w:bottom w:val="single" w:color="CCCCCC" w:sz="4"/>
-              <w:right w:val="single" w:color="CCCCCC" w:sz="4"/>
-            </w:tcBorders>
-            <w:shd w:fill="F5F5F5" w:val="clear"/>
-            <w:tcMar>
-              <w:top w:type="dxa" w:w="60"/>
-              <w:left w:type="dxa" w:w="100"/>
-              <w:bottom w:type="dxa" w:w="60"/>
-              <w:right w:type="dxa" w:w="100"/>
-            </w:tcMar>
-          </w:tcPr>
-          <w:p>
-            <w:r>
-              <w:rPr>
-                <w:rFonts w:ascii="BIZ UDPゴシック" w:cs="BIZ UDPゴシック" w:eastAsia="BIZ UDPゴシック" w:hAnsi="BIZ UDPゴシック"/>
-                <w:b/>
-                <w:bCs/>
-                <w:sz w:val="18"/>
-                <w:szCs w:val="18"/>
-              </w:rPr>
-              <w:t xml:space="preserve">優先度</w:t>
-            </w:r>
-          </w:p>
-        </w:tc>
-        <w:tc>
-          <w:tcPr>
-            <w:tcW w:type="dxa" w:w="3401"/>
-            <w:tcBorders>
-              <w:top w:val="single" w:color="CCCCCC" w:sz="4"/>
-              <w:left w:val="single" w:color="CCCCCC" w:sz="4"/>
-              <w:bottom w:val="single" w:color="CCCCCC" w:sz="4"/>
-              <w:right w:val="single" w:color="CCCCCC" w:sz="4"/>
-            </w:tcBorders>
-            <w:shd w:fill="F5F5F5" w:val="clear"/>
-            <w:tcMar>
-              <w:top w:type="dxa" w:w="60"/>
-              <w:left w:type="dxa" w:w="100"/>
-              <w:bottom w:type="dxa" w:w="60"/>
-              <w:right w:type="dxa" w:w="100"/>
-            </w:tcMar>
-          </w:tcPr>
-          <w:p>
-            <w:r>
-              <w:rPr>
-                <w:rFonts w:ascii="BIZ UDPゴシック" w:cs="BIZ UDPゴシック" w:eastAsia="BIZ UDPゴシック" w:hAnsi="BIZ UDPゴシック"/>
-                <w:b/>
-                <w:bCs/>
-                <w:sz w:val="18"/>
-                <w:szCs w:val="18"/>
-              </w:rPr>
-              <w:t xml:space="preserve">リスク・注意事項</w:t>
-            </w:r>
-          </w:p>
-        </w:tc>
-        <w:tc>
-          <w:tcPr>
-            <w:tcW w:type="dxa" w:w="4536"/>
-            <w:tcBorders>
-              <w:top w:val="single" w:color="CCCCCC" w:sz="4"/>
-              <w:left w:val="single" w:color="CCCCCC" w:sz="4"/>
-              <w:bottom w:val="single" w:color="CCCCCC" w:sz="4"/>
-              <w:right w:val="single" w:color="CCCCCC" w:sz="4"/>
-            </w:tcBorders>
-            <w:shd w:fill="F5F5F5" w:val="clear"/>
-            <w:tcMar>
-              <w:top w:type="dxa" w:w="60"/>
-              <w:left w:type="dxa" w:w="100"/>
-              <w:bottom w:type="dxa" w:w="60"/>
-              <w:right w:type="dxa" w:w="100"/>
-            </w:tcMar>
-          </w:tcPr>
-          <w:p>
-            <w:r>
-              <w:rPr>
-                <w:rFonts w:ascii="BIZ UDPゴシック" w:cs="BIZ UDPゴシック" w:eastAsia="BIZ UDPゴシック" w:hAnsi="BIZ UDPゴシック"/>
-                <w:b/>
-                <w:bCs/>
-                <w:sz w:val="18"/>
-                <w:szCs w:val="18"/>
-              </w:rPr>
-              <w:t xml:space="preserve">対策</w:t>
-            </w:r>
-          </w:p>
-        </w:tc>
-      </w:tr>
-      <w:tr>
-        <w:trPr>
-          <w:cantSplit/>
-        </w:trPr>
-        <w:tc>
-          <w:tcPr>
-            <w:tcW w:type="dxa" w:w="567"/>
-            <w:tcBorders>
-              <w:top w:val="single" w:color="CCCCCC" w:sz="4"/>
-              <w:left w:val="single" w:color="CCCCCC" w:sz="4"/>
-              <w:bottom w:val="single" w:color="CCCCCC" w:sz="4"/>
-              <w:right w:val="single" w:color="CCCCCC" w:sz="4"/>
-            </w:tcBorders>
-            <w:shd w:fill="FFFFFF" w:val="clear"/>
-            <w:tcMar>
-              <w:top w:type="dxa" w:w="60"/>
-              <w:left w:type="dxa" w:w="100"/>
-              <w:bottom w:type="dxa" w:w="60"/>
-              <w:right w:type="dxa" w:w="100"/>
-            </w:tcMar>
-          </w:tcPr>
-          <w:p>
-            <w:r>
-              <w:rPr>
-                <w:rFonts w:ascii="BIZ UDPゴシック" w:cs="BIZ UDPゴシック" w:eastAsia="BIZ UDPゴシック" w:hAnsi="BIZ UDPゴシック"/>
-                <w:b w:val="false"/>
-                <w:bCs w:val="false"/>
-                <w:sz w:val="18"/>
-                <w:szCs w:val="18"/>
-              </w:rPr>
-              <w:t xml:space="preserve">高</w:t>
-            </w:r>
-          </w:p>
-        </w:tc>
-        <w:tc>
-          <w:tcPr>
-            <w:tcW w:type="dxa" w:w="3401"/>
-            <w:tcBorders>
-              <w:top w:val="single" w:color="CCCCCC" w:sz="4"/>
-              <w:left w:val="single" w:color="CCCCCC" w:sz="4"/>
-              <w:bottom w:val="single" w:color="CCCCCC" w:sz="4"/>
-              <w:right w:val="single" w:color="CCCCCC" w:sz="4"/>
-            </w:tcBorders>
-            <w:shd w:fill="FFFFFF" w:val="clear"/>
-            <w:tcMar>
-              <w:top w:type="dxa" w:w="60"/>
-              <w:left w:type="dxa" w:w="100"/>
-              <w:bottom w:type="dxa" w:w="60"/>
-              <w:right w:type="dxa" w:w="100"/>
-            </w:tcMar>
-          </w:tcPr>
-          <w:p>
-            <w:r>
-              <w:rPr>
-                <w:rFonts w:ascii="BIZ UDPゴシック" w:cs="BIZ UDPゴシック" w:eastAsia="BIZ UDPゴシック" w:hAnsi="BIZ UDPゴシック"/>
-                <w:b w:val="false"/>
-                <w:bCs w:val="false"/>
-                <w:sz w:val="18"/>
-                <w:szCs w:val="18"/>
-              </w:rPr>
-              <w:t xml:space="preserve">インスタンス変更中に数分間の接続断が発生する</w:t>
-            </w:r>
-          </w:p>
-        </w:tc>
-        <w:tc>
-          <w:tcPr>
-            <w:tcW w:type="dxa" w:w="4536"/>
-            <w:tcBorders>
-              <w:top w:val="single" w:color="CCCCCC" w:sz="4"/>
-              <w:left w:val="single" w:color="CCCCCC" w:sz="4"/>
-              <w:bottom w:val="single" w:color="CCCCCC" w:sz="4"/>
-              <w:right w:val="single" w:color="CCCCCC" w:sz="4"/>
-            </w:tcBorders>
-            <w:shd w:fill="FFFFFF" w:val="clear"/>
-            <w:tcMar>
-              <w:top w:type="dxa" w:w="60"/>
-              <w:left w:type="dxa" w:w="100"/>
-              <w:bottom w:type="dxa" w:w="60"/>
-              <w:right w:type="dxa" w:w="100"/>
-            </w:tcMar>
-          </w:tcPr>
-          <w:p>
-            <w:r>
-              <w:rPr>
-                <w:rFonts w:ascii="BIZ UDPゴシック" w:cs="BIZ UDPゴシック" w:eastAsia="BIZ UDPゴシック" w:hAnsi="BIZ UDPゴシック"/>
-                <w:b w:val="false"/>
-                <w:bCs w:val="false"/>
-                <w:sz w:val="18"/>
-                <w:szCs w:val="18"/>
-              </w:rPr>
-              <w:t xml:space="preserve">メンテナンスウィンドウ（JST 土曜 00:30〜01:00）に実施。カスミ担当者・USMH側に事前通知する</w:t>
-            </w:r>
-          </w:p>
-        </w:tc>
-      </w:tr>
-      <w:tr>
-        <w:trPr>
-          <w:cantSplit/>
-        </w:trPr>
-        <w:tc>
-          <w:tcPr>
-            <w:tcW w:type="dxa" w:w="567"/>
-            <w:tcBorders>
-              <w:top w:val="single" w:color="CCCCCC" w:sz="4"/>
-              <w:left w:val="single" w:color="CCCCCC" w:sz="4"/>
-              <w:bottom w:val="single" w:color="CCCCCC" w:sz="4"/>
-              <w:right w:val="single" w:color="CCCCCC" w:sz="4"/>
-            </w:tcBorders>
-            <w:shd w:fill="FFFFFF" w:val="clear"/>
-            <w:tcMar>
-              <w:top w:type="dxa" w:w="60"/>
-              <w:left w:type="dxa" w:w="100"/>
-              <w:bottom w:type="dxa" w:w="60"/>
-              <w:right w:type="dxa" w:w="100"/>
-            </w:tcMar>
-          </w:tcPr>
-          <w:p>
-            <w:r>
-              <w:rPr>
-                <w:rFonts w:ascii="BIZ UDPゴシック" w:cs="BIZ UDPゴシック" w:eastAsia="BIZ UDPゴシック" w:hAnsi="BIZ UDPゴシック"/>
-                <w:b w:val="false"/>
-                <w:bCs w:val="false"/>
-                <w:sz w:val="18"/>
-                <w:szCs w:val="18"/>
-              </w:rPr>
-              <w:t xml:space="preserve">高</w:t>
-            </w:r>
-          </w:p>
-        </w:tc>
-        <w:tc>
-          <w:tcPr>
-            <w:tcW w:type="dxa" w:w="3401"/>
-            <w:tcBorders>
-              <w:top w:val="single" w:color="CCCCCC" w:sz="4"/>
-              <w:left w:val="single" w:color="CCCCCC" w:sz="4"/>
-              <w:bottom w:val="single" w:color="CCCCCC" w:sz="4"/>
-              <w:right w:val="single" w:color="CCCCCC" w:sz="4"/>
-            </w:tcBorders>
-            <w:shd w:fill="FFFFFF" w:val="clear"/>
-            <w:tcMar>
-              <w:top w:type="dxa" w:w="60"/>
-              <w:left w:type="dxa" w:w="100"/>
-              <w:bottom w:type="dxa" w:w="60"/>
-              <w:right w:type="dxa" w:w="100"/>
-            </w:tcMar>
-          </w:tcPr>
-          <w:p>
-            <w:r>
-              <w:rPr>
-                <w:rFonts w:ascii="BIZ UDPゴシック" w:cs="BIZ UDPゴシック" w:eastAsia="BIZ UDPゴシック" w:hAnsi="BIZ UDPゴシック"/>
-                <w:b w:val="false"/>
-                <w:bCs w:val="false"/>
-                <w:sz w:val="18"/>
-                <w:szCs w:val="18"/>
-              </w:rPr>
-              <w:t xml:space="preserve">バッチ処理（JST 21:25 / 01:25）と変更が重なるとジョブが失敗する</w:t>
-            </w:r>
-          </w:p>
-        </w:tc>
-        <w:tc>
-          <w:tcPr>
-            <w:tcW w:type="dxa" w:w="4536"/>
-            <w:tcBorders>
-              <w:top w:val="single" w:color="CCCCCC" w:sz="4"/>
-              <w:left w:val="single" w:color="CCCCCC" w:sz="4"/>
-              <w:bottom w:val="single" w:color="CCCCCC" w:sz="4"/>
-              <w:right w:val="single" w:color="CCCCCC" w:sz="4"/>
-            </w:tcBorders>
-            <w:shd w:fill="FFFFFF" w:val="clear"/>
-            <w:tcMar>
-              <w:top w:type="dxa" w:w="60"/>
-              <w:left w:type="dxa" w:w="100"/>
-              <w:bottom w:type="dxa" w:w="60"/>
-              <w:right w:type="dxa" w:w="100"/>
-            </w:tcMar>
-          </w:tcPr>
-          <w:p>
-            <w:r>
-              <w:rPr>
-                <w:rFonts w:ascii="BIZ UDPゴシック" w:cs="BIZ UDPゴシック" w:eastAsia="BIZ UDPゴシック" w:hAnsi="BIZ UDPゴシック"/>
-                <w:b w:val="false"/>
-                <w:bCs w:val="false"/>
-                <w:sz w:val="18"/>
-                <w:szCs w:val="18"/>
-              </w:rPr>
-              <w:t xml:space="preserve">実施時刻をバッチ時間帯から離す（JST 09:00〜18:00 推奨）</w:t>
-            </w:r>
-          </w:p>
-        </w:tc>
-      </w:tr>
-      <w:tr>
-        <w:trPr>
-          <w:cantSplit/>
-        </w:trPr>
-        <w:tc>
-          <w:tcPr>
-            <w:tcW w:type="dxa" w:w="567"/>
-            <w:tcBorders>
-              <w:top w:val="single" w:color="CCCCCC" w:sz="4"/>
-              <w:left w:val="single" w:color="CCCCCC" w:sz="4"/>
-              <w:bottom w:val="single" w:color="CCCCCC" w:sz="4"/>
-              <w:right w:val="single" w:color="CCCCCC" w:sz="4"/>
-            </w:tcBorders>
-            <w:shd w:fill="FFFFFF" w:val="clear"/>
-            <w:tcMar>
-              <w:top w:type="dxa" w:w="60"/>
-              <w:left w:type="dxa" w:w="100"/>
-              <w:bottom w:type="dxa" w:w="60"/>
-              <w:right w:type="dxa" w:w="100"/>
-            </w:tcMar>
-          </w:tcPr>
-          <w:p>
-            <w:r>
-              <w:rPr>
-                <w:rFonts w:ascii="BIZ UDPゴシック" w:cs="BIZ UDPゴシック" w:eastAsia="BIZ UDPゴシック" w:hAnsi="BIZ UDPゴシック"/>
-                <w:b w:val="false"/>
-                <w:bCs w:val="false"/>
-                <w:sz w:val="18"/>
-                <w:szCs w:val="18"/>
-              </w:rPr>
-              <w:t xml:space="preserve">中</w:t>
-            </w:r>
-          </w:p>
-        </w:tc>
-        <w:tc>
-          <w:tcPr>
-            <w:tcW w:type="dxa" w:w="3401"/>
-            <w:tcBorders>
-              <w:top w:val="single" w:color="CCCCCC" w:sz="4"/>
-              <w:left w:val="single" w:color="CCCCCC" w:sz="4"/>
-              <w:bottom w:val="single" w:color="CCCCCC" w:sz="4"/>
-              <w:right w:val="single" w:color="CCCCCC" w:sz="4"/>
-            </w:tcBorders>
-            <w:shd w:fill="FFFFFF" w:val="clear"/>
-            <w:tcMar>
-              <w:top w:type="dxa" w:w="60"/>
-              <w:left w:type="dxa" w:w="100"/>
-              <w:bottom w:type="dxa" w:w="60"/>
-              <w:right w:type="dxa" w:w="100"/>
-            </w:tcMar>
-          </w:tcPr>
-          <w:p>
-            <w:r>
-              <w:rPr>
-                <w:rFonts w:ascii="BIZ UDPゴシック" w:cs="BIZ UDPゴシック" w:eastAsia="BIZ UDPゴシック" w:hAnsi="BIZ UDPゴシック"/>
-                <w:b w:val="false"/>
-                <w:bCs w:val="false"/>
-                <w:sz w:val="18"/>
-                <w:szCs w:val="18"/>
-              </w:rPr>
-              <w:t xml:space="preserve">Writerの変更時にAuroraフェイルオーバーが発生する場合がある</w:t>
-            </w:r>
-          </w:p>
-        </w:tc>
-        <w:tc>
-          <w:tcPr>
-            <w:tcW w:type="dxa" w:w="4536"/>
-            <w:tcBorders>
-              <w:top w:val="single" w:color="CCCCCC" w:sz="4"/>
-              <w:left w:val="single" w:color="CCCCCC" w:sz="4"/>
-              <w:bottom w:val="single" w:color="CCCCCC" w:sz="4"/>
-              <w:right w:val="single" w:color="CCCCCC" w:sz="4"/>
-            </w:tcBorders>
-            <w:shd w:fill="FFFFFF" w:val="clear"/>
-            <w:tcMar>
-              <w:top w:type="dxa" w:w="60"/>
-              <w:left w:type="dxa" w:w="100"/>
-              <w:bottom w:type="dxa" w:w="60"/>
-              <w:right w:type="dxa" w:w="100"/>
-            </w:tcMar>
-          </w:tcPr>
-          <w:p>
-            <w:r>
-              <w:rPr>
-                <w:rFonts w:ascii="BIZ UDPゴシック" w:cs="BIZ UDPゴシック" w:eastAsia="BIZ UDPゴシック" w:hAnsi="BIZ UDPゴシック"/>
-                <w:b w:val="false"/>
-                <w:bCs w:val="false"/>
-                <w:sz w:val="18"/>
-                <w:szCs w:val="18"/>
-              </w:rPr>
-              <w:t xml:space="preserve">Readerから先に変更し、動作確認後にWriterを変更する（No.1 → No.2 の順序厳守）</w:t>
-            </w:r>
-          </w:p>
-        </w:tc>
-      </w:tr>
-      <w:tr>
-        <w:trPr>
-          <w:cantSplit/>
-        </w:trPr>
-        <w:tc>
-          <w:tcPr>
-            <w:tcW w:type="dxa" w:w="567"/>
-            <w:tcBorders>
-              <w:top w:val="single" w:color="CCCCCC" w:sz="4"/>
-              <w:left w:val="single" w:color="CCCCCC" w:sz="4"/>
-              <w:bottom w:val="single" w:color="CCCCCC" w:sz="4"/>
-              <w:right w:val="single" w:color="CCCCCC" w:sz="4"/>
-            </w:tcBorders>
-            <w:shd w:fill="FFFFFF" w:val="clear"/>
-            <w:tcMar>
-              <w:top w:type="dxa" w:w="60"/>
-              <w:left w:type="dxa" w:w="100"/>
-              <w:bottom w:type="dxa" w:w="60"/>
-              <w:right w:type="dxa" w:w="100"/>
-            </w:tcMar>
-          </w:tcPr>
-          <w:p>
-            <w:r>
-              <w:rPr>
-                <w:rFonts w:ascii="BIZ UDPゴシック" w:cs="BIZ UDPゴシック" w:eastAsia="BIZ UDPゴシック" w:hAnsi="BIZ UDPゴシック"/>
-                <w:b w:val="false"/>
-                <w:bCs w:val="false"/>
-                <w:sz w:val="18"/>
-                <w:szCs w:val="18"/>
-              </w:rPr>
-              <w:t xml:space="preserve">低</w:t>
-            </w:r>
-          </w:p>
-        </w:tc>
-        <w:tc>
-          <w:tcPr>
-            <w:tcW w:type="dxa" w:w="3401"/>
-            <w:tcBorders>
-              <w:top w:val="single" w:color="CCCCCC" w:sz="4"/>
-              <w:left w:val="single" w:color="CCCCCC" w:sz="4"/>
-              <w:bottom w:val="single" w:color="CCCCCC" w:sz="4"/>
-              <w:right w:val="single" w:color="CCCCCC" w:sz="4"/>
-            </w:tcBorders>
-            <w:shd w:fill="FFFFFF" w:val="clear"/>
-            <w:tcMar>
-              <w:top w:type="dxa" w:w="60"/>
-              <w:left w:type="dxa" w:w="100"/>
-              <w:bottom w:type="dxa" w:w="60"/>
-              <w:right w:type="dxa" w:w="100"/>
-            </w:tcMar>
-          </w:tcPr>
-          <w:p>
-            <w:r>
-              <w:rPr>
-                <w:rFonts w:ascii="BIZ UDPゴシック" w:cs="BIZ UDPゴシック" w:eastAsia="BIZ UDPゴシック" w:hAnsi="BIZ UDPゴシック"/>
-                <w:b w:val="false"/>
-                <w:bCs w:val="false"/>
-                <w:sz w:val="18"/>
-                <w:szCs w:val="18"/>
-              </w:rPr>
-              <w:t xml:space="preserve">r5.xlarge でメモリ不足になる可能性（現実測値では可能性極めて低い）</w:t>
-            </w:r>
-          </w:p>
-        </w:tc>
-        <w:tc>
-          <w:tcPr>
-            <w:tcW w:type="dxa" w:w="4536"/>
-            <w:tcBorders>
-              <w:top w:val="single" w:color="CCCCCC" w:sz="4"/>
-              <w:left w:val="single" w:color="CCCCCC" w:sz="4"/>
-              <w:bottom w:val="single" w:color="CCCCCC" w:sz="4"/>
-              <w:right w:val="single" w:color="CCCCCC" w:sz="4"/>
-            </w:tcBorders>
-            <w:shd w:fill="FFFFFF" w:val="clear"/>
-            <w:tcMar>
-              <w:top w:type="dxa" w:w="60"/>
-              <w:left w:type="dxa" w:w="100"/>
-              <w:bottom w:type="dxa" w:w="60"/>
-              <w:right w:type="dxa" w:w="100"/>
-            </w:tcMar>
-          </w:tcPr>
-          <w:p>
-            <w:r>
-              <w:rPr>
-                <w:rFonts w:ascii="BIZ UDPゴシック" w:cs="BIZ UDPゴシック" w:eastAsia="BIZ UDPゴシック" w:hAnsi="BIZ UDPゴシック"/>
-                <w:b w:val="false"/>
-                <w:bCs w:val="false"/>
-                <w:sz w:val="18"/>
-                <w:szCs w:val="18"/>
-              </w:rPr>
-              <w:t xml:space="preserve">変更前に手動スナップショットを取得し、問題発生時は即時ロールバック可能な状態にする</w:t>
-            </w:r>
-          </w:p>
-        </w:tc>
-      </w:tr>
-    </w:tbl>
     <w:p>
       <w:pPr>
-        <w:pStyle w:val="Heading1"/>
+        <w:pStyle w:val="Heading2"/>
       </w:pPr>
       <w:r>
         <w:rPr>
           <w:rFonts w:ascii="BIZ UDPゴシック" w:cs="BIZ UDPゴシック" w:eastAsia="BIZ UDPゴシック" w:hAnsi="BIZ UDPゴシック"/>
           <w:b/>
           <w:bCs/>
-          <w:sz w:val="24"/>
-          <w:szCs w:val="24"/>
+          <w:sz w:val="18"/>
+          <w:szCs w:val="18"/>
         </w:rPr>
-        <w:t xml:space="preserve">7. 変更後パフォーマンスチェック</w:t>
-      </w:r>
-    </w:p>
-    <w:tbl>
-      <w:tblPr>
-        <w:tblW w:type="dxa" w:w="8504"/>
-        <w:tblBorders>
-          <w:top w:val="single" w:color="auto" w:sz="4"/>
-          <w:left w:val="single" w:color="auto" w:sz="4"/>
-          <w:bottom w:val="single" w:color="auto" w:sz="4"/>
-          <w:right w:val="single" w:color="auto" w:sz="4"/>
-          <w:insideH w:val="single" w:color="auto" w:sz="4"/>
-          <w:insideV w:val="single" w:color="auto" w:sz="4"/>
-        </w:tblBorders>
-      </w:tblPr>
-      <w:tblGrid>
-        <w:gridCol w:w="2835"/>
-        <w:gridCol w:w="2835"/>
-        <w:gridCol w:w="2834"/>
-      </w:tblGrid>
-      <w:tr>
-        <w:trPr>
-          <w:cantSplit/>
-        </w:trPr>
-        <w:tc>
-          <w:tcPr>
-            <w:tcW w:type="dxa" w:w="2835"/>
-            <w:tcBorders>
-              <w:top w:val="single" w:color="CCCCCC" w:sz="4"/>
-              <w:left w:val="single" w:color="CCCCCC" w:sz="4"/>
-              <w:bottom w:val="single" w:color="CCCCCC" w:sz="4"/>
-              <w:right w:val="single" w:color="CCCCCC" w:sz="4"/>
-            </w:tcBorders>
-            <w:shd w:fill="F5F5F5" w:val="clear"/>
-            <w:tcMar>
-              <w:top w:type="dxa" w:w="60"/>
-              <w:left w:type="dxa" w:w="100"/>
-              <w:bottom w:type="dxa" w:w="60"/>
-              <w:right w:type="dxa" w:w="100"/>
-            </w:tcMar>
-          </w:tcPr>
-          <w:p>
-            <w:r>
-              <w:rPr>
-                <w:rFonts w:ascii="BIZ UDPゴシック" w:cs="BIZ UDPゴシック" w:eastAsia="BIZ UDPゴシック" w:hAnsi="BIZ UDPゴシック"/>
-                <w:b/>
-                <w:bCs/>
-                <w:sz w:val="18"/>
-                <w:szCs w:val="18"/>
-              </w:rPr>
-              <w:t xml:space="preserve">メトリクス</w:t>
-            </w:r>
-          </w:p>
-        </w:tc>
-        <w:tc>
-          <w:tcPr>
-            <w:tcW w:type="dxa" w:w="2835"/>
-            <w:tcBorders>
-              <w:top w:val="single" w:color="CCCCCC" w:sz="4"/>
-              <w:left w:val="single" w:color="CCCCCC" w:sz="4"/>
-              <w:bottom w:val="single" w:color="CCCCCC" w:sz="4"/>
-              <w:right w:val="single" w:color="CCCCCC" w:sz="4"/>
-            </w:tcBorders>
-            <w:shd w:fill="F5F5F5" w:val="clear"/>
-            <w:tcMar>
-              <w:top w:type="dxa" w:w="60"/>
-              <w:left w:type="dxa" w:w="100"/>
-              <w:bottom w:type="dxa" w:w="60"/>
-              <w:right w:type="dxa" w:w="100"/>
-            </w:tcMar>
-          </w:tcPr>
-          <w:p>
-            <w:r>
-              <w:rPr>
-                <w:rFonts w:ascii="BIZ UDPゴシック" w:cs="BIZ UDPゴシック" w:eastAsia="BIZ UDPゴシック" w:hAnsi="BIZ UDPゴシック"/>
-                <w:b/>
-                <w:bCs/>
-                <w:sz w:val="18"/>
-                <w:szCs w:val="18"/>
-              </w:rPr>
-              <w:t xml:space="preserve">変更前実測値</w:t>
-            </w:r>
-          </w:p>
-        </w:tc>
-        <w:tc>
-          <w:tcPr>
-            <w:tcW w:type="dxa" w:w="2834"/>
-            <w:tcBorders>
-              <w:top w:val="single" w:color="CCCCCC" w:sz="4"/>
-              <w:left w:val="single" w:color="CCCCCC" w:sz="4"/>
-              <w:bottom w:val="single" w:color="CCCCCC" w:sz="4"/>
-              <w:right w:val="single" w:color="CCCCCC" w:sz="4"/>
-            </w:tcBorders>
-            <w:shd w:fill="F5F5F5" w:val="clear"/>
-            <w:tcMar>
-              <w:top w:type="dxa" w:w="60"/>
-              <w:left w:type="dxa" w:w="100"/>
-              <w:bottom w:type="dxa" w:w="60"/>
-              <w:right w:type="dxa" w:w="100"/>
-            </w:tcMar>
-          </w:tcPr>
-          <w:p>
-            <w:r>
-              <w:rPr>
-                <w:rFonts w:ascii="BIZ UDPゴシック" w:cs="BIZ UDPゴシック" w:eastAsia="BIZ UDPゴシック" w:hAnsi="BIZ UDPゴシック"/>
-                <w:b/>
-                <w:bCs/>
-                <w:sz w:val="18"/>
-                <w:szCs w:val="18"/>
-              </w:rPr>
-              <w:t xml:space="preserve">正常範囲（目安）</w:t>
-            </w:r>
-          </w:p>
-        </w:tc>
-      </w:tr>
-      <w:tr>
-        <w:trPr>
-          <w:cantSplit/>
-        </w:trPr>
-        <w:tc>
-          <w:tcPr>
-            <w:tcW w:type="dxa" w:w="2835"/>
-            <w:tcBorders>
-              <w:top w:val="single" w:color="CCCCCC" w:sz="4"/>
-              <w:left w:val="single" w:color="CCCCCC" w:sz="4"/>
-              <w:bottom w:val="single" w:color="CCCCCC" w:sz="4"/>
-              <w:right w:val="single" w:color="CCCCCC" w:sz="4"/>
-            </w:tcBorders>
-            <w:shd w:fill="FFFFFF" w:val="clear"/>
-            <w:tcMar>
-              <w:top w:type="dxa" w:w="60"/>
-              <w:left w:type="dxa" w:w="100"/>
-              <w:bottom w:type="dxa" w:w="60"/>
-              <w:right w:type="dxa" w:w="100"/>
-            </w:tcMar>
-          </w:tcPr>
-          <w:p>
-            <w:r>
-              <w:rPr>
-                <w:rFonts w:ascii="BIZ UDPゴシック" w:cs="BIZ UDPゴシック" w:eastAsia="BIZ UDPゴシック" w:hAnsi="BIZ UDPゴシック"/>
-                <w:b w:val="false"/>
-                <w:bCs w:val="false"/>
-                <w:sz w:val="18"/>
-                <w:szCs w:val="18"/>
-              </w:rPr>
-              <w:t xml:space="preserve">CPU使用率（Writer）</w:t>
-            </w:r>
-          </w:p>
-        </w:tc>
-        <w:tc>
-          <w:tcPr>
-            <w:tcW w:type="dxa" w:w="2835"/>
-            <w:tcBorders>
-              <w:top w:val="single" w:color="CCCCCC" w:sz="4"/>
-              <w:left w:val="single" w:color="CCCCCC" w:sz="4"/>
-              <w:bottom w:val="single" w:color="CCCCCC" w:sz="4"/>
-              <w:right w:val="single" w:color="CCCCCC" w:sz="4"/>
-            </w:tcBorders>
-            <w:shd w:fill="FFFFFF" w:val="clear"/>
-            <w:tcMar>
-              <w:top w:type="dxa" w:w="60"/>
-              <w:left w:type="dxa" w:w="100"/>
-              <w:bottom w:type="dxa" w:w="60"/>
-              <w:right w:type="dxa" w:w="100"/>
-            </w:tcMar>
-          </w:tcPr>
-          <w:p>
-            <w:r>
-              <w:rPr>
-                <w:rFonts w:ascii="BIZ UDPゴシック" w:cs="BIZ UDPゴシック" w:eastAsia="BIZ UDPゴシック" w:hAnsi="BIZ UDPゴシック"/>
-                <w:b w:val="false"/>
-                <w:bCs w:val="false"/>
-                <w:sz w:val="18"/>
-                <w:szCs w:val="18"/>
-              </w:rPr>
-              <w:t xml:space="preserve">最大 0.015%</w:t>
-            </w:r>
-          </w:p>
-        </w:tc>
-        <w:tc>
-          <w:tcPr>
-            <w:tcW w:type="dxa" w:w="2834"/>
-            <w:tcBorders>
-              <w:top w:val="single" w:color="CCCCCC" w:sz="4"/>
-              <w:left w:val="single" w:color="CCCCCC" w:sz="4"/>
-              <w:bottom w:val="single" w:color="CCCCCC" w:sz="4"/>
-              <w:right w:val="single" w:color="CCCCCC" w:sz="4"/>
-            </w:tcBorders>
-            <w:shd w:fill="FFFFFF" w:val="clear"/>
-            <w:tcMar>
-              <w:top w:type="dxa" w:w="60"/>
-              <w:left w:type="dxa" w:w="100"/>
-              <w:bottom w:type="dxa" w:w="60"/>
-              <w:right w:type="dxa" w:w="100"/>
-            </w:tcMar>
-          </w:tcPr>
-          <w:p>
-            <w:r>
-              <w:rPr>
-                <w:rFonts w:ascii="BIZ UDPゴシック" w:cs="BIZ UDPゴシック" w:eastAsia="BIZ UDPゴシック" w:hAnsi="BIZ UDPゴシック"/>
-                <w:b w:val="false"/>
-                <w:bCs w:val="false"/>
-                <w:sz w:val="18"/>
-                <w:szCs w:val="18"/>
-              </w:rPr>
-              <w:t xml:space="preserve">50% 以下で正常 / 70% 超で要注意</w:t>
-            </w:r>
-          </w:p>
-        </w:tc>
-      </w:tr>
-      <w:tr>
-        <w:trPr>
-          <w:cantSplit/>
-        </w:trPr>
-        <w:tc>
-          <w:tcPr>
-            <w:tcW w:type="dxa" w:w="2835"/>
-            <w:tcBorders>
-              <w:top w:val="single" w:color="CCCCCC" w:sz="4"/>
-              <w:left w:val="single" w:color="CCCCCC" w:sz="4"/>
-              <w:bottom w:val="single" w:color="CCCCCC" w:sz="4"/>
-              <w:right w:val="single" w:color="CCCCCC" w:sz="4"/>
-            </w:tcBorders>
-            <w:shd w:fill="FFFFFF" w:val="clear"/>
-            <w:tcMar>
-              <w:top w:type="dxa" w:w="60"/>
-              <w:left w:type="dxa" w:w="100"/>
-              <w:bottom w:type="dxa" w:w="60"/>
-              <w:right w:type="dxa" w:w="100"/>
-            </w:tcMar>
-          </w:tcPr>
-          <w:p>
-            <w:r>
-              <w:rPr>
-                <w:rFonts w:ascii="BIZ UDPゴシック" w:cs="BIZ UDPゴシック" w:eastAsia="BIZ UDPゴシック" w:hAnsi="BIZ UDPゴシック"/>
-                <w:b w:val="false"/>
-                <w:bCs w:val="false"/>
-                <w:sz w:val="18"/>
-                <w:szCs w:val="18"/>
-              </w:rPr>
-              <w:t xml:space="preserve">CPU使用率（Reader）</w:t>
-            </w:r>
-          </w:p>
-        </w:tc>
-        <w:tc>
-          <w:tcPr>
-            <w:tcW w:type="dxa" w:w="2835"/>
-            <w:tcBorders>
-              <w:top w:val="single" w:color="CCCCCC" w:sz="4"/>
-              <w:left w:val="single" w:color="CCCCCC" w:sz="4"/>
-              <w:bottom w:val="single" w:color="CCCCCC" w:sz="4"/>
-              <w:right w:val="single" w:color="CCCCCC" w:sz="4"/>
-            </w:tcBorders>
-            <w:shd w:fill="FFFFFF" w:val="clear"/>
-            <w:tcMar>
-              <w:top w:type="dxa" w:w="60"/>
-              <w:left w:type="dxa" w:w="100"/>
-              <w:bottom w:type="dxa" w:w="60"/>
-              <w:right w:type="dxa" w:w="100"/>
-            </w:tcMar>
-          </w:tcPr>
-          <w:p>
-            <w:r>
-              <w:rPr>
-                <w:rFonts w:ascii="BIZ UDPゴシック" w:cs="BIZ UDPゴシック" w:eastAsia="BIZ UDPゴシック" w:hAnsi="BIZ UDPゴシック"/>
-                <w:b w:val="false"/>
-                <w:bCs w:val="false"/>
-                <w:sz w:val="18"/>
-                <w:szCs w:val="18"/>
-              </w:rPr>
-              <w:t xml:space="preserve">平均 1.69% / 最大 2.12%</w:t>
-            </w:r>
-          </w:p>
-        </w:tc>
-        <w:tc>
-          <w:tcPr>
-            <w:tcW w:type="dxa" w:w="2834"/>
-            <w:tcBorders>
-              <w:top w:val="single" w:color="CCCCCC" w:sz="4"/>
-              <w:left w:val="single" w:color="CCCCCC" w:sz="4"/>
-              <w:bottom w:val="single" w:color="CCCCCC" w:sz="4"/>
-              <w:right w:val="single" w:color="CCCCCC" w:sz="4"/>
-            </w:tcBorders>
-            <w:shd w:fill="FFFFFF" w:val="clear"/>
-            <w:tcMar>
-              <w:top w:type="dxa" w:w="60"/>
-              <w:left w:type="dxa" w:w="100"/>
-              <w:bottom w:type="dxa" w:w="60"/>
-              <w:right w:type="dxa" w:w="100"/>
-            </w:tcMar>
-          </w:tcPr>
-          <w:p>
-            <w:r>
-              <w:rPr>
-                <w:rFonts w:ascii="BIZ UDPゴシック" w:cs="BIZ UDPゴシック" w:eastAsia="BIZ UDPゴシック" w:hAnsi="BIZ UDPゴシック"/>
-                <w:b w:val="false"/>
-                <w:bCs w:val="false"/>
-                <w:sz w:val="18"/>
-                <w:szCs w:val="18"/>
-              </w:rPr>
-              <w:t xml:space="preserve">50% 以下で正常 / 70% 超で要注意</w:t>
-            </w:r>
-          </w:p>
-        </w:tc>
-      </w:tr>
-      <w:tr>
-        <w:trPr>
-          <w:cantSplit/>
-        </w:trPr>
-        <w:tc>
-          <w:tcPr>
-            <w:tcW w:type="dxa" w:w="2835"/>
-            <w:tcBorders>
-              <w:top w:val="single" w:color="CCCCCC" w:sz="4"/>
-              <w:left w:val="single" w:color="CCCCCC" w:sz="4"/>
-              <w:bottom w:val="single" w:color="CCCCCC" w:sz="4"/>
-              <w:right w:val="single" w:color="CCCCCC" w:sz="4"/>
-            </w:tcBorders>
-            <w:shd w:fill="FFFFFF" w:val="clear"/>
-            <w:tcMar>
-              <w:top w:type="dxa" w:w="60"/>
-              <w:left w:type="dxa" w:w="100"/>
-              <w:bottom w:type="dxa" w:w="60"/>
-              <w:right w:type="dxa" w:w="100"/>
-            </w:tcMar>
-          </w:tcPr>
-          <w:p>
-            <w:r>
-              <w:rPr>
-                <w:rFonts w:ascii="BIZ UDPゴシック" w:cs="BIZ UDPゴシック" w:eastAsia="BIZ UDPゴシック" w:hAnsi="BIZ UDPゴシック"/>
-                <w:b w:val="false"/>
-                <w:bCs w:val="false"/>
-                <w:sz w:val="18"/>
-                <w:szCs w:val="18"/>
-              </w:rPr>
-              <w:t xml:space="preserve">Write IOPS（Writer）</w:t>
-            </w:r>
-          </w:p>
-        </w:tc>
-        <w:tc>
-          <w:tcPr>
-            <w:tcW w:type="dxa" w:w="2835"/>
-            <w:tcBorders>
-              <w:top w:val="single" w:color="CCCCCC" w:sz="4"/>
-              <w:left w:val="single" w:color="CCCCCC" w:sz="4"/>
-              <w:bottom w:val="single" w:color="CCCCCC" w:sz="4"/>
-              <w:right w:val="single" w:color="CCCCCC" w:sz="4"/>
-            </w:tcBorders>
-            <w:shd w:fill="FFFFFF" w:val="clear"/>
-            <w:tcMar>
-              <w:top w:type="dxa" w:w="60"/>
-              <w:left w:type="dxa" w:w="100"/>
-              <w:bottom w:type="dxa" w:w="60"/>
-              <w:right w:type="dxa" w:w="100"/>
-            </w:tcMar>
-          </w:tcPr>
-          <w:p>
-            <w:r>
-              <w:rPr>
-                <w:rFonts w:ascii="BIZ UDPゴシック" w:cs="BIZ UDPゴシック" w:eastAsia="BIZ UDPゴシック" w:hAnsi="BIZ UDPゴシック"/>
-                <w:b w:val="false"/>
-                <w:bCs w:val="false"/>
-                <w:sz w:val="18"/>
-                <w:szCs w:val="18"/>
-              </w:rPr>
-              <w:t xml:space="preserve">通常 5 / バッチ最大 62</w:t>
-            </w:r>
-          </w:p>
-        </w:tc>
-        <w:tc>
-          <w:tcPr>
-            <w:tcW w:type="dxa" w:w="2834"/>
-            <w:tcBorders>
-              <w:top w:val="single" w:color="CCCCCC" w:sz="4"/>
-              <w:left w:val="single" w:color="CCCCCC" w:sz="4"/>
-              <w:bottom w:val="single" w:color="CCCCCC" w:sz="4"/>
-              <w:right w:val="single" w:color="CCCCCC" w:sz="4"/>
-            </w:tcBorders>
-            <w:shd w:fill="FFFFFF" w:val="clear"/>
-            <w:tcMar>
-              <w:top w:type="dxa" w:w="60"/>
-              <w:left w:type="dxa" w:w="100"/>
-              <w:bottom w:type="dxa" w:w="60"/>
-              <w:right w:type="dxa" w:w="100"/>
-            </w:tcMar>
-          </w:tcPr>
-          <w:p>
-            <w:r>
-              <w:rPr>
-                <w:rFonts w:ascii="BIZ UDPゴシック" w:cs="BIZ UDPゴシック" w:eastAsia="BIZ UDPゴシック" w:hAnsi="BIZ UDPゴシック"/>
-                <w:b w:val="false"/>
-                <w:bCs w:val="false"/>
-                <w:sz w:val="18"/>
-                <w:szCs w:val="18"/>
-              </w:rPr>
-              <w:t xml:space="preserve">500 以下で正常 / 1,000 超で要注意</w:t>
-            </w:r>
-          </w:p>
-        </w:tc>
-      </w:tr>
-      <w:tr>
-        <w:trPr>
-          <w:cantSplit/>
-        </w:trPr>
-        <w:tc>
-          <w:tcPr>
-            <w:tcW w:type="dxa" w:w="2835"/>
-            <w:tcBorders>
-              <w:top w:val="single" w:color="CCCCCC" w:sz="4"/>
-              <w:left w:val="single" w:color="CCCCCC" w:sz="4"/>
-              <w:bottom w:val="single" w:color="CCCCCC" w:sz="4"/>
-              <w:right w:val="single" w:color="CCCCCC" w:sz="4"/>
-            </w:tcBorders>
-            <w:shd w:fill="FFFFFF" w:val="clear"/>
-            <w:tcMar>
-              <w:top w:type="dxa" w:w="60"/>
-              <w:left w:type="dxa" w:w="100"/>
-              <w:bottom w:type="dxa" w:w="60"/>
-              <w:right w:type="dxa" w:w="100"/>
-            </w:tcMar>
-          </w:tcPr>
-          <w:p>
-            <w:r>
-              <w:rPr>
-                <w:rFonts w:ascii="BIZ UDPゴシック" w:cs="BIZ UDPゴシック" w:eastAsia="BIZ UDPゴシック" w:hAnsi="BIZ UDPゴシック"/>
-                <w:b w:val="false"/>
-                <w:bCs w:val="false"/>
-                <w:sz w:val="18"/>
-                <w:szCs w:val="18"/>
-              </w:rPr>
-              <w:t xml:space="preserve">FreeableMemory（Writer）</w:t>
-            </w:r>
-          </w:p>
-        </w:tc>
-        <w:tc>
-          <w:tcPr>
-            <w:tcW w:type="dxa" w:w="2835"/>
-            <w:tcBorders>
-              <w:top w:val="single" w:color="CCCCCC" w:sz="4"/>
-              <w:left w:val="single" w:color="CCCCCC" w:sz="4"/>
-              <w:bottom w:val="single" w:color="CCCCCC" w:sz="4"/>
-              <w:right w:val="single" w:color="CCCCCC" w:sz="4"/>
-            </w:tcBorders>
-            <w:shd w:fill="FFFFFF" w:val="clear"/>
-            <w:tcMar>
-              <w:top w:type="dxa" w:w="60"/>
-              <w:left w:type="dxa" w:w="100"/>
-              <w:bottom w:type="dxa" w:w="60"/>
-              <w:right w:type="dxa" w:w="100"/>
-            </w:tcMar>
-          </w:tcPr>
-          <w:p>
-            <w:r>
-              <w:rPr>
-                <w:rFonts w:ascii="BIZ UDPゴシック" w:cs="BIZ UDPゴシック" w:eastAsia="BIZ UDPゴシック" w:hAnsi="BIZ UDPゴシック"/>
-                <w:b w:val="false"/>
-                <w:bCs w:val="false"/>
-                <w:sz w:val="18"/>
-                <w:szCs w:val="18"/>
-              </w:rPr>
-              <w:t xml:space="preserve">64GB中ほぼ未使用</w:t>
-            </w:r>
-          </w:p>
-        </w:tc>
-        <w:tc>
-          <w:tcPr>
-            <w:tcW w:type="dxa" w:w="2834"/>
-            <w:tcBorders>
-              <w:top w:val="single" w:color="CCCCCC" w:sz="4"/>
-              <w:left w:val="single" w:color="CCCCCC" w:sz="4"/>
-              <w:bottom w:val="single" w:color="CCCCCC" w:sz="4"/>
-              <w:right w:val="single" w:color="CCCCCC" w:sz="4"/>
-            </w:tcBorders>
-            <w:shd w:fill="FFFFFF" w:val="clear"/>
-            <w:tcMar>
-              <w:top w:type="dxa" w:w="60"/>
-              <w:left w:type="dxa" w:w="100"/>
-              <w:bottom w:type="dxa" w:w="60"/>
-              <w:right w:type="dxa" w:w="100"/>
-            </w:tcMar>
-          </w:tcPr>
-          <w:p>
-            <w:r>
-              <w:rPr>
-                <w:rFonts w:ascii="BIZ UDPゴシック" w:cs="BIZ UDPゴシック" w:eastAsia="BIZ UDPゴシック" w:hAnsi="BIZ UDPゴシック"/>
-                <w:b w:val="false"/>
-                <w:bCs w:val="false"/>
-                <w:sz w:val="18"/>
-                <w:szCs w:val="18"/>
-              </w:rPr>
-              <w:t xml:space="preserve">4 GB 以上で正常 / 2 GB 未満で要注意</w:t>
-            </w:r>
-          </w:p>
-        </w:tc>
-      </w:tr>
-    </w:tbl>
-    <w:p>
-      <w:pPr>
-        <w:pStyle w:val="Heading1"/>
-      </w:pPr>
-      <w:r>
-        <w:rPr>
-          <w:rFonts w:ascii="BIZ UDPゴシック" w:cs="BIZ UDPゴシック" w:eastAsia="BIZ UDPゴシック" w:hAnsi="BIZ UDPゴシック"/>
-          <w:b/>
-          <w:bCs/>
-          <w:sz w:val="24"/>
-          <w:szCs w:val="24"/>
-        </w:rPr>
-        <w:t xml:space="preserve">8. スケールアップ（ロールバック）方法</w:t>
+        <w:t xml:space="preserve">■ コマンド（CloudShell）</w:t>
       </w:r>
     </w:p>
     <w:tbl>
@@ -8030,6 +6521,9 @@
             </w:tcMar>
           </w:tcPr>
           <w:p>
+            <w:pPr>
+              <w:spacing w:before="0" w:after="0"/>
+            </w:pPr>
             <w:r>
               <w:rPr>
                 <w:rFonts w:ascii="Consolas" w:cs="Consolas" w:eastAsia="Consolas" w:hAnsi="Consolas"/>
@@ -8040,126 +6534,100 @@
             </w:r>
           </w:p>
           <w:p>
+            <w:pPr>
+              <w:spacing w:before="0" w:after="0"/>
+            </w:pPr>
             <w:r>
               <w:rPr>
                 <w:rFonts w:ascii="Consolas" w:cs="Consolas" w:eastAsia="Consolas" w:hAnsi="Consolas"/>
                 <w:sz w:val="18"/>
                 <w:szCs w:val="18"/>
               </w:rPr>
-              <w:t xml:space="preserve"/>
-            </w:r>
-          </w:p>
-          <w:p>
+              <w:t xml:space="preserve"># Writer を元に戻す</w:t>
+            </w:r>
+          </w:p>
+          <w:p>
+            <w:pPr>
+              <w:spacing w:before="0" w:after="0"/>
+            </w:pPr>
             <w:r>
               <w:rPr>
                 <w:rFonts w:ascii="Consolas" w:cs="Consolas" w:eastAsia="Consolas" w:hAnsi="Consolas"/>
                 <w:sz w:val="18"/>
                 <w:szCs w:val="18"/>
               </w:rPr>
-              <w:t xml:space="preserve">aws --no-cli-pager rds modify-db-instance \</w:t>
-            </w:r>
-          </w:p>
-          <w:p>
+              <w:t xml:space="preserve">aws rds modify-db-instance --region $REGION \</w:t>
+            </w:r>
+          </w:p>
+          <w:p>
+            <w:pPr>
+              <w:spacing w:before="0" w:after="0"/>
+            </w:pPr>
             <w:r>
               <w:rPr>
                 <w:rFonts w:ascii="Consolas" w:cs="Consolas" w:eastAsia="Consolas" w:hAnsi="Consolas"/>
                 <w:sz w:val="18"/>
                 <w:szCs w:val="18"/>
               </w:rPr>
-              <w:t xml:space="preserve">  --region $REGION \</w:t>
-            </w:r>
-          </w:p>
-          <w:p>
+              <w:t xml:space="preserve">  --db-instance-identifier ksm-posprd-db-instance-1 \</w:t>
+            </w:r>
+          </w:p>
+          <w:p>
+            <w:pPr>
+              <w:spacing w:before="0" w:after="0"/>
+            </w:pPr>
             <w:r>
               <w:rPr>
                 <w:rFonts w:ascii="Consolas" w:cs="Consolas" w:eastAsia="Consolas" w:hAnsi="Consolas"/>
                 <w:sz w:val="18"/>
                 <w:szCs w:val="18"/>
               </w:rPr>
+              <w:t xml:space="preserve">  --db-instance-class db.r5.2xlarge --apply-immediately</w:t>
+            </w:r>
+          </w:p>
+          <w:p>
+            <w:pPr>
+              <w:spacing w:before="0" w:after="0"/>
+            </w:pPr>
+            <w:r>
+              <w:rPr>
+                <w:rFonts w:ascii="Consolas" w:cs="Consolas" w:eastAsia="Consolas" w:hAnsi="Consolas"/>
+                <w:sz w:val="18"/>
+                <w:szCs w:val="18"/>
+              </w:rPr>
+              <w:t xml:space="preserve"># Reader を元に戻す</w:t>
+            </w:r>
+          </w:p>
+          <w:p>
+            <w:pPr>
+              <w:spacing w:before="0" w:after="0"/>
+            </w:pPr>
+            <w:r>
+              <w:rPr>
+                <w:rFonts w:ascii="Consolas" w:cs="Consolas" w:eastAsia="Consolas" w:hAnsi="Consolas"/>
+                <w:sz w:val="18"/>
+                <w:szCs w:val="18"/>
+              </w:rPr>
+              <w:t xml:space="preserve">aws rds modify-db-instance --region $REGION \</w:t>
+            </w:r>
+          </w:p>
+          <w:p>
+            <w:pPr>
+              <w:spacing w:before="0" w:after="0"/>
+            </w:pPr>
+            <w:r>
+              <w:rPr>
+                <w:rFonts w:ascii="Consolas" w:cs="Consolas" w:eastAsia="Consolas" w:hAnsi="Consolas"/>
+                <w:sz w:val="18"/>
+                <w:szCs w:val="18"/>
+              </w:rPr>
               <w:t xml:space="preserve">  --db-instance-identifier ksm-posprd-db-instance-2 \</w:t>
             </w:r>
           </w:p>
           <w:p>
-            <w:r>
-              <w:rPr>
-                <w:rFonts w:ascii="Consolas" w:cs="Consolas" w:eastAsia="Consolas" w:hAnsi="Consolas"/>
-                <w:sz w:val="18"/>
-                <w:szCs w:val="18"/>
-              </w:rPr>
-              <w:t xml:space="preserve">  --db-instance-class db.r5.2xlarge --apply-immediately</w:t>
-            </w:r>
-          </w:p>
-          <w:p>
-            <w:r>
-              <w:rPr>
-                <w:rFonts w:ascii="Consolas" w:cs="Consolas" w:eastAsia="Consolas" w:hAnsi="Consolas"/>
-                <w:sz w:val="18"/>
-                <w:szCs w:val="18"/>
-              </w:rPr>
-              <w:t xml:space="preserve"/>
-            </w:r>
-          </w:p>
-          <w:p>
-            <w:r>
-              <w:rPr>
-                <w:rFonts w:ascii="Consolas" w:cs="Consolas" w:eastAsia="Consolas" w:hAnsi="Consolas"/>
-                <w:sz w:val="18"/>
-                <w:szCs w:val="18"/>
-              </w:rPr>
-              <w:t xml:space="preserve">aws rds wait db-instance-available --region $REGION \</w:t>
-            </w:r>
-          </w:p>
-          <w:p>
-            <w:r>
-              <w:rPr>
-                <w:rFonts w:ascii="Consolas" w:cs="Consolas" w:eastAsia="Consolas" w:hAnsi="Consolas"/>
-                <w:sz w:val="18"/>
-                <w:szCs w:val="18"/>
-              </w:rPr>
-              <w:t xml:space="preserve">  --db-instance-identifier ksm-posprd-db-instance-2</w:t>
-            </w:r>
-          </w:p>
-          <w:p>
-            <w:r>
-              <w:rPr>
-                <w:rFonts w:ascii="Consolas" w:cs="Consolas" w:eastAsia="Consolas" w:hAnsi="Consolas"/>
-                <w:sz w:val="18"/>
-                <w:szCs w:val="18"/>
-              </w:rPr>
-              <w:t xml:space="preserve"/>
-            </w:r>
-          </w:p>
-          <w:p>
-            <w:r>
-              <w:rPr>
-                <w:rFonts w:ascii="Consolas" w:cs="Consolas" w:eastAsia="Consolas" w:hAnsi="Consolas"/>
-                <w:sz w:val="18"/>
-                <w:szCs w:val="18"/>
-              </w:rPr>
-              <w:t xml:space="preserve">aws --no-cli-pager rds modify-db-instance \</w:t>
-            </w:r>
-          </w:p>
-          <w:p>
-            <w:r>
-              <w:rPr>
-                <w:rFonts w:ascii="Consolas" w:cs="Consolas" w:eastAsia="Consolas" w:hAnsi="Consolas"/>
-                <w:sz w:val="18"/>
-                <w:szCs w:val="18"/>
-              </w:rPr>
-              <w:t xml:space="preserve">  --region $REGION \</w:t>
-            </w:r>
-          </w:p>
-          <w:p>
-            <w:r>
-              <w:rPr>
-                <w:rFonts w:ascii="Consolas" w:cs="Consolas" w:eastAsia="Consolas" w:hAnsi="Consolas"/>
-                <w:sz w:val="18"/>
-                <w:szCs w:val="18"/>
-              </w:rPr>
-              <w:t xml:space="preserve">  --db-instance-identifier ksm-posprd-db-instance-1 \</w:t>
-            </w:r>
-          </w:p>
-          <w:p>
+            <w:pPr>
+              <w:spacing w:before="0" w:after="0"/>
+            </w:pPr>
             <w:r>
               <w:rPr>
                 <w:rFonts w:ascii="Consolas" w:cs="Consolas" w:eastAsia="Consolas" w:hAnsi="Consolas"/>
@@ -8215,6 +6683,7 @@
           <w:sz w:val="16"/>
           <w:szCs w:val="16"/>
         </w:rPr>
+        <w:t>1</w:t>
       </w:r>
     </w:fldSimple>
   </w:p>
@@ -8279,7 +6748,7 @@
         <w:sz w:val="26"/>
         <w:szCs w:val="26"/>
       </w:rPr>
-      <w:t xml:space="preserve">カスミPOS 改修指示書</w:t>
+      <w:t xml:space="preserve">カスミPOS 本番環境  改修指示書</w:t>
     </w:r>
     <w:r>
       <w:rPr>
@@ -8585,22 +7054,5 @@
       <w:szCs w:val="18"/>
     </w:rPr>
   </w:style>
-  <w:style w:type="paragraph" w:styleId="Heading3">
-    <w:name w:val="Heading 3"/>
-    <w:basedOn w:val="Normal"/>
-    <w:next w:val="Normal"/>
-    <w:qFormat/>
-    <w:pPr>
-      <w:spacing w:before="120" w:after="40"/>
-      <w:outlineLvl w:val="2"/>
-    </w:pPr>
-    <w:rPr>
-      <w:rFonts w:ascii="BIZ UDPゴシック" w:cs="BIZ UDPゴシック" w:eastAsia="BIZ UDPゴシック" w:hAnsi="BIZ UDPゴシック"/>
-      <w:b/>
-      <w:bCs/>
-      <w:sz w:val="18"/>
-      <w:szCs w:val="18"/>
-    </w:rPr>
-  </w:style>
 </w:styles>
 </file>
--- a/40_AWS/04_修正依頼/20260308_RDSコスト削減.docx
+++ b/40_AWS/04_修正依頼/20260308_RDSコスト削減.docx
@@ -5673,6 +5673,20 @@
         <w:t xml:space="preserve">5. テスト手順・報告</w:t>
       </w:r>
     </w:p>
+    <w:p>
+      <w:pPr>
+        <w:rPr/>
+      </w:pPr>
+      <w:r>
+        <w:rPr>
+          <w:b/>
+          <w:color w:val="C8102E"/>
+          <w:sz w:val="18"/>
+          <w:rFonts w:ascii="BIZ UDPゴシック" w:eastAsia="BIZ UDPゴシック"/>
+        </w:rPr>
+        <w:t>【実施順序】①検証環境 → ②STG環境（stg.ignicapos.com）→ ③PRD本番環境（www.ignicapos.com）の順に実施すること</w:t>
+      </w:r>
+    </w:p>
     <w:tbl>
       <w:tblPr>
         <w:tblW w:type="dxa" w:w="8504"/>
@@ -5819,6 +5833,26 @@
             </w:r>
           </w:p>
         </w:tc>
+        <w:tc>
+          <w:tcPr>
+            <w:tcW w:w="1200" w:type="dxa"/>
+            <w:shd w:val="clear" w:color="auto" w:fill="D6E4F0"/>
+          </w:tcPr>
+          <w:p>
+            <w:pPr>
+              <w:jc w:val="center"/>
+            </w:pPr>
+            <w:r>
+              <w:rPr>
+                <w:b/>
+                <w:rFonts w:ascii="BIZ UDPゴシック" w:eastAsia="BIZ UDPゴシック"/>
+                <w:sz w:val="18"/>
+              </w:rPr>
+              <w:t>実施
+環境</w:t>
+            </w:r>
+          </w:p>
+        </w:tc>
       </w:tr>
       <w:tr>
         <w:trPr>
@@ -5908,7 +5942,7 @@
                 <w:sz w:val="18"/>
                 <w:szCs w:val="18"/>
               </w:rPr>
-              <w:t xml:space="preserve">    --db-instance-identifier ksm-posprd-db-instance-2 \</w:t>
+              <w:t xml:space="preserve">    --db-instance-identifier ksm-posstg-db-instance-2 \</w:t>
             </w:r>
           </w:p>
           <w:p>
@@ -5984,6 +6018,27 @@
                 <w:szCs w:val="18"/>
               </w:rPr>
               <w:t xml:space="preserve"/>
+            </w:r>
+          </w:p>
+        </w:tc>
+        <w:tc>
+          <w:tcPr>
+            <w:tcW w:w="1200" w:type="dxa"/>
+            <w:shd w:val="clear" w:color="auto" w:fill="1F7A8C"/>
+            <w:vAlign w:val="center"/>
+          </w:tcPr>
+          <w:p>
+            <w:pPr>
+              <w:jc w:val="center"/>
+            </w:pPr>
+            <w:r>
+              <w:rPr>
+                <w:b/>
+                <w:color w:val="FFFFFF"/>
+                <w:sz w:val="18"/>
+                <w:rFonts w:ascii="BIZ UDPゴシック" w:eastAsia="BIZ UDPゴシック"/>
+              </w:rPr>
+              <w:t>✓STG</w:t>
             </w:r>
           </w:p>
         </w:tc>
@@ -6019,7 +6074,7 @@
                 <w:sz w:val="18"/>
                 <w:szCs w:val="18"/>
               </w:rPr>
-              <w:t xml:space="preserve">2</w:t>
+              <w:t xml:space="preserve">1</w:t>
             </w:r>
           </w:p>
         </w:tc>
@@ -6050,7 +6105,7 @@
                 <w:sz w:val="18"/>
                 <w:szCs w:val="18"/>
               </w:rPr>
-              <w:t xml:space="preserve">instance-1 が db.r5.xlarge に変更されていることを確認</w:t>
+              <w:t xml:space="preserve">instance-2 が db.r5.xlarge に変更されていることを確認</w:t>
             </w:r>
           </w:p>
           <w:p>
@@ -6076,7 +6131,7 @@
                 <w:sz w:val="18"/>
                 <w:szCs w:val="18"/>
               </w:rPr>
-              <w:t xml:space="preserve">    --db-instance-identifier ksm-posprd-db-instance-1 \</w:t>
+              <w:t xml:space="preserve">    --db-instance-identifier ksm-posprd-db-instance-2 \</w:t>
             </w:r>
           </w:p>
           <w:p>
@@ -6152,6 +6207,27 @@
                 <w:szCs w:val="18"/>
               </w:rPr>
               <w:t xml:space="preserve"/>
+            </w:r>
+          </w:p>
+        </w:tc>
+        <w:tc>
+          <w:tcPr>
+            <w:tcW w:w="1200" w:type="dxa"/>
+            <w:shd w:val="clear" w:color="auto" w:fill="C8102E"/>
+            <w:vAlign w:val="center"/>
+          </w:tcPr>
+          <w:p>
+            <w:pPr>
+              <w:jc w:val="center"/>
+            </w:pPr>
+            <w:r>
+              <w:rPr>
+                <w:b/>
+                <w:color w:val="FFFFFF"/>
+                <w:sz w:val="18"/>
+                <w:rFonts w:ascii="BIZ UDPゴシック" w:eastAsia="BIZ UDPゴシック"/>
+              </w:rPr>
+              <w:t>✓PRD</w:t>
             </w:r>
           </w:p>
         </w:tc>
@@ -6187,7 +6263,7 @@
                 <w:sz w:val="18"/>
                 <w:szCs w:val="18"/>
               </w:rPr>
-              <w:t xml:space="preserve">3</w:t>
+              <w:t xml:space="preserve">2</w:t>
             </w:r>
           </w:p>
         </w:tc>
@@ -6218,7 +6294,7 @@
                 <w:sz w:val="18"/>
                 <w:szCs w:val="18"/>
               </w:rPr>
-              <w:t xml:space="preserve">変更後にLambda・バッチ処理が正常稼働することを確認</w:t>
+              <w:t xml:space="preserve">instance-1 が db.r5.xlarge に変更されていることを確認</w:t>
             </w:r>
           </w:p>
           <w:p>
@@ -6231,7 +6307,33 @@
                 <w:sz w:val="18"/>
                 <w:szCs w:val="18"/>
               </w:rPr>
-              <w:t xml:space="preserve">（EventBridge トリガー後のCloudWatchログを確認）</w:t>
+              <w:t xml:space="preserve">▶ aws rds describe-db-instances --region ap-northeast-1 \</w:t>
+            </w:r>
+          </w:p>
+          <w:p>
+            <w:pPr>
+              <w:spacing w:before="0" w:after="0"/>
+            </w:pPr>
+            <w:r>
+              <w:rPr>
+                <w:rFonts w:ascii="BIZ UDPゴシック" w:cs="BIZ UDPゴシック" w:eastAsia="BIZ UDPゴシック" w:hAnsi="BIZ UDPゴシック"/>
+                <w:sz w:val="18"/>
+                <w:szCs w:val="18"/>
+              </w:rPr>
+              <w:t xml:space="preserve">    --db-instance-identifier ksm-posstg-db-instance-1 \</w:t>
+            </w:r>
+          </w:p>
+          <w:p>
+            <w:pPr>
+              <w:spacing w:before="0" w:after="0"/>
+            </w:pPr>
+            <w:r>
+              <w:rPr>
+                <w:rFonts w:ascii="BIZ UDPゴシック" w:cs="BIZ UDPゴシック" w:eastAsia="BIZ UDPゴシック" w:hAnsi="BIZ UDPゴシック"/>
+                <w:sz w:val="18"/>
+                <w:szCs w:val="18"/>
+              </w:rPr>
+              <w:t xml:space="preserve">    --query "DBInstances[0].DBInstanceClass" --output text</w:t>
             </w:r>
           </w:p>
         </w:tc>
@@ -6262,20 +6364,7 @@
                 <w:sz w:val="18"/>
                 <w:szCs w:val="18"/>
               </w:rPr>
-              <w:t xml:space="preserve">エラーログなし</w:t>
-            </w:r>
-          </w:p>
-          <w:p>
-            <w:pPr>
-              <w:spacing w:before="0" w:after="0"/>
-            </w:pPr>
-            <w:r>
-              <w:rPr>
-                <w:rFonts w:ascii="BIZ UDPゴシック" w:cs="BIZ UDPゴシック" w:eastAsia="BIZ UDPゴシック" w:hAnsi="BIZ UDPゴシック"/>
-                <w:sz w:val="18"/>
-                <w:szCs w:val="18"/>
-              </w:rPr>
-              <w:t xml:space="preserve">SUCCEEDED が出力される</w:t>
+              <w:t xml:space="preserve">db.r5.xlarge と表示される</w:t>
             </w:r>
           </w:p>
         </w:tc>
@@ -6307,6 +6396,27 @@
                 <w:szCs w:val="18"/>
               </w:rPr>
               <w:t xml:space="preserve"/>
+            </w:r>
+          </w:p>
+        </w:tc>
+        <w:tc>
+          <w:tcPr>
+            <w:tcW w:w="1200" w:type="dxa"/>
+            <w:shd w:val="clear" w:color="auto" w:fill="1F7A8C"/>
+            <w:vAlign w:val="center"/>
+          </w:tcPr>
+          <w:p>
+            <w:pPr>
+              <w:jc w:val="center"/>
+            </w:pPr>
+            <w:r>
+              <w:rPr>
+                <w:b/>
+                <w:color w:val="FFFFFF"/>
+                <w:sz w:val="18"/>
+                <w:rFonts w:ascii="BIZ UDPゴシック" w:eastAsia="BIZ UDPゴシック"/>
+              </w:rPr>
+              <w:t>✓STG</w:t>
             </w:r>
           </w:p>
         </w:tc>
@@ -6342,6 +6452,547 @@
                 <w:sz w:val="18"/>
                 <w:szCs w:val="18"/>
               </w:rPr>
+              <w:t xml:space="preserve">2</w:t>
+            </w:r>
+          </w:p>
+        </w:tc>
+        <w:tc>
+          <w:tcPr>
+            <w:tcW w:type="dxa" w:w="4536"/>
+            <w:tcBorders>
+              <w:top w:val="single" w:color="CCCCCC" w:sz="4"/>
+              <w:left w:val="single" w:color="CCCCCC" w:sz="4"/>
+              <w:bottom w:val="single" w:color="CCCCCC" w:sz="4"/>
+              <w:right w:val="single" w:color="CCCCCC" w:sz="4"/>
+            </w:tcBorders>
+            <w:shd w:fill="FFFFFF" w:val="clear"/>
+            <w:tcMar>
+              <w:top w:type="dxa" w:w="60"/>
+              <w:left w:type="dxa" w:w="100"/>
+              <w:bottom w:type="dxa" w:w="60"/>
+              <w:right w:type="dxa" w:w="100"/>
+            </w:tcMar>
+          </w:tcPr>
+          <w:p>
+            <w:pPr>
+              <w:spacing w:before="0" w:after="0"/>
+            </w:pPr>
+            <w:r>
+              <w:rPr>
+                <w:rFonts w:ascii="BIZ UDPゴシック" w:cs="BIZ UDPゴシック" w:eastAsia="BIZ UDPゴシック" w:hAnsi="BIZ UDPゴシック"/>
+                <w:sz w:val="18"/>
+                <w:szCs w:val="18"/>
+              </w:rPr>
+              <w:t xml:space="preserve">instance-1 が db.r5.xlarge に変更されていることを確認</w:t>
+            </w:r>
+          </w:p>
+          <w:p>
+            <w:pPr>
+              <w:spacing w:before="0" w:after="0"/>
+            </w:pPr>
+            <w:r>
+              <w:rPr>
+                <w:rFonts w:ascii="BIZ UDPゴシック" w:cs="BIZ UDPゴシック" w:eastAsia="BIZ UDPゴシック" w:hAnsi="BIZ UDPゴシック"/>
+                <w:sz w:val="18"/>
+                <w:szCs w:val="18"/>
+              </w:rPr>
+              <w:t xml:space="preserve">▶ aws rds describe-db-instances --region ap-northeast-1 \</w:t>
+            </w:r>
+          </w:p>
+          <w:p>
+            <w:pPr>
+              <w:spacing w:before="0" w:after="0"/>
+            </w:pPr>
+            <w:r>
+              <w:rPr>
+                <w:rFonts w:ascii="BIZ UDPゴシック" w:cs="BIZ UDPゴシック" w:eastAsia="BIZ UDPゴシック" w:hAnsi="BIZ UDPゴシック"/>
+                <w:sz w:val="18"/>
+                <w:szCs w:val="18"/>
+              </w:rPr>
+              <w:t xml:space="preserve">    --db-instance-identifier ksm-posprd-db-instance-1 \</w:t>
+            </w:r>
+          </w:p>
+          <w:p>
+            <w:pPr>
+              <w:spacing w:before="0" w:after="0"/>
+            </w:pPr>
+            <w:r>
+              <w:rPr>
+                <w:rFonts w:ascii="BIZ UDPゴシック" w:cs="BIZ UDPゴシック" w:eastAsia="BIZ UDPゴシック" w:hAnsi="BIZ UDPゴシック"/>
+                <w:sz w:val="18"/>
+                <w:szCs w:val="18"/>
+              </w:rPr>
+              <w:t xml:space="preserve">    --query "DBInstances[0].DBInstanceClass" --output text</w:t>
+            </w:r>
+          </w:p>
+        </w:tc>
+        <w:tc>
+          <w:tcPr>
+            <w:tcW w:type="dxa" w:w="2268"/>
+            <w:tcBorders>
+              <w:top w:val="single" w:color="CCCCCC" w:sz="4"/>
+              <w:left w:val="single" w:color="CCCCCC" w:sz="4"/>
+              <w:bottom w:val="single" w:color="CCCCCC" w:sz="4"/>
+              <w:right w:val="single" w:color="CCCCCC" w:sz="4"/>
+            </w:tcBorders>
+            <w:shd w:fill="FFFFFF" w:val="clear"/>
+            <w:tcMar>
+              <w:top w:type="dxa" w:w="60"/>
+              <w:left w:type="dxa" w:w="100"/>
+              <w:bottom w:type="dxa" w:w="60"/>
+              <w:right w:type="dxa" w:w="100"/>
+            </w:tcMar>
+          </w:tcPr>
+          <w:p>
+            <w:pPr>
+              <w:spacing w:before="0" w:after="0"/>
+            </w:pPr>
+            <w:r>
+              <w:rPr>
+                <w:rFonts w:ascii="BIZ UDPゴシック" w:cs="BIZ UDPゴシック" w:eastAsia="BIZ UDPゴシック" w:hAnsi="BIZ UDPゴシック"/>
+                <w:sz w:val="18"/>
+                <w:szCs w:val="18"/>
+              </w:rPr>
+              <w:t xml:space="preserve">db.r5.xlarge と表示される</w:t>
+            </w:r>
+          </w:p>
+        </w:tc>
+        <w:tc>
+          <w:tcPr>
+            <w:tcW w:type="dxa" w:w="1133"/>
+            <w:tcBorders>
+              <w:top w:val="single" w:color="CCCCCC" w:sz="4"/>
+              <w:left w:val="single" w:color="CCCCCC" w:sz="4"/>
+              <w:bottom w:val="single" w:color="CCCCCC" w:sz="4"/>
+              <w:right w:val="single" w:color="CCCCCC" w:sz="4"/>
+            </w:tcBorders>
+            <w:shd w:fill="FFFFFF" w:val="clear"/>
+            <w:tcMar>
+              <w:top w:type="dxa" w:w="60"/>
+              <w:left w:type="dxa" w:w="100"/>
+              <w:bottom w:type="dxa" w:w="60"/>
+              <w:right w:type="dxa" w:w="100"/>
+            </w:tcMar>
+          </w:tcPr>
+          <w:p>
+            <w:r>
+              <w:rPr>
+                <w:rFonts w:ascii="BIZ UDPゴシック" w:cs="BIZ UDPゴシック" w:eastAsia="BIZ UDPゴシック" w:hAnsi="BIZ UDPゴシック"/>
+                <w:b w:val="false"/>
+                <w:bCs w:val="false"/>
+                <w:color w:val="000000"/>
+                <w:sz w:val="18"/>
+                <w:szCs w:val="18"/>
+              </w:rPr>
+              <w:t xml:space="preserve"/>
+            </w:r>
+          </w:p>
+        </w:tc>
+        <w:tc>
+          <w:tcPr>
+            <w:tcW w:w="1200" w:type="dxa"/>
+            <w:shd w:val="clear" w:color="auto" w:fill="C8102E"/>
+            <w:vAlign w:val="center"/>
+          </w:tcPr>
+          <w:p>
+            <w:pPr>
+              <w:jc w:val="center"/>
+            </w:pPr>
+            <w:r>
+              <w:rPr>
+                <w:b/>
+                <w:color w:val="FFFFFF"/>
+                <w:sz w:val="18"/>
+                <w:rFonts w:ascii="BIZ UDPゴシック" w:eastAsia="BIZ UDPゴシック"/>
+              </w:rPr>
+              <w:t>✓PRD</w:t>
+            </w:r>
+          </w:p>
+        </w:tc>
+      </w:tr>
+      <w:tr>
+        <w:trPr>
+          <w:cantSplit/>
+        </w:trPr>
+        <w:tc>
+          <w:tcPr>
+            <w:tcW w:type="dxa" w:w="567"/>
+            <w:tcBorders>
+              <w:top w:val="single" w:color="CCCCCC" w:sz="4"/>
+              <w:left w:val="single" w:color="CCCCCC" w:sz="4"/>
+              <w:bottom w:val="single" w:color="CCCCCC" w:sz="4"/>
+              <w:right w:val="single" w:color="CCCCCC" w:sz="4"/>
+            </w:tcBorders>
+            <w:shd w:fill="FFFFFF" w:val="clear"/>
+            <w:tcMar>
+              <w:top w:type="dxa" w:w="60"/>
+              <w:left w:type="dxa" w:w="100"/>
+              <w:bottom w:type="dxa" w:w="60"/>
+              <w:right w:type="dxa" w:w="100"/>
+            </w:tcMar>
+          </w:tcPr>
+          <w:p>
+            <w:r>
+              <w:rPr>
+                <w:rFonts w:ascii="BIZ UDPゴシック" w:cs="BIZ UDPゴシック" w:eastAsia="BIZ UDPゴシック" w:hAnsi="BIZ UDPゴシック"/>
+                <w:b w:val="false"/>
+                <w:bCs w:val="false"/>
+                <w:color w:val="000000"/>
+                <w:sz w:val="18"/>
+                <w:szCs w:val="18"/>
+              </w:rPr>
+              <w:t xml:space="preserve">3</w:t>
+            </w:r>
+          </w:p>
+        </w:tc>
+        <w:tc>
+          <w:tcPr>
+            <w:tcW w:type="dxa" w:w="4536"/>
+            <w:tcBorders>
+              <w:top w:val="single" w:color="CCCCCC" w:sz="4"/>
+              <w:left w:val="single" w:color="CCCCCC" w:sz="4"/>
+              <w:bottom w:val="single" w:color="CCCCCC" w:sz="4"/>
+              <w:right w:val="single" w:color="CCCCCC" w:sz="4"/>
+            </w:tcBorders>
+            <w:shd w:fill="FFFFFF" w:val="clear"/>
+            <w:tcMar>
+              <w:top w:type="dxa" w:w="60"/>
+              <w:left w:type="dxa" w:w="100"/>
+              <w:bottom w:type="dxa" w:w="60"/>
+              <w:right w:type="dxa" w:w="100"/>
+            </w:tcMar>
+          </w:tcPr>
+          <w:p>
+            <w:pPr>
+              <w:spacing w:before="0" w:after="0"/>
+            </w:pPr>
+            <w:r>
+              <w:rPr>
+                <w:rFonts w:ascii="BIZ UDPゴシック" w:cs="BIZ UDPゴシック" w:eastAsia="BIZ UDPゴシック" w:hAnsi="BIZ UDPゴシック"/>
+                <w:sz w:val="18"/>
+                <w:szCs w:val="18"/>
+              </w:rPr>
+              <w:t xml:space="preserve">変更後にLambda・バッチ処理が正常稼働することを確認</w:t>
+            </w:r>
+          </w:p>
+          <w:p>
+            <w:pPr>
+              <w:spacing w:before="0" w:after="0"/>
+            </w:pPr>
+            <w:r>
+              <w:rPr>
+                <w:rFonts w:ascii="BIZ UDPゴシック" w:cs="BIZ UDPゴシック" w:eastAsia="BIZ UDPゴシック" w:hAnsi="BIZ UDPゴシック"/>
+                <w:sz w:val="18"/>
+                <w:szCs w:val="18"/>
+              </w:rPr>
+              <w:t xml:space="preserve">（EventBridge トリガー後のCloudWatchログを確認）</w:t>
+            </w:r>
+          </w:p>
+        </w:tc>
+        <w:tc>
+          <w:tcPr>
+            <w:tcW w:type="dxa" w:w="2268"/>
+            <w:tcBorders>
+              <w:top w:val="single" w:color="CCCCCC" w:sz="4"/>
+              <w:left w:val="single" w:color="CCCCCC" w:sz="4"/>
+              <w:bottom w:val="single" w:color="CCCCCC" w:sz="4"/>
+              <w:right w:val="single" w:color="CCCCCC" w:sz="4"/>
+            </w:tcBorders>
+            <w:shd w:fill="FFFFFF" w:val="clear"/>
+            <w:tcMar>
+              <w:top w:type="dxa" w:w="60"/>
+              <w:left w:type="dxa" w:w="100"/>
+              <w:bottom w:type="dxa" w:w="60"/>
+              <w:right w:type="dxa" w:w="100"/>
+            </w:tcMar>
+          </w:tcPr>
+          <w:p>
+            <w:pPr>
+              <w:spacing w:before="0" w:after="0"/>
+            </w:pPr>
+            <w:r>
+              <w:rPr>
+                <w:rFonts w:ascii="BIZ UDPゴシック" w:cs="BIZ UDPゴシック" w:eastAsia="BIZ UDPゴシック" w:hAnsi="BIZ UDPゴシック"/>
+                <w:sz w:val="18"/>
+                <w:szCs w:val="18"/>
+              </w:rPr>
+              <w:t xml:space="preserve">エラーログなし</w:t>
+            </w:r>
+          </w:p>
+          <w:p>
+            <w:pPr>
+              <w:spacing w:before="0" w:after="0"/>
+            </w:pPr>
+            <w:r>
+              <w:rPr>
+                <w:rFonts w:ascii="BIZ UDPゴシック" w:cs="BIZ UDPゴシック" w:eastAsia="BIZ UDPゴシック" w:hAnsi="BIZ UDPゴシック"/>
+                <w:sz w:val="18"/>
+                <w:szCs w:val="18"/>
+              </w:rPr>
+              <w:t xml:space="preserve">SUCCEEDED が出力される</w:t>
+            </w:r>
+          </w:p>
+        </w:tc>
+        <w:tc>
+          <w:tcPr>
+            <w:tcW w:type="dxa" w:w="1133"/>
+            <w:tcBorders>
+              <w:top w:val="single" w:color="CCCCCC" w:sz="4"/>
+              <w:left w:val="single" w:color="CCCCCC" w:sz="4"/>
+              <w:bottom w:val="single" w:color="CCCCCC" w:sz="4"/>
+              <w:right w:val="single" w:color="CCCCCC" w:sz="4"/>
+            </w:tcBorders>
+            <w:shd w:fill="FFFFFF" w:val="clear"/>
+            <w:tcMar>
+              <w:top w:type="dxa" w:w="60"/>
+              <w:left w:type="dxa" w:w="100"/>
+              <w:bottom w:type="dxa" w:w="60"/>
+              <w:right w:type="dxa" w:w="100"/>
+            </w:tcMar>
+          </w:tcPr>
+          <w:p>
+            <w:r>
+              <w:rPr>
+                <w:rFonts w:ascii="BIZ UDPゴシック" w:cs="BIZ UDPゴシック" w:eastAsia="BIZ UDPゴシック" w:hAnsi="BIZ UDPゴシック"/>
+                <w:b w:val="false"/>
+                <w:bCs w:val="false"/>
+                <w:color w:val="000000"/>
+                <w:sz w:val="18"/>
+                <w:szCs w:val="18"/>
+              </w:rPr>
+              <w:t xml:space="preserve"/>
+            </w:r>
+          </w:p>
+        </w:tc>
+        <w:tc>
+          <w:tcPr>
+            <w:tcW w:w="1200" w:type="dxa"/>
+            <w:shd w:val="clear" w:color="auto" w:fill="1F7A8C"/>
+            <w:vAlign w:val="center"/>
+          </w:tcPr>
+          <w:p>
+            <w:pPr>
+              <w:jc w:val="center"/>
+            </w:pPr>
+            <w:r>
+              <w:rPr>
+                <w:b/>
+                <w:color w:val="FFFFFF"/>
+                <w:sz w:val="18"/>
+                <w:rFonts w:ascii="BIZ UDPゴシック" w:eastAsia="BIZ UDPゴシック"/>
+              </w:rPr>
+              <w:t>✓STG</w:t>
+            </w:r>
+          </w:p>
+        </w:tc>
+      </w:tr>
+      <w:tr>
+        <w:trPr>
+          <w:cantSplit/>
+        </w:trPr>
+        <w:tc>
+          <w:tcPr>
+            <w:tcW w:type="dxa" w:w="567"/>
+            <w:tcBorders>
+              <w:top w:val="single" w:color="CCCCCC" w:sz="4"/>
+              <w:left w:val="single" w:color="CCCCCC" w:sz="4"/>
+              <w:bottom w:val="single" w:color="CCCCCC" w:sz="4"/>
+              <w:right w:val="single" w:color="CCCCCC" w:sz="4"/>
+            </w:tcBorders>
+            <w:shd w:fill="FFFFFF" w:val="clear"/>
+            <w:tcMar>
+              <w:top w:type="dxa" w:w="60"/>
+              <w:left w:type="dxa" w:w="100"/>
+              <w:bottom w:type="dxa" w:w="60"/>
+              <w:right w:type="dxa" w:w="100"/>
+            </w:tcMar>
+          </w:tcPr>
+          <w:p>
+            <w:r>
+              <w:rPr>
+                <w:rFonts w:ascii="BIZ UDPゴシック" w:cs="BIZ UDPゴシック" w:eastAsia="BIZ UDPゴシック" w:hAnsi="BIZ UDPゴシック"/>
+                <w:b w:val="false"/>
+                <w:bCs w:val="false"/>
+                <w:color w:val="000000"/>
+                <w:sz w:val="18"/>
+                <w:szCs w:val="18"/>
+              </w:rPr>
+              <w:t xml:space="preserve">3</w:t>
+            </w:r>
+          </w:p>
+        </w:tc>
+        <w:tc>
+          <w:tcPr>
+            <w:tcW w:type="dxa" w:w="4536"/>
+            <w:tcBorders>
+              <w:top w:val="single" w:color="CCCCCC" w:sz="4"/>
+              <w:left w:val="single" w:color="CCCCCC" w:sz="4"/>
+              <w:bottom w:val="single" w:color="CCCCCC" w:sz="4"/>
+              <w:right w:val="single" w:color="CCCCCC" w:sz="4"/>
+            </w:tcBorders>
+            <w:shd w:fill="FFFFFF" w:val="clear"/>
+            <w:tcMar>
+              <w:top w:type="dxa" w:w="60"/>
+              <w:left w:type="dxa" w:w="100"/>
+              <w:bottom w:type="dxa" w:w="60"/>
+              <w:right w:type="dxa" w:w="100"/>
+            </w:tcMar>
+          </w:tcPr>
+          <w:p>
+            <w:pPr>
+              <w:spacing w:before="0" w:after="0"/>
+            </w:pPr>
+            <w:r>
+              <w:rPr>
+                <w:rFonts w:ascii="BIZ UDPゴシック" w:cs="BIZ UDPゴシック" w:eastAsia="BIZ UDPゴシック" w:hAnsi="BIZ UDPゴシック"/>
+                <w:sz w:val="18"/>
+                <w:szCs w:val="18"/>
+              </w:rPr>
+              <w:t xml:space="preserve">変更後にLambda・バッチ処理が正常稼働することを確認</w:t>
+            </w:r>
+          </w:p>
+          <w:p>
+            <w:pPr>
+              <w:spacing w:before="0" w:after="0"/>
+            </w:pPr>
+            <w:r>
+              <w:rPr>
+                <w:rFonts w:ascii="BIZ UDPゴシック" w:cs="BIZ UDPゴシック" w:eastAsia="BIZ UDPゴシック" w:hAnsi="BIZ UDPゴシック"/>
+                <w:sz w:val="18"/>
+                <w:szCs w:val="18"/>
+              </w:rPr>
+              <w:t xml:space="preserve">（EventBridge トリガー後のCloudWatchログを確認）</w:t>
+            </w:r>
+          </w:p>
+        </w:tc>
+        <w:tc>
+          <w:tcPr>
+            <w:tcW w:type="dxa" w:w="2268"/>
+            <w:tcBorders>
+              <w:top w:val="single" w:color="CCCCCC" w:sz="4"/>
+              <w:left w:val="single" w:color="CCCCCC" w:sz="4"/>
+              <w:bottom w:val="single" w:color="CCCCCC" w:sz="4"/>
+              <w:right w:val="single" w:color="CCCCCC" w:sz="4"/>
+            </w:tcBorders>
+            <w:shd w:fill="FFFFFF" w:val="clear"/>
+            <w:tcMar>
+              <w:top w:type="dxa" w:w="60"/>
+              <w:left w:type="dxa" w:w="100"/>
+              <w:bottom w:type="dxa" w:w="60"/>
+              <w:right w:type="dxa" w:w="100"/>
+            </w:tcMar>
+          </w:tcPr>
+          <w:p>
+            <w:pPr>
+              <w:spacing w:before="0" w:after="0"/>
+            </w:pPr>
+            <w:r>
+              <w:rPr>
+                <w:rFonts w:ascii="BIZ UDPゴシック" w:cs="BIZ UDPゴシック" w:eastAsia="BIZ UDPゴシック" w:hAnsi="BIZ UDPゴシック"/>
+                <w:sz w:val="18"/>
+                <w:szCs w:val="18"/>
+              </w:rPr>
+              <w:t xml:space="preserve">エラーログなし</w:t>
+            </w:r>
+          </w:p>
+          <w:p>
+            <w:pPr>
+              <w:spacing w:before="0" w:after="0"/>
+            </w:pPr>
+            <w:r>
+              <w:rPr>
+                <w:rFonts w:ascii="BIZ UDPゴシック" w:cs="BIZ UDPゴシック" w:eastAsia="BIZ UDPゴシック" w:hAnsi="BIZ UDPゴシック"/>
+                <w:sz w:val="18"/>
+                <w:szCs w:val="18"/>
+              </w:rPr>
+              <w:t xml:space="preserve">SUCCEEDED が出力される</w:t>
+            </w:r>
+          </w:p>
+        </w:tc>
+        <w:tc>
+          <w:tcPr>
+            <w:tcW w:type="dxa" w:w="1133"/>
+            <w:tcBorders>
+              <w:top w:val="single" w:color="CCCCCC" w:sz="4"/>
+              <w:left w:val="single" w:color="CCCCCC" w:sz="4"/>
+              <w:bottom w:val="single" w:color="CCCCCC" w:sz="4"/>
+              <w:right w:val="single" w:color="CCCCCC" w:sz="4"/>
+            </w:tcBorders>
+            <w:shd w:fill="FFFFFF" w:val="clear"/>
+            <w:tcMar>
+              <w:top w:type="dxa" w:w="60"/>
+              <w:left w:type="dxa" w:w="100"/>
+              <w:bottom w:type="dxa" w:w="60"/>
+              <w:right w:type="dxa" w:w="100"/>
+            </w:tcMar>
+          </w:tcPr>
+          <w:p>
+            <w:r>
+              <w:rPr>
+                <w:rFonts w:ascii="BIZ UDPゴシック" w:cs="BIZ UDPゴシック" w:eastAsia="BIZ UDPゴシック" w:hAnsi="BIZ UDPゴシック"/>
+                <w:b w:val="false"/>
+                <w:bCs w:val="false"/>
+                <w:color w:val="000000"/>
+                <w:sz w:val="18"/>
+                <w:szCs w:val="18"/>
+              </w:rPr>
+              <w:t xml:space="preserve"/>
+            </w:r>
+          </w:p>
+        </w:tc>
+        <w:tc>
+          <w:tcPr>
+            <w:tcW w:w="1200" w:type="dxa"/>
+            <w:shd w:val="clear" w:color="auto" w:fill="C8102E"/>
+            <w:vAlign w:val="center"/>
+          </w:tcPr>
+          <w:p>
+            <w:pPr>
+              <w:jc w:val="center"/>
+            </w:pPr>
+            <w:r>
+              <w:rPr>
+                <w:b/>
+                <w:color w:val="FFFFFF"/>
+                <w:sz w:val="18"/>
+                <w:rFonts w:ascii="BIZ UDPゴシック" w:eastAsia="BIZ UDPゴシック"/>
+              </w:rPr>
+              <w:t>✓PRD</w:t>
+            </w:r>
+          </w:p>
+        </w:tc>
+      </w:tr>
+      <w:tr>
+        <w:trPr>
+          <w:cantSplit/>
+        </w:trPr>
+        <w:tc>
+          <w:tcPr>
+            <w:tcW w:type="dxa" w:w="567"/>
+            <w:tcBorders>
+              <w:top w:val="single" w:color="CCCCCC" w:sz="4"/>
+              <w:left w:val="single" w:color="CCCCCC" w:sz="4"/>
+              <w:bottom w:val="single" w:color="CCCCCC" w:sz="4"/>
+              <w:right w:val="single" w:color="CCCCCC" w:sz="4"/>
+            </w:tcBorders>
+            <w:shd w:fill="FFFFFF" w:val="clear"/>
+            <w:tcMar>
+              <w:top w:type="dxa" w:w="60"/>
+              <w:left w:type="dxa" w:w="100"/>
+              <w:bottom w:type="dxa" w:w="60"/>
+              <w:right w:type="dxa" w:w="100"/>
+            </w:tcMar>
+          </w:tcPr>
+          <w:p>
+            <w:r>
+              <w:rPr>
+                <w:rFonts w:ascii="BIZ UDPゴシック" w:cs="BIZ UDPゴシック" w:eastAsia="BIZ UDPゴシック" w:hAnsi="BIZ UDPゴシック"/>
+                <w:b w:val="false"/>
+                <w:bCs w:val="false"/>
+                <w:color w:val="000000"/>
+                <w:sz w:val="18"/>
+                <w:szCs w:val="18"/>
+              </w:rPr>
               <w:t xml:space="preserve">4</w:t>
             </w:r>
           </w:p>
@@ -6436,6 +7087,177 @@
                 <w:szCs w:val="18"/>
               </w:rPr>
               <w:t xml:space="preserve"/>
+            </w:r>
+          </w:p>
+        </w:tc>
+        <w:tc>
+          <w:tcPr>
+            <w:tcW w:w="1200" w:type="dxa"/>
+            <w:shd w:val="clear" w:color="auto" w:fill="1F7A8C"/>
+            <w:vAlign w:val="center"/>
+          </w:tcPr>
+          <w:p>
+            <w:pPr>
+              <w:jc w:val="center"/>
+            </w:pPr>
+            <w:r>
+              <w:rPr>
+                <w:b/>
+                <w:color w:val="FFFFFF"/>
+                <w:sz w:val="18"/>
+                <w:rFonts w:ascii="BIZ UDPゴシック" w:eastAsia="BIZ UDPゴシック"/>
+              </w:rPr>
+              <w:t>✓STG</w:t>
+            </w:r>
+          </w:p>
+        </w:tc>
+      </w:tr>
+      <w:tr>
+        <w:trPr>
+          <w:cantSplit/>
+        </w:trPr>
+        <w:tc>
+          <w:tcPr>
+            <w:tcW w:type="dxa" w:w="567"/>
+            <w:tcBorders>
+              <w:top w:val="single" w:color="CCCCCC" w:sz="4"/>
+              <w:left w:val="single" w:color="CCCCCC" w:sz="4"/>
+              <w:bottom w:val="single" w:color="CCCCCC" w:sz="4"/>
+              <w:right w:val="single" w:color="CCCCCC" w:sz="4"/>
+            </w:tcBorders>
+            <w:shd w:fill="FFFFFF" w:val="clear"/>
+            <w:tcMar>
+              <w:top w:type="dxa" w:w="60"/>
+              <w:left w:type="dxa" w:w="100"/>
+              <w:bottom w:type="dxa" w:w="60"/>
+              <w:right w:type="dxa" w:w="100"/>
+            </w:tcMar>
+          </w:tcPr>
+          <w:p>
+            <w:r>
+              <w:rPr>
+                <w:rFonts w:ascii="BIZ UDPゴシック" w:cs="BIZ UDPゴシック" w:eastAsia="BIZ UDPゴシック" w:hAnsi="BIZ UDPゴシック"/>
+                <w:b w:val="false"/>
+                <w:bCs w:val="false"/>
+                <w:color w:val="000000"/>
+                <w:sz w:val="18"/>
+                <w:szCs w:val="18"/>
+              </w:rPr>
+              <w:t xml:space="preserve">4</w:t>
+            </w:r>
+          </w:p>
+        </w:tc>
+        <w:tc>
+          <w:tcPr>
+            <w:tcW w:type="dxa" w:w="4536"/>
+            <w:tcBorders>
+              <w:top w:val="single" w:color="CCCCCC" w:sz="4"/>
+              <w:left w:val="single" w:color="CCCCCC" w:sz="4"/>
+              <w:bottom w:val="single" w:color="CCCCCC" w:sz="4"/>
+              <w:right w:val="single" w:color="CCCCCC" w:sz="4"/>
+            </w:tcBorders>
+            <w:shd w:fill="FFFFFF" w:val="clear"/>
+            <w:tcMar>
+              <w:top w:type="dxa" w:w="60"/>
+              <w:left w:type="dxa" w:w="100"/>
+              <w:bottom w:type="dxa" w:w="60"/>
+              <w:right w:type="dxa" w:w="100"/>
+            </w:tcMar>
+          </w:tcPr>
+          <w:p>
+            <w:pPr>
+              <w:spacing w:before="0" w:after="0"/>
+            </w:pPr>
+            <w:r>
+              <w:rPr>
+                <w:rFonts w:ascii="BIZ UDPゴシック" w:cs="BIZ UDPゴシック" w:eastAsia="BIZ UDPゴシック" w:hAnsi="BIZ UDPゴシック"/>
+                <w:sz w:val="18"/>
+                <w:szCs w:val="18"/>
+              </w:rPr>
+              <w:t xml:space="preserve">翌月 Cost Explorer で AWS/RDS のコストが削減されていることを確認</w:t>
+            </w:r>
+          </w:p>
+        </w:tc>
+        <w:tc>
+          <w:tcPr>
+            <w:tcW w:type="dxa" w:w="2268"/>
+            <w:tcBorders>
+              <w:top w:val="single" w:color="CCCCCC" w:sz="4"/>
+              <w:left w:val="single" w:color="CCCCCC" w:sz="4"/>
+              <w:bottom w:val="single" w:color="CCCCCC" w:sz="4"/>
+              <w:right w:val="single" w:color="CCCCCC" w:sz="4"/>
+            </w:tcBorders>
+            <w:shd w:fill="FFFFFF" w:val="clear"/>
+            <w:tcMar>
+              <w:top w:type="dxa" w:w="60"/>
+              <w:left w:type="dxa" w:w="100"/>
+              <w:bottom w:type="dxa" w:w="60"/>
+              <w:right w:type="dxa" w:w="100"/>
+            </w:tcMar>
+          </w:tcPr>
+          <w:p>
+            <w:pPr>
+              <w:spacing w:before="0" w:after="0"/>
+            </w:pPr>
+            <w:r>
+              <w:rPr>
+                <w:rFonts w:ascii="BIZ UDPゴシック" w:cs="BIZ UDPゴシック" w:eastAsia="BIZ UDPゴシック" w:hAnsi="BIZ UDPゴシック"/>
+                <w:sz w:val="18"/>
+                <w:szCs w:val="18"/>
+              </w:rPr>
+              <w:t xml:space="preserve">月額 ~$1,204（現状比 -$1,004）</w:t>
+            </w:r>
+          </w:p>
+        </w:tc>
+        <w:tc>
+          <w:tcPr>
+            <w:tcW w:type="dxa" w:w="1133"/>
+            <w:tcBorders>
+              <w:top w:val="single" w:color="CCCCCC" w:sz="4"/>
+              <w:left w:val="single" w:color="CCCCCC" w:sz="4"/>
+              <w:bottom w:val="single" w:color="CCCCCC" w:sz="4"/>
+              <w:right w:val="single" w:color="CCCCCC" w:sz="4"/>
+            </w:tcBorders>
+            <w:shd w:fill="FFFFFF" w:val="clear"/>
+            <w:tcMar>
+              <w:top w:type="dxa" w:w="60"/>
+              <w:left w:type="dxa" w:w="100"/>
+              <w:bottom w:type="dxa" w:w="60"/>
+              <w:right w:type="dxa" w:w="100"/>
+            </w:tcMar>
+          </w:tcPr>
+          <w:p>
+            <w:r>
+              <w:rPr>
+                <w:rFonts w:ascii="BIZ UDPゴシック" w:cs="BIZ UDPゴシック" w:eastAsia="BIZ UDPゴシック" w:hAnsi="BIZ UDPゴシック"/>
+                <w:b w:val="false"/>
+                <w:bCs w:val="false"/>
+                <w:color w:val="000000"/>
+                <w:sz w:val="18"/>
+                <w:szCs w:val="18"/>
+              </w:rPr>
+              <w:t xml:space="preserve"/>
+            </w:r>
+          </w:p>
+        </w:tc>
+        <w:tc>
+          <w:tcPr>
+            <w:tcW w:w="1200" w:type="dxa"/>
+            <w:shd w:val="clear" w:color="auto" w:fill="C8102E"/>
+            <w:vAlign w:val="center"/>
+          </w:tcPr>
+          <w:p>
+            <w:pPr>
+              <w:jc w:val="center"/>
+            </w:pPr>
+            <w:r>
+              <w:rPr>
+                <w:b/>
+                <w:color w:val="FFFFFF"/>
+                <w:sz w:val="18"/>
+                <w:rFonts w:ascii="BIZ UDPゴシック" w:eastAsia="BIZ UDPゴシック"/>
+              </w:rPr>
+              <w:t>✓PRD</w:t>
             </w:r>
           </w:p>
         </w:tc>
